--- a/OtroManuscrito.docx
+++ b/OtroManuscrito.docx
@@ -26,7 +26,7 @@
         <w:t xml:space="preserve">This case study compares the emphasis on ten basic skills as advertised in 3,155 university programs from 481 universities in nine Latin American countries. We model the emphasis on these basic skills as an undirected bipartite network where basic skills are regarded as means that facilitate learning and a rapid acquisition of knowledge. While descriptive analyses reveal that the academic offering is weakly connected to basic skills, inferential analyses based on exponential random graph estimates confirm that scientific reasoning is consistently the most central skill in Latin American graduate programs, while mathematics and writing are less important skills.</w:t>
       </w:r>
     </w:p>
-    <w:bookmarkStart w:id="38" w:name="introduction"/>
+    <w:bookmarkStart w:id="20" w:name="introduction"/>
     <w:p>
       <w:pPr>
         <w:pStyle w:val="Heading1"/>
@@ -58,7 +58,7 @@
         <w:t xml:space="preserve"> </w:t>
       </w:r>
       <w:r>
-        <w:t xml:space="preserve">(Extance 2023)</w:t>
+        <w:t xml:space="preserve">(Extance, 2023)</w:t>
       </w:r>
       <w:r>
         <w:t xml:space="preserve">. Although these technologies have only recently been introduced into classrooms, educational researchers have employed various methodological approaches to evaluate their effects on students’ skills, such as creativity</w:t>
@@ -67,7 +67,7 @@
         <w:t xml:space="preserve"> </w:t>
       </w:r>
       <w:r>
-        <w:t xml:space="preserve">(Fisher et al. 2025)</w:t>
+        <w:t xml:space="preserve">(Fisher et al., 2025)</w:t>
       </w:r>
       <w:r>
         <w:t xml:space="preserve"> </w:t>
@@ -79,7 +79,7 @@
         <w:t xml:space="preserve"> </w:t>
       </w:r>
       <w:r>
-        <w:t xml:space="preserve">(Essien et al. 2024)</w:t>
+        <w:t xml:space="preserve">(Essien et al., 2024)</w:t>
       </w:r>
       <w:r>
         <w:t xml:space="preserve">. Here, we introduce a cross-national comparative case study that focuses on basic skills in higher education as an additional approach that enriches the methodological toolbox of empirical educational researchers. Our approach leverages principles of network science in education</w:t>
@@ -88,7 +88,7 @@
         <w:t xml:space="preserve"> </w:t>
       </w:r>
       <w:r>
-        <w:t xml:space="preserve">(Cramer et al. 2018)</w:t>
+        <w:t xml:space="preserve">(Cramer et al., 2018)</w:t>
       </w:r>
       <w:r>
         <w:t xml:space="preserve">. Network science has been employed to enhance the teaching of mathematics in both undergraduate</w:t>
@@ -97,7 +97,7 @@
         <w:t xml:space="preserve"> </w:t>
       </w:r>
       <w:r>
-        <w:t xml:space="preserve">(Porter 2018)</w:t>
+        <w:t xml:space="preserve">(Porter, 2018)</w:t>
       </w:r>
       <w:r>
         <w:t xml:space="preserve"> </w:t>
@@ -109,7 +109,7 @@
         <w:t xml:space="preserve"> </w:t>
       </w:r>
       <w:r>
-        <w:t xml:space="preserve">(Gera 2018)</w:t>
+        <w:t xml:space="preserve">(Gera, 2018)</w:t>
       </w:r>
       <w:r>
         <w:t xml:space="preserve">. In curriculum development, network science has served to evaluate doctoral programs in the United States of America</w:t>
@@ -118,7 +118,7 @@
         <w:t xml:space="preserve"> </w:t>
       </w:r>
       <w:r>
-        <w:t xml:space="preserve">(Panagakou et al. 2018)</w:t>
+        <w:t xml:space="preserve">(Panagakou et al., 2018)</w:t>
       </w:r>
       <w:r>
         <w:t xml:space="preserve"> </w:t>
@@ -130,7 +130,7 @@
         <w:t xml:space="preserve"> </w:t>
       </w:r>
       <w:r>
-        <w:t xml:space="preserve">(Kertész and Vedres 2018)</w:t>
+        <w:t xml:space="preserve">(Kertész &amp; Vedres, 2018)</w:t>
       </w:r>
       <w:r>
         <w:t xml:space="preserve">. It has also provided several insights into the complex interplay between job requirements and workers’ skills</w:t>
@@ -139,7 +139,7 @@
         <w:t xml:space="preserve"> </w:t>
       </w:r>
       <w:r>
-        <w:t xml:space="preserve">(Alabdulkareem et al. 2018)</w:t>
+        <w:t xml:space="preserve">(Alabdulkareem et al., 2018)</w:t>
       </w:r>
       <w:r>
         <w:t xml:space="preserve">. More recently, it served as the framework for a case study estimating the importance of professional skills in accredited graduate marketing programs across three continental regions</w:t>
@@ -148,7 +148,7 @@
         <w:t xml:space="preserve"> </w:t>
       </w:r>
       <w:r>
-        <w:t xml:space="preserve">(Dakduk, García-Chitiva, and Correa 2025)</w:t>
+        <w:t xml:space="preserve">(Dakduk et al., 2025)</w:t>
       </w:r>
       <w:r>
         <w:t xml:space="preserve">. Building upon network science, our cross-national comparative case study evaluates the relative importance of basic skills in Latin American universities. This case study is motivated by two goals: first, to provide university leaders with data-driven insights on how to conduct empirical analyses of current academic offerings; and second, to offer empirical researchers a statistical approach that enables the estimation of skills importance without relying on survey or self-report questionnaires. From this perspective, the present work integrates the framework of network science</w:t>
@@ -157,7 +157,7 @@
         <w:t xml:space="preserve"> </w:t>
       </w:r>
       <w:r>
-        <w:t xml:space="preserve">(Sayama 2018)</w:t>
+        <w:t xml:space="preserve">(Sayama, 2018)</w:t>
       </w:r>
       <w:r>
         <w:t xml:space="preserve"> </w:t>
@@ -169,26 +169,350 @@
         <w:t xml:space="preserve"> </w:t>
       </w:r>
       <w:r>
-        <w:t xml:space="preserve">(Yin 2018)</w:t>
+        <w:t xml:space="preserve">(Yin, 2018)</w:t>
       </w:r>
       <w:r>
         <w:t xml:space="preserve">.</w:t>
       </w:r>
     </w:p>
-    <w:bookmarkStart w:id="37" w:name="refs"/>
-    <w:bookmarkStart w:id="21" w:name="ref-alabdulkareem2018"/>
+    <w:bookmarkEnd w:id="20"/>
+    <w:bookmarkStart w:id="54" w:name="X5b0f56f4b1bb1cec4ab3b8f66e60ace621d050a"/>
+    <w:p>
+      <w:pPr>
+        <w:pStyle w:val="Heading1"/>
+      </w:pPr>
+      <w:r>
+        <w:t xml:space="preserve">Network science modeling in higher education</w:t>
+      </w:r>
+    </w:p>
+    <w:p>
+      <w:pPr>
+        <w:pStyle w:val="FirstParagraph"/>
+      </w:pPr>
+      <w:r>
+        <w:t xml:space="preserve">A central objective of higher education institutions is to provide instruction in technical disciplines that equip students with competencies relevant to the contemporary job market. Understanding how these competencies align with labor market demands is increasingly important for curriculum design and policy-making. In this context, network science offers a powerful framework for modeling the relationships between jobs and skills. Two primary types of network models are commonly used by researchers: unipartite networks, which represent connections among entities of the same type (e.g., skills co-occurrence within job descriptions), and bipartite networks, which link entities of different types (e.g., professions and the skills they require). These models enable researchers to analyze structural patterns, identify skill clusters, and assess the relevance of educational offerings to workforce needs. With a unipartite model,</w:t>
+      </w:r>
+      <w:r>
+        <w:t xml:space="preserve"> </w:t>
+      </w:r>
+      <w:r>
+        <w:t xml:space="preserve">Börner et al. (2018)</w:t>
+      </w:r>
+      <w:r>
+        <w:t xml:space="preserve"> </w:t>
+      </w:r>
+      <w:r>
+        <w:t xml:space="preserve">visualized the dynamic skill (mis)alignment between academic push, industry pull, and educational offerings, focusing on the emerging areas of data science and data engineering in the United States of America by collecting 132,011,926 job advertisements; 3,062,277 course syllabi; and 15,691,162 abstractcs from scientific papers between January 2010 to December 2016.</w:t>
+      </w:r>
+      <w:r>
+        <w:t xml:space="preserve"> </w:t>
+      </w:r>
+      <w:r>
+        <w:t xml:space="preserve">Börner et al. (2018)</w:t>
+      </w:r>
+      <w:r>
+        <w:t xml:space="preserve"> </w:t>
+      </w:r>
+      <w:r>
+        <w:t xml:space="preserve">distinguished the skills that emerged first in job postings before appearing in publications (e.g., Facebook, Industrial Engineering, Android, Business-to-Business) from those that appeared first in publications before job postings (e.g., R programming language, design of experiments, NoSQL, MapReduce, and statistical analysis). They also identified a set of skills that had an important influence in both job postings and publications (e.g., communication, writing, problem solving, teamwork and collaboration, data analysis, project management, and presentation skills). In summary, they concluded that given the notable divergence in skill sets between academic courses and job market needs, universities may need to adapt curricula to better align with industry demands of data science and technology-related skills, which are increasingly in demand across various sectors.</w:t>
+      </w:r>
+    </w:p>
+    <w:p>
+      <w:pPr>
+        <w:pStyle w:val="BodyText"/>
+      </w:pPr>
+      <w:r>
+        <w:t xml:space="preserve">Vista (2020)</w:t>
+      </w:r>
+      <w:r>
+        <w:t xml:space="preserve"> </w:t>
+      </w:r>
+      <w:r>
+        <w:t xml:space="preserve">analyzed skills’ valuation for architecture and engineering, social sciences, and production occupations, covering 182 occupational profiles described by the occupational information network (O*NET), which is an online database with hundreds of job definitions to help students, job seekers, and business managers to understand the world of work in the United States of America (Peterson et al., 2001; National Research Council, 2010). The results reported by Vista (2020) pinpoint that skills such as critical thinking, judgment and decision making, or complex problem solving remain highly valued regardless the centrality metric used to estimate their importance. Nonetheless, the valuation of other skills can change if they are contextually linked to particular occupations. For example, the skill of social perceptiveness had the highest</w:t>
+      </w:r>
+      <w:r>
+        <w:t xml:space="preserve"> </w:t>
+      </w:r>
+      <w:r>
+        <w:t xml:space="preserve">“transferability value”</w:t>
+      </w:r>
+      <w:r>
+        <w:t xml:space="preserve"> </w:t>
+      </w:r>
+      <w:r>
+        <w:t xml:space="preserve">among social scientists, whereas manual dexterity ranked high for production-related occupations. Here, transferability value refers to the importance of skills in facilitating transitions between different occupations, capturing how easily a skill can be applied or adapted from one job to another, particularly in a landscape where workers may need to shift roles frequently due to changing job markets or economic conditions.</w:t>
+      </w:r>
+    </w:p>
+    <w:p>
+      <w:pPr>
+        <w:pStyle w:val="BodyText"/>
+      </w:pPr>
+      <w:r>
+        <w:t xml:space="preserve">Gadár &amp; Abonyi (2018)</w:t>
+      </w:r>
+      <w:r>
+        <w:t xml:space="preserve"> </w:t>
+      </w:r>
+      <w:r>
+        <w:t xml:space="preserve">proposed a bipartite network to analyze the educational-occupation match of 15,253 subjects who worked in 402 occupations and graduated from 398 education programs delivered by 52 institutions in Hungary. Their results showed that computer science, nursing, and engineering programs connected to occupations with a scarce source of workers. They also found five components or modules in their network, but the programs-occupation connectivity was stronger in three of these modules. The first module grouped teaching, humanity, and art programs (Germanistic studies), and half of their occupations did not require a higher education diploma, although a quarter of graduates from Germanistic studies worked in the manufacturing and IT sector due in part to their advanced knowledge of the German language. The second module showed connections between business, economics, finance, human resources, social work, nursing, and medical programs with health care, teaching, child care workers, medical technicians, and personal care jobs. The third module revealed the links between engineering, IT, physics, ecology, and earth sciences with production, manufacturing, information managers, life science, and engineering professionals.</w:t>
+      </w:r>
+    </w:p>
+    <w:p>
+      <w:pPr>
+        <w:pStyle w:val="BodyText"/>
+      </w:pPr>
+      <w:r>
+        <w:t xml:space="preserve">Leveraging bipartite network modeling,</w:t>
+      </w:r>
+      <w:r>
+        <w:t xml:space="preserve"> </w:t>
+      </w:r>
+      <w:r>
+        <w:t xml:space="preserve">Aufiero et al. (2024)</w:t>
+      </w:r>
+      <w:r>
+        <w:t xml:space="preserve"> </w:t>
+      </w:r>
+      <w:r>
+        <w:t xml:space="preserve">characterized the occupational information network (O*NET) through the lenses of the economic complexity framework</w:t>
+      </w:r>
+      <w:r>
+        <w:t xml:space="preserve"> </w:t>
+      </w:r>
+      <w:r>
+        <w:t xml:space="preserve">(Hidalgo &amp; Hausmann, 2009)</w:t>
+      </w:r>
+      <w:r>
+        <w:t xml:space="preserve">. This characterization relied on the following three steps. First, they built a job-skill progression network, where nodes represented jobs and a link between two jobs indicates statistically significant co-occurrence of skills required to carry out those two jobs. Second, they used the fitness and complexity algorithm to define a skill-based complexity measure of jobs that positively maps into wages and in the bottom–up and broad abstract/manual and routine/non-routine job characterisations, however providing a continuous and endogenous metric to assess the complexity of each set of occupational skills. Finally, elaborating upon the relatedness and corporate coherence metrics, they introduced a measure of each job’s skill coherence that negatively maps into wages. Among their findings, they noted two distinct communities. The first community revealed a notable concentration of technical skills mainly associated with industrial production processes, and the second community had a connection with more abstract skills including business, management, and art-related competencies. They noted that cross-functional skills were those related to business and management as they serve as a crucial link between these two communities.</w:t>
+      </w:r>
+      <w:r>
+        <w:t xml:space="preserve"> </w:t>
+      </w:r>
+      <w:r>
+        <w:t xml:space="preserve">Aufiero et al. (2024)</w:t>
+      </w:r>
+      <w:r>
+        <w:t xml:space="preserve"> </w:t>
+      </w:r>
+      <w:r>
+        <w:t xml:space="preserve">reported that</w:t>
+      </w:r>
+      <w:r>
+        <w:t xml:space="preserve"> </w:t>
+      </w:r>
+      <w:r>
+        <w:t xml:space="preserve">“Management and Top Executives,”</w:t>
+      </w:r>
+      <w:r>
+        <w:t xml:space="preserve"> </w:t>
+      </w:r>
+      <w:r>
+        <w:t xml:space="preserve">“Supervisors of Repair and Protective Service Occupations,”</w:t>
+      </w:r>
+      <w:r>
+        <w:t xml:space="preserve"> </w:t>
+      </w:r>
+      <w:r>
+        <w:t xml:space="preserve">“Architects”</w:t>
+      </w:r>
+      <w:r>
+        <w:t xml:space="preserve"> </w:t>
+      </w:r>
+      <w:r>
+        <w:t xml:space="preserve">and</w:t>
+      </w:r>
+      <w:r>
+        <w:t xml:space="preserve"> </w:t>
+      </w:r>
+      <w:r>
+        <w:t xml:space="preserve">“Life Scientists”</w:t>
+      </w:r>
+      <w:r>
+        <w:t xml:space="preserve"> </w:t>
+      </w:r>
+      <w:r>
+        <w:t xml:space="preserve">proved to be among the top fitness jobs. In contrast, low-fitness jobs included</w:t>
+      </w:r>
+      <w:r>
+        <w:t xml:space="preserve"> </w:t>
+      </w:r>
+      <w:r>
+        <w:t xml:space="preserve">“Food Preparation and Serving Related Workers,”</w:t>
+      </w:r>
+      <w:r>
+        <w:t xml:space="preserve"> </w:t>
+      </w:r>
+      <w:r>
+        <w:t xml:space="preserve">“Entertainment Attendants,”</w:t>
+      </w:r>
+      <w:r>
+        <w:t xml:space="preserve"> </w:t>
+      </w:r>
+      <w:r>
+        <w:t xml:space="preserve">“Financial Clerks,”</w:t>
+      </w:r>
+      <w:r>
+        <w:t xml:space="preserve"> </w:t>
+      </w:r>
+      <w:r>
+        <w:t xml:space="preserve">“Personal Appearance, and Administrative Support workers.”</w:t>
+      </w:r>
+    </w:p>
+    <w:p>
+      <w:pPr>
+        <w:pStyle w:val="BodyText"/>
+      </w:pPr>
+      <w:r>
+        <w:t xml:space="preserve">Leveraging keywords-in-context functions to extract soft skills explicitly mentioned in commercial brochures of university programs,</w:t>
+      </w:r>
+      <w:r>
+        <w:t xml:space="preserve"> </w:t>
+      </w:r>
+      <w:r>
+        <w:t xml:space="preserve">García-Chitiva &amp; Correa (2024)</w:t>
+      </w:r>
+      <w:r>
+        <w:t xml:space="preserve"> </w:t>
+      </w:r>
+      <w:r>
+        <w:t xml:space="preserve">proposed a bipartite network structure to estimate the centrality of 31 soft skills by sampling 230 university programs for three types of graduate studies (i.e., Specialization, Master, and Doctorate) with two quality accreditation standards offered by 49 higher education institutions in Colombia. Here, soft skills refer to abilities related to socio-emotional behavioral control in programs’ intended learning outcomes</w:t>
+      </w:r>
+      <w:r>
+        <w:t xml:space="preserve"> </w:t>
+      </w:r>
+      <w:r>
+        <w:t xml:space="preserve">(Scheerens et al., 2020)</w:t>
+      </w:r>
+      <w:r>
+        <w:t xml:space="preserve">. From this perspective,</w:t>
+      </w:r>
+      <w:r>
+        <w:t xml:space="preserve"> </w:t>
+      </w:r>
+      <w:r>
+        <w:t xml:space="preserve">García-Chitiva &amp; Correa (2024)</w:t>
+      </w:r>
+      <w:r>
+        <w:t xml:space="preserve"> </w:t>
+      </w:r>
+      <w:r>
+        <w:t xml:space="preserve">characterized the skills-programs connectivity as a non-directed bipartite network with binary entries. Among their results, they showed that skills’ centrality varied as a function of the graduate program without revealing statistically significant differences. In addition, while the most central skills tend to be those related to creativity, leadership, and analytical thinking, less central skills were those related to empathy, ethical thinking, and critical thinking. Based on these results, the authors claimed to what extent emphasizing the most visible skills might imply an imbalance in the opportunities to enhance other soft skills, such as ethical thinking in students interested in becoming entrepreneurs.</w:t>
+      </w:r>
+    </w:p>
+    <w:p>
+      <w:pPr>
+        <w:pStyle w:val="BodyText"/>
+      </w:pPr>
+      <w:r>
+        <w:t xml:space="preserve">More recently,</w:t>
+      </w:r>
+      <w:r>
+        <w:t xml:space="preserve"> </w:t>
+      </w:r>
+      <w:r>
+        <w:t xml:space="preserve">Javadian Sabet et al. (2024)</w:t>
+      </w:r>
+      <w:r>
+        <w:t xml:space="preserve"> </w:t>
+      </w:r>
+      <w:r>
+        <w:t xml:space="preserve">developed the</w:t>
+      </w:r>
+      <w:r>
+        <w:t xml:space="preserve"> </w:t>
+      </w:r>
+      <w:r>
+        <w:t xml:space="preserve">“Course-Skill Atlas”</w:t>
+      </w:r>
+      <w:r>
+        <w:t xml:space="preserve"> </w:t>
+      </w:r>
+      <w:r>
+        <w:t xml:space="preserve">as a longitudinal dataset from over three million course syllabi taught at nearly three thousand higher education institutions in the United States of America. By employing a natural language processing framework called</w:t>
+      </w:r>
+      <w:r>
+        <w:t xml:space="preserve"> </w:t>
+      </w:r>
+      <w:r>
+        <w:t xml:space="preserve">“Syllabus2O*NET,”</w:t>
+      </w:r>
+      <w:r>
+        <w:t xml:space="preserve"> </w:t>
+      </w:r>
+      <w:r>
+        <w:t xml:space="preserve">they processed raw syllabus texts with sentence segmentation, sentence tagging, and sentence embedding to create a vector representation of the syllabi in the ability taxonomy provided by the U.S. Department of Labor’s O*NET taxonomy. They estimated the semantic similarity between identified learning content and detailed work activities from the O*NET taxonomy using SBERT, and generated skill vectors for each analyzed syllabus. The resulting skill profiles were aggregated by institution, year, and academic major. Among their findings, they reported a general trend of increasing alignment between skills taught in higher education and labor market demands over time. However, some specific fields, like computer science, showed stagnant syllabi diverging from rapidly evolving labor force requirements. In their analyses, they also identified distinctive skills for each field of study, revealing that similar academic fields cluster together based on shared workplace activities, forming groups such as STEM and humanities-based majors, without providing further evidence of non-technical skills or soft skills.</w:t>
+      </w:r>
+    </w:p>
+    <w:p>
+      <w:pPr>
+        <w:pStyle w:val="BodyText"/>
+      </w:pPr>
+      <w:r>
+        <w:t xml:space="preserve">Finally,</w:t>
+      </w:r>
+      <w:r>
+        <w:t xml:space="preserve"> </w:t>
+      </w:r>
+      <w:r>
+        <w:t xml:space="preserve">Dakduk et al. (2025)</w:t>
+      </w:r>
+      <w:r>
+        <w:t xml:space="preserve"> </w:t>
+      </w:r>
+      <w:r>
+        <w:t xml:space="preserve">presented a case study that employed bipartite network modeling to analyze the relationship between 28 professional skills associated with the role of marketing professionals and 258 graduate programs with quality accreditation standards conferred by the Association to Advance Collegiate Schools of Business (AACSB) and offered by 222 public and private universities across three continental regions (i.e., the Americas, the Europe-Africa- Middle East region, and the Asian region). By retrieving information from brochures of Master’s in Marketing offered by AACSB-accredited universities and the profile of marketing managers defined by the O*NET database, they analyzed a sample representing 85.58% of the worldwide academic offering in Master’s in marketing, revealing that most of the global academic offerings for Master’s in Marketing programs is in the American continent (69.77%), followed by the Europe-Africa-Middle East region (19.29%) and the Asian region (10.93%). Among their findings, they reported that while descriptive analysis for skills suggests a qualitative lack of alignment between the job demands captured by O*NET, inferential analyses based on exponential random graph model estimates showed that skill popularity and homophily coexist with a systematic yet weak alignment to job demands for marketing managers. In particular, they found that</w:t>
+      </w:r>
+      <w:r>
+        <w:t xml:space="preserve"> </w:t>
+      </w:r>
+      <w:r>
+        <w:t xml:space="preserve">“management of personnel resources,”</w:t>
+      </w:r>
+      <w:r>
+        <w:t xml:space="preserve"> </w:t>
+      </w:r>
+      <w:r>
+        <w:t xml:space="preserve">“judgment and decision making,”</w:t>
+      </w:r>
+      <w:r>
+        <w:t xml:space="preserve"> </w:t>
+      </w:r>
+      <w:r>
+        <w:t xml:space="preserve">“coordination,”</w:t>
+      </w:r>
+      <w:r>
+        <w:t xml:space="preserve"> </w:t>
+      </w:r>
+      <w:r>
+        <w:t xml:space="preserve">“active listening,”</w:t>
+      </w:r>
+      <w:r>
+        <w:t xml:space="preserve"> </w:t>
+      </w:r>
+      <w:r>
+        <w:t xml:space="preserve">and</w:t>
+      </w:r>
+      <w:r>
+        <w:t xml:space="preserve"> </w:t>
+      </w:r>
+      <w:r>
+        <w:t xml:space="preserve">“management of financial resources”</w:t>
+      </w:r>
+      <w:r>
+        <w:t xml:space="preserve"> </w:t>
+      </w:r>
+      <w:r>
+        <w:t xml:space="preserve">emerged as the most popular skills offered by the programs.</w:t>
+      </w:r>
+    </w:p>
+    <w:bookmarkStart w:id="53" w:name="refs"/>
+    <w:bookmarkStart w:id="22" w:name="ref-alabdulkareem2018"/>
     <w:p>
       <w:pPr>
         <w:pStyle w:val="Bibliography"/>
       </w:pPr>
       <w:r>
-        <w:t xml:space="preserve">Alabdulkareem, Ahmad, Morgan R Frank, Lijun Sun, Bedoor AlShebli, César Hidalgo, and Iyad Rahwan. 2018.</w:t>
-      </w:r>
-      <w:r>
-        <w:t xml:space="preserve"> </w:t>
-      </w:r>
-      <w:r>
-        <w:t xml:space="preserve">“Unpacking the Polarization of Workplace Skills.”</w:t>
+        <w:t xml:space="preserve">Alabdulkareem, A., Frank, M. R., Sun, L., AlShebli, B., Hidalgo, C., &amp; Rahwan, I. (2018). Unpacking the polarization of workplace skills.</w:t>
       </w:r>
       <w:r>
         <w:t xml:space="preserve"> </w:t>
@@ -201,15 +525,25 @@
         <w:t xml:space="preserve">Science Advances</w:t>
       </w:r>
       <w:r>
-        <w:t xml:space="preserve"> </w:t>
-      </w:r>
-      <w:r>
-        <w:t xml:space="preserve">4 (7): eaao6030.</w:t>
-      </w:r>
-      <w:r>
-        <w:t xml:space="preserve"> </w:t>
-      </w:r>
-      <w:hyperlink r:id="rId20">
+        <w:t xml:space="preserve">,</w:t>
+      </w:r>
+      <w:r>
+        <w:t xml:space="preserve"> </w:t>
+      </w:r>
+      <w:r>
+        <w:rPr>
+          <w:i/>
+          <w:iCs/>
+        </w:rPr>
+        <w:t xml:space="preserve">4</w:t>
+      </w:r>
+      <w:r>
+        <w:t xml:space="preserve">(7), eaao6030.</w:t>
+      </w:r>
+      <w:r>
+        <w:t xml:space="preserve"> </w:t>
+      </w:r>
+      <w:hyperlink r:id="rId21">
         <w:r>
           <w:rPr>
             <w:rStyle w:val="Hyperlink"/>
@@ -217,18 +551,109 @@
           <w:t xml:space="preserve">https://doi.org/10.1126/sciadv.aao6030</w:t>
         </w:r>
       </w:hyperlink>
-      <w:r>
-        <w:t xml:space="preserve">.</w:t>
-      </w:r>
-    </w:p>
-    <w:bookmarkEnd w:id="21"/>
-    <w:bookmarkStart w:id="22" w:name="ref-Cramer2018"/>
+    </w:p>
+    <w:bookmarkEnd w:id="22"/>
+    <w:bookmarkStart w:id="24" w:name="ref-Aufiero2024"/>
     <w:p>
       <w:pPr>
         <w:pStyle w:val="Bibliography"/>
       </w:pPr>
       <w:r>
-        <w:t xml:space="preserve">Cramer, C. B., M. A. Porter, H. Sayama, and S. M. Sheetz L. andUzzo. 2018.</w:t>
+        <w:t xml:space="preserve">Aufiero, S., De Marzo, G., Sbardella, A., &amp; Zaccaria, A. (2024). Mapping job fitness and skill coherence into wages: An economic complexity analysis.</w:t>
+      </w:r>
+      <w:r>
+        <w:t xml:space="preserve"> </w:t>
+      </w:r>
+      <w:r>
+        <w:rPr>
+          <w:i/>
+          <w:iCs/>
+        </w:rPr>
+        <w:t xml:space="preserve">Scientific Reports</w:t>
+      </w:r>
+      <w:r>
+        <w:t xml:space="preserve">,</w:t>
+      </w:r>
+      <w:r>
+        <w:t xml:space="preserve"> </w:t>
+      </w:r>
+      <w:r>
+        <w:rPr>
+          <w:i/>
+          <w:iCs/>
+        </w:rPr>
+        <w:t xml:space="preserve">14</w:t>
+      </w:r>
+      <w:r>
+        <w:t xml:space="preserve">(1), 11752.</w:t>
+      </w:r>
+      <w:r>
+        <w:t xml:space="preserve"> </w:t>
+      </w:r>
+      <w:hyperlink r:id="rId23">
+        <w:r>
+          <w:rPr>
+            <w:rStyle w:val="Hyperlink"/>
+          </w:rPr>
+          <w:t xml:space="preserve">https://doi.org/10.1038/s41598-024-61448-x</w:t>
+        </w:r>
+      </w:hyperlink>
+    </w:p>
+    <w:bookmarkEnd w:id="24"/>
+    <w:bookmarkStart w:id="26" w:name="ref-Borner2018"/>
+    <w:p>
+      <w:pPr>
+        <w:pStyle w:val="Bibliography"/>
+      </w:pPr>
+      <w:r>
+        <w:t xml:space="preserve">Börner, K., Scrivner, O., Gallant, M., Ma, S., Liu, X., Chewning, K., Wu, L., &amp; Evans, J. A. (2018). Skill discrepancies between research, education, and jobs reveal the critical need to supply soft skills for the data economy.</w:t>
+      </w:r>
+      <w:r>
+        <w:t xml:space="preserve"> </w:t>
+      </w:r>
+      <w:r>
+        <w:rPr>
+          <w:i/>
+          <w:iCs/>
+        </w:rPr>
+        <w:t xml:space="preserve">Proceedings of the National Academy of Sciences of the United States of America</w:t>
+      </w:r>
+      <w:r>
+        <w:t xml:space="preserve">,</w:t>
+      </w:r>
+      <w:r>
+        <w:t xml:space="preserve"> </w:t>
+      </w:r>
+      <w:r>
+        <w:rPr>
+          <w:i/>
+          <w:iCs/>
+        </w:rPr>
+        <w:t xml:space="preserve">115</w:t>
+      </w:r>
+      <w:r>
+        <w:t xml:space="preserve">(50), 12630–12637.</w:t>
+      </w:r>
+      <w:r>
+        <w:t xml:space="preserve"> </w:t>
+      </w:r>
+      <w:hyperlink r:id="rId25">
+        <w:r>
+          <w:rPr>
+            <w:rStyle w:val="Hyperlink"/>
+          </w:rPr>
+          <w:t xml:space="preserve">https://doi.org/10.1073/pnas.1804247115</w:t>
+        </w:r>
+      </w:hyperlink>
+    </w:p>
+    <w:bookmarkEnd w:id="26"/>
+    <w:bookmarkStart w:id="27" w:name="ref-Cramer2018"/>
+    <w:p>
+      <w:pPr>
+        <w:pStyle w:val="Bibliography"/>
+      </w:pPr>
+      <w:r>
+        <w:t xml:space="preserve">Cramer, C. B., Porter, M. A., Sayama, H., &amp; Sheetz, S. M., L. andUzzo. (2018).</w:t>
       </w:r>
       <w:r>
         <w:t xml:space="preserve"> </w:t>
@@ -241,23 +666,17 @@
         <w:t xml:space="preserve">Network Science in Education: Transformational Approaches in Teaching and Learning</w:t>
       </w:r>
       <w:r>
-        <w:t xml:space="preserve">. Cham: Springer.</w:t>
-      </w:r>
-    </w:p>
-    <w:bookmarkEnd w:id="22"/>
-    <w:bookmarkStart w:id="24" w:name="ref-Dakduk2025"/>
+        <w:t xml:space="preserve">. Springer.</w:t>
+      </w:r>
+    </w:p>
+    <w:bookmarkEnd w:id="27"/>
+    <w:bookmarkStart w:id="29" w:name="ref-Dakduk2025"/>
     <w:p>
       <w:pPr>
         <w:pStyle w:val="Bibliography"/>
       </w:pPr>
       <w:r>
-        <w:t xml:space="preserve">Dakduk, S., M. d. P. García-Chitiva, and J. C. Correa. 2025.</w:t>
-      </w:r>
-      <w:r>
-        <w:t xml:space="preserve"> </w:t>
-      </w:r>
-      <w:r>
-        <w:t xml:space="preserve">“A Case Study on Professional Skills and Accredited Graduate Programs of Marketing.”</w:t>
+        <w:t xml:space="preserve">Dakduk, S., García-Chitiva, M. d. P., &amp; Correa, J. C. (2025). A case study on professional skills and accredited graduate programs of marketing.</w:t>
       </w:r>
       <w:r>
         <w:t xml:space="preserve"> </w:t>
@@ -270,15 +689,25 @@
         <w:t xml:space="preserve">Applied Network Science</w:t>
       </w:r>
       <w:r>
-        <w:t xml:space="preserve"> </w:t>
-      </w:r>
-      <w:r>
-        <w:t xml:space="preserve">10 (17): 1–22.</w:t>
-      </w:r>
-      <w:r>
-        <w:t xml:space="preserve"> </w:t>
-      </w:r>
-      <w:hyperlink r:id="rId23">
+        <w:t xml:space="preserve">,</w:t>
+      </w:r>
+      <w:r>
+        <w:t xml:space="preserve"> </w:t>
+      </w:r>
+      <w:r>
+        <w:rPr>
+          <w:i/>
+          <w:iCs/>
+        </w:rPr>
+        <w:t xml:space="preserve">10</w:t>
+      </w:r>
+      <w:r>
+        <w:t xml:space="preserve">(17), 1–22.</w:t>
+      </w:r>
+      <w:r>
+        <w:t xml:space="preserve"> </w:t>
+      </w:r>
+      <w:hyperlink r:id="rId28">
         <w:r>
           <w:rPr>
             <w:rStyle w:val="Hyperlink"/>
@@ -286,31 +715,25 @@
           <w:t xml:space="preserve">https://doi.org/10.1007/s41109-025-00696-w</w:t>
         </w:r>
       </w:hyperlink>
+    </w:p>
+    <w:bookmarkEnd w:id="29"/>
+    <w:bookmarkStart w:id="31" w:name="ref-Essien2024"/>
+    <w:p>
+      <w:pPr>
+        <w:pStyle w:val="Bibliography"/>
+      </w:pPr>
+      <w:r>
+        <w:t xml:space="preserve">Essien, A., Bukoye, O. T., O’Dea, X., &amp; Kremantzis, M. (2024).</w:t>
+      </w:r>
+      <w:r>
+        <w:t xml:space="preserve"> </w:t>
+      </w:r>
+      <w:r>
+        <w:t xml:space="preserve">The influence of AI text generators on critical thinking skills in UK business schools</w:t>
+      </w:r>
       <w:r>
         <w:t xml:space="preserve">.</w:t>
       </w:r>
-    </w:p>
-    <w:bookmarkEnd w:id="24"/>
-    <w:bookmarkStart w:id="26" w:name="ref-Essien2024"/>
-    <w:p>
-      <w:pPr>
-        <w:pStyle w:val="Bibliography"/>
-      </w:pPr>
-      <w:r>
-        <w:t xml:space="preserve">Essien, Aniekan, Oyegoke Teslim Bukoye, Xianghan O’Dea, and Marios Kremantzis. 2024.</w:t>
-      </w:r>
-      <w:r>
-        <w:t xml:space="preserve"> </w:t>
-      </w:r>
-      <w:r>
-        <w:t xml:space="preserve">“</w:t>
-      </w:r>
-      <w:r>
-        <w:t xml:space="preserve">The influence of AI text generators on critical thinking skills in UK business schools</w:t>
-      </w:r>
-      <w:r>
-        <w:t xml:space="preserve">.”</w:t>
-      </w:r>
       <w:r>
         <w:t xml:space="preserve"> </w:t>
       </w:r>
@@ -322,15 +745,25 @@
         <w:t xml:space="preserve">Studies in Higher Education</w:t>
       </w:r>
       <w:r>
-        <w:t xml:space="preserve"> </w:t>
-      </w:r>
-      <w:r>
-        <w:t xml:space="preserve">49 (5): 865–82.</w:t>
-      </w:r>
-      <w:r>
-        <w:t xml:space="preserve"> </w:t>
-      </w:r>
-      <w:hyperlink r:id="rId25">
+        <w:t xml:space="preserve">,</w:t>
+      </w:r>
+      <w:r>
+        <w:t xml:space="preserve"> </w:t>
+      </w:r>
+      <w:r>
+        <w:rPr>
+          <w:i/>
+          <w:iCs/>
+        </w:rPr>
+        <w:t xml:space="preserve">49</w:t>
+      </w:r>
+      <w:r>
+        <w:t xml:space="preserve">(5), 865–882.</w:t>
+      </w:r>
+      <w:r>
+        <w:t xml:space="preserve"> </w:t>
+      </w:r>
+      <w:hyperlink r:id="rId30">
         <w:r>
           <w:rPr>
             <w:rStyle w:val="Hyperlink"/>
@@ -338,31 +771,25 @@
           <w:t xml:space="preserve">https://doi.org/10.1080/03075079.2024.2316881</w:t>
         </w:r>
       </w:hyperlink>
+    </w:p>
+    <w:bookmarkEnd w:id="31"/>
+    <w:bookmarkStart w:id="33" w:name="ref-Extance2023"/>
+    <w:p>
+      <w:pPr>
+        <w:pStyle w:val="Bibliography"/>
+      </w:pPr>
+      <w:r>
+        <w:t xml:space="preserve">Extance, A. (2023).</w:t>
+      </w:r>
+      <w:r>
+        <w:t xml:space="preserve"> </w:t>
+      </w:r>
+      <w:r>
+        <w:t xml:space="preserve">ChatGPT has entered the classroom: how LLMs could transform education</w:t>
+      </w:r>
       <w:r>
         <w:t xml:space="preserve">.</w:t>
       </w:r>
-    </w:p>
-    <w:bookmarkEnd w:id="26"/>
-    <w:bookmarkStart w:id="28" w:name="ref-Extance2023"/>
-    <w:p>
-      <w:pPr>
-        <w:pStyle w:val="Bibliography"/>
-      </w:pPr>
-      <w:r>
-        <w:t xml:space="preserve">Extance, A. 2023.</w:t>
-      </w:r>
-      <w:r>
-        <w:t xml:space="preserve"> </w:t>
-      </w:r>
-      <w:r>
-        <w:t xml:space="preserve">“</w:t>
-      </w:r>
-      <w:r>
-        <w:t xml:space="preserve">ChatGPT has entered the classroom: how LLMs could transform education</w:t>
-      </w:r>
-      <w:r>
-        <w:t xml:space="preserve">.”</w:t>
-      </w:r>
       <w:r>
         <w:t xml:space="preserve"> </w:t>
       </w:r>
@@ -374,15 +801,25 @@
         <w:t xml:space="preserve">Nature</w:t>
       </w:r>
       <w:r>
-        <w:t xml:space="preserve"> </w:t>
-      </w:r>
-      <w:r>
-        <w:t xml:space="preserve">623: 474–77.</w:t>
-      </w:r>
-      <w:r>
-        <w:t xml:space="preserve"> </w:t>
-      </w:r>
-      <w:hyperlink r:id="rId27">
+        <w:t xml:space="preserve">,</w:t>
+      </w:r>
+      <w:r>
+        <w:t xml:space="preserve"> </w:t>
+      </w:r>
+      <w:r>
+        <w:rPr>
+          <w:i/>
+          <w:iCs/>
+        </w:rPr>
+        <w:t xml:space="preserve">623</w:t>
+      </w:r>
+      <w:r>
+        <w:t xml:space="preserve">, 474–477.</w:t>
+      </w:r>
+      <w:r>
+        <w:t xml:space="preserve"> </w:t>
+      </w:r>
+      <w:hyperlink r:id="rId32">
         <w:r>
           <w:rPr>
             <w:rStyle w:val="Hyperlink"/>
@@ -390,24 +827,15 @@
           <w:t xml:space="preserve">https://doi.org/10.1038/d41586-023-03507-3</w:t>
         </w:r>
       </w:hyperlink>
-      <w:r>
-        <w:t xml:space="preserve">.</w:t>
-      </w:r>
-    </w:p>
-    <w:bookmarkEnd w:id="28"/>
-    <w:bookmarkStart w:id="30" w:name="ref-Fisher2025"/>
+    </w:p>
+    <w:bookmarkEnd w:id="33"/>
+    <w:bookmarkStart w:id="35" w:name="ref-Fisher2025"/>
     <w:p>
       <w:pPr>
         <w:pStyle w:val="Bibliography"/>
       </w:pPr>
       <w:r>
-        <w:t xml:space="preserve">Fisher, Rosemary, Taylor Gogan, James Williams, Richard Laferriere, Gordon Campbell, Asanka Gunasekara, and Jeremy Nguyen. 2025.</w:t>
-      </w:r>
-      <w:r>
-        <w:t xml:space="preserve"> </w:t>
-      </w:r>
-      <w:r>
-        <w:t xml:space="preserve">“Can ChatGPT Enhance Business Student Creativity? Evidence from a Randomised Controlled Trial.”</w:t>
+        <w:t xml:space="preserve">Fisher, R., Gogan, T., Williams, J., Laferriere, R., Campbell, G., Gunasekara, A., &amp; Nguyen, J. (2025). Can ChatGPT enhance business student creativity? Evidence from a randomised controlled trial.</w:t>
       </w:r>
       <w:r>
         <w:t xml:space="preserve"> </w:t>
@@ -420,15 +848,25 @@
         <w:t xml:space="preserve">Studies in Higher Education</w:t>
       </w:r>
       <w:r>
-        <w:t xml:space="preserve"> </w:t>
-      </w:r>
-      <w:r>
-        <w:t xml:space="preserve">0 (0): 1–15.</w:t>
-      </w:r>
-      <w:r>
-        <w:t xml:space="preserve"> </w:t>
-      </w:r>
-      <w:hyperlink r:id="rId29">
+        <w:t xml:space="preserve">,</w:t>
+      </w:r>
+      <w:r>
+        <w:t xml:space="preserve"> </w:t>
+      </w:r>
+      <w:r>
+        <w:rPr>
+          <w:i/>
+          <w:iCs/>
+        </w:rPr>
+        <w:t xml:space="preserve">0</w:t>
+      </w:r>
+      <w:r>
+        <w:t xml:space="preserve">(0), 1–15.</w:t>
+      </w:r>
+      <w:r>
+        <w:t xml:space="preserve"> </w:t>
+      </w:r>
+      <w:hyperlink r:id="rId34">
         <w:r>
           <w:rPr>
             <w:rStyle w:val="Hyperlink"/>
@@ -436,217 +874,448 @@
           <w:t xml:space="preserve">https://doi.org/10.1080/03075079.2025.2515512</w:t>
         </w:r>
       </w:hyperlink>
+    </w:p>
+    <w:bookmarkEnd w:id="35"/>
+    <w:bookmarkStart w:id="37" w:name="ref-Gadar2018"/>
+    <w:p>
+      <w:pPr>
+        <w:pStyle w:val="Bibliography"/>
+      </w:pPr>
+      <w:r>
+        <w:t xml:space="preserve">Gadár, L., &amp; Abonyi, J. (2018). Graph configuration model based evaluation of the education-occupation match.</w:t>
+      </w:r>
+      <w:r>
+        <w:t xml:space="preserve"> </w:t>
+      </w:r>
+      <w:r>
+        <w:rPr>
+          <w:i/>
+          <w:iCs/>
+        </w:rPr>
+        <w:t xml:space="preserve">PloS One</w:t>
+      </w:r>
+      <w:r>
+        <w:t xml:space="preserve">,</w:t>
+      </w:r>
+      <w:r>
+        <w:t xml:space="preserve"> </w:t>
+      </w:r>
+      <w:r>
+        <w:rPr>
+          <w:i/>
+          <w:iCs/>
+        </w:rPr>
+        <w:t xml:space="preserve">13</w:t>
+      </w:r>
+      <w:r>
+        <w:t xml:space="preserve">(3), e0192427.</w:t>
+      </w:r>
+      <w:r>
+        <w:t xml:space="preserve"> </w:t>
+      </w:r>
+      <w:hyperlink r:id="rId36">
+        <w:r>
+          <w:rPr>
+            <w:rStyle w:val="Hyperlink"/>
+          </w:rPr>
+          <w:t xml:space="preserve">https://doi.org/10.1371/journal.pone.0192427</w:t>
+        </w:r>
+      </w:hyperlink>
+    </w:p>
+    <w:bookmarkEnd w:id="37"/>
+    <w:bookmarkStart w:id="39" w:name="ref-Garciachitiva2024"/>
+    <w:p>
+      <w:pPr>
+        <w:pStyle w:val="Bibliography"/>
+      </w:pPr>
+      <w:r>
+        <w:t xml:space="preserve">García-Chitiva, M. d. P., &amp; Correa, J. C. (2024). Soft skills centrality in graduate studies offerings.</w:t>
+      </w:r>
+      <w:r>
+        <w:t xml:space="preserve"> </w:t>
+      </w:r>
+      <w:r>
+        <w:rPr>
+          <w:i/>
+          <w:iCs/>
+        </w:rPr>
+        <w:t xml:space="preserve">Studies in Higher Education</w:t>
+      </w:r>
+      <w:r>
+        <w:t xml:space="preserve">,</w:t>
+      </w:r>
+      <w:r>
+        <w:t xml:space="preserve"> </w:t>
+      </w:r>
+      <w:r>
+        <w:rPr>
+          <w:i/>
+          <w:iCs/>
+        </w:rPr>
+        <w:t xml:space="preserve">49</w:t>
+      </w:r>
+      <w:r>
+        <w:t xml:space="preserve">(6), 956–980.</w:t>
+      </w:r>
+      <w:r>
+        <w:t xml:space="preserve"> </w:t>
+      </w:r>
+      <w:hyperlink r:id="rId38">
+        <w:r>
+          <w:rPr>
+            <w:rStyle w:val="Hyperlink"/>
+          </w:rPr>
+          <w:t xml:space="preserve">https://doi.org/10.1080/03075079.2023.2254799</w:t>
+        </w:r>
+      </w:hyperlink>
+    </w:p>
+    <w:bookmarkEnd w:id="39"/>
+    <w:bookmarkStart w:id="40" w:name="ref-Gera2018"/>
+    <w:p>
+      <w:pPr>
+        <w:pStyle w:val="Bibliography"/>
+      </w:pPr>
+      <w:r>
+        <w:t xml:space="preserve">Gera, R. (2018).</w:t>
+      </w:r>
+      <w:r>
+        <w:t xml:space="preserve"> </w:t>
+      </w:r>
+      <w:r>
+        <w:t xml:space="preserve">Leading Edge Learning in Network Science</w:t>
+      </w:r>
+      <w:r>
+        <w:t xml:space="preserve">. In C. B. Cramer, M. A. Porter, H. Sayama, &amp; S. M. Sheetz L. andUzzo (Eds.),</w:t>
+      </w:r>
+      <w:r>
+        <w:t xml:space="preserve"> </w:t>
+      </w:r>
+      <w:r>
+        <w:rPr>
+          <w:i/>
+          <w:iCs/>
+        </w:rPr>
+        <w:t xml:space="preserve">Network Science in Education: Transformational Approaches in Teaching and Learning</w:t>
+      </w:r>
+      <w:r>
+        <w:t xml:space="preserve"> </w:t>
+      </w:r>
+      <w:r>
+        <w:t xml:space="preserve">(pp. 23–44). Springer.</w:t>
+      </w:r>
+    </w:p>
+    <w:bookmarkEnd w:id="40"/>
+    <w:bookmarkStart w:id="42" w:name="ref-Hidalgo2009"/>
+    <w:p>
+      <w:pPr>
+        <w:pStyle w:val="Bibliography"/>
+      </w:pPr>
+      <w:r>
+        <w:t xml:space="preserve">Hidalgo, C. A., &amp; Hausmann, R. (2009). The building blocks of economic complexity.</w:t>
+      </w:r>
+      <w:r>
+        <w:t xml:space="preserve"> </w:t>
+      </w:r>
+      <w:r>
+        <w:rPr>
+          <w:i/>
+          <w:iCs/>
+        </w:rPr>
+        <w:t xml:space="preserve">Proceedings of the National Academy of Sciences</w:t>
+      </w:r>
+      <w:r>
+        <w:t xml:space="preserve">,</w:t>
+      </w:r>
+      <w:r>
+        <w:t xml:space="preserve"> </w:t>
+      </w:r>
+      <w:r>
+        <w:rPr>
+          <w:i/>
+          <w:iCs/>
+        </w:rPr>
+        <w:t xml:space="preserve">106</w:t>
+      </w:r>
+      <w:r>
+        <w:t xml:space="preserve">(26), 10570–10575.</w:t>
+      </w:r>
+      <w:r>
+        <w:t xml:space="preserve"> </w:t>
+      </w:r>
+      <w:hyperlink r:id="rId41">
+        <w:r>
+          <w:rPr>
+            <w:rStyle w:val="Hyperlink"/>
+          </w:rPr>
+          <w:t xml:space="preserve">https://doi.org/10.1073/pnas.0900943106</w:t>
+        </w:r>
+      </w:hyperlink>
+    </w:p>
+    <w:bookmarkEnd w:id="42"/>
+    <w:bookmarkStart w:id="44" w:name="ref-Javadian2024"/>
+    <w:p>
+      <w:pPr>
+        <w:pStyle w:val="Bibliography"/>
+      </w:pPr>
+      <w:r>
+        <w:t xml:space="preserve">Javadian Sabet, A., Bana, S. H., Yu, R., &amp; Frank, M. R. (2024). Course-skill atlas: A national longitudinal dataset of skills taught in u.s. Higher education curricula.</w:t>
+      </w:r>
+      <w:r>
+        <w:t xml:space="preserve"> </w:t>
+      </w:r>
+      <w:r>
+        <w:rPr>
+          <w:i/>
+          <w:iCs/>
+        </w:rPr>
+        <w:t xml:space="preserve">Scientific Data</w:t>
+      </w:r>
+      <w:r>
+        <w:t xml:space="preserve">,</w:t>
+      </w:r>
+      <w:r>
+        <w:t xml:space="preserve"> </w:t>
+      </w:r>
+      <w:r>
+        <w:rPr>
+          <w:i/>
+          <w:iCs/>
+        </w:rPr>
+        <w:t xml:space="preserve">11</w:t>
+      </w:r>
+      <w:r>
+        <w:t xml:space="preserve">(1), 1086.</w:t>
+      </w:r>
+      <w:r>
+        <w:t xml:space="preserve"> </w:t>
+      </w:r>
+      <w:hyperlink r:id="rId43">
+        <w:r>
+          <w:rPr>
+            <w:rStyle w:val="Hyperlink"/>
+          </w:rPr>
+          <w:t xml:space="preserve">https://doi.org/10.1038/s41597-024-03931-8</w:t>
+        </w:r>
+      </w:hyperlink>
+    </w:p>
+    <w:bookmarkEnd w:id="44"/>
+    <w:bookmarkStart w:id="45" w:name="ref-Kertesz2018"/>
+    <w:p>
+      <w:pPr>
+        <w:pStyle w:val="Bibliography"/>
+      </w:pPr>
+      <w:r>
+        <w:t xml:space="preserve">Kertész, J., &amp; Vedres, B. (2018).</w:t>
+      </w:r>
+      <w:r>
+        <w:t xml:space="preserve"> </w:t>
+      </w:r>
+      <w:r>
+        <w:t xml:space="preserve">Europe’s First PhD Program in Network Science</w:t>
+      </w:r>
+      <w:r>
+        <w:t xml:space="preserve">. In C. B. Cramer, M. A. Porter, H. Sayama, &amp; S. M. Sheetz L. andUzzo (Eds.),</w:t>
+      </w:r>
+      <w:r>
+        <w:t xml:space="preserve"> </w:t>
+      </w:r>
+      <w:r>
+        <w:rPr>
+          <w:i/>
+          <w:iCs/>
+        </w:rPr>
+        <w:t xml:space="preserve">Network Science in Education: Transformational Approaches in Teaching and Learning</w:t>
+      </w:r>
+      <w:r>
+        <w:t xml:space="preserve"> </w:t>
+      </w:r>
+      <w:r>
+        <w:t xml:space="preserve">(pp. 87–97). Springer.</w:t>
+      </w:r>
+    </w:p>
+    <w:bookmarkEnd w:id="45"/>
+    <w:bookmarkStart w:id="46" w:name="ref-Panagakou2018"/>
+    <w:p>
+      <w:pPr>
+        <w:pStyle w:val="Bibliography"/>
+      </w:pPr>
+      <w:r>
+        <w:t xml:space="preserve">Panagakou, E., Giannini, M., Lazer, A., D. andVespignani, &amp; Coronges, K. (2018).</w:t>
+      </w:r>
+      <w:r>
+        <w:t xml:space="preserve"> </w:t>
+      </w:r>
+      <w:r>
+        <w:t xml:space="preserve">Evaluation of the First US PhD Program in Network Science: Developing Twenty- First-Century Thinkers to Meet the Challenges of a Globalized Society</w:t>
+      </w:r>
+      <w:r>
+        <w:t xml:space="preserve">. In C. B. Cramer, M. A. Porter, H. Sayama, &amp; S. M. Sheetz L. andUzzo (Eds.),</w:t>
+      </w:r>
+      <w:r>
+        <w:t xml:space="preserve"> </w:t>
+      </w:r>
+      <w:r>
+        <w:rPr>
+          <w:i/>
+          <w:iCs/>
+        </w:rPr>
+        <w:t xml:space="preserve">Network Science in Education: Transformational Approaches in Teaching and Learning</w:t>
+      </w:r>
+      <w:r>
+        <w:t xml:space="preserve"> </w:t>
+      </w:r>
+      <w:r>
+        <w:t xml:space="preserve">(pp. 71–85). Springer.</w:t>
+      </w:r>
+    </w:p>
+    <w:bookmarkEnd w:id="46"/>
+    <w:bookmarkStart w:id="47" w:name="ref-Porter2018"/>
+    <w:p>
+      <w:pPr>
+        <w:pStyle w:val="Bibliography"/>
+      </w:pPr>
+      <w:r>
+        <w:t xml:space="preserve">Porter, M. A. (2018).</w:t>
+      </w:r>
+      <w:r>
+        <w:t xml:space="preserve"> </w:t>
+      </w:r>
+      <w:r>
+        <w:t xml:space="preserve">An Undergraduate Mathematics Course on Networks</w:t>
+      </w:r>
+      <w:r>
+        <w:t xml:space="preserve">. In C. B. Cramer, M. A. Porter, H. Sayama, &amp; S. M. Sheetz L. andUzzo (Eds.),</w:t>
+      </w:r>
+      <w:r>
+        <w:t xml:space="preserve"> </w:t>
+      </w:r>
+      <w:r>
+        <w:rPr>
+          <w:i/>
+          <w:iCs/>
+        </w:rPr>
+        <w:t xml:space="preserve">Network Science in Education: Transformational Approaches in Teaching and Learning</w:t>
+      </w:r>
+      <w:r>
+        <w:t xml:space="preserve"> </w:t>
+      </w:r>
+      <w:r>
+        <w:t xml:space="preserve">(pp. 3–44). Springer.</w:t>
+      </w:r>
+    </w:p>
+    <w:bookmarkEnd w:id="47"/>
+    <w:bookmarkStart w:id="48" w:name="ref-Sayama2018"/>
+    <w:p>
+      <w:pPr>
+        <w:pStyle w:val="Bibliography"/>
+      </w:pPr>
+      <w:r>
+        <w:t xml:space="preserve">Sayama, H. (2018). Mapping the curricular structure and contents of network science courses. In C. B. Cramer, M. A. Porter, H. Sayama, &amp; S. M. Sheetz L. andUzzo (Eds.),</w:t>
+      </w:r>
+      <w:r>
+        <w:t xml:space="preserve"> </w:t>
+      </w:r>
+      <w:r>
+        <w:rPr>
+          <w:i/>
+          <w:iCs/>
+        </w:rPr>
+        <w:t xml:space="preserve">Network Science in Education: Transformational Approaches in Teaching and Learning</w:t>
+      </w:r>
+      <w:r>
+        <w:t xml:space="preserve"> </w:t>
+      </w:r>
+      <w:r>
+        <w:t xml:space="preserve">(pp. 101–116). Springer.</w:t>
+      </w:r>
+    </w:p>
+    <w:bookmarkEnd w:id="48"/>
+    <w:bookmarkStart w:id="49" w:name="ref-Scheerens2020"/>
+    <w:p>
+      <w:pPr>
+        <w:pStyle w:val="Bibliography"/>
+      </w:pPr>
+      <w:r>
+        <w:t xml:space="preserve">Scheerens, J., Werf, G. van der, &amp; Boer, H. de. (2020).</w:t>
+      </w:r>
+      <w:r>
+        <w:t xml:space="preserve"> </w:t>
+      </w:r>
+      <w:r>
+        <w:rPr>
+          <w:i/>
+          <w:iCs/>
+        </w:rPr>
+        <w:t xml:space="preserve">Soft skills in education: Putting the evidence in perspective</w:t>
+      </w:r>
+      <w:r>
+        <w:t xml:space="preserve">. Springer.</w:t>
+      </w:r>
+    </w:p>
+    <w:bookmarkEnd w:id="49"/>
+    <w:bookmarkStart w:id="51" w:name="ref-Vista2020"/>
+    <w:p>
+      <w:pPr>
+        <w:pStyle w:val="Bibliography"/>
+      </w:pPr>
+      <w:r>
+        <w:t xml:space="preserve">Vista, A. (2020).</w:t>
+      </w:r>
+      <w:r>
+        <w:t xml:space="preserve"> </w:t>
+      </w:r>
+      <w:r>
+        <w:t xml:space="preserve">Data-Driven Identification of Skills for the Future: 21st-Century Skills for the 21st-Century Workforce</w:t>
+      </w:r>
       <w:r>
         <w:t xml:space="preserve">.</w:t>
       </w:r>
-    </w:p>
-    <w:bookmarkEnd w:id="30"/>
-    <w:bookmarkStart w:id="31" w:name="ref-Gera2018"/>
+      <w:r>
+        <w:t xml:space="preserve"> </w:t>
+      </w:r>
+      <w:r>
+        <w:rPr>
+          <w:i/>
+          <w:iCs/>
+        </w:rPr>
+        <w:t xml:space="preserve">Sage Open</w:t>
+      </w:r>
+      <w:r>
+        <w:t xml:space="preserve">,</w:t>
+      </w:r>
+      <w:r>
+        <w:t xml:space="preserve"> </w:t>
+      </w:r>
+      <w:r>
+        <w:rPr>
+          <w:i/>
+          <w:iCs/>
+        </w:rPr>
+        <w:t xml:space="preserve">10</w:t>
+      </w:r>
+      <w:r>
+        <w:t xml:space="preserve">(2), 2158244020915904.</w:t>
+      </w:r>
+      <w:r>
+        <w:t xml:space="preserve"> </w:t>
+      </w:r>
+      <w:hyperlink r:id="rId50">
+        <w:r>
+          <w:rPr>
+            <w:rStyle w:val="Hyperlink"/>
+          </w:rPr>
+          <w:t xml:space="preserve">https://doi.org/10.1177/2158244020915904</w:t>
+        </w:r>
+      </w:hyperlink>
+    </w:p>
+    <w:bookmarkEnd w:id="51"/>
+    <w:bookmarkStart w:id="52" w:name="ref-Yin2009"/>
     <w:p>
       <w:pPr>
         <w:pStyle w:val="Bibliography"/>
       </w:pPr>
       <w:r>
-        <w:t xml:space="preserve">Gera, R. 2018.</w:t>
-      </w:r>
-      <w:r>
-        <w:t xml:space="preserve"> </w:t>
-      </w:r>
-      <w:r>
-        <w:t xml:space="preserve">“</w:t>
-      </w:r>
-      <w:r>
-        <w:t xml:space="preserve">Leading Edge Learning in Network Science</w:t>
-      </w:r>
-      <w:r>
-        <w:t xml:space="preserve">.”</w:t>
-      </w:r>
-      <w:r>
-        <w:t xml:space="preserve"> </w:t>
-      </w:r>
-      <w:r>
-        <w:t xml:space="preserve">In</w:t>
-      </w:r>
-      <w:r>
-        <w:t xml:space="preserve"> </w:t>
-      </w:r>
-      <w:r>
-        <w:rPr>
-          <w:i/>
-          <w:iCs/>
-        </w:rPr>
-        <w:t xml:space="preserve">Network Science in Education: Transformational Approaches in Teaching and Learning</w:t>
-      </w:r>
-      <w:r>
-        <w:t xml:space="preserve">, edited by C. B. Cramer, M. A. Porter, H. Sayama, and S. M. Sheetz L. andUzzo, 23–44. Springer.</w:t>
-      </w:r>
-    </w:p>
-    <w:bookmarkEnd w:id="31"/>
-    <w:bookmarkStart w:id="32" w:name="ref-Kertesz2018"/>
-    <w:p>
-      <w:pPr>
-        <w:pStyle w:val="Bibliography"/>
-      </w:pPr>
-      <w:r>
-        <w:t xml:space="preserve">Kertész, J., and B. Vedres. 2018.</w:t>
-      </w:r>
-      <w:r>
-        <w:t xml:space="preserve"> </w:t>
-      </w:r>
-      <w:r>
-        <w:t xml:space="preserve">“</w:t>
-      </w:r>
-      <w:r>
-        <w:t xml:space="preserve">Europe’s First PhD Program in Network Science</w:t>
-      </w:r>
-      <w:r>
-        <w:t xml:space="preserve">.”</w:t>
-      </w:r>
-      <w:r>
-        <w:t xml:space="preserve"> </w:t>
-      </w:r>
-      <w:r>
-        <w:t xml:space="preserve">In</w:t>
-      </w:r>
-      <w:r>
-        <w:t xml:space="preserve"> </w:t>
-      </w:r>
-      <w:r>
-        <w:rPr>
-          <w:i/>
-          <w:iCs/>
-        </w:rPr>
-        <w:t xml:space="preserve">Network Science in Education: Transformational Approaches in Teaching and Learning</w:t>
-      </w:r>
-      <w:r>
-        <w:t xml:space="preserve">, edited by C. B. Cramer, M. A. Porter, H. Sayama, and S. M. Sheetz L. andUzzo, 87–97. Springer.</w:t>
-      </w:r>
-    </w:p>
-    <w:bookmarkEnd w:id="32"/>
-    <w:bookmarkStart w:id="33" w:name="ref-Panagakou2018"/>
-    <w:p>
-      <w:pPr>
-        <w:pStyle w:val="Bibliography"/>
-      </w:pPr>
-      <w:r>
-        <w:t xml:space="preserve">Panagakou, E., M. Giannini, A. Lazer D. andVespignani, and K. Coronges. 2018.</w:t>
-      </w:r>
-      <w:r>
-        <w:t xml:space="preserve"> </w:t>
-      </w:r>
-      <w:r>
-        <w:t xml:space="preserve">“</w:t>
-      </w:r>
-      <w:r>
-        <w:t xml:space="preserve">Evaluation of the First US PhD Program in Network Science: Developing Twenty- First-Century Thinkers to Meet the Challenges of a Globalized Society</w:t>
-      </w:r>
-      <w:r>
-        <w:t xml:space="preserve">.”</w:t>
-      </w:r>
-      <w:r>
-        <w:t xml:space="preserve"> </w:t>
-      </w:r>
-      <w:r>
-        <w:t xml:space="preserve">In</w:t>
-      </w:r>
-      <w:r>
-        <w:t xml:space="preserve"> </w:t>
-      </w:r>
-      <w:r>
-        <w:rPr>
-          <w:i/>
-          <w:iCs/>
-        </w:rPr>
-        <w:t xml:space="preserve">Network Science in Education: Transformational Approaches in Teaching and Learning</w:t>
-      </w:r>
-      <w:r>
-        <w:t xml:space="preserve">, edited by C. B. Cramer, M. A. Porter, H. Sayama, and S. M. Sheetz L. andUzzo, 71–85. Springer.</w:t>
-      </w:r>
-    </w:p>
-    <w:bookmarkEnd w:id="33"/>
-    <w:bookmarkStart w:id="34" w:name="ref-Porter2018"/>
-    <w:p>
-      <w:pPr>
-        <w:pStyle w:val="Bibliography"/>
-      </w:pPr>
-      <w:r>
-        <w:t xml:space="preserve">Porter, M. A. 2018.</w:t>
-      </w:r>
-      <w:r>
-        <w:t xml:space="preserve"> </w:t>
-      </w:r>
-      <w:r>
-        <w:t xml:space="preserve">“</w:t>
-      </w:r>
-      <w:r>
-        <w:t xml:space="preserve">An Undergraduate Mathematics Course on Networks</w:t>
-      </w:r>
-      <w:r>
-        <w:t xml:space="preserve">.”</w:t>
-      </w:r>
-      <w:r>
-        <w:t xml:space="preserve"> </w:t>
-      </w:r>
-      <w:r>
-        <w:t xml:space="preserve">In</w:t>
-      </w:r>
-      <w:r>
-        <w:t xml:space="preserve"> </w:t>
-      </w:r>
-      <w:r>
-        <w:rPr>
-          <w:i/>
-          <w:iCs/>
-        </w:rPr>
-        <w:t xml:space="preserve">Network Science in Education: Transformational Approaches in Teaching and Learning</w:t>
-      </w:r>
-      <w:r>
-        <w:t xml:space="preserve">, edited by C. B. Cramer, M. A. Porter, H. Sayama, and S. M. Sheetz L. andUzzo, 3–44. Springer.</w:t>
-      </w:r>
-    </w:p>
-    <w:bookmarkEnd w:id="34"/>
-    <w:bookmarkStart w:id="35" w:name="ref-Sayama2018"/>
-    <w:p>
-      <w:pPr>
-        <w:pStyle w:val="Bibliography"/>
-      </w:pPr>
-      <w:r>
-        <w:t xml:space="preserve">Sayama, H. 2018.</w:t>
-      </w:r>
-      <w:r>
-        <w:t xml:space="preserve"> </w:t>
-      </w:r>
-      <w:r>
-        <w:t xml:space="preserve">“Mapping the Curricular Structure and Contents of Network Science Courses.”</w:t>
-      </w:r>
-      <w:r>
-        <w:t xml:space="preserve"> </w:t>
-      </w:r>
-      <w:r>
-        <w:t xml:space="preserve">In</w:t>
-      </w:r>
-      <w:r>
-        <w:t xml:space="preserve"> </w:t>
-      </w:r>
-      <w:r>
-        <w:rPr>
-          <w:i/>
-          <w:iCs/>
-        </w:rPr>
-        <w:t xml:space="preserve">Network Science in Education: Transformational Approaches in Teaching and Learning</w:t>
-      </w:r>
-      <w:r>
-        <w:t xml:space="preserve">, edited by C. B. Cramer, M. A. Porter, H. Sayama, and S. M. Sheetz L. andUzzo, 101–16. Springer.</w:t>
-      </w:r>
-    </w:p>
-    <w:bookmarkEnd w:id="35"/>
-    <w:bookmarkStart w:id="36" w:name="ref-Yin2009"/>
-    <w:p>
-      <w:pPr>
-        <w:pStyle w:val="Bibliography"/>
-      </w:pPr>
-      <w:r>
-        <w:t xml:space="preserve">Yin, R. K. 2018.</w:t>
+        <w:t xml:space="preserve">Yin, R. K. (2018).</w:t>
       </w:r>
       <w:r>
         <w:t xml:space="preserve"> </w:t>
@@ -659,12 +1328,19 @@
         <w:t xml:space="preserve">Case Study Research and Applications: Designs and Methods</w:t>
       </w:r>
       <w:r>
-        <w:t xml:space="preserve">. Vol. 6 ed. Sage.</w:t>
-      </w:r>
-    </w:p>
-    <w:bookmarkEnd w:id="36"/>
-    <w:bookmarkEnd w:id="37"/>
-    <w:bookmarkEnd w:id="38"/>
+        <w:rPr>
+          <w:i/>
+          <w:iCs/>
+        </w:rPr>
+        <w:t xml:space="preserve">: Vols. 6 ed</w:t>
+      </w:r>
+      <w:r>
+        <w:t xml:space="preserve">. Sage.</w:t>
+      </w:r>
+    </w:p>
+    <w:bookmarkEnd w:id="52"/>
+    <w:bookmarkEnd w:id="53"/>
+    <w:bookmarkEnd w:id="54"/>
     <w:sectPr>
       <w:footnotePr>
         <w:numRestart w:val="eachSect"/>

--- a/OtroManuscrito.docx
+++ b/OtroManuscrito.docx
@@ -176,7 +176,7 @@
       </w:r>
     </w:p>
     <w:bookmarkEnd w:id="20"/>
-    <w:bookmarkStart w:id="54" w:name="X5b0f56f4b1bb1cec4ab3b8f66e60ace621d050a"/>
+    <w:bookmarkStart w:id="21" w:name="X5b0f56f4b1bb1cec4ab3b8f66e60ace621d050a"/>
     <w:p>
       <w:pPr>
         <w:pStyle w:val="Heading1"/>
@@ -505,8 +505,520 @@
         <w:t xml:space="preserve">emerged as the most popular skills offered by the programs.</w:t>
       </w:r>
     </w:p>
-    <w:bookmarkStart w:id="53" w:name="refs"/>
-    <w:bookmarkStart w:id="22" w:name="ref-alabdulkareem2018"/>
+    <w:p>
+      <w:pPr>
+        <w:pStyle w:val="BodyText"/>
+      </w:pPr>
+      <w:r>
+        <w:t xml:space="preserve">The empirical evidence summarized here highlights two key principles. First, network science offers a powerful framework for analyzing the importance of skills in higher education. Second, existing applications of this framework have predominantly focused on single-country contexts, while cross-national comparisons are largely absent in the literature. Based on these principles, we focus on Latin America as a relevant context for developing the first cross-national comparison.</w:t>
+      </w:r>
+    </w:p>
+    <w:bookmarkEnd w:id="21"/>
+    <w:bookmarkStart w:id="22" w:name="X6b2a934deac4b0b29dfb0dc5c978d35fdd16448"/>
+    <w:p>
+      <w:pPr>
+        <w:pStyle w:val="Heading1"/>
+      </w:pPr>
+      <w:r>
+        <w:t xml:space="preserve">Basic Skills in Latin American Higher Education</w:t>
+      </w:r>
+    </w:p>
+    <w:p>
+      <w:pPr>
+        <w:pStyle w:val="FirstParagraph"/>
+      </w:pPr>
+      <w:r>
+        <w:t xml:space="preserve">The study of basic skills in Latin American higher education presents a wide variety of methodological approaches, including systematic literature reviews on critical thinking</w:t>
+      </w:r>
+      <w:r>
+        <w:t xml:space="preserve"> </w:t>
+      </w:r>
+      <w:r>
+        <w:t xml:space="preserve">(Guzmán-Valenzuela et al., 2023)</w:t>
+      </w:r>
+      <w:r>
+        <w:t xml:space="preserve">, the estimation of causal effects of an extra year of schooling on mathematics performance</w:t>
+      </w:r>
+      <w:r>
+        <w:t xml:space="preserve"> </w:t>
+      </w:r>
+      <w:r>
+        <w:t xml:space="preserve">(Marchionni &amp; Vazquez, 2019)</w:t>
+      </w:r>
+      <w:r>
+        <w:t xml:space="preserve">, the structural equation modeling of learning strategies</w:t>
+      </w:r>
+      <w:r>
+        <w:t xml:space="preserve"> </w:t>
+      </w:r>
+      <w:r>
+        <w:t xml:space="preserve">(Martínez-Fernández &amp; Vermunt, 2015)</w:t>
+      </w:r>
+      <w:r>
+        <w:t xml:space="preserve">, the evaluation of Twitter’s contribution to improving strategic communication</w:t>
+      </w:r>
+      <w:r>
+        <w:t xml:space="preserve"> </w:t>
+      </w:r>
+      <w:r>
+        <w:t xml:space="preserve">(Guzmán Duque &amp; Moral Pérez, 2013)</w:t>
+      </w:r>
+      <w:r>
+        <w:t xml:space="preserve">, the network-based measurement of critical thinking and communication</w:t>
+      </w:r>
+      <w:r>
+        <w:t xml:space="preserve"> </w:t>
+      </w:r>
+      <w:r>
+        <w:t xml:space="preserve">(García-Chitiva &amp; Correa, 2024)</w:t>
+      </w:r>
+      <w:r>
+        <w:t xml:space="preserve">, or the validation of collaborative online international learning activities to shape communication skills</w:t>
+      </w:r>
+      <w:r>
+        <w:t xml:space="preserve"> </w:t>
+      </w:r>
+      <w:r>
+        <w:t xml:space="preserve">(García-Chitiva et al., 2025)</w:t>
+      </w:r>
+      <w:r>
+        <w:t xml:space="preserve">.</w:t>
+      </w:r>
+    </w:p>
+    <w:p>
+      <w:pPr>
+        <w:pStyle w:val="BodyText"/>
+      </w:pPr>
+      <w:r>
+        <w:t xml:space="preserve">The analysis of these skills is helpful to understand why their deficiencies and mismatches with labor markets are also attributed to poor quality and responsible for low labor productivity in the region</w:t>
+      </w:r>
+      <w:r>
+        <w:t xml:space="preserve"> </w:t>
+      </w:r>
+      <w:r>
+        <w:t xml:space="preserve">(Mendoza, 2020)</w:t>
+      </w:r>
+      <w:r>
+        <w:t xml:space="preserve">. In this context, it is worth mentioning that despite the economic limitations of Latin American universities, their output provides a continuous flow of scientists and professionals for developed countries and a corresponding loss for emerging economies in Latin America</w:t>
+      </w:r>
+      <w:r>
+        <w:t xml:space="preserve"> </w:t>
+      </w:r>
+      <w:r>
+        <w:t xml:space="preserve">(Echeverría-King et al., 2022)</w:t>
+      </w:r>
+      <w:r>
+        <w:t xml:space="preserve">. Even though this setting has stimulated cross- national comparisons in terms of governance</w:t>
+      </w:r>
+      <w:r>
+        <w:t xml:space="preserve"> </w:t>
+      </w:r>
+      <w:r>
+        <w:t xml:space="preserve">(Amaral et al., 2002)</w:t>
+      </w:r>
+      <w:r>
+        <w:t xml:space="preserve">, political economy</w:t>
+      </w:r>
+      <w:r>
+        <w:t xml:space="preserve"> </w:t>
+      </w:r>
+      <w:r>
+        <w:t xml:space="preserve">(Torres, 2002)</w:t>
+      </w:r>
+      <w:r>
+        <w:t xml:space="preserve">, or predictive power of schooling on economic growth</w:t>
+      </w:r>
+      <w:r>
+        <w:t xml:space="preserve"> </w:t>
+      </w:r>
+      <w:r>
+        <w:t xml:space="preserve">(Laverde-Rojas et al., 2019)</w:t>
+      </w:r>
+      <w:r>
+        <w:t xml:space="preserve">, a cross-national analysis of basic skills as part of the academic offering in the region remains neglected. This argument coincides with reports of the Organization for Economic Cooperation and Development (OECD) that highlight how the economic outcomes in Latin America lag behind in organized adult training and learning activities (OECD, 2023). From this perspective, a focused examination of these basic skills is not only crucial but timely for regional scrutiny.</w:t>
+      </w:r>
+    </w:p>
+    <w:p>
+      <w:pPr>
+        <w:pStyle w:val="BodyText"/>
+      </w:pPr>
+      <w:r>
+        <w:t xml:space="preserve">The increasing emphasis on skills-based hiring in the modern economy has prompted discussions about the relative importance of demonstrated skills and traditional university degrees</w:t>
+      </w:r>
+      <w:r>
+        <w:t xml:space="preserve"> </w:t>
+      </w:r>
+      <w:r>
+        <w:t xml:space="preserve">(Fuller et al., 2022)</w:t>
+      </w:r>
+      <w:r>
+        <w:t xml:space="preserve">. Amid this shift, several innovations in teaching deliveries are gaining traction. For example, professional certifications by Coursera, EdX, or Udemy through their</w:t>
+      </w:r>
+      <w:r>
+        <w:t xml:space="preserve"> </w:t>
+      </w:r>
+      <w:r>
+        <w:t xml:space="preserve">“massive online open courses”</w:t>
+      </w:r>
+      <w:r>
+        <w:t xml:space="preserve"> </w:t>
+      </w:r>
+      <w:r>
+        <w:t xml:space="preserve">(MOOCs) represent one of these innovations in higher education</w:t>
+      </w:r>
+      <w:r>
+        <w:t xml:space="preserve"> </w:t>
+      </w:r>
+      <w:r>
+        <w:t xml:space="preserve">(Medina Labrador et al., 2019)</w:t>
+      </w:r>
+      <w:r>
+        <w:t xml:space="preserve">. As a consequence, universities are being forced to change their curricula and corresponding academic offering in order to adapt to this skills- oriented education</w:t>
+      </w:r>
+      <w:r>
+        <w:t xml:space="preserve"> </w:t>
+      </w:r>
+      <w:r>
+        <w:t xml:space="preserve">(Javadian Sabet et al., 2024)</w:t>
+      </w:r>
+      <w:r>
+        <w:t xml:space="preserve">.</w:t>
+      </w:r>
+    </w:p>
+    <w:p>
+      <w:pPr>
+        <w:pStyle w:val="BodyText"/>
+      </w:pPr>
+      <w:r>
+        <w:t xml:space="preserve">As univesity professors, we have witnessed how universities in the region tend to create and use program brochures as a means to advertise and recruit prospective students in their programs. The use of program brochures as raw data for quantitative studies appear in previous research projects for relevant reasons. First, brochures’ content provides a concise representation of the university’s intended learning outcomes and value proposition to prospective students. As a primary source of information for young professionals, brochures are a key medium through which universities communicate the skills and knowledge they aim to develop</w:t>
+      </w:r>
+      <w:r>
+        <w:t xml:space="preserve"> </w:t>
+      </w:r>
+      <w:r>
+        <w:t xml:space="preserve">(Hite &amp; Yearwood, 2001)</w:t>
+      </w:r>
+      <w:r>
+        <w:t xml:space="preserve">. As these materials are often available on university websites, these online platforms have received increased attention as both empirical phenomena and data on organizational behavior in higher education</w:t>
+      </w:r>
+      <w:r>
+        <w:t xml:space="preserve"> </w:t>
+      </w:r>
+      <w:r>
+        <w:t xml:space="preserve">(Pizarro Milian, 2017)</w:t>
+      </w:r>
+      <w:r>
+        <w:t xml:space="preserve">. Furthermore, the systematic analysis of brochures is applicable across the entire postsecondary education ecosystem, including community colleges, for-profit colleges, public universities, and specific academic sub- units such as business schools, law schools, technology institutions, or sociology departments</w:t>
+      </w:r>
+      <w:r>
+        <w:t xml:space="preserve"> </w:t>
+      </w:r>
+      <w:r>
+        <w:t xml:space="preserve">(Milian &amp; Rizk, 2018)</w:t>
+      </w:r>
+      <w:r>
+        <w:t xml:space="preserve">. With the systematic analysis of brochure content, educational researchers can identify possible strategic priorities, perceptions of market demands, and even infer institutional values. For example, brochures might highlight specific industry partnerships to signal a focus on career readiness, or emphasize interdisciplinary programs to reflect a strategic shift towards integrated learning. In terms of institutional values, for instance, brochures can promote that applied research is highly regarded. However, such a claim would be in doubt if the university does not provide access to scientific laboratories, or subscription-based services for scientific and technological information retrieval systems.</w:t>
+      </w:r>
+    </w:p>
+    <w:p>
+      <w:pPr>
+        <w:pStyle w:val="BodyText"/>
+      </w:pPr>
+      <w:r>
+        <w:t xml:space="preserve">Based on these considerations, we compare the emphasis placed on the basic skills that are regarded as developed capacities that facilitate learning and rapid acquisition of knowledge</w:t>
+      </w:r>
+      <w:r>
+        <w:t xml:space="preserve"> </w:t>
+      </w:r>
+      <w:r>
+        <w:t xml:space="preserve">(National Center for O*NET Development, 2022)</w:t>
+      </w:r>
+      <w:r>
+        <w:t xml:space="preserve">. These basic skills under scrutiny are self-evident and include:</w:t>
+      </w:r>
+      <w:r>
+        <w:t xml:space="preserve"> </w:t>
+      </w:r>
+      <w:r>
+        <w:t xml:space="preserve">“active listening,”</w:t>
+      </w:r>
+      <w:r>
+        <w:t xml:space="preserve"> </w:t>
+      </w:r>
+      <w:r>
+        <w:t xml:space="preserve">“mathematics,”</w:t>
+      </w:r>
+      <w:r>
+        <w:t xml:space="preserve"> </w:t>
+      </w:r>
+      <w:r>
+        <w:t xml:space="preserve">“reading comprehension,”</w:t>
+      </w:r>
+      <w:r>
+        <w:t xml:space="preserve"> </w:t>
+      </w:r>
+      <w:r>
+        <w:t xml:space="preserve">“science,”</w:t>
+      </w:r>
+      <w:r>
+        <w:t xml:space="preserve"> </w:t>
+      </w:r>
+      <w:r>
+        <w:t xml:space="preserve">“speaking,”</w:t>
+      </w:r>
+      <w:r>
+        <w:t xml:space="preserve"> </w:t>
+      </w:r>
+      <w:r>
+        <w:t xml:space="preserve">“writing,”</w:t>
+      </w:r>
+      <w:r>
+        <w:t xml:space="preserve"> </w:t>
+      </w:r>
+      <w:r>
+        <w:t xml:space="preserve">“active learning,”</w:t>
+      </w:r>
+      <w:r>
+        <w:t xml:space="preserve"> </w:t>
+      </w:r>
+      <w:r>
+        <w:t xml:space="preserve">“critical thinking,”</w:t>
+      </w:r>
+      <w:r>
+        <w:t xml:space="preserve"> </w:t>
+      </w:r>
+      <w:r>
+        <w:t xml:space="preserve">“learning strategies,”</w:t>
+      </w:r>
+      <w:r>
+        <w:t xml:space="preserve"> </w:t>
+      </w:r>
+      <w:r>
+        <w:t xml:space="preserve">and</w:t>
+      </w:r>
+      <w:r>
+        <w:t xml:space="preserve"> </w:t>
+      </w:r>
+      <w:r>
+        <w:t xml:space="preserve">“monitoring.”</w:t>
+      </w:r>
+      <w:r>
+        <w:t xml:space="preserve"> </w:t>
+      </w:r>
+      <w:r>
+        <w:t xml:space="preserve">The importance of these basic skills is that they relate to both content and processes providing the basis for other cross-functional skills. While basic skills that fall under the category of</w:t>
+      </w:r>
+      <w:r>
+        <w:t xml:space="preserve"> </w:t>
+      </w:r>
+      <w:r>
+        <w:t xml:space="preserve">“content”</w:t>
+      </w:r>
+      <w:r>
+        <w:t xml:space="preserve"> </w:t>
+      </w:r>
+      <w:r>
+        <w:t xml:space="preserve">(i.e.,</w:t>
+      </w:r>
+      <w:r>
+        <w:t xml:space="preserve"> </w:t>
+      </w:r>
+      <w:r>
+        <w:t xml:space="preserve">“active listening,”</w:t>
+      </w:r>
+      <w:r>
+        <w:t xml:space="preserve"> </w:t>
+      </w:r>
+      <w:r>
+        <w:t xml:space="preserve">“mathematics,”</w:t>
+      </w:r>
+      <w:r>
+        <w:t xml:space="preserve"> </w:t>
+      </w:r>
+      <w:r>
+        <w:t xml:space="preserve">“reading comprehension,”</w:t>
+      </w:r>
+      <w:r>
+        <w:t xml:space="preserve"> </w:t>
+      </w:r>
+      <w:r>
+        <w:t xml:space="preserve">“science,”</w:t>
+      </w:r>
+      <w:r>
+        <w:t xml:space="preserve"> </w:t>
+      </w:r>
+      <w:r>
+        <w:t xml:space="preserve">“speaking,”</w:t>
+      </w:r>
+      <w:r>
+        <w:t xml:space="preserve"> </w:t>
+      </w:r>
+      <w:r>
+        <w:t xml:space="preserve">“writing”</w:t>
+      </w:r>
+      <w:r>
+        <w:t xml:space="preserve">) are regarded as structures needed to work with and acquire more specific skills in a variety of different domains, basic skills that fall under the category of</w:t>
+      </w:r>
+      <w:r>
+        <w:t xml:space="preserve"> </w:t>
+      </w:r>
+      <w:r>
+        <w:t xml:space="preserve">“processes”</w:t>
+      </w:r>
+      <w:r>
+        <w:t xml:space="preserve"> </w:t>
+      </w:r>
+      <w:r>
+        <w:t xml:space="preserve">(i.e.,</w:t>
+      </w:r>
+      <w:r>
+        <w:t xml:space="preserve"> </w:t>
+      </w:r>
+      <w:r>
+        <w:t xml:space="preserve">“active learning,”</w:t>
+      </w:r>
+      <w:r>
+        <w:t xml:space="preserve"> </w:t>
+      </w:r>
+      <w:r>
+        <w:t xml:space="preserve">“critical thinking,”</w:t>
+      </w:r>
+      <w:r>
+        <w:t xml:space="preserve"> </w:t>
+      </w:r>
+      <w:r>
+        <w:t xml:space="preserve">“learning strategies,”</w:t>
+      </w:r>
+      <w:r>
+        <w:t xml:space="preserve"> </w:t>
+      </w:r>
+      <w:r>
+        <w:t xml:space="preserve">and</w:t>
+      </w:r>
+      <w:r>
+        <w:t xml:space="preserve"> </w:t>
+      </w:r>
+      <w:r>
+        <w:t xml:space="preserve">“monitoring”</w:t>
+      </w:r>
+      <w:r>
+        <w:t xml:space="preserve">) are procedures that contribute to the more rapid acquisition of knowledge and skill across a variety of domains.</w:t>
+      </w:r>
+    </w:p>
+    <w:bookmarkEnd w:id="22"/>
+    <w:bookmarkStart w:id="94" w:name="methods-and-data"/>
+    <w:p>
+      <w:pPr>
+        <w:pStyle w:val="Heading1"/>
+      </w:pPr>
+      <w:r>
+        <w:t xml:space="preserve">Methods and Data</w:t>
+      </w:r>
+    </w:p>
+    <w:p>
+      <w:pPr>
+        <w:pStyle w:val="FirstParagraph"/>
+      </w:pPr>
+      <w:r>
+        <w:t xml:space="preserve">This study follows the logic of a case study research</w:t>
+      </w:r>
+      <w:r>
+        <w:t xml:space="preserve"> </w:t>
+      </w:r>
+      <w:r>
+        <w:t xml:space="preserve">(Yin, 2018)</w:t>
+      </w:r>
+      <w:r>
+        <w:t xml:space="preserve"> </w:t>
+      </w:r>
+      <w:r>
+        <w:t xml:space="preserve">leveraging bipartite network modeling</w:t>
+      </w:r>
+      <w:r>
+        <w:t xml:space="preserve"> </w:t>
+      </w:r>
+      <w:r>
+        <w:t xml:space="preserve">(Wang et al., 2009, 2013)</w:t>
+      </w:r>
+      <w:r>
+        <w:t xml:space="preserve">. Bipartite network modeling is a useful approach for analyzing the relationship between basic skills and the academic offering of higher education institutions across the globe</w:t>
+      </w:r>
+      <w:r>
+        <w:t xml:space="preserve"> </w:t>
+      </w:r>
+      <w:r>
+        <w:t xml:space="preserve">(Dakduk et al., 2025)</w:t>
+      </w:r>
+      <w:r>
+        <w:t xml:space="preserve">. Our case study extends the scope of previous works as it incorporates inferential statistical tests that rely on exponential random graph modeling estimates</w:t>
+      </w:r>
+      <w:r>
+        <w:t xml:space="preserve"> </w:t>
+      </w:r>
+      <w:r>
+        <w:t xml:space="preserve">(Cranmer et al., 2021)</w:t>
+      </w:r>
+      <w:r>
+        <w:t xml:space="preserve">. A visual representation of our research workflow is available in Figure 1. This workflow shows a series of methodological steps that facilitates the understanding of data collection, text pre-processing, and inferential network analyses. The workflow underscores the methodological transparency, reproducibility and analytical scalability of the approach, demonstrating how this case study can be extended to large-scale and cross- regional comparisons in higher education research beyond the Latin American region.</w:t>
+      </w:r>
+    </w:p>
+    <w:p>
+      <w:pPr>
+        <w:pStyle w:val="CaptionedFigure"/>
+      </w:pPr>
+      <w:r>
+        <w:drawing>
+          <wp:inline>
+            <wp:extent cx="5334000" cy="3403504"/>
+            <wp:effectExtent b="0" l="0" r="0" t="0"/>
+            <wp:docPr descr="Figure 1: Workflow of data collection, text pre-processing, and network analysis." title="" id="24" name="Picture"/>
+            <a:graphic>
+              <a:graphicData uri="http://schemas.openxmlformats.org/drawingml/2006/picture">
+                <pic:pic>
+                  <pic:nvPicPr>
+                    <pic:cNvPr descr="Workflow.png" id="25" name="Picture"/>
+                    <pic:cNvPicPr>
+                      <a:picLocks noChangeArrowheads="1" noChangeAspect="1"/>
+                    </pic:cNvPicPr>
+                  </pic:nvPicPr>
+                  <pic:blipFill>
+                    <a:blip r:embed="rId23"/>
+                    <a:stretch>
+                      <a:fillRect/>
+                    </a:stretch>
+                  </pic:blipFill>
+                  <pic:spPr bwMode="auto">
+                    <a:xfrm>
+                      <a:off x="0" y="0"/>
+                      <a:ext cx="5334000" cy="3403504"/>
+                    </a:xfrm>
+                    <a:prstGeom prst="rect">
+                      <a:avLst/>
+                    </a:prstGeom>
+                    <a:noFill/>
+                    <a:ln w="9525">
+                      <a:noFill/>
+                      <a:headEnd/>
+                      <a:tailEnd/>
+                    </a:ln>
+                  </pic:spPr>
+                </pic:pic>
+              </a:graphicData>
+            </a:graphic>
+          </wp:inline>
+        </w:drawing>
+      </w:r>
+    </w:p>
+    <w:p>
+      <w:pPr>
+        <w:pStyle w:val="ImageCaption"/>
+      </w:pPr>
+      <w:r>
+        <w:t xml:space="preserve">Figure 1: Workflow of data collection, text pre-processing, and network analysis.</w:t>
+      </w:r>
+    </w:p>
+    <w:bookmarkStart w:id="93" w:name="refs"/>
+    <w:bookmarkStart w:id="27" w:name="ref-alabdulkareem2018"/>
     <w:p>
       <w:pPr>
         <w:pStyle w:val="Bibliography"/>
@@ -543,7 +1055,7 @@
       <w:r>
         <w:t xml:space="preserve"> </w:t>
       </w:r>
-      <w:hyperlink r:id="rId21">
+      <w:hyperlink r:id="rId26">
         <w:r>
           <w:rPr>
             <w:rStyle w:val="Hyperlink"/>
@@ -552,13 +1064,50 @@
         </w:r>
       </w:hyperlink>
     </w:p>
-    <w:bookmarkEnd w:id="22"/>
-    <w:bookmarkStart w:id="24" w:name="ref-Aufiero2024"/>
+    <w:bookmarkEnd w:id="27"/>
+    <w:bookmarkStart w:id="29" w:name="ref-Amaral2002"/>
     <w:p>
       <w:pPr>
         <w:pStyle w:val="Bibliography"/>
       </w:pPr>
       <w:r>
+        <w:t xml:space="preserve">Amaral, A., Jones, G. A., &amp; Karseth, B. (2002). Governing higher education: Comparing national perspectives. In A. Amaral, G. A. Jones, &amp; B. Karseth (Eds.),</w:t>
+      </w:r>
+      <w:r>
+        <w:t xml:space="preserve"> </w:t>
+      </w:r>
+      <w:r>
+        <w:rPr>
+          <w:i/>
+          <w:iCs/>
+        </w:rPr>
+        <w:t xml:space="preserve">Governing higher education: National perspectives on institutional governance</w:t>
+      </w:r>
+      <w:r>
+        <w:t xml:space="preserve"> </w:t>
+      </w:r>
+      <w:r>
+        <w:t xml:space="preserve">(pp. 279–298). Springer Netherlands.</w:t>
+      </w:r>
+      <w:r>
+        <w:t xml:space="preserve"> </w:t>
+      </w:r>
+      <w:hyperlink r:id="rId28">
+        <w:r>
+          <w:rPr>
+            <w:rStyle w:val="Hyperlink"/>
+          </w:rPr>
+          <w:t xml:space="preserve">https://doi.org/10.1007/978-94-015-9946-7_14</w:t>
+        </w:r>
+      </w:hyperlink>
+    </w:p>
+    <w:bookmarkEnd w:id="29"/>
+    <w:bookmarkStart w:id="31" w:name="ref-Aufiero2024"/>
+    <w:p>
+      <w:pPr>
+        <w:pStyle w:val="Bibliography"/>
+      </w:pPr>
+      <w:r>
         <w:t xml:space="preserve">Aufiero, S., De Marzo, G., Sbardella, A., &amp; Zaccaria, A. (2024). Mapping job fitness and skill coherence into wages: An economic complexity analysis.</w:t>
       </w:r>
       <w:r>
@@ -590,7 +1139,7 @@
       <w:r>
         <w:t xml:space="preserve"> </w:t>
       </w:r>
-      <w:hyperlink r:id="rId23">
+      <w:hyperlink r:id="rId30">
         <w:r>
           <w:rPr>
             <w:rStyle w:val="Hyperlink"/>
@@ -599,8 +1148,8 @@
         </w:r>
       </w:hyperlink>
     </w:p>
-    <w:bookmarkEnd w:id="24"/>
-    <w:bookmarkStart w:id="26" w:name="ref-Borner2018"/>
+    <w:bookmarkEnd w:id="31"/>
+    <w:bookmarkStart w:id="33" w:name="ref-Borner2018"/>
     <w:p>
       <w:pPr>
         <w:pStyle w:val="Bibliography"/>
@@ -637,7 +1186,7 @@
       <w:r>
         <w:t xml:space="preserve"> </w:t>
       </w:r>
-      <w:hyperlink r:id="rId25">
+      <w:hyperlink r:id="rId32">
         <w:r>
           <w:rPr>
             <w:rStyle w:val="Hyperlink"/>
@@ -646,8 +1195,8 @@
         </w:r>
       </w:hyperlink>
     </w:p>
-    <w:bookmarkEnd w:id="26"/>
-    <w:bookmarkStart w:id="27" w:name="ref-Cramer2018"/>
+    <w:bookmarkEnd w:id="33"/>
+    <w:bookmarkStart w:id="34" w:name="ref-Cramer2018"/>
     <w:p>
       <w:pPr>
         <w:pStyle w:val="Bibliography"/>
@@ -669,13 +1218,36 @@
         <w:t xml:space="preserve">. Springer.</w:t>
       </w:r>
     </w:p>
-    <w:bookmarkEnd w:id="27"/>
-    <w:bookmarkStart w:id="29" w:name="ref-Dakduk2025"/>
+    <w:bookmarkEnd w:id="34"/>
+    <w:bookmarkStart w:id="35" w:name="ref-Cranmer2021"/>
     <w:p>
       <w:pPr>
         <w:pStyle w:val="Bibliography"/>
       </w:pPr>
       <w:r>
+        <w:t xml:space="preserve">Cranmer, S. J., Desmarais, B. A., &amp; Morgan, J. W. (2021).</w:t>
+      </w:r>
+      <w:r>
+        <w:t xml:space="preserve"> </w:t>
+      </w:r>
+      <w:r>
+        <w:rPr>
+          <w:i/>
+          <w:iCs/>
+        </w:rPr>
+        <w:t xml:space="preserve">Inferential network analysis</w:t>
+      </w:r>
+      <w:r>
+        <w:t xml:space="preserve">. Cambridge University Press.</w:t>
+      </w:r>
+    </w:p>
+    <w:bookmarkEnd w:id="35"/>
+    <w:bookmarkStart w:id="37" w:name="ref-Dakduk2025"/>
+    <w:p>
+      <w:pPr>
+        <w:pStyle w:val="Bibliography"/>
+      </w:pPr>
+      <w:r>
         <w:t xml:space="preserve">Dakduk, S., García-Chitiva, M. d. P., &amp; Correa, J. C. (2025). A case study on professional skills and accredited graduate programs of marketing.</w:t>
       </w:r>
       <w:r>
@@ -707,7 +1279,7 @@
       <w:r>
         <w:t xml:space="preserve"> </w:t>
       </w:r>
-      <w:hyperlink r:id="rId28">
+      <w:hyperlink r:id="rId36">
         <w:r>
           <w:rPr>
             <w:rStyle w:val="Hyperlink"/>
@@ -716,13 +1288,69 @@
         </w:r>
       </w:hyperlink>
     </w:p>
-    <w:bookmarkEnd w:id="29"/>
-    <w:bookmarkStart w:id="31" w:name="ref-Essien2024"/>
+    <w:bookmarkEnd w:id="37"/>
+    <w:bookmarkStart w:id="39" w:name="ref-echeverria2022"/>
     <w:p>
       <w:pPr>
         <w:pStyle w:val="Bibliography"/>
       </w:pPr>
       <w:r>
+        <w:t xml:space="preserve">Echeverría-King, L. F., Camacho Toro, R., Figueroa, P., Galvis, L. A., González, A., Suárez, V. R., Torres Atencio, I., &amp; Widmaier Müller, C. N. (2022).</w:t>
+      </w:r>
+      <w:r>
+        <w:t xml:space="preserve"> </w:t>
+      </w:r>
+      <w:r>
+        <w:t xml:space="preserve">Organized scientific diaspora and its contributions to science diplomacy in emerging economies: the case of Latin America and the Caribbean</w:t>
+      </w:r>
+      <w:r>
+        <w:t xml:space="preserve">.</w:t>
+      </w:r>
+      <w:r>
+        <w:t xml:space="preserve"> </w:t>
+      </w:r>
+      <w:r>
+        <w:rPr>
+          <w:i/>
+          <w:iCs/>
+        </w:rPr>
+        <w:t xml:space="preserve">Frontiers in Research Metrics and Analytics</w:t>
+      </w:r>
+      <w:r>
+        <w:t xml:space="preserve">,</w:t>
+      </w:r>
+      <w:r>
+        <w:t xml:space="preserve"> </w:t>
+      </w:r>
+      <w:r>
+        <w:rPr>
+          <w:i/>
+          <w:iCs/>
+        </w:rPr>
+        <w:t xml:space="preserve">7</w:t>
+      </w:r>
+      <w:r>
+        <w:t xml:space="preserve">, 893593.</w:t>
+      </w:r>
+      <w:r>
+        <w:t xml:space="preserve"> </w:t>
+      </w:r>
+      <w:hyperlink r:id="rId38">
+        <w:r>
+          <w:rPr>
+            <w:rStyle w:val="Hyperlink"/>
+          </w:rPr>
+          <w:t xml:space="preserve">https://doi.org/10.3389/frma.2022.893593</w:t>
+        </w:r>
+      </w:hyperlink>
+    </w:p>
+    <w:bookmarkEnd w:id="39"/>
+    <w:bookmarkStart w:id="41" w:name="ref-Essien2024"/>
+    <w:p>
+      <w:pPr>
+        <w:pStyle w:val="Bibliography"/>
+      </w:pPr>
+      <w:r>
         <w:t xml:space="preserve">Essien, A., Bukoye, O. T., O’Dea, X., &amp; Kremantzis, M. (2024).</w:t>
       </w:r>
       <w:r>
@@ -763,7 +1391,7 @@
       <w:r>
         <w:t xml:space="preserve"> </w:t>
       </w:r>
-      <w:hyperlink r:id="rId30">
+      <w:hyperlink r:id="rId40">
         <w:r>
           <w:rPr>
             <w:rStyle w:val="Hyperlink"/>
@@ -772,8 +1400,8 @@
         </w:r>
       </w:hyperlink>
     </w:p>
-    <w:bookmarkEnd w:id="31"/>
-    <w:bookmarkStart w:id="33" w:name="ref-Extance2023"/>
+    <w:bookmarkEnd w:id="41"/>
+    <w:bookmarkStart w:id="43" w:name="ref-Extance2023"/>
     <w:p>
       <w:pPr>
         <w:pStyle w:val="Bibliography"/>
@@ -819,7 +1447,7 @@
       <w:r>
         <w:t xml:space="preserve"> </w:t>
       </w:r>
-      <w:hyperlink r:id="rId32">
+      <w:hyperlink r:id="rId42">
         <w:r>
           <w:rPr>
             <w:rStyle w:val="Hyperlink"/>
@@ -828,8 +1456,8 @@
         </w:r>
       </w:hyperlink>
     </w:p>
-    <w:bookmarkEnd w:id="33"/>
-    <w:bookmarkStart w:id="35" w:name="ref-Fisher2025"/>
+    <w:bookmarkEnd w:id="43"/>
+    <w:bookmarkStart w:id="45" w:name="ref-Fisher2025"/>
     <w:p>
       <w:pPr>
         <w:pStyle w:val="Bibliography"/>
@@ -866,7 +1494,7 @@
       <w:r>
         <w:t xml:space="preserve"> </w:t>
       </w:r>
-      <w:hyperlink r:id="rId34">
+      <w:hyperlink r:id="rId44">
         <w:r>
           <w:rPr>
             <w:rStyle w:val="Hyperlink"/>
@@ -875,13 +1503,58 @@
         </w:r>
       </w:hyperlink>
     </w:p>
-    <w:bookmarkEnd w:id="35"/>
-    <w:bookmarkStart w:id="37" w:name="ref-Gadar2018"/>
+    <w:bookmarkEnd w:id="45"/>
+    <w:bookmarkStart w:id="46" w:name="ref-Fuller2022"/>
     <w:p>
       <w:pPr>
         <w:pStyle w:val="Bibliography"/>
       </w:pPr>
       <w:r>
+        <w:t xml:space="preserve">Fuller, J., Langer, C., &amp; Sigelman, M. (2022).</w:t>
+      </w:r>
+      <w:r>
+        <w:t xml:space="preserve"> </w:t>
+      </w:r>
+      <w:r>
+        <w:t xml:space="preserve">Skills-based hiring is on the rise</w:t>
+      </w:r>
+      <w:r>
+        <w:t xml:space="preserve">.</w:t>
+      </w:r>
+      <w:r>
+        <w:t xml:space="preserve"> </w:t>
+      </w:r>
+      <w:r>
+        <w:rPr>
+          <w:i/>
+          <w:iCs/>
+        </w:rPr>
+        <w:t xml:space="preserve">Harvard Business Review</w:t>
+      </w:r>
+      <w:r>
+        <w:t xml:space="preserve">,</w:t>
+      </w:r>
+      <w:r>
+        <w:t xml:space="preserve"> </w:t>
+      </w:r>
+      <w:r>
+        <w:rPr>
+          <w:i/>
+          <w:iCs/>
+        </w:rPr>
+        <w:t xml:space="preserve">11</w:t>
+      </w:r>
+      <w:r>
+        <w:t xml:space="preserve">, 1–6.</w:t>
+      </w:r>
+    </w:p>
+    <w:bookmarkEnd w:id="46"/>
+    <w:bookmarkStart w:id="48" w:name="ref-Gadar2018"/>
+    <w:p>
+      <w:pPr>
+        <w:pStyle w:val="Bibliography"/>
+      </w:pPr>
+      <w:r>
         <w:t xml:space="preserve">Gadár, L., &amp; Abonyi, J. (2018). Graph configuration model based evaluation of the education-occupation match.</w:t>
       </w:r>
       <w:r>
@@ -913,7 +1586,7 @@
       <w:r>
         <w:t xml:space="preserve"> </w:t>
       </w:r>
-      <w:hyperlink r:id="rId36">
+      <w:hyperlink r:id="rId47">
         <w:r>
           <w:rPr>
             <w:rStyle w:val="Hyperlink"/>
@@ -922,8 +1595,8 @@
         </w:r>
       </w:hyperlink>
     </w:p>
-    <w:bookmarkEnd w:id="37"/>
-    <w:bookmarkStart w:id="39" w:name="ref-Garciachitiva2024"/>
+    <w:bookmarkEnd w:id="48"/>
+    <w:bookmarkStart w:id="50" w:name="ref-Garciachitiva2024"/>
     <w:p>
       <w:pPr>
         <w:pStyle w:val="Bibliography"/>
@@ -960,7 +1633,7 @@
       <w:r>
         <w:t xml:space="preserve"> </w:t>
       </w:r>
-      <w:hyperlink r:id="rId38">
+      <w:hyperlink r:id="rId49">
         <w:r>
           <w:rPr>
             <w:rStyle w:val="Hyperlink"/>
@@ -969,13 +1642,60 @@
         </w:r>
       </w:hyperlink>
     </w:p>
-    <w:bookmarkEnd w:id="39"/>
-    <w:bookmarkStart w:id="40" w:name="ref-Gera2018"/>
+    <w:bookmarkEnd w:id="50"/>
+    <w:bookmarkStart w:id="52" w:name="ref-Garcia-Chitiva2025"/>
     <w:p>
       <w:pPr>
         <w:pStyle w:val="Bibliography"/>
       </w:pPr>
       <w:r>
+        <w:t xml:space="preserve">García-Chitiva, M. d. P., Vázquez-Villegas, P., &amp; Correa, J. C. (2025). Collaborative skills developed in collaborative online international learning as a multivariate research subject.</w:t>
+      </w:r>
+      <w:r>
+        <w:t xml:space="preserve"> </w:t>
+      </w:r>
+      <w:r>
+        <w:rPr>
+          <w:i/>
+          <w:iCs/>
+        </w:rPr>
+        <w:t xml:space="preserve">International Journal of Engineering Pedagogy</w:t>
+      </w:r>
+      <w:r>
+        <w:t xml:space="preserve">,</w:t>
+      </w:r>
+      <w:r>
+        <w:t xml:space="preserve"> </w:t>
+      </w:r>
+      <w:r>
+        <w:rPr>
+          <w:i/>
+          <w:iCs/>
+        </w:rPr>
+        <w:t xml:space="preserve">15</w:t>
+      </w:r>
+      <w:r>
+        <w:t xml:space="preserve">(2), 74–92.</w:t>
+      </w:r>
+      <w:r>
+        <w:t xml:space="preserve"> </w:t>
+      </w:r>
+      <w:hyperlink r:id="rId51">
+        <w:r>
+          <w:rPr>
+            <w:rStyle w:val="Hyperlink"/>
+          </w:rPr>
+          <w:t xml:space="preserve">https://doi.org/10.3991/ijep.v15i2.51561</w:t>
+        </w:r>
+      </w:hyperlink>
+    </w:p>
+    <w:bookmarkEnd w:id="52"/>
+    <w:bookmarkStart w:id="53" w:name="ref-Gera2018"/>
+    <w:p>
+      <w:pPr>
+        <w:pStyle w:val="Bibliography"/>
+      </w:pPr>
+      <w:r>
         <w:t xml:space="preserve">Gera, R. (2018).</w:t>
       </w:r>
       <w:r>
@@ -1004,13 +1724,116 @@
         <w:t xml:space="preserve">(pp. 23–44). Springer.</w:t>
       </w:r>
     </w:p>
-    <w:bookmarkEnd w:id="40"/>
-    <w:bookmarkStart w:id="42" w:name="ref-Hidalgo2009"/>
+    <w:bookmarkEnd w:id="53"/>
+    <w:bookmarkStart w:id="55" w:name="ref-Guzman2013"/>
     <w:p>
       <w:pPr>
         <w:pStyle w:val="Bibliography"/>
       </w:pPr>
       <w:r>
+        <w:t xml:space="preserve">Guzmán Duque, Ph. A. P., &amp; Moral Pérez, Ph. M. E. del. (2013). Twitter’s contribution to improving strategic communication in latin american universities.</w:t>
+      </w:r>
+      <w:r>
+        <w:t xml:space="preserve"> </w:t>
+      </w:r>
+      <w:r>
+        <w:rPr>
+          <w:i/>
+          <w:iCs/>
+        </w:rPr>
+        <w:t xml:space="preserve">International Journal of Educational Technology in Higher Education</w:t>
+      </w:r>
+      <w:r>
+        <w:t xml:space="preserve">,</w:t>
+      </w:r>
+      <w:r>
+        <w:t xml:space="preserve"> </w:t>
+      </w:r>
+      <w:r>
+        <w:rPr>
+          <w:i/>
+          <w:iCs/>
+        </w:rPr>
+        <w:t xml:space="preserve">10</w:t>
+      </w:r>
+      <w:r>
+        <w:t xml:space="preserve">(2), 478–493.</w:t>
+      </w:r>
+      <w:r>
+        <w:t xml:space="preserve"> </w:t>
+      </w:r>
+      <w:hyperlink r:id="rId54">
+        <w:r>
+          <w:rPr>
+            <w:rStyle w:val="Hyperlink"/>
+          </w:rPr>
+          <w:t xml:space="preserve">https://doi.org/10.7238/rusc.v10i2.1744</w:t>
+        </w:r>
+      </w:hyperlink>
+    </w:p>
+    <w:bookmarkEnd w:id="55"/>
+    <w:bookmarkStart w:id="57" w:name="ref-Guzman2023"/>
+    <w:p>
+      <w:pPr>
+        <w:pStyle w:val="Bibliography"/>
+      </w:pPr>
+      <w:r>
+        <w:t xml:space="preserve">Guzmán-Valenzuela, C., Chiappa, R., Rojas-Murphy Tagle, A., Ismail, N., &amp; Pedraja-Rejas, L. (2023).</w:t>
+      </w:r>
+      <w:r>
+        <w:t xml:space="preserve"> </w:t>
+      </w:r>
+      <w:r>
+        <w:t xml:space="preserve">Investigating critical thinking in higher education in Latin America: Acknoeledging an epistemic disjuncture</w:t>
+      </w:r>
+      <w:r>
+        <w:t xml:space="preserve">.</w:t>
+      </w:r>
+      <w:r>
+        <w:t xml:space="preserve"> </w:t>
+      </w:r>
+      <w:r>
+        <w:rPr>
+          <w:i/>
+          <w:iCs/>
+        </w:rPr>
+        <w:t xml:space="preserve">Critical Studies in Teaching and Learning</w:t>
+      </w:r>
+      <w:r>
+        <w:t xml:space="preserve">,</w:t>
+      </w:r>
+      <w:r>
+        <w:t xml:space="preserve"> </w:t>
+      </w:r>
+      <w:r>
+        <w:rPr>
+          <w:i/>
+          <w:iCs/>
+        </w:rPr>
+        <w:t xml:space="preserve">11</w:t>
+      </w:r>
+      <w:r>
+        <w:t xml:space="preserve">, 71–99.</w:t>
+      </w:r>
+      <w:r>
+        <w:t xml:space="preserve"> </w:t>
+      </w:r>
+      <w:hyperlink r:id="rId56">
+        <w:r>
+          <w:rPr>
+            <w:rStyle w:val="Hyperlink"/>
+          </w:rPr>
+          <w:t xml:space="preserve">https://doi.org/10.14426/cristal.v11iSI.624</w:t>
+        </w:r>
+      </w:hyperlink>
+    </w:p>
+    <w:bookmarkEnd w:id="57"/>
+    <w:bookmarkStart w:id="59" w:name="ref-Hidalgo2009"/>
+    <w:p>
+      <w:pPr>
+        <w:pStyle w:val="Bibliography"/>
+      </w:pPr>
+      <w:r>
         <w:t xml:space="preserve">Hidalgo, C. A., &amp; Hausmann, R. (2009). The building blocks of economic complexity.</w:t>
       </w:r>
       <w:r>
@@ -1042,7 +1865,7 @@
       <w:r>
         <w:t xml:space="preserve"> </w:t>
       </w:r>
-      <w:hyperlink r:id="rId41">
+      <w:hyperlink r:id="rId58">
         <w:r>
           <w:rPr>
             <w:rStyle w:val="Hyperlink"/>
@@ -1051,13 +1874,49 @@
         </w:r>
       </w:hyperlink>
     </w:p>
-    <w:bookmarkEnd w:id="42"/>
-    <w:bookmarkStart w:id="44" w:name="ref-Javadian2024"/>
+    <w:bookmarkEnd w:id="59"/>
+    <w:bookmarkStart w:id="60" w:name="ref-Hite2001"/>
     <w:p>
       <w:pPr>
         <w:pStyle w:val="Bibliography"/>
       </w:pPr>
       <w:r>
+        <w:t xml:space="preserve">Hite, R. E., &amp; Yearwood, A. (2001). A content analysis of college and university view- book (brochures).</w:t>
+      </w:r>
+      <w:r>
+        <w:t xml:space="preserve"> </w:t>
+      </w:r>
+      <w:r>
+        <w:rPr>
+          <w:i/>
+          <w:iCs/>
+        </w:rPr>
+        <w:t xml:space="preserve">College and University</w:t>
+      </w:r>
+      <w:r>
+        <w:t xml:space="preserve">,</w:t>
+      </w:r>
+      <w:r>
+        <w:t xml:space="preserve"> </w:t>
+      </w:r>
+      <w:r>
+        <w:rPr>
+          <w:i/>
+          <w:iCs/>
+        </w:rPr>
+        <w:t xml:space="preserve">76</w:t>
+      </w:r>
+      <w:r>
+        <w:t xml:space="preserve">(1), 26–55.</w:t>
+      </w:r>
+    </w:p>
+    <w:bookmarkEnd w:id="60"/>
+    <w:bookmarkStart w:id="62" w:name="ref-Javadian2024"/>
+    <w:p>
+      <w:pPr>
+        <w:pStyle w:val="Bibliography"/>
+      </w:pPr>
+      <w:r>
         <w:t xml:space="preserve">Javadian Sabet, A., Bana, S. H., Yu, R., &amp; Frank, M. R. (2024). Course-skill atlas: A national longitudinal dataset of skills taught in u.s. Higher education curricula.</w:t>
       </w:r>
       <w:r>
@@ -1089,7 +1948,7 @@
       <w:r>
         <w:t xml:space="preserve"> </w:t>
       </w:r>
-      <w:hyperlink r:id="rId43">
+      <w:hyperlink r:id="rId61">
         <w:r>
           <w:rPr>
             <w:rStyle w:val="Hyperlink"/>
@@ -1098,8 +1957,8 @@
         </w:r>
       </w:hyperlink>
     </w:p>
-    <w:bookmarkEnd w:id="44"/>
-    <w:bookmarkStart w:id="45" w:name="ref-Kertesz2018"/>
+    <w:bookmarkEnd w:id="62"/>
+    <w:bookmarkStart w:id="63" w:name="ref-Kertesz2018"/>
     <w:p>
       <w:pPr>
         <w:pStyle w:val="Bibliography"/>
@@ -1133,13 +1992,368 @@
         <w:t xml:space="preserve">(pp. 87–97). Springer.</w:t>
       </w:r>
     </w:p>
-    <w:bookmarkEnd w:id="45"/>
-    <w:bookmarkStart w:id="46" w:name="ref-Panagakou2018"/>
+    <w:bookmarkEnd w:id="63"/>
+    <w:bookmarkStart w:id="65" w:name="ref-Laverde2019"/>
     <w:p>
       <w:pPr>
         <w:pStyle w:val="Bibliography"/>
       </w:pPr>
       <w:r>
+        <w:t xml:space="preserve">Laverde-Rojas, H., Correa, J. C., Jaffe, K., &amp; Caicedo, M. I. (2019).</w:t>
+      </w:r>
+      <w:r>
+        <w:t xml:space="preserve"> </w:t>
+      </w:r>
+      <w:r>
+        <w:t xml:space="preserve">Are average years of education losing predictive power for economic growth? An alternative measure through structural equations modeling</w:t>
+      </w:r>
+      <w:r>
+        <w:t xml:space="preserve">.</w:t>
+      </w:r>
+      <w:r>
+        <w:t xml:space="preserve"> </w:t>
+      </w:r>
+      <w:r>
+        <w:rPr>
+          <w:i/>
+          <w:iCs/>
+        </w:rPr>
+        <w:t xml:space="preserve">PloS One</w:t>
+      </w:r>
+      <w:r>
+        <w:t xml:space="preserve">,</w:t>
+      </w:r>
+      <w:r>
+        <w:t xml:space="preserve"> </w:t>
+      </w:r>
+      <w:r>
+        <w:rPr>
+          <w:i/>
+          <w:iCs/>
+        </w:rPr>
+        <w:t xml:space="preserve">14</w:t>
+      </w:r>
+      <w:r>
+        <w:t xml:space="preserve">(3), e0213651.</w:t>
+      </w:r>
+      <w:r>
+        <w:t xml:space="preserve"> </w:t>
+      </w:r>
+      <w:hyperlink r:id="rId64">
+        <w:r>
+          <w:rPr>
+            <w:rStyle w:val="Hyperlink"/>
+          </w:rPr>
+          <w:t xml:space="preserve">https://doi.org/10.1371/journal.pone.0213651</w:t>
+        </w:r>
+      </w:hyperlink>
+    </w:p>
+    <w:bookmarkEnd w:id="65"/>
+    <w:bookmarkStart w:id="67" w:name="ref-Marchionni2019"/>
+    <w:p>
+      <w:pPr>
+        <w:pStyle w:val="Bibliography"/>
+      </w:pPr>
+      <w:r>
+        <w:t xml:space="preserve">Marchionni, M., &amp; Vazquez, E. (2019). The causal effect of an extra year of schooling on skills and knowledge in latin america. Evidence from PISA.</w:t>
+      </w:r>
+      <w:r>
+        <w:t xml:space="preserve"> </w:t>
+      </w:r>
+      <w:r>
+        <w:rPr>
+          <w:i/>
+          <w:iCs/>
+        </w:rPr>
+        <w:t xml:space="preserve">Assessment in Education: Principles, Policy &amp; Practice</w:t>
+      </w:r>
+      <w:r>
+        <w:t xml:space="preserve">,</w:t>
+      </w:r>
+      <w:r>
+        <w:t xml:space="preserve"> </w:t>
+      </w:r>
+      <w:r>
+        <w:rPr>
+          <w:i/>
+          <w:iCs/>
+        </w:rPr>
+        <w:t xml:space="preserve">26</w:t>
+      </w:r>
+      <w:r>
+        <w:t xml:space="preserve">(4), 489–515.</w:t>
+      </w:r>
+      <w:r>
+        <w:t xml:space="preserve"> </w:t>
+      </w:r>
+      <w:hyperlink r:id="rId66">
+        <w:r>
+          <w:rPr>
+            <w:rStyle w:val="Hyperlink"/>
+          </w:rPr>
+          <w:t xml:space="preserve">https://doi.org/10.1080/0969594X.2018.1454401</w:t>
+        </w:r>
+      </w:hyperlink>
+    </w:p>
+    <w:bookmarkEnd w:id="67"/>
+    <w:bookmarkStart w:id="69" w:name="ref-Martinez2015"/>
+    <w:p>
+      <w:pPr>
+        <w:pStyle w:val="Bibliography"/>
+      </w:pPr>
+      <w:r>
+        <w:t xml:space="preserve">Martínez-Fernández, J. R., &amp; Vermunt, J. D. (2015).</w:t>
+      </w:r>
+      <w:r>
+        <w:t xml:space="preserve"> </w:t>
+      </w:r>
+      <w:r>
+        <w:t xml:space="preserve">A cross-cultural analysis of the patterns of learning and academic performance of Spanish and Latin-American undergraduates</w:t>
+      </w:r>
+      <w:r>
+        <w:t xml:space="preserve">.</w:t>
+      </w:r>
+      <w:r>
+        <w:t xml:space="preserve"> </w:t>
+      </w:r>
+      <w:r>
+        <w:rPr>
+          <w:i/>
+          <w:iCs/>
+        </w:rPr>
+        <w:t xml:space="preserve">Studies in Higher Education</w:t>
+      </w:r>
+      <w:r>
+        <w:t xml:space="preserve">,</w:t>
+      </w:r>
+      <w:r>
+        <w:t xml:space="preserve"> </w:t>
+      </w:r>
+      <w:r>
+        <w:rPr>
+          <w:i/>
+          <w:iCs/>
+        </w:rPr>
+        <w:t xml:space="preserve">40</w:t>
+      </w:r>
+      <w:r>
+        <w:t xml:space="preserve">(2), 278–295.</w:t>
+      </w:r>
+      <w:r>
+        <w:t xml:space="preserve"> </w:t>
+      </w:r>
+      <w:hyperlink r:id="rId68">
+        <w:r>
+          <w:rPr>
+            <w:rStyle w:val="Hyperlink"/>
+          </w:rPr>
+          <w:t xml:space="preserve">https://doi.org/10.1080/03075079.2013.823934</w:t>
+        </w:r>
+      </w:hyperlink>
+    </w:p>
+    <w:bookmarkEnd w:id="69"/>
+    <w:bookmarkStart w:id="71" w:name="ref-Medina2019"/>
+    <w:p>
+      <w:pPr>
+        <w:pStyle w:val="Bibliography"/>
+      </w:pPr>
+      <w:r>
+        <w:t xml:space="preserve">Medina Labrador, M., Garcia Vargas, G. R., Alvarado, J., &amp; Caicedo, M. (2019). Survival and risk analysis in MOOCS.</w:t>
+      </w:r>
+      <w:r>
+        <w:t xml:space="preserve"> </w:t>
+      </w:r>
+      <w:r>
+        <w:rPr>
+          <w:i/>
+          <w:iCs/>
+        </w:rPr>
+        <w:t xml:space="preserve">Turkish Online Journal of Distance Education</w:t>
+      </w:r>
+      <w:r>
+        <w:t xml:space="preserve">,</w:t>
+      </w:r>
+      <w:r>
+        <w:t xml:space="preserve"> </w:t>
+      </w:r>
+      <w:r>
+        <w:rPr>
+          <w:i/>
+          <w:iCs/>
+        </w:rPr>
+        <w:t xml:space="preserve">20</w:t>
+      </w:r>
+      <w:r>
+        <w:t xml:space="preserve">(4), 149–159.</w:t>
+      </w:r>
+      <w:r>
+        <w:t xml:space="preserve"> </w:t>
+      </w:r>
+      <w:hyperlink r:id="rId70">
+        <w:r>
+          <w:rPr>
+            <w:rStyle w:val="Hyperlink"/>
+          </w:rPr>
+          <w:t xml:space="preserve">https://doi.org/10.17718/tojde.640561</w:t>
+        </w:r>
+      </w:hyperlink>
+    </w:p>
+    <w:bookmarkEnd w:id="71"/>
+    <w:bookmarkStart w:id="73" w:name="ref-Mendoza2020"/>
+    <w:p>
+      <w:pPr>
+        <w:pStyle w:val="Bibliography"/>
+      </w:pPr>
+      <w:r>
+        <w:t xml:space="preserve">Mendoza, P. (2020).</w:t>
+      </w:r>
+      <w:r>
+        <w:t xml:space="preserve"> </w:t>
+      </w:r>
+      <w:r>
+        <w:t xml:space="preserve">Autonomy and weak governments: challenges to university quality in Latin America</w:t>
+      </w:r>
+      <w:r>
+        <w:t xml:space="preserve">.</w:t>
+      </w:r>
+      <w:r>
+        <w:t xml:space="preserve"> </w:t>
+      </w:r>
+      <w:r>
+        <w:rPr>
+          <w:i/>
+          <w:iCs/>
+        </w:rPr>
+        <w:t xml:space="preserve">Higher Education</w:t>
+      </w:r>
+      <w:r>
+        <w:t xml:space="preserve">,</w:t>
+      </w:r>
+      <w:r>
+        <w:t xml:space="preserve"> </w:t>
+      </w:r>
+      <w:r>
+        <w:rPr>
+          <w:i/>
+          <w:iCs/>
+        </w:rPr>
+        <w:t xml:space="preserve">80</w:t>
+      </w:r>
+      <w:r>
+        <w:t xml:space="preserve">(4), 719–737.</w:t>
+      </w:r>
+      <w:r>
+        <w:t xml:space="preserve"> </w:t>
+      </w:r>
+      <w:hyperlink r:id="rId72">
+        <w:r>
+          <w:rPr>
+            <w:rStyle w:val="Hyperlink"/>
+          </w:rPr>
+          <w:t xml:space="preserve">https://doi.org/10.1007/s10734-020-00511-8</w:t>
+        </w:r>
+      </w:hyperlink>
+    </w:p>
+    <w:bookmarkEnd w:id="73"/>
+    <w:bookmarkStart w:id="75" w:name="ref-Milian2018"/>
+    <w:p>
+      <w:pPr>
+        <w:pStyle w:val="Bibliography"/>
+      </w:pPr>
+      <w:r>
+        <w:t xml:space="preserve">Milian, R. P., &amp; Rizk, J. (2018). Marketing</w:t>
+      </w:r>
+      <w:r>
+        <w:t xml:space="preserve"> </w:t>
+      </w:r>
+      <w:r>
+        <w:t xml:space="preserve">Catholic</w:t>
+      </w:r>
+      <w:r>
+        <w:t xml:space="preserve"> </w:t>
+      </w:r>
+      <w:r>
+        <w:t xml:space="preserve">higher education: Holistic self-actualization, personalized learning, and wholesome goodness.</w:t>
+      </w:r>
+      <w:r>
+        <w:t xml:space="preserve"> </w:t>
+      </w:r>
+      <w:r>
+        <w:rPr>
+          <w:i/>
+          <w:iCs/>
+        </w:rPr>
+        <w:t xml:space="preserve">Higher Education</w:t>
+      </w:r>
+      <w:r>
+        <w:t xml:space="preserve">,</w:t>
+      </w:r>
+      <w:r>
+        <w:t xml:space="preserve"> </w:t>
+      </w:r>
+      <w:r>
+        <w:rPr>
+          <w:i/>
+          <w:iCs/>
+        </w:rPr>
+        <w:t xml:space="preserve">76</w:t>
+      </w:r>
+      <w:r>
+        <w:t xml:space="preserve">(1), 51–66.</w:t>
+      </w:r>
+      <w:r>
+        <w:t xml:space="preserve"> </w:t>
+      </w:r>
+      <w:hyperlink r:id="rId74">
+        <w:r>
+          <w:rPr>
+            <w:rStyle w:val="Hyperlink"/>
+          </w:rPr>
+          <w:t xml:space="preserve">https://doi.org/10.1007/s10734-017-0193-2</w:t>
+        </w:r>
+      </w:hyperlink>
+    </w:p>
+    <w:bookmarkEnd w:id="75"/>
+    <w:bookmarkStart w:id="77" w:name="ref-ONET2022"/>
+    <w:p>
+      <w:pPr>
+        <w:pStyle w:val="Bibliography"/>
+      </w:pPr>
+      <w:r>
+        <w:t xml:space="preserve">National Center for O*NET Development. (2022).</w:t>
+      </w:r>
+      <w:r>
+        <w:t xml:space="preserve"> </w:t>
+      </w:r>
+      <w:r>
+        <w:rPr>
+          <w:i/>
+          <w:iCs/>
+        </w:rPr>
+        <w:t xml:space="preserve">O*NET data collection and analysis</w:t>
+      </w:r>
+      <w:r>
+        <w:t xml:space="preserve">.</w:t>
+      </w:r>
+      <w:r>
+        <w:t xml:space="preserve"> </w:t>
+      </w:r>
+      <w:hyperlink r:id="rId76">
+        <w:r>
+          <w:rPr>
+            <w:rStyle w:val="Hyperlink"/>
+          </w:rPr>
+          <w:t xml:space="preserve">https://www.onetcenter.org/dataCollection.html</w:t>
+        </w:r>
+      </w:hyperlink>
+    </w:p>
+    <w:bookmarkEnd w:id="77"/>
+    <w:bookmarkStart w:id="78" w:name="ref-Panagakou2018"/>
+    <w:p>
+      <w:pPr>
+        <w:pStyle w:val="Bibliography"/>
+      </w:pPr>
+      <w:r>
         <w:t xml:space="preserve">Panagakou, E., Giannini, M., Lazer, A., D. andVespignani, &amp; Coronges, K. (2018).</w:t>
       </w:r>
       <w:r>
@@ -1168,13 +2382,69 @@
         <w:t xml:space="preserve">(pp. 71–85). Springer.</w:t>
       </w:r>
     </w:p>
-    <w:bookmarkEnd w:id="46"/>
-    <w:bookmarkStart w:id="47" w:name="ref-Porter2018"/>
+    <w:bookmarkEnd w:id="78"/>
+    <w:bookmarkStart w:id="80" w:name="ref-pizarro2017"/>
     <w:p>
       <w:pPr>
         <w:pStyle w:val="Bibliography"/>
       </w:pPr>
       <w:r>
+        <w:t xml:space="preserve">Pizarro Milian, R. (2017).</w:t>
+      </w:r>
+      <w:r>
+        <w:t xml:space="preserve"> </w:t>
+      </w:r>
+      <w:r>
+        <w:t xml:space="preserve">What’s for sale at Canadian universities? A mixed-methods analysis of promotional strategies</w:t>
+      </w:r>
+      <w:r>
+        <w:t xml:space="preserve">.</w:t>
+      </w:r>
+      <w:r>
+        <w:t xml:space="preserve"> </w:t>
+      </w:r>
+      <w:r>
+        <w:rPr>
+          <w:i/>
+          <w:iCs/>
+        </w:rPr>
+        <w:t xml:space="preserve">Higher Education Quarterly</w:t>
+      </w:r>
+      <w:r>
+        <w:t xml:space="preserve">,</w:t>
+      </w:r>
+      <w:r>
+        <w:t xml:space="preserve"> </w:t>
+      </w:r>
+      <w:r>
+        <w:rPr>
+          <w:i/>
+          <w:iCs/>
+        </w:rPr>
+        <w:t xml:space="preserve">71</w:t>
+      </w:r>
+      <w:r>
+        <w:t xml:space="preserve">(1), 53–74.</w:t>
+      </w:r>
+      <w:r>
+        <w:t xml:space="preserve"> </w:t>
+      </w:r>
+      <w:hyperlink r:id="rId79">
+        <w:r>
+          <w:rPr>
+            <w:rStyle w:val="Hyperlink"/>
+          </w:rPr>
+          <w:t xml:space="preserve">https://doi.org/10.1111/hequ.12108</w:t>
+        </w:r>
+      </w:hyperlink>
+    </w:p>
+    <w:bookmarkEnd w:id="80"/>
+    <w:bookmarkStart w:id="81" w:name="ref-Porter2018"/>
+    <w:p>
+      <w:pPr>
+        <w:pStyle w:val="Bibliography"/>
+      </w:pPr>
+      <w:r>
         <w:t xml:space="preserve">Porter, M. A. (2018).</w:t>
       </w:r>
       <w:r>
@@ -1203,8 +2473,8 @@
         <w:t xml:space="preserve">(pp. 3–44). Springer.</w:t>
       </w:r>
     </w:p>
-    <w:bookmarkEnd w:id="47"/>
-    <w:bookmarkStart w:id="48" w:name="ref-Sayama2018"/>
+    <w:bookmarkEnd w:id="81"/>
+    <w:bookmarkStart w:id="82" w:name="ref-Sayama2018"/>
     <w:p>
       <w:pPr>
         <w:pStyle w:val="Bibliography"/>
@@ -1229,8 +2499,8 @@
         <w:t xml:space="preserve">(pp. 101–116). Springer.</w:t>
       </w:r>
     </w:p>
-    <w:bookmarkEnd w:id="48"/>
-    <w:bookmarkStart w:id="49" w:name="ref-Scheerens2020"/>
+    <w:bookmarkEnd w:id="82"/>
+    <w:bookmarkStart w:id="83" w:name="ref-Scheerens2020"/>
     <w:p>
       <w:pPr>
         <w:pStyle w:val="Bibliography"/>
@@ -1252,13 +2522,69 @@
         <w:t xml:space="preserve">. Springer.</w:t>
       </w:r>
     </w:p>
-    <w:bookmarkEnd w:id="49"/>
-    <w:bookmarkStart w:id="51" w:name="ref-Vista2020"/>
+    <w:bookmarkEnd w:id="83"/>
+    <w:bookmarkStart w:id="85" w:name="ref-Torres2002"/>
     <w:p>
       <w:pPr>
         <w:pStyle w:val="Bibliography"/>
       </w:pPr>
       <w:r>
+        <w:t xml:space="preserve">Torres, C. A. (2002).</w:t>
+      </w:r>
+      <w:r>
+        <w:t xml:space="preserve"> </w:t>
+      </w:r>
+      <w:r>
+        <w:t xml:space="preserve">The political economy of higher education in the era of neoliberal globalization: Latin America in comparative perspective</w:t>
+      </w:r>
+      <w:r>
+        <w:t xml:space="preserve">.</w:t>
+      </w:r>
+      <w:r>
+        <w:t xml:space="preserve"> </w:t>
+      </w:r>
+      <w:r>
+        <w:rPr>
+          <w:i/>
+          <w:iCs/>
+        </w:rPr>
+        <w:t xml:space="preserve">Higher Education</w:t>
+      </w:r>
+      <w:r>
+        <w:t xml:space="preserve">,</w:t>
+      </w:r>
+      <w:r>
+        <w:t xml:space="preserve"> </w:t>
+      </w:r>
+      <w:r>
+        <w:rPr>
+          <w:i/>
+          <w:iCs/>
+        </w:rPr>
+        <w:t xml:space="preserve">43</w:t>
+      </w:r>
+      <w:r>
+        <w:t xml:space="preserve">, 429–455.</w:t>
+      </w:r>
+      <w:r>
+        <w:t xml:space="preserve"> </w:t>
+      </w:r>
+      <w:hyperlink r:id="rId84">
+        <w:r>
+          <w:rPr>
+            <w:rStyle w:val="Hyperlink"/>
+          </w:rPr>
+          <w:t xml:space="preserve">https://doi.org/10.1023/A:1015292413037</w:t>
+        </w:r>
+      </w:hyperlink>
+    </w:p>
+    <w:bookmarkEnd w:id="85"/>
+    <w:bookmarkStart w:id="87" w:name="ref-Vista2020"/>
+    <w:p>
+      <w:pPr>
+        <w:pStyle w:val="Bibliography"/>
+      </w:pPr>
+      <w:r>
         <w:t xml:space="preserve">Vista, A. (2020).</w:t>
       </w:r>
       <w:r>
@@ -1299,7 +2625,7 @@
       <w:r>
         <w:t xml:space="preserve"> </w:t>
       </w:r>
-      <w:hyperlink r:id="rId50">
+      <w:hyperlink r:id="rId86">
         <w:r>
           <w:rPr>
             <w:rStyle w:val="Hyperlink"/>
@@ -1308,13 +2634,107 @@
         </w:r>
       </w:hyperlink>
     </w:p>
-    <w:bookmarkEnd w:id="51"/>
-    <w:bookmarkStart w:id="52" w:name="ref-Yin2009"/>
+    <w:bookmarkEnd w:id="87"/>
+    <w:bookmarkStart w:id="89" w:name="ref-Wang2013"/>
     <w:p>
       <w:pPr>
         <w:pStyle w:val="Bibliography"/>
       </w:pPr>
       <w:r>
+        <w:t xml:space="preserve">Wang, P., Pattison, P., &amp; Robins, G. (2013). Exponential random graph model specifications for bipartite networks—a dependence hierarchy.</w:t>
+      </w:r>
+      <w:r>
+        <w:t xml:space="preserve"> </w:t>
+      </w:r>
+      <w:r>
+        <w:rPr>
+          <w:i/>
+          <w:iCs/>
+        </w:rPr>
+        <w:t xml:space="preserve">Social Networks</w:t>
+      </w:r>
+      <w:r>
+        <w:t xml:space="preserve">,</w:t>
+      </w:r>
+      <w:r>
+        <w:t xml:space="preserve"> </w:t>
+      </w:r>
+      <w:r>
+        <w:rPr>
+          <w:i/>
+          <w:iCs/>
+        </w:rPr>
+        <w:t xml:space="preserve">35</w:t>
+      </w:r>
+      <w:r>
+        <w:t xml:space="preserve">(2), 211–222.</w:t>
+      </w:r>
+      <w:r>
+        <w:t xml:space="preserve"> </w:t>
+      </w:r>
+      <w:hyperlink r:id="rId88">
+        <w:r>
+          <w:rPr>
+            <w:rStyle w:val="Hyperlink"/>
+          </w:rPr>
+          <w:t xml:space="preserve">https://doi.org/10.1016/j.socnet.2011.12.004</w:t>
+        </w:r>
+      </w:hyperlink>
+    </w:p>
+    <w:bookmarkEnd w:id="89"/>
+    <w:bookmarkStart w:id="91" w:name="ref-Wang2009"/>
+    <w:p>
+      <w:pPr>
+        <w:pStyle w:val="Bibliography"/>
+      </w:pPr>
+      <w:r>
+        <w:t xml:space="preserve">Wang, P., Sharpe, K., Robins, G. L., &amp; Pattison, P. E. (2009). Exponential random graph (p*) models for affiliation networks.</w:t>
+      </w:r>
+      <w:r>
+        <w:t xml:space="preserve"> </w:t>
+      </w:r>
+      <w:r>
+        <w:rPr>
+          <w:i/>
+          <w:iCs/>
+        </w:rPr>
+        <w:t xml:space="preserve">Social Networks</w:t>
+      </w:r>
+      <w:r>
+        <w:t xml:space="preserve">,</w:t>
+      </w:r>
+      <w:r>
+        <w:t xml:space="preserve"> </w:t>
+      </w:r>
+      <w:r>
+        <w:rPr>
+          <w:i/>
+          <w:iCs/>
+        </w:rPr>
+        <w:t xml:space="preserve">31</w:t>
+      </w:r>
+      <w:r>
+        <w:t xml:space="preserve">(1), 12–25.</w:t>
+      </w:r>
+      <w:r>
+        <w:t xml:space="preserve"> </w:t>
+      </w:r>
+      <w:hyperlink r:id="rId90">
+        <w:r>
+          <w:rPr>
+            <w:rStyle w:val="Hyperlink"/>
+          </w:rPr>
+          <w:t xml:space="preserve">https://doi.org/10.1016/j.socnet.2008.08.002</w:t>
+        </w:r>
+      </w:hyperlink>
+    </w:p>
+    <w:bookmarkEnd w:id="91"/>
+    <w:bookmarkStart w:id="92" w:name="ref-Yin2009"/>
+    <w:p>
+      <w:pPr>
+        <w:pStyle w:val="Bibliography"/>
+      </w:pPr>
+      <w:r>
         <w:t xml:space="preserve">Yin, R. K. (2018).</w:t>
       </w:r>
       <w:r>
@@ -1338,9 +2758,9 @@
         <w:t xml:space="preserve">. Sage.</w:t>
       </w:r>
     </w:p>
-    <w:bookmarkEnd w:id="52"/>
-    <w:bookmarkEnd w:id="53"/>
-    <w:bookmarkEnd w:id="54"/>
+    <w:bookmarkEnd w:id="92"/>
+    <w:bookmarkEnd w:id="93"/>
+    <w:bookmarkEnd w:id="94"/>
     <w:sectPr>
       <w:footnotePr>
         <w:numRestart w:val="eachSect"/>

--- a/OtroManuscrito.docx
+++ b/OtroManuscrito.docx
@@ -906,7 +906,7 @@
       </w:r>
     </w:p>
     <w:bookmarkEnd w:id="22"/>
-    <w:bookmarkStart w:id="94" w:name="methods-and-data"/>
+    <w:bookmarkStart w:id="37" w:name="methods-and-data"/>
     <w:p>
       <w:pPr>
         <w:pStyle w:val="Heading1"/>
@@ -959,7 +959,7 @@
         <w:t xml:space="preserve">(Cranmer et al., 2021)</w:t>
       </w:r>
       <w:r>
-        <w:t xml:space="preserve">. A visual representation of our research workflow is available in Figure 1. This workflow shows a series of methodological steps that facilitates the understanding of data collection, text pre-processing, and inferential network analyses. The workflow underscores the methodological transparency, reproducibility and analytical scalability of the approach, demonstrating how this case study can be extended to large-scale and cross- regional comparisons in higher education research beyond the Latin American region.</w:t>
+        <w:t xml:space="preserve">. A visual representation of our research workflow is available in Figure 1.</w:t>
       </w:r>
     </w:p>
     <w:p>
@@ -1017,13 +1017,3147 @@
         <w:t xml:space="preserve">Figure 1: Workflow of data collection, text pre-processing, and network analysis.</w:t>
       </w:r>
     </w:p>
-    <w:bookmarkStart w:id="93" w:name="refs"/>
-    <w:bookmarkStart w:id="27" w:name="ref-alabdulkareem2018"/>
+    <w:p>
+      <w:pPr>
+        <w:pStyle w:val="BodyText"/>
+      </w:pPr>
+      <w:r>
+        <w:t xml:space="preserve">This workflow shows a series of methodological steps that facilitates the understanding of data collection, text pre-processing, and inferential network analyses. The workflow underscores the methodological transparency, reproducibility and analytical scalability of the approach, demonstrating how this case study can be extended to large-scale and cross- regional comparisons in higher education research beyond the Latin American region.</w:t>
+      </w:r>
+    </w:p>
+    <w:bookmarkStart w:id="28" w:name="data-sources"/>
+    <w:p>
+      <w:pPr>
+        <w:pStyle w:val="Heading2"/>
+      </w:pPr>
+      <w:r>
+        <w:t xml:space="preserve">Data sources</w:t>
+      </w:r>
+    </w:p>
+    <w:p>
+      <w:pPr>
+        <w:pStyle w:val="FirstParagraph"/>
+      </w:pPr>
+      <w:r>
+        <w:t xml:space="preserve">We used two open-access data sources: Webometrics Ranking of World Universities and the Occupational Information Network. The Webometrics Ranking of World Universities</w:t>
+      </w:r>
+      <w:r>
+        <w:t xml:space="preserve"> </w:t>
+      </w:r>
+      <w:r>
+        <w:t xml:space="preserve">(Aguillo et al., 2008)</w:t>
+      </w:r>
+      <w:r>
+        <w:t xml:space="preserve"> </w:t>
+      </w:r>
+      <w:r>
+        <w:t xml:space="preserve">was selected because it provides comprehensive and regularly updated coverage of over 31,000 Higher Education Institutions (HEIs) from 223 countries and territories in seven regions (i.e., North America, Latin America, Europe, Asia, Africa, the Arab World, and Oceania). Compared with other ranking systems such as times higher education (THE), Quacquarelli Symonds (QS), or Academic Ranking of World Universities (ARWU), Webometrics primarily focuses on the volume and visibility of a university’s web presence and online activity. Its goal is to promote the Open Access initiative and the electronic publication of academic materials. Webometrics is the largest ranking system, covering tens of thousands of higher education institutions, including many not represented in the selective QS or THE lists. This ranking ensures that sampled universities maintain verifiable online visibility, which is crucial for accessing official program brochures and institutional data required for text-based analyses</w:t>
+      </w:r>
+      <w:r>
+        <w:t xml:space="preserve"> </w:t>
+      </w:r>
+      <w:r>
+        <w:t xml:space="preserve">(Udartseva, 2024)</w:t>
+      </w:r>
+      <w:r>
+        <w:t xml:space="preserve">. Webometrics has served as a fundamental basis for evaluating the global improvement in universities as a result of educational innovation governance</w:t>
+      </w:r>
+      <w:r>
+        <w:t xml:space="preserve"> </w:t>
+      </w:r>
+      <w:r>
+        <w:t xml:space="preserve">(De los Ríos-Carmenado et al., 2021)</w:t>
+      </w:r>
+      <w:r>
+        <w:t xml:space="preserve">.</w:t>
+      </w:r>
+    </w:p>
+    <w:p>
+      <w:pPr>
+        <w:pStyle w:val="BodyText"/>
+      </w:pPr>
+      <w:r>
+        <w:t xml:space="preserve">The Occupational Information Network (O*NET), maintained by the U.S. Department of Labor’s Employment and Training Administration, provides detailed descriptions of the world of work for use by job seekers, talent recruiters, students, developers, researchers, and other professionals. O*NET has been useful for designing graduate curricula by using market-driven skills</w:t>
+      </w:r>
+      <w:r>
+        <w:t xml:space="preserve"> </w:t>
+      </w:r>
+      <w:r>
+        <w:t xml:space="preserve">(Boshkoska et al., 2025)</w:t>
+      </w:r>
+      <w:r>
+        <w:t xml:space="preserve">. We visited the O*NET website to conduct a series of queries about the set of basic skills available for a significant sample of job descriptions^[</w:t>
+      </w:r>
+      <w:hyperlink r:id="rId26">
+        <w:r>
+          <w:rPr>
+            <w:rStyle w:val="Hyperlink"/>
+          </w:rPr>
+          <w:t xml:space="preserve">https://www.onetcenter.org/dictionary/30.0/excel/skills.html</w:t>
+        </w:r>
+      </w:hyperlink>
+      <w:r>
+        <w:t xml:space="preserve">] . We relied on the list of the 10 basic skills defined by O*NET as developed capacities that facilitate learning or the more rapid acquisition of knowledge^[</w:t>
+      </w:r>
+      <w:hyperlink r:id="rId27">
+        <w:r>
+          <w:rPr>
+            <w:rStyle w:val="Hyperlink"/>
+          </w:rPr>
+          <w:t xml:space="preserve">https://www.onetonline.org/find/descriptor/browse/2.A</w:t>
+        </w:r>
+      </w:hyperlink>
+      <w:r>
+        <w:t xml:space="preserve">]. With this skill set, we focused our sampling procedure on the academic offerings of a selected group of nine Latin American countries. Among these, four nations are members of the Organization for Economic Co-operation and Development (i.e., Mexico, Costa Rica, Colombia, and Chile), while the remaining five are not (i.e., Argentina, Brazil, Ecuador, Uruguay, and Venezuela). Selecting these countries enables a more effective analysis for future studies focused on comparative educational policies.</w:t>
+      </w:r>
+    </w:p>
+    <w:bookmarkEnd w:id="28"/>
+    <w:bookmarkStart w:id="29" w:name="statistical-sample"/>
+    <w:p>
+      <w:pPr>
+        <w:pStyle w:val="Heading2"/>
+      </w:pPr>
+      <w:r>
+        <w:t xml:space="preserve">Statistical sample</w:t>
+      </w:r>
+    </w:p>
+    <w:p>
+      <w:pPr>
+        <w:pStyle w:val="FirstParagraph"/>
+      </w:pPr>
+      <w:r>
+        <w:t xml:space="preserve">Our sample covers 481 higher education institutions with 3,155 postgraduate programs across nine Latin American countries: Argentina (n = 514), Brazil (n = 922), Chile (n = 208), Colombia (n = 230), Costa Rica (n = 120), Ecuador (n = 731), Mexico (n = 553), Uruguay (n = 147), and Venezuela (n = 210). The sample covers the main UNESCO fields and subdisciplines of science, technology, and innovation, offering a broad regional overview of curriculum design patterns in Latin American postgraduate education. Given the number of countries, universities, and programs sampled, our sample is fairly distant from representing the whole academic offering in the region. Nonetheless, our sample is largely enough to conduct inferential network analyses</w:t>
+      </w:r>
+      <w:r>
+        <w:t xml:space="preserve"> </w:t>
+      </w:r>
+      <w:r>
+        <w:t xml:space="preserve">(Cranmer et al., 2021)</w:t>
+      </w:r>
+      <w:r>
+        <w:t xml:space="preserve">.</w:t>
+      </w:r>
+    </w:p>
+    <w:p>
+      <w:pPr>
+        <w:pStyle w:val="BodyText"/>
+      </w:pPr>
+      <w:r>
+        <w:t xml:space="preserve">We downloaded program’s brochure in a portable document format (PDF) or MS Word file format to a GitHub repository from the official university websites. Each brochure corresponds to a postgraduate program:</w:t>
+      </w:r>
+      <w:r>
+        <w:t xml:space="preserve"> </w:t>
+      </w:r>
+      <w:r>
+        <w:t xml:space="preserve">“specialization,”</w:t>
+      </w:r>
+      <w:r>
+        <w:t xml:space="preserve"> </w:t>
+      </w:r>
+      <w:r>
+        <w:t xml:space="preserve">“master’s,”</w:t>
+      </w:r>
+      <w:r>
+        <w:t xml:space="preserve"> </w:t>
+      </w:r>
+      <w:r>
+        <w:t xml:space="preserve">and</w:t>
+      </w:r>
+      <w:r>
+        <w:t xml:space="preserve"> </w:t>
+      </w:r>
+      <w:r>
+        <w:t xml:space="preserve">“doctorate.”</w:t>
+      </w:r>
+      <w:r>
+        <w:t xml:space="preserve"> </w:t>
+      </w:r>
+      <w:r>
+        <w:t xml:space="preserve">These categories differentiate their target audience and distinguish the duration of the study plan students should follow before getting their diplomas. While the standard duration for specializations is one year or two academic semesters (except for health-related occupations that can last two or three years), masters require two years or four academic semesters, and doctorates can last at least three years or six academic semesters.</w:t>
+      </w:r>
+    </w:p>
+    <w:bookmarkEnd w:id="29"/>
+    <w:bookmarkStart w:id="36" w:name="research-design"/>
+    <w:p>
+      <w:pPr>
+        <w:pStyle w:val="Heading2"/>
+      </w:pPr>
+      <w:r>
+        <w:t xml:space="preserve">Research design</w:t>
+      </w:r>
+    </w:p>
+    <w:p>
+      <w:pPr>
+        <w:pStyle w:val="FirstParagraph"/>
+      </w:pPr>
+      <w:r>
+        <w:t xml:space="preserve">Our case study has a cross-case synthesis design</w:t>
+      </w:r>
+      <w:r>
+        <w:t xml:space="preserve"> </w:t>
+      </w:r>
+      <w:r>
+        <w:t xml:space="preserve">(Yin, 2018)</w:t>
+      </w:r>
+      <w:r>
+        <w:t xml:space="preserve">, which enables analytical comparison across national contexts through structured synthesis supported by network- based data modeling. This design is particularly appropriate for investigating</w:t>
+      </w:r>
+      <w:r>
+        <w:t xml:space="preserve"> </w:t>
+      </w:r>
+      <w:r>
+        <w:t xml:space="preserve">“how”</w:t>
+      </w:r>
+      <w:r>
+        <w:t xml:space="preserve"> </w:t>
+      </w:r>
+      <w:r>
+        <w:t xml:space="preserve">and</w:t>
+      </w:r>
+      <w:r>
+        <w:t xml:space="preserve"> </w:t>
+      </w:r>
+      <w:r>
+        <w:t xml:space="preserve">“why”</w:t>
+      </w:r>
+      <w:r>
+        <w:t xml:space="preserve"> </w:t>
+      </w:r>
+      <w:r>
+        <w:t xml:space="preserve">questions about contemporary phenomena without requiring experimental control over behavioral events such as university staff advertising or posting new postgraduate programs. Our case study involves an in-depth exploration of a phenomenon within its real-life context, particularly when the boundaries between the phenomenon and its context are not clearly defined. Case studies rely on multiple sources of evidence, and benefit from prior empirical or theoretical propositions that guide data collection and analysis. In this case, institutional data from Webometrics and the O*NET skills taxonomy provided the conceptual and empirical foundations for data collection and analysis.</w:t>
+      </w:r>
+    </w:p>
+    <w:bookmarkStart w:id="30" w:name="research-questions"/>
+    <w:p>
+      <w:pPr>
+        <w:pStyle w:val="Heading3"/>
+      </w:pPr>
+      <w:r>
+        <w:t xml:space="preserve">Research questions</w:t>
+      </w:r>
+    </w:p>
+    <w:p>
+      <w:pPr>
+        <w:pStyle w:val="FirstParagraph"/>
+      </w:pPr>
+      <w:r>
+        <w:t xml:space="preserve">To guide the analytical design of this study, we formulated a set of research questions that align the conceptual framework with the empirical modeling strategy:</w:t>
+      </w:r>
+    </w:p>
+    <w:p>
+      <w:pPr>
+        <w:numPr>
+          <w:ilvl w:val="0"/>
+          <w:numId w:val="1001"/>
+        </w:numPr>
+      </w:pPr>
+      <w:r>
+        <w:t xml:space="preserve">RQ1:</w:t>
+      </w:r>
+      <w:r>
+        <w:t xml:space="preserve"> </w:t>
+      </w:r>
+      <w:r>
+        <w:rPr>
+          <w:i/>
+          <w:iCs/>
+        </w:rPr>
+        <w:t xml:space="preserve">How does the importance of basic skills vary across Latin American nations?</w:t>
+      </w:r>
+    </w:p>
+    <w:p>
+      <w:pPr>
+        <w:numPr>
+          <w:ilvl w:val="0"/>
+          <w:numId w:val="1000"/>
+        </w:numPr>
+      </w:pPr>
+      <w:r>
+        <w:t xml:space="preserve">This question addresses an empirical gap in the comparative study of job-related skills across national contexts. While previous research has primarily examined the relevance of such skills within individual countries</w:t>
+      </w:r>
+      <w:r>
+        <w:t xml:space="preserve"> </w:t>
+      </w:r>
+      <w:r>
+        <w:t xml:space="preserve">(Gadár &amp; Abonyi, 2018; García-Chitiva &amp; Correa, 2024; Vista, 2020)</w:t>
+      </w:r>
+      <w:r>
+        <w:t xml:space="preserve">, cross-country comparisons remain limited due to methodological and cultural constraints. To address these challenges, we develop a bipartite network approach that facilitates cross-national comparison of skills and programs as interconnected partitions within Latin American postgraduate offerings where Spanish is the primary language of instruction. To the best of our knowledge, this constitutes the first study of its kind in the existing literature and can be characterized as a cross-case synthesis according to</w:t>
+      </w:r>
+      <w:r>
+        <w:t xml:space="preserve"> </w:t>
+      </w:r>
+      <w:r>
+        <w:t xml:space="preserve">Yin (2018)</w:t>
+      </w:r>
+      <w:r>
+        <w:t xml:space="preserve">.</w:t>
+      </w:r>
+    </w:p>
+    <w:p>
+      <w:pPr>
+        <w:numPr>
+          <w:ilvl w:val="0"/>
+          <w:numId w:val="1001"/>
+        </w:numPr>
+      </w:pPr>
+      <w:r>
+        <w:t xml:space="preserve">RQ2.</w:t>
+      </w:r>
+      <w:r>
+        <w:t xml:space="preserve"> </w:t>
+      </w:r>
+      <w:r>
+        <w:rPr>
+          <w:i/>
+          <w:iCs/>
+        </w:rPr>
+        <w:t xml:space="preserve">What are the top five most central basic skills across the Latin American academic offering?</w:t>
+      </w:r>
+    </w:p>
+    <w:p>
+      <w:pPr>
+        <w:numPr>
+          <w:ilvl w:val="0"/>
+          <w:numId w:val="1000"/>
+        </w:numPr>
+      </w:pPr>
+      <w:r>
+        <w:t xml:space="preserve">This question explores which basic skills hold the greatest structural prominence across Latin American postgraduate programs. To the best of our knowledge, available evidence suggest that critical thinking, or communication are basic skills with limited important for countries like Colombia</w:t>
+      </w:r>
+      <w:r>
+        <w:t xml:space="preserve"> </w:t>
+      </w:r>
+      <w:r>
+        <w:t xml:space="preserve">(García-Chitiva &amp; Correa, 2024)</w:t>
+      </w:r>
+      <w:r>
+        <w:t xml:space="preserve">. Yet, the evidence about the importance of basic skills in Latin American universities remains neglected in the literature.</w:t>
+      </w:r>
+    </w:p>
+    <w:p>
+      <w:pPr>
+        <w:numPr>
+          <w:ilvl w:val="0"/>
+          <w:numId w:val="1001"/>
+        </w:numPr>
+      </w:pPr>
+      <w:r>
+        <w:t xml:space="preserve">RQ3.</w:t>
+      </w:r>
+      <w:r>
+        <w:t xml:space="preserve"> </w:t>
+      </w:r>
+      <w:r>
+        <w:rPr>
+          <w:i/>
+          <w:iCs/>
+        </w:rPr>
+        <w:t xml:space="preserve">Are there significant differences in the ranking of basic skills across Latin American countries?</w:t>
+      </w:r>
+    </w:p>
+    <w:p>
+      <w:pPr>
+        <w:numPr>
+          <w:ilvl w:val="0"/>
+          <w:numId w:val="1000"/>
+        </w:numPr>
+      </w:pPr>
+      <w:r>
+        <w:t xml:space="preserve">This question examines whether statistically significant differences exist in the ranking of basic skills among Latin American countries. We test for cross-national variation using inferential network models, based on the idea that educational systems change the skills they focus on depending on their missions and policies.</w:t>
+      </w:r>
+    </w:p>
+    <w:p>
+      <w:pPr>
+        <w:pStyle w:val="FirstParagraph"/>
+      </w:pPr>
+      <w:r>
+        <w:t xml:space="preserve">In summary, these research questions provide a coherent framework to explore how foundational skills are represented, prioritized, and differentiated across Latin American postgraduate education, linking empirical network analysis with broader discussions on curriculum design and policy alignment.</w:t>
+      </w:r>
+    </w:p>
+    <w:bookmarkEnd w:id="30"/>
+    <w:bookmarkStart w:id="31" w:name="research-propositions"/>
+    <w:p>
+      <w:pPr>
+        <w:pStyle w:val="Heading3"/>
+      </w:pPr>
+      <w:r>
+        <w:t xml:space="preserve">Research propositions</w:t>
+      </w:r>
+    </w:p>
+    <w:p>
+      <w:pPr>
+        <w:pStyle w:val="FirstParagraph"/>
+      </w:pPr>
+      <w:r>
+        <w:t xml:space="preserve">To address the research propositions, we model the relationship between basic skills and programs as an undirected bipartite network. In this structure, nodes from one partition represent skills, while nodes from the other represent postgraduate programs. An edge denotes the explicit presence of a given skill within a specific program description. Since these links are non-directed, there is no need to distinguish in-degree from out-degree connectivity (i.e., we do not differentiate connectivity from node A to B versus node B to A).</w:t>
+      </w:r>
+    </w:p>
+    <w:p>
+      <w:pPr>
+        <w:pStyle w:val="BodyText"/>
+      </w:pPr>
+      <w:r>
+        <w:t xml:space="preserve">With this model we can analyze the relative importance of basic skills for graduate university programs across sampled countries. To the best of our knowledge, the literature has neglected this characterization of the academic offering. Our central research proposition is that the relative importance of basic skills can be inferred by their network centrality within the structure of a bipartite network that captures the aspects of the academic offefring described previously. The exploratory nature of this research along with the recognition of its lack of statistical representativeness provide the basis for framing our work as a cross-case synthesis</w:t>
+      </w:r>
+      <w:r>
+        <w:t xml:space="preserve"> </w:t>
+      </w:r>
+      <w:r>
+        <w:t xml:space="preserve">(Yin, 2018)</w:t>
+      </w:r>
+      <w:r>
+        <w:t xml:space="preserve">. We should not confuse the absence of statistical representativeness in this context with a lack of rigor. Instead, framing this research as a case study recognizes its intrinsic limitations for any attempt of statistical generalization.</w:t>
+      </w:r>
+    </w:p>
+    <w:bookmarkEnd w:id="31"/>
+    <w:bookmarkStart w:id="32" w:name="data-analytic-plan"/>
+    <w:p>
+      <w:pPr>
+        <w:pStyle w:val="Heading3"/>
+      </w:pPr>
+      <w:r>
+        <w:t xml:space="preserve">Data analytic plan</w:t>
+      </w:r>
+    </w:p>
+    <w:p>
+      <w:pPr>
+        <w:pStyle w:val="FirstParagraph"/>
+      </w:pPr>
+      <w:r>
+        <w:t xml:space="preserve">We combine descriptive and inferential network analyses as complementary parts of the analytic plan. The descriptive analyses aimed to quantify the structural characteristics of the bipartite network of skills and programs by national sub-networks. These procedures were implemented in the R programming language</w:t>
+      </w:r>
+      <w:r>
+        <w:t xml:space="preserve"> </w:t>
+      </w:r>
+      <w:r>
+        <w:t xml:space="preserve">(Luke, 2015)</w:t>
+      </w:r>
+      <w:r>
+        <w:t xml:space="preserve"> </w:t>
+      </w:r>
+      <w:r>
+        <w:t xml:space="preserve">using igraph</w:t>
+      </w:r>
+      <w:r>
+        <w:t xml:space="preserve"> </w:t>
+      </w:r>
+      <w:r>
+        <w:t xml:space="preserve">(Csardi &amp; Nepusz, 2006)</w:t>
+      </w:r>
+      <w:r>
+        <w:t xml:space="preserve">, and network</w:t>
+      </w:r>
+      <w:r>
+        <w:t xml:space="preserve"> </w:t>
+      </w:r>
+      <w:r>
+        <w:t xml:space="preserve">(Butts, 2008)</w:t>
+      </w:r>
+      <w:r>
+        <w:t xml:space="preserve">. The inferential network analyses were also conducted in R, relying on state-of-the-art algorithms of exponential random graph modeling</w:t>
+      </w:r>
+      <w:r>
+        <w:t xml:space="preserve"> </w:t>
+      </w:r>
+      <w:r>
+        <w:t xml:space="preserve">(Lusher et al., 2013)</w:t>
+      </w:r>
+      <w:r>
+        <w:t xml:space="preserve"> </w:t>
+      </w:r>
+      <w:r>
+        <w:t xml:space="preserve">through the library ergm</w:t>
+      </w:r>
+      <w:r>
+        <w:t xml:space="preserve"> </w:t>
+      </w:r>
+      <w:r>
+        <w:t xml:space="preserve">(Krivitsky et al., 2023)</w:t>
+      </w:r>
+      <w:r>
+        <w:t xml:space="preserve">.</w:t>
+      </w:r>
+    </w:p>
+    <w:p>
+      <w:pPr>
+        <w:pStyle w:val="BodyText"/>
+      </w:pPr>
+      <w:r>
+        <w:t xml:space="preserve">Our approach provides a robust statistical framework to understand the network structure of the academic offering of basic skills in the region. In this context, exponential random graph models (ERGM) provide a good choice for cases where the outcome of interest is the presence or absence of edges</w:t>
+      </w:r>
+      <w:r>
+        <w:t xml:space="preserve"> </w:t>
+      </w:r>
+      <w:r>
+        <w:t xml:space="preserve">(Cranmer et al., 2021)</w:t>
+      </w:r>
+      <w:r>
+        <w:t xml:space="preserve">. The major advantage of these models is that they can scrutinize how edges depend on each other by distinguishing between exogenous and endogenous effects. According to</w:t>
+      </w:r>
+      <w:r>
+        <w:t xml:space="preserve"> </w:t>
+      </w:r>
+      <w:r>
+        <w:t xml:space="preserve">Cranmer et al. (2021)</w:t>
+      </w:r>
+      <w:r>
+        <w:t xml:space="preserve">, exogeneous factors are those occurring outside the outcome network. In our case study, exogenous factors include the length of program brochure, the target audience of prorams (e.g., specialization, master’s, PhD), or whether the sampled country is an OECD member. In contrast, endogeneous factors are those dependencies among the ties. For example, in our case study, an endogeneous factor is the popularity of a given skill based on the number of connections it has with university programs.</w:t>
+      </w:r>
+    </w:p>
+    <w:p>
+      <w:pPr>
+        <w:pStyle w:val="BodyText"/>
+      </w:pPr>
+      <w:r>
+        <w:t xml:space="preserve">We formalized the relationship between skills and programs as a rectangular skills-programs matrix</w:t>
+      </w:r>
+      <w:r>
+        <w:t xml:space="preserve"> </w:t>
+      </w:r>
+      <m:oMath>
+        <m:r>
+          <m:t>Y</m:t>
+        </m:r>
+        <m:r>
+          <m:rPr>
+            <m:sty m:val="p"/>
+          </m:rPr>
+          <m:t>=</m:t>
+        </m:r>
+        <m:d>
+          <m:dPr>
+            <m:begChr m:val="("/>
+            <m:sepChr m:val=""/>
+            <m:endChr m:val=")"/>
+            <m:grow/>
+          </m:dPr>
+          <m:e>
+            <m:r>
+              <m:t>R</m:t>
+            </m:r>
+            <m:r>
+              <m:rPr>
+                <m:sty m:val="p"/>
+              </m:rPr>
+              <m:t>,</m:t>
+            </m:r>
+            <m:r>
+              <m:t>C</m:t>
+            </m:r>
+            <m:r>
+              <m:rPr>
+                <m:sty m:val="p"/>
+              </m:rPr>
+              <m:t>,</m:t>
+            </m:r>
+            <m:r>
+              <m:t>E</m:t>
+            </m:r>
+          </m:e>
+        </m:d>
+      </m:oMath>
+      <w:r>
+        <w:t xml:space="preserve">, where skills</w:t>
+      </w:r>
+      <w:r>
+        <w:t xml:space="preserve"> </w:t>
+      </w:r>
+      <m:oMath>
+        <m:d>
+          <m:dPr>
+            <m:begChr m:val="("/>
+            <m:sepChr m:val=""/>
+            <m:endChr m:val=")"/>
+            <m:grow/>
+          </m:dPr>
+          <m:e>
+            <m:r>
+              <m:t>R</m:t>
+            </m:r>
+          </m:e>
+        </m:d>
+      </m:oMath>
+      <w:r>
+        <w:t xml:space="preserve"> </w:t>
+      </w:r>
+      <w:r>
+        <w:t xml:space="preserve">and programs</w:t>
+      </w:r>
+      <w:r>
+        <w:t xml:space="preserve"> </w:t>
+      </w:r>
+      <m:oMath>
+        <m:d>
+          <m:dPr>
+            <m:begChr m:val="("/>
+            <m:sepChr m:val=""/>
+            <m:endChr m:val=")"/>
+            <m:grow/>
+          </m:dPr>
+          <m:e>
+            <m:r>
+              <m:t>C</m:t>
+            </m:r>
+          </m:e>
+        </m:d>
+      </m:oMath>
+      <w:r>
+        <w:t xml:space="preserve"> </w:t>
+      </w:r>
+      <w:r>
+        <w:t xml:space="preserve">form two distinct node sets connected through the edge set</w:t>
+      </w:r>
+      <w:r>
+        <w:t xml:space="preserve"> </w:t>
+      </w:r>
+      <m:oMath>
+        <m:r>
+          <m:t>E</m:t>
+        </m:r>
+      </m:oMath>
+      <w:r>
+        <w:t xml:space="preserve">, and</w:t>
+      </w:r>
+      <w:r>
+        <w:t xml:space="preserve"> </w:t>
+      </w:r>
+      <m:oMath>
+        <m:r>
+          <m:t>E</m:t>
+        </m:r>
+        <m:r>
+          <m:rPr>
+            <m:sty m:val="p"/>
+          </m:rPr>
+          <m:t>⊆</m:t>
+        </m:r>
+        <m:r>
+          <m:t>R</m:t>
+        </m:r>
+        <m:r>
+          <m:rPr>
+            <m:sty m:val="p"/>
+          </m:rPr>
+          <m:t>×</m:t>
+        </m:r>
+        <m:r>
+          <m:t>C</m:t>
+        </m:r>
+      </m:oMath>
+      <w:r>
+        <w:t xml:space="preserve">. Each cell</w:t>
+      </w:r>
+      <w:r>
+        <w:t xml:space="preserve"> </w:t>
+      </w:r>
+      <m:oMath>
+        <m:sSub>
+          <m:e>
+            <m:r>
+              <m:t>E</m:t>
+            </m:r>
+          </m:e>
+          <m:sub>
+            <m:r>
+              <m:t>i</m:t>
+            </m:r>
+            <m:r>
+              <m:rPr>
+                <m:sty m:val="p"/>
+              </m:rPr>
+              <m:t>,</m:t>
+            </m:r>
+            <m:r>
+              <m:t>j</m:t>
+            </m:r>
+          </m:sub>
+        </m:sSub>
+      </m:oMath>
+      <w:r>
+        <w:t xml:space="preserve"> </w:t>
+      </w:r>
+      <w:r>
+        <w:t xml:space="preserve">indicates whether skill</w:t>
+      </w:r>
+      <w:r>
+        <w:t xml:space="preserve"> </w:t>
+      </w:r>
+      <m:oMath>
+        <m:r>
+          <m:t>i</m:t>
+        </m:r>
+      </m:oMath>
+      <w:r>
+        <w:t xml:space="preserve"> </w:t>
+      </w:r>
+      <w:r>
+        <w:t xml:space="preserve">appears in program</w:t>
+      </w:r>
+      <w:r>
+        <w:t xml:space="preserve"> </w:t>
+      </w:r>
+      <m:oMath>
+        <m:r>
+          <m:t>j</m:t>
+        </m:r>
+      </m:oMath>
+      <w:r>
+        <w:t xml:space="preserve">. In simpler terms,</w:t>
+      </w:r>
+      <w:r>
+        <w:t xml:space="preserve"> </w:t>
+      </w:r>
+      <m:oMath>
+        <m:r>
+          <m:t>E</m:t>
+        </m:r>
+      </m:oMath>
+      <w:r>
+        <w:t xml:space="preserve"> </w:t>
+      </w:r>
+      <w:r>
+        <w:t xml:space="preserve">represents that a given skill is tied or connected with a given program because its name is explicitly described or mentioned in the program (e.g., ``</w:t>
+      </w:r>
+      <w:r>
+        <w:t xml:space="preserve">’’). In</w:t>
+      </w:r>
+      <w:r>
+        <w:t xml:space="preserve"> </w:t>
+      </w:r>
+      <m:oMath>
+        <m:r>
+          <m:t>Y</m:t>
+        </m:r>
+      </m:oMath>
+      <w:r>
+        <w:t xml:space="preserve">, cell entries can take several values. A value of 1 indicates the presence of a skill in a program, while a value of 0 indicates its absence. Values of 2 or higher represent the frequency with which the skill is mentioned. The analyst can decide to feed</w:t>
+      </w:r>
+      <w:r>
+        <w:t xml:space="preserve"> </w:t>
+      </w:r>
+      <m:oMath>
+        <m:r>
+          <m:t>Y</m:t>
+        </m:r>
+      </m:oMath>
+      <w:r>
+        <w:t xml:space="preserve"> </w:t>
+      </w:r>
+      <w:r>
+        <w:t xml:space="preserve">with binary entries (i.e., only 0/1) or frequencies. In the first case,</w:t>
+      </w:r>
+      <w:r>
+        <w:t xml:space="preserve"> </w:t>
+      </w:r>
+      <m:oMath>
+        <m:r>
+          <m:t>Y</m:t>
+        </m:r>
+      </m:oMath>
+      <w:r>
+        <w:t xml:space="preserve"> </w:t>
+      </w:r>
+      <w:r>
+        <w:t xml:space="preserve">is known as binary bipartite network, and in the latter is known as a weighted bipartite network.</w:t>
+      </w:r>
+    </w:p>
+    <w:p>
+      <w:pPr>
+        <w:pStyle w:val="BodyText"/>
+      </w:pPr>
+      <w:r>
+        <w:t xml:space="preserve">Following</w:t>
+      </w:r>
+      <w:r>
+        <w:t xml:space="preserve"> </w:t>
+      </w:r>
+      <w:r>
+        <w:t xml:space="preserve">Kevork &amp; Kauermann (2022)</w:t>
+      </w:r>
+      <w:r>
+        <w:t xml:space="preserve">, we model the probability of observing a given skills-programs network</w:t>
+      </w:r>
+      <w:r>
+        <w:t xml:space="preserve"> </w:t>
+      </w:r>
+      <m:oMath>
+        <m:r>
+          <m:t>Y</m:t>
+        </m:r>
+      </m:oMath>
+      <w:r>
+        <w:t xml:space="preserve"> </w:t>
+      </w:r>
+      <w:r>
+        <w:t xml:space="preserve">using an exponential random graph model, defined as:</w:t>
+      </w:r>
+    </w:p>
+    <w:p>
+      <w:pPr>
+        <w:pStyle w:val="BodyText"/>
+      </w:pPr>
+      <m:oMathPara>
+        <m:oMathParaPr>
+          <m:jc m:val="center"/>
+        </m:oMathParaPr>
+        <m:oMath>
+          <m:r>
+            <m:t>P</m:t>
+          </m:r>
+          <m:d>
+            <m:dPr>
+              <m:begChr m:val="("/>
+              <m:sepChr m:val=""/>
+              <m:endChr m:val=")"/>
+              <m:grow/>
+            </m:dPr>
+            <m:e>
+              <m:r>
+                <m:t>Y</m:t>
+              </m:r>
+              <m:r>
+                <m:rPr>
+                  <m:sty m:val="p"/>
+                </m:rPr>
+                <m:t>=</m:t>
+              </m:r>
+              <m:r>
+                <m:t>y</m:t>
+              </m:r>
+              <m:r>
+                <m:rPr>
+                  <m:sty m:val="p"/>
+                </m:rPr>
+                <m:t>|</m:t>
+              </m:r>
+              <m:r>
+                <m:t>θ</m:t>
+              </m:r>
+              <m:r>
+                <m:rPr>
+                  <m:sty m:val="p"/>
+                </m:rPr>
+                <m:t>,</m:t>
+              </m:r>
+              <m:r>
+                <m:t>u</m:t>
+              </m:r>
+              <m:r>
+                <m:rPr>
+                  <m:sty m:val="p"/>
+                </m:rPr>
+                <m:t>,</m:t>
+              </m:r>
+              <m:r>
+                <m:t>v</m:t>
+              </m:r>
+            </m:e>
+          </m:d>
+          <m:r>
+            <m:rPr>
+              <m:sty m:val="p"/>
+            </m:rPr>
+            <m:t>=</m:t>
+          </m:r>
+          <m:f>
+            <m:fPr>
+              <m:type m:val="bar"/>
+            </m:fPr>
+            <m:num>
+              <m:r>
+                <m:t>e</m:t>
+              </m:r>
+              <m:r>
+                <m:t>x</m:t>
+              </m:r>
+              <m:r>
+                <m:t>p</m:t>
+              </m:r>
+              <m:d>
+                <m:dPr>
+                  <m:begChr m:val="{"/>
+                  <m:sepChr m:val=""/>
+                  <m:endChr m:val="}"/>
+                  <m:grow/>
+                </m:dPr>
+                <m:e>
+                  <m:sSup>
+                    <m:e>
+                      <m:r>
+                        <m:t>θ</m:t>
+                      </m:r>
+                    </m:e>
+                    <m:sup>
+                      <m:r>
+                        <m:t>T</m:t>
+                      </m:r>
+                    </m:sup>
+                  </m:sSup>
+                  <m:r>
+                    <m:t>s</m:t>
+                  </m:r>
+                  <m:d>
+                    <m:dPr>
+                      <m:begChr m:val="("/>
+                      <m:sepChr m:val=""/>
+                      <m:endChr m:val=")"/>
+                      <m:grow/>
+                    </m:dPr>
+                    <m:e>
+                      <m:r>
+                        <m:t>y</m:t>
+                      </m:r>
+                    </m:e>
+                  </m:d>
+                  <m:r>
+                    <m:rPr>
+                      <m:sty m:val="p"/>
+                    </m:rPr>
+                    <m:t>+</m:t>
+                  </m:r>
+                  <m:sSup>
+                    <m:e>
+                      <m:r>
+                        <m:t>u</m:t>
+                      </m:r>
+                    </m:e>
+                    <m:sup>
+                      <m:r>
+                        <m:t>T</m:t>
+                      </m:r>
+                    </m:sup>
+                  </m:sSup>
+                  <m:r>
+                    <m:t>r</m:t>
+                  </m:r>
+                  <m:d>
+                    <m:dPr>
+                      <m:begChr m:val="("/>
+                      <m:sepChr m:val=""/>
+                      <m:endChr m:val=")"/>
+                      <m:grow/>
+                    </m:dPr>
+                    <m:e>
+                      <m:r>
+                        <m:t>y</m:t>
+                      </m:r>
+                    </m:e>
+                  </m:d>
+                  <m:r>
+                    <m:rPr>
+                      <m:sty m:val="p"/>
+                    </m:rPr>
+                    <m:t>+</m:t>
+                  </m:r>
+                  <m:sSup>
+                    <m:e>
+                      <m:r>
+                        <m:t>v</m:t>
+                      </m:r>
+                    </m:e>
+                    <m:sup>
+                      <m:r>
+                        <m:t>T</m:t>
+                      </m:r>
+                    </m:sup>
+                  </m:sSup>
+                  <m:r>
+                    <m:t>c</m:t>
+                  </m:r>
+                  <m:d>
+                    <m:dPr>
+                      <m:begChr m:val="("/>
+                      <m:sepChr m:val=""/>
+                      <m:endChr m:val=")"/>
+                      <m:grow/>
+                    </m:dPr>
+                    <m:e>
+                      <m:r>
+                        <m:t>y</m:t>
+                      </m:r>
+                    </m:e>
+                  </m:d>
+                </m:e>
+              </m:d>
+            </m:num>
+            <m:den>
+              <m:r>
+                <m:t>κ</m:t>
+              </m:r>
+              <m:d>
+                <m:dPr>
+                  <m:begChr m:val="("/>
+                  <m:sepChr m:val=""/>
+                  <m:endChr m:val=")"/>
+                  <m:grow/>
+                </m:dPr>
+                <m:e>
+                  <m:r>
+                    <m:t>θ</m:t>
+                  </m:r>
+                  <m:r>
+                    <m:rPr>
+                      <m:sty m:val="p"/>
+                    </m:rPr>
+                    <m:t>,</m:t>
+                  </m:r>
+                  <m:r>
+                    <m:t>u</m:t>
+                  </m:r>
+                  <m:r>
+                    <m:rPr>
+                      <m:sty m:val="p"/>
+                    </m:rPr>
+                    <m:t>,</m:t>
+                  </m:r>
+                  <m:r>
+                    <m:t>v</m:t>
+                  </m:r>
+                </m:e>
+              </m:d>
+            </m:den>
+          </m:f>
+        </m:oMath>
+      </m:oMathPara>
+    </w:p>
+    <w:p>
+      <w:pPr>
+        <w:pStyle w:val="FirstParagraph"/>
+      </w:pPr>
+      <w:r>
+        <w:t xml:space="preserve">where</w:t>
+      </w:r>
+      <w:r>
+        <w:t xml:space="preserve"> </w:t>
+      </w:r>
+      <m:oMath>
+        <m:r>
+          <m:t>θ</m:t>
+        </m:r>
+        <m:r>
+          <m:rPr>
+            <m:sty m:val="p"/>
+          </m:rPr>
+          <m:t>∈</m:t>
+        </m:r>
+        <m:sSup>
+          <m:e>
+            <m:r>
+              <m:rPr>
+                <m:sty m:val="p"/>
+                <m:scr m:val="double-struck"/>
+              </m:rPr>
+              <m:t>R</m:t>
+            </m:r>
+          </m:e>
+          <m:sup>
+            <m:r>
+              <m:t>q</m:t>
+            </m:r>
+          </m:sup>
+        </m:sSup>
+      </m:oMath>
+      <w:r>
+        <w:t xml:space="preserve"> </w:t>
+      </w:r>
+      <w:r>
+        <w:t xml:space="preserve">is a</w:t>
+      </w:r>
+      <w:r>
+        <w:t xml:space="preserve"> </w:t>
+      </w:r>
+      <m:oMath>
+        <m:r>
+          <m:t>q</m:t>
+        </m:r>
+      </m:oMath>
+      <w:r>
+        <w:t xml:space="preserve"> </w:t>
+      </w:r>
+      <w:r>
+        <w:t xml:space="preserve">dimensional parameter vector,</w:t>
+      </w:r>
+      <w:r>
+        <w:t xml:space="preserve"> </w:t>
+      </w:r>
+      <m:oMath>
+        <m:r>
+          <m:t>s</m:t>
+        </m:r>
+        <m:d>
+          <m:dPr>
+            <m:begChr m:val="("/>
+            <m:sepChr m:val=""/>
+            <m:endChr m:val=")"/>
+            <m:grow/>
+          </m:dPr>
+          <m:e>
+            <m:r>
+              <m:t>y</m:t>
+            </m:r>
+          </m:e>
+        </m:d>
+        <m:r>
+          <m:rPr>
+            <m:sty m:val="p"/>
+          </m:rPr>
+          <m:t>=</m:t>
+        </m:r>
+        <m:d>
+          <m:dPr>
+            <m:begChr m:val="("/>
+            <m:sepChr m:val=""/>
+            <m:endChr m:val=")"/>
+            <m:grow/>
+          </m:dPr>
+          <m:e>
+            <m:sSub>
+              <m:e>
+                <m:r>
+                  <m:t>s</m:t>
+                </m:r>
+              </m:e>
+              <m:sub>
+                <m:r>
+                  <m:t>0</m:t>
+                </m:r>
+              </m:sub>
+            </m:sSub>
+            <m:d>
+              <m:dPr>
+                <m:begChr m:val="("/>
+                <m:sepChr m:val=""/>
+                <m:endChr m:val=")"/>
+                <m:grow/>
+              </m:dPr>
+              <m:e>
+                <m:r>
+                  <m:t>y</m:t>
+                </m:r>
+              </m:e>
+            </m:d>
+            <m:r>
+              <m:rPr>
+                <m:sty m:val="p"/>
+              </m:rPr>
+              <m:t>,</m:t>
+            </m:r>
+            <m:sSub>
+              <m:e>
+                <m:r>
+                  <m:t>s</m:t>
+                </m:r>
+              </m:e>
+              <m:sub>
+                <m:r>
+                  <m:t>1</m:t>
+                </m:r>
+              </m:sub>
+            </m:sSub>
+            <m:d>
+              <m:dPr>
+                <m:begChr m:val="("/>
+                <m:sepChr m:val=""/>
+                <m:endChr m:val=")"/>
+                <m:grow/>
+              </m:dPr>
+              <m:e>
+                <m:r>
+                  <m:t>y</m:t>
+                </m:r>
+              </m:e>
+            </m:d>
+            <m:r>
+              <m:rPr>
+                <m:sty m:val="p"/>
+              </m:rPr>
+              <m:t>,</m:t>
+            </m:r>
+            <m:r>
+              <m:rPr>
+                <m:sty m:val="p"/>
+              </m:rPr>
+              <m:t>.</m:t>
+            </m:r>
+            <m:r>
+              <m:rPr>
+                <m:sty m:val="p"/>
+              </m:rPr>
+              <m:t>.</m:t>
+            </m:r>
+            <m:r>
+              <m:rPr>
+                <m:sty m:val="p"/>
+              </m:rPr>
+              <m:t>.</m:t>
+            </m:r>
+          </m:e>
+        </m:d>
+      </m:oMath>
+      <w:r>
+        <w:t xml:space="preserve"> </w:t>
+      </w:r>
+      <w:r>
+        <w:t xml:space="preserve">is a</w:t>
+      </w:r>
+      <w:r>
+        <w:t xml:space="preserve"> </w:t>
+      </w:r>
+      <m:oMath>
+        <m:r>
+          <m:t>q</m:t>
+        </m:r>
+      </m:oMath>
+      <w:r>
+        <w:t xml:space="preserve"> </w:t>
+      </w:r>
+      <w:r>
+        <w:t xml:space="preserve">dimensional vector of network statistics with</w:t>
+      </w:r>
+      <w:r>
+        <w:t xml:space="preserve"> </w:t>
+      </w:r>
+      <m:oMath>
+        <m:sSub>
+          <m:e>
+            <m:r>
+              <m:t>s</m:t>
+            </m:r>
+          </m:e>
+          <m:sub>
+            <m:r>
+              <m:t>0</m:t>
+            </m:r>
+          </m:sub>
+        </m:sSub>
+        <m:d>
+          <m:dPr>
+            <m:begChr m:val="("/>
+            <m:sepChr m:val=""/>
+            <m:endChr m:val=")"/>
+            <m:grow/>
+          </m:dPr>
+          <m:e>
+            <m:r>
+              <m:t>y</m:t>
+            </m:r>
+          </m:e>
+        </m:d>
+        <m:r>
+          <m:rPr>
+            <m:sty m:val="p"/>
+          </m:rPr>
+          <m:t>=</m:t>
+        </m:r>
+        <m:nary>
+          <m:naryPr>
+            <m:chr m:val="∑"/>
+            <m:limLoc m:val="undOvr"/>
+            <m:subHide m:val="off"/>
+            <m:supHide m:val="on"/>
+          </m:naryPr>
+          <m:sub>
+            <m:r>
+              <m:t>i</m:t>
+            </m:r>
+          </m:sub>
+          <m:sup>
+            <m:r>
+              <m:t>​</m:t>
+            </m:r>
+          </m:sup>
+          <m:e>
+            <m:nary>
+              <m:naryPr>
+                <m:chr m:val="∑"/>
+                <m:limLoc m:val="undOvr"/>
+                <m:subHide m:val="off"/>
+                <m:supHide m:val="on"/>
+              </m:naryPr>
+              <m:sub>
+                <m:r>
+                  <m:t>j</m:t>
+                </m:r>
+              </m:sub>
+              <m:sup>
+                <m:r>
+                  <m:t>​</m:t>
+                </m:r>
+              </m:sup>
+              <m:e>
+                <m:sSub>
+                  <m:e>
+                    <m:r>
+                      <m:t>y</m:t>
+                    </m:r>
+                  </m:e>
+                  <m:sub>
+                    <m:r>
+                      <m:t>i</m:t>
+                    </m:r>
+                    <m:r>
+                      <m:rPr>
+                        <m:sty m:val="p"/>
+                      </m:rPr>
+                      <m:t>,</m:t>
+                    </m:r>
+                    <m:r>
+                      <m:t>j</m:t>
+                    </m:r>
+                  </m:sub>
+                </m:sSub>
+              </m:e>
+            </m:nary>
+          </m:e>
+        </m:nary>
+      </m:oMath>
+      <w:r>
+        <w:t xml:space="preserve"> </w:t>
+      </w:r>
+      <w:r>
+        <w:t xml:space="preserve">and</w:t>
+      </w:r>
+      <w:r>
+        <w:t xml:space="preserve"> </w:t>
+      </w:r>
+      <m:oMath>
+        <m:r>
+          <m:t>r</m:t>
+        </m:r>
+        <m:d>
+          <m:dPr>
+            <m:begChr m:val="("/>
+            <m:sepChr m:val=""/>
+            <m:endChr m:val=")"/>
+            <m:grow/>
+          </m:dPr>
+          <m:e>
+            <m:r>
+              <m:t>y</m:t>
+            </m:r>
+          </m:e>
+        </m:d>
+        <m:r>
+          <m:rPr>
+            <m:sty m:val="p"/>
+          </m:rPr>
+          <m:t>=</m:t>
+        </m:r>
+        <m:d>
+          <m:dPr>
+            <m:begChr m:val="("/>
+            <m:sepChr m:val=""/>
+            <m:endChr m:val=")"/>
+            <m:grow/>
+          </m:dPr>
+          <m:e>
+            <m:nary>
+              <m:naryPr>
+                <m:chr m:val="∑"/>
+                <m:limLoc m:val="undOvr"/>
+                <m:subHide m:val="off"/>
+                <m:supHide m:val="off"/>
+              </m:naryPr>
+              <m:sub>
+                <m:r>
+                  <m:t>j</m:t>
+                </m:r>
+                <m:r>
+                  <m:rPr>
+                    <m:sty m:val="p"/>
+                  </m:rPr>
+                  <m:t>=</m:t>
+                </m:r>
+                <m:r>
+                  <m:t>1</m:t>
+                </m:r>
+              </m:sub>
+              <m:sup>
+                <m:r>
+                  <m:t>m</m:t>
+                </m:r>
+              </m:sup>
+              <m:e>
+                <m:sSub>
+                  <m:e>
+                    <m:r>
+                      <m:t>y</m:t>
+                    </m:r>
+                  </m:e>
+                  <m:sub>
+                    <m:r>
+                      <m:t>1</m:t>
+                    </m:r>
+                    <m:r>
+                      <m:t>j</m:t>
+                    </m:r>
+                  </m:sub>
+                </m:sSub>
+              </m:e>
+            </m:nary>
+            <m:r>
+              <m:rPr>
+                <m:sty m:val="p"/>
+              </m:rPr>
+              <m:t>,</m:t>
+            </m:r>
+            <m:nary>
+              <m:naryPr>
+                <m:chr m:val="∑"/>
+                <m:limLoc m:val="undOvr"/>
+                <m:subHide m:val="off"/>
+                <m:supHide m:val="off"/>
+              </m:naryPr>
+              <m:sub>
+                <m:r>
+                  <m:t>j</m:t>
+                </m:r>
+                <m:r>
+                  <m:rPr>
+                    <m:sty m:val="p"/>
+                  </m:rPr>
+                  <m:t>=</m:t>
+                </m:r>
+                <m:r>
+                  <m:t>1</m:t>
+                </m:r>
+              </m:sub>
+              <m:sup>
+                <m:r>
+                  <m:t>m</m:t>
+                </m:r>
+              </m:sup>
+              <m:e>
+                <m:sSub>
+                  <m:e>
+                    <m:r>
+                      <m:t>y</m:t>
+                    </m:r>
+                  </m:e>
+                  <m:sub>
+                    <m:r>
+                      <m:t>2</m:t>
+                    </m:r>
+                    <m:r>
+                      <m:t>j</m:t>
+                    </m:r>
+                  </m:sub>
+                </m:sSub>
+              </m:e>
+            </m:nary>
+            <m:r>
+              <m:rPr>
+                <m:sty m:val="p"/>
+              </m:rPr>
+              <m:t>.</m:t>
+            </m:r>
+            <m:r>
+              <m:rPr>
+                <m:sty m:val="p"/>
+              </m:rPr>
+              <m:t>.</m:t>
+            </m:r>
+            <m:r>
+              <m:rPr>
+                <m:sty m:val="p"/>
+              </m:rPr>
+              <m:t>.</m:t>
+            </m:r>
+          </m:e>
+        </m:d>
+      </m:oMath>
+      <w:r>
+        <w:t xml:space="preserve"> </w:t>
+      </w:r>
+      <w:r>
+        <w:t xml:space="preserve">is the</w:t>
+      </w:r>
+      <w:r>
+        <w:t xml:space="preserve"> </w:t>
+      </w:r>
+      <m:oMath>
+        <m:r>
+          <m:t>n</m:t>
+        </m:r>
+      </m:oMath>
+      <w:r>
+        <w:t xml:space="preserve"> </w:t>
+      </w:r>
+      <w:r>
+        <w:t xml:space="preserve">dimensional vector of node degrees in</w:t>
+      </w:r>
+      <w:r>
+        <w:t xml:space="preserve"> </w:t>
+      </w:r>
+      <m:oMath>
+        <m:r>
+          <m:t>R</m:t>
+        </m:r>
+      </m:oMath>
+      <w:r>
+        <w:t xml:space="preserve"> </w:t>
+      </w:r>
+      <w:r>
+        <w:t xml:space="preserve">and</w:t>
+      </w:r>
+      <w:r>
+        <w:t xml:space="preserve"> </w:t>
+      </w:r>
+      <m:oMath>
+        <m:r>
+          <m:t>c</m:t>
+        </m:r>
+        <m:d>
+          <m:dPr>
+            <m:begChr m:val="("/>
+            <m:sepChr m:val=""/>
+            <m:endChr m:val=")"/>
+            <m:grow/>
+          </m:dPr>
+          <m:e>
+            <m:r>
+              <m:t>y</m:t>
+            </m:r>
+          </m:e>
+        </m:d>
+        <m:r>
+          <m:rPr>
+            <m:sty m:val="p"/>
+          </m:rPr>
+          <m:t>=</m:t>
+        </m:r>
+        <m:d>
+          <m:dPr>
+            <m:begChr m:val="("/>
+            <m:sepChr m:val=""/>
+            <m:endChr m:val=")"/>
+            <m:grow/>
+          </m:dPr>
+          <m:e>
+            <m:nary>
+              <m:naryPr>
+                <m:chr m:val="∑"/>
+                <m:limLoc m:val="undOvr"/>
+                <m:subHide m:val="off"/>
+                <m:supHide m:val="off"/>
+              </m:naryPr>
+              <m:sub>
+                <m:r>
+                  <m:t>i</m:t>
+                </m:r>
+                <m:r>
+                  <m:rPr>
+                    <m:sty m:val="p"/>
+                  </m:rPr>
+                  <m:t>=</m:t>
+                </m:r>
+                <m:r>
+                  <m:t>1</m:t>
+                </m:r>
+              </m:sub>
+              <m:sup>
+                <m:r>
+                  <m:t>n</m:t>
+                </m:r>
+              </m:sup>
+              <m:e>
+                <m:sSub>
+                  <m:e>
+                    <m:r>
+                      <m:t>y</m:t>
+                    </m:r>
+                  </m:e>
+                  <m:sub>
+                    <m:r>
+                      <m:t>i</m:t>
+                    </m:r>
+                    <m:r>
+                      <m:t>1</m:t>
+                    </m:r>
+                  </m:sub>
+                </m:sSub>
+              </m:e>
+            </m:nary>
+            <m:r>
+              <m:rPr>
+                <m:sty m:val="p"/>
+              </m:rPr>
+              <m:t>,</m:t>
+            </m:r>
+            <m:nary>
+              <m:naryPr>
+                <m:chr m:val="∑"/>
+                <m:limLoc m:val="undOvr"/>
+                <m:subHide m:val="off"/>
+                <m:supHide m:val="off"/>
+              </m:naryPr>
+              <m:sub>
+                <m:r>
+                  <m:t>i</m:t>
+                </m:r>
+                <m:r>
+                  <m:rPr>
+                    <m:sty m:val="p"/>
+                  </m:rPr>
+                  <m:t>=</m:t>
+                </m:r>
+                <m:r>
+                  <m:t>1</m:t>
+                </m:r>
+              </m:sub>
+              <m:sup>
+                <m:r>
+                  <m:t>n</m:t>
+                </m:r>
+              </m:sup>
+              <m:e>
+                <m:sSub>
+                  <m:e>
+                    <m:r>
+                      <m:t>y</m:t>
+                    </m:r>
+                  </m:e>
+                  <m:sub>
+                    <m:r>
+                      <m:t>i</m:t>
+                    </m:r>
+                    <m:r>
+                      <m:t>2</m:t>
+                    </m:r>
+                  </m:sub>
+                </m:sSub>
+              </m:e>
+            </m:nary>
+            <m:r>
+              <m:rPr>
+                <m:sty m:val="p"/>
+              </m:rPr>
+              <m:t>,</m:t>
+            </m:r>
+            <m:r>
+              <m:rPr>
+                <m:sty m:val="p"/>
+              </m:rPr>
+              <m:t>.</m:t>
+            </m:r>
+            <m:r>
+              <m:rPr>
+                <m:sty m:val="p"/>
+              </m:rPr>
+              <m:t>.</m:t>
+            </m:r>
+            <m:r>
+              <m:rPr>
+                <m:sty m:val="p"/>
+              </m:rPr>
+              <m:t>.</m:t>
+            </m:r>
+          </m:e>
+        </m:d>
+      </m:oMath>
+      <w:r>
+        <w:t xml:space="preserve"> </w:t>
+      </w:r>
+      <w:r>
+        <w:t xml:space="preserve">is the</w:t>
+      </w:r>
+      <w:r>
+        <w:t xml:space="preserve"> </w:t>
+      </w:r>
+      <m:oMath>
+        <m:r>
+          <m:t>m</m:t>
+        </m:r>
+      </m:oMath>
+      <w:r>
+        <w:t xml:space="preserve"> </w:t>
+      </w:r>
+      <w:r>
+        <w:t xml:space="preserve">dimensional vector of node degrees in</w:t>
+      </w:r>
+      <w:r>
+        <w:t xml:space="preserve"> </w:t>
+      </w:r>
+      <m:oMath>
+        <m:r>
+          <m:t>C</m:t>
+        </m:r>
+      </m:oMath>
+      <w:r>
+        <w:t xml:space="preserve">. The</w:t>
+      </w:r>
+      <w:r>
+        <w:t xml:space="preserve"> </w:t>
+      </w:r>
+      <m:oMath>
+        <m:r>
+          <m:t>κ</m:t>
+        </m:r>
+        <m:d>
+          <m:dPr>
+            <m:begChr m:val="("/>
+            <m:sepChr m:val=""/>
+            <m:endChr m:val=")"/>
+            <m:grow/>
+          </m:dPr>
+          <m:e>
+            <m:r>
+              <m:t>θ</m:t>
+            </m:r>
+            <m:r>
+              <m:rPr>
+                <m:sty m:val="p"/>
+              </m:rPr>
+              <m:t>,</m:t>
+            </m:r>
+            <m:r>
+              <m:t>u</m:t>
+            </m:r>
+            <m:r>
+              <m:rPr>
+                <m:sty m:val="p"/>
+              </m:rPr>
+              <m:t>,</m:t>
+            </m:r>
+            <m:r>
+              <m:t>v</m:t>
+            </m:r>
+          </m:e>
+        </m:d>
+      </m:oMath>
+      <w:r>
+        <w:t xml:space="preserve"> </w:t>
+      </w:r>
+      <w:r>
+        <w:t xml:space="preserve">is a normalizing factor that ensures that</w:t>
+      </w:r>
+      <w:r>
+        <w:t xml:space="preserve"> </w:t>
+      </w:r>
+      <m:oMath>
+        <m:r>
+          <m:t>P</m:t>
+        </m:r>
+        <m:d>
+          <m:dPr>
+            <m:begChr m:val="("/>
+            <m:sepChr m:val=""/>
+            <m:endChr m:val=")"/>
+            <m:grow/>
+          </m:dPr>
+          <m:e>
+            <m:r>
+              <m:t>Y</m:t>
+            </m:r>
+            <m:r>
+              <m:rPr>
+                <m:sty m:val="p"/>
+              </m:rPr>
+              <m:t>=</m:t>
+            </m:r>
+            <m:r>
+              <m:t>y</m:t>
+            </m:r>
+            <m:r>
+              <m:rPr>
+                <m:sty m:val="p"/>
+              </m:rPr>
+              <m:t>|</m:t>
+            </m:r>
+            <m:r>
+              <m:t>θ</m:t>
+            </m:r>
+            <m:r>
+              <m:rPr>
+                <m:sty m:val="p"/>
+              </m:rPr>
+              <m:t>,</m:t>
+            </m:r>
+            <m:r>
+              <m:t>u</m:t>
+            </m:r>
+            <m:r>
+              <m:rPr>
+                <m:sty m:val="p"/>
+              </m:rPr>
+              <m:t>,</m:t>
+            </m:r>
+            <m:r>
+              <m:t>v</m:t>
+            </m:r>
+          </m:e>
+        </m:d>
+      </m:oMath>
+      <w:r>
+        <w:t xml:space="preserve"> </w:t>
+      </w:r>
+      <w:r>
+        <w:t xml:space="preserve">is a legitimate probability mass function.</w:t>
+      </w:r>
+    </w:p>
+    <w:p>
+      <w:pPr>
+        <w:pStyle w:val="BodyText"/>
+      </w:pPr>
+      <w:r>
+        <w:t xml:space="preserve">In this framework, the vector</w:t>
+      </w:r>
+      <w:r>
+        <w:t xml:space="preserve"> </w:t>
+      </w:r>
+      <m:oMath>
+        <m:r>
+          <m:t>s</m:t>
+        </m:r>
+        <m:d>
+          <m:dPr>
+            <m:begChr m:val="("/>
+            <m:sepChr m:val=""/>
+            <m:endChr m:val=")"/>
+            <m:grow/>
+          </m:dPr>
+          <m:e>
+            <m:r>
+              <m:t>y</m:t>
+            </m:r>
+          </m:e>
+        </m:d>
+      </m:oMath>
+      <w:r>
+        <w:t xml:space="preserve"> </w:t>
+      </w:r>
+      <w:r>
+        <w:t xml:space="preserve">includes structural configurations of the bipartite network (i.e., endogenous factors), and can be extended to</w:t>
+      </w:r>
+      <w:r>
+        <w:t xml:space="preserve"> </w:t>
+      </w:r>
+      <m:oMath>
+        <m:r>
+          <m:t>s</m:t>
+        </m:r>
+        <m:d>
+          <m:dPr>
+            <m:begChr m:val="("/>
+            <m:sepChr m:val=""/>
+            <m:endChr m:val=")"/>
+            <m:grow/>
+          </m:dPr>
+          <m:e>
+            <m:r>
+              <m:t>y</m:t>
+            </m:r>
+            <m:r>
+              <m:rPr>
+                <m:sty m:val="p"/>
+              </m:rPr>
+              <m:t>,</m:t>
+            </m:r>
+            <m:r>
+              <m:t>X</m:t>
+            </m:r>
+          </m:e>
+        </m:d>
+      </m:oMath>
+      <w:r>
+        <w:t xml:space="preserve"> </w:t>
+      </w:r>
+      <w:r>
+        <w:t xml:space="preserve">should covariates</w:t>
+      </w:r>
+      <w:r>
+        <w:t xml:space="preserve"> </w:t>
+      </w:r>
+      <m:oMath>
+        <m:r>
+          <m:t>X</m:t>
+        </m:r>
+      </m:oMath>
+      <w:r>
+        <w:t xml:space="preserve"> </w:t>
+      </w:r>
+      <w:r>
+        <w:t xml:space="preserve">are included in the model as exogenous factors that may affect the connection between our two network partitions</w:t>
+      </w:r>
+      <w:r>
+        <w:t xml:space="preserve"> </w:t>
+      </w:r>
+      <w:r>
+        <w:t xml:space="preserve">. These parameters collectively define the structural tendencies that shape how skills are embedded in postgraduate curricula across Latin American universities.</w:t>
+      </w:r>
+    </w:p>
+    <w:p>
+      <w:pPr>
+        <w:pStyle w:val="BodyText"/>
+      </w:pPr>
+      <w:r>
+        <w:t xml:space="preserve">The descriptive and inferential procedures proposed allow us to identify both structural regularities and statistically significant determinants underlying the configuration of skill-program networks, providing the foundation for the results presented in section</w:t>
+      </w:r>
+      <w:r>
+        <w:t xml:space="preserve"> </w:t>
+      </w:r>
+      <w:r>
+        <w:t xml:space="preserve">.</w:t>
+      </w:r>
+    </w:p>
+    <w:bookmarkEnd w:id="32"/>
+    <w:bookmarkStart w:id="33" w:name="criteria-for-interpreting-the-findings"/>
+    <w:p>
+      <w:pPr>
+        <w:pStyle w:val="Heading3"/>
+      </w:pPr>
+      <w:r>
+        <w:t xml:space="preserve">Criteria for interpreting the findings</w:t>
+      </w:r>
+    </w:p>
+    <w:p>
+      <w:pPr>
+        <w:pStyle w:val="FirstParagraph"/>
+      </w:pPr>
+      <w:r>
+        <w:t xml:space="preserve">To ensure analytical rigor in the interpretation of model estimates, we followed the standard criteria commonly applied in ERGM-based research</w:t>
+      </w:r>
+      <w:r>
+        <w:t xml:space="preserve"> </w:t>
+      </w:r>
+      <w:r>
+        <w:t xml:space="preserve">(Cranmer et al., 2021; Lusher et al., 2013)</w:t>
+      </w:r>
+      <w:r>
+        <w:t xml:space="preserve">. Our analysis focuses on the sign, magnitude, and statistical significance (e.g., p-values) of estimated parameters, as well as the overall goodness-of-fit of the model specification.</w:t>
+      </w:r>
+    </w:p>
+    <w:p>
+      <w:pPr>
+        <w:pStyle w:val="BodyText"/>
+      </w:pPr>
+      <w:r>
+        <w:t xml:space="preserve">A positive coefficient indicates that the corresponding structural or covariate term increases the likelihood of a skill–program tie, whereas a negative coefficient suggests a suppressive effect relative to random tie formation. The analysis also examines how these coefficients vary across alternative model specifications to assess parameter stability.</w:t>
+      </w:r>
+    </w:p>
+    <w:p>
+      <w:pPr>
+        <w:pStyle w:val="BodyText"/>
+      </w:pPr>
+      <w:r>
+        <w:t xml:space="preserve">Because parameter estimates can depend on model terms and estimation settings, we evaluate robustness through convergence diagnostics, model fit statistics, and checks for potential degeneracy</w:t>
+      </w:r>
+      <w:r>
+        <w:t xml:space="preserve"> </w:t>
+      </w:r>
+      <w:r>
+        <w:t xml:space="preserve">(Lusher et al., 2013)</w:t>
+      </w:r>
+      <w:r>
+        <w:t xml:space="preserve">. When parameter estimates are consistent across models, this stability enhances the interpretive validity of the results. However, such consistency is interpreted cautiously, emphasizing analytical rather than statistical generalization.</w:t>
+      </w:r>
+    </w:p>
+    <w:p>
+      <w:pPr>
+        <w:pStyle w:val="BodyText"/>
+      </w:pPr>
+      <w:r>
+        <w:t xml:space="preserve">These interpretive criteria guide the evaluation of results presented in following section and support the reproducibility of our analyses, which are documented in the supplementary material and GitHub repository.</w:t>
+      </w:r>
+    </w:p>
+    <w:bookmarkEnd w:id="33"/>
+    <w:bookmarkStart w:id="34" w:name="data-pre-processing"/>
+    <w:p>
+      <w:pPr>
+        <w:pStyle w:val="Heading3"/>
+      </w:pPr>
+      <w:r>
+        <w:t xml:space="preserve">Data pre-processing</w:t>
+      </w:r>
+    </w:p>
+    <w:p>
+      <w:pPr>
+        <w:pStyle w:val="FirstParagraph"/>
+      </w:pPr>
+      <w:r>
+        <w:t xml:space="preserve">The data pre-processing phase was conducted in R using quanteda (Benoit et al., 2018). We parsed 3,155 program brochures to build a digital corpus representing each nation’s academic offering. We tokenized each corpus to build a standard document-feature matrix (DFM). In the tokenization process, we removed symbol punctuations, special characters (e.g.,</w:t>
+      </w:r>
+      <w:r>
+        <w:t xml:space="preserve"> </w:t>
+      </w:r>
+      <w:r>
+        <w:t xml:space="preserve">“@”</w:t>
+      </w:r>
+      <w:r>
+        <w:t xml:space="preserve"> </w:t>
+      </w:r>
+      <w:r>
+        <w:t xml:space="preserve">“http://”</w:t>
+      </w:r>
+      <w:r>
+        <w:t xml:space="preserve"> </w:t>
+      </w:r>
+      <w:r>
+        <w:t xml:space="preserve">“.html”</w:t>
+      </w:r>
+      <w:r>
+        <w:t xml:space="preserve">), numbers, and Spanish stopwords (for all sampled countries) and Portuguese stopwords for the academic offering of Brazil. This cleaning step standardized the corpus and minimized noise from common lexical patterns. After tokenization, we applied a</w:t>
+      </w:r>
+      <w:r>
+        <w:t xml:space="preserve"> </w:t>
+      </w:r>
+      <w:r>
+        <w:rPr>
+          <w:i/>
+          <w:iCs/>
+        </w:rPr>
+        <w:t xml:space="preserve">keyword-in-context</w:t>
+      </w:r>
+      <w:r>
+        <w:t xml:space="preserve"> </w:t>
+      </w:r>
+      <w:r>
+        <w:t xml:space="preserve">(KWIC) filter</w:t>
+      </w:r>
+      <w:r>
+        <w:t xml:space="preserve"> </w:t>
+      </w:r>
+      <w:r>
+        <w:t xml:space="preserve">(Benoit et al., 2018)</w:t>
+      </w:r>
+      <w:r>
+        <w:t xml:space="preserve"> </w:t>
+      </w:r>
+      <w:r>
+        <w:t xml:space="preserve">to identify mentions of the ten basic skills defined by O*NET</w:t>
+      </w:r>
+      <w:r>
+        <w:t xml:space="preserve">(National Center for O*NET Development, 2022; Peterson et al., 2001)</w:t>
+      </w:r>
+      <w:r>
+        <w:t xml:space="preserve">. For each skill, a customized dictionary was created including synonyms, bigrams, and related terms. For instance, the skill</w:t>
+      </w:r>
+      <w:r>
+        <w:t xml:space="preserve"> </w:t>
+      </w:r>
+      <w:r>
+        <w:t xml:space="preserve">“science”</w:t>
+      </w:r>
+      <w:r>
+        <w:t xml:space="preserve"> </w:t>
+      </w:r>
+      <w:r>
+        <w:t xml:space="preserve">was associated with expressions such as</w:t>
+      </w:r>
+      <w:r>
+        <w:t xml:space="preserve"> </w:t>
+      </w:r>
+      <w:r>
+        <w:t xml:space="preserve">“scientific method,”</w:t>
+      </w:r>
+      <w:r>
+        <w:t xml:space="preserve"> </w:t>
+      </w:r>
+      <w:r>
+        <w:t xml:space="preserve">“solve problems,”</w:t>
+      </w:r>
+      <w:r>
+        <w:t xml:space="preserve"> </w:t>
+      </w:r>
+      <w:r>
+        <w:t xml:space="preserve">and</w:t>
+      </w:r>
+      <w:r>
+        <w:t xml:space="preserve"> </w:t>
+      </w:r>
+      <w:r>
+        <w:t xml:space="preserve">“scientific knowledge.”</w:t>
+      </w:r>
+      <w:r>
+        <w:t xml:space="preserve"> </w:t>
+      </w:r>
+      <w:r>
+        <w:t xml:space="preserve">This guided search allowed us to locate and quantify every occurrence of each skill in the brochures.</w:t>
+      </w:r>
+    </w:p>
+    <w:p>
+      <w:pPr>
+        <w:pStyle w:val="BodyText"/>
+      </w:pPr>
+      <w:r>
+        <w:t xml:space="preserve">Here, it is worth to remember that for bipartite networks, nodes in the first partition usually take an action to form the links with nodes subject to that action in the second partition</w:t>
+      </w:r>
+      <w:r>
+        <w:t xml:space="preserve"> </w:t>
+      </w:r>
+      <w:r>
+        <w:t xml:space="preserve">(Borgatti &amp; Everett, 1997)</w:t>
+      </w:r>
+      <w:r>
+        <w:t xml:space="preserve">. Thus, brochures aim to inform prospective students to be aware of the skills and knowledge they can learn when enrolling in a given program. The resulting DFM is a rectangular matrix that coincides with the formal relationship between skills and programs that we introduced in section 3. We used this DFM as input for representing its relational data following the standards of the library network</w:t>
+      </w:r>
+      <w:r>
+        <w:t xml:space="preserve"> </w:t>
+      </w:r>
+      <w:r>
+        <w:t xml:space="preserve">(Butts, 2008)</w:t>
+      </w:r>
+      <w:r>
+        <w:t xml:space="preserve">. A note of warning is relevant in this point. Although the DFM provides skill frequencies in its entries, the network library manages its representation with binary entries. Given our theoretical interest in the association between programs and skills, we proceed to use this relational data representation for network description. We estimate the two-mode clustering coefficient (see supplementary material) or network description purposes, as this approach has proven more accurate estimates for bipartite networks than unipartite projections</w:t>
+      </w:r>
+      <w:r>
+        <w:t xml:space="preserve"> </w:t>
+      </w:r>
+      <w:r>
+        <w:t xml:space="preserve">(Opsahl, 2013)</w:t>
+      </w:r>
+      <w:r>
+        <w:t xml:space="preserve">. In addition, we use the normalized centrality degree to rank skills on a common standardized scale controlling by nation network size. Following the canonic consideration of</w:t>
+      </w:r>
+      <w:r>
+        <w:t xml:space="preserve"> </w:t>
+      </w:r>
+      <w:r>
+        <w:t xml:space="preserve">“actors”</w:t>
+      </w:r>
+      <w:r>
+        <w:t xml:space="preserve"> </w:t>
+      </w:r>
+      <w:r>
+        <w:t xml:space="preserve">and</w:t>
+      </w:r>
+      <w:r>
+        <w:t xml:space="preserve"> </w:t>
+      </w:r>
+      <w:r>
+        <w:t xml:space="preserve">“events”</w:t>
+      </w:r>
+      <w:r>
+        <w:t xml:space="preserve"> </w:t>
+      </w:r>
+      <w:r>
+        <w:t xml:space="preserve">in bipartite networks</w:t>
+      </w:r>
+      <w:r>
+        <w:t xml:space="preserve"> </w:t>
+      </w:r>
+      <w:r>
+        <w:t xml:space="preserve">(Borgatti &amp; Everett, 1997)</w:t>
+      </w:r>
+      <w:r>
+        <w:t xml:space="preserve">, program brochures were set as nodes of the first partition, and basic skills as nodes of the second partition. The pre-processing steps ensured the consistency, comparability, and analytical validity of the textual data across all sampled countries. The resulting standardized matrices provided a reliable foundation for constructing the bipartite networks and for conducting the descriptive and inferential analyses discussed in the following section.</w:t>
+      </w:r>
+    </w:p>
+    <w:bookmarkEnd w:id="34"/>
+    <w:bookmarkStart w:id="35" w:name="network-models-specification"/>
+    <w:p>
+      <w:pPr>
+        <w:pStyle w:val="Heading3"/>
+      </w:pPr>
+      <w:r>
+        <w:t xml:space="preserve">Network models specification</w:t>
+      </w:r>
+    </w:p>
+    <w:p>
+      <w:pPr>
+        <w:pStyle w:val="FirstParagraph"/>
+      </w:pPr>
+      <w:r>
+        <w:t xml:space="preserve">Our network model specification accounts for the structural imbalance between the number of basic skills and the number of postgraduate programs per country. While the number of skills is constant across nations, programs outnumber skills by at least one order of magnitude, which posits fundamental considerations from the statistical and conceptual perspectives. From a conceptual perspective, the fact that programs outnumber skills is a key characteristic of the academic offering that we model as an undirected bipartite network. Basic skills, at least from the perspective of O*NET</w:t>
+      </w:r>
+      <w:r>
+        <w:t xml:space="preserve">(National Center for O*NET Development, 2022)</w:t>
+      </w:r>
+      <w:r>
+        <w:t xml:space="preserve">, are regarded as developed capacities that facilitate learning or the more rapid acquisition of learning. These basic skills are of ultimate importance from the viewpoint of professional transitions that take place when a professional decides to work in another area from which he or she did not receive formal education</w:t>
+      </w:r>
+      <w:r>
+        <w:t xml:space="preserve"> </w:t>
+      </w:r>
+      <w:r>
+        <w:t xml:space="preserve">(Vista, 2020)</w:t>
+      </w:r>
+      <w:r>
+        <w:t xml:space="preserve">. From this conceptual viewpoint, although two or more universities may offer programs with identical names (e.g., Master in Artificial Intelligence) one of their differences can rely on the way basic skills are considered in the program brochure intended to recruit prospective students. Our model specification addresses this particular educational intended purpose.</w:t>
+      </w:r>
+    </w:p>
+    <w:p>
+      <w:pPr>
+        <w:pStyle w:val="BodyText"/>
+      </w:pPr>
+      <w:r>
+        <w:t xml:space="preserve">Postgraduate programs can differ in other factors unrelated to skills training, such as campus location, reputation or prestige, tuition costs, graduation rates, employability of graduates, or quality accreditation standards. Nonetheless, our model does not consider these other factors, as they fall outside our research goal. The decision to exclude these factors from our model specification is based on several criteria. First, the presence and extent of local socio-economic factors in each country introduce additional complexities that prevent us from conducting a more extended cross-national comparison. For example, as nations differ in economic inflation, governmental expenditure on education, and power purchase parity, the economic aspects of the academic offering should remain unexplored unless they are explicitly considered in more complex models. We do not deny the fundamental value of these more complex models. Nonetheless, our in-depth explorations for each visited graduate program revealed that the information about graduation rates or graduates’ employability in sampled nations remains systematically undisclosed, preventing us from including these factors as covariate terms in our models. We regard this circumstance as a call to action for further studies. In any case, we take the length of the program brochure as a covariate that might hide confounding factors like the ones just described that are not explicitly related to basic skills.</w:t>
+      </w:r>
+    </w:p>
+    <w:p>
+      <w:pPr>
+        <w:pStyle w:val="BodyText"/>
+      </w:pPr>
+      <w:r>
+        <w:t xml:space="preserve">A statistical consideration of our model specification relates to the number of sampled program brochures by nation. As illustrated in Table 1, the academic offering varies between a minimum of 120 program brochures from Costa Rica to the maximum of 922 program brochures from Brazil. To prevent biased estimates from the inferential perspective, the academic offering of each nation is modeled as an independent network sample that we then integrated into a large regional network. We used this large regional network as a computational input to conduct our inferential network estimates on the following model specifications:</w:t>
+      </w:r>
+    </w:p>
+    <w:p>
+      <w:pPr>
+        <w:numPr>
+          <w:ilvl w:val="0"/>
+          <w:numId w:val="1002"/>
+        </w:numPr>
+      </w:pPr>
+      <w:r>
+        <w:rPr>
+          <w:b/>
+          <w:bCs/>
+        </w:rPr>
+        <w:t xml:space="preserve">Model 1</w:t>
+      </w:r>
+      <w:r>
+        <w:t xml:space="preserve">: The baseline model examines the propensity of connections between programs and basic skills relative to the exogenous covariate of brochure length. Drawing on previous studies that explored program–skill relationships</w:t>
+      </w:r>
+      <w:r>
+        <w:t xml:space="preserve"> </w:t>
+      </w:r>
+      <w:r>
+        <w:t xml:space="preserve">(Dakduk et al., 2025; Garcia-Chitiva &amp; Correa, 2024)</w:t>
+      </w:r>
+      <w:r>
+        <w:t xml:space="preserve">, we anticipate a negative and statistically significant effect for the network density term. A negative coefficient indicates that observed connections occur far less frequently than would be expected by random chance. This baseline specification serves as a reference point for comparing additional effects in related ERGM models. In this initial model, we also assess the influence of other latent factors potentially confounded with brochure length (as captured by the total number of written sentences in each document). We expect a positive and statistically significant association, suggesting that longer brochures tend to mention more skills.</w:t>
+      </w:r>
+    </w:p>
+    <w:p>
+      <w:pPr>
+        <w:numPr>
+          <w:ilvl w:val="0"/>
+          <w:numId w:val="1002"/>
+        </w:numPr>
+      </w:pPr>
+      <w:r>
+        <w:rPr>
+          <w:b/>
+          <w:bCs/>
+        </w:rPr>
+        <w:t xml:space="preserve">Model 2</w:t>
+      </w:r>
+      <w:r>
+        <w:t xml:space="preserve">: The second model extends the first model’s specification by incorporating five additional terms representing the most central basic skills as endogenous network parameters, following prior work</w:t>
+      </w:r>
+      <w:r>
+        <w:t xml:space="preserve"> </w:t>
+      </w:r>
+      <w:r>
+        <w:t xml:space="preserve">(Dakduk et al., 2025)</w:t>
+      </w:r>
+      <w:r>
+        <w:t xml:space="preserve">. We expect these skills to exhibit positive and statistically significant effects. A positive coefficient indicates that their connections with program brochures occur well above what would be expected by chance. Furthermore, their estimates are expected to decrease hierarchically, consistent with inferential network modeling for bipartite networks</w:t>
+      </w:r>
+      <w:r>
+        <w:t xml:space="preserve"> </w:t>
+      </w:r>
+      <w:r>
+        <w:t xml:space="preserve">(Wang et al., 2009)</w:t>
+      </w:r>
+      <w:r>
+        <w:t xml:space="preserve">. Finally, we anticipate that the estimate for each skill will exceed that for program brochures.</w:t>
+      </w:r>
+    </w:p>
+    <w:p>
+      <w:pPr>
+        <w:numPr>
+          <w:ilvl w:val="0"/>
+          <w:numId w:val="1002"/>
+        </w:numPr>
+      </w:pPr>
+      <w:r>
+        <w:rPr>
+          <w:b/>
+          <w:bCs/>
+        </w:rPr>
+        <w:t xml:space="preserve">Model 3</w:t>
+      </w:r>
+      <w:r>
+        <w:t xml:space="preserve">: The third model expands the specification of the second model by including exogenous covariates for master’s and doctoral programs. We expect the statistical estimates for basic skills to remain positive and statistically significant. Furthermore, these estimates are anticipated to decrease hierarchically, such that popular basic skills will have higher estimates than those for brochure length and program-level covariates.</w:t>
+      </w:r>
+    </w:p>
+    <w:p>
+      <w:pPr>
+        <w:numPr>
+          <w:ilvl w:val="0"/>
+          <w:numId w:val="1002"/>
+        </w:numPr>
+      </w:pPr>
+      <w:r>
+        <w:rPr>
+          <w:b/>
+          <w:bCs/>
+        </w:rPr>
+        <w:t xml:space="preserve">Model 4</w:t>
+      </w:r>
+      <w:r>
+        <w:t xml:space="preserve">: The final model incorporates the covariate for OECD membership alongside all other covariates and the endogenous effects of the top five basic skills. To our knowledge, OECD membership has been largely overlooked in prior studies. However, drawing on previous reports on educational outcomes in OECD member countries, we expect this effect to be positive and statistically significant.</w:t>
+      </w:r>
+    </w:p>
+    <w:p>
+      <w:pPr>
+        <w:pStyle w:val="FirstParagraph"/>
+      </w:pPr>
+      <w:r>
+        <w:t xml:space="preserve">Altogether, these four nested models integrate the textual, institutional, and contextual dimensions of the study into a unified analytical framework. This sequential approach clarifies how each factor contributes to the structure of skill–program networks and provides a basis for comparing model performance and interpretive validity. The subsequent section presents the empirical results derived from these specifications.</w:t>
+      </w:r>
+    </w:p>
+    <w:bookmarkEnd w:id="35"/>
+    <w:bookmarkEnd w:id="36"/>
+    <w:bookmarkEnd w:id="37"/>
+    <w:bookmarkStart w:id="131" w:name="results"/>
+    <w:p>
+      <w:pPr>
+        <w:pStyle w:val="Heading1"/>
+      </w:pPr>
+      <w:r>
+        <w:t xml:space="preserve">Results</w:t>
+      </w:r>
+    </w:p>
+    <w:p>
+      <w:pPr>
+        <w:pStyle w:val="FirstParagraph"/>
+      </w:pPr>
+      <w:r>
+        <w:t xml:space="preserve">We organize the results in the following sections. The first part presents a descriptive network analysis that shows the quantitative features of the academic offering in all sampled countries of our case study. Then, we examine the centrality of basic skills by nation and program level. Finally, we evaluate via exponential random graphs the role of these skills and other covariates in the formation of these networks.</w:t>
+      </w:r>
+    </w:p>
+    <w:bookmarkStart w:id="130" w:name="descriptive-network-analysis"/>
+    <w:p>
+      <w:pPr>
+        <w:pStyle w:val="Heading2"/>
+      </w:pPr>
+      <w:r>
+        <w:t xml:space="preserve">Descriptive network analysis</w:t>
+      </w:r>
+    </w:p>
+    <w:p>
+      <w:pPr>
+        <w:pStyle w:val="FirstParagraph"/>
+      </w:pPr>
+      <w:r>
+        <w:t xml:space="preserve">The academic offering in sampled countries shows a weak connectivity with basic skills. The network density ranges from 0.005 in Brazil and Ecuador to 0.060 in Costa Rica. As Table 1 shows, the overall low network density, which is consistent across all countries, indicates that only a small fraction of the potential links between basic skills and programs are realized. This pattern suggests that program brochures make reference to basic skills selectively rather than comprehensively. The higher values in Costa Rica and Chile (both members of the OECD) point to a more consistent incorporation of basic skills into the academic offering. In contrast, countries with larger and more complex higher education systems, such as Brazil and Mexico, exhibit networks that are more extensively fragmented —a pattern consistent with their programmatic diversity and institutional heterogeneity. The academic offering of Ecuador is also similar to that of Mexico and Brazil in terms of sparsity. The clustering index for these networks also shows important variation across countries. Costa Rica stands for its highest clustering while Brazil has the lowest clustering in the region. Taken together, these findings suggest that basic skills are sparsely tied with univesity programs.</w:t>
+      </w:r>
+    </w:p>
+    <w:tbl>
+      <w:tblPr>
+        <w:tblStyle w:val="Table"/>
+        <w:tblW w:type="auto" w:w="0"/>
+        <w:tblLook w:firstRow="1" w:lastRow="0" w:firstColumn="0" w:lastColumn="0" w:noHBand="0" w:noVBand="0" w:val="0020"/>
+      </w:tblPr>
+      <w:tblGrid>
+        <w:gridCol w:w="1320"/>
+        <w:gridCol w:w="1320"/>
+        <w:gridCol w:w="1320"/>
+        <w:gridCol w:w="1320"/>
+        <w:gridCol w:w="1320"/>
+        <w:gridCol w:w="1320"/>
+      </w:tblGrid>
+      <w:tr>
+        <w:trPr>
+          <w:tblHeader w:val="on"/>
+        </w:trPr>
+        <w:tc>
+          <w:tcPr/>
+          <w:p>
+            <w:pPr>
+              <w:pStyle w:val="Compact"/>
+              <w:jc w:val="left"/>
+            </w:pPr>
+            <w:r>
+              <w:t xml:space="preserve">Country</w:t>
+            </w:r>
+          </w:p>
+        </w:tc>
+        <w:tc>
+          <w:tcPr/>
+          <w:p>
+            <w:pPr>
+              <w:pStyle w:val="Compact"/>
+              <w:jc w:val="left"/>
+            </w:pPr>
+            <w:r>
+              <w:t xml:space="preserve">OECD.Member</w:t>
+            </w:r>
+          </w:p>
+        </w:tc>
+        <w:tc>
+          <w:tcPr/>
+          <w:p>
+            <w:pPr>
+              <w:pStyle w:val="Compact"/>
+              <w:jc w:val="right"/>
+            </w:pPr>
+            <w:r>
+              <w:t xml:space="preserve">Edges</w:t>
+            </w:r>
+          </w:p>
+        </w:tc>
+        <w:tc>
+          <w:tcPr/>
+          <w:p>
+            <w:pPr>
+              <w:pStyle w:val="Compact"/>
+              <w:jc w:val="right"/>
+            </w:pPr>
+            <w:r>
+              <w:t xml:space="preserve">Size</w:t>
+            </w:r>
+          </w:p>
+        </w:tc>
+        <w:tc>
+          <w:tcPr/>
+          <w:p>
+            <w:pPr>
+              <w:pStyle w:val="Compact"/>
+              <w:jc w:val="right"/>
+            </w:pPr>
+            <w:r>
+              <w:t xml:space="preserve">Density</w:t>
+            </w:r>
+          </w:p>
+        </w:tc>
+        <w:tc>
+          <w:tcPr/>
+          <w:p>
+            <w:pPr>
+              <w:pStyle w:val="Compact"/>
+              <w:jc w:val="right"/>
+            </w:pPr>
+            <w:r>
+              <w:t xml:space="preserve">Clustering</w:t>
+            </w:r>
+          </w:p>
+        </w:tc>
+      </w:tr>
+      <w:tr>
+        <w:tc>
+          <w:tcPr/>
+          <w:p>
+            <w:pPr>
+              <w:pStyle w:val="Compact"/>
+              <w:jc w:val="left"/>
+            </w:pPr>
+            <w:r>
+              <w:t xml:space="preserve">Argentina</w:t>
+            </w:r>
+          </w:p>
+        </w:tc>
+        <w:tc>
+          <w:tcPr/>
+          <w:p>
+            <w:pPr>
+              <w:pStyle w:val="Compact"/>
+              <w:jc w:val="left"/>
+            </w:pPr>
+            <w:r>
+              <w:t xml:space="preserve">FALSE</w:t>
+            </w:r>
+          </w:p>
+        </w:tc>
+        <w:tc>
+          <w:tcPr/>
+          <w:p>
+            <w:pPr>
+              <w:pStyle w:val="Compact"/>
+              <w:jc w:val="right"/>
+            </w:pPr>
+            <w:r>
+              <w:t xml:space="preserve">1575</w:t>
+            </w:r>
+          </w:p>
+        </w:tc>
+        <w:tc>
+          <w:tcPr/>
+          <w:p>
+            <w:pPr>
+              <w:pStyle w:val="Compact"/>
+              <w:jc w:val="right"/>
+            </w:pPr>
+            <w:r>
+              <w:t xml:space="preserve">524</w:t>
+            </w:r>
+          </w:p>
+        </w:tc>
+        <w:tc>
+          <w:tcPr/>
+          <w:p>
+            <w:pPr>
+              <w:pStyle w:val="Compact"/>
+              <w:jc w:val="right"/>
+            </w:pPr>
+            <w:r>
+              <w:t xml:space="preserve">0.0114869</w:t>
+            </w:r>
+          </w:p>
+        </w:tc>
+        <w:tc>
+          <w:tcPr/>
+          <w:p>
+            <w:pPr>
+              <w:pStyle w:val="Compact"/>
+              <w:jc w:val="right"/>
+            </w:pPr>
+            <w:r>
+              <w:t xml:space="preserve">0.4151898</w:t>
+            </w:r>
+          </w:p>
+        </w:tc>
+      </w:tr>
+      <w:tr>
+        <w:tc>
+          <w:tcPr/>
+          <w:p>
+            <w:pPr>
+              <w:pStyle w:val="Compact"/>
+              <w:jc w:val="left"/>
+            </w:pPr>
+            <w:r>
+              <w:t xml:space="preserve">Brazil</w:t>
+            </w:r>
+          </w:p>
+        </w:tc>
+        <w:tc>
+          <w:tcPr/>
+          <w:p>
+            <w:pPr>
+              <w:pStyle w:val="Compact"/>
+              <w:jc w:val="left"/>
+            </w:pPr>
+            <w:r>
+              <w:t xml:space="preserve">FALSE</w:t>
+            </w:r>
+          </w:p>
+        </w:tc>
+        <w:tc>
+          <w:tcPr/>
+          <w:p>
+            <w:pPr>
+              <w:pStyle w:val="Compact"/>
+              <w:jc w:val="right"/>
+            </w:pPr>
+            <w:r>
+              <w:t xml:space="preserve">2243</w:t>
+            </w:r>
+          </w:p>
+        </w:tc>
+        <w:tc>
+          <w:tcPr/>
+          <w:p>
+            <w:pPr>
+              <w:pStyle w:val="Compact"/>
+              <w:jc w:val="right"/>
+            </w:pPr>
+            <w:r>
+              <w:t xml:space="preserve">932</w:t>
+            </w:r>
+          </w:p>
+        </w:tc>
+        <w:tc>
+          <w:tcPr/>
+          <w:p>
+            <w:pPr>
+              <w:pStyle w:val="Compact"/>
+              <w:jc w:val="right"/>
+            </w:pPr>
+            <w:r>
+              <w:t xml:space="preserve">0.0051677</w:t>
+            </w:r>
+          </w:p>
+        </w:tc>
+        <w:tc>
+          <w:tcPr/>
+          <w:p>
+            <w:pPr>
+              <w:pStyle w:val="Compact"/>
+              <w:jc w:val="right"/>
+            </w:pPr>
+            <w:r>
+              <w:t xml:space="preserve">0.3752704</w:t>
+            </w:r>
+          </w:p>
+        </w:tc>
+      </w:tr>
+      <w:tr>
+        <w:tc>
+          <w:tcPr/>
+          <w:p>
+            <w:pPr>
+              <w:pStyle w:val="Compact"/>
+              <w:jc w:val="left"/>
+            </w:pPr>
+            <w:r>
+              <w:t xml:space="preserve">Chile</w:t>
+            </w:r>
+          </w:p>
+        </w:tc>
+        <w:tc>
+          <w:tcPr/>
+          <w:p>
+            <w:pPr>
+              <w:pStyle w:val="Compact"/>
+              <w:jc w:val="left"/>
+            </w:pPr>
+            <w:r>
+              <w:t xml:space="preserve">TRUE</w:t>
+            </w:r>
+          </w:p>
+        </w:tc>
+        <w:tc>
+          <w:tcPr/>
+          <w:p>
+            <w:pPr>
+              <w:pStyle w:val="Compact"/>
+              <w:jc w:val="right"/>
+            </w:pPr>
+            <w:r>
+              <w:t xml:space="preserve">764</w:t>
+            </w:r>
+          </w:p>
+        </w:tc>
+        <w:tc>
+          <w:tcPr/>
+          <w:p>
+            <w:pPr>
+              <w:pStyle w:val="Compact"/>
+              <w:jc w:val="right"/>
+            </w:pPr>
+            <w:r>
+              <w:t xml:space="preserve">218</w:t>
+            </w:r>
+          </w:p>
+        </w:tc>
+        <w:tc>
+          <w:tcPr/>
+          <w:p>
+            <w:pPr>
+              <w:pStyle w:val="Compact"/>
+              <w:jc w:val="right"/>
+            </w:pPr>
+            <w:r>
+              <w:t xml:space="preserve">0.0322581</w:t>
+            </w:r>
+          </w:p>
+        </w:tc>
+        <w:tc>
+          <w:tcPr/>
+          <w:p>
+            <w:pPr>
+              <w:pStyle w:val="Compact"/>
+              <w:jc w:val="right"/>
+            </w:pPr>
+            <w:r>
+              <w:t xml:space="preserve">0.4952651</w:t>
+            </w:r>
+          </w:p>
+        </w:tc>
+      </w:tr>
+      <w:tr>
+        <w:tc>
+          <w:tcPr/>
+          <w:p>
+            <w:pPr>
+              <w:pStyle w:val="Compact"/>
+              <w:jc w:val="left"/>
+            </w:pPr>
+            <w:r>
+              <w:t xml:space="preserve">Colombia</w:t>
+            </w:r>
+          </w:p>
+        </w:tc>
+        <w:tc>
+          <w:tcPr/>
+          <w:p>
+            <w:pPr>
+              <w:pStyle w:val="Compact"/>
+              <w:jc w:val="left"/>
+            </w:pPr>
+            <w:r>
+              <w:t xml:space="preserve">TRUE</w:t>
+            </w:r>
+          </w:p>
+        </w:tc>
+        <w:tc>
+          <w:tcPr/>
+          <w:p>
+            <w:pPr>
+              <w:pStyle w:val="Compact"/>
+              <w:jc w:val="right"/>
+            </w:pPr>
+            <w:r>
+              <w:t xml:space="preserve">704</w:t>
+            </w:r>
+          </w:p>
+        </w:tc>
+        <w:tc>
+          <w:tcPr/>
+          <w:p>
+            <w:pPr>
+              <w:pStyle w:val="Compact"/>
+              <w:jc w:val="right"/>
+            </w:pPr>
+            <w:r>
+              <w:t xml:space="preserve">240</w:t>
+            </w:r>
+          </w:p>
+        </w:tc>
+        <w:tc>
+          <w:tcPr/>
+          <w:p>
+            <w:pPr>
+              <w:pStyle w:val="Compact"/>
+              <w:jc w:val="right"/>
+            </w:pPr>
+            <w:r>
+              <w:t xml:space="preserve">0.0245119</w:t>
+            </w:r>
+          </w:p>
+        </w:tc>
+        <w:tc>
+          <w:tcPr/>
+          <w:p>
+            <w:pPr>
+              <w:pStyle w:val="Compact"/>
+              <w:jc w:val="right"/>
+            </w:pPr>
+            <w:r>
+              <w:t xml:space="preserve">0.4350093</w:t>
+            </w:r>
+          </w:p>
+        </w:tc>
+      </w:tr>
+      <w:tr>
+        <w:tc>
+          <w:tcPr/>
+          <w:p>
+            <w:pPr>
+              <w:pStyle w:val="Compact"/>
+              <w:jc w:val="left"/>
+            </w:pPr>
+            <w:r>
+              <w:t xml:space="preserve">CostaRica</w:t>
+            </w:r>
+          </w:p>
+        </w:tc>
+        <w:tc>
+          <w:tcPr/>
+          <w:p>
+            <w:pPr>
+              <w:pStyle w:val="Compact"/>
+              <w:jc w:val="left"/>
+            </w:pPr>
+            <w:r>
+              <w:t xml:space="preserve">TRUE</w:t>
+            </w:r>
+          </w:p>
+        </w:tc>
+        <w:tc>
+          <w:tcPr/>
+          <w:p>
+            <w:pPr>
+              <w:pStyle w:val="Compact"/>
+              <w:jc w:val="right"/>
+            </w:pPr>
+            <w:r>
+              <w:t xml:space="preserve">511</w:t>
+            </w:r>
+          </w:p>
+        </w:tc>
+        <w:tc>
+          <w:tcPr/>
+          <w:p>
+            <w:pPr>
+              <w:pStyle w:val="Compact"/>
+              <w:jc w:val="right"/>
+            </w:pPr>
+            <w:r>
+              <w:t xml:space="preserve">130</w:t>
+            </w:r>
+          </w:p>
+        </w:tc>
+        <w:tc>
+          <w:tcPr/>
+          <w:p>
+            <w:pPr>
+              <w:pStyle w:val="Compact"/>
+              <w:jc w:val="right"/>
+            </w:pPr>
+            <w:r>
+              <w:t xml:space="preserve">0.0608229</w:t>
+            </w:r>
+          </w:p>
+        </w:tc>
+        <w:tc>
+          <w:tcPr/>
+          <w:p>
+            <w:pPr>
+              <w:pStyle w:val="Compact"/>
+              <w:jc w:val="right"/>
+            </w:pPr>
+            <w:r>
+              <w:t xml:space="preserve">0.6470876</w:t>
+            </w:r>
+          </w:p>
+        </w:tc>
+      </w:tr>
+      <w:tr>
+        <w:tc>
+          <w:tcPr/>
+          <w:p>
+            <w:pPr>
+              <w:pStyle w:val="Compact"/>
+              <w:jc w:val="left"/>
+            </w:pPr>
+            <w:r>
+              <w:t xml:space="preserve">Ecuador</w:t>
+            </w:r>
+          </w:p>
+        </w:tc>
+        <w:tc>
+          <w:tcPr/>
+          <w:p>
+            <w:pPr>
+              <w:pStyle w:val="Compact"/>
+              <w:jc w:val="left"/>
+            </w:pPr>
+            <w:r>
+              <w:t xml:space="preserve">FALSE</w:t>
+            </w:r>
+          </w:p>
+        </w:tc>
+        <w:tc>
+          <w:tcPr/>
+          <w:p>
+            <w:pPr>
+              <w:pStyle w:val="Compact"/>
+              <w:jc w:val="right"/>
+            </w:pPr>
+            <w:r>
+              <w:t xml:space="preserve">1405</w:t>
+            </w:r>
+          </w:p>
+        </w:tc>
+        <w:tc>
+          <w:tcPr/>
+          <w:p>
+            <w:pPr>
+              <w:pStyle w:val="Compact"/>
+              <w:jc w:val="right"/>
+            </w:pPr>
+            <w:r>
+              <w:t xml:space="preserve">741</w:t>
+            </w:r>
+          </w:p>
+        </w:tc>
+        <w:tc>
+          <w:tcPr/>
+          <w:p>
+            <w:pPr>
+              <w:pStyle w:val="Compact"/>
+              <w:jc w:val="right"/>
+            </w:pPr>
+            <w:r>
+              <w:t xml:space="preserve">0.0051209</w:t>
+            </w:r>
+          </w:p>
+        </w:tc>
+        <w:tc>
+          <w:tcPr/>
+          <w:p>
+            <w:pPr>
+              <w:pStyle w:val="Compact"/>
+              <w:jc w:val="right"/>
+            </w:pPr>
+            <w:r>
+              <w:t xml:space="preserve">0.4257895</w:t>
+            </w:r>
+          </w:p>
+        </w:tc>
+      </w:tr>
+      <w:tr>
+        <w:tc>
+          <w:tcPr/>
+          <w:p>
+            <w:pPr>
+              <w:pStyle w:val="Compact"/>
+              <w:jc w:val="left"/>
+            </w:pPr>
+            <w:r>
+              <w:t xml:space="preserve">Mexico</w:t>
+            </w:r>
+          </w:p>
+        </w:tc>
+        <w:tc>
+          <w:tcPr/>
+          <w:p>
+            <w:pPr>
+              <w:pStyle w:val="Compact"/>
+              <w:jc w:val="left"/>
+            </w:pPr>
+            <w:r>
+              <w:t xml:space="preserve">TRUE</w:t>
+            </w:r>
+          </w:p>
+        </w:tc>
+        <w:tc>
+          <w:tcPr/>
+          <w:p>
+            <w:pPr>
+              <w:pStyle w:val="Compact"/>
+              <w:jc w:val="right"/>
+            </w:pPr>
+            <w:r>
+              <w:t xml:space="preserve">2126</w:t>
+            </w:r>
+          </w:p>
+        </w:tc>
+        <w:tc>
+          <w:tcPr/>
+          <w:p>
+            <w:pPr>
+              <w:pStyle w:val="Compact"/>
+              <w:jc w:val="right"/>
+            </w:pPr>
+            <w:r>
+              <w:t xml:space="preserve">562</w:t>
+            </w:r>
+          </w:p>
+        </w:tc>
+        <w:tc>
+          <w:tcPr/>
+          <w:p>
+            <w:pPr>
+              <w:pStyle w:val="Compact"/>
+              <w:jc w:val="right"/>
+            </w:pPr>
+            <w:r>
+              <w:t xml:space="preserve">0.0134800</w:t>
+            </w:r>
+          </w:p>
+        </w:tc>
+        <w:tc>
+          <w:tcPr/>
+          <w:p>
+            <w:pPr>
+              <w:pStyle w:val="Compact"/>
+              <w:jc w:val="right"/>
+            </w:pPr>
+            <w:r>
+              <w:t xml:space="preserve">0.5720639</w:t>
+            </w:r>
+          </w:p>
+        </w:tc>
+      </w:tr>
+      <w:tr>
+        <w:tc>
+          <w:tcPr/>
+          <w:p>
+            <w:pPr>
+              <w:pStyle w:val="Compact"/>
+              <w:jc w:val="left"/>
+            </w:pPr>
+            <w:r>
+              <w:t xml:space="preserve">Uruguay</w:t>
+            </w:r>
+          </w:p>
+        </w:tc>
+        <w:tc>
+          <w:tcPr/>
+          <w:p>
+            <w:pPr>
+              <w:pStyle w:val="Compact"/>
+              <w:jc w:val="left"/>
+            </w:pPr>
+            <w:r>
+              <w:t xml:space="preserve">FALSE</w:t>
+            </w:r>
+          </w:p>
+        </w:tc>
+        <w:tc>
+          <w:tcPr/>
+          <w:p>
+            <w:pPr>
+              <w:pStyle w:val="Compact"/>
+              <w:jc w:val="right"/>
+            </w:pPr>
+            <w:r>
+              <w:t xml:space="preserve">383</w:t>
+            </w:r>
+          </w:p>
+        </w:tc>
+        <w:tc>
+          <w:tcPr/>
+          <w:p>
+            <w:pPr>
+              <w:pStyle w:val="Compact"/>
+              <w:jc w:val="right"/>
+            </w:pPr>
+            <w:r>
+              <w:t xml:space="preserve">157</w:t>
+            </w:r>
+          </w:p>
+        </w:tc>
+        <w:tc>
+          <w:tcPr/>
+          <w:p>
+            <w:pPr>
+              <w:pStyle w:val="Compact"/>
+              <w:jc w:val="right"/>
+            </w:pPr>
+            <w:r>
+              <w:t xml:space="preserve">0.0311939</w:t>
+            </w:r>
+          </w:p>
+        </w:tc>
+        <w:tc>
+          <w:tcPr/>
+          <w:p>
+            <w:pPr>
+              <w:pStyle w:val="Compact"/>
+              <w:jc w:val="right"/>
+            </w:pPr>
+            <w:r>
+              <w:t xml:space="preserve">0.4005043</w:t>
+            </w:r>
+          </w:p>
+        </w:tc>
+      </w:tr>
+      <w:tr>
+        <w:tc>
+          <w:tcPr/>
+          <w:p>
+            <w:pPr>
+              <w:pStyle w:val="Compact"/>
+              <w:jc w:val="left"/>
+            </w:pPr>
+            <w:r>
+              <w:t xml:space="preserve">Venezuela</w:t>
+            </w:r>
+          </w:p>
+        </w:tc>
+        <w:tc>
+          <w:tcPr/>
+          <w:p>
+            <w:pPr>
+              <w:pStyle w:val="Compact"/>
+              <w:jc w:val="left"/>
+            </w:pPr>
+            <w:r>
+              <w:t xml:space="preserve">FALSE</w:t>
+            </w:r>
+          </w:p>
+        </w:tc>
+        <w:tc>
+          <w:tcPr/>
+          <w:p>
+            <w:pPr>
+              <w:pStyle w:val="Compact"/>
+              <w:jc w:val="right"/>
+            </w:pPr>
+            <w:r>
+              <w:t xml:space="preserve">677</w:t>
+            </w:r>
+          </w:p>
+        </w:tc>
+        <w:tc>
+          <w:tcPr/>
+          <w:p>
+            <w:pPr>
+              <w:pStyle w:val="Compact"/>
+              <w:jc w:val="right"/>
+            </w:pPr>
+            <w:r>
+              <w:t xml:space="preserve">220</w:t>
+            </w:r>
+          </w:p>
+        </w:tc>
+        <w:tc>
+          <w:tcPr/>
+          <w:p>
+            <w:pPr>
+              <w:pStyle w:val="Compact"/>
+              <w:jc w:val="right"/>
+            </w:pPr>
+            <w:r>
+              <w:t xml:space="preserve">0.0280614</w:t>
+            </w:r>
+          </w:p>
+        </w:tc>
+        <w:tc>
+          <w:tcPr/>
+          <w:p>
+            <w:pPr>
+              <w:pStyle w:val="Compact"/>
+              <w:jc w:val="right"/>
+            </w:pPr>
+            <w:r>
+              <w:t xml:space="preserve">0.5425009</w:t>
+            </w:r>
+          </w:p>
+        </w:tc>
+      </w:tr>
+    </w:tbl>
+    <w:bookmarkStart w:id="129" w:name="refs"/>
+    <w:bookmarkStart w:id="39" w:name="ref-Aguillo2008"/>
     <w:p>
       <w:pPr>
         <w:pStyle w:val="Bibliography"/>
       </w:pPr>
       <w:r>
+        <w:t xml:space="preserve">Aguillo, I. F., Ortega, J. L., &amp; Fernández, M. (2008).</w:t>
+      </w:r>
+      <w:r>
+        <w:t xml:space="preserve"> </w:t>
+      </w:r>
+      <w:r>
+        <w:t xml:space="preserve">Webometric Ranking of World Universities: Introduction, Methodology, and Future Developments</w:t>
+      </w:r>
+      <w:r>
+        <w:t xml:space="preserve">.</w:t>
+      </w:r>
+      <w:r>
+        <w:t xml:space="preserve"> </w:t>
+      </w:r>
+      <w:r>
+        <w:rPr>
+          <w:i/>
+          <w:iCs/>
+        </w:rPr>
+        <w:t xml:space="preserve">Higher Education in Europe</w:t>
+      </w:r>
+      <w:r>
+        <w:t xml:space="preserve">,</w:t>
+      </w:r>
+      <w:r>
+        <w:t xml:space="preserve"> </w:t>
+      </w:r>
+      <w:r>
+        <w:rPr>
+          <w:i/>
+          <w:iCs/>
+        </w:rPr>
+        <w:t xml:space="preserve">33</w:t>
+      </w:r>
+      <w:r>
+        <w:t xml:space="preserve">(2-3), 233–244.</w:t>
+      </w:r>
+      <w:r>
+        <w:t xml:space="preserve"> </w:t>
+      </w:r>
+      <w:hyperlink r:id="rId38">
+        <w:r>
+          <w:rPr>
+            <w:rStyle w:val="Hyperlink"/>
+          </w:rPr>
+          <w:t xml:space="preserve">https://doi.org/10.1080/03797720802254031</w:t>
+        </w:r>
+      </w:hyperlink>
+    </w:p>
+    <w:bookmarkEnd w:id="39"/>
+    <w:bookmarkStart w:id="41" w:name="ref-alabdulkareem2018"/>
+    <w:p>
+      <w:pPr>
+        <w:pStyle w:val="Bibliography"/>
+      </w:pPr>
+      <w:r>
         <w:t xml:space="preserve">Alabdulkareem, A., Frank, M. R., Sun, L., AlShebli, B., Hidalgo, C., &amp; Rahwan, I. (2018). Unpacking the polarization of workplace skills.</w:t>
       </w:r>
       <w:r>
@@ -1055,7 +4189,7 @@
       <w:r>
         <w:t xml:space="preserve"> </w:t>
       </w:r>
-      <w:hyperlink r:id="rId26">
+      <w:hyperlink r:id="rId40">
         <w:r>
           <w:rPr>
             <w:rStyle w:val="Hyperlink"/>
@@ -1064,8 +4198,8 @@
         </w:r>
       </w:hyperlink>
     </w:p>
-    <w:bookmarkEnd w:id="27"/>
-    <w:bookmarkStart w:id="29" w:name="ref-Amaral2002"/>
+    <w:bookmarkEnd w:id="41"/>
+    <w:bookmarkStart w:id="43" w:name="ref-Amaral2002"/>
     <w:p>
       <w:pPr>
         <w:pStyle w:val="Bibliography"/>
@@ -1092,7 +4226,7 @@
       <w:r>
         <w:t xml:space="preserve"> </w:t>
       </w:r>
-      <w:hyperlink r:id="rId28">
+      <w:hyperlink r:id="rId42">
         <w:r>
           <w:rPr>
             <w:rStyle w:val="Hyperlink"/>
@@ -1101,8 +4235,8 @@
         </w:r>
       </w:hyperlink>
     </w:p>
-    <w:bookmarkEnd w:id="29"/>
-    <w:bookmarkStart w:id="31" w:name="ref-Aufiero2024"/>
+    <w:bookmarkEnd w:id="43"/>
+    <w:bookmarkStart w:id="45" w:name="ref-Aufiero2024"/>
     <w:p>
       <w:pPr>
         <w:pStyle w:val="Bibliography"/>
@@ -1139,7 +4273,7 @@
       <w:r>
         <w:t xml:space="preserve"> </w:t>
       </w:r>
-      <w:hyperlink r:id="rId30">
+      <w:hyperlink r:id="rId44">
         <w:r>
           <w:rPr>
             <w:rStyle w:val="Hyperlink"/>
@@ -1148,13 +4282,105 @@
         </w:r>
       </w:hyperlink>
     </w:p>
-    <w:bookmarkEnd w:id="31"/>
-    <w:bookmarkStart w:id="33" w:name="ref-Borner2018"/>
+    <w:bookmarkEnd w:id="45"/>
+    <w:bookmarkStart w:id="47" w:name="ref-Benoit2018"/>
     <w:p>
       <w:pPr>
         <w:pStyle w:val="Bibliography"/>
       </w:pPr>
       <w:r>
+        <w:t xml:space="preserve">Benoit, K., Watanabe, K., Wang, H., Nulty, P., Obeng, A., Müller, S., &amp; Matsuo, A. (2018).</w:t>
+      </w:r>
+      <w:r>
+        <w:t xml:space="preserve"> </w:t>
+      </w:r>
+      <w:r>
+        <w:t xml:space="preserve">quanteda: An R package for the quantitative analysis of textual data</w:t>
+      </w:r>
+      <w:r>
+        <w:t xml:space="preserve">.</w:t>
+      </w:r>
+      <w:r>
+        <w:t xml:space="preserve"> </w:t>
+      </w:r>
+      <w:r>
+        <w:rPr>
+          <w:i/>
+          <w:iCs/>
+        </w:rPr>
+        <w:t xml:space="preserve">Journal of Open Source Software</w:t>
+      </w:r>
+      <w:r>
+        <w:t xml:space="preserve">,</w:t>
+      </w:r>
+      <w:r>
+        <w:t xml:space="preserve"> </w:t>
+      </w:r>
+      <w:r>
+        <w:rPr>
+          <w:i/>
+          <w:iCs/>
+        </w:rPr>
+        <w:t xml:space="preserve">3</w:t>
+      </w:r>
+      <w:r>
+        <w:t xml:space="preserve">(30), 774.</w:t>
+      </w:r>
+      <w:r>
+        <w:t xml:space="preserve"> </w:t>
+      </w:r>
+      <w:hyperlink r:id="rId46">
+        <w:r>
+          <w:rPr>
+            <w:rStyle w:val="Hyperlink"/>
+          </w:rPr>
+          <w:t xml:space="preserve">https://doi.org/10.21105/joss.00774</w:t>
+        </w:r>
+      </w:hyperlink>
+    </w:p>
+    <w:bookmarkEnd w:id="47"/>
+    <w:bookmarkStart w:id="48" w:name="ref-Borgatti1997"/>
+    <w:p>
+      <w:pPr>
+        <w:pStyle w:val="Bibliography"/>
+      </w:pPr>
+      <w:r>
+        <w:t xml:space="preserve">Borgatti, S., &amp; Everett, M. (1997). Network analysis of 2-mode data.</w:t>
+      </w:r>
+      <w:r>
+        <w:t xml:space="preserve"> </w:t>
+      </w:r>
+      <w:r>
+        <w:rPr>
+          <w:i/>
+          <w:iCs/>
+        </w:rPr>
+        <w:t xml:space="preserve">Social Networks</w:t>
+      </w:r>
+      <w:r>
+        <w:t xml:space="preserve">,</w:t>
+      </w:r>
+      <w:r>
+        <w:t xml:space="preserve"> </w:t>
+      </w:r>
+      <w:r>
+        <w:rPr>
+          <w:i/>
+          <w:iCs/>
+        </w:rPr>
+        <w:t xml:space="preserve">19</w:t>
+      </w:r>
+      <w:r>
+        <w:t xml:space="preserve">, 243–269.</w:t>
+      </w:r>
+    </w:p>
+    <w:bookmarkEnd w:id="48"/>
+    <w:bookmarkStart w:id="50" w:name="ref-Borner2018"/>
+    <w:p>
+      <w:pPr>
+        <w:pStyle w:val="Bibliography"/>
+      </w:pPr>
+      <w:r>
         <w:t xml:space="preserve">Börner, K., Scrivner, O., Gallant, M., Ma, S., Liu, X., Chewning, K., Wu, L., &amp; Evans, J. A. (2018). Skill discrepancies between research, education, and jobs reveal the critical need to supply soft skills for the data economy.</w:t>
       </w:r>
       <w:r>
@@ -1186,7 +4412,7 @@
       <w:r>
         <w:t xml:space="preserve"> </w:t>
       </w:r>
-      <w:hyperlink r:id="rId32">
+      <w:hyperlink r:id="rId49">
         <w:r>
           <w:rPr>
             <w:rStyle w:val="Hyperlink"/>
@@ -1195,13 +4421,116 @@
         </w:r>
       </w:hyperlink>
     </w:p>
-    <w:bookmarkEnd w:id="33"/>
-    <w:bookmarkStart w:id="34" w:name="ref-Cramer2018"/>
+    <w:bookmarkEnd w:id="50"/>
+    <w:bookmarkStart w:id="52" w:name="ref-Boshkoska2025"/>
     <w:p>
       <w:pPr>
         <w:pStyle w:val="Bibliography"/>
       </w:pPr>
       <w:r>
+        <w:t xml:space="preserve">Boshkoska, B. M., Sen, S., &amp; Boškoski, P. (2025). Designing graduate business curricula by utilizing a market-driven skills extraction approach.</w:t>
+      </w:r>
+      <w:r>
+        <w:t xml:space="preserve"> </w:t>
+      </w:r>
+      <w:r>
+        <w:rPr>
+          <w:i/>
+          <w:iCs/>
+        </w:rPr>
+        <w:t xml:space="preserve">Decision Sciences Journal of Innovative Education</w:t>
+      </w:r>
+      <w:r>
+        <w:t xml:space="preserve">,</w:t>
+      </w:r>
+      <w:r>
+        <w:t xml:space="preserve"> </w:t>
+      </w:r>
+      <w:r>
+        <w:rPr>
+          <w:i/>
+          <w:iCs/>
+        </w:rPr>
+        <w:t xml:space="preserve">23</w:t>
+      </w:r>
+      <w:r>
+        <w:t xml:space="preserve">(2), e70003.</w:t>
+      </w:r>
+      <w:r>
+        <w:t xml:space="preserve"> </w:t>
+      </w:r>
+      <w:hyperlink r:id="rId51">
+        <w:r>
+          <w:rPr>
+            <w:rStyle w:val="Hyperlink"/>
+          </w:rPr>
+          <w:t xml:space="preserve">https://doi.org/10.1111/dsji.70003</w:t>
+        </w:r>
+      </w:hyperlink>
+    </w:p>
+    <w:bookmarkEnd w:id="52"/>
+    <w:bookmarkStart w:id="54" w:name="ref-Butts2008"/>
+    <w:p>
+      <w:pPr>
+        <w:pStyle w:val="Bibliography"/>
+      </w:pPr>
+      <w:r>
+        <w:t xml:space="preserve">Butts, C. T. (2008).</w:t>
+      </w:r>
+      <w:r>
+        <w:t xml:space="preserve"> </w:t>
+      </w:r>
+      <w:r>
+        <w:t xml:space="preserve">network: A Package for Managing Relational Data in R</w:t>
+      </w:r>
+      <w:r>
+        <w:t xml:space="preserve">.</w:t>
+      </w:r>
+      <w:r>
+        <w:t xml:space="preserve"> </w:t>
+      </w:r>
+      <w:r>
+        <w:rPr>
+          <w:i/>
+          <w:iCs/>
+        </w:rPr>
+        <w:t xml:space="preserve">Journal of Statistical Software</w:t>
+      </w:r>
+      <w:r>
+        <w:t xml:space="preserve">,</w:t>
+      </w:r>
+      <w:r>
+        <w:t xml:space="preserve"> </w:t>
+      </w:r>
+      <w:r>
+        <w:rPr>
+          <w:i/>
+          <w:iCs/>
+        </w:rPr>
+        <w:t xml:space="preserve">24</w:t>
+      </w:r>
+      <w:r>
+        <w:t xml:space="preserve">(2).</w:t>
+      </w:r>
+      <w:r>
+        <w:t xml:space="preserve"> </w:t>
+      </w:r>
+      <w:hyperlink r:id="rId53">
+        <w:r>
+          <w:rPr>
+            <w:rStyle w:val="Hyperlink"/>
+          </w:rPr>
+          <w:t xml:space="preserve">https://doi.org/10.18637/jss.v024.i02</w:t>
+        </w:r>
+      </w:hyperlink>
+    </w:p>
+    <w:bookmarkEnd w:id="54"/>
+    <w:bookmarkStart w:id="55" w:name="ref-Cramer2018"/>
+    <w:p>
+      <w:pPr>
+        <w:pStyle w:val="Bibliography"/>
+      </w:pPr>
+      <w:r>
         <w:t xml:space="preserve">Cramer, C. B., Porter, M. A., Sayama, H., &amp; Sheetz, S. M., L. andUzzo. (2018).</w:t>
       </w:r>
       <w:r>
@@ -1218,8 +4547,8 @@
         <w:t xml:space="preserve">. Springer.</w:t>
       </w:r>
     </w:p>
-    <w:bookmarkEnd w:id="34"/>
-    <w:bookmarkStart w:id="35" w:name="ref-Cranmer2021"/>
+    <w:bookmarkEnd w:id="55"/>
+    <w:bookmarkStart w:id="56" w:name="ref-Cranmer2021"/>
     <w:p>
       <w:pPr>
         <w:pStyle w:val="Bibliography"/>
@@ -1241,13 +4570,58 @@
         <w:t xml:space="preserve">. Cambridge University Press.</w:t>
       </w:r>
     </w:p>
-    <w:bookmarkEnd w:id="35"/>
-    <w:bookmarkStart w:id="37" w:name="ref-Dakduk2025"/>
+    <w:bookmarkEnd w:id="56"/>
+    <w:bookmarkStart w:id="57" w:name="ref-Csardi2006"/>
     <w:p>
       <w:pPr>
         <w:pStyle w:val="Bibliography"/>
       </w:pPr>
       <w:r>
+        <w:t xml:space="preserve">Csardi, G., &amp; Nepusz, T. (2006).</w:t>
+      </w:r>
+      <w:r>
+        <w:t xml:space="preserve"> </w:t>
+      </w:r>
+      <w:r>
+        <w:t xml:space="preserve">The Igraph Software Package for Complex Network Research</w:t>
+      </w:r>
+      <w:r>
+        <w:t xml:space="preserve">.</w:t>
+      </w:r>
+      <w:r>
+        <w:t xml:space="preserve"> </w:t>
+      </w:r>
+      <w:r>
+        <w:rPr>
+          <w:i/>
+          <w:iCs/>
+        </w:rPr>
+        <w:t xml:space="preserve">InterJournal</w:t>
+      </w:r>
+      <w:r>
+        <w:t xml:space="preserve">,</w:t>
+      </w:r>
+      <w:r>
+        <w:t xml:space="preserve"> </w:t>
+      </w:r>
+      <w:r>
+        <w:rPr>
+          <w:i/>
+          <w:iCs/>
+        </w:rPr>
+        <w:t xml:space="preserve">1695</w:t>
+      </w:r>
+      <w:r>
+        <w:t xml:space="preserve">, 1–9.</w:t>
+      </w:r>
+    </w:p>
+    <w:bookmarkEnd w:id="57"/>
+    <w:bookmarkStart w:id="59" w:name="ref-Dakduk2025"/>
+    <w:p>
+      <w:pPr>
+        <w:pStyle w:val="Bibliography"/>
+      </w:pPr>
+      <w:r>
         <w:t xml:space="preserve">Dakduk, S., García-Chitiva, M. d. P., &amp; Correa, J. C. (2025). A case study on professional skills and accredited graduate programs of marketing.</w:t>
       </w:r>
       <w:r>
@@ -1279,7 +4653,7 @@
       <w:r>
         <w:t xml:space="preserve"> </w:t>
       </w:r>
-      <w:hyperlink r:id="rId36">
+      <w:hyperlink r:id="rId58">
         <w:r>
           <w:rPr>
             <w:rStyle w:val="Hyperlink"/>
@@ -1288,13 +4662,60 @@
         </w:r>
       </w:hyperlink>
     </w:p>
-    <w:bookmarkEnd w:id="37"/>
-    <w:bookmarkStart w:id="39" w:name="ref-echeverria2022"/>
+    <w:bookmarkEnd w:id="59"/>
+    <w:bookmarkStart w:id="61" w:name="ref-Delosrios2021"/>
     <w:p>
       <w:pPr>
         <w:pStyle w:val="Bibliography"/>
       </w:pPr>
       <w:r>
+        <w:t xml:space="preserve">De los Ríos-Carmenado, I., Sastre-Merino, S., Díaz Lantada, A., García-Martín, J., Nole, P., &amp; Pérez-Martínez, J. E. (2021). Building world class universities through innovative teaching governance.</w:t>
+      </w:r>
+      <w:r>
+        <w:t xml:space="preserve"> </w:t>
+      </w:r>
+      <w:r>
+        <w:rPr>
+          <w:i/>
+          <w:iCs/>
+        </w:rPr>
+        <w:t xml:space="preserve">Studies in Educational Evaluation</w:t>
+      </w:r>
+      <w:r>
+        <w:t xml:space="preserve">,</w:t>
+      </w:r>
+      <w:r>
+        <w:t xml:space="preserve"> </w:t>
+      </w:r>
+      <w:r>
+        <w:rPr>
+          <w:i/>
+          <w:iCs/>
+        </w:rPr>
+        <w:t xml:space="preserve">70</w:t>
+      </w:r>
+      <w:r>
+        <w:t xml:space="preserve">.</w:t>
+      </w:r>
+      <w:r>
+        <w:t xml:space="preserve"> </w:t>
+      </w:r>
+      <w:hyperlink r:id="rId60">
+        <w:r>
+          <w:rPr>
+            <w:rStyle w:val="Hyperlink"/>
+          </w:rPr>
+          <w:t xml:space="preserve">https://doi.org/10.1016/j.stueduc.2021.101031</w:t>
+        </w:r>
+      </w:hyperlink>
+    </w:p>
+    <w:bookmarkEnd w:id="61"/>
+    <w:bookmarkStart w:id="63" w:name="ref-echeverria2022"/>
+    <w:p>
+      <w:pPr>
+        <w:pStyle w:val="Bibliography"/>
+      </w:pPr>
+      <w:r>
         <w:t xml:space="preserve">Echeverría-King, L. F., Camacho Toro, R., Figueroa, P., Galvis, L. A., González, A., Suárez, V. R., Torres Atencio, I., &amp; Widmaier Müller, C. N. (2022).</w:t>
       </w:r>
       <w:r>
@@ -1335,7 +4756,7 @@
       <w:r>
         <w:t xml:space="preserve"> </w:t>
       </w:r>
-      <w:hyperlink r:id="rId38">
+      <w:hyperlink r:id="rId62">
         <w:r>
           <w:rPr>
             <w:rStyle w:val="Hyperlink"/>
@@ -1344,8 +4765,8 @@
         </w:r>
       </w:hyperlink>
     </w:p>
-    <w:bookmarkEnd w:id="39"/>
-    <w:bookmarkStart w:id="41" w:name="ref-Essien2024"/>
+    <w:bookmarkEnd w:id="63"/>
+    <w:bookmarkStart w:id="65" w:name="ref-Essien2024"/>
     <w:p>
       <w:pPr>
         <w:pStyle w:val="Bibliography"/>
@@ -1391,7 +4812,7 @@
       <w:r>
         <w:t xml:space="preserve"> </w:t>
       </w:r>
-      <w:hyperlink r:id="rId40">
+      <w:hyperlink r:id="rId64">
         <w:r>
           <w:rPr>
             <w:rStyle w:val="Hyperlink"/>
@@ -1400,8 +4821,8 @@
         </w:r>
       </w:hyperlink>
     </w:p>
-    <w:bookmarkEnd w:id="41"/>
-    <w:bookmarkStart w:id="43" w:name="ref-Extance2023"/>
+    <w:bookmarkEnd w:id="65"/>
+    <w:bookmarkStart w:id="67" w:name="ref-Extance2023"/>
     <w:p>
       <w:pPr>
         <w:pStyle w:val="Bibliography"/>
@@ -1447,7 +4868,7 @@
       <w:r>
         <w:t xml:space="preserve"> </w:t>
       </w:r>
-      <w:hyperlink r:id="rId42">
+      <w:hyperlink r:id="rId66">
         <w:r>
           <w:rPr>
             <w:rStyle w:val="Hyperlink"/>
@@ -1456,8 +4877,8 @@
         </w:r>
       </w:hyperlink>
     </w:p>
-    <w:bookmarkEnd w:id="43"/>
-    <w:bookmarkStart w:id="45" w:name="ref-Fisher2025"/>
+    <w:bookmarkEnd w:id="67"/>
+    <w:bookmarkStart w:id="69" w:name="ref-Fisher2025"/>
     <w:p>
       <w:pPr>
         <w:pStyle w:val="Bibliography"/>
@@ -1494,7 +4915,7 @@
       <w:r>
         <w:t xml:space="preserve"> </w:t>
       </w:r>
-      <w:hyperlink r:id="rId44">
+      <w:hyperlink r:id="rId68">
         <w:r>
           <w:rPr>
             <w:rStyle w:val="Hyperlink"/>
@@ -1503,8 +4924,8 @@
         </w:r>
       </w:hyperlink>
     </w:p>
-    <w:bookmarkEnd w:id="45"/>
-    <w:bookmarkStart w:id="46" w:name="ref-Fuller2022"/>
+    <w:bookmarkEnd w:id="69"/>
+    <w:bookmarkStart w:id="70" w:name="ref-Fuller2022"/>
     <w:p>
       <w:pPr>
         <w:pStyle w:val="Bibliography"/>
@@ -1548,8 +4969,8 @@
         <w:t xml:space="preserve">, 1–6.</w:t>
       </w:r>
     </w:p>
-    <w:bookmarkEnd w:id="46"/>
-    <w:bookmarkStart w:id="48" w:name="ref-Gadar2018"/>
+    <w:bookmarkEnd w:id="70"/>
+    <w:bookmarkStart w:id="72" w:name="ref-Gadar2018"/>
     <w:p>
       <w:pPr>
         <w:pStyle w:val="Bibliography"/>
@@ -1586,7 +5007,7 @@
       <w:r>
         <w:t xml:space="preserve"> </w:t>
       </w:r>
-      <w:hyperlink r:id="rId47">
+      <w:hyperlink r:id="rId71">
         <w:r>
           <w:rPr>
             <w:rStyle w:val="Hyperlink"/>
@@ -1595,14 +5016,14 @@
         </w:r>
       </w:hyperlink>
     </w:p>
-    <w:bookmarkEnd w:id="48"/>
-    <w:bookmarkStart w:id="50" w:name="ref-Garciachitiva2024"/>
+    <w:bookmarkEnd w:id="72"/>
+    <w:bookmarkStart w:id="74" w:name="ref-garcia-chitiva2024"/>
     <w:p>
       <w:pPr>
         <w:pStyle w:val="Bibliography"/>
       </w:pPr>
       <w:r>
-        <w:t xml:space="preserve">García-Chitiva, M. d. P., &amp; Correa, J. C. (2024). Soft skills centrality in graduate studies offerings.</w:t>
+        <w:t xml:space="preserve">Garcia-Chitiva, M. del P., &amp; Correa, J. C. and. (2024). Soft skills centrality in graduate studies offerings.</w:t>
       </w:r>
       <w:r>
         <w:t xml:space="preserve"> </w:t>
@@ -1633,7 +5054,7 @@
       <w:r>
         <w:t xml:space="preserve"> </w:t>
       </w:r>
-      <w:hyperlink r:id="rId49">
+      <w:hyperlink r:id="rId73">
         <w:r>
           <w:rPr>
             <w:rStyle w:val="Hyperlink"/>
@@ -1642,13 +5063,60 @@
         </w:r>
       </w:hyperlink>
     </w:p>
-    <w:bookmarkEnd w:id="50"/>
-    <w:bookmarkStart w:id="52" w:name="ref-Garcia-Chitiva2025"/>
+    <w:bookmarkEnd w:id="74"/>
+    <w:bookmarkStart w:id="75" w:name="ref-Garciachitiva2024"/>
     <w:p>
       <w:pPr>
         <w:pStyle w:val="Bibliography"/>
       </w:pPr>
       <w:r>
+        <w:t xml:space="preserve">García-Chitiva, M. d. P., &amp; Correa, J. C. (2024). Soft skills centrality in graduate studies offerings.</w:t>
+      </w:r>
+      <w:r>
+        <w:t xml:space="preserve"> </w:t>
+      </w:r>
+      <w:r>
+        <w:rPr>
+          <w:i/>
+          <w:iCs/>
+        </w:rPr>
+        <w:t xml:space="preserve">Studies in Higher Education</w:t>
+      </w:r>
+      <w:r>
+        <w:t xml:space="preserve">,</w:t>
+      </w:r>
+      <w:r>
+        <w:t xml:space="preserve"> </w:t>
+      </w:r>
+      <w:r>
+        <w:rPr>
+          <w:i/>
+          <w:iCs/>
+        </w:rPr>
+        <w:t xml:space="preserve">49</w:t>
+      </w:r>
+      <w:r>
+        <w:t xml:space="preserve">(6), 956–980.</w:t>
+      </w:r>
+      <w:r>
+        <w:t xml:space="preserve"> </w:t>
+      </w:r>
+      <w:hyperlink r:id="rId73">
+        <w:r>
+          <w:rPr>
+            <w:rStyle w:val="Hyperlink"/>
+          </w:rPr>
+          <w:t xml:space="preserve">https://doi.org/10.1080/03075079.2023.2254799</w:t>
+        </w:r>
+      </w:hyperlink>
+    </w:p>
+    <w:bookmarkEnd w:id="75"/>
+    <w:bookmarkStart w:id="77" w:name="ref-Garcia-Chitiva2025"/>
+    <w:p>
+      <w:pPr>
+        <w:pStyle w:val="Bibliography"/>
+      </w:pPr>
+      <w:r>
         <w:t xml:space="preserve">García-Chitiva, M. d. P., Vázquez-Villegas, P., &amp; Correa, J. C. (2025). Collaborative skills developed in collaborative online international learning as a multivariate research subject.</w:t>
       </w:r>
       <w:r>
@@ -1680,7 +5148,7 @@
       <w:r>
         <w:t xml:space="preserve"> </w:t>
       </w:r>
-      <w:hyperlink r:id="rId51">
+      <w:hyperlink r:id="rId76">
         <w:r>
           <w:rPr>
             <w:rStyle w:val="Hyperlink"/>
@@ -1689,8 +5157,8 @@
         </w:r>
       </w:hyperlink>
     </w:p>
-    <w:bookmarkEnd w:id="52"/>
-    <w:bookmarkStart w:id="53" w:name="ref-Gera2018"/>
+    <w:bookmarkEnd w:id="77"/>
+    <w:bookmarkStart w:id="78" w:name="ref-Gera2018"/>
     <w:p>
       <w:pPr>
         <w:pStyle w:val="Bibliography"/>
@@ -1724,8 +5192,8 @@
         <w:t xml:space="preserve">(pp. 23–44). Springer.</w:t>
       </w:r>
     </w:p>
-    <w:bookmarkEnd w:id="53"/>
-    <w:bookmarkStart w:id="55" w:name="ref-Guzman2013"/>
+    <w:bookmarkEnd w:id="78"/>
+    <w:bookmarkStart w:id="80" w:name="ref-Guzman2013"/>
     <w:p>
       <w:pPr>
         <w:pStyle w:val="Bibliography"/>
@@ -1762,7 +5230,7 @@
       <w:r>
         <w:t xml:space="preserve"> </w:t>
       </w:r>
-      <w:hyperlink r:id="rId54">
+      <w:hyperlink r:id="rId79">
         <w:r>
           <w:rPr>
             <w:rStyle w:val="Hyperlink"/>
@@ -1771,8 +5239,8 @@
         </w:r>
       </w:hyperlink>
     </w:p>
-    <w:bookmarkEnd w:id="55"/>
-    <w:bookmarkStart w:id="57" w:name="ref-Guzman2023"/>
+    <w:bookmarkEnd w:id="80"/>
+    <w:bookmarkStart w:id="82" w:name="ref-Guzman2023"/>
     <w:p>
       <w:pPr>
         <w:pStyle w:val="Bibliography"/>
@@ -1818,7 +5286,7 @@
       <w:r>
         <w:t xml:space="preserve"> </w:t>
       </w:r>
-      <w:hyperlink r:id="rId56">
+      <w:hyperlink r:id="rId81">
         <w:r>
           <w:rPr>
             <w:rStyle w:val="Hyperlink"/>
@@ -1827,8 +5295,8 @@
         </w:r>
       </w:hyperlink>
     </w:p>
-    <w:bookmarkEnd w:id="57"/>
-    <w:bookmarkStart w:id="59" w:name="ref-Hidalgo2009"/>
+    <w:bookmarkEnd w:id="82"/>
+    <w:bookmarkStart w:id="84" w:name="ref-Hidalgo2009"/>
     <w:p>
       <w:pPr>
         <w:pStyle w:val="Bibliography"/>
@@ -1865,7 +5333,7 @@
       <w:r>
         <w:t xml:space="preserve"> </w:t>
       </w:r>
-      <w:hyperlink r:id="rId58">
+      <w:hyperlink r:id="rId83">
         <w:r>
           <w:rPr>
             <w:rStyle w:val="Hyperlink"/>
@@ -1874,8 +5342,8 @@
         </w:r>
       </w:hyperlink>
     </w:p>
-    <w:bookmarkEnd w:id="59"/>
-    <w:bookmarkStart w:id="60" w:name="ref-Hite2001"/>
+    <w:bookmarkEnd w:id="84"/>
+    <w:bookmarkStart w:id="85" w:name="ref-Hite2001"/>
     <w:p>
       <w:pPr>
         <w:pStyle w:val="Bibliography"/>
@@ -1910,8 +5378,8 @@
         <w:t xml:space="preserve">(1), 26–55.</w:t>
       </w:r>
     </w:p>
-    <w:bookmarkEnd w:id="60"/>
-    <w:bookmarkStart w:id="62" w:name="ref-Javadian2024"/>
+    <w:bookmarkEnd w:id="85"/>
+    <w:bookmarkStart w:id="87" w:name="ref-Javadian2024"/>
     <w:p>
       <w:pPr>
         <w:pStyle w:val="Bibliography"/>
@@ -1948,7 +5416,7 @@
       <w:r>
         <w:t xml:space="preserve"> </w:t>
       </w:r>
-      <w:hyperlink r:id="rId61">
+      <w:hyperlink r:id="rId86">
         <w:r>
           <w:rPr>
             <w:rStyle w:val="Hyperlink"/>
@@ -1957,8 +5425,8 @@
         </w:r>
       </w:hyperlink>
     </w:p>
-    <w:bookmarkEnd w:id="62"/>
-    <w:bookmarkStart w:id="63" w:name="ref-Kertesz2018"/>
+    <w:bookmarkEnd w:id="87"/>
+    <w:bookmarkStart w:id="88" w:name="ref-Kertesz2018"/>
     <w:p>
       <w:pPr>
         <w:pStyle w:val="Bibliography"/>
@@ -1992,13 +5460,107 @@
         <w:t xml:space="preserve">(pp. 87–97). Springer.</w:t>
       </w:r>
     </w:p>
-    <w:bookmarkEnd w:id="63"/>
-    <w:bookmarkStart w:id="65" w:name="ref-Laverde2019"/>
+    <w:bookmarkEnd w:id="88"/>
+    <w:bookmarkStart w:id="90" w:name="ref-Kevork2022"/>
     <w:p>
       <w:pPr>
         <w:pStyle w:val="Bibliography"/>
       </w:pPr>
       <w:r>
+        <w:t xml:space="preserve">Kevork, S., &amp; Kauermann, G. (2022). Bipartite exponential random graph models with nodal random effects.</w:t>
+      </w:r>
+      <w:r>
+        <w:t xml:space="preserve"> </w:t>
+      </w:r>
+      <w:r>
+        <w:rPr>
+          <w:i/>
+          <w:iCs/>
+        </w:rPr>
+        <w:t xml:space="preserve">Social Networks</w:t>
+      </w:r>
+      <w:r>
+        <w:t xml:space="preserve">,</w:t>
+      </w:r>
+      <w:r>
+        <w:t xml:space="preserve"> </w:t>
+      </w:r>
+      <w:r>
+        <w:rPr>
+          <w:i/>
+          <w:iCs/>
+        </w:rPr>
+        <w:t xml:space="preserve">70</w:t>
+      </w:r>
+      <w:r>
+        <w:t xml:space="preserve">, 90–99.</w:t>
+      </w:r>
+      <w:r>
+        <w:t xml:space="preserve"> </w:t>
+      </w:r>
+      <w:hyperlink r:id="rId89">
+        <w:r>
+          <w:rPr>
+            <w:rStyle w:val="Hyperlink"/>
+          </w:rPr>
+          <w:t xml:space="preserve">https://doi.org/10.1016/j.socnet.2021.11.002</w:t>
+        </w:r>
+      </w:hyperlink>
+    </w:p>
+    <w:bookmarkEnd w:id="90"/>
+    <w:bookmarkStart w:id="92" w:name="ref-Krivitsky2023b"/>
+    <w:p>
+      <w:pPr>
+        <w:pStyle w:val="Bibliography"/>
+      </w:pPr>
+      <w:r>
+        <w:t xml:space="preserve">Krivitsky, P. N., Coletti, P., &amp; Hens, N. (2023). A tale of two datasets: Representativeness and generalisability of inference for samples of networks.</w:t>
+      </w:r>
+      <w:r>
+        <w:t xml:space="preserve"> </w:t>
+      </w:r>
+      <w:r>
+        <w:rPr>
+          <w:i/>
+          <w:iCs/>
+        </w:rPr>
+        <w:t xml:space="preserve">Journal of the American Statistical Association</w:t>
+      </w:r>
+      <w:r>
+        <w:t xml:space="preserve">,</w:t>
+      </w:r>
+      <w:r>
+        <w:t xml:space="preserve"> </w:t>
+      </w:r>
+      <w:r>
+        <w:rPr>
+          <w:i/>
+          <w:iCs/>
+        </w:rPr>
+        <w:t xml:space="preserve">118</w:t>
+      </w:r>
+      <w:r>
+        <w:t xml:space="preserve">(544), 2213–2224.</w:t>
+      </w:r>
+      <w:r>
+        <w:t xml:space="preserve"> </w:t>
+      </w:r>
+      <w:hyperlink r:id="rId91">
+        <w:r>
+          <w:rPr>
+            <w:rStyle w:val="Hyperlink"/>
+          </w:rPr>
+          <w:t xml:space="preserve">https://doi.org/10.1080/01621459.2023.2242627</w:t>
+        </w:r>
+      </w:hyperlink>
+    </w:p>
+    <w:bookmarkEnd w:id="92"/>
+    <w:bookmarkStart w:id="94" w:name="ref-Laverde2019"/>
+    <w:p>
+      <w:pPr>
+        <w:pStyle w:val="Bibliography"/>
+      </w:pPr>
+      <w:r>
         <w:t xml:space="preserve">Laverde-Rojas, H., Correa, J. C., Jaffe, K., &amp; Caicedo, M. I. (2019).</w:t>
       </w:r>
       <w:r>
@@ -2039,7 +5601,7 @@
       <w:r>
         <w:t xml:space="preserve"> </w:t>
       </w:r>
-      <w:hyperlink r:id="rId64">
+      <w:hyperlink r:id="rId93">
         <w:r>
           <w:rPr>
             <w:rStyle w:val="Hyperlink"/>
@@ -2048,13 +5610,59 @@
         </w:r>
       </w:hyperlink>
     </w:p>
-    <w:bookmarkEnd w:id="65"/>
-    <w:bookmarkStart w:id="67" w:name="ref-Marchionni2019"/>
+    <w:bookmarkEnd w:id="94"/>
+    <w:bookmarkStart w:id="95" w:name="ref-Luke2015"/>
     <w:p>
       <w:pPr>
         <w:pStyle w:val="Bibliography"/>
       </w:pPr>
       <w:r>
+        <w:t xml:space="preserve">Luke, D. (2015).</w:t>
+      </w:r>
+      <w:r>
+        <w:t xml:space="preserve"> </w:t>
+      </w:r>
+      <w:r>
+        <w:rPr>
+          <w:i/>
+          <w:iCs/>
+        </w:rPr>
+        <w:t xml:space="preserve">A User’s Guide to Network Analysis in R</w:t>
+      </w:r>
+      <w:r>
+        <w:t xml:space="preserve">. Springer.</w:t>
+      </w:r>
+    </w:p>
+    <w:bookmarkEnd w:id="95"/>
+    <w:bookmarkStart w:id="96" w:name="ref-Lusher2013"/>
+    <w:p>
+      <w:pPr>
+        <w:pStyle w:val="Bibliography"/>
+      </w:pPr>
+      <w:r>
+        <w:t xml:space="preserve">Lusher, D., Koskinen, J., &amp; Robins, G. (2013).</w:t>
+      </w:r>
+      <w:r>
+        <w:t xml:space="preserve"> </w:t>
+      </w:r>
+      <w:r>
+        <w:rPr>
+          <w:i/>
+          <w:iCs/>
+        </w:rPr>
+        <w:t xml:space="preserve">Exponential Random Graph Models for Social Network: Theory, Methods, and Applications</w:t>
+      </w:r>
+      <w:r>
+        <w:t xml:space="preserve">. Cambridge University Press.</w:t>
+      </w:r>
+    </w:p>
+    <w:bookmarkEnd w:id="96"/>
+    <w:bookmarkStart w:id="98" w:name="ref-Marchionni2019"/>
+    <w:p>
+      <w:pPr>
+        <w:pStyle w:val="Bibliography"/>
+      </w:pPr>
+      <w:r>
         <w:t xml:space="preserve">Marchionni, M., &amp; Vazquez, E. (2019). The causal effect of an extra year of schooling on skills and knowledge in latin america. Evidence from PISA.</w:t>
       </w:r>
       <w:r>
@@ -2086,7 +5694,7 @@
       <w:r>
         <w:t xml:space="preserve"> </w:t>
       </w:r>
-      <w:hyperlink r:id="rId66">
+      <w:hyperlink r:id="rId97">
         <w:r>
           <w:rPr>
             <w:rStyle w:val="Hyperlink"/>
@@ -2095,8 +5703,8 @@
         </w:r>
       </w:hyperlink>
     </w:p>
-    <w:bookmarkEnd w:id="67"/>
-    <w:bookmarkStart w:id="69" w:name="ref-Martinez2015"/>
+    <w:bookmarkEnd w:id="98"/>
+    <w:bookmarkStart w:id="100" w:name="ref-Martinez2015"/>
     <w:p>
       <w:pPr>
         <w:pStyle w:val="Bibliography"/>
@@ -2142,7 +5750,7 @@
       <w:r>
         <w:t xml:space="preserve"> </w:t>
       </w:r>
-      <w:hyperlink r:id="rId68">
+      <w:hyperlink r:id="rId99">
         <w:r>
           <w:rPr>
             <w:rStyle w:val="Hyperlink"/>
@@ -2151,8 +5759,8 @@
         </w:r>
       </w:hyperlink>
     </w:p>
-    <w:bookmarkEnd w:id="69"/>
-    <w:bookmarkStart w:id="71" w:name="ref-Medina2019"/>
+    <w:bookmarkEnd w:id="100"/>
+    <w:bookmarkStart w:id="102" w:name="ref-Medina2019"/>
     <w:p>
       <w:pPr>
         <w:pStyle w:val="Bibliography"/>
@@ -2189,7 +5797,7 @@
       <w:r>
         <w:t xml:space="preserve"> </w:t>
       </w:r>
-      <w:hyperlink r:id="rId70">
+      <w:hyperlink r:id="rId101">
         <w:r>
           <w:rPr>
             <w:rStyle w:val="Hyperlink"/>
@@ -2198,8 +5806,8 @@
         </w:r>
       </w:hyperlink>
     </w:p>
-    <w:bookmarkEnd w:id="71"/>
-    <w:bookmarkStart w:id="73" w:name="ref-Mendoza2020"/>
+    <w:bookmarkEnd w:id="102"/>
+    <w:bookmarkStart w:id="104" w:name="ref-Mendoza2020"/>
     <w:p>
       <w:pPr>
         <w:pStyle w:val="Bibliography"/>
@@ -2245,7 +5853,7 @@
       <w:r>
         <w:t xml:space="preserve"> </w:t>
       </w:r>
-      <w:hyperlink r:id="rId72">
+      <w:hyperlink r:id="rId103">
         <w:r>
           <w:rPr>
             <w:rStyle w:val="Hyperlink"/>
@@ -2254,8 +5862,8 @@
         </w:r>
       </w:hyperlink>
     </w:p>
-    <w:bookmarkEnd w:id="73"/>
-    <w:bookmarkStart w:id="75" w:name="ref-Milian2018"/>
+    <w:bookmarkEnd w:id="104"/>
+    <w:bookmarkStart w:id="106" w:name="ref-Milian2018"/>
     <w:p>
       <w:pPr>
         <w:pStyle w:val="Bibliography"/>
@@ -2304,7 +5912,7 @@
       <w:r>
         <w:t xml:space="preserve"> </w:t>
       </w:r>
-      <w:hyperlink r:id="rId74">
+      <w:hyperlink r:id="rId105">
         <w:r>
           <w:rPr>
             <w:rStyle w:val="Hyperlink"/>
@@ -2313,8 +5921,8 @@
         </w:r>
       </w:hyperlink>
     </w:p>
-    <w:bookmarkEnd w:id="75"/>
-    <w:bookmarkStart w:id="77" w:name="ref-ONET2022"/>
+    <w:bookmarkEnd w:id="106"/>
+    <w:bookmarkStart w:id="108" w:name="ref-ONET2022"/>
     <w:p>
       <w:pPr>
         <w:pStyle w:val="Bibliography"/>
@@ -2338,7 +5946,7 @@
       <w:r>
         <w:t xml:space="preserve"> </w:t>
       </w:r>
-      <w:hyperlink r:id="rId76">
+      <w:hyperlink r:id="rId107">
         <w:r>
           <w:rPr>
             <w:rStyle w:val="Hyperlink"/>
@@ -2347,13 +5955,60 @@
         </w:r>
       </w:hyperlink>
     </w:p>
-    <w:bookmarkEnd w:id="77"/>
-    <w:bookmarkStart w:id="78" w:name="ref-Panagakou2018"/>
+    <w:bookmarkEnd w:id="108"/>
+    <w:bookmarkStart w:id="110" w:name="ref-Opsahl2013"/>
     <w:p>
       <w:pPr>
         <w:pStyle w:val="Bibliography"/>
       </w:pPr>
       <w:r>
+        <w:t xml:space="preserve">Opsahl, T. (2013). Triadic closure in two-mode networks: Redefining the global and local clustering coefficients.</w:t>
+      </w:r>
+      <w:r>
+        <w:t xml:space="preserve"> </w:t>
+      </w:r>
+      <w:r>
+        <w:rPr>
+          <w:i/>
+          <w:iCs/>
+        </w:rPr>
+        <w:t xml:space="preserve">Social Networks</w:t>
+      </w:r>
+      <w:r>
+        <w:t xml:space="preserve">,</w:t>
+      </w:r>
+      <w:r>
+        <w:t xml:space="preserve"> </w:t>
+      </w:r>
+      <w:r>
+        <w:rPr>
+          <w:i/>
+          <w:iCs/>
+        </w:rPr>
+        <w:t xml:space="preserve">35</w:t>
+      </w:r>
+      <w:r>
+        <w:t xml:space="preserve">(2), 159–167.</w:t>
+      </w:r>
+      <w:r>
+        <w:t xml:space="preserve"> </w:t>
+      </w:r>
+      <w:hyperlink r:id="rId109">
+        <w:r>
+          <w:rPr>
+            <w:rStyle w:val="Hyperlink"/>
+          </w:rPr>
+          <w:t xml:space="preserve">https://doi.org/10.1016/j.socnet.2011.07.001</w:t>
+        </w:r>
+      </w:hyperlink>
+    </w:p>
+    <w:bookmarkEnd w:id="110"/>
+    <w:bookmarkStart w:id="111" w:name="ref-Panagakou2018"/>
+    <w:p>
+      <w:pPr>
+        <w:pStyle w:val="Bibliography"/>
+      </w:pPr>
+      <w:r>
         <w:t xml:space="preserve">Panagakou, E., Giannini, M., Lazer, A., D. andVespignani, &amp; Coronges, K. (2018).</w:t>
       </w:r>
       <w:r>
@@ -2382,13 +6037,58 @@
         <w:t xml:space="preserve">(pp. 71–85). Springer.</w:t>
       </w:r>
     </w:p>
-    <w:bookmarkEnd w:id="78"/>
-    <w:bookmarkStart w:id="80" w:name="ref-pizarro2017"/>
+    <w:bookmarkEnd w:id="111"/>
+    <w:bookmarkStart w:id="112" w:name="ref-Peterson2001"/>
     <w:p>
       <w:pPr>
         <w:pStyle w:val="Bibliography"/>
       </w:pPr>
       <w:r>
+        <w:t xml:space="preserve">Peterson, N. G., Mumford, M. D., Borman, W. C., Jeanneret, P. R., Fleishman, E. A., Levin, K. Y., Campion, M. A., Mayfield, M. S., Morgeson, F. P., Pearlman, K., et al. (2001).</w:t>
+      </w:r>
+      <w:r>
+        <w:t xml:space="preserve"> </w:t>
+      </w:r>
+      <w:r>
+        <w:t xml:space="preserve">Understanding work using the Occupational Information Network (O* NET): Implications for practice and research</w:t>
+      </w:r>
+      <w:r>
+        <w:t xml:space="preserve">.</w:t>
+      </w:r>
+      <w:r>
+        <w:t xml:space="preserve"> </w:t>
+      </w:r>
+      <w:r>
+        <w:rPr>
+          <w:i/>
+          <w:iCs/>
+        </w:rPr>
+        <w:t xml:space="preserve">Personnel Psychology</w:t>
+      </w:r>
+      <w:r>
+        <w:t xml:space="preserve">,</w:t>
+      </w:r>
+      <w:r>
+        <w:t xml:space="preserve"> </w:t>
+      </w:r>
+      <w:r>
+        <w:rPr>
+          <w:i/>
+          <w:iCs/>
+        </w:rPr>
+        <w:t xml:space="preserve">54</w:t>
+      </w:r>
+      <w:r>
+        <w:t xml:space="preserve">(2), 451–492.</w:t>
+      </w:r>
+    </w:p>
+    <w:bookmarkEnd w:id="112"/>
+    <w:bookmarkStart w:id="114" w:name="ref-pizarro2017"/>
+    <w:p>
+      <w:pPr>
+        <w:pStyle w:val="Bibliography"/>
+      </w:pPr>
+      <w:r>
         <w:t xml:space="preserve">Pizarro Milian, R. (2017).</w:t>
       </w:r>
       <w:r>
@@ -2429,7 +6129,7 @@
       <w:r>
         <w:t xml:space="preserve"> </w:t>
       </w:r>
-      <w:hyperlink r:id="rId79">
+      <w:hyperlink r:id="rId113">
         <w:r>
           <w:rPr>
             <w:rStyle w:val="Hyperlink"/>
@@ -2438,8 +6138,8 @@
         </w:r>
       </w:hyperlink>
     </w:p>
-    <w:bookmarkEnd w:id="80"/>
-    <w:bookmarkStart w:id="81" w:name="ref-Porter2018"/>
+    <w:bookmarkEnd w:id="114"/>
+    <w:bookmarkStart w:id="115" w:name="ref-Porter2018"/>
     <w:p>
       <w:pPr>
         <w:pStyle w:val="Bibliography"/>
@@ -2473,8 +6173,8 @@
         <w:t xml:space="preserve">(pp. 3–44). Springer.</w:t>
       </w:r>
     </w:p>
-    <w:bookmarkEnd w:id="81"/>
-    <w:bookmarkStart w:id="82" w:name="ref-Sayama2018"/>
+    <w:bookmarkEnd w:id="115"/>
+    <w:bookmarkStart w:id="116" w:name="ref-Sayama2018"/>
     <w:p>
       <w:pPr>
         <w:pStyle w:val="Bibliography"/>
@@ -2499,8 +6199,8 @@
         <w:t xml:space="preserve">(pp. 101–116). Springer.</w:t>
       </w:r>
     </w:p>
-    <w:bookmarkEnd w:id="82"/>
-    <w:bookmarkStart w:id="83" w:name="ref-Scheerens2020"/>
+    <w:bookmarkEnd w:id="116"/>
+    <w:bookmarkStart w:id="117" w:name="ref-Scheerens2020"/>
     <w:p>
       <w:pPr>
         <w:pStyle w:val="Bibliography"/>
@@ -2522,8 +6222,8 @@
         <w:t xml:space="preserve">. Springer.</w:t>
       </w:r>
     </w:p>
-    <w:bookmarkEnd w:id="83"/>
-    <w:bookmarkStart w:id="85" w:name="ref-Torres2002"/>
+    <w:bookmarkEnd w:id="117"/>
+    <w:bookmarkStart w:id="119" w:name="ref-Torres2002"/>
     <w:p>
       <w:pPr>
         <w:pStyle w:val="Bibliography"/>
@@ -2569,7 +6269,7 @@
       <w:r>
         <w:t xml:space="preserve"> </w:t>
       </w:r>
-      <w:hyperlink r:id="rId84">
+      <w:hyperlink r:id="rId118">
         <w:r>
           <w:rPr>
             <w:rStyle w:val="Hyperlink"/>
@@ -2578,13 +6278,60 @@
         </w:r>
       </w:hyperlink>
     </w:p>
-    <w:bookmarkEnd w:id="85"/>
-    <w:bookmarkStart w:id="87" w:name="ref-Vista2020"/>
+    <w:bookmarkEnd w:id="119"/>
+    <w:bookmarkStart w:id="121" w:name="ref-Udartseva2024106"/>
     <w:p>
       <w:pPr>
         <w:pStyle w:val="Bibliography"/>
       </w:pPr>
       <w:r>
+        <w:t xml:space="preserve">Udartseva, O. M. (2024). Webometric assessment of foreign information systems of current research.</w:t>
+      </w:r>
+      <w:r>
+        <w:t xml:space="preserve"> </w:t>
+      </w:r>
+      <w:r>
+        <w:rPr>
+          <w:i/>
+          <w:iCs/>
+        </w:rPr>
+        <w:t xml:space="preserve">Scientific and Technical Information Processing</w:t>
+      </w:r>
+      <w:r>
+        <w:t xml:space="preserve">,</w:t>
+      </w:r>
+      <w:r>
+        <w:t xml:space="preserve"> </w:t>
+      </w:r>
+      <w:r>
+        <w:rPr>
+          <w:i/>
+          <w:iCs/>
+        </w:rPr>
+        <w:t xml:space="preserve">51</w:t>
+      </w:r>
+      <w:r>
+        <w:t xml:space="preserve">(2), 106–114.</w:t>
+      </w:r>
+      <w:r>
+        <w:t xml:space="preserve"> </w:t>
+      </w:r>
+      <w:hyperlink r:id="rId120">
+        <w:r>
+          <w:rPr>
+            <w:rStyle w:val="Hyperlink"/>
+          </w:rPr>
+          <w:t xml:space="preserve">https://doi.org/10.3103/S0147688224700023</w:t>
+        </w:r>
+      </w:hyperlink>
+    </w:p>
+    <w:bookmarkEnd w:id="121"/>
+    <w:bookmarkStart w:id="123" w:name="ref-Vista2020"/>
+    <w:p>
+      <w:pPr>
+        <w:pStyle w:val="Bibliography"/>
+      </w:pPr>
+      <w:r>
         <w:t xml:space="preserve">Vista, A. (2020).</w:t>
       </w:r>
       <w:r>
@@ -2625,7 +6372,7 @@
       <w:r>
         <w:t xml:space="preserve"> </w:t>
       </w:r>
-      <w:hyperlink r:id="rId86">
+      <w:hyperlink r:id="rId122">
         <w:r>
           <w:rPr>
             <w:rStyle w:val="Hyperlink"/>
@@ -2634,8 +6381,8 @@
         </w:r>
       </w:hyperlink>
     </w:p>
-    <w:bookmarkEnd w:id="87"/>
-    <w:bookmarkStart w:id="89" w:name="ref-Wang2013"/>
+    <w:bookmarkEnd w:id="123"/>
+    <w:bookmarkStart w:id="125" w:name="ref-Wang2013"/>
     <w:p>
       <w:pPr>
         <w:pStyle w:val="Bibliography"/>
@@ -2672,7 +6419,7 @@
       <w:r>
         <w:t xml:space="preserve"> </w:t>
       </w:r>
-      <w:hyperlink r:id="rId88">
+      <w:hyperlink r:id="rId124">
         <w:r>
           <w:rPr>
             <w:rStyle w:val="Hyperlink"/>
@@ -2681,8 +6428,8 @@
         </w:r>
       </w:hyperlink>
     </w:p>
-    <w:bookmarkEnd w:id="89"/>
-    <w:bookmarkStart w:id="91" w:name="ref-Wang2009"/>
+    <w:bookmarkEnd w:id="125"/>
+    <w:bookmarkStart w:id="127" w:name="ref-Wang2009"/>
     <w:p>
       <w:pPr>
         <w:pStyle w:val="Bibliography"/>
@@ -2719,7 +6466,7 @@
       <w:r>
         <w:t xml:space="preserve"> </w:t>
       </w:r>
-      <w:hyperlink r:id="rId90">
+      <w:hyperlink r:id="rId126">
         <w:r>
           <w:rPr>
             <w:rStyle w:val="Hyperlink"/>
@@ -2728,8 +6475,8 @@
         </w:r>
       </w:hyperlink>
     </w:p>
-    <w:bookmarkEnd w:id="91"/>
-    <w:bookmarkStart w:id="92" w:name="ref-Yin2009"/>
+    <w:bookmarkEnd w:id="127"/>
+    <w:bookmarkStart w:id="128" w:name="ref-Yin2009"/>
     <w:p>
       <w:pPr>
         <w:pStyle w:val="Bibliography"/>
@@ -2758,9 +6505,10 @@
         <w:t xml:space="preserve">. Sage.</w:t>
       </w:r>
     </w:p>
-    <w:bookmarkEnd w:id="92"/>
-    <w:bookmarkEnd w:id="93"/>
-    <w:bookmarkEnd w:id="94"/>
+    <w:bookmarkEnd w:id="128"/>
+    <w:bookmarkEnd w:id="129"/>
+    <w:bookmarkEnd w:id="130"/>
+    <w:bookmarkEnd w:id="131"/>
     <w:sectPr>
       <w:footnotePr>
         <w:numRestart w:val="eachSect"/>
@@ -2871,8 +6619,117 @@
       </w:pPr>
     </w:lvl>
   </w:abstractNum>
+  <w:abstractNum w:abstractNumId="991">
+    <w:nsid w:val="0000A991"/>
+    <w:multiLevelType w:val="multilevel"/>
+    <w:lvl w:ilvl="0">
+      <w:numFmt w:val="bullet"/>
+      <w:lvlText w:val=""/>
+      <w:lvlJc w:val="left"/>
+      <w:pPr>
+        <w:ind w:left="720" w:hanging="360"/>
+      </w:pPr>
+      <w:rPr>
+        <w:rFonts w:ascii="Symbol" w:hAnsi="Symbol" w:cs="Symbol" w:hint="default"/>
+      </w:rPr>
+    </w:lvl>
+    <w:lvl w:ilvl="1">
+      <w:numFmt w:val="bullet"/>
+      <w:lvlText w:val="o"/>
+      <w:lvlJc w:val="left"/>
+      <w:pPr>
+        <w:ind w:left="1440" w:hanging="360"/>
+      </w:pPr>
+      <w:rPr>
+        <w:rFonts w:ascii="Courier New" w:hAnsi="Courier New" w:cs="Courier New" w:hint="default"/>
+      </w:rPr>
+    </w:lvl>
+    <w:lvl w:ilvl="2">
+      <w:numFmt w:val="bullet"/>
+      <w:lvlText w:val=""/>
+      <w:lvlJc w:val="left"/>
+      <w:pPr>
+        <w:ind w:left="2160" w:hanging="360"/>
+      </w:pPr>
+      <w:rPr>
+        <w:rFonts w:ascii="Wingdings" w:hAnsi="Wingdings" w:cs="Wingdings" w:hint="default"/>
+      </w:rPr>
+    </w:lvl>
+    <w:lvl w:ilvl="3">
+      <w:numFmt w:val="bullet"/>
+      <w:lvlText w:val=""/>
+      <w:lvlJc w:val="left"/>
+      <w:pPr>
+        <w:ind w:left="2880" w:hanging="360"/>
+      </w:pPr>
+      <w:rPr>
+        <w:rFonts w:ascii="Symbol" w:hAnsi="Symbol" w:cs="Symbol" w:hint="default"/>
+      </w:rPr>
+    </w:lvl>
+    <w:lvl w:ilvl="4">
+      <w:numFmt w:val="bullet"/>
+      <w:lvlText w:val="o"/>
+      <w:lvlJc w:val="left"/>
+      <w:pPr>
+        <w:ind w:left="3600" w:hanging="360"/>
+      </w:pPr>
+      <w:rPr>
+        <w:rFonts w:ascii="Courier New" w:hAnsi="Courier New" w:cs="Courier New" w:hint="default"/>
+      </w:rPr>
+    </w:lvl>
+    <w:lvl w:ilvl="5">
+      <w:numFmt w:val="bullet"/>
+      <w:lvlText w:val=""/>
+      <w:lvlJc w:val="left"/>
+      <w:pPr>
+        <w:ind w:left="4320" w:hanging="360"/>
+      </w:pPr>
+      <w:rPr>
+        <w:rFonts w:ascii="Wingdings" w:hAnsi="Wingdings" w:cs="Wingdings" w:hint="default"/>
+      </w:rPr>
+    </w:lvl>
+    <w:lvl w:ilvl="6">
+      <w:numFmt w:val="bullet"/>
+      <w:lvlText w:val=""/>
+      <w:lvlJc w:val="left"/>
+      <w:pPr>
+        <w:ind w:left="5040" w:hanging="360"/>
+      </w:pPr>
+      <w:rPr>
+        <w:rFonts w:ascii="Symbol" w:hAnsi="Symbol" w:cs="Symbol" w:hint="default"/>
+      </w:rPr>
+    </w:lvl>
+    <w:lvl w:ilvl="7">
+      <w:numFmt w:val="bullet"/>
+      <w:lvlText w:val="o"/>
+      <w:lvlJc w:val="left"/>
+      <w:pPr>
+        <w:ind w:left="5760" w:hanging="360"/>
+      </w:pPr>
+      <w:rPr>
+        <w:rFonts w:ascii="Courier New" w:hAnsi="Courier New" w:cs="Courier New" w:hint="default"/>
+      </w:rPr>
+    </w:lvl>
+    <w:lvl w:ilvl="8">
+      <w:numFmt w:val="bullet"/>
+      <w:lvlText w:val=""/>
+      <w:lvlJc w:val="left"/>
+      <w:pPr>
+        <w:ind w:left="6480" w:hanging="360"/>
+      </w:pPr>
+      <w:rPr>
+        <w:rFonts w:ascii="Wingdings" w:hAnsi="Wingdings" w:cs="Wingdings" w:hint="default"/>
+      </w:rPr>
+    </w:lvl>
+  </w:abstractNum>
   <w:num w:numId="1000">
     <w:abstractNumId w:val="990"/>
+  </w:num>
+  <w:num w:numId="1001">
+    <w:abstractNumId w:val="991"/>
+  </w:num>
+  <w:num w:numId="1002">
+    <w:abstractNumId w:val="991"/>
   </w:num>
 </w:numbering>
 </file>

--- a/OtroManuscrito.docx
+++ b/OtroManuscrito.docx
@@ -3303,7 +3303,7 @@
     <w:bookmarkEnd w:id="35"/>
     <w:bookmarkEnd w:id="36"/>
     <w:bookmarkEnd w:id="37"/>
-    <w:bookmarkStart w:id="131" w:name="results"/>
+    <w:bookmarkStart w:id="132" w:name="results"/>
     <w:p>
       <w:pPr>
         <w:pStyle w:val="Heading1"/>
@@ -3320,7 +3320,7 @@
         <w:t xml:space="preserve">We organize the results in the following sections. The first part presents a descriptive network analysis that shows the quantitative features of the academic offering in all sampled countries of our case study. Then, we examine the centrality of basic skills by nation and program level. Finally, we evaluate via exponential random graphs the role of these skills and other covariates in the formation of these networks.</w:t>
       </w:r>
     </w:p>
-    <w:bookmarkStart w:id="130" w:name="descriptive-network-analysis"/>
+    <w:bookmarkStart w:id="38" w:name="descriptive-network-analysis"/>
     <w:p>
       <w:pPr>
         <w:pStyle w:val="Heading2"/>
@@ -4095,8 +4095,794 @@
         </w:tc>
       </w:tr>
     </w:tbl>
-    <w:bookmarkStart w:id="129" w:name="refs"/>
-    <w:bookmarkStart w:id="39" w:name="ref-Aguillo2008"/>
+    <w:bookmarkEnd w:id="38"/>
+    <w:bookmarkStart w:id="131" w:name="centrality-comparison"/>
+    <w:p>
+      <w:pPr>
+        <w:pStyle w:val="Heading2"/>
+      </w:pPr>
+      <w:r>
+        <w:t xml:space="preserve">Centrality comparison</w:t>
+      </w:r>
+    </w:p>
+    <w:p>
+      <w:pPr>
+        <w:pStyle w:val="FirstParagraph"/>
+      </w:pPr>
+      <w:r>
+        <w:t xml:space="preserve">Beyond the sparsity observed in the links between skills and programs, we note important differences in the internal structure of the national subnetworks across countries. As shown in Table 2, the skills-programs ratio per nation varies considerably, ranging from 1.63 in Uruguay to 9.25 in Ecuador. Uruguay has the smallest academic offering and the average centrality for skills in this country (0.18) was slightly higher than the average centrality for programs (0.11). In contrast, in nations like Ecuador, Brazil, and México, the skill-program ratio becomes higher.</w:t>
+      </w:r>
+    </w:p>
+    <w:p>
+      <w:pPr>
+        <w:pStyle w:val="TableCaption"/>
+      </w:pPr>
+      <w:r>
+        <w:t xml:space="preserve">Table 2: Normalized centrality statistics by Country.</w:t>
+      </w:r>
+    </w:p>
+    <w:tbl>
+      <w:tblPr>
+        <w:tblStyle w:val="Table"/>
+        <w:tblW w:type="pct" w:w="5000"/>
+        <w:tblLayout w:type="fixed"/>
+        <w:tblLook w:firstRow="1" w:lastRow="0" w:firstColumn="0" w:lastColumn="0" w:noHBand="0" w:noVBand="0" w:val="0020"/>
+        <w:tblCaption w:val="Table 2: Normalized centrality statistics by Country."/>
+      </w:tblPr>
+      <w:tblGrid>
+        <w:gridCol w:w="1037"/>
+        <w:gridCol w:w="1225"/>
+        <w:gridCol w:w="1037"/>
+        <w:gridCol w:w="1414"/>
+        <w:gridCol w:w="1225"/>
+        <w:gridCol w:w="1980"/>
+      </w:tblGrid>
+      <w:tr>
+        <w:trPr>
+          <w:tblHeader w:val="on"/>
+        </w:trPr>
+        <w:tc>
+          <w:tcPr/>
+          <w:p>
+            <w:pPr>
+              <w:pStyle w:val="Compact"/>
+              <w:jc w:val="left"/>
+            </w:pPr>
+            <w:r>
+              <w:t xml:space="preserve">Country</w:t>
+            </w:r>
+          </w:p>
+        </w:tc>
+        <w:tc>
+          <w:tcPr/>
+          <w:p>
+            <w:pPr>
+              <w:pStyle w:val="Compact"/>
+              <w:jc w:val="center"/>
+            </w:pPr>
+            <w:r>
+              <w:t xml:space="preserve">Skills Mean</w:t>
+            </w:r>
+          </w:p>
+        </w:tc>
+        <w:tc>
+          <w:tcPr/>
+          <w:p>
+            <w:pPr>
+              <w:pStyle w:val="Compact"/>
+              <w:jc w:val="center"/>
+            </w:pPr>
+            <w:r>
+              <w:t xml:space="preserve">Skills SD</w:t>
+            </w:r>
+          </w:p>
+        </w:tc>
+        <w:tc>
+          <w:tcPr/>
+          <w:p>
+            <w:pPr>
+              <w:pStyle w:val="Compact"/>
+              <w:jc w:val="center"/>
+            </w:pPr>
+            <w:r>
+              <w:t xml:space="preserve">Programs Mean</w:t>
+            </w:r>
+          </w:p>
+        </w:tc>
+        <w:tc>
+          <w:tcPr/>
+          <w:p>
+            <w:pPr>
+              <w:pStyle w:val="Compact"/>
+              <w:jc w:val="center"/>
+            </w:pPr>
+            <w:r>
+              <w:t xml:space="preserve">Programs SD</w:t>
+            </w:r>
+          </w:p>
+        </w:tc>
+        <w:tc>
+          <w:tcPr/>
+          <w:p>
+            <w:pPr>
+              <w:pStyle w:val="Compact"/>
+              <w:jc w:val="center"/>
+            </w:pPr>
+            <w:r>
+              <w:t xml:space="preserve">Skill-Program Ratio</w:t>
+            </w:r>
+          </w:p>
+        </w:tc>
+      </w:tr>
+      <w:tr>
+        <w:tc>
+          <w:tcPr/>
+          <w:p>
+            <w:pPr>
+              <w:pStyle w:val="Compact"/>
+              <w:jc w:val="left"/>
+            </w:pPr>
+            <w:r>
+              <w:t xml:space="preserve">Argentina</w:t>
+            </w:r>
+          </w:p>
+        </w:tc>
+        <w:tc>
+          <w:tcPr/>
+          <w:p>
+            <w:pPr>
+              <w:pStyle w:val="Compact"/>
+              <w:jc w:val="center"/>
+            </w:pPr>
+            <w:r>
+              <w:t xml:space="preserve">0.142</w:t>
+            </w:r>
+          </w:p>
+        </w:tc>
+        <w:tc>
+          <w:tcPr/>
+          <w:p>
+            <w:pPr>
+              <w:pStyle w:val="Compact"/>
+              <w:jc w:val="center"/>
+            </w:pPr>
+            <w:r>
+              <w:t xml:space="preserve">0.294</w:t>
+            </w:r>
+          </w:p>
+        </w:tc>
+        <w:tc>
+          <w:tcPr/>
+          <w:p>
+            <w:pPr>
+              <w:pStyle w:val="Compact"/>
+              <w:jc w:val="center"/>
+            </w:pPr>
+            <w:r>
+              <w:t xml:space="preserve">0.055</w:t>
+            </w:r>
+          </w:p>
+        </w:tc>
+        <w:tc>
+          <w:tcPr/>
+          <w:p>
+            <w:pPr>
+              <w:pStyle w:val="Compact"/>
+              <w:jc w:val="center"/>
+            </w:pPr>
+            <w:r>
+              <w:t xml:space="preserve">0.056</w:t>
+            </w:r>
+          </w:p>
+        </w:tc>
+        <w:tc>
+          <w:tcPr/>
+          <w:p>
+            <w:pPr>
+              <w:pStyle w:val="Compact"/>
+              <w:jc w:val="center"/>
+            </w:pPr>
+            <w:r>
+              <w:t xml:space="preserve">2.565</w:t>
+            </w:r>
+          </w:p>
+        </w:tc>
+      </w:tr>
+      <w:tr>
+        <w:tc>
+          <w:tcPr/>
+          <w:p>
+            <w:pPr>
+              <w:pStyle w:val="Compact"/>
+              <w:jc w:val="left"/>
+            </w:pPr>
+            <w:r>
+              <w:t xml:space="preserve">Brazil</w:t>
+            </w:r>
+          </w:p>
+        </w:tc>
+        <w:tc>
+          <w:tcPr/>
+          <w:p>
+            <w:pPr>
+              <w:pStyle w:val="Compact"/>
+              <w:jc w:val="center"/>
+            </w:pPr>
+            <w:r>
+              <w:t xml:space="preserve">0.343</w:t>
+            </w:r>
+          </w:p>
+        </w:tc>
+        <w:tc>
+          <w:tcPr/>
+          <w:p>
+            <w:pPr>
+              <w:pStyle w:val="Compact"/>
+              <w:jc w:val="center"/>
+            </w:pPr>
+            <w:r>
+              <w:t xml:space="preserve">0.281</w:t>
+            </w:r>
+          </w:p>
+        </w:tc>
+        <w:tc>
+          <w:tcPr/>
+          <w:p>
+            <w:pPr>
+              <w:pStyle w:val="Compact"/>
+              <w:jc w:val="center"/>
+            </w:pPr>
+            <w:r>
+              <w:t xml:space="preserve">0.071</w:t>
+            </w:r>
+          </w:p>
+        </w:tc>
+        <w:tc>
+          <w:tcPr/>
+          <w:p>
+            <w:pPr>
+              <w:pStyle w:val="Compact"/>
+              <w:jc w:val="center"/>
+            </w:pPr>
+            <w:r>
+              <w:t xml:space="preserve">0.038</w:t>
+            </w:r>
+          </w:p>
+        </w:tc>
+        <w:tc>
+          <w:tcPr/>
+          <w:p>
+            <w:pPr>
+              <w:pStyle w:val="Compact"/>
+              <w:jc w:val="center"/>
+            </w:pPr>
+            <w:r>
+              <w:t xml:space="preserve">4.863</w:t>
+            </w:r>
+          </w:p>
+        </w:tc>
+      </w:tr>
+      <w:tr>
+        <w:tc>
+          <w:tcPr/>
+          <w:p>
+            <w:pPr>
+              <w:pStyle w:val="Compact"/>
+              <w:jc w:val="left"/>
+            </w:pPr>
+            <w:r>
+              <w:t xml:space="preserve">Chile</w:t>
+            </w:r>
+          </w:p>
+        </w:tc>
+        <w:tc>
+          <w:tcPr/>
+          <w:p>
+            <w:pPr>
+              <w:pStyle w:val="Compact"/>
+              <w:jc w:val="center"/>
+            </w:pPr>
+            <w:r>
+              <w:t xml:space="preserve">0.448</w:t>
+            </w:r>
+          </w:p>
+        </w:tc>
+        <w:tc>
+          <w:tcPr/>
+          <w:p>
+            <w:pPr>
+              <w:pStyle w:val="Compact"/>
+              <w:jc w:val="center"/>
+            </w:pPr>
+            <w:r>
+              <w:t xml:space="preserve">0.275</w:t>
+            </w:r>
+          </w:p>
+        </w:tc>
+        <w:tc>
+          <w:tcPr/>
+          <w:p>
+            <w:pPr>
+              <w:pStyle w:val="Compact"/>
+              <w:jc w:val="center"/>
+            </w:pPr>
+            <w:r>
+              <w:t xml:space="preserve">0.172</w:t>
+            </w:r>
+          </w:p>
+        </w:tc>
+        <w:tc>
+          <w:tcPr/>
+          <w:p>
+            <w:pPr>
+              <w:pStyle w:val="Compact"/>
+              <w:jc w:val="center"/>
+            </w:pPr>
+            <w:r>
+              <w:t xml:space="preserve">0.098</w:t>
+            </w:r>
+          </w:p>
+        </w:tc>
+        <w:tc>
+          <w:tcPr/>
+          <w:p>
+            <w:pPr>
+              <w:pStyle w:val="Compact"/>
+              <w:jc w:val="center"/>
+            </w:pPr>
+            <w:r>
+              <w:t xml:space="preserve">2.603</w:t>
+            </w:r>
+          </w:p>
+        </w:tc>
+      </w:tr>
+      <w:tr>
+        <w:tc>
+          <w:tcPr/>
+          <w:p>
+            <w:pPr>
+              <w:pStyle w:val="Compact"/>
+              <w:jc w:val="left"/>
+            </w:pPr>
+            <w:r>
+              <w:t xml:space="preserve">Colombia</w:t>
+            </w:r>
+          </w:p>
+        </w:tc>
+        <w:tc>
+          <w:tcPr/>
+          <w:p>
+            <w:pPr>
+              <w:pStyle w:val="Compact"/>
+              <w:jc w:val="center"/>
+            </w:pPr>
+            <w:r>
+              <w:t xml:space="preserve">0.390</w:t>
+            </w:r>
+          </w:p>
+        </w:tc>
+        <w:tc>
+          <w:tcPr/>
+          <w:p>
+            <w:pPr>
+              <w:pStyle w:val="Compact"/>
+              <w:jc w:val="center"/>
+            </w:pPr>
+            <w:r>
+              <w:t xml:space="preserve">0.276</w:t>
+            </w:r>
+          </w:p>
+        </w:tc>
+        <w:tc>
+          <w:tcPr/>
+          <w:p>
+            <w:pPr>
+              <w:pStyle w:val="Compact"/>
+              <w:jc w:val="center"/>
+            </w:pPr>
+            <w:r>
+              <w:t xml:space="preserve">0.159</w:t>
+            </w:r>
+          </w:p>
+        </w:tc>
+        <w:tc>
+          <w:tcPr/>
+          <w:p>
+            <w:pPr>
+              <w:pStyle w:val="Compact"/>
+              <w:jc w:val="center"/>
+            </w:pPr>
+            <w:r>
+              <w:t xml:space="preserve">0.074</w:t>
+            </w:r>
+          </w:p>
+        </w:tc>
+        <w:tc>
+          <w:tcPr/>
+          <w:p>
+            <w:pPr>
+              <w:pStyle w:val="Compact"/>
+              <w:jc w:val="center"/>
+            </w:pPr>
+            <w:r>
+              <w:t xml:space="preserve">2.448</w:t>
+            </w:r>
+          </w:p>
+        </w:tc>
+      </w:tr>
+      <w:tr>
+        <w:tc>
+          <w:tcPr/>
+          <w:p>
+            <w:pPr>
+              <w:pStyle w:val="Compact"/>
+              <w:jc w:val="left"/>
+            </w:pPr>
+            <w:r>
+              <w:t xml:space="preserve">Costa Rica</w:t>
+            </w:r>
+          </w:p>
+        </w:tc>
+        <w:tc>
+          <w:tcPr/>
+          <w:p>
+            <w:pPr>
+              <w:pStyle w:val="Compact"/>
+              <w:jc w:val="center"/>
+            </w:pPr>
+            <w:r>
+              <w:t xml:space="preserve">0.454</w:t>
+            </w:r>
+          </w:p>
+        </w:tc>
+        <w:tc>
+          <w:tcPr/>
+          <w:p>
+            <w:pPr>
+              <w:pStyle w:val="Compact"/>
+              <w:jc w:val="center"/>
+            </w:pPr>
+            <w:r>
+              <w:t xml:space="preserve">0.337</w:t>
+            </w:r>
+          </w:p>
+        </w:tc>
+        <w:tc>
+          <w:tcPr/>
+          <w:p>
+            <w:pPr>
+              <w:pStyle w:val="Compact"/>
+              <w:jc w:val="center"/>
+            </w:pPr>
+            <w:r>
+              <w:t xml:space="preserve">0.250</w:t>
+            </w:r>
+          </w:p>
+        </w:tc>
+        <w:tc>
+          <w:tcPr/>
+          <w:p>
+            <w:pPr>
+              <w:pStyle w:val="Compact"/>
+              <w:jc w:val="center"/>
+            </w:pPr>
+            <w:r>
+              <w:t xml:space="preserve">0.105</w:t>
+            </w:r>
+          </w:p>
+        </w:tc>
+        <w:tc>
+          <w:tcPr/>
+          <w:p>
+            <w:pPr>
+              <w:pStyle w:val="Compact"/>
+              <w:jc w:val="center"/>
+            </w:pPr>
+            <w:r>
+              <w:t xml:space="preserve">1.813</w:t>
+            </w:r>
+          </w:p>
+        </w:tc>
+      </w:tr>
+      <w:tr>
+        <w:tc>
+          <w:tcPr/>
+          <w:p>
+            <w:pPr>
+              <w:pStyle w:val="Compact"/>
+              <w:jc w:val="left"/>
+            </w:pPr>
+            <w:r>
+              <w:t xml:space="preserve">Ecuador</w:t>
+            </w:r>
+          </w:p>
+        </w:tc>
+        <w:tc>
+          <w:tcPr/>
+          <w:p>
+            <w:pPr>
+              <w:pStyle w:val="Compact"/>
+              <w:jc w:val="center"/>
+            </w:pPr>
+            <w:r>
+              <w:t xml:space="preserve">0.376</w:t>
+            </w:r>
+          </w:p>
+        </w:tc>
+        <w:tc>
+          <w:tcPr/>
+          <w:p>
+            <w:pPr>
+              <w:pStyle w:val="Compact"/>
+              <w:jc w:val="center"/>
+            </w:pPr>
+            <w:r>
+              <w:t xml:space="preserve">0.289</w:t>
+            </w:r>
+          </w:p>
+        </w:tc>
+        <w:tc>
+          <w:tcPr/>
+          <w:p>
+            <w:pPr>
+              <w:pStyle w:val="Compact"/>
+              <w:jc w:val="center"/>
+            </w:pPr>
+            <w:r>
+              <w:t xml:space="preserve">0.086</w:t>
+            </w:r>
+          </w:p>
+        </w:tc>
+        <w:tc>
+          <w:tcPr/>
+          <w:p>
+            <w:pPr>
+              <w:pStyle w:val="Compact"/>
+              <w:jc w:val="center"/>
+            </w:pPr>
+            <w:r>
+              <w:t xml:space="preserve">0.071</w:t>
+            </w:r>
+          </w:p>
+        </w:tc>
+        <w:tc>
+          <w:tcPr/>
+          <w:p>
+            <w:pPr>
+              <w:pStyle w:val="Compact"/>
+              <w:jc w:val="center"/>
+            </w:pPr>
+            <w:r>
+              <w:t xml:space="preserve">4.389</w:t>
+            </w:r>
+          </w:p>
+        </w:tc>
+      </w:tr>
+      <w:tr>
+        <w:tc>
+          <w:tcPr/>
+          <w:p>
+            <w:pPr>
+              <w:pStyle w:val="Compact"/>
+              <w:jc w:val="left"/>
+            </w:pPr>
+            <w:r>
+              <w:t xml:space="preserve">Mexico</w:t>
+            </w:r>
+          </w:p>
+        </w:tc>
+        <w:tc>
+          <w:tcPr/>
+          <w:p>
+            <w:pPr>
+              <w:pStyle w:val="Compact"/>
+              <w:jc w:val="center"/>
+            </w:pPr>
+            <w:r>
+              <w:t xml:space="preserve">0.508</w:t>
+            </w:r>
+          </w:p>
+        </w:tc>
+        <w:tc>
+          <w:tcPr/>
+          <w:p>
+            <w:pPr>
+              <w:pStyle w:val="Compact"/>
+              <w:jc w:val="center"/>
+            </w:pPr>
+            <w:r>
+              <w:t xml:space="preserve">0.257</w:t>
+            </w:r>
+          </w:p>
+        </w:tc>
+        <w:tc>
+          <w:tcPr/>
+          <w:p>
+            <w:pPr>
+              <w:pStyle w:val="Compact"/>
+              <w:jc w:val="center"/>
+            </w:pPr>
+            <w:r>
+              <w:t xml:space="preserve">0.125</w:t>
+            </w:r>
+          </w:p>
+        </w:tc>
+        <w:tc>
+          <w:tcPr/>
+          <w:p>
+            <w:pPr>
+              <w:pStyle w:val="Compact"/>
+              <w:jc w:val="center"/>
+            </w:pPr>
+            <w:r>
+              <w:t xml:space="preserve">0.062</w:t>
+            </w:r>
+          </w:p>
+        </w:tc>
+        <w:tc>
+          <w:tcPr/>
+          <w:p>
+            <w:pPr>
+              <w:pStyle w:val="Compact"/>
+              <w:jc w:val="center"/>
+            </w:pPr>
+            <w:r>
+              <w:t xml:space="preserve">4.057</w:t>
+            </w:r>
+          </w:p>
+        </w:tc>
+      </w:tr>
+      <w:tr>
+        <w:tc>
+          <w:tcPr/>
+          <w:p>
+            <w:pPr>
+              <w:pStyle w:val="Compact"/>
+              <w:jc w:val="left"/>
+            </w:pPr>
+            <w:r>
+              <w:t xml:space="preserve">Uruguay</w:t>
+            </w:r>
+          </w:p>
+        </w:tc>
+        <w:tc>
+          <w:tcPr/>
+          <w:p>
+            <w:pPr>
+              <w:pStyle w:val="Compact"/>
+              <w:jc w:val="center"/>
+            </w:pPr>
+            <w:r>
+              <w:t xml:space="preserve">0.336</w:t>
+            </w:r>
+          </w:p>
+        </w:tc>
+        <w:tc>
+          <w:tcPr/>
+          <w:p>
+            <w:pPr>
+              <w:pStyle w:val="Compact"/>
+              <w:jc w:val="center"/>
+            </w:pPr>
+            <w:r>
+              <w:t xml:space="preserve">0.288</w:t>
+            </w:r>
+          </w:p>
+        </w:tc>
+        <w:tc>
+          <w:tcPr/>
+          <w:p>
+            <w:pPr>
+              <w:pStyle w:val="Compact"/>
+              <w:jc w:val="center"/>
+            </w:pPr>
+            <w:r>
+              <w:t xml:space="preserve">0.185</w:t>
+            </w:r>
+          </w:p>
+        </w:tc>
+        <w:tc>
+          <w:tcPr/>
+          <w:p>
+            <w:pPr>
+              <w:pStyle w:val="Compact"/>
+              <w:jc w:val="center"/>
+            </w:pPr>
+            <w:r>
+              <w:t xml:space="preserve">0.081</w:t>
+            </w:r>
+          </w:p>
+        </w:tc>
+        <w:tc>
+          <w:tcPr/>
+          <w:p>
+            <w:pPr>
+              <w:pStyle w:val="Compact"/>
+              <w:jc w:val="center"/>
+            </w:pPr>
+            <w:r>
+              <w:t xml:space="preserve">1.821</w:t>
+            </w:r>
+          </w:p>
+        </w:tc>
+      </w:tr>
+      <w:tr>
+        <w:tc>
+          <w:tcPr/>
+          <w:p>
+            <w:pPr>
+              <w:pStyle w:val="Compact"/>
+              <w:jc w:val="left"/>
+            </w:pPr>
+            <w:r>
+              <w:t xml:space="preserve">Venezuela</w:t>
+            </w:r>
+          </w:p>
+        </w:tc>
+        <w:tc>
+          <w:tcPr/>
+          <w:p>
+            <w:pPr>
+              <w:pStyle w:val="Compact"/>
+              <w:jc w:val="center"/>
+            </w:pPr>
+            <w:r>
+              <w:t xml:space="preserve">0.526</w:t>
+            </w:r>
+          </w:p>
+        </w:tc>
+        <w:tc>
+          <w:tcPr/>
+          <w:p>
+            <w:pPr>
+              <w:pStyle w:val="Compact"/>
+              <w:jc w:val="center"/>
+            </w:pPr>
+            <w:r>
+              <w:t xml:space="preserve">0.348</w:t>
+            </w:r>
+          </w:p>
+        </w:tc>
+        <w:tc>
+          <w:tcPr/>
+          <w:p>
+            <w:pPr>
+              <w:pStyle w:val="Compact"/>
+              <w:jc w:val="center"/>
+            </w:pPr>
+            <w:r>
+              <w:t xml:space="preserve">0.189</w:t>
+            </w:r>
+          </w:p>
+        </w:tc>
+        <w:tc>
+          <w:tcPr/>
+          <w:p>
+            <w:pPr>
+              <w:pStyle w:val="Compact"/>
+              <w:jc w:val="center"/>
+            </w:pPr>
+            <w:r>
+              <w:t xml:space="preserve">0.154</w:t>
+            </w:r>
+          </w:p>
+        </w:tc>
+        <w:tc>
+          <w:tcPr/>
+          <w:p>
+            <w:pPr>
+              <w:pStyle w:val="Compact"/>
+              <w:jc w:val="center"/>
+            </w:pPr>
+            <w:r>
+              <w:t xml:space="preserve">2.779</w:t>
+            </w:r>
+          </w:p>
+        </w:tc>
+      </w:tr>
+    </w:tbl>
+    <w:bookmarkStart w:id="130" w:name="refs"/>
+    <w:bookmarkStart w:id="40" w:name="ref-Aguillo2008"/>
     <w:p>
       <w:pPr>
         <w:pStyle w:val="Bibliography"/>
@@ -4142,7 +4928,7 @@
       <w:r>
         <w:t xml:space="preserve"> </w:t>
       </w:r>
-      <w:hyperlink r:id="rId38">
+      <w:hyperlink r:id="rId39">
         <w:r>
           <w:rPr>
             <w:rStyle w:val="Hyperlink"/>
@@ -4151,8 +4937,8 @@
         </w:r>
       </w:hyperlink>
     </w:p>
-    <w:bookmarkEnd w:id="39"/>
-    <w:bookmarkStart w:id="41" w:name="ref-alabdulkareem2018"/>
+    <w:bookmarkEnd w:id="40"/>
+    <w:bookmarkStart w:id="42" w:name="ref-alabdulkareem2018"/>
     <w:p>
       <w:pPr>
         <w:pStyle w:val="Bibliography"/>
@@ -4189,7 +4975,7 @@
       <w:r>
         <w:t xml:space="preserve"> </w:t>
       </w:r>
-      <w:hyperlink r:id="rId40">
+      <w:hyperlink r:id="rId41">
         <w:r>
           <w:rPr>
             <w:rStyle w:val="Hyperlink"/>
@@ -4198,8 +4984,8 @@
         </w:r>
       </w:hyperlink>
     </w:p>
-    <w:bookmarkEnd w:id="41"/>
-    <w:bookmarkStart w:id="43" w:name="ref-Amaral2002"/>
+    <w:bookmarkEnd w:id="42"/>
+    <w:bookmarkStart w:id="44" w:name="ref-Amaral2002"/>
     <w:p>
       <w:pPr>
         <w:pStyle w:val="Bibliography"/>
@@ -4226,7 +5012,7 @@
       <w:r>
         <w:t xml:space="preserve"> </w:t>
       </w:r>
-      <w:hyperlink r:id="rId42">
+      <w:hyperlink r:id="rId43">
         <w:r>
           <w:rPr>
             <w:rStyle w:val="Hyperlink"/>
@@ -4235,8 +5021,8 @@
         </w:r>
       </w:hyperlink>
     </w:p>
-    <w:bookmarkEnd w:id="43"/>
-    <w:bookmarkStart w:id="45" w:name="ref-Aufiero2024"/>
+    <w:bookmarkEnd w:id="44"/>
+    <w:bookmarkStart w:id="46" w:name="ref-Aufiero2024"/>
     <w:p>
       <w:pPr>
         <w:pStyle w:val="Bibliography"/>
@@ -4273,7 +5059,7 @@
       <w:r>
         <w:t xml:space="preserve"> </w:t>
       </w:r>
-      <w:hyperlink r:id="rId44">
+      <w:hyperlink r:id="rId45">
         <w:r>
           <w:rPr>
             <w:rStyle w:val="Hyperlink"/>
@@ -4282,8 +5068,8 @@
         </w:r>
       </w:hyperlink>
     </w:p>
-    <w:bookmarkEnd w:id="45"/>
-    <w:bookmarkStart w:id="47" w:name="ref-Benoit2018"/>
+    <w:bookmarkEnd w:id="46"/>
+    <w:bookmarkStart w:id="48" w:name="ref-Benoit2018"/>
     <w:p>
       <w:pPr>
         <w:pStyle w:val="Bibliography"/>
@@ -4329,7 +5115,7 @@
       <w:r>
         <w:t xml:space="preserve"> </w:t>
       </w:r>
-      <w:hyperlink r:id="rId46">
+      <w:hyperlink r:id="rId47">
         <w:r>
           <w:rPr>
             <w:rStyle w:val="Hyperlink"/>
@@ -4338,8 +5124,8 @@
         </w:r>
       </w:hyperlink>
     </w:p>
-    <w:bookmarkEnd w:id="47"/>
-    <w:bookmarkStart w:id="48" w:name="ref-Borgatti1997"/>
+    <w:bookmarkEnd w:id="48"/>
+    <w:bookmarkStart w:id="49" w:name="ref-Borgatti1997"/>
     <w:p>
       <w:pPr>
         <w:pStyle w:val="Bibliography"/>
@@ -4374,8 +5160,8 @@
         <w:t xml:space="preserve">, 243–269.</w:t>
       </w:r>
     </w:p>
-    <w:bookmarkEnd w:id="48"/>
-    <w:bookmarkStart w:id="50" w:name="ref-Borner2018"/>
+    <w:bookmarkEnd w:id="49"/>
+    <w:bookmarkStart w:id="51" w:name="ref-Borner2018"/>
     <w:p>
       <w:pPr>
         <w:pStyle w:val="Bibliography"/>
@@ -4412,7 +5198,7 @@
       <w:r>
         <w:t xml:space="preserve"> </w:t>
       </w:r>
-      <w:hyperlink r:id="rId49">
+      <w:hyperlink r:id="rId50">
         <w:r>
           <w:rPr>
             <w:rStyle w:val="Hyperlink"/>
@@ -4421,8 +5207,8 @@
         </w:r>
       </w:hyperlink>
     </w:p>
-    <w:bookmarkEnd w:id="50"/>
-    <w:bookmarkStart w:id="52" w:name="ref-Boshkoska2025"/>
+    <w:bookmarkEnd w:id="51"/>
+    <w:bookmarkStart w:id="53" w:name="ref-Boshkoska2025"/>
     <w:p>
       <w:pPr>
         <w:pStyle w:val="Bibliography"/>
@@ -4459,7 +5245,7 @@
       <w:r>
         <w:t xml:space="preserve"> </w:t>
       </w:r>
-      <w:hyperlink r:id="rId51">
+      <w:hyperlink r:id="rId52">
         <w:r>
           <w:rPr>
             <w:rStyle w:val="Hyperlink"/>
@@ -4468,8 +5254,8 @@
         </w:r>
       </w:hyperlink>
     </w:p>
-    <w:bookmarkEnd w:id="52"/>
-    <w:bookmarkStart w:id="54" w:name="ref-Butts2008"/>
+    <w:bookmarkEnd w:id="53"/>
+    <w:bookmarkStart w:id="55" w:name="ref-Butts2008"/>
     <w:p>
       <w:pPr>
         <w:pStyle w:val="Bibliography"/>
@@ -4515,7 +5301,7 @@
       <w:r>
         <w:t xml:space="preserve"> </w:t>
       </w:r>
-      <w:hyperlink r:id="rId53">
+      <w:hyperlink r:id="rId54">
         <w:r>
           <w:rPr>
             <w:rStyle w:val="Hyperlink"/>
@@ -4524,8 +5310,8 @@
         </w:r>
       </w:hyperlink>
     </w:p>
-    <w:bookmarkEnd w:id="54"/>
-    <w:bookmarkStart w:id="55" w:name="ref-Cramer2018"/>
+    <w:bookmarkEnd w:id="55"/>
+    <w:bookmarkStart w:id="56" w:name="ref-Cramer2018"/>
     <w:p>
       <w:pPr>
         <w:pStyle w:val="Bibliography"/>
@@ -4547,8 +5333,8 @@
         <w:t xml:space="preserve">. Springer.</w:t>
       </w:r>
     </w:p>
-    <w:bookmarkEnd w:id="55"/>
-    <w:bookmarkStart w:id="56" w:name="ref-Cranmer2021"/>
+    <w:bookmarkEnd w:id="56"/>
+    <w:bookmarkStart w:id="57" w:name="ref-Cranmer2021"/>
     <w:p>
       <w:pPr>
         <w:pStyle w:val="Bibliography"/>
@@ -4570,8 +5356,8 @@
         <w:t xml:space="preserve">. Cambridge University Press.</w:t>
       </w:r>
     </w:p>
-    <w:bookmarkEnd w:id="56"/>
-    <w:bookmarkStart w:id="57" w:name="ref-Csardi2006"/>
+    <w:bookmarkEnd w:id="57"/>
+    <w:bookmarkStart w:id="58" w:name="ref-Csardi2006"/>
     <w:p>
       <w:pPr>
         <w:pStyle w:val="Bibliography"/>
@@ -4615,8 +5401,8 @@
         <w:t xml:space="preserve">, 1–9.</w:t>
       </w:r>
     </w:p>
-    <w:bookmarkEnd w:id="57"/>
-    <w:bookmarkStart w:id="59" w:name="ref-Dakduk2025"/>
+    <w:bookmarkEnd w:id="58"/>
+    <w:bookmarkStart w:id="60" w:name="ref-Dakduk2025"/>
     <w:p>
       <w:pPr>
         <w:pStyle w:val="Bibliography"/>
@@ -4653,7 +5439,7 @@
       <w:r>
         <w:t xml:space="preserve"> </w:t>
       </w:r>
-      <w:hyperlink r:id="rId58">
+      <w:hyperlink r:id="rId59">
         <w:r>
           <w:rPr>
             <w:rStyle w:val="Hyperlink"/>
@@ -4662,8 +5448,8 @@
         </w:r>
       </w:hyperlink>
     </w:p>
-    <w:bookmarkEnd w:id="59"/>
-    <w:bookmarkStart w:id="61" w:name="ref-Delosrios2021"/>
+    <w:bookmarkEnd w:id="60"/>
+    <w:bookmarkStart w:id="62" w:name="ref-Delosrios2021"/>
     <w:p>
       <w:pPr>
         <w:pStyle w:val="Bibliography"/>
@@ -4700,7 +5486,7 @@
       <w:r>
         <w:t xml:space="preserve"> </w:t>
       </w:r>
-      <w:hyperlink r:id="rId60">
+      <w:hyperlink r:id="rId61">
         <w:r>
           <w:rPr>
             <w:rStyle w:val="Hyperlink"/>
@@ -4709,8 +5495,8 @@
         </w:r>
       </w:hyperlink>
     </w:p>
-    <w:bookmarkEnd w:id="61"/>
-    <w:bookmarkStart w:id="63" w:name="ref-echeverria2022"/>
+    <w:bookmarkEnd w:id="62"/>
+    <w:bookmarkStart w:id="64" w:name="ref-echeverria2022"/>
     <w:p>
       <w:pPr>
         <w:pStyle w:val="Bibliography"/>
@@ -4756,7 +5542,7 @@
       <w:r>
         <w:t xml:space="preserve"> </w:t>
       </w:r>
-      <w:hyperlink r:id="rId62">
+      <w:hyperlink r:id="rId63">
         <w:r>
           <w:rPr>
             <w:rStyle w:val="Hyperlink"/>
@@ -4765,8 +5551,8 @@
         </w:r>
       </w:hyperlink>
     </w:p>
-    <w:bookmarkEnd w:id="63"/>
-    <w:bookmarkStart w:id="65" w:name="ref-Essien2024"/>
+    <w:bookmarkEnd w:id="64"/>
+    <w:bookmarkStart w:id="66" w:name="ref-Essien2024"/>
     <w:p>
       <w:pPr>
         <w:pStyle w:val="Bibliography"/>
@@ -4812,7 +5598,7 @@
       <w:r>
         <w:t xml:space="preserve"> </w:t>
       </w:r>
-      <w:hyperlink r:id="rId64">
+      <w:hyperlink r:id="rId65">
         <w:r>
           <w:rPr>
             <w:rStyle w:val="Hyperlink"/>
@@ -4821,8 +5607,8 @@
         </w:r>
       </w:hyperlink>
     </w:p>
-    <w:bookmarkEnd w:id="65"/>
-    <w:bookmarkStart w:id="67" w:name="ref-Extance2023"/>
+    <w:bookmarkEnd w:id="66"/>
+    <w:bookmarkStart w:id="68" w:name="ref-Extance2023"/>
     <w:p>
       <w:pPr>
         <w:pStyle w:val="Bibliography"/>
@@ -4868,7 +5654,7 @@
       <w:r>
         <w:t xml:space="preserve"> </w:t>
       </w:r>
-      <w:hyperlink r:id="rId66">
+      <w:hyperlink r:id="rId67">
         <w:r>
           <w:rPr>
             <w:rStyle w:val="Hyperlink"/>
@@ -4877,8 +5663,8 @@
         </w:r>
       </w:hyperlink>
     </w:p>
-    <w:bookmarkEnd w:id="67"/>
-    <w:bookmarkStart w:id="69" w:name="ref-Fisher2025"/>
+    <w:bookmarkEnd w:id="68"/>
+    <w:bookmarkStart w:id="70" w:name="ref-Fisher2025"/>
     <w:p>
       <w:pPr>
         <w:pStyle w:val="Bibliography"/>
@@ -4915,7 +5701,7 @@
       <w:r>
         <w:t xml:space="preserve"> </w:t>
       </w:r>
-      <w:hyperlink r:id="rId68">
+      <w:hyperlink r:id="rId69">
         <w:r>
           <w:rPr>
             <w:rStyle w:val="Hyperlink"/>
@@ -4924,8 +5710,8 @@
         </w:r>
       </w:hyperlink>
     </w:p>
-    <w:bookmarkEnd w:id="69"/>
-    <w:bookmarkStart w:id="70" w:name="ref-Fuller2022"/>
+    <w:bookmarkEnd w:id="70"/>
+    <w:bookmarkStart w:id="71" w:name="ref-Fuller2022"/>
     <w:p>
       <w:pPr>
         <w:pStyle w:val="Bibliography"/>
@@ -4969,8 +5755,8 @@
         <w:t xml:space="preserve">, 1–6.</w:t>
       </w:r>
     </w:p>
-    <w:bookmarkEnd w:id="70"/>
-    <w:bookmarkStart w:id="72" w:name="ref-Gadar2018"/>
+    <w:bookmarkEnd w:id="71"/>
+    <w:bookmarkStart w:id="73" w:name="ref-Gadar2018"/>
     <w:p>
       <w:pPr>
         <w:pStyle w:val="Bibliography"/>
@@ -5007,7 +5793,7 @@
       <w:r>
         <w:t xml:space="preserve"> </w:t>
       </w:r>
-      <w:hyperlink r:id="rId71">
+      <w:hyperlink r:id="rId72">
         <w:r>
           <w:rPr>
             <w:rStyle w:val="Hyperlink"/>
@@ -5016,8 +5802,8 @@
         </w:r>
       </w:hyperlink>
     </w:p>
-    <w:bookmarkEnd w:id="72"/>
-    <w:bookmarkStart w:id="74" w:name="ref-garcia-chitiva2024"/>
+    <w:bookmarkEnd w:id="73"/>
+    <w:bookmarkStart w:id="75" w:name="ref-garcia-chitiva2024"/>
     <w:p>
       <w:pPr>
         <w:pStyle w:val="Bibliography"/>
@@ -5054,7 +5840,7 @@
       <w:r>
         <w:t xml:space="preserve"> </w:t>
       </w:r>
-      <w:hyperlink r:id="rId73">
+      <w:hyperlink r:id="rId74">
         <w:r>
           <w:rPr>
             <w:rStyle w:val="Hyperlink"/>
@@ -5063,8 +5849,8 @@
         </w:r>
       </w:hyperlink>
     </w:p>
-    <w:bookmarkEnd w:id="74"/>
-    <w:bookmarkStart w:id="75" w:name="ref-Garciachitiva2024"/>
+    <w:bookmarkEnd w:id="75"/>
+    <w:bookmarkStart w:id="76" w:name="ref-Garciachitiva2024"/>
     <w:p>
       <w:pPr>
         <w:pStyle w:val="Bibliography"/>
@@ -5101,7 +5887,7 @@
       <w:r>
         <w:t xml:space="preserve"> </w:t>
       </w:r>
-      <w:hyperlink r:id="rId73">
+      <w:hyperlink r:id="rId74">
         <w:r>
           <w:rPr>
             <w:rStyle w:val="Hyperlink"/>
@@ -5110,8 +5896,8 @@
         </w:r>
       </w:hyperlink>
     </w:p>
-    <w:bookmarkEnd w:id="75"/>
-    <w:bookmarkStart w:id="77" w:name="ref-Garcia-Chitiva2025"/>
+    <w:bookmarkEnd w:id="76"/>
+    <w:bookmarkStart w:id="78" w:name="ref-Garcia-Chitiva2025"/>
     <w:p>
       <w:pPr>
         <w:pStyle w:val="Bibliography"/>
@@ -5148,7 +5934,7 @@
       <w:r>
         <w:t xml:space="preserve"> </w:t>
       </w:r>
-      <w:hyperlink r:id="rId76">
+      <w:hyperlink r:id="rId77">
         <w:r>
           <w:rPr>
             <w:rStyle w:val="Hyperlink"/>
@@ -5157,8 +5943,8 @@
         </w:r>
       </w:hyperlink>
     </w:p>
-    <w:bookmarkEnd w:id="77"/>
-    <w:bookmarkStart w:id="78" w:name="ref-Gera2018"/>
+    <w:bookmarkEnd w:id="78"/>
+    <w:bookmarkStart w:id="79" w:name="ref-Gera2018"/>
     <w:p>
       <w:pPr>
         <w:pStyle w:val="Bibliography"/>
@@ -5192,8 +5978,8 @@
         <w:t xml:space="preserve">(pp. 23–44). Springer.</w:t>
       </w:r>
     </w:p>
-    <w:bookmarkEnd w:id="78"/>
-    <w:bookmarkStart w:id="80" w:name="ref-Guzman2013"/>
+    <w:bookmarkEnd w:id="79"/>
+    <w:bookmarkStart w:id="81" w:name="ref-Guzman2013"/>
     <w:p>
       <w:pPr>
         <w:pStyle w:val="Bibliography"/>
@@ -5230,7 +6016,7 @@
       <w:r>
         <w:t xml:space="preserve"> </w:t>
       </w:r>
-      <w:hyperlink r:id="rId79">
+      <w:hyperlink r:id="rId80">
         <w:r>
           <w:rPr>
             <w:rStyle w:val="Hyperlink"/>
@@ -5239,8 +6025,8 @@
         </w:r>
       </w:hyperlink>
     </w:p>
-    <w:bookmarkEnd w:id="80"/>
-    <w:bookmarkStart w:id="82" w:name="ref-Guzman2023"/>
+    <w:bookmarkEnd w:id="81"/>
+    <w:bookmarkStart w:id="83" w:name="ref-Guzman2023"/>
     <w:p>
       <w:pPr>
         <w:pStyle w:val="Bibliography"/>
@@ -5286,7 +6072,7 @@
       <w:r>
         <w:t xml:space="preserve"> </w:t>
       </w:r>
-      <w:hyperlink r:id="rId81">
+      <w:hyperlink r:id="rId82">
         <w:r>
           <w:rPr>
             <w:rStyle w:val="Hyperlink"/>
@@ -5295,8 +6081,8 @@
         </w:r>
       </w:hyperlink>
     </w:p>
-    <w:bookmarkEnd w:id="82"/>
-    <w:bookmarkStart w:id="84" w:name="ref-Hidalgo2009"/>
+    <w:bookmarkEnd w:id="83"/>
+    <w:bookmarkStart w:id="85" w:name="ref-Hidalgo2009"/>
     <w:p>
       <w:pPr>
         <w:pStyle w:val="Bibliography"/>
@@ -5333,7 +6119,7 @@
       <w:r>
         <w:t xml:space="preserve"> </w:t>
       </w:r>
-      <w:hyperlink r:id="rId83">
+      <w:hyperlink r:id="rId84">
         <w:r>
           <w:rPr>
             <w:rStyle w:val="Hyperlink"/>
@@ -5342,8 +6128,8 @@
         </w:r>
       </w:hyperlink>
     </w:p>
-    <w:bookmarkEnd w:id="84"/>
-    <w:bookmarkStart w:id="85" w:name="ref-Hite2001"/>
+    <w:bookmarkEnd w:id="85"/>
+    <w:bookmarkStart w:id="86" w:name="ref-Hite2001"/>
     <w:p>
       <w:pPr>
         <w:pStyle w:val="Bibliography"/>
@@ -5378,8 +6164,8 @@
         <w:t xml:space="preserve">(1), 26–55.</w:t>
       </w:r>
     </w:p>
-    <w:bookmarkEnd w:id="85"/>
-    <w:bookmarkStart w:id="87" w:name="ref-Javadian2024"/>
+    <w:bookmarkEnd w:id="86"/>
+    <w:bookmarkStart w:id="88" w:name="ref-Javadian2024"/>
     <w:p>
       <w:pPr>
         <w:pStyle w:val="Bibliography"/>
@@ -5416,7 +6202,7 @@
       <w:r>
         <w:t xml:space="preserve"> </w:t>
       </w:r>
-      <w:hyperlink r:id="rId86">
+      <w:hyperlink r:id="rId87">
         <w:r>
           <w:rPr>
             <w:rStyle w:val="Hyperlink"/>
@@ -5425,8 +6211,8 @@
         </w:r>
       </w:hyperlink>
     </w:p>
-    <w:bookmarkEnd w:id="87"/>
-    <w:bookmarkStart w:id="88" w:name="ref-Kertesz2018"/>
+    <w:bookmarkEnd w:id="88"/>
+    <w:bookmarkStart w:id="89" w:name="ref-Kertesz2018"/>
     <w:p>
       <w:pPr>
         <w:pStyle w:val="Bibliography"/>
@@ -5460,8 +6246,8 @@
         <w:t xml:space="preserve">(pp. 87–97). Springer.</w:t>
       </w:r>
     </w:p>
-    <w:bookmarkEnd w:id="88"/>
-    <w:bookmarkStart w:id="90" w:name="ref-Kevork2022"/>
+    <w:bookmarkEnd w:id="89"/>
+    <w:bookmarkStart w:id="91" w:name="ref-Kevork2022"/>
     <w:p>
       <w:pPr>
         <w:pStyle w:val="Bibliography"/>
@@ -5498,7 +6284,7 @@
       <w:r>
         <w:t xml:space="preserve"> </w:t>
       </w:r>
-      <w:hyperlink r:id="rId89">
+      <w:hyperlink r:id="rId90">
         <w:r>
           <w:rPr>
             <w:rStyle w:val="Hyperlink"/>
@@ -5507,8 +6293,8 @@
         </w:r>
       </w:hyperlink>
     </w:p>
-    <w:bookmarkEnd w:id="90"/>
-    <w:bookmarkStart w:id="92" w:name="ref-Krivitsky2023b"/>
+    <w:bookmarkEnd w:id="91"/>
+    <w:bookmarkStart w:id="93" w:name="ref-Krivitsky2023b"/>
     <w:p>
       <w:pPr>
         <w:pStyle w:val="Bibliography"/>
@@ -5545,7 +6331,7 @@
       <w:r>
         <w:t xml:space="preserve"> </w:t>
       </w:r>
-      <w:hyperlink r:id="rId91">
+      <w:hyperlink r:id="rId92">
         <w:r>
           <w:rPr>
             <w:rStyle w:val="Hyperlink"/>
@@ -5554,8 +6340,8 @@
         </w:r>
       </w:hyperlink>
     </w:p>
-    <w:bookmarkEnd w:id="92"/>
-    <w:bookmarkStart w:id="94" w:name="ref-Laverde2019"/>
+    <w:bookmarkEnd w:id="93"/>
+    <w:bookmarkStart w:id="95" w:name="ref-Laverde2019"/>
     <w:p>
       <w:pPr>
         <w:pStyle w:val="Bibliography"/>
@@ -5601,7 +6387,7 @@
       <w:r>
         <w:t xml:space="preserve"> </w:t>
       </w:r>
-      <w:hyperlink r:id="rId93">
+      <w:hyperlink r:id="rId94">
         <w:r>
           <w:rPr>
             <w:rStyle w:val="Hyperlink"/>
@@ -5610,8 +6396,8 @@
         </w:r>
       </w:hyperlink>
     </w:p>
-    <w:bookmarkEnd w:id="94"/>
-    <w:bookmarkStart w:id="95" w:name="ref-Luke2015"/>
+    <w:bookmarkEnd w:id="95"/>
+    <w:bookmarkStart w:id="96" w:name="ref-Luke2015"/>
     <w:p>
       <w:pPr>
         <w:pStyle w:val="Bibliography"/>
@@ -5633,8 +6419,8 @@
         <w:t xml:space="preserve">. Springer.</w:t>
       </w:r>
     </w:p>
-    <w:bookmarkEnd w:id="95"/>
-    <w:bookmarkStart w:id="96" w:name="ref-Lusher2013"/>
+    <w:bookmarkEnd w:id="96"/>
+    <w:bookmarkStart w:id="97" w:name="ref-Lusher2013"/>
     <w:p>
       <w:pPr>
         <w:pStyle w:val="Bibliography"/>
@@ -5656,8 +6442,8 @@
         <w:t xml:space="preserve">. Cambridge University Press.</w:t>
       </w:r>
     </w:p>
-    <w:bookmarkEnd w:id="96"/>
-    <w:bookmarkStart w:id="98" w:name="ref-Marchionni2019"/>
+    <w:bookmarkEnd w:id="97"/>
+    <w:bookmarkStart w:id="99" w:name="ref-Marchionni2019"/>
     <w:p>
       <w:pPr>
         <w:pStyle w:val="Bibliography"/>
@@ -5694,7 +6480,7 @@
       <w:r>
         <w:t xml:space="preserve"> </w:t>
       </w:r>
-      <w:hyperlink r:id="rId97">
+      <w:hyperlink r:id="rId98">
         <w:r>
           <w:rPr>
             <w:rStyle w:val="Hyperlink"/>
@@ -5703,8 +6489,8 @@
         </w:r>
       </w:hyperlink>
     </w:p>
-    <w:bookmarkEnd w:id="98"/>
-    <w:bookmarkStart w:id="100" w:name="ref-Martinez2015"/>
+    <w:bookmarkEnd w:id="99"/>
+    <w:bookmarkStart w:id="101" w:name="ref-Martinez2015"/>
     <w:p>
       <w:pPr>
         <w:pStyle w:val="Bibliography"/>
@@ -5750,7 +6536,7 @@
       <w:r>
         <w:t xml:space="preserve"> </w:t>
       </w:r>
-      <w:hyperlink r:id="rId99">
+      <w:hyperlink r:id="rId100">
         <w:r>
           <w:rPr>
             <w:rStyle w:val="Hyperlink"/>
@@ -5759,8 +6545,8 @@
         </w:r>
       </w:hyperlink>
     </w:p>
-    <w:bookmarkEnd w:id="100"/>
-    <w:bookmarkStart w:id="102" w:name="ref-Medina2019"/>
+    <w:bookmarkEnd w:id="101"/>
+    <w:bookmarkStart w:id="103" w:name="ref-Medina2019"/>
     <w:p>
       <w:pPr>
         <w:pStyle w:val="Bibliography"/>
@@ -5797,7 +6583,7 @@
       <w:r>
         <w:t xml:space="preserve"> </w:t>
       </w:r>
-      <w:hyperlink r:id="rId101">
+      <w:hyperlink r:id="rId102">
         <w:r>
           <w:rPr>
             <w:rStyle w:val="Hyperlink"/>
@@ -5806,8 +6592,8 @@
         </w:r>
       </w:hyperlink>
     </w:p>
-    <w:bookmarkEnd w:id="102"/>
-    <w:bookmarkStart w:id="104" w:name="ref-Mendoza2020"/>
+    <w:bookmarkEnd w:id="103"/>
+    <w:bookmarkStart w:id="105" w:name="ref-Mendoza2020"/>
     <w:p>
       <w:pPr>
         <w:pStyle w:val="Bibliography"/>
@@ -5853,7 +6639,7 @@
       <w:r>
         <w:t xml:space="preserve"> </w:t>
       </w:r>
-      <w:hyperlink r:id="rId103">
+      <w:hyperlink r:id="rId104">
         <w:r>
           <w:rPr>
             <w:rStyle w:val="Hyperlink"/>
@@ -5862,8 +6648,8 @@
         </w:r>
       </w:hyperlink>
     </w:p>
-    <w:bookmarkEnd w:id="104"/>
-    <w:bookmarkStart w:id="106" w:name="ref-Milian2018"/>
+    <w:bookmarkEnd w:id="105"/>
+    <w:bookmarkStart w:id="107" w:name="ref-Milian2018"/>
     <w:p>
       <w:pPr>
         <w:pStyle w:val="Bibliography"/>
@@ -5912,7 +6698,7 @@
       <w:r>
         <w:t xml:space="preserve"> </w:t>
       </w:r>
-      <w:hyperlink r:id="rId105">
+      <w:hyperlink r:id="rId106">
         <w:r>
           <w:rPr>
             <w:rStyle w:val="Hyperlink"/>
@@ -5921,8 +6707,8 @@
         </w:r>
       </w:hyperlink>
     </w:p>
-    <w:bookmarkEnd w:id="106"/>
-    <w:bookmarkStart w:id="108" w:name="ref-ONET2022"/>
+    <w:bookmarkEnd w:id="107"/>
+    <w:bookmarkStart w:id="109" w:name="ref-ONET2022"/>
     <w:p>
       <w:pPr>
         <w:pStyle w:val="Bibliography"/>
@@ -5946,7 +6732,7 @@
       <w:r>
         <w:t xml:space="preserve"> </w:t>
       </w:r>
-      <w:hyperlink r:id="rId107">
+      <w:hyperlink r:id="rId108">
         <w:r>
           <w:rPr>
             <w:rStyle w:val="Hyperlink"/>
@@ -5955,8 +6741,8 @@
         </w:r>
       </w:hyperlink>
     </w:p>
-    <w:bookmarkEnd w:id="108"/>
-    <w:bookmarkStart w:id="110" w:name="ref-Opsahl2013"/>
+    <w:bookmarkEnd w:id="109"/>
+    <w:bookmarkStart w:id="111" w:name="ref-Opsahl2013"/>
     <w:p>
       <w:pPr>
         <w:pStyle w:val="Bibliography"/>
@@ -5993,7 +6779,7 @@
       <w:r>
         <w:t xml:space="preserve"> </w:t>
       </w:r>
-      <w:hyperlink r:id="rId109">
+      <w:hyperlink r:id="rId110">
         <w:r>
           <w:rPr>
             <w:rStyle w:val="Hyperlink"/>
@@ -6002,8 +6788,8 @@
         </w:r>
       </w:hyperlink>
     </w:p>
-    <w:bookmarkEnd w:id="110"/>
-    <w:bookmarkStart w:id="111" w:name="ref-Panagakou2018"/>
+    <w:bookmarkEnd w:id="111"/>
+    <w:bookmarkStart w:id="112" w:name="ref-Panagakou2018"/>
     <w:p>
       <w:pPr>
         <w:pStyle w:val="Bibliography"/>
@@ -6037,8 +6823,8 @@
         <w:t xml:space="preserve">(pp. 71–85). Springer.</w:t>
       </w:r>
     </w:p>
-    <w:bookmarkEnd w:id="111"/>
-    <w:bookmarkStart w:id="112" w:name="ref-Peterson2001"/>
+    <w:bookmarkEnd w:id="112"/>
+    <w:bookmarkStart w:id="113" w:name="ref-Peterson2001"/>
     <w:p>
       <w:pPr>
         <w:pStyle w:val="Bibliography"/>
@@ -6082,8 +6868,8 @@
         <w:t xml:space="preserve">(2), 451–492.</w:t>
       </w:r>
     </w:p>
-    <w:bookmarkEnd w:id="112"/>
-    <w:bookmarkStart w:id="114" w:name="ref-pizarro2017"/>
+    <w:bookmarkEnd w:id="113"/>
+    <w:bookmarkStart w:id="115" w:name="ref-pizarro2017"/>
     <w:p>
       <w:pPr>
         <w:pStyle w:val="Bibliography"/>
@@ -6129,7 +6915,7 @@
       <w:r>
         <w:t xml:space="preserve"> </w:t>
       </w:r>
-      <w:hyperlink r:id="rId113">
+      <w:hyperlink r:id="rId114">
         <w:r>
           <w:rPr>
             <w:rStyle w:val="Hyperlink"/>
@@ -6138,8 +6924,8 @@
         </w:r>
       </w:hyperlink>
     </w:p>
-    <w:bookmarkEnd w:id="114"/>
-    <w:bookmarkStart w:id="115" w:name="ref-Porter2018"/>
+    <w:bookmarkEnd w:id="115"/>
+    <w:bookmarkStart w:id="116" w:name="ref-Porter2018"/>
     <w:p>
       <w:pPr>
         <w:pStyle w:val="Bibliography"/>
@@ -6173,8 +6959,8 @@
         <w:t xml:space="preserve">(pp. 3–44). Springer.</w:t>
       </w:r>
     </w:p>
-    <w:bookmarkEnd w:id="115"/>
-    <w:bookmarkStart w:id="116" w:name="ref-Sayama2018"/>
+    <w:bookmarkEnd w:id="116"/>
+    <w:bookmarkStart w:id="117" w:name="ref-Sayama2018"/>
     <w:p>
       <w:pPr>
         <w:pStyle w:val="Bibliography"/>
@@ -6199,8 +6985,8 @@
         <w:t xml:space="preserve">(pp. 101–116). Springer.</w:t>
       </w:r>
     </w:p>
-    <w:bookmarkEnd w:id="116"/>
-    <w:bookmarkStart w:id="117" w:name="ref-Scheerens2020"/>
+    <w:bookmarkEnd w:id="117"/>
+    <w:bookmarkStart w:id="118" w:name="ref-Scheerens2020"/>
     <w:p>
       <w:pPr>
         <w:pStyle w:val="Bibliography"/>
@@ -6222,8 +7008,8 @@
         <w:t xml:space="preserve">. Springer.</w:t>
       </w:r>
     </w:p>
-    <w:bookmarkEnd w:id="117"/>
-    <w:bookmarkStart w:id="119" w:name="ref-Torres2002"/>
+    <w:bookmarkEnd w:id="118"/>
+    <w:bookmarkStart w:id="120" w:name="ref-Torres2002"/>
     <w:p>
       <w:pPr>
         <w:pStyle w:val="Bibliography"/>
@@ -6269,7 +7055,7 @@
       <w:r>
         <w:t xml:space="preserve"> </w:t>
       </w:r>
-      <w:hyperlink r:id="rId118">
+      <w:hyperlink r:id="rId119">
         <w:r>
           <w:rPr>
             <w:rStyle w:val="Hyperlink"/>
@@ -6278,8 +7064,8 @@
         </w:r>
       </w:hyperlink>
     </w:p>
-    <w:bookmarkEnd w:id="119"/>
-    <w:bookmarkStart w:id="121" w:name="ref-Udartseva2024106"/>
+    <w:bookmarkEnd w:id="120"/>
+    <w:bookmarkStart w:id="122" w:name="ref-Udartseva2024106"/>
     <w:p>
       <w:pPr>
         <w:pStyle w:val="Bibliography"/>
@@ -6316,7 +7102,7 @@
       <w:r>
         <w:t xml:space="preserve"> </w:t>
       </w:r>
-      <w:hyperlink r:id="rId120">
+      <w:hyperlink r:id="rId121">
         <w:r>
           <w:rPr>
             <w:rStyle w:val="Hyperlink"/>
@@ -6325,8 +7111,8 @@
         </w:r>
       </w:hyperlink>
     </w:p>
-    <w:bookmarkEnd w:id="121"/>
-    <w:bookmarkStart w:id="123" w:name="ref-Vista2020"/>
+    <w:bookmarkEnd w:id="122"/>
+    <w:bookmarkStart w:id="124" w:name="ref-Vista2020"/>
     <w:p>
       <w:pPr>
         <w:pStyle w:val="Bibliography"/>
@@ -6372,7 +7158,7 @@
       <w:r>
         <w:t xml:space="preserve"> </w:t>
       </w:r>
-      <w:hyperlink r:id="rId122">
+      <w:hyperlink r:id="rId123">
         <w:r>
           <w:rPr>
             <w:rStyle w:val="Hyperlink"/>
@@ -6381,8 +7167,8 @@
         </w:r>
       </w:hyperlink>
     </w:p>
-    <w:bookmarkEnd w:id="123"/>
-    <w:bookmarkStart w:id="125" w:name="ref-Wang2013"/>
+    <w:bookmarkEnd w:id="124"/>
+    <w:bookmarkStart w:id="126" w:name="ref-Wang2013"/>
     <w:p>
       <w:pPr>
         <w:pStyle w:val="Bibliography"/>
@@ -6419,7 +7205,7 @@
       <w:r>
         <w:t xml:space="preserve"> </w:t>
       </w:r>
-      <w:hyperlink r:id="rId124">
+      <w:hyperlink r:id="rId125">
         <w:r>
           <w:rPr>
             <w:rStyle w:val="Hyperlink"/>
@@ -6428,8 +7214,8 @@
         </w:r>
       </w:hyperlink>
     </w:p>
-    <w:bookmarkEnd w:id="125"/>
-    <w:bookmarkStart w:id="127" w:name="ref-Wang2009"/>
+    <w:bookmarkEnd w:id="126"/>
+    <w:bookmarkStart w:id="128" w:name="ref-Wang2009"/>
     <w:p>
       <w:pPr>
         <w:pStyle w:val="Bibliography"/>
@@ -6466,7 +7252,7 @@
       <w:r>
         <w:t xml:space="preserve"> </w:t>
       </w:r>
-      <w:hyperlink r:id="rId126">
+      <w:hyperlink r:id="rId127">
         <w:r>
           <w:rPr>
             <w:rStyle w:val="Hyperlink"/>
@@ -6475,8 +7261,8 @@
         </w:r>
       </w:hyperlink>
     </w:p>
-    <w:bookmarkEnd w:id="127"/>
-    <w:bookmarkStart w:id="128" w:name="ref-Yin2009"/>
+    <w:bookmarkEnd w:id="128"/>
+    <w:bookmarkStart w:id="129" w:name="ref-Yin2009"/>
     <w:p>
       <w:pPr>
         <w:pStyle w:val="Bibliography"/>
@@ -6505,10 +7291,10 @@
         <w:t xml:space="preserve">. Sage.</w:t>
       </w:r>
     </w:p>
-    <w:bookmarkEnd w:id="128"/>
     <w:bookmarkEnd w:id="129"/>
     <w:bookmarkEnd w:id="130"/>
     <w:bookmarkEnd w:id="131"/>
+    <w:bookmarkEnd w:id="132"/>
     <w:sectPr>
       <w:footnotePr>
         <w:numRestart w:val="eachSect"/>

--- a/OtroManuscrito.docx
+++ b/OtroManuscrito.docx
@@ -3303,7 +3303,7 @@
     <w:bookmarkEnd w:id="35"/>
     <w:bookmarkEnd w:id="36"/>
     <w:bookmarkEnd w:id="37"/>
-    <w:bookmarkStart w:id="132" w:name="results"/>
+    <w:bookmarkStart w:id="136" w:name="results"/>
     <w:p>
       <w:pPr>
         <w:pStyle w:val="Heading1"/>
@@ -4096,7 +4096,7 @@
       </w:tr>
     </w:tbl>
     <w:bookmarkEnd w:id="38"/>
-    <w:bookmarkStart w:id="131" w:name="centrality-comparison"/>
+    <w:bookmarkStart w:id="42" w:name="centrality-comparison"/>
     <w:p>
       <w:pPr>
         <w:pStyle w:val="Heading2"/>
@@ -4110,7 +4110,7 @@
         <w:pStyle w:val="FirstParagraph"/>
       </w:pPr>
       <w:r>
-        <w:t xml:space="preserve">Beyond the sparsity observed in the links between skills and programs, we note important differences in the internal structure of the national subnetworks across countries. As shown in Table 2, the skills-programs ratio per nation varies considerably, ranging from 1.63 in Uruguay to 9.25 in Ecuador. Uruguay has the smallest academic offering and the average centrality for skills in this country (0.18) was slightly higher than the average centrality for programs (0.11). In contrast, in nations like Ecuador, Brazil, and México, the skill-program ratio becomes higher.</w:t>
+        <w:t xml:space="preserve">Beyond the sparsity observed in the links between skills and programs, we note important differences in the internal structure of the national subnetworks across countries. As shown in Table 2, the skills-programs ratio per nation varies considerably, ranging from 1.813 in Costa Rica to 4.863 in Brazil. Costa Rica has the smallest academic offering and the average centrality for skills in this country (0.454) was slightly higher than the average centrality for programs (0.250). In contrast, in nations like Ecuador, Brazil, and México, the skill-program ratio becomes higher.</w:t>
       </w:r>
     </w:p>
     <w:p>
@@ -4881,8 +4881,89 @@
         </w:tc>
       </w:tr>
     </w:tbl>
-    <w:bookmarkStart w:id="130" w:name="refs"/>
-    <w:bookmarkStart w:id="40" w:name="ref-Aguillo2008"/>
+    <w:p>
+      <w:pPr>
+        <w:pStyle w:val="BodyText"/>
+      </w:pPr>
+      <w:r>
+        <w:t xml:space="preserve">Figure 2 shows the differences in normalized centrality distributions between skills and programs partitions for each nation. The figure helps us to identify a strong correlation between the network density and the size of the academic offering (r = 0.88, p &lt; 0.01). As expected, skills consistently exhibit higher centrality values than programs, suggesting they have a structural role in the regional academic landscape. This general trend shows exceptions in Costa Rica and Chile, where program diversity and smaller network size lead to a more balanced distribution between skills and program. As expected, skills instead of programs are the ones that predominantly drive the network architecture. The presence of a small set of popular skills (e.g., science, speaking) largely defines the observed structure, while a significant proportion of programs remain in peripheral or isolated positions.</w:t>
+      </w:r>
+    </w:p>
+    <w:p>
+      <w:pPr>
+        <w:pStyle w:val="CaptionedFigure"/>
+      </w:pPr>
+      <w:r>
+        <w:drawing>
+          <wp:inline>
+            <wp:extent cx="5334000" cy="2400300"/>
+            <wp:effectExtent b="0" l="0" r="0" t="0"/>
+            <wp:docPr descr="Figure 1. Normalized centrality degree across different educational levels and partitions, faceted by country." title="" id="40" name="Picture"/>
+            <a:graphic>
+              <a:graphicData uri="http://schemas.openxmlformats.org/drawingml/2006/picture">
+                <pic:pic>
+                  <pic:nvPicPr>
+                    <pic:cNvPr descr="OtroManuscrito_files/figure-docx/unnamed-chunk-3-1.png" id="41" name="Picture"/>
+                    <pic:cNvPicPr>
+                      <a:picLocks noChangeArrowheads="1" noChangeAspect="1"/>
+                    </pic:cNvPicPr>
+                  </pic:nvPicPr>
+                  <pic:blipFill>
+                    <a:blip r:embed="rId39"/>
+                    <a:stretch>
+                      <a:fillRect/>
+                    </a:stretch>
+                  </pic:blipFill>
+                  <pic:spPr bwMode="auto">
+                    <a:xfrm>
+                      <a:off x="0" y="0"/>
+                      <a:ext cx="5334000" cy="2400300"/>
+                    </a:xfrm>
+                    <a:prstGeom prst="rect">
+                      <a:avLst/>
+                    </a:prstGeom>
+                    <a:noFill/>
+                    <a:ln w="9525">
+                      <a:noFill/>
+                      <a:headEnd/>
+                      <a:tailEnd/>
+                    </a:ln>
+                  </pic:spPr>
+                </pic:pic>
+              </a:graphicData>
+            </a:graphic>
+          </wp:inline>
+        </w:drawing>
+      </w:r>
+    </w:p>
+    <w:p>
+      <w:pPr>
+        <w:pStyle w:val="ImageCaption"/>
+      </w:pPr>
+      <w:r>
+        <w:t xml:space="preserve">Figure 1. Normalized centrality degree across different educational levels and partitions, faceted by country.</w:t>
+      </w:r>
+    </w:p>
+    <w:bookmarkEnd w:id="42"/>
+    <w:bookmarkStart w:id="135" w:name="skills-centrality"/>
+    <w:p>
+      <w:pPr>
+        <w:pStyle w:val="Heading2"/>
+      </w:pPr>
+      <w:r>
+        <w:t xml:space="preserve">Skills centrality</w:t>
+      </w:r>
+    </w:p>
+    <w:p>
+      <w:pPr>
+        <w:pStyle w:val="FirstParagraph"/>
+      </w:pPr>
+      <w:r>
+        <w:t xml:space="preserve">The analysis of normalized degree centrality presented in Figure 3 shows that scientific reasoning (science) is the most popular basic skill regardless of program level or country. Along with scientific reasoning, oral communication (speaking), reading comprehension, active listening, and learning strategies rank among the top five most popular basic skills. Consequently, assessing performance of oneself, other individuals, or organizations to make improvements or take corrective action (i.e., monitoring), along with critical thinking, active learning, writing, and mathematical reasoning emerge as the least popular skills within the academic programs sampled from Latin American countries.</w:t>
+      </w:r>
+    </w:p>
+    <w:bookmarkStart w:id="134" w:name="refs"/>
+    <w:bookmarkStart w:id="44" w:name="ref-Aguillo2008"/>
     <w:p>
       <w:pPr>
         <w:pStyle w:val="Bibliography"/>
@@ -4928,7 +5009,7 @@
       <w:r>
         <w:t xml:space="preserve"> </w:t>
       </w:r>
-      <w:hyperlink r:id="rId39">
+      <w:hyperlink r:id="rId43">
         <w:r>
           <w:rPr>
             <w:rStyle w:val="Hyperlink"/>
@@ -4937,8 +5018,8 @@
         </w:r>
       </w:hyperlink>
     </w:p>
-    <w:bookmarkEnd w:id="40"/>
-    <w:bookmarkStart w:id="42" w:name="ref-alabdulkareem2018"/>
+    <w:bookmarkEnd w:id="44"/>
+    <w:bookmarkStart w:id="46" w:name="ref-alabdulkareem2018"/>
     <w:p>
       <w:pPr>
         <w:pStyle w:val="Bibliography"/>
@@ -4975,7 +5056,7 @@
       <w:r>
         <w:t xml:space="preserve"> </w:t>
       </w:r>
-      <w:hyperlink r:id="rId41">
+      <w:hyperlink r:id="rId45">
         <w:r>
           <w:rPr>
             <w:rStyle w:val="Hyperlink"/>
@@ -4984,8 +5065,8 @@
         </w:r>
       </w:hyperlink>
     </w:p>
-    <w:bookmarkEnd w:id="42"/>
-    <w:bookmarkStart w:id="44" w:name="ref-Amaral2002"/>
+    <w:bookmarkEnd w:id="46"/>
+    <w:bookmarkStart w:id="48" w:name="ref-Amaral2002"/>
     <w:p>
       <w:pPr>
         <w:pStyle w:val="Bibliography"/>
@@ -5012,7 +5093,7 @@
       <w:r>
         <w:t xml:space="preserve"> </w:t>
       </w:r>
-      <w:hyperlink r:id="rId43">
+      <w:hyperlink r:id="rId47">
         <w:r>
           <w:rPr>
             <w:rStyle w:val="Hyperlink"/>
@@ -5021,8 +5102,8 @@
         </w:r>
       </w:hyperlink>
     </w:p>
-    <w:bookmarkEnd w:id="44"/>
-    <w:bookmarkStart w:id="46" w:name="ref-Aufiero2024"/>
+    <w:bookmarkEnd w:id="48"/>
+    <w:bookmarkStart w:id="50" w:name="ref-Aufiero2024"/>
     <w:p>
       <w:pPr>
         <w:pStyle w:val="Bibliography"/>
@@ -5059,7 +5140,7 @@
       <w:r>
         <w:t xml:space="preserve"> </w:t>
       </w:r>
-      <w:hyperlink r:id="rId45">
+      <w:hyperlink r:id="rId49">
         <w:r>
           <w:rPr>
             <w:rStyle w:val="Hyperlink"/>
@@ -5068,8 +5149,8 @@
         </w:r>
       </w:hyperlink>
     </w:p>
-    <w:bookmarkEnd w:id="46"/>
-    <w:bookmarkStart w:id="48" w:name="ref-Benoit2018"/>
+    <w:bookmarkEnd w:id="50"/>
+    <w:bookmarkStart w:id="52" w:name="ref-Benoit2018"/>
     <w:p>
       <w:pPr>
         <w:pStyle w:val="Bibliography"/>
@@ -5115,7 +5196,7 @@
       <w:r>
         <w:t xml:space="preserve"> </w:t>
       </w:r>
-      <w:hyperlink r:id="rId47">
+      <w:hyperlink r:id="rId51">
         <w:r>
           <w:rPr>
             <w:rStyle w:val="Hyperlink"/>
@@ -5124,8 +5205,8 @@
         </w:r>
       </w:hyperlink>
     </w:p>
-    <w:bookmarkEnd w:id="48"/>
-    <w:bookmarkStart w:id="49" w:name="ref-Borgatti1997"/>
+    <w:bookmarkEnd w:id="52"/>
+    <w:bookmarkStart w:id="53" w:name="ref-Borgatti1997"/>
     <w:p>
       <w:pPr>
         <w:pStyle w:val="Bibliography"/>
@@ -5160,8 +5241,8 @@
         <w:t xml:space="preserve">, 243–269.</w:t>
       </w:r>
     </w:p>
-    <w:bookmarkEnd w:id="49"/>
-    <w:bookmarkStart w:id="51" w:name="ref-Borner2018"/>
+    <w:bookmarkEnd w:id="53"/>
+    <w:bookmarkStart w:id="55" w:name="ref-Borner2018"/>
     <w:p>
       <w:pPr>
         <w:pStyle w:val="Bibliography"/>
@@ -5198,7 +5279,7 @@
       <w:r>
         <w:t xml:space="preserve"> </w:t>
       </w:r>
-      <w:hyperlink r:id="rId50">
+      <w:hyperlink r:id="rId54">
         <w:r>
           <w:rPr>
             <w:rStyle w:val="Hyperlink"/>
@@ -5207,8 +5288,8 @@
         </w:r>
       </w:hyperlink>
     </w:p>
-    <w:bookmarkEnd w:id="51"/>
-    <w:bookmarkStart w:id="53" w:name="ref-Boshkoska2025"/>
+    <w:bookmarkEnd w:id="55"/>
+    <w:bookmarkStart w:id="57" w:name="ref-Boshkoska2025"/>
     <w:p>
       <w:pPr>
         <w:pStyle w:val="Bibliography"/>
@@ -5245,7 +5326,7 @@
       <w:r>
         <w:t xml:space="preserve"> </w:t>
       </w:r>
-      <w:hyperlink r:id="rId52">
+      <w:hyperlink r:id="rId56">
         <w:r>
           <w:rPr>
             <w:rStyle w:val="Hyperlink"/>
@@ -5254,8 +5335,8 @@
         </w:r>
       </w:hyperlink>
     </w:p>
-    <w:bookmarkEnd w:id="53"/>
-    <w:bookmarkStart w:id="55" w:name="ref-Butts2008"/>
+    <w:bookmarkEnd w:id="57"/>
+    <w:bookmarkStart w:id="59" w:name="ref-Butts2008"/>
     <w:p>
       <w:pPr>
         <w:pStyle w:val="Bibliography"/>
@@ -5301,7 +5382,7 @@
       <w:r>
         <w:t xml:space="preserve"> </w:t>
       </w:r>
-      <w:hyperlink r:id="rId54">
+      <w:hyperlink r:id="rId58">
         <w:r>
           <w:rPr>
             <w:rStyle w:val="Hyperlink"/>
@@ -5310,8 +5391,8 @@
         </w:r>
       </w:hyperlink>
     </w:p>
-    <w:bookmarkEnd w:id="55"/>
-    <w:bookmarkStart w:id="56" w:name="ref-Cramer2018"/>
+    <w:bookmarkEnd w:id="59"/>
+    <w:bookmarkStart w:id="60" w:name="ref-Cramer2018"/>
     <w:p>
       <w:pPr>
         <w:pStyle w:val="Bibliography"/>
@@ -5333,8 +5414,8 @@
         <w:t xml:space="preserve">. Springer.</w:t>
       </w:r>
     </w:p>
-    <w:bookmarkEnd w:id="56"/>
-    <w:bookmarkStart w:id="57" w:name="ref-Cranmer2021"/>
+    <w:bookmarkEnd w:id="60"/>
+    <w:bookmarkStart w:id="61" w:name="ref-Cranmer2021"/>
     <w:p>
       <w:pPr>
         <w:pStyle w:val="Bibliography"/>
@@ -5356,8 +5437,8 @@
         <w:t xml:space="preserve">. Cambridge University Press.</w:t>
       </w:r>
     </w:p>
-    <w:bookmarkEnd w:id="57"/>
-    <w:bookmarkStart w:id="58" w:name="ref-Csardi2006"/>
+    <w:bookmarkEnd w:id="61"/>
+    <w:bookmarkStart w:id="62" w:name="ref-Csardi2006"/>
     <w:p>
       <w:pPr>
         <w:pStyle w:val="Bibliography"/>
@@ -5401,8 +5482,8 @@
         <w:t xml:space="preserve">, 1–9.</w:t>
       </w:r>
     </w:p>
-    <w:bookmarkEnd w:id="58"/>
-    <w:bookmarkStart w:id="60" w:name="ref-Dakduk2025"/>
+    <w:bookmarkEnd w:id="62"/>
+    <w:bookmarkStart w:id="64" w:name="ref-Dakduk2025"/>
     <w:p>
       <w:pPr>
         <w:pStyle w:val="Bibliography"/>
@@ -5439,7 +5520,7 @@
       <w:r>
         <w:t xml:space="preserve"> </w:t>
       </w:r>
-      <w:hyperlink r:id="rId59">
+      <w:hyperlink r:id="rId63">
         <w:r>
           <w:rPr>
             <w:rStyle w:val="Hyperlink"/>
@@ -5448,8 +5529,8 @@
         </w:r>
       </w:hyperlink>
     </w:p>
-    <w:bookmarkEnd w:id="60"/>
-    <w:bookmarkStart w:id="62" w:name="ref-Delosrios2021"/>
+    <w:bookmarkEnd w:id="64"/>
+    <w:bookmarkStart w:id="66" w:name="ref-Delosrios2021"/>
     <w:p>
       <w:pPr>
         <w:pStyle w:val="Bibliography"/>
@@ -5486,7 +5567,7 @@
       <w:r>
         <w:t xml:space="preserve"> </w:t>
       </w:r>
-      <w:hyperlink r:id="rId61">
+      <w:hyperlink r:id="rId65">
         <w:r>
           <w:rPr>
             <w:rStyle w:val="Hyperlink"/>
@@ -5495,8 +5576,8 @@
         </w:r>
       </w:hyperlink>
     </w:p>
-    <w:bookmarkEnd w:id="62"/>
-    <w:bookmarkStart w:id="64" w:name="ref-echeverria2022"/>
+    <w:bookmarkEnd w:id="66"/>
+    <w:bookmarkStart w:id="68" w:name="ref-echeverria2022"/>
     <w:p>
       <w:pPr>
         <w:pStyle w:val="Bibliography"/>
@@ -5542,7 +5623,7 @@
       <w:r>
         <w:t xml:space="preserve"> </w:t>
       </w:r>
-      <w:hyperlink r:id="rId63">
+      <w:hyperlink r:id="rId67">
         <w:r>
           <w:rPr>
             <w:rStyle w:val="Hyperlink"/>
@@ -5551,8 +5632,8 @@
         </w:r>
       </w:hyperlink>
     </w:p>
-    <w:bookmarkEnd w:id="64"/>
-    <w:bookmarkStart w:id="66" w:name="ref-Essien2024"/>
+    <w:bookmarkEnd w:id="68"/>
+    <w:bookmarkStart w:id="70" w:name="ref-Essien2024"/>
     <w:p>
       <w:pPr>
         <w:pStyle w:val="Bibliography"/>
@@ -5598,7 +5679,7 @@
       <w:r>
         <w:t xml:space="preserve"> </w:t>
       </w:r>
-      <w:hyperlink r:id="rId65">
+      <w:hyperlink r:id="rId69">
         <w:r>
           <w:rPr>
             <w:rStyle w:val="Hyperlink"/>
@@ -5607,8 +5688,8 @@
         </w:r>
       </w:hyperlink>
     </w:p>
-    <w:bookmarkEnd w:id="66"/>
-    <w:bookmarkStart w:id="68" w:name="ref-Extance2023"/>
+    <w:bookmarkEnd w:id="70"/>
+    <w:bookmarkStart w:id="72" w:name="ref-Extance2023"/>
     <w:p>
       <w:pPr>
         <w:pStyle w:val="Bibliography"/>
@@ -5654,7 +5735,7 @@
       <w:r>
         <w:t xml:space="preserve"> </w:t>
       </w:r>
-      <w:hyperlink r:id="rId67">
+      <w:hyperlink r:id="rId71">
         <w:r>
           <w:rPr>
             <w:rStyle w:val="Hyperlink"/>
@@ -5663,8 +5744,8 @@
         </w:r>
       </w:hyperlink>
     </w:p>
-    <w:bookmarkEnd w:id="68"/>
-    <w:bookmarkStart w:id="70" w:name="ref-Fisher2025"/>
+    <w:bookmarkEnd w:id="72"/>
+    <w:bookmarkStart w:id="74" w:name="ref-Fisher2025"/>
     <w:p>
       <w:pPr>
         <w:pStyle w:val="Bibliography"/>
@@ -5701,7 +5782,7 @@
       <w:r>
         <w:t xml:space="preserve"> </w:t>
       </w:r>
-      <w:hyperlink r:id="rId69">
+      <w:hyperlink r:id="rId73">
         <w:r>
           <w:rPr>
             <w:rStyle w:val="Hyperlink"/>
@@ -5710,8 +5791,8 @@
         </w:r>
       </w:hyperlink>
     </w:p>
-    <w:bookmarkEnd w:id="70"/>
-    <w:bookmarkStart w:id="71" w:name="ref-Fuller2022"/>
+    <w:bookmarkEnd w:id="74"/>
+    <w:bookmarkStart w:id="75" w:name="ref-Fuller2022"/>
     <w:p>
       <w:pPr>
         <w:pStyle w:val="Bibliography"/>
@@ -5755,8 +5836,8 @@
         <w:t xml:space="preserve">, 1–6.</w:t>
       </w:r>
     </w:p>
-    <w:bookmarkEnd w:id="71"/>
-    <w:bookmarkStart w:id="73" w:name="ref-Gadar2018"/>
+    <w:bookmarkEnd w:id="75"/>
+    <w:bookmarkStart w:id="77" w:name="ref-Gadar2018"/>
     <w:p>
       <w:pPr>
         <w:pStyle w:val="Bibliography"/>
@@ -5793,7 +5874,7 @@
       <w:r>
         <w:t xml:space="preserve"> </w:t>
       </w:r>
-      <w:hyperlink r:id="rId72">
+      <w:hyperlink r:id="rId76">
         <w:r>
           <w:rPr>
             <w:rStyle w:val="Hyperlink"/>
@@ -5802,8 +5883,8 @@
         </w:r>
       </w:hyperlink>
     </w:p>
-    <w:bookmarkEnd w:id="73"/>
-    <w:bookmarkStart w:id="75" w:name="ref-garcia-chitiva2024"/>
+    <w:bookmarkEnd w:id="77"/>
+    <w:bookmarkStart w:id="79" w:name="ref-garcia-chitiva2024"/>
     <w:p>
       <w:pPr>
         <w:pStyle w:val="Bibliography"/>
@@ -5840,7 +5921,7 @@
       <w:r>
         <w:t xml:space="preserve"> </w:t>
       </w:r>
-      <w:hyperlink r:id="rId74">
+      <w:hyperlink r:id="rId78">
         <w:r>
           <w:rPr>
             <w:rStyle w:val="Hyperlink"/>
@@ -5849,8 +5930,8 @@
         </w:r>
       </w:hyperlink>
     </w:p>
-    <w:bookmarkEnd w:id="75"/>
-    <w:bookmarkStart w:id="76" w:name="ref-Garciachitiva2024"/>
+    <w:bookmarkEnd w:id="79"/>
+    <w:bookmarkStart w:id="80" w:name="ref-Garciachitiva2024"/>
     <w:p>
       <w:pPr>
         <w:pStyle w:val="Bibliography"/>
@@ -5887,7 +5968,7 @@
       <w:r>
         <w:t xml:space="preserve"> </w:t>
       </w:r>
-      <w:hyperlink r:id="rId74">
+      <w:hyperlink r:id="rId78">
         <w:r>
           <w:rPr>
             <w:rStyle w:val="Hyperlink"/>
@@ -5896,8 +5977,8 @@
         </w:r>
       </w:hyperlink>
     </w:p>
-    <w:bookmarkEnd w:id="76"/>
-    <w:bookmarkStart w:id="78" w:name="ref-Garcia-Chitiva2025"/>
+    <w:bookmarkEnd w:id="80"/>
+    <w:bookmarkStart w:id="82" w:name="ref-Garcia-Chitiva2025"/>
     <w:p>
       <w:pPr>
         <w:pStyle w:val="Bibliography"/>
@@ -5934,7 +6015,7 @@
       <w:r>
         <w:t xml:space="preserve"> </w:t>
       </w:r>
-      <w:hyperlink r:id="rId77">
+      <w:hyperlink r:id="rId81">
         <w:r>
           <w:rPr>
             <w:rStyle w:val="Hyperlink"/>
@@ -5943,8 +6024,8 @@
         </w:r>
       </w:hyperlink>
     </w:p>
-    <w:bookmarkEnd w:id="78"/>
-    <w:bookmarkStart w:id="79" w:name="ref-Gera2018"/>
+    <w:bookmarkEnd w:id="82"/>
+    <w:bookmarkStart w:id="83" w:name="ref-Gera2018"/>
     <w:p>
       <w:pPr>
         <w:pStyle w:val="Bibliography"/>
@@ -5978,8 +6059,8 @@
         <w:t xml:space="preserve">(pp. 23–44). Springer.</w:t>
       </w:r>
     </w:p>
-    <w:bookmarkEnd w:id="79"/>
-    <w:bookmarkStart w:id="81" w:name="ref-Guzman2013"/>
+    <w:bookmarkEnd w:id="83"/>
+    <w:bookmarkStart w:id="85" w:name="ref-Guzman2013"/>
     <w:p>
       <w:pPr>
         <w:pStyle w:val="Bibliography"/>
@@ -6016,7 +6097,7 @@
       <w:r>
         <w:t xml:space="preserve"> </w:t>
       </w:r>
-      <w:hyperlink r:id="rId80">
+      <w:hyperlink r:id="rId84">
         <w:r>
           <w:rPr>
             <w:rStyle w:val="Hyperlink"/>
@@ -6025,8 +6106,8 @@
         </w:r>
       </w:hyperlink>
     </w:p>
-    <w:bookmarkEnd w:id="81"/>
-    <w:bookmarkStart w:id="83" w:name="ref-Guzman2023"/>
+    <w:bookmarkEnd w:id="85"/>
+    <w:bookmarkStart w:id="87" w:name="ref-Guzman2023"/>
     <w:p>
       <w:pPr>
         <w:pStyle w:val="Bibliography"/>
@@ -6072,7 +6153,7 @@
       <w:r>
         <w:t xml:space="preserve"> </w:t>
       </w:r>
-      <w:hyperlink r:id="rId82">
+      <w:hyperlink r:id="rId86">
         <w:r>
           <w:rPr>
             <w:rStyle w:val="Hyperlink"/>
@@ -6081,8 +6162,8 @@
         </w:r>
       </w:hyperlink>
     </w:p>
-    <w:bookmarkEnd w:id="83"/>
-    <w:bookmarkStart w:id="85" w:name="ref-Hidalgo2009"/>
+    <w:bookmarkEnd w:id="87"/>
+    <w:bookmarkStart w:id="89" w:name="ref-Hidalgo2009"/>
     <w:p>
       <w:pPr>
         <w:pStyle w:val="Bibliography"/>
@@ -6119,7 +6200,7 @@
       <w:r>
         <w:t xml:space="preserve"> </w:t>
       </w:r>
-      <w:hyperlink r:id="rId84">
+      <w:hyperlink r:id="rId88">
         <w:r>
           <w:rPr>
             <w:rStyle w:val="Hyperlink"/>
@@ -6128,8 +6209,8 @@
         </w:r>
       </w:hyperlink>
     </w:p>
-    <w:bookmarkEnd w:id="85"/>
-    <w:bookmarkStart w:id="86" w:name="ref-Hite2001"/>
+    <w:bookmarkEnd w:id="89"/>
+    <w:bookmarkStart w:id="90" w:name="ref-Hite2001"/>
     <w:p>
       <w:pPr>
         <w:pStyle w:val="Bibliography"/>
@@ -6164,8 +6245,8 @@
         <w:t xml:space="preserve">(1), 26–55.</w:t>
       </w:r>
     </w:p>
-    <w:bookmarkEnd w:id="86"/>
-    <w:bookmarkStart w:id="88" w:name="ref-Javadian2024"/>
+    <w:bookmarkEnd w:id="90"/>
+    <w:bookmarkStart w:id="92" w:name="ref-Javadian2024"/>
     <w:p>
       <w:pPr>
         <w:pStyle w:val="Bibliography"/>
@@ -6202,7 +6283,7 @@
       <w:r>
         <w:t xml:space="preserve"> </w:t>
       </w:r>
-      <w:hyperlink r:id="rId87">
+      <w:hyperlink r:id="rId91">
         <w:r>
           <w:rPr>
             <w:rStyle w:val="Hyperlink"/>
@@ -6211,8 +6292,8 @@
         </w:r>
       </w:hyperlink>
     </w:p>
-    <w:bookmarkEnd w:id="88"/>
-    <w:bookmarkStart w:id="89" w:name="ref-Kertesz2018"/>
+    <w:bookmarkEnd w:id="92"/>
+    <w:bookmarkStart w:id="93" w:name="ref-Kertesz2018"/>
     <w:p>
       <w:pPr>
         <w:pStyle w:val="Bibliography"/>
@@ -6246,8 +6327,8 @@
         <w:t xml:space="preserve">(pp. 87–97). Springer.</w:t>
       </w:r>
     </w:p>
-    <w:bookmarkEnd w:id="89"/>
-    <w:bookmarkStart w:id="91" w:name="ref-Kevork2022"/>
+    <w:bookmarkEnd w:id="93"/>
+    <w:bookmarkStart w:id="95" w:name="ref-Kevork2022"/>
     <w:p>
       <w:pPr>
         <w:pStyle w:val="Bibliography"/>
@@ -6284,7 +6365,7 @@
       <w:r>
         <w:t xml:space="preserve"> </w:t>
       </w:r>
-      <w:hyperlink r:id="rId90">
+      <w:hyperlink r:id="rId94">
         <w:r>
           <w:rPr>
             <w:rStyle w:val="Hyperlink"/>
@@ -6293,8 +6374,8 @@
         </w:r>
       </w:hyperlink>
     </w:p>
-    <w:bookmarkEnd w:id="91"/>
-    <w:bookmarkStart w:id="93" w:name="ref-Krivitsky2023b"/>
+    <w:bookmarkEnd w:id="95"/>
+    <w:bookmarkStart w:id="97" w:name="ref-Krivitsky2023b"/>
     <w:p>
       <w:pPr>
         <w:pStyle w:val="Bibliography"/>
@@ -6331,7 +6412,7 @@
       <w:r>
         <w:t xml:space="preserve"> </w:t>
       </w:r>
-      <w:hyperlink r:id="rId92">
+      <w:hyperlink r:id="rId96">
         <w:r>
           <w:rPr>
             <w:rStyle w:val="Hyperlink"/>
@@ -6340,8 +6421,8 @@
         </w:r>
       </w:hyperlink>
     </w:p>
-    <w:bookmarkEnd w:id="93"/>
-    <w:bookmarkStart w:id="95" w:name="ref-Laverde2019"/>
+    <w:bookmarkEnd w:id="97"/>
+    <w:bookmarkStart w:id="99" w:name="ref-Laverde2019"/>
     <w:p>
       <w:pPr>
         <w:pStyle w:val="Bibliography"/>
@@ -6387,7 +6468,7 @@
       <w:r>
         <w:t xml:space="preserve"> </w:t>
       </w:r>
-      <w:hyperlink r:id="rId94">
+      <w:hyperlink r:id="rId98">
         <w:r>
           <w:rPr>
             <w:rStyle w:val="Hyperlink"/>
@@ -6396,8 +6477,8 @@
         </w:r>
       </w:hyperlink>
     </w:p>
-    <w:bookmarkEnd w:id="95"/>
-    <w:bookmarkStart w:id="96" w:name="ref-Luke2015"/>
+    <w:bookmarkEnd w:id="99"/>
+    <w:bookmarkStart w:id="100" w:name="ref-Luke2015"/>
     <w:p>
       <w:pPr>
         <w:pStyle w:val="Bibliography"/>
@@ -6419,8 +6500,8 @@
         <w:t xml:space="preserve">. Springer.</w:t>
       </w:r>
     </w:p>
-    <w:bookmarkEnd w:id="96"/>
-    <w:bookmarkStart w:id="97" w:name="ref-Lusher2013"/>
+    <w:bookmarkEnd w:id="100"/>
+    <w:bookmarkStart w:id="101" w:name="ref-Lusher2013"/>
     <w:p>
       <w:pPr>
         <w:pStyle w:val="Bibliography"/>
@@ -6442,8 +6523,8 @@
         <w:t xml:space="preserve">. Cambridge University Press.</w:t>
       </w:r>
     </w:p>
-    <w:bookmarkEnd w:id="97"/>
-    <w:bookmarkStart w:id="99" w:name="ref-Marchionni2019"/>
+    <w:bookmarkEnd w:id="101"/>
+    <w:bookmarkStart w:id="103" w:name="ref-Marchionni2019"/>
     <w:p>
       <w:pPr>
         <w:pStyle w:val="Bibliography"/>
@@ -6480,7 +6561,7 @@
       <w:r>
         <w:t xml:space="preserve"> </w:t>
       </w:r>
-      <w:hyperlink r:id="rId98">
+      <w:hyperlink r:id="rId102">
         <w:r>
           <w:rPr>
             <w:rStyle w:val="Hyperlink"/>
@@ -6489,8 +6570,8 @@
         </w:r>
       </w:hyperlink>
     </w:p>
-    <w:bookmarkEnd w:id="99"/>
-    <w:bookmarkStart w:id="101" w:name="ref-Martinez2015"/>
+    <w:bookmarkEnd w:id="103"/>
+    <w:bookmarkStart w:id="105" w:name="ref-Martinez2015"/>
     <w:p>
       <w:pPr>
         <w:pStyle w:val="Bibliography"/>
@@ -6536,7 +6617,7 @@
       <w:r>
         <w:t xml:space="preserve"> </w:t>
       </w:r>
-      <w:hyperlink r:id="rId100">
+      <w:hyperlink r:id="rId104">
         <w:r>
           <w:rPr>
             <w:rStyle w:val="Hyperlink"/>
@@ -6545,8 +6626,8 @@
         </w:r>
       </w:hyperlink>
     </w:p>
-    <w:bookmarkEnd w:id="101"/>
-    <w:bookmarkStart w:id="103" w:name="ref-Medina2019"/>
+    <w:bookmarkEnd w:id="105"/>
+    <w:bookmarkStart w:id="107" w:name="ref-Medina2019"/>
     <w:p>
       <w:pPr>
         <w:pStyle w:val="Bibliography"/>
@@ -6583,7 +6664,7 @@
       <w:r>
         <w:t xml:space="preserve"> </w:t>
       </w:r>
-      <w:hyperlink r:id="rId102">
+      <w:hyperlink r:id="rId106">
         <w:r>
           <w:rPr>
             <w:rStyle w:val="Hyperlink"/>
@@ -6592,8 +6673,8 @@
         </w:r>
       </w:hyperlink>
     </w:p>
-    <w:bookmarkEnd w:id="103"/>
-    <w:bookmarkStart w:id="105" w:name="ref-Mendoza2020"/>
+    <w:bookmarkEnd w:id="107"/>
+    <w:bookmarkStart w:id="109" w:name="ref-Mendoza2020"/>
     <w:p>
       <w:pPr>
         <w:pStyle w:val="Bibliography"/>
@@ -6639,7 +6720,7 @@
       <w:r>
         <w:t xml:space="preserve"> </w:t>
       </w:r>
-      <w:hyperlink r:id="rId104">
+      <w:hyperlink r:id="rId108">
         <w:r>
           <w:rPr>
             <w:rStyle w:val="Hyperlink"/>
@@ -6648,8 +6729,8 @@
         </w:r>
       </w:hyperlink>
     </w:p>
-    <w:bookmarkEnd w:id="105"/>
-    <w:bookmarkStart w:id="107" w:name="ref-Milian2018"/>
+    <w:bookmarkEnd w:id="109"/>
+    <w:bookmarkStart w:id="111" w:name="ref-Milian2018"/>
     <w:p>
       <w:pPr>
         <w:pStyle w:val="Bibliography"/>
@@ -6698,7 +6779,7 @@
       <w:r>
         <w:t xml:space="preserve"> </w:t>
       </w:r>
-      <w:hyperlink r:id="rId106">
+      <w:hyperlink r:id="rId110">
         <w:r>
           <w:rPr>
             <w:rStyle w:val="Hyperlink"/>
@@ -6707,8 +6788,8 @@
         </w:r>
       </w:hyperlink>
     </w:p>
-    <w:bookmarkEnd w:id="107"/>
-    <w:bookmarkStart w:id="109" w:name="ref-ONET2022"/>
+    <w:bookmarkEnd w:id="111"/>
+    <w:bookmarkStart w:id="113" w:name="ref-ONET2022"/>
     <w:p>
       <w:pPr>
         <w:pStyle w:val="Bibliography"/>
@@ -6732,7 +6813,7 @@
       <w:r>
         <w:t xml:space="preserve"> </w:t>
       </w:r>
-      <w:hyperlink r:id="rId108">
+      <w:hyperlink r:id="rId112">
         <w:r>
           <w:rPr>
             <w:rStyle w:val="Hyperlink"/>
@@ -6741,8 +6822,8 @@
         </w:r>
       </w:hyperlink>
     </w:p>
-    <w:bookmarkEnd w:id="109"/>
-    <w:bookmarkStart w:id="111" w:name="ref-Opsahl2013"/>
+    <w:bookmarkEnd w:id="113"/>
+    <w:bookmarkStart w:id="115" w:name="ref-Opsahl2013"/>
     <w:p>
       <w:pPr>
         <w:pStyle w:val="Bibliography"/>
@@ -6779,7 +6860,7 @@
       <w:r>
         <w:t xml:space="preserve"> </w:t>
       </w:r>
-      <w:hyperlink r:id="rId110">
+      <w:hyperlink r:id="rId114">
         <w:r>
           <w:rPr>
             <w:rStyle w:val="Hyperlink"/>
@@ -6788,8 +6869,8 @@
         </w:r>
       </w:hyperlink>
     </w:p>
-    <w:bookmarkEnd w:id="111"/>
-    <w:bookmarkStart w:id="112" w:name="ref-Panagakou2018"/>
+    <w:bookmarkEnd w:id="115"/>
+    <w:bookmarkStart w:id="116" w:name="ref-Panagakou2018"/>
     <w:p>
       <w:pPr>
         <w:pStyle w:val="Bibliography"/>
@@ -6823,8 +6904,8 @@
         <w:t xml:space="preserve">(pp. 71–85). Springer.</w:t>
       </w:r>
     </w:p>
-    <w:bookmarkEnd w:id="112"/>
-    <w:bookmarkStart w:id="113" w:name="ref-Peterson2001"/>
+    <w:bookmarkEnd w:id="116"/>
+    <w:bookmarkStart w:id="117" w:name="ref-Peterson2001"/>
     <w:p>
       <w:pPr>
         <w:pStyle w:val="Bibliography"/>
@@ -6868,8 +6949,8 @@
         <w:t xml:space="preserve">(2), 451–492.</w:t>
       </w:r>
     </w:p>
-    <w:bookmarkEnd w:id="113"/>
-    <w:bookmarkStart w:id="115" w:name="ref-pizarro2017"/>
+    <w:bookmarkEnd w:id="117"/>
+    <w:bookmarkStart w:id="119" w:name="ref-pizarro2017"/>
     <w:p>
       <w:pPr>
         <w:pStyle w:val="Bibliography"/>
@@ -6915,7 +6996,7 @@
       <w:r>
         <w:t xml:space="preserve"> </w:t>
       </w:r>
-      <w:hyperlink r:id="rId114">
+      <w:hyperlink r:id="rId118">
         <w:r>
           <w:rPr>
             <w:rStyle w:val="Hyperlink"/>
@@ -6924,8 +7005,8 @@
         </w:r>
       </w:hyperlink>
     </w:p>
-    <w:bookmarkEnd w:id="115"/>
-    <w:bookmarkStart w:id="116" w:name="ref-Porter2018"/>
+    <w:bookmarkEnd w:id="119"/>
+    <w:bookmarkStart w:id="120" w:name="ref-Porter2018"/>
     <w:p>
       <w:pPr>
         <w:pStyle w:val="Bibliography"/>
@@ -6959,8 +7040,8 @@
         <w:t xml:space="preserve">(pp. 3–44). Springer.</w:t>
       </w:r>
     </w:p>
-    <w:bookmarkEnd w:id="116"/>
-    <w:bookmarkStart w:id="117" w:name="ref-Sayama2018"/>
+    <w:bookmarkEnd w:id="120"/>
+    <w:bookmarkStart w:id="121" w:name="ref-Sayama2018"/>
     <w:p>
       <w:pPr>
         <w:pStyle w:val="Bibliography"/>
@@ -6985,8 +7066,8 @@
         <w:t xml:space="preserve">(pp. 101–116). Springer.</w:t>
       </w:r>
     </w:p>
-    <w:bookmarkEnd w:id="117"/>
-    <w:bookmarkStart w:id="118" w:name="ref-Scheerens2020"/>
+    <w:bookmarkEnd w:id="121"/>
+    <w:bookmarkStart w:id="122" w:name="ref-Scheerens2020"/>
     <w:p>
       <w:pPr>
         <w:pStyle w:val="Bibliography"/>
@@ -7008,8 +7089,8 @@
         <w:t xml:space="preserve">. Springer.</w:t>
       </w:r>
     </w:p>
-    <w:bookmarkEnd w:id="118"/>
-    <w:bookmarkStart w:id="120" w:name="ref-Torres2002"/>
+    <w:bookmarkEnd w:id="122"/>
+    <w:bookmarkStart w:id="124" w:name="ref-Torres2002"/>
     <w:p>
       <w:pPr>
         <w:pStyle w:val="Bibliography"/>
@@ -7055,7 +7136,7 @@
       <w:r>
         <w:t xml:space="preserve"> </w:t>
       </w:r>
-      <w:hyperlink r:id="rId119">
+      <w:hyperlink r:id="rId123">
         <w:r>
           <w:rPr>
             <w:rStyle w:val="Hyperlink"/>
@@ -7064,8 +7145,8 @@
         </w:r>
       </w:hyperlink>
     </w:p>
-    <w:bookmarkEnd w:id="120"/>
-    <w:bookmarkStart w:id="122" w:name="ref-Udartseva2024106"/>
+    <w:bookmarkEnd w:id="124"/>
+    <w:bookmarkStart w:id="126" w:name="ref-Udartseva2024106"/>
     <w:p>
       <w:pPr>
         <w:pStyle w:val="Bibliography"/>
@@ -7102,7 +7183,7 @@
       <w:r>
         <w:t xml:space="preserve"> </w:t>
       </w:r>
-      <w:hyperlink r:id="rId121">
+      <w:hyperlink r:id="rId125">
         <w:r>
           <w:rPr>
             <w:rStyle w:val="Hyperlink"/>
@@ -7111,8 +7192,8 @@
         </w:r>
       </w:hyperlink>
     </w:p>
-    <w:bookmarkEnd w:id="122"/>
-    <w:bookmarkStart w:id="124" w:name="ref-Vista2020"/>
+    <w:bookmarkEnd w:id="126"/>
+    <w:bookmarkStart w:id="128" w:name="ref-Vista2020"/>
     <w:p>
       <w:pPr>
         <w:pStyle w:val="Bibliography"/>
@@ -7158,7 +7239,7 @@
       <w:r>
         <w:t xml:space="preserve"> </w:t>
       </w:r>
-      <w:hyperlink r:id="rId123">
+      <w:hyperlink r:id="rId127">
         <w:r>
           <w:rPr>
             <w:rStyle w:val="Hyperlink"/>
@@ -7167,8 +7248,8 @@
         </w:r>
       </w:hyperlink>
     </w:p>
-    <w:bookmarkEnd w:id="124"/>
-    <w:bookmarkStart w:id="126" w:name="ref-Wang2013"/>
+    <w:bookmarkEnd w:id="128"/>
+    <w:bookmarkStart w:id="130" w:name="ref-Wang2013"/>
     <w:p>
       <w:pPr>
         <w:pStyle w:val="Bibliography"/>
@@ -7205,7 +7286,7 @@
       <w:r>
         <w:t xml:space="preserve"> </w:t>
       </w:r>
-      <w:hyperlink r:id="rId125">
+      <w:hyperlink r:id="rId129">
         <w:r>
           <w:rPr>
             <w:rStyle w:val="Hyperlink"/>
@@ -7214,8 +7295,8 @@
         </w:r>
       </w:hyperlink>
     </w:p>
-    <w:bookmarkEnd w:id="126"/>
-    <w:bookmarkStart w:id="128" w:name="ref-Wang2009"/>
+    <w:bookmarkEnd w:id="130"/>
+    <w:bookmarkStart w:id="132" w:name="ref-Wang2009"/>
     <w:p>
       <w:pPr>
         <w:pStyle w:val="Bibliography"/>
@@ -7252,7 +7333,7 @@
       <w:r>
         <w:t xml:space="preserve"> </w:t>
       </w:r>
-      <w:hyperlink r:id="rId127">
+      <w:hyperlink r:id="rId131">
         <w:r>
           <w:rPr>
             <w:rStyle w:val="Hyperlink"/>
@@ -7261,8 +7342,8 @@
         </w:r>
       </w:hyperlink>
     </w:p>
-    <w:bookmarkEnd w:id="128"/>
-    <w:bookmarkStart w:id="129" w:name="ref-Yin2009"/>
+    <w:bookmarkEnd w:id="132"/>
+    <w:bookmarkStart w:id="133" w:name="ref-Yin2009"/>
     <w:p>
       <w:pPr>
         <w:pStyle w:val="Bibliography"/>
@@ -7291,10 +7372,10 @@
         <w:t xml:space="preserve">. Sage.</w:t>
       </w:r>
     </w:p>
-    <w:bookmarkEnd w:id="129"/>
-    <w:bookmarkEnd w:id="130"/>
-    <w:bookmarkEnd w:id="131"/>
-    <w:bookmarkEnd w:id="132"/>
+    <w:bookmarkEnd w:id="133"/>
+    <w:bookmarkEnd w:id="134"/>
+    <w:bookmarkEnd w:id="135"/>
+    <w:bookmarkEnd w:id="136"/>
     <w:sectPr>
       <w:footnotePr>
         <w:numRestart w:val="eachSect"/>

--- a/OtroManuscrito.docx
+++ b/OtroManuscrito.docx
@@ -3303,7 +3303,7 @@
     <w:bookmarkEnd w:id="35"/>
     <w:bookmarkEnd w:id="36"/>
     <w:bookmarkEnd w:id="37"/>
-    <w:bookmarkStart w:id="136" w:name="results"/>
+    <w:bookmarkStart w:id="139" w:name="results"/>
     <w:p>
       <w:pPr>
         <w:pStyle w:val="Heading1"/>
@@ -4945,7 +4945,7 @@
       </w:r>
     </w:p>
     <w:bookmarkEnd w:id="42"/>
-    <w:bookmarkStart w:id="135" w:name="skills-centrality"/>
+    <w:bookmarkStart w:id="138" w:name="skills-centrality"/>
     <w:p>
       <w:pPr>
         <w:pStyle w:val="Heading2"/>
@@ -4962,8 +4962,63 @@
         <w:t xml:space="preserve">The analysis of normalized degree centrality presented in Figure 3 shows that scientific reasoning (science) is the most popular basic skill regardless of program level or country. Along with scientific reasoning, oral communication (speaking), reading comprehension, active listening, and learning strategies rank among the top five most popular basic skills. Consequently, assessing performance of oneself, other individuals, or organizations to make improvements or take corrective action (i.e., monitoring), along with critical thinking, active learning, writing, and mathematical reasoning emerge as the least popular skills within the academic programs sampled from Latin American countries.</w:t>
       </w:r>
     </w:p>
-    <w:bookmarkStart w:id="134" w:name="refs"/>
-    <w:bookmarkStart w:id="44" w:name="ref-Aguillo2008"/>
+    <w:p>
+      <w:pPr>
+        <w:pStyle w:val="CaptionedFigure"/>
+      </w:pPr>
+      <w:r>
+        <w:drawing>
+          <wp:inline>
+            <wp:extent cx="5334000" cy="2400300"/>
+            <wp:effectExtent b="0" l="0" r="0" t="0"/>
+            <wp:docPr descr="Figure 1. Normalized centrality degree across different educational levels and partitions, faceted by country." title="" id="44" name="Picture"/>
+            <a:graphic>
+              <a:graphicData uri="http://schemas.openxmlformats.org/drawingml/2006/picture">
+                <pic:pic>
+                  <pic:nvPicPr>
+                    <pic:cNvPr descr="OtroManuscrito_files/figure-docx/unnamed-chunk-4-1.png" id="45" name="Picture"/>
+                    <pic:cNvPicPr>
+                      <a:picLocks noChangeArrowheads="1" noChangeAspect="1"/>
+                    </pic:cNvPicPr>
+                  </pic:nvPicPr>
+                  <pic:blipFill>
+                    <a:blip r:embed="rId43"/>
+                    <a:stretch>
+                      <a:fillRect/>
+                    </a:stretch>
+                  </pic:blipFill>
+                  <pic:spPr bwMode="auto">
+                    <a:xfrm>
+                      <a:off x="0" y="0"/>
+                      <a:ext cx="5334000" cy="2400300"/>
+                    </a:xfrm>
+                    <a:prstGeom prst="rect">
+                      <a:avLst/>
+                    </a:prstGeom>
+                    <a:noFill/>
+                    <a:ln w="9525">
+                      <a:noFill/>
+                      <a:headEnd/>
+                      <a:tailEnd/>
+                    </a:ln>
+                  </pic:spPr>
+                </pic:pic>
+              </a:graphicData>
+            </a:graphic>
+          </wp:inline>
+        </w:drawing>
+      </w:r>
+    </w:p>
+    <w:p>
+      <w:pPr>
+        <w:pStyle w:val="ImageCaption"/>
+      </w:pPr>
+      <w:r>
+        <w:t xml:space="preserve">Figure 1. Normalized centrality degree across different educational levels and partitions, faceted by country.</w:t>
+      </w:r>
+    </w:p>
+    <w:bookmarkStart w:id="137" w:name="refs"/>
+    <w:bookmarkStart w:id="47" w:name="ref-Aguillo2008"/>
     <w:p>
       <w:pPr>
         <w:pStyle w:val="Bibliography"/>
@@ -5009,7 +5064,7 @@
       <w:r>
         <w:t xml:space="preserve"> </w:t>
       </w:r>
-      <w:hyperlink r:id="rId43">
+      <w:hyperlink r:id="rId46">
         <w:r>
           <w:rPr>
             <w:rStyle w:val="Hyperlink"/>
@@ -5018,8 +5073,8 @@
         </w:r>
       </w:hyperlink>
     </w:p>
-    <w:bookmarkEnd w:id="44"/>
-    <w:bookmarkStart w:id="46" w:name="ref-alabdulkareem2018"/>
+    <w:bookmarkEnd w:id="47"/>
+    <w:bookmarkStart w:id="49" w:name="ref-alabdulkareem2018"/>
     <w:p>
       <w:pPr>
         <w:pStyle w:val="Bibliography"/>
@@ -5056,7 +5111,7 @@
       <w:r>
         <w:t xml:space="preserve"> </w:t>
       </w:r>
-      <w:hyperlink r:id="rId45">
+      <w:hyperlink r:id="rId48">
         <w:r>
           <w:rPr>
             <w:rStyle w:val="Hyperlink"/>
@@ -5065,8 +5120,8 @@
         </w:r>
       </w:hyperlink>
     </w:p>
-    <w:bookmarkEnd w:id="46"/>
-    <w:bookmarkStart w:id="48" w:name="ref-Amaral2002"/>
+    <w:bookmarkEnd w:id="49"/>
+    <w:bookmarkStart w:id="51" w:name="ref-Amaral2002"/>
     <w:p>
       <w:pPr>
         <w:pStyle w:val="Bibliography"/>
@@ -5093,7 +5148,7 @@
       <w:r>
         <w:t xml:space="preserve"> </w:t>
       </w:r>
-      <w:hyperlink r:id="rId47">
+      <w:hyperlink r:id="rId50">
         <w:r>
           <w:rPr>
             <w:rStyle w:val="Hyperlink"/>
@@ -5102,8 +5157,8 @@
         </w:r>
       </w:hyperlink>
     </w:p>
-    <w:bookmarkEnd w:id="48"/>
-    <w:bookmarkStart w:id="50" w:name="ref-Aufiero2024"/>
+    <w:bookmarkEnd w:id="51"/>
+    <w:bookmarkStart w:id="53" w:name="ref-Aufiero2024"/>
     <w:p>
       <w:pPr>
         <w:pStyle w:val="Bibliography"/>
@@ -5140,7 +5195,7 @@
       <w:r>
         <w:t xml:space="preserve"> </w:t>
       </w:r>
-      <w:hyperlink r:id="rId49">
+      <w:hyperlink r:id="rId52">
         <w:r>
           <w:rPr>
             <w:rStyle w:val="Hyperlink"/>
@@ -5149,8 +5204,8 @@
         </w:r>
       </w:hyperlink>
     </w:p>
-    <w:bookmarkEnd w:id="50"/>
-    <w:bookmarkStart w:id="52" w:name="ref-Benoit2018"/>
+    <w:bookmarkEnd w:id="53"/>
+    <w:bookmarkStart w:id="55" w:name="ref-Benoit2018"/>
     <w:p>
       <w:pPr>
         <w:pStyle w:val="Bibliography"/>
@@ -5196,7 +5251,7 @@
       <w:r>
         <w:t xml:space="preserve"> </w:t>
       </w:r>
-      <w:hyperlink r:id="rId51">
+      <w:hyperlink r:id="rId54">
         <w:r>
           <w:rPr>
             <w:rStyle w:val="Hyperlink"/>
@@ -5205,8 +5260,8 @@
         </w:r>
       </w:hyperlink>
     </w:p>
-    <w:bookmarkEnd w:id="52"/>
-    <w:bookmarkStart w:id="53" w:name="ref-Borgatti1997"/>
+    <w:bookmarkEnd w:id="55"/>
+    <w:bookmarkStart w:id="56" w:name="ref-Borgatti1997"/>
     <w:p>
       <w:pPr>
         <w:pStyle w:val="Bibliography"/>
@@ -5241,8 +5296,8 @@
         <w:t xml:space="preserve">, 243–269.</w:t>
       </w:r>
     </w:p>
-    <w:bookmarkEnd w:id="53"/>
-    <w:bookmarkStart w:id="55" w:name="ref-Borner2018"/>
+    <w:bookmarkEnd w:id="56"/>
+    <w:bookmarkStart w:id="58" w:name="ref-Borner2018"/>
     <w:p>
       <w:pPr>
         <w:pStyle w:val="Bibliography"/>
@@ -5279,7 +5334,7 @@
       <w:r>
         <w:t xml:space="preserve"> </w:t>
       </w:r>
-      <w:hyperlink r:id="rId54">
+      <w:hyperlink r:id="rId57">
         <w:r>
           <w:rPr>
             <w:rStyle w:val="Hyperlink"/>
@@ -5288,8 +5343,8 @@
         </w:r>
       </w:hyperlink>
     </w:p>
-    <w:bookmarkEnd w:id="55"/>
-    <w:bookmarkStart w:id="57" w:name="ref-Boshkoska2025"/>
+    <w:bookmarkEnd w:id="58"/>
+    <w:bookmarkStart w:id="60" w:name="ref-Boshkoska2025"/>
     <w:p>
       <w:pPr>
         <w:pStyle w:val="Bibliography"/>
@@ -5326,7 +5381,7 @@
       <w:r>
         <w:t xml:space="preserve"> </w:t>
       </w:r>
-      <w:hyperlink r:id="rId56">
+      <w:hyperlink r:id="rId59">
         <w:r>
           <w:rPr>
             <w:rStyle w:val="Hyperlink"/>
@@ -5335,8 +5390,8 @@
         </w:r>
       </w:hyperlink>
     </w:p>
-    <w:bookmarkEnd w:id="57"/>
-    <w:bookmarkStart w:id="59" w:name="ref-Butts2008"/>
+    <w:bookmarkEnd w:id="60"/>
+    <w:bookmarkStart w:id="62" w:name="ref-Butts2008"/>
     <w:p>
       <w:pPr>
         <w:pStyle w:val="Bibliography"/>
@@ -5382,7 +5437,7 @@
       <w:r>
         <w:t xml:space="preserve"> </w:t>
       </w:r>
-      <w:hyperlink r:id="rId58">
+      <w:hyperlink r:id="rId61">
         <w:r>
           <w:rPr>
             <w:rStyle w:val="Hyperlink"/>
@@ -5391,8 +5446,8 @@
         </w:r>
       </w:hyperlink>
     </w:p>
-    <w:bookmarkEnd w:id="59"/>
-    <w:bookmarkStart w:id="60" w:name="ref-Cramer2018"/>
+    <w:bookmarkEnd w:id="62"/>
+    <w:bookmarkStart w:id="63" w:name="ref-Cramer2018"/>
     <w:p>
       <w:pPr>
         <w:pStyle w:val="Bibliography"/>
@@ -5414,8 +5469,8 @@
         <w:t xml:space="preserve">. Springer.</w:t>
       </w:r>
     </w:p>
-    <w:bookmarkEnd w:id="60"/>
-    <w:bookmarkStart w:id="61" w:name="ref-Cranmer2021"/>
+    <w:bookmarkEnd w:id="63"/>
+    <w:bookmarkStart w:id="64" w:name="ref-Cranmer2021"/>
     <w:p>
       <w:pPr>
         <w:pStyle w:val="Bibliography"/>
@@ -5437,8 +5492,8 @@
         <w:t xml:space="preserve">. Cambridge University Press.</w:t>
       </w:r>
     </w:p>
-    <w:bookmarkEnd w:id="61"/>
-    <w:bookmarkStart w:id="62" w:name="ref-Csardi2006"/>
+    <w:bookmarkEnd w:id="64"/>
+    <w:bookmarkStart w:id="65" w:name="ref-Csardi2006"/>
     <w:p>
       <w:pPr>
         <w:pStyle w:val="Bibliography"/>
@@ -5482,8 +5537,8 @@
         <w:t xml:space="preserve">, 1–9.</w:t>
       </w:r>
     </w:p>
-    <w:bookmarkEnd w:id="62"/>
-    <w:bookmarkStart w:id="64" w:name="ref-Dakduk2025"/>
+    <w:bookmarkEnd w:id="65"/>
+    <w:bookmarkStart w:id="67" w:name="ref-Dakduk2025"/>
     <w:p>
       <w:pPr>
         <w:pStyle w:val="Bibliography"/>
@@ -5520,7 +5575,7 @@
       <w:r>
         <w:t xml:space="preserve"> </w:t>
       </w:r>
-      <w:hyperlink r:id="rId63">
+      <w:hyperlink r:id="rId66">
         <w:r>
           <w:rPr>
             <w:rStyle w:val="Hyperlink"/>
@@ -5529,8 +5584,8 @@
         </w:r>
       </w:hyperlink>
     </w:p>
-    <w:bookmarkEnd w:id="64"/>
-    <w:bookmarkStart w:id="66" w:name="ref-Delosrios2021"/>
+    <w:bookmarkEnd w:id="67"/>
+    <w:bookmarkStart w:id="69" w:name="ref-Delosrios2021"/>
     <w:p>
       <w:pPr>
         <w:pStyle w:val="Bibliography"/>
@@ -5567,7 +5622,7 @@
       <w:r>
         <w:t xml:space="preserve"> </w:t>
       </w:r>
-      <w:hyperlink r:id="rId65">
+      <w:hyperlink r:id="rId68">
         <w:r>
           <w:rPr>
             <w:rStyle w:val="Hyperlink"/>
@@ -5576,8 +5631,8 @@
         </w:r>
       </w:hyperlink>
     </w:p>
-    <w:bookmarkEnd w:id="66"/>
-    <w:bookmarkStart w:id="68" w:name="ref-echeverria2022"/>
+    <w:bookmarkEnd w:id="69"/>
+    <w:bookmarkStart w:id="71" w:name="ref-echeverria2022"/>
     <w:p>
       <w:pPr>
         <w:pStyle w:val="Bibliography"/>
@@ -5623,7 +5678,7 @@
       <w:r>
         <w:t xml:space="preserve"> </w:t>
       </w:r>
-      <w:hyperlink r:id="rId67">
+      <w:hyperlink r:id="rId70">
         <w:r>
           <w:rPr>
             <w:rStyle w:val="Hyperlink"/>
@@ -5632,8 +5687,8 @@
         </w:r>
       </w:hyperlink>
     </w:p>
-    <w:bookmarkEnd w:id="68"/>
-    <w:bookmarkStart w:id="70" w:name="ref-Essien2024"/>
+    <w:bookmarkEnd w:id="71"/>
+    <w:bookmarkStart w:id="73" w:name="ref-Essien2024"/>
     <w:p>
       <w:pPr>
         <w:pStyle w:val="Bibliography"/>
@@ -5679,7 +5734,7 @@
       <w:r>
         <w:t xml:space="preserve"> </w:t>
       </w:r>
-      <w:hyperlink r:id="rId69">
+      <w:hyperlink r:id="rId72">
         <w:r>
           <w:rPr>
             <w:rStyle w:val="Hyperlink"/>
@@ -5688,8 +5743,8 @@
         </w:r>
       </w:hyperlink>
     </w:p>
-    <w:bookmarkEnd w:id="70"/>
-    <w:bookmarkStart w:id="72" w:name="ref-Extance2023"/>
+    <w:bookmarkEnd w:id="73"/>
+    <w:bookmarkStart w:id="75" w:name="ref-Extance2023"/>
     <w:p>
       <w:pPr>
         <w:pStyle w:val="Bibliography"/>
@@ -5735,7 +5790,7 @@
       <w:r>
         <w:t xml:space="preserve"> </w:t>
       </w:r>
-      <w:hyperlink r:id="rId71">
+      <w:hyperlink r:id="rId74">
         <w:r>
           <w:rPr>
             <w:rStyle w:val="Hyperlink"/>
@@ -5744,8 +5799,8 @@
         </w:r>
       </w:hyperlink>
     </w:p>
-    <w:bookmarkEnd w:id="72"/>
-    <w:bookmarkStart w:id="74" w:name="ref-Fisher2025"/>
+    <w:bookmarkEnd w:id="75"/>
+    <w:bookmarkStart w:id="77" w:name="ref-Fisher2025"/>
     <w:p>
       <w:pPr>
         <w:pStyle w:val="Bibliography"/>
@@ -5782,7 +5837,7 @@
       <w:r>
         <w:t xml:space="preserve"> </w:t>
       </w:r>
-      <w:hyperlink r:id="rId73">
+      <w:hyperlink r:id="rId76">
         <w:r>
           <w:rPr>
             <w:rStyle w:val="Hyperlink"/>
@@ -5791,8 +5846,8 @@
         </w:r>
       </w:hyperlink>
     </w:p>
-    <w:bookmarkEnd w:id="74"/>
-    <w:bookmarkStart w:id="75" w:name="ref-Fuller2022"/>
+    <w:bookmarkEnd w:id="77"/>
+    <w:bookmarkStart w:id="78" w:name="ref-Fuller2022"/>
     <w:p>
       <w:pPr>
         <w:pStyle w:val="Bibliography"/>
@@ -5836,8 +5891,8 @@
         <w:t xml:space="preserve">, 1–6.</w:t>
       </w:r>
     </w:p>
-    <w:bookmarkEnd w:id="75"/>
-    <w:bookmarkStart w:id="77" w:name="ref-Gadar2018"/>
+    <w:bookmarkEnd w:id="78"/>
+    <w:bookmarkStart w:id="80" w:name="ref-Gadar2018"/>
     <w:p>
       <w:pPr>
         <w:pStyle w:val="Bibliography"/>
@@ -5874,7 +5929,7 @@
       <w:r>
         <w:t xml:space="preserve"> </w:t>
       </w:r>
-      <w:hyperlink r:id="rId76">
+      <w:hyperlink r:id="rId79">
         <w:r>
           <w:rPr>
             <w:rStyle w:val="Hyperlink"/>
@@ -5883,8 +5938,8 @@
         </w:r>
       </w:hyperlink>
     </w:p>
-    <w:bookmarkEnd w:id="77"/>
-    <w:bookmarkStart w:id="79" w:name="ref-garcia-chitiva2024"/>
+    <w:bookmarkEnd w:id="80"/>
+    <w:bookmarkStart w:id="82" w:name="ref-garcia-chitiva2024"/>
     <w:p>
       <w:pPr>
         <w:pStyle w:val="Bibliography"/>
@@ -5921,7 +5976,7 @@
       <w:r>
         <w:t xml:space="preserve"> </w:t>
       </w:r>
-      <w:hyperlink r:id="rId78">
+      <w:hyperlink r:id="rId81">
         <w:r>
           <w:rPr>
             <w:rStyle w:val="Hyperlink"/>
@@ -5930,8 +5985,8 @@
         </w:r>
       </w:hyperlink>
     </w:p>
-    <w:bookmarkEnd w:id="79"/>
-    <w:bookmarkStart w:id="80" w:name="ref-Garciachitiva2024"/>
+    <w:bookmarkEnd w:id="82"/>
+    <w:bookmarkStart w:id="83" w:name="ref-Garciachitiva2024"/>
     <w:p>
       <w:pPr>
         <w:pStyle w:val="Bibliography"/>
@@ -5968,7 +6023,7 @@
       <w:r>
         <w:t xml:space="preserve"> </w:t>
       </w:r>
-      <w:hyperlink r:id="rId78">
+      <w:hyperlink r:id="rId81">
         <w:r>
           <w:rPr>
             <w:rStyle w:val="Hyperlink"/>
@@ -5977,8 +6032,8 @@
         </w:r>
       </w:hyperlink>
     </w:p>
-    <w:bookmarkEnd w:id="80"/>
-    <w:bookmarkStart w:id="82" w:name="ref-Garcia-Chitiva2025"/>
+    <w:bookmarkEnd w:id="83"/>
+    <w:bookmarkStart w:id="85" w:name="ref-Garcia-Chitiva2025"/>
     <w:p>
       <w:pPr>
         <w:pStyle w:val="Bibliography"/>
@@ -6015,7 +6070,7 @@
       <w:r>
         <w:t xml:space="preserve"> </w:t>
       </w:r>
-      <w:hyperlink r:id="rId81">
+      <w:hyperlink r:id="rId84">
         <w:r>
           <w:rPr>
             <w:rStyle w:val="Hyperlink"/>
@@ -6024,8 +6079,8 @@
         </w:r>
       </w:hyperlink>
     </w:p>
-    <w:bookmarkEnd w:id="82"/>
-    <w:bookmarkStart w:id="83" w:name="ref-Gera2018"/>
+    <w:bookmarkEnd w:id="85"/>
+    <w:bookmarkStart w:id="86" w:name="ref-Gera2018"/>
     <w:p>
       <w:pPr>
         <w:pStyle w:val="Bibliography"/>
@@ -6059,8 +6114,8 @@
         <w:t xml:space="preserve">(pp. 23–44). Springer.</w:t>
       </w:r>
     </w:p>
-    <w:bookmarkEnd w:id="83"/>
-    <w:bookmarkStart w:id="85" w:name="ref-Guzman2013"/>
+    <w:bookmarkEnd w:id="86"/>
+    <w:bookmarkStart w:id="88" w:name="ref-Guzman2013"/>
     <w:p>
       <w:pPr>
         <w:pStyle w:val="Bibliography"/>
@@ -6097,7 +6152,7 @@
       <w:r>
         <w:t xml:space="preserve"> </w:t>
       </w:r>
-      <w:hyperlink r:id="rId84">
+      <w:hyperlink r:id="rId87">
         <w:r>
           <w:rPr>
             <w:rStyle w:val="Hyperlink"/>
@@ -6106,8 +6161,8 @@
         </w:r>
       </w:hyperlink>
     </w:p>
-    <w:bookmarkEnd w:id="85"/>
-    <w:bookmarkStart w:id="87" w:name="ref-Guzman2023"/>
+    <w:bookmarkEnd w:id="88"/>
+    <w:bookmarkStart w:id="90" w:name="ref-Guzman2023"/>
     <w:p>
       <w:pPr>
         <w:pStyle w:val="Bibliography"/>
@@ -6153,7 +6208,7 @@
       <w:r>
         <w:t xml:space="preserve"> </w:t>
       </w:r>
-      <w:hyperlink r:id="rId86">
+      <w:hyperlink r:id="rId89">
         <w:r>
           <w:rPr>
             <w:rStyle w:val="Hyperlink"/>
@@ -6162,8 +6217,8 @@
         </w:r>
       </w:hyperlink>
     </w:p>
-    <w:bookmarkEnd w:id="87"/>
-    <w:bookmarkStart w:id="89" w:name="ref-Hidalgo2009"/>
+    <w:bookmarkEnd w:id="90"/>
+    <w:bookmarkStart w:id="92" w:name="ref-Hidalgo2009"/>
     <w:p>
       <w:pPr>
         <w:pStyle w:val="Bibliography"/>
@@ -6200,7 +6255,7 @@
       <w:r>
         <w:t xml:space="preserve"> </w:t>
       </w:r>
-      <w:hyperlink r:id="rId88">
+      <w:hyperlink r:id="rId91">
         <w:r>
           <w:rPr>
             <w:rStyle w:val="Hyperlink"/>
@@ -6209,8 +6264,8 @@
         </w:r>
       </w:hyperlink>
     </w:p>
-    <w:bookmarkEnd w:id="89"/>
-    <w:bookmarkStart w:id="90" w:name="ref-Hite2001"/>
+    <w:bookmarkEnd w:id="92"/>
+    <w:bookmarkStart w:id="93" w:name="ref-Hite2001"/>
     <w:p>
       <w:pPr>
         <w:pStyle w:val="Bibliography"/>
@@ -6245,8 +6300,8 @@
         <w:t xml:space="preserve">(1), 26–55.</w:t>
       </w:r>
     </w:p>
-    <w:bookmarkEnd w:id="90"/>
-    <w:bookmarkStart w:id="92" w:name="ref-Javadian2024"/>
+    <w:bookmarkEnd w:id="93"/>
+    <w:bookmarkStart w:id="95" w:name="ref-Javadian2024"/>
     <w:p>
       <w:pPr>
         <w:pStyle w:val="Bibliography"/>
@@ -6283,7 +6338,7 @@
       <w:r>
         <w:t xml:space="preserve"> </w:t>
       </w:r>
-      <w:hyperlink r:id="rId91">
+      <w:hyperlink r:id="rId94">
         <w:r>
           <w:rPr>
             <w:rStyle w:val="Hyperlink"/>
@@ -6292,8 +6347,8 @@
         </w:r>
       </w:hyperlink>
     </w:p>
-    <w:bookmarkEnd w:id="92"/>
-    <w:bookmarkStart w:id="93" w:name="ref-Kertesz2018"/>
+    <w:bookmarkEnd w:id="95"/>
+    <w:bookmarkStart w:id="96" w:name="ref-Kertesz2018"/>
     <w:p>
       <w:pPr>
         <w:pStyle w:val="Bibliography"/>
@@ -6327,8 +6382,8 @@
         <w:t xml:space="preserve">(pp. 87–97). Springer.</w:t>
       </w:r>
     </w:p>
-    <w:bookmarkEnd w:id="93"/>
-    <w:bookmarkStart w:id="95" w:name="ref-Kevork2022"/>
+    <w:bookmarkEnd w:id="96"/>
+    <w:bookmarkStart w:id="98" w:name="ref-Kevork2022"/>
     <w:p>
       <w:pPr>
         <w:pStyle w:val="Bibliography"/>
@@ -6365,7 +6420,7 @@
       <w:r>
         <w:t xml:space="preserve"> </w:t>
       </w:r>
-      <w:hyperlink r:id="rId94">
+      <w:hyperlink r:id="rId97">
         <w:r>
           <w:rPr>
             <w:rStyle w:val="Hyperlink"/>
@@ -6374,8 +6429,8 @@
         </w:r>
       </w:hyperlink>
     </w:p>
-    <w:bookmarkEnd w:id="95"/>
-    <w:bookmarkStart w:id="97" w:name="ref-Krivitsky2023b"/>
+    <w:bookmarkEnd w:id="98"/>
+    <w:bookmarkStart w:id="100" w:name="ref-Krivitsky2023b"/>
     <w:p>
       <w:pPr>
         <w:pStyle w:val="Bibliography"/>
@@ -6412,7 +6467,7 @@
       <w:r>
         <w:t xml:space="preserve"> </w:t>
       </w:r>
-      <w:hyperlink r:id="rId96">
+      <w:hyperlink r:id="rId99">
         <w:r>
           <w:rPr>
             <w:rStyle w:val="Hyperlink"/>
@@ -6421,8 +6476,8 @@
         </w:r>
       </w:hyperlink>
     </w:p>
-    <w:bookmarkEnd w:id="97"/>
-    <w:bookmarkStart w:id="99" w:name="ref-Laverde2019"/>
+    <w:bookmarkEnd w:id="100"/>
+    <w:bookmarkStart w:id="102" w:name="ref-Laverde2019"/>
     <w:p>
       <w:pPr>
         <w:pStyle w:val="Bibliography"/>
@@ -6468,7 +6523,7 @@
       <w:r>
         <w:t xml:space="preserve"> </w:t>
       </w:r>
-      <w:hyperlink r:id="rId98">
+      <w:hyperlink r:id="rId101">
         <w:r>
           <w:rPr>
             <w:rStyle w:val="Hyperlink"/>
@@ -6477,8 +6532,8 @@
         </w:r>
       </w:hyperlink>
     </w:p>
-    <w:bookmarkEnd w:id="99"/>
-    <w:bookmarkStart w:id="100" w:name="ref-Luke2015"/>
+    <w:bookmarkEnd w:id="102"/>
+    <w:bookmarkStart w:id="103" w:name="ref-Luke2015"/>
     <w:p>
       <w:pPr>
         <w:pStyle w:val="Bibliography"/>
@@ -6500,8 +6555,8 @@
         <w:t xml:space="preserve">. Springer.</w:t>
       </w:r>
     </w:p>
-    <w:bookmarkEnd w:id="100"/>
-    <w:bookmarkStart w:id="101" w:name="ref-Lusher2013"/>
+    <w:bookmarkEnd w:id="103"/>
+    <w:bookmarkStart w:id="104" w:name="ref-Lusher2013"/>
     <w:p>
       <w:pPr>
         <w:pStyle w:val="Bibliography"/>
@@ -6523,8 +6578,8 @@
         <w:t xml:space="preserve">. Cambridge University Press.</w:t>
       </w:r>
     </w:p>
-    <w:bookmarkEnd w:id="101"/>
-    <w:bookmarkStart w:id="103" w:name="ref-Marchionni2019"/>
+    <w:bookmarkEnd w:id="104"/>
+    <w:bookmarkStart w:id="106" w:name="ref-Marchionni2019"/>
     <w:p>
       <w:pPr>
         <w:pStyle w:val="Bibliography"/>
@@ -6561,7 +6616,7 @@
       <w:r>
         <w:t xml:space="preserve"> </w:t>
       </w:r>
-      <w:hyperlink r:id="rId102">
+      <w:hyperlink r:id="rId105">
         <w:r>
           <w:rPr>
             <w:rStyle w:val="Hyperlink"/>
@@ -6570,8 +6625,8 @@
         </w:r>
       </w:hyperlink>
     </w:p>
-    <w:bookmarkEnd w:id="103"/>
-    <w:bookmarkStart w:id="105" w:name="ref-Martinez2015"/>
+    <w:bookmarkEnd w:id="106"/>
+    <w:bookmarkStart w:id="108" w:name="ref-Martinez2015"/>
     <w:p>
       <w:pPr>
         <w:pStyle w:val="Bibliography"/>
@@ -6617,7 +6672,7 @@
       <w:r>
         <w:t xml:space="preserve"> </w:t>
       </w:r>
-      <w:hyperlink r:id="rId104">
+      <w:hyperlink r:id="rId107">
         <w:r>
           <w:rPr>
             <w:rStyle w:val="Hyperlink"/>
@@ -6626,8 +6681,8 @@
         </w:r>
       </w:hyperlink>
     </w:p>
-    <w:bookmarkEnd w:id="105"/>
-    <w:bookmarkStart w:id="107" w:name="ref-Medina2019"/>
+    <w:bookmarkEnd w:id="108"/>
+    <w:bookmarkStart w:id="110" w:name="ref-Medina2019"/>
     <w:p>
       <w:pPr>
         <w:pStyle w:val="Bibliography"/>
@@ -6664,7 +6719,7 @@
       <w:r>
         <w:t xml:space="preserve"> </w:t>
       </w:r>
-      <w:hyperlink r:id="rId106">
+      <w:hyperlink r:id="rId109">
         <w:r>
           <w:rPr>
             <w:rStyle w:val="Hyperlink"/>
@@ -6673,8 +6728,8 @@
         </w:r>
       </w:hyperlink>
     </w:p>
-    <w:bookmarkEnd w:id="107"/>
-    <w:bookmarkStart w:id="109" w:name="ref-Mendoza2020"/>
+    <w:bookmarkEnd w:id="110"/>
+    <w:bookmarkStart w:id="112" w:name="ref-Mendoza2020"/>
     <w:p>
       <w:pPr>
         <w:pStyle w:val="Bibliography"/>
@@ -6720,7 +6775,7 @@
       <w:r>
         <w:t xml:space="preserve"> </w:t>
       </w:r>
-      <w:hyperlink r:id="rId108">
+      <w:hyperlink r:id="rId111">
         <w:r>
           <w:rPr>
             <w:rStyle w:val="Hyperlink"/>
@@ -6729,8 +6784,8 @@
         </w:r>
       </w:hyperlink>
     </w:p>
-    <w:bookmarkEnd w:id="109"/>
-    <w:bookmarkStart w:id="111" w:name="ref-Milian2018"/>
+    <w:bookmarkEnd w:id="112"/>
+    <w:bookmarkStart w:id="114" w:name="ref-Milian2018"/>
     <w:p>
       <w:pPr>
         <w:pStyle w:val="Bibliography"/>
@@ -6779,7 +6834,7 @@
       <w:r>
         <w:t xml:space="preserve"> </w:t>
       </w:r>
-      <w:hyperlink r:id="rId110">
+      <w:hyperlink r:id="rId113">
         <w:r>
           <w:rPr>
             <w:rStyle w:val="Hyperlink"/>
@@ -6788,8 +6843,8 @@
         </w:r>
       </w:hyperlink>
     </w:p>
-    <w:bookmarkEnd w:id="111"/>
-    <w:bookmarkStart w:id="113" w:name="ref-ONET2022"/>
+    <w:bookmarkEnd w:id="114"/>
+    <w:bookmarkStart w:id="116" w:name="ref-ONET2022"/>
     <w:p>
       <w:pPr>
         <w:pStyle w:val="Bibliography"/>
@@ -6813,7 +6868,7 @@
       <w:r>
         <w:t xml:space="preserve"> </w:t>
       </w:r>
-      <w:hyperlink r:id="rId112">
+      <w:hyperlink r:id="rId115">
         <w:r>
           <w:rPr>
             <w:rStyle w:val="Hyperlink"/>
@@ -6822,8 +6877,8 @@
         </w:r>
       </w:hyperlink>
     </w:p>
-    <w:bookmarkEnd w:id="113"/>
-    <w:bookmarkStart w:id="115" w:name="ref-Opsahl2013"/>
+    <w:bookmarkEnd w:id="116"/>
+    <w:bookmarkStart w:id="118" w:name="ref-Opsahl2013"/>
     <w:p>
       <w:pPr>
         <w:pStyle w:val="Bibliography"/>
@@ -6860,7 +6915,7 @@
       <w:r>
         <w:t xml:space="preserve"> </w:t>
       </w:r>
-      <w:hyperlink r:id="rId114">
+      <w:hyperlink r:id="rId117">
         <w:r>
           <w:rPr>
             <w:rStyle w:val="Hyperlink"/>
@@ -6869,8 +6924,8 @@
         </w:r>
       </w:hyperlink>
     </w:p>
-    <w:bookmarkEnd w:id="115"/>
-    <w:bookmarkStart w:id="116" w:name="ref-Panagakou2018"/>
+    <w:bookmarkEnd w:id="118"/>
+    <w:bookmarkStart w:id="119" w:name="ref-Panagakou2018"/>
     <w:p>
       <w:pPr>
         <w:pStyle w:val="Bibliography"/>
@@ -6904,8 +6959,8 @@
         <w:t xml:space="preserve">(pp. 71–85). Springer.</w:t>
       </w:r>
     </w:p>
-    <w:bookmarkEnd w:id="116"/>
-    <w:bookmarkStart w:id="117" w:name="ref-Peterson2001"/>
+    <w:bookmarkEnd w:id="119"/>
+    <w:bookmarkStart w:id="120" w:name="ref-Peterson2001"/>
     <w:p>
       <w:pPr>
         <w:pStyle w:val="Bibliography"/>
@@ -6949,8 +7004,8 @@
         <w:t xml:space="preserve">(2), 451–492.</w:t>
       </w:r>
     </w:p>
-    <w:bookmarkEnd w:id="117"/>
-    <w:bookmarkStart w:id="119" w:name="ref-pizarro2017"/>
+    <w:bookmarkEnd w:id="120"/>
+    <w:bookmarkStart w:id="122" w:name="ref-pizarro2017"/>
     <w:p>
       <w:pPr>
         <w:pStyle w:val="Bibliography"/>
@@ -6996,7 +7051,7 @@
       <w:r>
         <w:t xml:space="preserve"> </w:t>
       </w:r>
-      <w:hyperlink r:id="rId118">
+      <w:hyperlink r:id="rId121">
         <w:r>
           <w:rPr>
             <w:rStyle w:val="Hyperlink"/>
@@ -7005,8 +7060,8 @@
         </w:r>
       </w:hyperlink>
     </w:p>
-    <w:bookmarkEnd w:id="119"/>
-    <w:bookmarkStart w:id="120" w:name="ref-Porter2018"/>
+    <w:bookmarkEnd w:id="122"/>
+    <w:bookmarkStart w:id="123" w:name="ref-Porter2018"/>
     <w:p>
       <w:pPr>
         <w:pStyle w:val="Bibliography"/>
@@ -7040,8 +7095,8 @@
         <w:t xml:space="preserve">(pp. 3–44). Springer.</w:t>
       </w:r>
     </w:p>
-    <w:bookmarkEnd w:id="120"/>
-    <w:bookmarkStart w:id="121" w:name="ref-Sayama2018"/>
+    <w:bookmarkEnd w:id="123"/>
+    <w:bookmarkStart w:id="124" w:name="ref-Sayama2018"/>
     <w:p>
       <w:pPr>
         <w:pStyle w:val="Bibliography"/>
@@ -7066,8 +7121,8 @@
         <w:t xml:space="preserve">(pp. 101–116). Springer.</w:t>
       </w:r>
     </w:p>
-    <w:bookmarkEnd w:id="121"/>
-    <w:bookmarkStart w:id="122" w:name="ref-Scheerens2020"/>
+    <w:bookmarkEnd w:id="124"/>
+    <w:bookmarkStart w:id="125" w:name="ref-Scheerens2020"/>
     <w:p>
       <w:pPr>
         <w:pStyle w:val="Bibliography"/>
@@ -7089,8 +7144,8 @@
         <w:t xml:space="preserve">. Springer.</w:t>
       </w:r>
     </w:p>
-    <w:bookmarkEnd w:id="122"/>
-    <w:bookmarkStart w:id="124" w:name="ref-Torres2002"/>
+    <w:bookmarkEnd w:id="125"/>
+    <w:bookmarkStart w:id="127" w:name="ref-Torres2002"/>
     <w:p>
       <w:pPr>
         <w:pStyle w:val="Bibliography"/>
@@ -7136,7 +7191,7 @@
       <w:r>
         <w:t xml:space="preserve"> </w:t>
       </w:r>
-      <w:hyperlink r:id="rId123">
+      <w:hyperlink r:id="rId126">
         <w:r>
           <w:rPr>
             <w:rStyle w:val="Hyperlink"/>
@@ -7145,8 +7200,8 @@
         </w:r>
       </w:hyperlink>
     </w:p>
-    <w:bookmarkEnd w:id="124"/>
-    <w:bookmarkStart w:id="126" w:name="ref-Udartseva2024106"/>
+    <w:bookmarkEnd w:id="127"/>
+    <w:bookmarkStart w:id="129" w:name="ref-Udartseva2024106"/>
     <w:p>
       <w:pPr>
         <w:pStyle w:val="Bibliography"/>
@@ -7183,7 +7238,7 @@
       <w:r>
         <w:t xml:space="preserve"> </w:t>
       </w:r>
-      <w:hyperlink r:id="rId125">
+      <w:hyperlink r:id="rId128">
         <w:r>
           <w:rPr>
             <w:rStyle w:val="Hyperlink"/>
@@ -7192,8 +7247,8 @@
         </w:r>
       </w:hyperlink>
     </w:p>
-    <w:bookmarkEnd w:id="126"/>
-    <w:bookmarkStart w:id="128" w:name="ref-Vista2020"/>
+    <w:bookmarkEnd w:id="129"/>
+    <w:bookmarkStart w:id="131" w:name="ref-Vista2020"/>
     <w:p>
       <w:pPr>
         <w:pStyle w:val="Bibliography"/>
@@ -7239,7 +7294,7 @@
       <w:r>
         <w:t xml:space="preserve"> </w:t>
       </w:r>
-      <w:hyperlink r:id="rId127">
+      <w:hyperlink r:id="rId130">
         <w:r>
           <w:rPr>
             <w:rStyle w:val="Hyperlink"/>
@@ -7248,8 +7303,8 @@
         </w:r>
       </w:hyperlink>
     </w:p>
-    <w:bookmarkEnd w:id="128"/>
-    <w:bookmarkStart w:id="130" w:name="ref-Wang2013"/>
+    <w:bookmarkEnd w:id="131"/>
+    <w:bookmarkStart w:id="133" w:name="ref-Wang2013"/>
     <w:p>
       <w:pPr>
         <w:pStyle w:val="Bibliography"/>
@@ -7286,7 +7341,7 @@
       <w:r>
         <w:t xml:space="preserve"> </w:t>
       </w:r>
-      <w:hyperlink r:id="rId129">
+      <w:hyperlink r:id="rId132">
         <w:r>
           <w:rPr>
             <w:rStyle w:val="Hyperlink"/>
@@ -7295,8 +7350,8 @@
         </w:r>
       </w:hyperlink>
     </w:p>
-    <w:bookmarkEnd w:id="130"/>
-    <w:bookmarkStart w:id="132" w:name="ref-Wang2009"/>
+    <w:bookmarkEnd w:id="133"/>
+    <w:bookmarkStart w:id="135" w:name="ref-Wang2009"/>
     <w:p>
       <w:pPr>
         <w:pStyle w:val="Bibliography"/>
@@ -7333,7 +7388,7 @@
       <w:r>
         <w:t xml:space="preserve"> </w:t>
       </w:r>
-      <w:hyperlink r:id="rId131">
+      <w:hyperlink r:id="rId134">
         <w:r>
           <w:rPr>
             <w:rStyle w:val="Hyperlink"/>
@@ -7342,8 +7397,8 @@
         </w:r>
       </w:hyperlink>
     </w:p>
-    <w:bookmarkEnd w:id="132"/>
-    <w:bookmarkStart w:id="133" w:name="ref-Yin2009"/>
+    <w:bookmarkEnd w:id="135"/>
+    <w:bookmarkStart w:id="136" w:name="ref-Yin2009"/>
     <w:p>
       <w:pPr>
         <w:pStyle w:val="Bibliography"/>
@@ -7372,10 +7427,10 @@
         <w:t xml:space="preserve">. Sage.</w:t>
       </w:r>
     </w:p>
-    <w:bookmarkEnd w:id="133"/>
-    <w:bookmarkEnd w:id="134"/>
-    <w:bookmarkEnd w:id="135"/>
     <w:bookmarkEnd w:id="136"/>
+    <w:bookmarkEnd w:id="137"/>
+    <w:bookmarkEnd w:id="138"/>
+    <w:bookmarkEnd w:id="139"/>
     <w:sectPr>
       <w:footnotePr>
         <w:numRestart w:val="eachSect"/>

--- a/OtroManuscrito.docx
+++ b/OtroManuscrito.docx
@@ -3303,7 +3303,7 @@
     <w:bookmarkEnd w:id="35"/>
     <w:bookmarkEnd w:id="36"/>
     <w:bookmarkEnd w:id="37"/>
-    <w:bookmarkStart w:id="139" w:name="results"/>
+    <w:bookmarkStart w:id="140" w:name="results"/>
     <w:p>
       <w:pPr>
         <w:pStyle w:val="Heading1"/>
@@ -4898,7 +4898,7 @@
           <wp:inline>
             <wp:extent cx="5334000" cy="2400300"/>
             <wp:effectExtent b="0" l="0" r="0" t="0"/>
-            <wp:docPr descr="Figure 1. Normalized centrality degree across different educational levels and partitions, faceted by country." title="" id="40" name="Picture"/>
+            <wp:docPr descr="Figure 2. Statistical distributions for the estimated importance of skills and programs." title="" id="40" name="Picture"/>
             <a:graphic>
               <a:graphicData uri="http://schemas.openxmlformats.org/drawingml/2006/picture">
                 <pic:pic>
@@ -4941,11 +4941,11 @@
         <w:pStyle w:val="ImageCaption"/>
       </w:pPr>
       <w:r>
-        <w:t xml:space="preserve">Figure 1. Normalized centrality degree across different educational levels and partitions, faceted by country.</w:t>
+        <w:t xml:space="preserve">Figure 2. Statistical distributions for the estimated importance of skills and programs.</w:t>
       </w:r>
     </w:p>
     <w:bookmarkEnd w:id="42"/>
-    <w:bookmarkStart w:id="138" w:name="skills-centrality"/>
+    <w:bookmarkStart w:id="46" w:name="skills-centrality"/>
     <w:p>
       <w:pPr>
         <w:pStyle w:val="Heading2"/>
@@ -4971,7 +4971,7 @@
           <wp:inline>
             <wp:extent cx="5334000" cy="2400300"/>
             <wp:effectExtent b="0" l="0" r="0" t="0"/>
-            <wp:docPr descr="Figure 1. Normalized centrality degree across different educational levels and partitions, faceted by country." title="" id="44" name="Picture"/>
+            <wp:docPr descr="Figure 3. Normalized centrality degree of basic skills." title="" id="44" name="Picture"/>
             <a:graphic>
               <a:graphicData uri="http://schemas.openxmlformats.org/drawingml/2006/picture">
                 <pic:pic>
@@ -5014,11 +5014,5288 @@
         <w:pStyle w:val="ImageCaption"/>
       </w:pPr>
       <w:r>
-        <w:t xml:space="preserve">Figure 1. Normalized centrality degree across different educational levels and partitions, faceted by country.</w:t>
-      </w:r>
-    </w:p>
-    <w:bookmarkStart w:id="137" w:name="refs"/>
-    <w:bookmarkStart w:id="47" w:name="ref-Aguillo2008"/>
+        <w:t xml:space="preserve">Figure 3. Normalized centrality degree of basic skills.</w:t>
+      </w:r>
+    </w:p>
+    <w:bookmarkEnd w:id="46"/>
+    <w:bookmarkStart w:id="139" w:name="inferential-network-analyses"/>
+    <w:p>
+      <w:pPr>
+        <w:pStyle w:val="Heading2"/>
+      </w:pPr>
+      <w:r>
+        <w:t xml:space="preserve">Inferential network analyses</w:t>
+      </w:r>
+    </w:p>
+    <w:p>
+      <w:pPr>
+        <w:pStyle w:val="FirstParagraph"/>
+      </w:pPr>
+      <w:r>
+        <w:t xml:space="preserve">Table 3 presents the exponential random graph model estimates and their corresponding standard errors, as specified in Section 4.5.</w:t>
+      </w:r>
+    </w:p>
+    <w:tbl xmlns:w="http://schemas.openxmlformats.org/wordprocessingml/2006/main" xmlns:r="http://schemas.openxmlformats.org/officeDocument/2006/relationships" xmlns:w14="http://schemas.microsoft.com/office/word/2010/wordml" xmlns:wp="http://schemas.openxmlformats.org/drawingml/2006/wordprocessingDrawing" xmlns:a="http://schemas.openxmlformats.org/drawingml/2006/main" xmlns:pic="http://schemas.openxmlformats.org/drawingml/2006/picture">
+      <w:tblPr>
+        <w:tblLayout w:type="fixed"/>
+        <w:jc w:val="center"/>
+        <w:tblLook w:firstRow="1" w:lastRow="0" w:firstColumn="0" w:lastColumn="0" w:noHBand="0" w:noVBand="1"/>
+      </w:tblPr>
+      <w:tblGrid>
+        <w:gridCol w:w="1080"/>
+        <w:gridCol w:w="1080"/>
+        <w:gridCol w:w="1080"/>
+        <w:gridCol w:w="1080"/>
+        <w:gridCol w:w="1080"/>
+      </w:tblGrid>
+      <w:tr>
+        <w:trPr>
+          <w:trHeight w:val="360" w:hRule="auto"/>
+          <w:tblHeader/>
+        </w:trPr>
+        header 1
+        <w:tc>
+          <w:tcPr>
+            <w:tcBorders>
+              <w:bottom w:val="single" w:sz="12" w:space="0" w:color="666666"/>
+              <w:top w:val="single" w:sz="12" w:space="0" w:color="666666"/>
+              <w:left w:val="none" w:sz="0" w:space="0" w:color="000000"/>
+              <w:right w:val="none" w:sz="0" w:space="0" w:color="000000"/>
+            </w:tcBorders>
+            <w:shd w:val="clear" w:color="auto" w:fill="FFFFFF"/>
+            <w:tcMar>
+              <w:top w:w="0" w:type="dxa"/>
+              <w:bottom w:w="0" w:type="dxa"/>
+              <w:left w:w="0" w:type="dxa"/>
+              <w:right w:w="0" w:type="dxa"/>
+            </w:tcMar>
+            <w:vAlign w:val="center"/>
+          </w:tcPr>
+          <w:p>
+            <w:pPr>
+              <w:jc w:val="left"/>
+              <w:pBdr>
+                <w:bottom w:val="none" w:sz="0" w:space="0" w:color="000000"/>
+                <w:top w:val="none" w:sz="0" w:space="0" w:color="000000"/>
+                <w:left w:val="none" w:sz="0" w:space="0" w:color="000000"/>
+                <w:right w:val="none" w:sz="0" w:space="0" w:color="000000"/>
+              </w:pBdr>
+              <w:spacing w:after="100" w:before="100" w:line="240"/>
+              <w:ind w:left="100" w:right="100" w:firstLine="0" w:firstLineChars="0"/>
+              <w:rPr>
+                <w:rFonts w:ascii="DejaVu Sans" w:hAnsi="DejaVu Sans" w:eastAsia="DejaVu Sans" w:cs="DejaVu Sans"/>
+                <w:i w:val="false"/>
+                <w:b w:val="false"/>
+                <w:u w:val="none"/>
+                <w:strike w:val="false"/>
+                <w:sz w:val="22"/>
+                <w:szCs w:val="22"/>
+                <w:color w:val="000000"/>
+              </w:rPr>
+            </w:pPr>
+            <w:r xmlns:w="http://schemas.openxmlformats.org/wordprocessingml/2006/main" xmlns:wp="http://schemas.openxmlformats.org/drawingml/2006/wordprocessingDrawing" xmlns:r="http://schemas.openxmlformats.org/officeDocument/2006/relationships" xmlns:w14="http://schemas.microsoft.com/office/word/2010/wordml">
+              <w:rPr>
+                <w:rFonts w:ascii="DejaVu Sans" w:hAnsi="DejaVu Sans" w:eastAsia="DejaVu Sans" w:cs="DejaVu Sans"/>
+                <w:i w:val="false"/>
+                <w:b w:val="false"/>
+                <w:u w:val="none"/>
+                <w:strike w:val="false"/>
+                <w:sz w:val="22"/>
+                <w:szCs w:val="22"/>
+                <w:color w:val="000000"/>
+              </w:rPr>
+              <w:t xml:space="preserve"> </w:t>
+            </w:r>
+          </w:p>
+        </w:tc>
+        <w:tc>
+          <w:tcPr>
+            <w:tcBorders>
+              <w:bottom w:val="single" w:sz="12" w:space="0" w:color="666666"/>
+              <w:top w:val="single" w:sz="12" w:space="0" w:color="666666"/>
+              <w:left w:val="none" w:sz="0" w:space="0" w:color="000000"/>
+              <w:right w:val="none" w:sz="0" w:space="0" w:color="000000"/>
+            </w:tcBorders>
+            <w:shd w:val="clear" w:color="auto" w:fill="FFFFFF"/>
+            <w:tcMar>
+              <w:top w:w="0" w:type="dxa"/>
+              <w:bottom w:w="0" w:type="dxa"/>
+              <w:left w:w="0" w:type="dxa"/>
+              <w:right w:w="0" w:type="dxa"/>
+            </w:tcMar>
+            <w:vAlign w:val="center"/>
+          </w:tcPr>
+          <w:p>
+            <w:pPr>
+              <w:jc w:val="center"/>
+              <w:pBdr>
+                <w:bottom w:val="none" w:sz="0" w:space="0" w:color="000000"/>
+                <w:top w:val="none" w:sz="0" w:space="0" w:color="000000"/>
+                <w:left w:val="none" w:sz="0" w:space="0" w:color="000000"/>
+                <w:right w:val="none" w:sz="0" w:space="0" w:color="000000"/>
+              </w:pBdr>
+              <w:spacing w:after="100" w:before="100" w:line="240"/>
+              <w:ind w:left="100" w:right="100" w:firstLine="0" w:firstLineChars="0"/>
+              <w:rPr>
+                <w:rFonts w:ascii="DejaVu Sans" w:hAnsi="DejaVu Sans" w:eastAsia="DejaVu Sans" w:cs="DejaVu Sans"/>
+                <w:i w:val="false"/>
+                <w:b w:val="false"/>
+                <w:u w:val="none"/>
+                <w:strike w:val="false"/>
+                <w:sz w:val="22"/>
+                <w:szCs w:val="22"/>
+                <w:color w:val="000000"/>
+              </w:rPr>
+            </w:pPr>
+            <w:r xmlns:w="http://schemas.openxmlformats.org/wordprocessingml/2006/main" xmlns:wp="http://schemas.openxmlformats.org/drawingml/2006/wordprocessingDrawing" xmlns:r="http://schemas.openxmlformats.org/officeDocument/2006/relationships" xmlns:w14="http://schemas.microsoft.com/office/word/2010/wordml">
+              <w:rPr>
+                <w:rFonts w:ascii="DejaVu Sans" w:hAnsi="DejaVu Sans" w:eastAsia="DejaVu Sans" w:cs="DejaVu Sans"/>
+                <w:i w:val="false"/>
+                <w:b w:val="false"/>
+                <w:u w:val="none"/>
+                <w:strike w:val="false"/>
+                <w:sz w:val="22"/>
+                <w:szCs w:val="22"/>
+                <w:color w:val="000000"/>
+              </w:rPr>
+              <w:t xml:space="preserve">Model 1</w:t>
+            </w:r>
+          </w:p>
+        </w:tc>
+        <w:tc>
+          <w:tcPr>
+            <w:tcBorders>
+              <w:bottom w:val="single" w:sz="12" w:space="0" w:color="666666"/>
+              <w:top w:val="single" w:sz="12" w:space="0" w:color="666666"/>
+              <w:left w:val="none" w:sz="0" w:space="0" w:color="000000"/>
+              <w:right w:val="none" w:sz="0" w:space="0" w:color="000000"/>
+            </w:tcBorders>
+            <w:shd w:val="clear" w:color="auto" w:fill="FFFFFF"/>
+            <w:tcMar>
+              <w:top w:w="0" w:type="dxa"/>
+              <w:bottom w:w="0" w:type="dxa"/>
+              <w:left w:w="0" w:type="dxa"/>
+              <w:right w:w="0" w:type="dxa"/>
+            </w:tcMar>
+            <w:vAlign w:val="center"/>
+          </w:tcPr>
+          <w:p>
+            <w:pPr>
+              <w:jc w:val="center"/>
+              <w:pBdr>
+                <w:bottom w:val="none" w:sz="0" w:space="0" w:color="000000"/>
+                <w:top w:val="none" w:sz="0" w:space="0" w:color="000000"/>
+                <w:left w:val="none" w:sz="0" w:space="0" w:color="000000"/>
+                <w:right w:val="none" w:sz="0" w:space="0" w:color="000000"/>
+              </w:pBdr>
+              <w:spacing w:after="100" w:before="100" w:line="240"/>
+              <w:ind w:left="100" w:right="100" w:firstLine="0" w:firstLineChars="0"/>
+              <w:rPr>
+                <w:rFonts w:ascii="DejaVu Sans" w:hAnsi="DejaVu Sans" w:eastAsia="DejaVu Sans" w:cs="DejaVu Sans"/>
+                <w:i w:val="false"/>
+                <w:b w:val="false"/>
+                <w:u w:val="none"/>
+                <w:strike w:val="false"/>
+                <w:sz w:val="22"/>
+                <w:szCs w:val="22"/>
+                <w:color w:val="000000"/>
+              </w:rPr>
+            </w:pPr>
+            <w:r xmlns:w="http://schemas.openxmlformats.org/wordprocessingml/2006/main" xmlns:wp="http://schemas.openxmlformats.org/drawingml/2006/wordprocessingDrawing" xmlns:r="http://schemas.openxmlformats.org/officeDocument/2006/relationships" xmlns:w14="http://schemas.microsoft.com/office/word/2010/wordml">
+              <w:rPr>
+                <w:rFonts w:ascii="DejaVu Sans" w:hAnsi="DejaVu Sans" w:eastAsia="DejaVu Sans" w:cs="DejaVu Sans"/>
+                <w:i w:val="false"/>
+                <w:b w:val="false"/>
+                <w:u w:val="none"/>
+                <w:strike w:val="false"/>
+                <w:sz w:val="22"/>
+                <w:szCs w:val="22"/>
+                <w:color w:val="000000"/>
+              </w:rPr>
+              <w:t xml:space="preserve">Model 2</w:t>
+            </w:r>
+          </w:p>
+        </w:tc>
+        <w:tc>
+          <w:tcPr>
+            <w:tcBorders>
+              <w:bottom w:val="single" w:sz="12" w:space="0" w:color="666666"/>
+              <w:top w:val="single" w:sz="12" w:space="0" w:color="666666"/>
+              <w:left w:val="none" w:sz="0" w:space="0" w:color="000000"/>
+              <w:right w:val="none" w:sz="0" w:space="0" w:color="000000"/>
+            </w:tcBorders>
+            <w:shd w:val="clear" w:color="auto" w:fill="FFFFFF"/>
+            <w:tcMar>
+              <w:top w:w="0" w:type="dxa"/>
+              <w:bottom w:w="0" w:type="dxa"/>
+              <w:left w:w="0" w:type="dxa"/>
+              <w:right w:w="0" w:type="dxa"/>
+            </w:tcMar>
+            <w:vAlign w:val="center"/>
+          </w:tcPr>
+          <w:p>
+            <w:pPr>
+              <w:jc w:val="center"/>
+              <w:pBdr>
+                <w:bottom w:val="none" w:sz="0" w:space="0" w:color="000000"/>
+                <w:top w:val="none" w:sz="0" w:space="0" w:color="000000"/>
+                <w:left w:val="none" w:sz="0" w:space="0" w:color="000000"/>
+                <w:right w:val="none" w:sz="0" w:space="0" w:color="000000"/>
+              </w:pBdr>
+              <w:spacing w:after="100" w:before="100" w:line="240"/>
+              <w:ind w:left="100" w:right="100" w:firstLine="0" w:firstLineChars="0"/>
+              <w:rPr>
+                <w:rFonts w:ascii="DejaVu Sans" w:hAnsi="DejaVu Sans" w:eastAsia="DejaVu Sans" w:cs="DejaVu Sans"/>
+                <w:i w:val="false"/>
+                <w:b w:val="false"/>
+                <w:u w:val="none"/>
+                <w:strike w:val="false"/>
+                <w:sz w:val="22"/>
+                <w:szCs w:val="22"/>
+                <w:color w:val="000000"/>
+              </w:rPr>
+            </w:pPr>
+            <w:r xmlns:w="http://schemas.openxmlformats.org/wordprocessingml/2006/main" xmlns:wp="http://schemas.openxmlformats.org/drawingml/2006/wordprocessingDrawing" xmlns:r="http://schemas.openxmlformats.org/officeDocument/2006/relationships" xmlns:w14="http://schemas.microsoft.com/office/word/2010/wordml">
+              <w:rPr>
+                <w:rFonts w:ascii="DejaVu Sans" w:hAnsi="DejaVu Sans" w:eastAsia="DejaVu Sans" w:cs="DejaVu Sans"/>
+                <w:i w:val="false"/>
+                <w:b w:val="false"/>
+                <w:u w:val="none"/>
+                <w:strike w:val="false"/>
+                <w:sz w:val="22"/>
+                <w:szCs w:val="22"/>
+                <w:color w:val="000000"/>
+              </w:rPr>
+              <w:t xml:space="preserve">Model 3</w:t>
+            </w:r>
+          </w:p>
+        </w:tc>
+        <w:tc>
+          <w:tcPr>
+            <w:tcBorders>
+              <w:bottom w:val="single" w:sz="12" w:space="0" w:color="666666"/>
+              <w:top w:val="single" w:sz="12" w:space="0" w:color="666666"/>
+              <w:left w:val="none" w:sz="0" w:space="0" w:color="000000"/>
+              <w:right w:val="none" w:sz="0" w:space="0" w:color="000000"/>
+            </w:tcBorders>
+            <w:shd w:val="clear" w:color="auto" w:fill="FFFFFF"/>
+            <w:tcMar>
+              <w:top w:w="0" w:type="dxa"/>
+              <w:bottom w:w="0" w:type="dxa"/>
+              <w:left w:w="0" w:type="dxa"/>
+              <w:right w:w="0" w:type="dxa"/>
+            </w:tcMar>
+            <w:vAlign w:val="center"/>
+          </w:tcPr>
+          <w:p>
+            <w:pPr>
+              <w:jc w:val="center"/>
+              <w:pBdr>
+                <w:bottom w:val="none" w:sz="0" w:space="0" w:color="000000"/>
+                <w:top w:val="none" w:sz="0" w:space="0" w:color="000000"/>
+                <w:left w:val="none" w:sz="0" w:space="0" w:color="000000"/>
+                <w:right w:val="none" w:sz="0" w:space="0" w:color="000000"/>
+              </w:pBdr>
+              <w:spacing w:after="100" w:before="100" w:line="240"/>
+              <w:ind w:left="100" w:right="100" w:firstLine="0" w:firstLineChars="0"/>
+              <w:rPr>
+                <w:rFonts w:ascii="DejaVu Sans" w:hAnsi="DejaVu Sans" w:eastAsia="DejaVu Sans" w:cs="DejaVu Sans"/>
+                <w:i w:val="false"/>
+                <w:b w:val="false"/>
+                <w:u w:val="none"/>
+                <w:strike w:val="false"/>
+                <w:sz w:val="22"/>
+                <w:szCs w:val="22"/>
+                <w:color w:val="000000"/>
+              </w:rPr>
+            </w:pPr>
+            <w:r xmlns:w="http://schemas.openxmlformats.org/wordprocessingml/2006/main" xmlns:wp="http://schemas.openxmlformats.org/drawingml/2006/wordprocessingDrawing" xmlns:r="http://schemas.openxmlformats.org/officeDocument/2006/relationships" xmlns:w14="http://schemas.microsoft.com/office/word/2010/wordml">
+              <w:rPr>
+                <w:rFonts w:ascii="DejaVu Sans" w:hAnsi="DejaVu Sans" w:eastAsia="DejaVu Sans" w:cs="DejaVu Sans"/>
+                <w:i w:val="false"/>
+                <w:b w:val="false"/>
+                <w:u w:val="none"/>
+                <w:strike w:val="false"/>
+                <w:sz w:val="22"/>
+                <w:szCs w:val="22"/>
+                <w:color w:val="000000"/>
+              </w:rPr>
+              <w:t xml:space="preserve">Model 4</w:t>
+            </w:r>
+          </w:p>
+        </w:tc>
+      </w:tr>
+      <w:tr>
+        <w:trPr>
+          <w:trHeight w:val="360" w:hRule="auto"/>
+        </w:trPr>
+        body 1
+        <w:tc>
+          <w:tcPr>
+            <w:tcBorders>
+              <w:bottom w:val="none" w:sz="0" w:space="0" w:color="000000"/>
+              <w:top w:val="single" w:sz="12" w:space="0" w:color="666666"/>
+              <w:left w:val="none" w:sz="0" w:space="0" w:color="000000"/>
+              <w:right w:val="none" w:sz="0" w:space="0" w:color="000000"/>
+            </w:tcBorders>
+            <w:shd w:val="clear" w:color="auto" w:fill="FFFFFF"/>
+            <w:tcMar>
+              <w:top w:w="0" w:type="dxa"/>
+              <w:bottom w:w="0" w:type="dxa"/>
+              <w:left w:w="0" w:type="dxa"/>
+              <w:right w:w="0" w:type="dxa"/>
+            </w:tcMar>
+            <w:vAlign w:val="center"/>
+          </w:tcPr>
+          <w:p>
+            <w:pPr>
+              <w:jc w:val="left"/>
+              <w:pBdr>
+                <w:bottom w:val="none" w:sz="0" w:space="0" w:color="000000"/>
+                <w:top w:val="none" w:sz="0" w:space="0" w:color="000000"/>
+                <w:left w:val="none" w:sz="0" w:space="0" w:color="000000"/>
+                <w:right w:val="none" w:sz="0" w:space="0" w:color="000000"/>
+              </w:pBdr>
+              <w:spacing w:after="100" w:before="100" w:line="240"/>
+              <w:ind w:left="100" w:right="100" w:firstLine="0" w:firstLineChars="0"/>
+              <w:rPr>
+                <w:rFonts w:ascii="DejaVu Sans" w:hAnsi="DejaVu Sans" w:eastAsia="DejaVu Sans" w:cs="DejaVu Sans"/>
+                <w:i w:val="false"/>
+                <w:b w:val="false"/>
+                <w:u w:val="none"/>
+                <w:strike w:val="false"/>
+                <w:sz w:val="22"/>
+                <w:szCs w:val="22"/>
+                <w:color w:val="000000"/>
+              </w:rPr>
+            </w:pPr>
+            <w:r xmlns:w="http://schemas.openxmlformats.org/wordprocessingml/2006/main" xmlns:wp="http://schemas.openxmlformats.org/drawingml/2006/wordprocessingDrawing" xmlns:r="http://schemas.openxmlformats.org/officeDocument/2006/relationships" xmlns:w14="http://schemas.microsoft.com/office/word/2010/wordml">
+              <w:rPr>
+                <w:rFonts w:ascii="DejaVu Sans" w:hAnsi="DejaVu Sans" w:eastAsia="DejaVu Sans" w:cs="DejaVu Sans"/>
+                <w:i w:val="false"/>
+                <w:b w:val="false"/>
+                <w:u w:val="none"/>
+                <w:strike w:val="false"/>
+                <w:sz w:val="22"/>
+                <w:szCs w:val="22"/>
+                <w:color w:val="000000"/>
+              </w:rPr>
+              <w:t xml:space="preserve">Density</w:t>
+            </w:r>
+          </w:p>
+        </w:tc>
+        <w:tc>
+          <w:tcPr>
+            <w:tcBorders>
+              <w:bottom w:val="none" w:sz="0" w:space="0" w:color="000000"/>
+              <w:top w:val="single" w:sz="12" w:space="0" w:color="666666"/>
+              <w:left w:val="none" w:sz="0" w:space="0" w:color="000000"/>
+              <w:right w:val="none" w:sz="0" w:space="0" w:color="000000"/>
+            </w:tcBorders>
+            <w:shd w:val="clear" w:color="auto" w:fill="FFFFFF"/>
+            <w:tcMar>
+              <w:top w:w="0" w:type="dxa"/>
+              <w:bottom w:w="0" w:type="dxa"/>
+              <w:left w:w="0" w:type="dxa"/>
+              <w:right w:w="0" w:type="dxa"/>
+            </w:tcMar>
+            <w:vAlign w:val="center"/>
+          </w:tcPr>
+          <w:p>
+            <w:pPr>
+              <w:jc w:val="center"/>
+              <w:pBdr>
+                <w:bottom w:val="none" w:sz="0" w:space="0" w:color="000000"/>
+                <w:top w:val="none" w:sz="0" w:space="0" w:color="000000"/>
+                <w:left w:val="none" w:sz="0" w:space="0" w:color="000000"/>
+                <w:right w:val="none" w:sz="0" w:space="0" w:color="000000"/>
+              </w:pBdr>
+              <w:spacing w:after="100" w:before="100" w:line="240"/>
+              <w:ind w:left="100" w:right="100" w:firstLine="0" w:firstLineChars="0"/>
+              <w:rPr>
+                <w:rFonts w:ascii="DejaVu Sans" w:hAnsi="DejaVu Sans" w:eastAsia="DejaVu Sans" w:cs="DejaVu Sans"/>
+                <w:i w:val="false"/>
+                <w:b w:val="false"/>
+                <w:u w:val="none"/>
+                <w:strike w:val="false"/>
+                <w:sz w:val="22"/>
+                <w:szCs w:val="22"/>
+                <w:color w:val="000000"/>
+              </w:rPr>
+            </w:pPr>
+            <w:r xmlns:w="http://schemas.openxmlformats.org/wordprocessingml/2006/main" xmlns:wp="http://schemas.openxmlformats.org/drawingml/2006/wordprocessingDrawing" xmlns:r="http://schemas.openxmlformats.org/officeDocument/2006/relationships" xmlns:w14="http://schemas.microsoft.com/office/word/2010/wordml">
+              <w:rPr>
+                <w:rFonts w:ascii="DejaVu Sans" w:hAnsi="DejaVu Sans" w:eastAsia="DejaVu Sans" w:cs="DejaVu Sans"/>
+                <w:i w:val="false"/>
+                <w:b w:val="false"/>
+                <w:u w:val="none"/>
+                <w:strike w:val="false"/>
+                <w:sz w:val="22"/>
+                <w:szCs w:val="22"/>
+                <w:color w:val="000000"/>
+              </w:rPr>
+              <w:t xml:space="preserve">-1.035</w:t>
+            </w:r>
+          </w:p>
+        </w:tc>
+        <w:tc>
+          <w:tcPr>
+            <w:tcBorders>
+              <w:bottom w:val="none" w:sz="0" w:space="0" w:color="000000"/>
+              <w:top w:val="single" w:sz="12" w:space="0" w:color="666666"/>
+              <w:left w:val="none" w:sz="0" w:space="0" w:color="000000"/>
+              <w:right w:val="none" w:sz="0" w:space="0" w:color="000000"/>
+            </w:tcBorders>
+            <w:shd w:val="clear" w:color="auto" w:fill="FFFFFF"/>
+            <w:tcMar>
+              <w:top w:w="0" w:type="dxa"/>
+              <w:bottom w:w="0" w:type="dxa"/>
+              <w:left w:w="0" w:type="dxa"/>
+              <w:right w:w="0" w:type="dxa"/>
+            </w:tcMar>
+            <w:vAlign w:val="center"/>
+          </w:tcPr>
+          <w:p>
+            <w:pPr>
+              <w:jc w:val="center"/>
+              <w:pBdr>
+                <w:bottom w:val="none" w:sz="0" w:space="0" w:color="000000"/>
+                <w:top w:val="none" w:sz="0" w:space="0" w:color="000000"/>
+                <w:left w:val="none" w:sz="0" w:space="0" w:color="000000"/>
+                <w:right w:val="none" w:sz="0" w:space="0" w:color="000000"/>
+              </w:pBdr>
+              <w:spacing w:after="100" w:before="100" w:line="240"/>
+              <w:ind w:left="100" w:right="100" w:firstLine="0" w:firstLineChars="0"/>
+              <w:rPr>
+                <w:rFonts w:ascii="DejaVu Sans" w:hAnsi="DejaVu Sans" w:eastAsia="DejaVu Sans" w:cs="DejaVu Sans"/>
+                <w:i w:val="false"/>
+                <w:b w:val="false"/>
+                <w:u w:val="none"/>
+                <w:strike w:val="false"/>
+                <w:sz w:val="22"/>
+                <w:szCs w:val="22"/>
+                <w:color w:val="000000"/>
+              </w:rPr>
+            </w:pPr>
+            <w:r xmlns:w="http://schemas.openxmlformats.org/wordprocessingml/2006/main" xmlns:wp="http://schemas.openxmlformats.org/drawingml/2006/wordprocessingDrawing" xmlns:r="http://schemas.openxmlformats.org/officeDocument/2006/relationships" xmlns:w14="http://schemas.microsoft.com/office/word/2010/wordml">
+              <w:rPr>
+                <w:rFonts w:ascii="DejaVu Sans" w:hAnsi="DejaVu Sans" w:eastAsia="DejaVu Sans" w:cs="DejaVu Sans"/>
+                <w:i w:val="false"/>
+                <w:b w:val="false"/>
+                <w:u w:val="none"/>
+                <w:strike w:val="false"/>
+                <w:sz w:val="22"/>
+                <w:szCs w:val="22"/>
+                <w:color w:val="000000"/>
+              </w:rPr>
+              <w:t xml:space="preserve">-1.740</w:t>
+            </w:r>
+          </w:p>
+        </w:tc>
+        <w:tc>
+          <w:tcPr>
+            <w:tcBorders>
+              <w:bottom w:val="none" w:sz="0" w:space="0" w:color="000000"/>
+              <w:top w:val="single" w:sz="12" w:space="0" w:color="666666"/>
+              <w:left w:val="none" w:sz="0" w:space="0" w:color="000000"/>
+              <w:right w:val="none" w:sz="0" w:space="0" w:color="000000"/>
+            </w:tcBorders>
+            <w:shd w:val="clear" w:color="auto" w:fill="FFFFFF"/>
+            <w:tcMar>
+              <w:top w:w="0" w:type="dxa"/>
+              <w:bottom w:w="0" w:type="dxa"/>
+              <w:left w:w="0" w:type="dxa"/>
+              <w:right w:w="0" w:type="dxa"/>
+            </w:tcMar>
+            <w:vAlign w:val="center"/>
+          </w:tcPr>
+          <w:p>
+            <w:pPr>
+              <w:jc w:val="center"/>
+              <w:pBdr>
+                <w:bottom w:val="none" w:sz="0" w:space="0" w:color="000000"/>
+                <w:top w:val="none" w:sz="0" w:space="0" w:color="000000"/>
+                <w:left w:val="none" w:sz="0" w:space="0" w:color="000000"/>
+                <w:right w:val="none" w:sz="0" w:space="0" w:color="000000"/>
+              </w:pBdr>
+              <w:spacing w:after="100" w:before="100" w:line="240"/>
+              <w:ind w:left="100" w:right="100" w:firstLine="0" w:firstLineChars="0"/>
+              <w:rPr>
+                <w:rFonts w:ascii="DejaVu Sans" w:hAnsi="DejaVu Sans" w:eastAsia="DejaVu Sans" w:cs="DejaVu Sans"/>
+                <w:i w:val="false"/>
+                <w:b w:val="false"/>
+                <w:u w:val="none"/>
+                <w:strike w:val="false"/>
+                <w:sz w:val="22"/>
+                <w:szCs w:val="22"/>
+                <w:color w:val="000000"/>
+              </w:rPr>
+            </w:pPr>
+            <w:r xmlns:w="http://schemas.openxmlformats.org/wordprocessingml/2006/main" xmlns:wp="http://schemas.openxmlformats.org/drawingml/2006/wordprocessingDrawing" xmlns:r="http://schemas.openxmlformats.org/officeDocument/2006/relationships" xmlns:w14="http://schemas.microsoft.com/office/word/2010/wordml">
+              <w:rPr>
+                <w:rFonts w:ascii="DejaVu Sans" w:hAnsi="DejaVu Sans" w:eastAsia="DejaVu Sans" w:cs="DejaVu Sans"/>
+                <w:i w:val="false"/>
+                <w:b w:val="false"/>
+                <w:u w:val="none"/>
+                <w:strike w:val="false"/>
+                <w:sz w:val="22"/>
+                <w:szCs w:val="22"/>
+                <w:color w:val="000000"/>
+              </w:rPr>
+              <w:t xml:space="preserve">-2.168</w:t>
+            </w:r>
+          </w:p>
+        </w:tc>
+        <w:tc>
+          <w:tcPr>
+            <w:tcBorders>
+              <w:bottom w:val="none" w:sz="0" w:space="0" w:color="000000"/>
+              <w:top w:val="single" w:sz="12" w:space="0" w:color="666666"/>
+              <w:left w:val="none" w:sz="0" w:space="0" w:color="000000"/>
+              <w:right w:val="none" w:sz="0" w:space="0" w:color="000000"/>
+            </w:tcBorders>
+            <w:shd w:val="clear" w:color="auto" w:fill="FFFFFF"/>
+            <w:tcMar>
+              <w:top w:w="0" w:type="dxa"/>
+              <w:bottom w:w="0" w:type="dxa"/>
+              <w:left w:w="0" w:type="dxa"/>
+              <w:right w:w="0" w:type="dxa"/>
+            </w:tcMar>
+            <w:vAlign w:val="center"/>
+          </w:tcPr>
+          <w:p>
+            <w:pPr>
+              <w:jc w:val="center"/>
+              <w:pBdr>
+                <w:bottom w:val="none" w:sz="0" w:space="0" w:color="000000"/>
+                <w:top w:val="none" w:sz="0" w:space="0" w:color="000000"/>
+                <w:left w:val="none" w:sz="0" w:space="0" w:color="000000"/>
+                <w:right w:val="none" w:sz="0" w:space="0" w:color="000000"/>
+              </w:pBdr>
+              <w:spacing w:after="100" w:before="100" w:line="240"/>
+              <w:ind w:left="100" w:right="100" w:firstLine="0" w:firstLineChars="0"/>
+              <w:rPr>
+                <w:rFonts w:ascii="DejaVu Sans" w:hAnsi="DejaVu Sans" w:eastAsia="DejaVu Sans" w:cs="DejaVu Sans"/>
+                <w:i w:val="false"/>
+                <w:b w:val="false"/>
+                <w:u w:val="none"/>
+                <w:strike w:val="false"/>
+                <w:sz w:val="22"/>
+                <w:szCs w:val="22"/>
+                <w:color w:val="000000"/>
+              </w:rPr>
+            </w:pPr>
+            <w:r xmlns:w="http://schemas.openxmlformats.org/wordprocessingml/2006/main" xmlns:wp="http://schemas.openxmlformats.org/drawingml/2006/wordprocessingDrawing" xmlns:r="http://schemas.openxmlformats.org/officeDocument/2006/relationships" xmlns:w14="http://schemas.microsoft.com/office/word/2010/wordml">
+              <w:rPr>
+                <w:rFonts w:ascii="DejaVu Sans" w:hAnsi="DejaVu Sans" w:eastAsia="DejaVu Sans" w:cs="DejaVu Sans"/>
+                <w:i w:val="false"/>
+                <w:b w:val="false"/>
+                <w:u w:val="none"/>
+                <w:strike w:val="false"/>
+                <w:sz w:val="22"/>
+                <w:szCs w:val="22"/>
+                <w:color w:val="000000"/>
+              </w:rPr>
+              <w:t xml:space="preserve">-2.396</w:t>
+            </w:r>
+          </w:p>
+        </w:tc>
+      </w:tr>
+      <w:tr>
+        <w:trPr>
+          <w:trHeight w:val="360" w:hRule="auto"/>
+        </w:trPr>
+        body 2
+        <w:tc>
+          <w:tcPr>
+            <w:tcBorders>
+              <w:bottom w:val="none" w:sz="0" w:space="0" w:color="000000"/>
+              <w:top w:val="none" w:sz="0" w:space="0" w:color="000000"/>
+              <w:left w:val="none" w:sz="0" w:space="0" w:color="000000"/>
+              <w:right w:val="none" w:sz="0" w:space="0" w:color="000000"/>
+            </w:tcBorders>
+            <w:shd w:val="clear" w:color="auto" w:fill="FFFFFF"/>
+            <w:tcMar>
+              <w:top w:w="0" w:type="dxa"/>
+              <w:bottom w:w="0" w:type="dxa"/>
+              <w:left w:w="0" w:type="dxa"/>
+              <w:right w:w="0" w:type="dxa"/>
+            </w:tcMar>
+            <w:vAlign w:val="center"/>
+          </w:tcPr>
+          <w:p>
+            <w:pPr>
+              <w:jc w:val="left"/>
+              <w:pBdr>
+                <w:bottom w:val="none" w:sz="0" w:space="0" w:color="000000"/>
+                <w:top w:val="none" w:sz="0" w:space="0" w:color="000000"/>
+                <w:left w:val="none" w:sz="0" w:space="0" w:color="000000"/>
+                <w:right w:val="none" w:sz="0" w:space="0" w:color="000000"/>
+              </w:pBdr>
+              <w:spacing w:after="100" w:before="100" w:line="240"/>
+              <w:ind w:left="100" w:right="100" w:firstLine="0" w:firstLineChars="0"/>
+              <w:rPr>
+                <w:rFonts w:ascii="DejaVu Sans" w:hAnsi="DejaVu Sans" w:eastAsia="DejaVu Sans" w:cs="DejaVu Sans"/>
+                <w:i w:val="false"/>
+                <w:b w:val="false"/>
+                <w:u w:val="none"/>
+                <w:strike w:val="false"/>
+                <w:sz w:val="22"/>
+                <w:szCs w:val="22"/>
+                <w:color w:val="000000"/>
+              </w:rPr>
+            </w:pPr>
+            <w:r xmlns:w="http://schemas.openxmlformats.org/wordprocessingml/2006/main" xmlns:wp="http://schemas.openxmlformats.org/drawingml/2006/wordprocessingDrawing" xmlns:r="http://schemas.openxmlformats.org/officeDocument/2006/relationships" xmlns:w14="http://schemas.microsoft.com/office/word/2010/wordml">
+              <w:rPr>
+                <w:rFonts w:ascii="DejaVu Sans" w:hAnsi="DejaVu Sans" w:eastAsia="DejaVu Sans" w:cs="DejaVu Sans"/>
+                <w:i w:val="false"/>
+                <w:b w:val="false"/>
+                <w:u w:val="none"/>
+                <w:strike w:val="false"/>
+                <w:sz w:val="22"/>
+                <w:szCs w:val="22"/>
+                <w:color w:val="000000"/>
+              </w:rPr>
+              <w:t xml:space="preserve"/>
+            </w:r>
+          </w:p>
+        </w:tc>
+        <w:tc>
+          <w:tcPr>
+            <w:tcBorders>
+              <w:bottom w:val="none" w:sz="0" w:space="0" w:color="000000"/>
+              <w:top w:val="none" w:sz="0" w:space="0" w:color="000000"/>
+              <w:left w:val="none" w:sz="0" w:space="0" w:color="000000"/>
+              <w:right w:val="none" w:sz="0" w:space="0" w:color="000000"/>
+            </w:tcBorders>
+            <w:shd w:val="clear" w:color="auto" w:fill="FFFFFF"/>
+            <w:tcMar>
+              <w:top w:w="0" w:type="dxa"/>
+              <w:bottom w:w="0" w:type="dxa"/>
+              <w:left w:w="0" w:type="dxa"/>
+              <w:right w:w="0" w:type="dxa"/>
+            </w:tcMar>
+            <w:vAlign w:val="center"/>
+          </w:tcPr>
+          <w:p>
+            <w:pPr>
+              <w:jc w:val="center"/>
+              <w:pBdr>
+                <w:bottom w:val="none" w:sz="0" w:space="0" w:color="000000"/>
+                <w:top w:val="none" w:sz="0" w:space="0" w:color="000000"/>
+                <w:left w:val="none" w:sz="0" w:space="0" w:color="000000"/>
+                <w:right w:val="none" w:sz="0" w:space="0" w:color="000000"/>
+              </w:pBdr>
+              <w:spacing w:after="100" w:before="100" w:line="240"/>
+              <w:ind w:left="100" w:right="100" w:firstLine="0" w:firstLineChars="0"/>
+              <w:rPr>
+                <w:rFonts w:ascii="DejaVu Sans" w:hAnsi="DejaVu Sans" w:eastAsia="DejaVu Sans" w:cs="DejaVu Sans"/>
+                <w:i w:val="false"/>
+                <w:b w:val="false"/>
+                <w:u w:val="none"/>
+                <w:strike w:val="false"/>
+                <w:sz w:val="22"/>
+                <w:szCs w:val="22"/>
+                <w:color w:val="000000"/>
+              </w:rPr>
+            </w:pPr>
+            <w:r xmlns:w="http://schemas.openxmlformats.org/wordprocessingml/2006/main" xmlns:wp="http://schemas.openxmlformats.org/drawingml/2006/wordprocessingDrawing" xmlns:r="http://schemas.openxmlformats.org/officeDocument/2006/relationships" xmlns:w14="http://schemas.microsoft.com/office/word/2010/wordml">
+              <w:rPr>
+                <w:rFonts w:ascii="DejaVu Sans" w:hAnsi="DejaVu Sans" w:eastAsia="DejaVu Sans" w:cs="DejaVu Sans"/>
+                <w:i w:val="false"/>
+                <w:b w:val="false"/>
+                <w:u w:val="none"/>
+                <w:strike w:val="false"/>
+                <w:sz w:val="22"/>
+                <w:szCs w:val="22"/>
+                <w:color w:val="000000"/>
+              </w:rPr>
+              <w:t xml:space="preserve">(0.013)</w:t>
+            </w:r>
+          </w:p>
+        </w:tc>
+        <w:tc>
+          <w:tcPr>
+            <w:tcBorders>
+              <w:bottom w:val="none" w:sz="0" w:space="0" w:color="000000"/>
+              <w:top w:val="none" w:sz="0" w:space="0" w:color="000000"/>
+              <w:left w:val="none" w:sz="0" w:space="0" w:color="000000"/>
+              <w:right w:val="none" w:sz="0" w:space="0" w:color="000000"/>
+            </w:tcBorders>
+            <w:shd w:val="clear" w:color="auto" w:fill="FFFFFF"/>
+            <w:tcMar>
+              <w:top w:w="0" w:type="dxa"/>
+              <w:bottom w:w="0" w:type="dxa"/>
+              <w:left w:w="0" w:type="dxa"/>
+              <w:right w:w="0" w:type="dxa"/>
+            </w:tcMar>
+            <w:vAlign w:val="center"/>
+          </w:tcPr>
+          <w:p>
+            <w:pPr>
+              <w:jc w:val="center"/>
+              <w:pBdr>
+                <w:bottom w:val="none" w:sz="0" w:space="0" w:color="000000"/>
+                <w:top w:val="none" w:sz="0" w:space="0" w:color="000000"/>
+                <w:left w:val="none" w:sz="0" w:space="0" w:color="000000"/>
+                <w:right w:val="none" w:sz="0" w:space="0" w:color="000000"/>
+              </w:pBdr>
+              <w:spacing w:after="100" w:before="100" w:line="240"/>
+              <w:ind w:left="100" w:right="100" w:firstLine="0" w:firstLineChars="0"/>
+              <w:rPr>
+                <w:rFonts w:ascii="DejaVu Sans" w:hAnsi="DejaVu Sans" w:eastAsia="DejaVu Sans" w:cs="DejaVu Sans"/>
+                <w:i w:val="false"/>
+                <w:b w:val="false"/>
+                <w:u w:val="none"/>
+                <w:strike w:val="false"/>
+                <w:sz w:val="22"/>
+                <w:szCs w:val="22"/>
+                <w:color w:val="000000"/>
+              </w:rPr>
+            </w:pPr>
+            <w:r xmlns:w="http://schemas.openxmlformats.org/wordprocessingml/2006/main" xmlns:wp="http://schemas.openxmlformats.org/drawingml/2006/wordprocessingDrawing" xmlns:r="http://schemas.openxmlformats.org/officeDocument/2006/relationships" xmlns:w14="http://schemas.microsoft.com/office/word/2010/wordml">
+              <w:rPr>
+                <w:rFonts w:ascii="DejaVu Sans" w:hAnsi="DejaVu Sans" w:eastAsia="DejaVu Sans" w:cs="DejaVu Sans"/>
+                <w:i w:val="false"/>
+                <w:b w:val="false"/>
+                <w:u w:val="none"/>
+                <w:strike w:val="false"/>
+                <w:sz w:val="22"/>
+                <w:szCs w:val="22"/>
+                <w:color w:val="000000"/>
+              </w:rPr>
+              <w:t xml:space="preserve">(0.021)</w:t>
+            </w:r>
+          </w:p>
+        </w:tc>
+        <w:tc>
+          <w:tcPr>
+            <w:tcBorders>
+              <w:bottom w:val="none" w:sz="0" w:space="0" w:color="000000"/>
+              <w:top w:val="none" w:sz="0" w:space="0" w:color="000000"/>
+              <w:left w:val="none" w:sz="0" w:space="0" w:color="000000"/>
+              <w:right w:val="none" w:sz="0" w:space="0" w:color="000000"/>
+            </w:tcBorders>
+            <w:shd w:val="clear" w:color="auto" w:fill="FFFFFF"/>
+            <w:tcMar>
+              <w:top w:w="0" w:type="dxa"/>
+              <w:bottom w:w="0" w:type="dxa"/>
+              <w:left w:w="0" w:type="dxa"/>
+              <w:right w:w="0" w:type="dxa"/>
+            </w:tcMar>
+            <w:vAlign w:val="center"/>
+          </w:tcPr>
+          <w:p>
+            <w:pPr>
+              <w:jc w:val="center"/>
+              <w:pBdr>
+                <w:bottom w:val="none" w:sz="0" w:space="0" w:color="000000"/>
+                <w:top w:val="none" w:sz="0" w:space="0" w:color="000000"/>
+                <w:left w:val="none" w:sz="0" w:space="0" w:color="000000"/>
+                <w:right w:val="none" w:sz="0" w:space="0" w:color="000000"/>
+              </w:pBdr>
+              <w:spacing w:after="100" w:before="100" w:line="240"/>
+              <w:ind w:left="100" w:right="100" w:firstLine="0" w:firstLineChars="0"/>
+              <w:rPr>
+                <w:rFonts w:ascii="DejaVu Sans" w:hAnsi="DejaVu Sans" w:eastAsia="DejaVu Sans" w:cs="DejaVu Sans"/>
+                <w:i w:val="false"/>
+                <w:b w:val="false"/>
+                <w:u w:val="none"/>
+                <w:strike w:val="false"/>
+                <w:sz w:val="22"/>
+                <w:szCs w:val="22"/>
+                <w:color w:val="000000"/>
+              </w:rPr>
+            </w:pPr>
+            <w:r xmlns:w="http://schemas.openxmlformats.org/wordprocessingml/2006/main" xmlns:wp="http://schemas.openxmlformats.org/drawingml/2006/wordprocessingDrawing" xmlns:r="http://schemas.openxmlformats.org/officeDocument/2006/relationships" xmlns:w14="http://schemas.microsoft.com/office/word/2010/wordml">
+              <w:rPr>
+                <w:rFonts w:ascii="DejaVu Sans" w:hAnsi="DejaVu Sans" w:eastAsia="DejaVu Sans" w:cs="DejaVu Sans"/>
+                <w:i w:val="false"/>
+                <w:b w:val="false"/>
+                <w:u w:val="none"/>
+                <w:strike w:val="false"/>
+                <w:sz w:val="22"/>
+                <w:szCs w:val="22"/>
+                <w:color w:val="000000"/>
+              </w:rPr>
+              <w:t xml:space="preserve">(0.034)</w:t>
+            </w:r>
+          </w:p>
+        </w:tc>
+        <w:tc>
+          <w:tcPr>
+            <w:tcBorders>
+              <w:bottom w:val="none" w:sz="0" w:space="0" w:color="000000"/>
+              <w:top w:val="none" w:sz="0" w:space="0" w:color="000000"/>
+              <w:left w:val="none" w:sz="0" w:space="0" w:color="000000"/>
+              <w:right w:val="none" w:sz="0" w:space="0" w:color="000000"/>
+            </w:tcBorders>
+            <w:shd w:val="clear" w:color="auto" w:fill="FFFFFF"/>
+            <w:tcMar>
+              <w:top w:w="0" w:type="dxa"/>
+              <w:bottom w:w="0" w:type="dxa"/>
+              <w:left w:w="0" w:type="dxa"/>
+              <w:right w:w="0" w:type="dxa"/>
+            </w:tcMar>
+            <w:vAlign w:val="center"/>
+          </w:tcPr>
+          <w:p>
+            <w:pPr>
+              <w:jc w:val="center"/>
+              <w:pBdr>
+                <w:bottom w:val="none" w:sz="0" w:space="0" w:color="000000"/>
+                <w:top w:val="none" w:sz="0" w:space="0" w:color="000000"/>
+                <w:left w:val="none" w:sz="0" w:space="0" w:color="000000"/>
+                <w:right w:val="none" w:sz="0" w:space="0" w:color="000000"/>
+              </w:pBdr>
+              <w:spacing w:after="100" w:before="100" w:line="240"/>
+              <w:ind w:left="100" w:right="100" w:firstLine="0" w:firstLineChars="0"/>
+              <w:rPr>
+                <w:rFonts w:ascii="DejaVu Sans" w:hAnsi="DejaVu Sans" w:eastAsia="DejaVu Sans" w:cs="DejaVu Sans"/>
+                <w:i w:val="false"/>
+                <w:b w:val="false"/>
+                <w:u w:val="none"/>
+                <w:strike w:val="false"/>
+                <w:sz w:val="22"/>
+                <w:szCs w:val="22"/>
+                <w:color w:val="000000"/>
+              </w:rPr>
+            </w:pPr>
+            <w:r xmlns:w="http://schemas.openxmlformats.org/wordprocessingml/2006/main" xmlns:wp="http://schemas.openxmlformats.org/drawingml/2006/wordprocessingDrawing" xmlns:r="http://schemas.openxmlformats.org/officeDocument/2006/relationships" xmlns:w14="http://schemas.microsoft.com/office/word/2010/wordml">
+              <w:rPr>
+                <w:rFonts w:ascii="DejaVu Sans" w:hAnsi="DejaVu Sans" w:eastAsia="DejaVu Sans" w:cs="DejaVu Sans"/>
+                <w:i w:val="false"/>
+                <w:b w:val="false"/>
+                <w:u w:val="none"/>
+                <w:strike w:val="false"/>
+                <w:sz w:val="22"/>
+                <w:szCs w:val="22"/>
+                <w:color w:val="000000"/>
+              </w:rPr>
+              <w:t xml:space="preserve">(0.036)</w:t>
+            </w:r>
+          </w:p>
+        </w:tc>
+      </w:tr>
+      <w:tr>
+        <w:trPr>
+          <w:trHeight w:val="360" w:hRule="auto"/>
+        </w:trPr>
+        body 3
+        <w:tc>
+          <w:tcPr>
+            <w:tcBorders>
+              <w:bottom w:val="none" w:sz="0" w:space="0" w:color="000000"/>
+              <w:top w:val="none" w:sz="0" w:space="0" w:color="000000"/>
+              <w:left w:val="none" w:sz="0" w:space="0" w:color="000000"/>
+              <w:right w:val="none" w:sz="0" w:space="0" w:color="000000"/>
+            </w:tcBorders>
+            <w:shd w:val="clear" w:color="auto" w:fill="FFFFFF"/>
+            <w:tcMar>
+              <w:top w:w="0" w:type="dxa"/>
+              <w:bottom w:w="0" w:type="dxa"/>
+              <w:left w:w="0" w:type="dxa"/>
+              <w:right w:w="0" w:type="dxa"/>
+            </w:tcMar>
+            <w:vAlign w:val="center"/>
+          </w:tcPr>
+          <w:p>
+            <w:pPr>
+              <w:jc w:val="left"/>
+              <w:pBdr>
+                <w:bottom w:val="none" w:sz="0" w:space="0" w:color="000000"/>
+                <w:top w:val="none" w:sz="0" w:space="0" w:color="000000"/>
+                <w:left w:val="none" w:sz="0" w:space="0" w:color="000000"/>
+                <w:right w:val="none" w:sz="0" w:space="0" w:color="000000"/>
+              </w:pBdr>
+              <w:spacing w:after="100" w:before="100" w:line="240"/>
+              <w:ind w:left="100" w:right="100" w:firstLine="0" w:firstLineChars="0"/>
+              <w:rPr>
+                <w:rFonts w:ascii="DejaVu Sans" w:hAnsi="DejaVu Sans" w:eastAsia="DejaVu Sans" w:cs="DejaVu Sans"/>
+                <w:i w:val="false"/>
+                <w:b w:val="false"/>
+                <w:u w:val="none"/>
+                <w:strike w:val="false"/>
+                <w:sz w:val="22"/>
+                <w:szCs w:val="22"/>
+                <w:color w:val="000000"/>
+              </w:rPr>
+            </w:pPr>
+            <w:r xmlns:w="http://schemas.openxmlformats.org/wordprocessingml/2006/main" xmlns:wp="http://schemas.openxmlformats.org/drawingml/2006/wordprocessingDrawing" xmlns:r="http://schemas.openxmlformats.org/officeDocument/2006/relationships" xmlns:w14="http://schemas.microsoft.com/office/word/2010/wordml">
+              <w:rPr>
+                <w:rFonts w:ascii="DejaVu Sans" w:hAnsi="DejaVu Sans" w:eastAsia="DejaVu Sans" w:cs="DejaVu Sans"/>
+                <w:i w:val="false"/>
+                <w:b w:val="false"/>
+                <w:u w:val="none"/>
+                <w:strike w:val="false"/>
+                <w:sz w:val="22"/>
+                <w:szCs w:val="22"/>
+                <w:color w:val="000000"/>
+              </w:rPr>
+              <w:t xml:space="preserve">Brochure length</w:t>
+            </w:r>
+          </w:p>
+        </w:tc>
+        <w:tc>
+          <w:tcPr>
+            <w:tcBorders>
+              <w:bottom w:val="none" w:sz="0" w:space="0" w:color="000000"/>
+              <w:top w:val="none" w:sz="0" w:space="0" w:color="000000"/>
+              <w:left w:val="none" w:sz="0" w:space="0" w:color="000000"/>
+              <w:right w:val="none" w:sz="0" w:space="0" w:color="000000"/>
+            </w:tcBorders>
+            <w:shd w:val="clear" w:color="auto" w:fill="FFFFFF"/>
+            <w:tcMar>
+              <w:top w:w="0" w:type="dxa"/>
+              <w:bottom w:w="0" w:type="dxa"/>
+              <w:left w:w="0" w:type="dxa"/>
+              <w:right w:w="0" w:type="dxa"/>
+            </w:tcMar>
+            <w:vAlign w:val="center"/>
+          </w:tcPr>
+          <w:p>
+            <w:pPr>
+              <w:jc w:val="center"/>
+              <w:pBdr>
+                <w:bottom w:val="none" w:sz="0" w:space="0" w:color="000000"/>
+                <w:top w:val="none" w:sz="0" w:space="0" w:color="000000"/>
+                <w:left w:val="none" w:sz="0" w:space="0" w:color="000000"/>
+                <w:right w:val="none" w:sz="0" w:space="0" w:color="000000"/>
+              </w:pBdr>
+              <w:spacing w:after="100" w:before="100" w:line="240"/>
+              <w:ind w:left="100" w:right="100" w:firstLine="0" w:firstLineChars="0"/>
+              <w:rPr>
+                <w:rFonts w:ascii="DejaVu Sans" w:hAnsi="DejaVu Sans" w:eastAsia="DejaVu Sans" w:cs="DejaVu Sans"/>
+                <w:i w:val="false"/>
+                <w:b w:val="false"/>
+                <w:u w:val="none"/>
+                <w:strike w:val="false"/>
+                <w:sz w:val="22"/>
+                <w:szCs w:val="22"/>
+                <w:color w:val="000000"/>
+              </w:rPr>
+            </w:pPr>
+            <w:r xmlns:w="http://schemas.openxmlformats.org/wordprocessingml/2006/main" xmlns:wp="http://schemas.openxmlformats.org/drawingml/2006/wordprocessingDrawing" xmlns:r="http://schemas.openxmlformats.org/officeDocument/2006/relationships" xmlns:w14="http://schemas.microsoft.com/office/word/2010/wordml">
+              <w:rPr>
+                <w:rFonts w:ascii="DejaVu Sans" w:hAnsi="DejaVu Sans" w:eastAsia="DejaVu Sans" w:cs="DejaVu Sans"/>
+                <w:i w:val="false"/>
+                <w:b w:val="false"/>
+                <w:u w:val="none"/>
+                <w:strike w:val="false"/>
+                <w:sz w:val="22"/>
+                <w:szCs w:val="22"/>
+                <w:color w:val="000000"/>
+              </w:rPr>
+              <w:t xml:space="preserve">0.003</w:t>
+            </w:r>
+          </w:p>
+        </w:tc>
+        <w:tc>
+          <w:tcPr>
+            <w:tcBorders>
+              <w:bottom w:val="none" w:sz="0" w:space="0" w:color="000000"/>
+              <w:top w:val="none" w:sz="0" w:space="0" w:color="000000"/>
+              <w:left w:val="none" w:sz="0" w:space="0" w:color="000000"/>
+              <w:right w:val="none" w:sz="0" w:space="0" w:color="000000"/>
+            </w:tcBorders>
+            <w:shd w:val="clear" w:color="auto" w:fill="FFFFFF"/>
+            <w:tcMar>
+              <w:top w:w="0" w:type="dxa"/>
+              <w:bottom w:w="0" w:type="dxa"/>
+              <w:left w:w="0" w:type="dxa"/>
+              <w:right w:w="0" w:type="dxa"/>
+            </w:tcMar>
+            <w:vAlign w:val="center"/>
+          </w:tcPr>
+          <w:p>
+            <w:pPr>
+              <w:jc w:val="center"/>
+              <w:pBdr>
+                <w:bottom w:val="none" w:sz="0" w:space="0" w:color="000000"/>
+                <w:top w:val="none" w:sz="0" w:space="0" w:color="000000"/>
+                <w:left w:val="none" w:sz="0" w:space="0" w:color="000000"/>
+                <w:right w:val="none" w:sz="0" w:space="0" w:color="000000"/>
+              </w:pBdr>
+              <w:spacing w:after="100" w:before="100" w:line="240"/>
+              <w:ind w:left="100" w:right="100" w:firstLine="0" w:firstLineChars="0"/>
+              <w:rPr>
+                <w:rFonts w:ascii="DejaVu Sans" w:hAnsi="DejaVu Sans" w:eastAsia="DejaVu Sans" w:cs="DejaVu Sans"/>
+                <w:i w:val="false"/>
+                <w:b w:val="false"/>
+                <w:u w:val="none"/>
+                <w:strike w:val="false"/>
+                <w:sz w:val="22"/>
+                <w:szCs w:val="22"/>
+                <w:color w:val="000000"/>
+              </w:rPr>
+            </w:pPr>
+            <w:r xmlns:w="http://schemas.openxmlformats.org/wordprocessingml/2006/main" xmlns:wp="http://schemas.openxmlformats.org/drawingml/2006/wordprocessingDrawing" xmlns:r="http://schemas.openxmlformats.org/officeDocument/2006/relationships" xmlns:w14="http://schemas.microsoft.com/office/word/2010/wordml">
+              <w:rPr>
+                <w:rFonts w:ascii="DejaVu Sans" w:hAnsi="DejaVu Sans" w:eastAsia="DejaVu Sans" w:cs="DejaVu Sans"/>
+                <w:i w:val="false"/>
+                <w:b w:val="false"/>
+                <w:u w:val="none"/>
+                <w:strike w:val="false"/>
+                <w:sz w:val="22"/>
+                <w:szCs w:val="22"/>
+                <w:color w:val="000000"/>
+              </w:rPr>
+              <w:t xml:space="preserve">0.003</w:t>
+            </w:r>
+          </w:p>
+        </w:tc>
+        <w:tc>
+          <w:tcPr>
+            <w:tcBorders>
+              <w:bottom w:val="none" w:sz="0" w:space="0" w:color="000000"/>
+              <w:top w:val="none" w:sz="0" w:space="0" w:color="000000"/>
+              <w:left w:val="none" w:sz="0" w:space="0" w:color="000000"/>
+              <w:right w:val="none" w:sz="0" w:space="0" w:color="000000"/>
+            </w:tcBorders>
+            <w:shd w:val="clear" w:color="auto" w:fill="FFFFFF"/>
+            <w:tcMar>
+              <w:top w:w="0" w:type="dxa"/>
+              <w:bottom w:w="0" w:type="dxa"/>
+              <w:left w:w="0" w:type="dxa"/>
+              <w:right w:w="0" w:type="dxa"/>
+            </w:tcMar>
+            <w:vAlign w:val="center"/>
+          </w:tcPr>
+          <w:p>
+            <w:pPr>
+              <w:jc w:val="center"/>
+              <w:pBdr>
+                <w:bottom w:val="none" w:sz="0" w:space="0" w:color="000000"/>
+                <w:top w:val="none" w:sz="0" w:space="0" w:color="000000"/>
+                <w:left w:val="none" w:sz="0" w:space="0" w:color="000000"/>
+                <w:right w:val="none" w:sz="0" w:space="0" w:color="000000"/>
+              </w:pBdr>
+              <w:spacing w:after="100" w:before="100" w:line="240"/>
+              <w:ind w:left="100" w:right="100" w:firstLine="0" w:firstLineChars="0"/>
+              <w:rPr>
+                <w:rFonts w:ascii="DejaVu Sans" w:hAnsi="DejaVu Sans" w:eastAsia="DejaVu Sans" w:cs="DejaVu Sans"/>
+                <w:i w:val="false"/>
+                <w:b w:val="false"/>
+                <w:u w:val="none"/>
+                <w:strike w:val="false"/>
+                <w:sz w:val="22"/>
+                <w:szCs w:val="22"/>
+                <w:color w:val="000000"/>
+              </w:rPr>
+            </w:pPr>
+            <w:r xmlns:w="http://schemas.openxmlformats.org/wordprocessingml/2006/main" xmlns:wp="http://schemas.openxmlformats.org/drawingml/2006/wordprocessingDrawing" xmlns:r="http://schemas.openxmlformats.org/officeDocument/2006/relationships" xmlns:w14="http://schemas.microsoft.com/office/word/2010/wordml">
+              <w:rPr>
+                <w:rFonts w:ascii="DejaVu Sans" w:hAnsi="DejaVu Sans" w:eastAsia="DejaVu Sans" w:cs="DejaVu Sans"/>
+                <w:i w:val="false"/>
+                <w:b w:val="false"/>
+                <w:u w:val="none"/>
+                <w:strike w:val="false"/>
+                <w:sz w:val="22"/>
+                <w:szCs w:val="22"/>
+                <w:color w:val="000000"/>
+              </w:rPr>
+              <w:t xml:space="preserve">0.003</w:t>
+            </w:r>
+          </w:p>
+        </w:tc>
+        <w:tc>
+          <w:tcPr>
+            <w:tcBorders>
+              <w:bottom w:val="none" w:sz="0" w:space="0" w:color="000000"/>
+              <w:top w:val="none" w:sz="0" w:space="0" w:color="000000"/>
+              <w:left w:val="none" w:sz="0" w:space="0" w:color="000000"/>
+              <w:right w:val="none" w:sz="0" w:space="0" w:color="000000"/>
+            </w:tcBorders>
+            <w:shd w:val="clear" w:color="auto" w:fill="FFFFFF"/>
+            <w:tcMar>
+              <w:top w:w="0" w:type="dxa"/>
+              <w:bottom w:w="0" w:type="dxa"/>
+              <w:left w:w="0" w:type="dxa"/>
+              <w:right w:w="0" w:type="dxa"/>
+            </w:tcMar>
+            <w:vAlign w:val="center"/>
+          </w:tcPr>
+          <w:p>
+            <w:pPr>
+              <w:jc w:val="center"/>
+              <w:pBdr>
+                <w:bottom w:val="none" w:sz="0" w:space="0" w:color="000000"/>
+                <w:top w:val="none" w:sz="0" w:space="0" w:color="000000"/>
+                <w:left w:val="none" w:sz="0" w:space="0" w:color="000000"/>
+                <w:right w:val="none" w:sz="0" w:space="0" w:color="000000"/>
+              </w:pBdr>
+              <w:spacing w:after="100" w:before="100" w:line="240"/>
+              <w:ind w:left="100" w:right="100" w:firstLine="0" w:firstLineChars="0"/>
+              <w:rPr>
+                <w:rFonts w:ascii="DejaVu Sans" w:hAnsi="DejaVu Sans" w:eastAsia="DejaVu Sans" w:cs="DejaVu Sans"/>
+                <w:i w:val="false"/>
+                <w:b w:val="false"/>
+                <w:u w:val="none"/>
+                <w:strike w:val="false"/>
+                <w:sz w:val="22"/>
+                <w:szCs w:val="22"/>
+                <w:color w:val="000000"/>
+              </w:rPr>
+            </w:pPr>
+            <w:r xmlns:w="http://schemas.openxmlformats.org/wordprocessingml/2006/main" xmlns:wp="http://schemas.openxmlformats.org/drawingml/2006/wordprocessingDrawing" xmlns:r="http://schemas.openxmlformats.org/officeDocument/2006/relationships" xmlns:w14="http://schemas.microsoft.com/office/word/2010/wordml">
+              <w:rPr>
+                <w:rFonts w:ascii="DejaVu Sans" w:hAnsi="DejaVu Sans" w:eastAsia="DejaVu Sans" w:cs="DejaVu Sans"/>
+                <w:i w:val="false"/>
+                <w:b w:val="false"/>
+                <w:u w:val="none"/>
+                <w:strike w:val="false"/>
+                <w:sz w:val="22"/>
+                <w:szCs w:val="22"/>
+                <w:color w:val="000000"/>
+              </w:rPr>
+              <w:t xml:space="preserve">0.003</w:t>
+            </w:r>
+          </w:p>
+        </w:tc>
+      </w:tr>
+      <w:tr>
+        <w:trPr>
+          <w:trHeight w:val="360" w:hRule="auto"/>
+        </w:trPr>
+        body 4
+        <w:tc>
+          <w:tcPr>
+            <w:tcBorders>
+              <w:bottom w:val="none" w:sz="0" w:space="0" w:color="000000"/>
+              <w:top w:val="none" w:sz="0" w:space="0" w:color="000000"/>
+              <w:left w:val="none" w:sz="0" w:space="0" w:color="000000"/>
+              <w:right w:val="none" w:sz="0" w:space="0" w:color="000000"/>
+            </w:tcBorders>
+            <w:shd w:val="clear" w:color="auto" w:fill="FFFFFF"/>
+            <w:tcMar>
+              <w:top w:w="0" w:type="dxa"/>
+              <w:bottom w:w="0" w:type="dxa"/>
+              <w:left w:w="0" w:type="dxa"/>
+              <w:right w:w="0" w:type="dxa"/>
+            </w:tcMar>
+            <w:vAlign w:val="center"/>
+          </w:tcPr>
+          <w:p>
+            <w:pPr>
+              <w:jc w:val="left"/>
+              <w:pBdr>
+                <w:bottom w:val="none" w:sz="0" w:space="0" w:color="000000"/>
+                <w:top w:val="none" w:sz="0" w:space="0" w:color="000000"/>
+                <w:left w:val="none" w:sz="0" w:space="0" w:color="000000"/>
+                <w:right w:val="none" w:sz="0" w:space="0" w:color="000000"/>
+              </w:pBdr>
+              <w:spacing w:after="100" w:before="100" w:line="240"/>
+              <w:ind w:left="100" w:right="100" w:firstLine="0" w:firstLineChars="0"/>
+              <w:rPr>
+                <w:rFonts w:ascii="DejaVu Sans" w:hAnsi="DejaVu Sans" w:eastAsia="DejaVu Sans" w:cs="DejaVu Sans"/>
+                <w:i w:val="false"/>
+                <w:b w:val="false"/>
+                <w:u w:val="none"/>
+                <w:strike w:val="false"/>
+                <w:sz w:val="22"/>
+                <w:szCs w:val="22"/>
+                <w:color w:val="000000"/>
+              </w:rPr>
+            </w:pPr>
+            <w:r xmlns:w="http://schemas.openxmlformats.org/wordprocessingml/2006/main" xmlns:wp="http://schemas.openxmlformats.org/drawingml/2006/wordprocessingDrawing" xmlns:r="http://schemas.openxmlformats.org/officeDocument/2006/relationships" xmlns:w14="http://schemas.microsoft.com/office/word/2010/wordml">
+              <w:rPr>
+                <w:rFonts w:ascii="DejaVu Sans" w:hAnsi="DejaVu Sans" w:eastAsia="DejaVu Sans" w:cs="DejaVu Sans"/>
+                <w:i w:val="false"/>
+                <w:b w:val="false"/>
+                <w:u w:val="none"/>
+                <w:strike w:val="false"/>
+                <w:sz w:val="22"/>
+                <w:szCs w:val="22"/>
+                <w:color w:val="000000"/>
+              </w:rPr>
+              <w:t xml:space="preserve"/>
+            </w:r>
+          </w:p>
+        </w:tc>
+        <w:tc>
+          <w:tcPr>
+            <w:tcBorders>
+              <w:bottom w:val="none" w:sz="0" w:space="0" w:color="000000"/>
+              <w:top w:val="none" w:sz="0" w:space="0" w:color="000000"/>
+              <w:left w:val="none" w:sz="0" w:space="0" w:color="000000"/>
+              <w:right w:val="none" w:sz="0" w:space="0" w:color="000000"/>
+            </w:tcBorders>
+            <w:shd w:val="clear" w:color="auto" w:fill="FFFFFF"/>
+            <w:tcMar>
+              <w:top w:w="0" w:type="dxa"/>
+              <w:bottom w:w="0" w:type="dxa"/>
+              <w:left w:w="0" w:type="dxa"/>
+              <w:right w:w="0" w:type="dxa"/>
+            </w:tcMar>
+            <w:vAlign w:val="center"/>
+          </w:tcPr>
+          <w:p>
+            <w:pPr>
+              <w:jc w:val="center"/>
+              <w:pBdr>
+                <w:bottom w:val="none" w:sz="0" w:space="0" w:color="000000"/>
+                <w:top w:val="none" w:sz="0" w:space="0" w:color="000000"/>
+                <w:left w:val="none" w:sz="0" w:space="0" w:color="000000"/>
+                <w:right w:val="none" w:sz="0" w:space="0" w:color="000000"/>
+              </w:pBdr>
+              <w:spacing w:after="100" w:before="100" w:line="240"/>
+              <w:ind w:left="100" w:right="100" w:firstLine="0" w:firstLineChars="0"/>
+              <w:rPr>
+                <w:rFonts w:ascii="DejaVu Sans" w:hAnsi="DejaVu Sans" w:eastAsia="DejaVu Sans" w:cs="DejaVu Sans"/>
+                <w:i w:val="false"/>
+                <w:b w:val="false"/>
+                <w:u w:val="none"/>
+                <w:strike w:val="false"/>
+                <w:sz w:val="22"/>
+                <w:szCs w:val="22"/>
+                <w:color w:val="000000"/>
+              </w:rPr>
+            </w:pPr>
+            <w:r xmlns:w="http://schemas.openxmlformats.org/wordprocessingml/2006/main" xmlns:wp="http://schemas.openxmlformats.org/drawingml/2006/wordprocessingDrawing" xmlns:r="http://schemas.openxmlformats.org/officeDocument/2006/relationships" xmlns:w14="http://schemas.microsoft.com/office/word/2010/wordml">
+              <w:rPr>
+                <w:rFonts w:ascii="DejaVu Sans" w:hAnsi="DejaVu Sans" w:eastAsia="DejaVu Sans" w:cs="DejaVu Sans"/>
+                <w:i w:val="false"/>
+                <w:b w:val="false"/>
+                <w:u w:val="none"/>
+                <w:strike w:val="false"/>
+                <w:sz w:val="22"/>
+                <w:szCs w:val="22"/>
+                <w:color w:val="000000"/>
+              </w:rPr>
+              <w:t xml:space="preserve">(0.000)</w:t>
+            </w:r>
+          </w:p>
+        </w:tc>
+        <w:tc>
+          <w:tcPr>
+            <w:tcBorders>
+              <w:bottom w:val="none" w:sz="0" w:space="0" w:color="000000"/>
+              <w:top w:val="none" w:sz="0" w:space="0" w:color="000000"/>
+              <w:left w:val="none" w:sz="0" w:space="0" w:color="000000"/>
+              <w:right w:val="none" w:sz="0" w:space="0" w:color="000000"/>
+            </w:tcBorders>
+            <w:shd w:val="clear" w:color="auto" w:fill="FFFFFF"/>
+            <w:tcMar>
+              <w:top w:w="0" w:type="dxa"/>
+              <w:bottom w:w="0" w:type="dxa"/>
+              <w:left w:w="0" w:type="dxa"/>
+              <w:right w:w="0" w:type="dxa"/>
+            </w:tcMar>
+            <w:vAlign w:val="center"/>
+          </w:tcPr>
+          <w:p>
+            <w:pPr>
+              <w:jc w:val="center"/>
+              <w:pBdr>
+                <w:bottom w:val="none" w:sz="0" w:space="0" w:color="000000"/>
+                <w:top w:val="none" w:sz="0" w:space="0" w:color="000000"/>
+                <w:left w:val="none" w:sz="0" w:space="0" w:color="000000"/>
+                <w:right w:val="none" w:sz="0" w:space="0" w:color="000000"/>
+              </w:pBdr>
+              <w:spacing w:after="100" w:before="100" w:line="240"/>
+              <w:ind w:left="100" w:right="100" w:firstLine="0" w:firstLineChars="0"/>
+              <w:rPr>
+                <w:rFonts w:ascii="DejaVu Sans" w:hAnsi="DejaVu Sans" w:eastAsia="DejaVu Sans" w:cs="DejaVu Sans"/>
+                <w:i w:val="false"/>
+                <w:b w:val="false"/>
+                <w:u w:val="none"/>
+                <w:strike w:val="false"/>
+                <w:sz w:val="22"/>
+                <w:szCs w:val="22"/>
+                <w:color w:val="000000"/>
+              </w:rPr>
+            </w:pPr>
+            <w:r xmlns:w="http://schemas.openxmlformats.org/wordprocessingml/2006/main" xmlns:wp="http://schemas.openxmlformats.org/drawingml/2006/wordprocessingDrawing" xmlns:r="http://schemas.openxmlformats.org/officeDocument/2006/relationships" xmlns:w14="http://schemas.microsoft.com/office/word/2010/wordml">
+              <w:rPr>
+                <w:rFonts w:ascii="DejaVu Sans" w:hAnsi="DejaVu Sans" w:eastAsia="DejaVu Sans" w:cs="DejaVu Sans"/>
+                <w:i w:val="false"/>
+                <w:b w:val="false"/>
+                <w:u w:val="none"/>
+                <w:strike w:val="false"/>
+                <w:sz w:val="22"/>
+                <w:szCs w:val="22"/>
+                <w:color w:val="000000"/>
+              </w:rPr>
+              <w:t xml:space="preserve">(0.000)</w:t>
+            </w:r>
+          </w:p>
+        </w:tc>
+        <w:tc>
+          <w:tcPr>
+            <w:tcBorders>
+              <w:bottom w:val="none" w:sz="0" w:space="0" w:color="000000"/>
+              <w:top w:val="none" w:sz="0" w:space="0" w:color="000000"/>
+              <w:left w:val="none" w:sz="0" w:space="0" w:color="000000"/>
+              <w:right w:val="none" w:sz="0" w:space="0" w:color="000000"/>
+            </w:tcBorders>
+            <w:shd w:val="clear" w:color="auto" w:fill="FFFFFF"/>
+            <w:tcMar>
+              <w:top w:w="0" w:type="dxa"/>
+              <w:bottom w:w="0" w:type="dxa"/>
+              <w:left w:w="0" w:type="dxa"/>
+              <w:right w:w="0" w:type="dxa"/>
+            </w:tcMar>
+            <w:vAlign w:val="center"/>
+          </w:tcPr>
+          <w:p>
+            <w:pPr>
+              <w:jc w:val="center"/>
+              <w:pBdr>
+                <w:bottom w:val="none" w:sz="0" w:space="0" w:color="000000"/>
+                <w:top w:val="none" w:sz="0" w:space="0" w:color="000000"/>
+                <w:left w:val="none" w:sz="0" w:space="0" w:color="000000"/>
+                <w:right w:val="none" w:sz="0" w:space="0" w:color="000000"/>
+              </w:pBdr>
+              <w:spacing w:after="100" w:before="100" w:line="240"/>
+              <w:ind w:left="100" w:right="100" w:firstLine="0" w:firstLineChars="0"/>
+              <w:rPr>
+                <w:rFonts w:ascii="DejaVu Sans" w:hAnsi="DejaVu Sans" w:eastAsia="DejaVu Sans" w:cs="DejaVu Sans"/>
+                <w:i w:val="false"/>
+                <w:b w:val="false"/>
+                <w:u w:val="none"/>
+                <w:strike w:val="false"/>
+                <w:sz w:val="22"/>
+                <w:szCs w:val="22"/>
+                <w:color w:val="000000"/>
+              </w:rPr>
+            </w:pPr>
+            <w:r xmlns:w="http://schemas.openxmlformats.org/wordprocessingml/2006/main" xmlns:wp="http://schemas.openxmlformats.org/drawingml/2006/wordprocessingDrawing" xmlns:r="http://schemas.openxmlformats.org/officeDocument/2006/relationships" xmlns:w14="http://schemas.microsoft.com/office/word/2010/wordml">
+              <w:rPr>
+                <w:rFonts w:ascii="DejaVu Sans" w:hAnsi="DejaVu Sans" w:eastAsia="DejaVu Sans" w:cs="DejaVu Sans"/>
+                <w:i w:val="false"/>
+                <w:b w:val="false"/>
+                <w:u w:val="none"/>
+                <w:strike w:val="false"/>
+                <w:sz w:val="22"/>
+                <w:szCs w:val="22"/>
+                <w:color w:val="000000"/>
+              </w:rPr>
+              <w:t xml:space="preserve">(0.000)</w:t>
+            </w:r>
+          </w:p>
+        </w:tc>
+        <w:tc>
+          <w:tcPr>
+            <w:tcBorders>
+              <w:bottom w:val="none" w:sz="0" w:space="0" w:color="000000"/>
+              <w:top w:val="none" w:sz="0" w:space="0" w:color="000000"/>
+              <w:left w:val="none" w:sz="0" w:space="0" w:color="000000"/>
+              <w:right w:val="none" w:sz="0" w:space="0" w:color="000000"/>
+            </w:tcBorders>
+            <w:shd w:val="clear" w:color="auto" w:fill="FFFFFF"/>
+            <w:tcMar>
+              <w:top w:w="0" w:type="dxa"/>
+              <w:bottom w:w="0" w:type="dxa"/>
+              <w:left w:w="0" w:type="dxa"/>
+              <w:right w:w="0" w:type="dxa"/>
+            </w:tcMar>
+            <w:vAlign w:val="center"/>
+          </w:tcPr>
+          <w:p>
+            <w:pPr>
+              <w:jc w:val="center"/>
+              <w:pBdr>
+                <w:bottom w:val="none" w:sz="0" w:space="0" w:color="000000"/>
+                <w:top w:val="none" w:sz="0" w:space="0" w:color="000000"/>
+                <w:left w:val="none" w:sz="0" w:space="0" w:color="000000"/>
+                <w:right w:val="none" w:sz="0" w:space="0" w:color="000000"/>
+              </w:pBdr>
+              <w:spacing w:after="100" w:before="100" w:line="240"/>
+              <w:ind w:left="100" w:right="100" w:firstLine="0" w:firstLineChars="0"/>
+              <w:rPr>
+                <w:rFonts w:ascii="DejaVu Sans" w:hAnsi="DejaVu Sans" w:eastAsia="DejaVu Sans" w:cs="DejaVu Sans"/>
+                <w:i w:val="false"/>
+                <w:b w:val="false"/>
+                <w:u w:val="none"/>
+                <w:strike w:val="false"/>
+                <w:sz w:val="22"/>
+                <w:szCs w:val="22"/>
+                <w:color w:val="000000"/>
+              </w:rPr>
+            </w:pPr>
+            <w:r xmlns:w="http://schemas.openxmlformats.org/wordprocessingml/2006/main" xmlns:wp="http://schemas.openxmlformats.org/drawingml/2006/wordprocessingDrawing" xmlns:r="http://schemas.openxmlformats.org/officeDocument/2006/relationships" xmlns:w14="http://schemas.microsoft.com/office/word/2010/wordml">
+              <w:rPr>
+                <w:rFonts w:ascii="DejaVu Sans" w:hAnsi="DejaVu Sans" w:eastAsia="DejaVu Sans" w:cs="DejaVu Sans"/>
+                <w:i w:val="false"/>
+                <w:b w:val="false"/>
+                <w:u w:val="none"/>
+                <w:strike w:val="false"/>
+                <w:sz w:val="22"/>
+                <w:szCs w:val="22"/>
+                <w:color w:val="000000"/>
+              </w:rPr>
+              <w:t xml:space="preserve">(0.000)</w:t>
+            </w:r>
+          </w:p>
+        </w:tc>
+      </w:tr>
+      <w:tr>
+        <w:trPr>
+          <w:trHeight w:val="360" w:hRule="auto"/>
+        </w:trPr>
+        body 5
+        <w:tc>
+          <w:tcPr>
+            <w:tcBorders>
+              <w:bottom w:val="none" w:sz="0" w:space="0" w:color="000000"/>
+              <w:top w:val="none" w:sz="0" w:space="0" w:color="000000"/>
+              <w:left w:val="none" w:sz="0" w:space="0" w:color="000000"/>
+              <w:right w:val="none" w:sz="0" w:space="0" w:color="000000"/>
+            </w:tcBorders>
+            <w:shd w:val="clear" w:color="auto" w:fill="FFFFFF"/>
+            <w:tcMar>
+              <w:top w:w="0" w:type="dxa"/>
+              <w:bottom w:w="0" w:type="dxa"/>
+              <w:left w:w="0" w:type="dxa"/>
+              <w:right w:w="0" w:type="dxa"/>
+            </w:tcMar>
+            <w:vAlign w:val="center"/>
+          </w:tcPr>
+          <w:p>
+            <w:pPr>
+              <w:jc w:val="left"/>
+              <w:pBdr>
+                <w:bottom w:val="none" w:sz="0" w:space="0" w:color="000000"/>
+                <w:top w:val="none" w:sz="0" w:space="0" w:color="000000"/>
+                <w:left w:val="none" w:sz="0" w:space="0" w:color="000000"/>
+                <w:right w:val="none" w:sz="0" w:space="0" w:color="000000"/>
+              </w:pBdr>
+              <w:spacing w:after="100" w:before="100" w:line="240"/>
+              <w:ind w:left="100" w:right="100" w:firstLine="0" w:firstLineChars="0"/>
+              <w:rPr>
+                <w:rFonts w:ascii="DejaVu Sans" w:hAnsi="DejaVu Sans" w:eastAsia="DejaVu Sans" w:cs="DejaVu Sans"/>
+                <w:i w:val="false"/>
+                <w:b w:val="false"/>
+                <w:u w:val="none"/>
+                <w:strike w:val="false"/>
+                <w:sz w:val="22"/>
+                <w:szCs w:val="22"/>
+                <w:color w:val="000000"/>
+              </w:rPr>
+            </w:pPr>
+            <w:r xmlns:w="http://schemas.openxmlformats.org/wordprocessingml/2006/main" xmlns:wp="http://schemas.openxmlformats.org/drawingml/2006/wordprocessingDrawing" xmlns:r="http://schemas.openxmlformats.org/officeDocument/2006/relationships" xmlns:w14="http://schemas.microsoft.com/office/word/2010/wordml">
+              <w:rPr>
+                <w:rFonts w:ascii="DejaVu Sans" w:hAnsi="DejaVu Sans" w:eastAsia="DejaVu Sans" w:cs="DejaVu Sans"/>
+                <w:i w:val="false"/>
+                <w:b w:val="false"/>
+                <w:u w:val="none"/>
+                <w:strike w:val="false"/>
+                <w:sz w:val="22"/>
+                <w:szCs w:val="22"/>
+                <w:color w:val="000000"/>
+              </w:rPr>
+              <w:t xml:space="preserve">Science</w:t>
+            </w:r>
+          </w:p>
+        </w:tc>
+        <w:tc>
+          <w:tcPr>
+            <w:tcBorders>
+              <w:bottom w:val="none" w:sz="0" w:space="0" w:color="000000"/>
+              <w:top w:val="none" w:sz="0" w:space="0" w:color="000000"/>
+              <w:left w:val="none" w:sz="0" w:space="0" w:color="000000"/>
+              <w:right w:val="none" w:sz="0" w:space="0" w:color="000000"/>
+            </w:tcBorders>
+            <w:shd w:val="clear" w:color="auto" w:fill="FFFFFF"/>
+            <w:tcMar>
+              <w:top w:w="0" w:type="dxa"/>
+              <w:bottom w:w="0" w:type="dxa"/>
+              <w:left w:w="0" w:type="dxa"/>
+              <w:right w:w="0" w:type="dxa"/>
+            </w:tcMar>
+            <w:vAlign w:val="center"/>
+          </w:tcPr>
+          <w:p>
+            <w:pPr>
+              <w:jc w:val="center"/>
+              <w:pBdr>
+                <w:bottom w:val="none" w:sz="0" w:space="0" w:color="000000"/>
+                <w:top w:val="none" w:sz="0" w:space="0" w:color="000000"/>
+                <w:left w:val="none" w:sz="0" w:space="0" w:color="000000"/>
+                <w:right w:val="none" w:sz="0" w:space="0" w:color="000000"/>
+              </w:pBdr>
+              <w:spacing w:after="100" w:before="100" w:line="240"/>
+              <w:ind w:left="100" w:right="100" w:firstLine="0" w:firstLineChars="0"/>
+              <w:rPr>
+                <w:rFonts w:ascii="DejaVu Sans" w:hAnsi="DejaVu Sans" w:eastAsia="DejaVu Sans" w:cs="DejaVu Sans"/>
+                <w:i w:val="false"/>
+                <w:b w:val="false"/>
+                <w:u w:val="none"/>
+                <w:strike w:val="false"/>
+                <w:sz w:val="22"/>
+                <w:szCs w:val="22"/>
+                <w:color w:val="000000"/>
+              </w:rPr>
+            </w:pPr>
+            <w:r xmlns:w="http://schemas.openxmlformats.org/wordprocessingml/2006/main" xmlns:wp="http://schemas.openxmlformats.org/drawingml/2006/wordprocessingDrawing" xmlns:r="http://schemas.openxmlformats.org/officeDocument/2006/relationships" xmlns:w14="http://schemas.microsoft.com/office/word/2010/wordml">
+              <w:rPr>
+                <w:rFonts w:ascii="DejaVu Sans" w:hAnsi="DejaVu Sans" w:eastAsia="DejaVu Sans" w:cs="DejaVu Sans"/>
+                <w:i w:val="false"/>
+                <w:b w:val="false"/>
+                <w:u w:val="none"/>
+                <w:strike w:val="false"/>
+                <w:sz w:val="22"/>
+                <w:szCs w:val="22"/>
+                <w:color w:val="000000"/>
+              </w:rPr>
+              <w:t xml:space="preserve"/>
+            </w:r>
+          </w:p>
+        </w:tc>
+        <w:tc>
+          <w:tcPr>
+            <w:tcBorders>
+              <w:bottom w:val="none" w:sz="0" w:space="0" w:color="000000"/>
+              <w:top w:val="none" w:sz="0" w:space="0" w:color="000000"/>
+              <w:left w:val="none" w:sz="0" w:space="0" w:color="000000"/>
+              <w:right w:val="none" w:sz="0" w:space="0" w:color="000000"/>
+            </w:tcBorders>
+            <w:shd w:val="clear" w:color="auto" w:fill="FFFFFF"/>
+            <w:tcMar>
+              <w:top w:w="0" w:type="dxa"/>
+              <w:bottom w:w="0" w:type="dxa"/>
+              <w:left w:w="0" w:type="dxa"/>
+              <w:right w:w="0" w:type="dxa"/>
+            </w:tcMar>
+            <w:vAlign w:val="center"/>
+          </w:tcPr>
+          <w:p>
+            <w:pPr>
+              <w:jc w:val="center"/>
+              <w:pBdr>
+                <w:bottom w:val="none" w:sz="0" w:space="0" w:color="000000"/>
+                <w:top w:val="none" w:sz="0" w:space="0" w:color="000000"/>
+                <w:left w:val="none" w:sz="0" w:space="0" w:color="000000"/>
+                <w:right w:val="none" w:sz="0" w:space="0" w:color="000000"/>
+              </w:pBdr>
+              <w:spacing w:after="100" w:before="100" w:line="240"/>
+              <w:ind w:left="100" w:right="100" w:firstLine="0" w:firstLineChars="0"/>
+              <w:rPr>
+                <w:rFonts w:ascii="DejaVu Sans" w:hAnsi="DejaVu Sans" w:eastAsia="DejaVu Sans" w:cs="DejaVu Sans"/>
+                <w:i w:val="false"/>
+                <w:b w:val="false"/>
+                <w:u w:val="none"/>
+                <w:strike w:val="false"/>
+                <w:sz w:val="22"/>
+                <w:szCs w:val="22"/>
+                <w:color w:val="000000"/>
+              </w:rPr>
+            </w:pPr>
+            <w:r xmlns:w="http://schemas.openxmlformats.org/wordprocessingml/2006/main" xmlns:wp="http://schemas.openxmlformats.org/drawingml/2006/wordprocessingDrawing" xmlns:r="http://schemas.openxmlformats.org/officeDocument/2006/relationships" xmlns:w14="http://schemas.microsoft.com/office/word/2010/wordml">
+              <w:rPr>
+                <w:rFonts w:ascii="DejaVu Sans" w:hAnsi="DejaVu Sans" w:eastAsia="DejaVu Sans" w:cs="DejaVu Sans"/>
+                <w:i w:val="false"/>
+                <w:b w:val="false"/>
+                <w:u w:val="none"/>
+                <w:strike w:val="false"/>
+                <w:sz w:val="22"/>
+                <w:szCs w:val="22"/>
+                <w:color w:val="000000"/>
+              </w:rPr>
+              <w:t xml:space="preserve">3.142</w:t>
+            </w:r>
+          </w:p>
+        </w:tc>
+        <w:tc>
+          <w:tcPr>
+            <w:tcBorders>
+              <w:bottom w:val="none" w:sz="0" w:space="0" w:color="000000"/>
+              <w:top w:val="none" w:sz="0" w:space="0" w:color="000000"/>
+              <w:left w:val="none" w:sz="0" w:space="0" w:color="000000"/>
+              <w:right w:val="none" w:sz="0" w:space="0" w:color="000000"/>
+            </w:tcBorders>
+            <w:shd w:val="clear" w:color="auto" w:fill="FFFFFF"/>
+            <w:tcMar>
+              <w:top w:w="0" w:type="dxa"/>
+              <w:bottom w:w="0" w:type="dxa"/>
+              <w:left w:w="0" w:type="dxa"/>
+              <w:right w:w="0" w:type="dxa"/>
+            </w:tcMar>
+            <w:vAlign w:val="center"/>
+          </w:tcPr>
+          <w:p>
+            <w:pPr>
+              <w:jc w:val="center"/>
+              <w:pBdr>
+                <w:bottom w:val="none" w:sz="0" w:space="0" w:color="000000"/>
+                <w:top w:val="none" w:sz="0" w:space="0" w:color="000000"/>
+                <w:left w:val="none" w:sz="0" w:space="0" w:color="000000"/>
+                <w:right w:val="none" w:sz="0" w:space="0" w:color="000000"/>
+              </w:pBdr>
+              <w:spacing w:after="100" w:before="100" w:line="240"/>
+              <w:ind w:left="100" w:right="100" w:firstLine="0" w:firstLineChars="0"/>
+              <w:rPr>
+                <w:rFonts w:ascii="DejaVu Sans" w:hAnsi="DejaVu Sans" w:eastAsia="DejaVu Sans" w:cs="DejaVu Sans"/>
+                <w:i w:val="false"/>
+                <w:b w:val="false"/>
+                <w:u w:val="none"/>
+                <w:strike w:val="false"/>
+                <w:sz w:val="22"/>
+                <w:szCs w:val="22"/>
+                <w:color w:val="000000"/>
+              </w:rPr>
+            </w:pPr>
+            <w:r xmlns:w="http://schemas.openxmlformats.org/wordprocessingml/2006/main" xmlns:wp="http://schemas.openxmlformats.org/drawingml/2006/wordprocessingDrawing" xmlns:r="http://schemas.openxmlformats.org/officeDocument/2006/relationships" xmlns:w14="http://schemas.microsoft.com/office/word/2010/wordml">
+              <w:rPr>
+                <w:rFonts w:ascii="DejaVu Sans" w:hAnsi="DejaVu Sans" w:eastAsia="DejaVu Sans" w:cs="DejaVu Sans"/>
+                <w:i w:val="false"/>
+                <w:b w:val="false"/>
+                <w:u w:val="none"/>
+                <w:strike w:val="false"/>
+                <w:sz w:val="22"/>
+                <w:szCs w:val="22"/>
+                <w:color w:val="000000"/>
+              </w:rPr>
+              <w:t xml:space="preserve">3.187</w:t>
+            </w:r>
+          </w:p>
+        </w:tc>
+        <w:tc>
+          <w:tcPr>
+            <w:tcBorders>
+              <w:bottom w:val="none" w:sz="0" w:space="0" w:color="000000"/>
+              <w:top w:val="none" w:sz="0" w:space="0" w:color="000000"/>
+              <w:left w:val="none" w:sz="0" w:space="0" w:color="000000"/>
+              <w:right w:val="none" w:sz="0" w:space="0" w:color="000000"/>
+            </w:tcBorders>
+            <w:shd w:val="clear" w:color="auto" w:fill="FFFFFF"/>
+            <w:tcMar>
+              <w:top w:w="0" w:type="dxa"/>
+              <w:bottom w:w="0" w:type="dxa"/>
+              <w:left w:w="0" w:type="dxa"/>
+              <w:right w:w="0" w:type="dxa"/>
+            </w:tcMar>
+            <w:vAlign w:val="center"/>
+          </w:tcPr>
+          <w:p>
+            <w:pPr>
+              <w:jc w:val="center"/>
+              <w:pBdr>
+                <w:bottom w:val="none" w:sz="0" w:space="0" w:color="000000"/>
+                <w:top w:val="none" w:sz="0" w:space="0" w:color="000000"/>
+                <w:left w:val="none" w:sz="0" w:space="0" w:color="000000"/>
+                <w:right w:val="none" w:sz="0" w:space="0" w:color="000000"/>
+              </w:pBdr>
+              <w:spacing w:after="100" w:before="100" w:line="240"/>
+              <w:ind w:left="100" w:right="100" w:firstLine="0" w:firstLineChars="0"/>
+              <w:rPr>
+                <w:rFonts w:ascii="DejaVu Sans" w:hAnsi="DejaVu Sans" w:eastAsia="DejaVu Sans" w:cs="DejaVu Sans"/>
+                <w:i w:val="false"/>
+                <w:b w:val="false"/>
+                <w:u w:val="none"/>
+                <w:strike w:val="false"/>
+                <w:sz w:val="22"/>
+                <w:szCs w:val="22"/>
+                <w:color w:val="000000"/>
+              </w:rPr>
+            </w:pPr>
+            <w:r xmlns:w="http://schemas.openxmlformats.org/wordprocessingml/2006/main" xmlns:wp="http://schemas.openxmlformats.org/drawingml/2006/wordprocessingDrawing" xmlns:r="http://schemas.openxmlformats.org/officeDocument/2006/relationships" xmlns:w14="http://schemas.microsoft.com/office/word/2010/wordml">
+              <w:rPr>
+                <w:rFonts w:ascii="DejaVu Sans" w:hAnsi="DejaVu Sans" w:eastAsia="DejaVu Sans" w:cs="DejaVu Sans"/>
+                <w:i w:val="false"/>
+                <w:b w:val="false"/>
+                <w:u w:val="none"/>
+                <w:strike w:val="false"/>
+                <w:sz w:val="22"/>
+                <w:szCs w:val="22"/>
+                <w:color w:val="000000"/>
+              </w:rPr>
+              <w:t xml:space="preserve">3.258</w:t>
+            </w:r>
+          </w:p>
+        </w:tc>
+      </w:tr>
+      <w:tr>
+        <w:trPr>
+          <w:trHeight w:val="360" w:hRule="auto"/>
+        </w:trPr>
+        body 6
+        <w:tc>
+          <w:tcPr>
+            <w:tcBorders>
+              <w:bottom w:val="none" w:sz="0" w:space="0" w:color="000000"/>
+              <w:top w:val="none" w:sz="0" w:space="0" w:color="000000"/>
+              <w:left w:val="none" w:sz="0" w:space="0" w:color="000000"/>
+              <w:right w:val="none" w:sz="0" w:space="0" w:color="000000"/>
+            </w:tcBorders>
+            <w:shd w:val="clear" w:color="auto" w:fill="FFFFFF"/>
+            <w:tcMar>
+              <w:top w:w="0" w:type="dxa"/>
+              <w:bottom w:w="0" w:type="dxa"/>
+              <w:left w:w="0" w:type="dxa"/>
+              <w:right w:w="0" w:type="dxa"/>
+            </w:tcMar>
+            <w:vAlign w:val="center"/>
+          </w:tcPr>
+          <w:p>
+            <w:pPr>
+              <w:jc w:val="left"/>
+              <w:pBdr>
+                <w:bottom w:val="none" w:sz="0" w:space="0" w:color="000000"/>
+                <w:top w:val="none" w:sz="0" w:space="0" w:color="000000"/>
+                <w:left w:val="none" w:sz="0" w:space="0" w:color="000000"/>
+                <w:right w:val="none" w:sz="0" w:space="0" w:color="000000"/>
+              </w:pBdr>
+              <w:spacing w:after="100" w:before="100" w:line="240"/>
+              <w:ind w:left="100" w:right="100" w:firstLine="0" w:firstLineChars="0"/>
+              <w:rPr>
+                <w:rFonts w:ascii="DejaVu Sans" w:hAnsi="DejaVu Sans" w:eastAsia="DejaVu Sans" w:cs="DejaVu Sans"/>
+                <w:i w:val="false"/>
+                <w:b w:val="false"/>
+                <w:u w:val="none"/>
+                <w:strike w:val="false"/>
+                <w:sz w:val="22"/>
+                <w:szCs w:val="22"/>
+                <w:color w:val="000000"/>
+              </w:rPr>
+            </w:pPr>
+            <w:r xmlns:w="http://schemas.openxmlformats.org/wordprocessingml/2006/main" xmlns:wp="http://schemas.openxmlformats.org/drawingml/2006/wordprocessingDrawing" xmlns:r="http://schemas.openxmlformats.org/officeDocument/2006/relationships" xmlns:w14="http://schemas.microsoft.com/office/word/2010/wordml">
+              <w:rPr>
+                <w:rFonts w:ascii="DejaVu Sans" w:hAnsi="DejaVu Sans" w:eastAsia="DejaVu Sans" w:cs="DejaVu Sans"/>
+                <w:i w:val="false"/>
+                <w:b w:val="false"/>
+                <w:u w:val="none"/>
+                <w:strike w:val="false"/>
+                <w:sz w:val="22"/>
+                <w:szCs w:val="22"/>
+                <w:color w:val="000000"/>
+              </w:rPr>
+              <w:t xml:space="preserve"/>
+            </w:r>
+          </w:p>
+        </w:tc>
+        <w:tc>
+          <w:tcPr>
+            <w:tcBorders>
+              <w:bottom w:val="none" w:sz="0" w:space="0" w:color="000000"/>
+              <w:top w:val="none" w:sz="0" w:space="0" w:color="000000"/>
+              <w:left w:val="none" w:sz="0" w:space="0" w:color="000000"/>
+              <w:right w:val="none" w:sz="0" w:space="0" w:color="000000"/>
+            </w:tcBorders>
+            <w:shd w:val="clear" w:color="auto" w:fill="FFFFFF"/>
+            <w:tcMar>
+              <w:top w:w="0" w:type="dxa"/>
+              <w:bottom w:w="0" w:type="dxa"/>
+              <w:left w:w="0" w:type="dxa"/>
+              <w:right w:w="0" w:type="dxa"/>
+            </w:tcMar>
+            <w:vAlign w:val="center"/>
+          </w:tcPr>
+          <w:p>
+            <w:pPr>
+              <w:jc w:val="center"/>
+              <w:pBdr>
+                <w:bottom w:val="none" w:sz="0" w:space="0" w:color="000000"/>
+                <w:top w:val="none" w:sz="0" w:space="0" w:color="000000"/>
+                <w:left w:val="none" w:sz="0" w:space="0" w:color="000000"/>
+                <w:right w:val="none" w:sz="0" w:space="0" w:color="000000"/>
+              </w:pBdr>
+              <w:spacing w:after="100" w:before="100" w:line="240"/>
+              <w:ind w:left="100" w:right="100" w:firstLine="0" w:firstLineChars="0"/>
+              <w:rPr>
+                <w:rFonts w:ascii="DejaVu Sans" w:hAnsi="DejaVu Sans" w:eastAsia="DejaVu Sans" w:cs="DejaVu Sans"/>
+                <w:i w:val="false"/>
+                <w:b w:val="false"/>
+                <w:u w:val="none"/>
+                <w:strike w:val="false"/>
+                <w:sz w:val="22"/>
+                <w:szCs w:val="22"/>
+                <w:color w:val="000000"/>
+              </w:rPr>
+            </w:pPr>
+            <w:r xmlns:w="http://schemas.openxmlformats.org/wordprocessingml/2006/main" xmlns:wp="http://schemas.openxmlformats.org/drawingml/2006/wordprocessingDrawing" xmlns:r="http://schemas.openxmlformats.org/officeDocument/2006/relationships" xmlns:w14="http://schemas.microsoft.com/office/word/2010/wordml">
+              <w:rPr>
+                <w:rFonts w:ascii="DejaVu Sans" w:hAnsi="DejaVu Sans" w:eastAsia="DejaVu Sans" w:cs="DejaVu Sans"/>
+                <w:i w:val="false"/>
+                <w:b w:val="false"/>
+                <w:u w:val="none"/>
+                <w:strike w:val="false"/>
+                <w:sz w:val="22"/>
+                <w:szCs w:val="22"/>
+                <w:color w:val="000000"/>
+              </w:rPr>
+              <w:t xml:space="preserve"/>
+            </w:r>
+          </w:p>
+        </w:tc>
+        <w:tc>
+          <w:tcPr>
+            <w:tcBorders>
+              <w:bottom w:val="none" w:sz="0" w:space="0" w:color="000000"/>
+              <w:top w:val="none" w:sz="0" w:space="0" w:color="000000"/>
+              <w:left w:val="none" w:sz="0" w:space="0" w:color="000000"/>
+              <w:right w:val="none" w:sz="0" w:space="0" w:color="000000"/>
+            </w:tcBorders>
+            <w:shd w:val="clear" w:color="auto" w:fill="FFFFFF"/>
+            <w:tcMar>
+              <w:top w:w="0" w:type="dxa"/>
+              <w:bottom w:w="0" w:type="dxa"/>
+              <w:left w:w="0" w:type="dxa"/>
+              <w:right w:w="0" w:type="dxa"/>
+            </w:tcMar>
+            <w:vAlign w:val="center"/>
+          </w:tcPr>
+          <w:p>
+            <w:pPr>
+              <w:jc w:val="center"/>
+              <w:pBdr>
+                <w:bottom w:val="none" w:sz="0" w:space="0" w:color="000000"/>
+                <w:top w:val="none" w:sz="0" w:space="0" w:color="000000"/>
+                <w:left w:val="none" w:sz="0" w:space="0" w:color="000000"/>
+                <w:right w:val="none" w:sz="0" w:space="0" w:color="000000"/>
+              </w:pBdr>
+              <w:spacing w:after="100" w:before="100" w:line="240"/>
+              <w:ind w:left="100" w:right="100" w:firstLine="0" w:firstLineChars="0"/>
+              <w:rPr>
+                <w:rFonts w:ascii="DejaVu Sans" w:hAnsi="DejaVu Sans" w:eastAsia="DejaVu Sans" w:cs="DejaVu Sans"/>
+                <w:i w:val="false"/>
+                <w:b w:val="false"/>
+                <w:u w:val="none"/>
+                <w:strike w:val="false"/>
+                <w:sz w:val="22"/>
+                <w:szCs w:val="22"/>
+                <w:color w:val="000000"/>
+              </w:rPr>
+            </w:pPr>
+            <w:r xmlns:w="http://schemas.openxmlformats.org/wordprocessingml/2006/main" xmlns:wp="http://schemas.openxmlformats.org/drawingml/2006/wordprocessingDrawing" xmlns:r="http://schemas.openxmlformats.org/officeDocument/2006/relationships" xmlns:w14="http://schemas.microsoft.com/office/word/2010/wordml">
+              <w:rPr>
+                <w:rFonts w:ascii="DejaVu Sans" w:hAnsi="DejaVu Sans" w:eastAsia="DejaVu Sans" w:cs="DejaVu Sans"/>
+                <w:i w:val="false"/>
+                <w:b w:val="false"/>
+                <w:u w:val="none"/>
+                <w:strike w:val="false"/>
+                <w:sz w:val="22"/>
+                <w:szCs w:val="22"/>
+                <w:color w:val="000000"/>
+              </w:rPr>
+              <w:t xml:space="preserve">(0.048)</w:t>
+            </w:r>
+          </w:p>
+        </w:tc>
+        <w:tc>
+          <w:tcPr>
+            <w:tcBorders>
+              <w:bottom w:val="none" w:sz="0" w:space="0" w:color="000000"/>
+              <w:top w:val="none" w:sz="0" w:space="0" w:color="000000"/>
+              <w:left w:val="none" w:sz="0" w:space="0" w:color="000000"/>
+              <w:right w:val="none" w:sz="0" w:space="0" w:color="000000"/>
+            </w:tcBorders>
+            <w:shd w:val="clear" w:color="auto" w:fill="FFFFFF"/>
+            <w:tcMar>
+              <w:top w:w="0" w:type="dxa"/>
+              <w:bottom w:w="0" w:type="dxa"/>
+              <w:left w:w="0" w:type="dxa"/>
+              <w:right w:w="0" w:type="dxa"/>
+            </w:tcMar>
+            <w:vAlign w:val="center"/>
+          </w:tcPr>
+          <w:p>
+            <w:pPr>
+              <w:jc w:val="center"/>
+              <w:pBdr>
+                <w:bottom w:val="none" w:sz="0" w:space="0" w:color="000000"/>
+                <w:top w:val="none" w:sz="0" w:space="0" w:color="000000"/>
+                <w:left w:val="none" w:sz="0" w:space="0" w:color="000000"/>
+                <w:right w:val="none" w:sz="0" w:space="0" w:color="000000"/>
+              </w:pBdr>
+              <w:spacing w:after="100" w:before="100" w:line="240"/>
+              <w:ind w:left="100" w:right="100" w:firstLine="0" w:firstLineChars="0"/>
+              <w:rPr>
+                <w:rFonts w:ascii="DejaVu Sans" w:hAnsi="DejaVu Sans" w:eastAsia="DejaVu Sans" w:cs="DejaVu Sans"/>
+                <w:i w:val="false"/>
+                <w:b w:val="false"/>
+                <w:u w:val="none"/>
+                <w:strike w:val="false"/>
+                <w:sz w:val="22"/>
+                <w:szCs w:val="22"/>
+                <w:color w:val="000000"/>
+              </w:rPr>
+            </w:pPr>
+            <w:r xmlns:w="http://schemas.openxmlformats.org/wordprocessingml/2006/main" xmlns:wp="http://schemas.openxmlformats.org/drawingml/2006/wordprocessingDrawing" xmlns:r="http://schemas.openxmlformats.org/officeDocument/2006/relationships" xmlns:w14="http://schemas.microsoft.com/office/word/2010/wordml">
+              <w:rPr>
+                <w:rFonts w:ascii="DejaVu Sans" w:hAnsi="DejaVu Sans" w:eastAsia="DejaVu Sans" w:cs="DejaVu Sans"/>
+                <w:i w:val="false"/>
+                <w:b w:val="false"/>
+                <w:u w:val="none"/>
+                <w:strike w:val="false"/>
+                <w:sz w:val="22"/>
+                <w:szCs w:val="22"/>
+                <w:color w:val="000000"/>
+              </w:rPr>
+              <w:t xml:space="preserve">(0.048)</w:t>
+            </w:r>
+          </w:p>
+        </w:tc>
+        <w:tc>
+          <w:tcPr>
+            <w:tcBorders>
+              <w:bottom w:val="none" w:sz="0" w:space="0" w:color="000000"/>
+              <w:top w:val="none" w:sz="0" w:space="0" w:color="000000"/>
+              <w:left w:val="none" w:sz="0" w:space="0" w:color="000000"/>
+              <w:right w:val="none" w:sz="0" w:space="0" w:color="000000"/>
+            </w:tcBorders>
+            <w:shd w:val="clear" w:color="auto" w:fill="FFFFFF"/>
+            <w:tcMar>
+              <w:top w:w="0" w:type="dxa"/>
+              <w:bottom w:w="0" w:type="dxa"/>
+              <w:left w:w="0" w:type="dxa"/>
+              <w:right w:w="0" w:type="dxa"/>
+            </w:tcMar>
+            <w:vAlign w:val="center"/>
+          </w:tcPr>
+          <w:p>
+            <w:pPr>
+              <w:jc w:val="center"/>
+              <w:pBdr>
+                <w:bottom w:val="none" w:sz="0" w:space="0" w:color="000000"/>
+                <w:top w:val="none" w:sz="0" w:space="0" w:color="000000"/>
+                <w:left w:val="none" w:sz="0" w:space="0" w:color="000000"/>
+                <w:right w:val="none" w:sz="0" w:space="0" w:color="000000"/>
+              </w:pBdr>
+              <w:spacing w:after="100" w:before="100" w:line="240"/>
+              <w:ind w:left="100" w:right="100" w:firstLine="0" w:firstLineChars="0"/>
+              <w:rPr>
+                <w:rFonts w:ascii="DejaVu Sans" w:hAnsi="DejaVu Sans" w:eastAsia="DejaVu Sans" w:cs="DejaVu Sans"/>
+                <w:i w:val="false"/>
+                <w:b w:val="false"/>
+                <w:u w:val="none"/>
+                <w:strike w:val="false"/>
+                <w:sz w:val="22"/>
+                <w:szCs w:val="22"/>
+                <w:color w:val="000000"/>
+              </w:rPr>
+            </w:pPr>
+            <w:r xmlns:w="http://schemas.openxmlformats.org/wordprocessingml/2006/main" xmlns:wp="http://schemas.openxmlformats.org/drawingml/2006/wordprocessingDrawing" xmlns:r="http://schemas.openxmlformats.org/officeDocument/2006/relationships" xmlns:w14="http://schemas.microsoft.com/office/word/2010/wordml">
+              <w:rPr>
+                <w:rFonts w:ascii="DejaVu Sans" w:hAnsi="DejaVu Sans" w:eastAsia="DejaVu Sans" w:cs="DejaVu Sans"/>
+                <w:i w:val="false"/>
+                <w:b w:val="false"/>
+                <w:u w:val="none"/>
+                <w:strike w:val="false"/>
+                <w:sz w:val="22"/>
+                <w:szCs w:val="22"/>
+                <w:color w:val="000000"/>
+              </w:rPr>
+              <w:t xml:space="preserve">(0.049)</w:t>
+            </w:r>
+          </w:p>
+        </w:tc>
+      </w:tr>
+      <w:tr>
+        <w:trPr>
+          <w:trHeight w:val="360" w:hRule="auto"/>
+        </w:trPr>
+        body 7
+        <w:tc>
+          <w:tcPr>
+            <w:tcBorders>
+              <w:bottom w:val="none" w:sz="0" w:space="0" w:color="000000"/>
+              <w:top w:val="none" w:sz="0" w:space="0" w:color="000000"/>
+              <w:left w:val="none" w:sz="0" w:space="0" w:color="000000"/>
+              <w:right w:val="none" w:sz="0" w:space="0" w:color="000000"/>
+            </w:tcBorders>
+            <w:shd w:val="clear" w:color="auto" w:fill="FFFFFF"/>
+            <w:tcMar>
+              <w:top w:w="0" w:type="dxa"/>
+              <w:bottom w:w="0" w:type="dxa"/>
+              <w:left w:w="0" w:type="dxa"/>
+              <w:right w:w="0" w:type="dxa"/>
+            </w:tcMar>
+            <w:vAlign w:val="center"/>
+          </w:tcPr>
+          <w:p>
+            <w:pPr>
+              <w:jc w:val="left"/>
+              <w:pBdr>
+                <w:bottom w:val="none" w:sz="0" w:space="0" w:color="000000"/>
+                <w:top w:val="none" w:sz="0" w:space="0" w:color="000000"/>
+                <w:left w:val="none" w:sz="0" w:space="0" w:color="000000"/>
+                <w:right w:val="none" w:sz="0" w:space="0" w:color="000000"/>
+              </w:pBdr>
+              <w:spacing w:after="100" w:before="100" w:line="240"/>
+              <w:ind w:left="100" w:right="100" w:firstLine="0" w:firstLineChars="0"/>
+              <w:rPr>
+                <w:rFonts w:ascii="DejaVu Sans" w:hAnsi="DejaVu Sans" w:eastAsia="DejaVu Sans" w:cs="DejaVu Sans"/>
+                <w:i w:val="false"/>
+                <w:b w:val="false"/>
+                <w:u w:val="none"/>
+                <w:strike w:val="false"/>
+                <w:sz w:val="22"/>
+                <w:szCs w:val="22"/>
+                <w:color w:val="000000"/>
+              </w:rPr>
+            </w:pPr>
+            <w:r xmlns:w="http://schemas.openxmlformats.org/wordprocessingml/2006/main" xmlns:wp="http://schemas.openxmlformats.org/drawingml/2006/wordprocessingDrawing" xmlns:r="http://schemas.openxmlformats.org/officeDocument/2006/relationships" xmlns:w14="http://schemas.microsoft.com/office/word/2010/wordml">
+              <w:rPr>
+                <w:rFonts w:ascii="DejaVu Sans" w:hAnsi="DejaVu Sans" w:eastAsia="DejaVu Sans" w:cs="DejaVu Sans"/>
+                <w:i w:val="false"/>
+                <w:b w:val="false"/>
+                <w:u w:val="none"/>
+                <w:strike w:val="false"/>
+                <w:sz w:val="22"/>
+                <w:szCs w:val="22"/>
+                <w:color w:val="000000"/>
+              </w:rPr>
+              <w:t xml:space="preserve">Speaking</w:t>
+            </w:r>
+          </w:p>
+        </w:tc>
+        <w:tc>
+          <w:tcPr>
+            <w:tcBorders>
+              <w:bottom w:val="none" w:sz="0" w:space="0" w:color="000000"/>
+              <w:top w:val="none" w:sz="0" w:space="0" w:color="000000"/>
+              <w:left w:val="none" w:sz="0" w:space="0" w:color="000000"/>
+              <w:right w:val="none" w:sz="0" w:space="0" w:color="000000"/>
+            </w:tcBorders>
+            <w:shd w:val="clear" w:color="auto" w:fill="FFFFFF"/>
+            <w:tcMar>
+              <w:top w:w="0" w:type="dxa"/>
+              <w:bottom w:w="0" w:type="dxa"/>
+              <w:left w:w="0" w:type="dxa"/>
+              <w:right w:w="0" w:type="dxa"/>
+            </w:tcMar>
+            <w:vAlign w:val="center"/>
+          </w:tcPr>
+          <w:p>
+            <w:pPr>
+              <w:jc w:val="center"/>
+              <w:pBdr>
+                <w:bottom w:val="none" w:sz="0" w:space="0" w:color="000000"/>
+                <w:top w:val="none" w:sz="0" w:space="0" w:color="000000"/>
+                <w:left w:val="none" w:sz="0" w:space="0" w:color="000000"/>
+                <w:right w:val="none" w:sz="0" w:space="0" w:color="000000"/>
+              </w:pBdr>
+              <w:spacing w:after="100" w:before="100" w:line="240"/>
+              <w:ind w:left="100" w:right="100" w:firstLine="0" w:firstLineChars="0"/>
+              <w:rPr>
+                <w:rFonts w:ascii="DejaVu Sans" w:hAnsi="DejaVu Sans" w:eastAsia="DejaVu Sans" w:cs="DejaVu Sans"/>
+                <w:i w:val="false"/>
+                <w:b w:val="false"/>
+                <w:u w:val="none"/>
+                <w:strike w:val="false"/>
+                <w:sz w:val="22"/>
+                <w:szCs w:val="22"/>
+                <w:color w:val="000000"/>
+              </w:rPr>
+            </w:pPr>
+            <w:r xmlns:w="http://schemas.openxmlformats.org/wordprocessingml/2006/main" xmlns:wp="http://schemas.openxmlformats.org/drawingml/2006/wordprocessingDrawing" xmlns:r="http://schemas.openxmlformats.org/officeDocument/2006/relationships" xmlns:w14="http://schemas.microsoft.com/office/word/2010/wordml">
+              <w:rPr>
+                <w:rFonts w:ascii="DejaVu Sans" w:hAnsi="DejaVu Sans" w:eastAsia="DejaVu Sans" w:cs="DejaVu Sans"/>
+                <w:i w:val="false"/>
+                <w:b w:val="false"/>
+                <w:u w:val="none"/>
+                <w:strike w:val="false"/>
+                <w:sz w:val="22"/>
+                <w:szCs w:val="22"/>
+                <w:color w:val="000000"/>
+              </w:rPr>
+              <w:t xml:space="preserve"/>
+            </w:r>
+          </w:p>
+        </w:tc>
+        <w:tc>
+          <w:tcPr>
+            <w:tcBorders>
+              <w:bottom w:val="none" w:sz="0" w:space="0" w:color="000000"/>
+              <w:top w:val="none" w:sz="0" w:space="0" w:color="000000"/>
+              <w:left w:val="none" w:sz="0" w:space="0" w:color="000000"/>
+              <w:right w:val="none" w:sz="0" w:space="0" w:color="000000"/>
+            </w:tcBorders>
+            <w:shd w:val="clear" w:color="auto" w:fill="FFFFFF"/>
+            <w:tcMar>
+              <w:top w:w="0" w:type="dxa"/>
+              <w:bottom w:w="0" w:type="dxa"/>
+              <w:left w:w="0" w:type="dxa"/>
+              <w:right w:w="0" w:type="dxa"/>
+            </w:tcMar>
+            <w:vAlign w:val="center"/>
+          </w:tcPr>
+          <w:p>
+            <w:pPr>
+              <w:jc w:val="center"/>
+              <w:pBdr>
+                <w:bottom w:val="none" w:sz="0" w:space="0" w:color="000000"/>
+                <w:top w:val="none" w:sz="0" w:space="0" w:color="000000"/>
+                <w:left w:val="none" w:sz="0" w:space="0" w:color="000000"/>
+                <w:right w:val="none" w:sz="0" w:space="0" w:color="000000"/>
+              </w:pBdr>
+              <w:spacing w:after="100" w:before="100" w:line="240"/>
+              <w:ind w:left="100" w:right="100" w:firstLine="0" w:firstLineChars="0"/>
+              <w:rPr>
+                <w:rFonts w:ascii="DejaVu Sans" w:hAnsi="DejaVu Sans" w:eastAsia="DejaVu Sans" w:cs="DejaVu Sans"/>
+                <w:i w:val="false"/>
+                <w:b w:val="false"/>
+                <w:u w:val="none"/>
+                <w:strike w:val="false"/>
+                <w:sz w:val="22"/>
+                <w:szCs w:val="22"/>
+                <w:color w:val="000000"/>
+              </w:rPr>
+            </w:pPr>
+            <w:r xmlns:w="http://schemas.openxmlformats.org/wordprocessingml/2006/main" xmlns:wp="http://schemas.openxmlformats.org/drawingml/2006/wordprocessingDrawing" xmlns:r="http://schemas.openxmlformats.org/officeDocument/2006/relationships" xmlns:w14="http://schemas.microsoft.com/office/word/2010/wordml">
+              <w:rPr>
+                <w:rFonts w:ascii="DejaVu Sans" w:hAnsi="DejaVu Sans" w:eastAsia="DejaVu Sans" w:cs="DejaVu Sans"/>
+                <w:i w:val="false"/>
+                <w:b w:val="false"/>
+                <w:u w:val="none"/>
+                <w:strike w:val="false"/>
+                <w:sz w:val="22"/>
+                <w:szCs w:val="22"/>
+                <w:color w:val="000000"/>
+              </w:rPr>
+              <w:t xml:space="preserve">1.122</w:t>
+            </w:r>
+          </w:p>
+        </w:tc>
+        <w:tc>
+          <w:tcPr>
+            <w:tcBorders>
+              <w:bottom w:val="none" w:sz="0" w:space="0" w:color="000000"/>
+              <w:top w:val="none" w:sz="0" w:space="0" w:color="000000"/>
+              <w:left w:val="none" w:sz="0" w:space="0" w:color="000000"/>
+              <w:right w:val="none" w:sz="0" w:space="0" w:color="000000"/>
+            </w:tcBorders>
+            <w:shd w:val="clear" w:color="auto" w:fill="FFFFFF"/>
+            <w:tcMar>
+              <w:top w:w="0" w:type="dxa"/>
+              <w:bottom w:w="0" w:type="dxa"/>
+              <w:left w:w="0" w:type="dxa"/>
+              <w:right w:w="0" w:type="dxa"/>
+            </w:tcMar>
+            <w:vAlign w:val="center"/>
+          </w:tcPr>
+          <w:p>
+            <w:pPr>
+              <w:jc w:val="center"/>
+              <w:pBdr>
+                <w:bottom w:val="none" w:sz="0" w:space="0" w:color="000000"/>
+                <w:top w:val="none" w:sz="0" w:space="0" w:color="000000"/>
+                <w:left w:val="none" w:sz="0" w:space="0" w:color="000000"/>
+                <w:right w:val="none" w:sz="0" w:space="0" w:color="000000"/>
+              </w:pBdr>
+              <w:spacing w:after="100" w:before="100" w:line="240"/>
+              <w:ind w:left="100" w:right="100" w:firstLine="0" w:firstLineChars="0"/>
+              <w:rPr>
+                <w:rFonts w:ascii="DejaVu Sans" w:hAnsi="DejaVu Sans" w:eastAsia="DejaVu Sans" w:cs="DejaVu Sans"/>
+                <w:i w:val="false"/>
+                <w:b w:val="false"/>
+                <w:u w:val="none"/>
+                <w:strike w:val="false"/>
+                <w:sz w:val="22"/>
+                <w:szCs w:val="22"/>
+                <w:color w:val="000000"/>
+              </w:rPr>
+            </w:pPr>
+            <w:r xmlns:w="http://schemas.openxmlformats.org/wordprocessingml/2006/main" xmlns:wp="http://schemas.openxmlformats.org/drawingml/2006/wordprocessingDrawing" xmlns:r="http://schemas.openxmlformats.org/officeDocument/2006/relationships" xmlns:w14="http://schemas.microsoft.com/office/word/2010/wordml">
+              <w:rPr>
+                <w:rFonts w:ascii="DejaVu Sans" w:hAnsi="DejaVu Sans" w:eastAsia="DejaVu Sans" w:cs="DejaVu Sans"/>
+                <w:i w:val="false"/>
+                <w:b w:val="false"/>
+                <w:u w:val="none"/>
+                <w:strike w:val="false"/>
+                <w:sz w:val="22"/>
+                <w:szCs w:val="22"/>
+                <w:color w:val="000000"/>
+              </w:rPr>
+              <w:t xml:space="preserve">1.134</w:t>
+            </w:r>
+          </w:p>
+        </w:tc>
+        <w:tc>
+          <w:tcPr>
+            <w:tcBorders>
+              <w:bottom w:val="none" w:sz="0" w:space="0" w:color="000000"/>
+              <w:top w:val="none" w:sz="0" w:space="0" w:color="000000"/>
+              <w:left w:val="none" w:sz="0" w:space="0" w:color="000000"/>
+              <w:right w:val="none" w:sz="0" w:space="0" w:color="000000"/>
+            </w:tcBorders>
+            <w:shd w:val="clear" w:color="auto" w:fill="FFFFFF"/>
+            <w:tcMar>
+              <w:top w:w="0" w:type="dxa"/>
+              <w:bottom w:w="0" w:type="dxa"/>
+              <w:left w:w="0" w:type="dxa"/>
+              <w:right w:w="0" w:type="dxa"/>
+            </w:tcMar>
+            <w:vAlign w:val="center"/>
+          </w:tcPr>
+          <w:p>
+            <w:pPr>
+              <w:jc w:val="center"/>
+              <w:pBdr>
+                <w:bottom w:val="none" w:sz="0" w:space="0" w:color="000000"/>
+                <w:top w:val="none" w:sz="0" w:space="0" w:color="000000"/>
+                <w:left w:val="none" w:sz="0" w:space="0" w:color="000000"/>
+                <w:right w:val="none" w:sz="0" w:space="0" w:color="000000"/>
+              </w:pBdr>
+              <w:spacing w:after="100" w:before="100" w:line="240"/>
+              <w:ind w:left="100" w:right="100" w:firstLine="0" w:firstLineChars="0"/>
+              <w:rPr>
+                <w:rFonts w:ascii="DejaVu Sans" w:hAnsi="DejaVu Sans" w:eastAsia="DejaVu Sans" w:cs="DejaVu Sans"/>
+                <w:i w:val="false"/>
+                <w:b w:val="false"/>
+                <w:u w:val="none"/>
+                <w:strike w:val="false"/>
+                <w:sz w:val="22"/>
+                <w:szCs w:val="22"/>
+                <w:color w:val="000000"/>
+              </w:rPr>
+            </w:pPr>
+            <w:r xmlns:w="http://schemas.openxmlformats.org/wordprocessingml/2006/main" xmlns:wp="http://schemas.openxmlformats.org/drawingml/2006/wordprocessingDrawing" xmlns:r="http://schemas.openxmlformats.org/officeDocument/2006/relationships" xmlns:w14="http://schemas.microsoft.com/office/word/2010/wordml">
+              <w:rPr>
+                <w:rFonts w:ascii="DejaVu Sans" w:hAnsi="DejaVu Sans" w:eastAsia="DejaVu Sans" w:cs="DejaVu Sans"/>
+                <w:i w:val="false"/>
+                <w:b w:val="false"/>
+                <w:u w:val="none"/>
+                <w:strike w:val="false"/>
+                <w:sz w:val="22"/>
+                <w:szCs w:val="22"/>
+                <w:color w:val="000000"/>
+              </w:rPr>
+              <w:t xml:space="preserve">1.160</w:t>
+            </w:r>
+          </w:p>
+        </w:tc>
+      </w:tr>
+      <w:tr>
+        <w:trPr>
+          <w:trHeight w:val="360" w:hRule="auto"/>
+        </w:trPr>
+        body 8
+        <w:tc>
+          <w:tcPr>
+            <w:tcBorders>
+              <w:bottom w:val="none" w:sz="0" w:space="0" w:color="000000"/>
+              <w:top w:val="none" w:sz="0" w:space="0" w:color="000000"/>
+              <w:left w:val="none" w:sz="0" w:space="0" w:color="000000"/>
+              <w:right w:val="none" w:sz="0" w:space="0" w:color="000000"/>
+            </w:tcBorders>
+            <w:shd w:val="clear" w:color="auto" w:fill="FFFFFF"/>
+            <w:tcMar>
+              <w:top w:w="0" w:type="dxa"/>
+              <w:bottom w:w="0" w:type="dxa"/>
+              <w:left w:w="0" w:type="dxa"/>
+              <w:right w:w="0" w:type="dxa"/>
+            </w:tcMar>
+            <w:vAlign w:val="center"/>
+          </w:tcPr>
+          <w:p>
+            <w:pPr>
+              <w:jc w:val="left"/>
+              <w:pBdr>
+                <w:bottom w:val="none" w:sz="0" w:space="0" w:color="000000"/>
+                <w:top w:val="none" w:sz="0" w:space="0" w:color="000000"/>
+                <w:left w:val="none" w:sz="0" w:space="0" w:color="000000"/>
+                <w:right w:val="none" w:sz="0" w:space="0" w:color="000000"/>
+              </w:pBdr>
+              <w:spacing w:after="100" w:before="100" w:line="240"/>
+              <w:ind w:left="100" w:right="100" w:firstLine="0" w:firstLineChars="0"/>
+              <w:rPr>
+                <w:rFonts w:ascii="DejaVu Sans" w:hAnsi="DejaVu Sans" w:eastAsia="DejaVu Sans" w:cs="DejaVu Sans"/>
+                <w:i w:val="false"/>
+                <w:b w:val="false"/>
+                <w:u w:val="none"/>
+                <w:strike w:val="false"/>
+                <w:sz w:val="22"/>
+                <w:szCs w:val="22"/>
+                <w:color w:val="000000"/>
+              </w:rPr>
+            </w:pPr>
+            <w:r xmlns:w="http://schemas.openxmlformats.org/wordprocessingml/2006/main" xmlns:wp="http://schemas.openxmlformats.org/drawingml/2006/wordprocessingDrawing" xmlns:r="http://schemas.openxmlformats.org/officeDocument/2006/relationships" xmlns:w14="http://schemas.microsoft.com/office/word/2010/wordml">
+              <w:rPr>
+                <w:rFonts w:ascii="DejaVu Sans" w:hAnsi="DejaVu Sans" w:eastAsia="DejaVu Sans" w:cs="DejaVu Sans"/>
+                <w:i w:val="false"/>
+                <w:b w:val="false"/>
+                <w:u w:val="none"/>
+                <w:strike w:val="false"/>
+                <w:sz w:val="22"/>
+                <w:szCs w:val="22"/>
+                <w:color w:val="000000"/>
+              </w:rPr>
+              <w:t xml:space="preserve"/>
+            </w:r>
+          </w:p>
+        </w:tc>
+        <w:tc>
+          <w:tcPr>
+            <w:tcBorders>
+              <w:bottom w:val="none" w:sz="0" w:space="0" w:color="000000"/>
+              <w:top w:val="none" w:sz="0" w:space="0" w:color="000000"/>
+              <w:left w:val="none" w:sz="0" w:space="0" w:color="000000"/>
+              <w:right w:val="none" w:sz="0" w:space="0" w:color="000000"/>
+            </w:tcBorders>
+            <w:shd w:val="clear" w:color="auto" w:fill="FFFFFF"/>
+            <w:tcMar>
+              <w:top w:w="0" w:type="dxa"/>
+              <w:bottom w:w="0" w:type="dxa"/>
+              <w:left w:w="0" w:type="dxa"/>
+              <w:right w:w="0" w:type="dxa"/>
+            </w:tcMar>
+            <w:vAlign w:val="center"/>
+          </w:tcPr>
+          <w:p>
+            <w:pPr>
+              <w:jc w:val="center"/>
+              <w:pBdr>
+                <w:bottom w:val="none" w:sz="0" w:space="0" w:color="000000"/>
+                <w:top w:val="none" w:sz="0" w:space="0" w:color="000000"/>
+                <w:left w:val="none" w:sz="0" w:space="0" w:color="000000"/>
+                <w:right w:val="none" w:sz="0" w:space="0" w:color="000000"/>
+              </w:pBdr>
+              <w:spacing w:after="100" w:before="100" w:line="240"/>
+              <w:ind w:left="100" w:right="100" w:firstLine="0" w:firstLineChars="0"/>
+              <w:rPr>
+                <w:rFonts w:ascii="DejaVu Sans" w:hAnsi="DejaVu Sans" w:eastAsia="DejaVu Sans" w:cs="DejaVu Sans"/>
+                <w:i w:val="false"/>
+                <w:b w:val="false"/>
+                <w:u w:val="none"/>
+                <w:strike w:val="false"/>
+                <w:sz w:val="22"/>
+                <w:szCs w:val="22"/>
+                <w:color w:val="000000"/>
+              </w:rPr>
+            </w:pPr>
+            <w:r xmlns:w="http://schemas.openxmlformats.org/wordprocessingml/2006/main" xmlns:wp="http://schemas.openxmlformats.org/drawingml/2006/wordprocessingDrawing" xmlns:r="http://schemas.openxmlformats.org/officeDocument/2006/relationships" xmlns:w14="http://schemas.microsoft.com/office/word/2010/wordml">
+              <w:rPr>
+                <w:rFonts w:ascii="DejaVu Sans" w:hAnsi="DejaVu Sans" w:eastAsia="DejaVu Sans" w:cs="DejaVu Sans"/>
+                <w:i w:val="false"/>
+                <w:b w:val="false"/>
+                <w:u w:val="none"/>
+                <w:strike w:val="false"/>
+                <w:sz w:val="22"/>
+                <w:szCs w:val="22"/>
+                <w:color w:val="000000"/>
+              </w:rPr>
+              <w:t xml:space="preserve"/>
+            </w:r>
+          </w:p>
+        </w:tc>
+        <w:tc>
+          <w:tcPr>
+            <w:tcBorders>
+              <w:bottom w:val="none" w:sz="0" w:space="0" w:color="000000"/>
+              <w:top w:val="none" w:sz="0" w:space="0" w:color="000000"/>
+              <w:left w:val="none" w:sz="0" w:space="0" w:color="000000"/>
+              <w:right w:val="none" w:sz="0" w:space="0" w:color="000000"/>
+            </w:tcBorders>
+            <w:shd w:val="clear" w:color="auto" w:fill="FFFFFF"/>
+            <w:tcMar>
+              <w:top w:w="0" w:type="dxa"/>
+              <w:bottom w:w="0" w:type="dxa"/>
+              <w:left w:w="0" w:type="dxa"/>
+              <w:right w:w="0" w:type="dxa"/>
+            </w:tcMar>
+            <w:vAlign w:val="center"/>
+          </w:tcPr>
+          <w:p>
+            <w:pPr>
+              <w:jc w:val="center"/>
+              <w:pBdr>
+                <w:bottom w:val="none" w:sz="0" w:space="0" w:color="000000"/>
+                <w:top w:val="none" w:sz="0" w:space="0" w:color="000000"/>
+                <w:left w:val="none" w:sz="0" w:space="0" w:color="000000"/>
+                <w:right w:val="none" w:sz="0" w:space="0" w:color="000000"/>
+              </w:pBdr>
+              <w:spacing w:after="100" w:before="100" w:line="240"/>
+              <w:ind w:left="100" w:right="100" w:firstLine="0" w:firstLineChars="0"/>
+              <w:rPr>
+                <w:rFonts w:ascii="DejaVu Sans" w:hAnsi="DejaVu Sans" w:eastAsia="DejaVu Sans" w:cs="DejaVu Sans"/>
+                <w:i w:val="false"/>
+                <w:b w:val="false"/>
+                <w:u w:val="none"/>
+                <w:strike w:val="false"/>
+                <w:sz w:val="22"/>
+                <w:szCs w:val="22"/>
+                <w:color w:val="000000"/>
+              </w:rPr>
+            </w:pPr>
+            <w:r xmlns:w="http://schemas.openxmlformats.org/wordprocessingml/2006/main" xmlns:wp="http://schemas.openxmlformats.org/drawingml/2006/wordprocessingDrawing" xmlns:r="http://schemas.openxmlformats.org/officeDocument/2006/relationships" xmlns:w14="http://schemas.microsoft.com/office/word/2010/wordml">
+              <w:rPr>
+                <w:rFonts w:ascii="DejaVu Sans" w:hAnsi="DejaVu Sans" w:eastAsia="DejaVu Sans" w:cs="DejaVu Sans"/>
+                <w:i w:val="false"/>
+                <w:b w:val="false"/>
+                <w:u w:val="none"/>
+                <w:strike w:val="false"/>
+                <w:sz w:val="22"/>
+                <w:szCs w:val="22"/>
+                <w:color w:val="000000"/>
+              </w:rPr>
+              <w:t xml:space="preserve">(0.040)</w:t>
+            </w:r>
+          </w:p>
+        </w:tc>
+        <w:tc>
+          <w:tcPr>
+            <w:tcBorders>
+              <w:bottom w:val="none" w:sz="0" w:space="0" w:color="000000"/>
+              <w:top w:val="none" w:sz="0" w:space="0" w:color="000000"/>
+              <w:left w:val="none" w:sz="0" w:space="0" w:color="000000"/>
+              <w:right w:val="none" w:sz="0" w:space="0" w:color="000000"/>
+            </w:tcBorders>
+            <w:shd w:val="clear" w:color="auto" w:fill="FFFFFF"/>
+            <w:tcMar>
+              <w:top w:w="0" w:type="dxa"/>
+              <w:bottom w:w="0" w:type="dxa"/>
+              <w:left w:w="0" w:type="dxa"/>
+              <w:right w:w="0" w:type="dxa"/>
+            </w:tcMar>
+            <w:vAlign w:val="center"/>
+          </w:tcPr>
+          <w:p>
+            <w:pPr>
+              <w:jc w:val="center"/>
+              <w:pBdr>
+                <w:bottom w:val="none" w:sz="0" w:space="0" w:color="000000"/>
+                <w:top w:val="none" w:sz="0" w:space="0" w:color="000000"/>
+                <w:left w:val="none" w:sz="0" w:space="0" w:color="000000"/>
+                <w:right w:val="none" w:sz="0" w:space="0" w:color="000000"/>
+              </w:pBdr>
+              <w:spacing w:after="100" w:before="100" w:line="240"/>
+              <w:ind w:left="100" w:right="100" w:firstLine="0" w:firstLineChars="0"/>
+              <w:rPr>
+                <w:rFonts w:ascii="DejaVu Sans" w:hAnsi="DejaVu Sans" w:eastAsia="DejaVu Sans" w:cs="DejaVu Sans"/>
+                <w:i w:val="false"/>
+                <w:b w:val="false"/>
+                <w:u w:val="none"/>
+                <w:strike w:val="false"/>
+                <w:sz w:val="22"/>
+                <w:szCs w:val="22"/>
+                <w:color w:val="000000"/>
+              </w:rPr>
+            </w:pPr>
+            <w:r xmlns:w="http://schemas.openxmlformats.org/wordprocessingml/2006/main" xmlns:wp="http://schemas.openxmlformats.org/drawingml/2006/wordprocessingDrawing" xmlns:r="http://schemas.openxmlformats.org/officeDocument/2006/relationships" xmlns:w14="http://schemas.microsoft.com/office/word/2010/wordml">
+              <w:rPr>
+                <w:rFonts w:ascii="DejaVu Sans" w:hAnsi="DejaVu Sans" w:eastAsia="DejaVu Sans" w:cs="DejaVu Sans"/>
+                <w:i w:val="false"/>
+                <w:b w:val="false"/>
+                <w:u w:val="none"/>
+                <w:strike w:val="false"/>
+                <w:sz w:val="22"/>
+                <w:szCs w:val="22"/>
+                <w:color w:val="000000"/>
+              </w:rPr>
+              <w:t xml:space="preserve">(0.040)</w:t>
+            </w:r>
+          </w:p>
+        </w:tc>
+        <w:tc>
+          <w:tcPr>
+            <w:tcBorders>
+              <w:bottom w:val="none" w:sz="0" w:space="0" w:color="000000"/>
+              <w:top w:val="none" w:sz="0" w:space="0" w:color="000000"/>
+              <w:left w:val="none" w:sz="0" w:space="0" w:color="000000"/>
+              <w:right w:val="none" w:sz="0" w:space="0" w:color="000000"/>
+            </w:tcBorders>
+            <w:shd w:val="clear" w:color="auto" w:fill="FFFFFF"/>
+            <w:tcMar>
+              <w:top w:w="0" w:type="dxa"/>
+              <w:bottom w:w="0" w:type="dxa"/>
+              <w:left w:w="0" w:type="dxa"/>
+              <w:right w:w="0" w:type="dxa"/>
+            </w:tcMar>
+            <w:vAlign w:val="center"/>
+          </w:tcPr>
+          <w:p>
+            <w:pPr>
+              <w:jc w:val="center"/>
+              <w:pBdr>
+                <w:bottom w:val="none" w:sz="0" w:space="0" w:color="000000"/>
+                <w:top w:val="none" w:sz="0" w:space="0" w:color="000000"/>
+                <w:left w:val="none" w:sz="0" w:space="0" w:color="000000"/>
+                <w:right w:val="none" w:sz="0" w:space="0" w:color="000000"/>
+              </w:pBdr>
+              <w:spacing w:after="100" w:before="100" w:line="240"/>
+              <w:ind w:left="100" w:right="100" w:firstLine="0" w:firstLineChars="0"/>
+              <w:rPr>
+                <w:rFonts w:ascii="DejaVu Sans" w:hAnsi="DejaVu Sans" w:eastAsia="DejaVu Sans" w:cs="DejaVu Sans"/>
+                <w:i w:val="false"/>
+                <w:b w:val="false"/>
+                <w:u w:val="none"/>
+                <w:strike w:val="false"/>
+                <w:sz w:val="22"/>
+                <w:szCs w:val="22"/>
+                <w:color w:val="000000"/>
+              </w:rPr>
+            </w:pPr>
+            <w:r xmlns:w="http://schemas.openxmlformats.org/wordprocessingml/2006/main" xmlns:wp="http://schemas.openxmlformats.org/drawingml/2006/wordprocessingDrawing" xmlns:r="http://schemas.openxmlformats.org/officeDocument/2006/relationships" xmlns:w14="http://schemas.microsoft.com/office/word/2010/wordml">
+              <w:rPr>
+                <w:rFonts w:ascii="DejaVu Sans" w:hAnsi="DejaVu Sans" w:eastAsia="DejaVu Sans" w:cs="DejaVu Sans"/>
+                <w:i w:val="false"/>
+                <w:b w:val="false"/>
+                <w:u w:val="none"/>
+                <w:strike w:val="false"/>
+                <w:sz w:val="22"/>
+                <w:szCs w:val="22"/>
+                <w:color w:val="000000"/>
+              </w:rPr>
+              <w:t xml:space="preserve">(0.041)</w:t>
+            </w:r>
+          </w:p>
+        </w:tc>
+      </w:tr>
+      <w:tr>
+        <w:trPr>
+          <w:trHeight w:val="360" w:hRule="auto"/>
+        </w:trPr>
+        body 9
+        <w:tc>
+          <w:tcPr>
+            <w:tcBorders>
+              <w:bottom w:val="none" w:sz="0" w:space="0" w:color="000000"/>
+              <w:top w:val="none" w:sz="0" w:space="0" w:color="000000"/>
+              <w:left w:val="none" w:sz="0" w:space="0" w:color="000000"/>
+              <w:right w:val="none" w:sz="0" w:space="0" w:color="000000"/>
+            </w:tcBorders>
+            <w:shd w:val="clear" w:color="auto" w:fill="FFFFFF"/>
+            <w:tcMar>
+              <w:top w:w="0" w:type="dxa"/>
+              <w:bottom w:w="0" w:type="dxa"/>
+              <w:left w:w="0" w:type="dxa"/>
+              <w:right w:w="0" w:type="dxa"/>
+            </w:tcMar>
+            <w:vAlign w:val="center"/>
+          </w:tcPr>
+          <w:p>
+            <w:pPr>
+              <w:jc w:val="left"/>
+              <w:pBdr>
+                <w:bottom w:val="none" w:sz="0" w:space="0" w:color="000000"/>
+                <w:top w:val="none" w:sz="0" w:space="0" w:color="000000"/>
+                <w:left w:val="none" w:sz="0" w:space="0" w:color="000000"/>
+                <w:right w:val="none" w:sz="0" w:space="0" w:color="000000"/>
+              </w:pBdr>
+              <w:spacing w:after="100" w:before="100" w:line="240"/>
+              <w:ind w:left="100" w:right="100" w:firstLine="0" w:firstLineChars="0"/>
+              <w:rPr>
+                <w:rFonts w:ascii="DejaVu Sans" w:hAnsi="DejaVu Sans" w:eastAsia="DejaVu Sans" w:cs="DejaVu Sans"/>
+                <w:i w:val="false"/>
+                <w:b w:val="false"/>
+                <w:u w:val="none"/>
+                <w:strike w:val="false"/>
+                <w:sz w:val="22"/>
+                <w:szCs w:val="22"/>
+                <w:color w:val="000000"/>
+              </w:rPr>
+            </w:pPr>
+            <w:r xmlns:w="http://schemas.openxmlformats.org/wordprocessingml/2006/main" xmlns:wp="http://schemas.openxmlformats.org/drawingml/2006/wordprocessingDrawing" xmlns:r="http://schemas.openxmlformats.org/officeDocument/2006/relationships" xmlns:w14="http://schemas.microsoft.com/office/word/2010/wordml">
+              <w:rPr>
+                <w:rFonts w:ascii="DejaVu Sans" w:hAnsi="DejaVu Sans" w:eastAsia="DejaVu Sans" w:cs="DejaVu Sans"/>
+                <w:i w:val="false"/>
+                <w:b w:val="false"/>
+                <w:u w:val="none"/>
+                <w:strike w:val="false"/>
+                <w:sz w:val="22"/>
+                <w:szCs w:val="22"/>
+                <w:color w:val="000000"/>
+              </w:rPr>
+              <w:t xml:space="preserve">Active listening</w:t>
+            </w:r>
+          </w:p>
+        </w:tc>
+        <w:tc>
+          <w:tcPr>
+            <w:tcBorders>
+              <w:bottom w:val="none" w:sz="0" w:space="0" w:color="000000"/>
+              <w:top w:val="none" w:sz="0" w:space="0" w:color="000000"/>
+              <w:left w:val="none" w:sz="0" w:space="0" w:color="000000"/>
+              <w:right w:val="none" w:sz="0" w:space="0" w:color="000000"/>
+            </w:tcBorders>
+            <w:shd w:val="clear" w:color="auto" w:fill="FFFFFF"/>
+            <w:tcMar>
+              <w:top w:w="0" w:type="dxa"/>
+              <w:bottom w:w="0" w:type="dxa"/>
+              <w:left w:w="0" w:type="dxa"/>
+              <w:right w:w="0" w:type="dxa"/>
+            </w:tcMar>
+            <w:vAlign w:val="center"/>
+          </w:tcPr>
+          <w:p>
+            <w:pPr>
+              <w:jc w:val="center"/>
+              <w:pBdr>
+                <w:bottom w:val="none" w:sz="0" w:space="0" w:color="000000"/>
+                <w:top w:val="none" w:sz="0" w:space="0" w:color="000000"/>
+                <w:left w:val="none" w:sz="0" w:space="0" w:color="000000"/>
+                <w:right w:val="none" w:sz="0" w:space="0" w:color="000000"/>
+              </w:pBdr>
+              <w:spacing w:after="100" w:before="100" w:line="240"/>
+              <w:ind w:left="100" w:right="100" w:firstLine="0" w:firstLineChars="0"/>
+              <w:rPr>
+                <w:rFonts w:ascii="DejaVu Sans" w:hAnsi="DejaVu Sans" w:eastAsia="DejaVu Sans" w:cs="DejaVu Sans"/>
+                <w:i w:val="false"/>
+                <w:b w:val="false"/>
+                <w:u w:val="none"/>
+                <w:strike w:val="false"/>
+                <w:sz w:val="22"/>
+                <w:szCs w:val="22"/>
+                <w:color w:val="000000"/>
+              </w:rPr>
+            </w:pPr>
+            <w:r xmlns:w="http://schemas.openxmlformats.org/wordprocessingml/2006/main" xmlns:wp="http://schemas.openxmlformats.org/drawingml/2006/wordprocessingDrawing" xmlns:r="http://schemas.openxmlformats.org/officeDocument/2006/relationships" xmlns:w14="http://schemas.microsoft.com/office/word/2010/wordml">
+              <w:rPr>
+                <w:rFonts w:ascii="DejaVu Sans" w:hAnsi="DejaVu Sans" w:eastAsia="DejaVu Sans" w:cs="DejaVu Sans"/>
+                <w:i w:val="false"/>
+                <w:b w:val="false"/>
+                <w:u w:val="none"/>
+                <w:strike w:val="false"/>
+                <w:sz w:val="22"/>
+                <w:szCs w:val="22"/>
+                <w:color w:val="000000"/>
+              </w:rPr>
+              <w:t xml:space="preserve"/>
+            </w:r>
+          </w:p>
+        </w:tc>
+        <w:tc>
+          <w:tcPr>
+            <w:tcBorders>
+              <w:bottom w:val="none" w:sz="0" w:space="0" w:color="000000"/>
+              <w:top w:val="none" w:sz="0" w:space="0" w:color="000000"/>
+              <w:left w:val="none" w:sz="0" w:space="0" w:color="000000"/>
+              <w:right w:val="none" w:sz="0" w:space="0" w:color="000000"/>
+            </w:tcBorders>
+            <w:shd w:val="clear" w:color="auto" w:fill="FFFFFF"/>
+            <w:tcMar>
+              <w:top w:w="0" w:type="dxa"/>
+              <w:bottom w:w="0" w:type="dxa"/>
+              <w:left w:w="0" w:type="dxa"/>
+              <w:right w:w="0" w:type="dxa"/>
+            </w:tcMar>
+            <w:vAlign w:val="center"/>
+          </w:tcPr>
+          <w:p>
+            <w:pPr>
+              <w:jc w:val="center"/>
+              <w:pBdr>
+                <w:bottom w:val="none" w:sz="0" w:space="0" w:color="000000"/>
+                <w:top w:val="none" w:sz="0" w:space="0" w:color="000000"/>
+                <w:left w:val="none" w:sz="0" w:space="0" w:color="000000"/>
+                <w:right w:val="none" w:sz="0" w:space="0" w:color="000000"/>
+              </w:pBdr>
+              <w:spacing w:after="100" w:before="100" w:line="240"/>
+              <w:ind w:left="100" w:right="100" w:firstLine="0" w:firstLineChars="0"/>
+              <w:rPr>
+                <w:rFonts w:ascii="DejaVu Sans" w:hAnsi="DejaVu Sans" w:eastAsia="DejaVu Sans" w:cs="DejaVu Sans"/>
+                <w:i w:val="false"/>
+                <w:b w:val="false"/>
+                <w:u w:val="none"/>
+                <w:strike w:val="false"/>
+                <w:sz w:val="22"/>
+                <w:szCs w:val="22"/>
+                <w:color w:val="000000"/>
+              </w:rPr>
+            </w:pPr>
+            <w:r xmlns:w="http://schemas.openxmlformats.org/wordprocessingml/2006/main" xmlns:wp="http://schemas.openxmlformats.org/drawingml/2006/wordprocessingDrawing" xmlns:r="http://schemas.openxmlformats.org/officeDocument/2006/relationships" xmlns:w14="http://schemas.microsoft.com/office/word/2010/wordml">
+              <w:rPr>
+                <w:rFonts w:ascii="DejaVu Sans" w:hAnsi="DejaVu Sans" w:eastAsia="DejaVu Sans" w:cs="DejaVu Sans"/>
+                <w:i w:val="false"/>
+                <w:b w:val="false"/>
+                <w:u w:val="none"/>
+                <w:strike w:val="false"/>
+                <w:sz w:val="22"/>
+                <w:szCs w:val="22"/>
+                <w:color w:val="000000"/>
+              </w:rPr>
+              <w:t xml:space="preserve">0.817</w:t>
+            </w:r>
+          </w:p>
+        </w:tc>
+        <w:tc>
+          <w:tcPr>
+            <w:tcBorders>
+              <w:bottom w:val="none" w:sz="0" w:space="0" w:color="000000"/>
+              <w:top w:val="none" w:sz="0" w:space="0" w:color="000000"/>
+              <w:left w:val="none" w:sz="0" w:space="0" w:color="000000"/>
+              <w:right w:val="none" w:sz="0" w:space="0" w:color="000000"/>
+            </w:tcBorders>
+            <w:shd w:val="clear" w:color="auto" w:fill="FFFFFF"/>
+            <w:tcMar>
+              <w:top w:w="0" w:type="dxa"/>
+              <w:bottom w:w="0" w:type="dxa"/>
+              <w:left w:w="0" w:type="dxa"/>
+              <w:right w:w="0" w:type="dxa"/>
+            </w:tcMar>
+            <w:vAlign w:val="center"/>
+          </w:tcPr>
+          <w:p>
+            <w:pPr>
+              <w:jc w:val="center"/>
+              <w:pBdr>
+                <w:bottom w:val="none" w:sz="0" w:space="0" w:color="000000"/>
+                <w:top w:val="none" w:sz="0" w:space="0" w:color="000000"/>
+                <w:left w:val="none" w:sz="0" w:space="0" w:color="000000"/>
+                <w:right w:val="none" w:sz="0" w:space="0" w:color="000000"/>
+              </w:pBdr>
+              <w:spacing w:after="100" w:before="100" w:line="240"/>
+              <w:ind w:left="100" w:right="100" w:firstLine="0" w:firstLineChars="0"/>
+              <w:rPr>
+                <w:rFonts w:ascii="DejaVu Sans" w:hAnsi="DejaVu Sans" w:eastAsia="DejaVu Sans" w:cs="DejaVu Sans"/>
+                <w:i w:val="false"/>
+                <w:b w:val="false"/>
+                <w:u w:val="none"/>
+                <w:strike w:val="false"/>
+                <w:sz w:val="22"/>
+                <w:szCs w:val="22"/>
+                <w:color w:val="000000"/>
+              </w:rPr>
+            </w:pPr>
+            <w:r xmlns:w="http://schemas.openxmlformats.org/wordprocessingml/2006/main" xmlns:wp="http://schemas.openxmlformats.org/drawingml/2006/wordprocessingDrawing" xmlns:r="http://schemas.openxmlformats.org/officeDocument/2006/relationships" xmlns:w14="http://schemas.microsoft.com/office/word/2010/wordml">
+              <w:rPr>
+                <w:rFonts w:ascii="DejaVu Sans" w:hAnsi="DejaVu Sans" w:eastAsia="DejaVu Sans" w:cs="DejaVu Sans"/>
+                <w:i w:val="false"/>
+                <w:b w:val="false"/>
+                <w:u w:val="none"/>
+                <w:strike w:val="false"/>
+                <w:sz w:val="22"/>
+                <w:szCs w:val="22"/>
+                <w:color w:val="000000"/>
+              </w:rPr>
+              <w:t xml:space="preserve">0.825</w:t>
+            </w:r>
+          </w:p>
+        </w:tc>
+        <w:tc>
+          <w:tcPr>
+            <w:tcBorders>
+              <w:bottom w:val="none" w:sz="0" w:space="0" w:color="000000"/>
+              <w:top w:val="none" w:sz="0" w:space="0" w:color="000000"/>
+              <w:left w:val="none" w:sz="0" w:space="0" w:color="000000"/>
+              <w:right w:val="none" w:sz="0" w:space="0" w:color="000000"/>
+            </w:tcBorders>
+            <w:shd w:val="clear" w:color="auto" w:fill="FFFFFF"/>
+            <w:tcMar>
+              <w:top w:w="0" w:type="dxa"/>
+              <w:bottom w:w="0" w:type="dxa"/>
+              <w:left w:w="0" w:type="dxa"/>
+              <w:right w:w="0" w:type="dxa"/>
+            </w:tcMar>
+            <w:vAlign w:val="center"/>
+          </w:tcPr>
+          <w:p>
+            <w:pPr>
+              <w:jc w:val="center"/>
+              <w:pBdr>
+                <w:bottom w:val="none" w:sz="0" w:space="0" w:color="000000"/>
+                <w:top w:val="none" w:sz="0" w:space="0" w:color="000000"/>
+                <w:left w:val="none" w:sz="0" w:space="0" w:color="000000"/>
+                <w:right w:val="none" w:sz="0" w:space="0" w:color="000000"/>
+              </w:pBdr>
+              <w:spacing w:after="100" w:before="100" w:line="240"/>
+              <w:ind w:left="100" w:right="100" w:firstLine="0" w:firstLineChars="0"/>
+              <w:rPr>
+                <w:rFonts w:ascii="DejaVu Sans" w:hAnsi="DejaVu Sans" w:eastAsia="DejaVu Sans" w:cs="DejaVu Sans"/>
+                <w:i w:val="false"/>
+                <w:b w:val="false"/>
+                <w:u w:val="none"/>
+                <w:strike w:val="false"/>
+                <w:sz w:val="22"/>
+                <w:szCs w:val="22"/>
+                <w:color w:val="000000"/>
+              </w:rPr>
+            </w:pPr>
+            <w:r xmlns:w="http://schemas.openxmlformats.org/wordprocessingml/2006/main" xmlns:wp="http://schemas.openxmlformats.org/drawingml/2006/wordprocessingDrawing" xmlns:r="http://schemas.openxmlformats.org/officeDocument/2006/relationships" xmlns:w14="http://schemas.microsoft.com/office/word/2010/wordml">
+              <w:rPr>
+                <w:rFonts w:ascii="DejaVu Sans" w:hAnsi="DejaVu Sans" w:eastAsia="DejaVu Sans" w:cs="DejaVu Sans"/>
+                <w:i w:val="false"/>
+                <w:b w:val="false"/>
+                <w:u w:val="none"/>
+                <w:strike w:val="false"/>
+                <w:sz w:val="22"/>
+                <w:szCs w:val="22"/>
+                <w:color w:val="000000"/>
+              </w:rPr>
+              <w:t xml:space="preserve">0.842</w:t>
+            </w:r>
+          </w:p>
+        </w:tc>
+      </w:tr>
+      <w:tr>
+        <w:trPr>
+          <w:trHeight w:val="360" w:hRule="auto"/>
+        </w:trPr>
+        body10
+        <w:tc>
+          <w:tcPr>
+            <w:tcBorders>
+              <w:bottom w:val="none" w:sz="0" w:space="0" w:color="000000"/>
+              <w:top w:val="none" w:sz="0" w:space="0" w:color="000000"/>
+              <w:left w:val="none" w:sz="0" w:space="0" w:color="000000"/>
+              <w:right w:val="none" w:sz="0" w:space="0" w:color="000000"/>
+            </w:tcBorders>
+            <w:shd w:val="clear" w:color="auto" w:fill="FFFFFF"/>
+            <w:tcMar>
+              <w:top w:w="0" w:type="dxa"/>
+              <w:bottom w:w="0" w:type="dxa"/>
+              <w:left w:w="0" w:type="dxa"/>
+              <w:right w:w="0" w:type="dxa"/>
+            </w:tcMar>
+            <w:vAlign w:val="center"/>
+          </w:tcPr>
+          <w:p>
+            <w:pPr>
+              <w:jc w:val="left"/>
+              <w:pBdr>
+                <w:bottom w:val="none" w:sz="0" w:space="0" w:color="000000"/>
+                <w:top w:val="none" w:sz="0" w:space="0" w:color="000000"/>
+                <w:left w:val="none" w:sz="0" w:space="0" w:color="000000"/>
+                <w:right w:val="none" w:sz="0" w:space="0" w:color="000000"/>
+              </w:pBdr>
+              <w:spacing w:after="100" w:before="100" w:line="240"/>
+              <w:ind w:left="100" w:right="100" w:firstLine="0" w:firstLineChars="0"/>
+              <w:rPr>
+                <w:rFonts w:ascii="DejaVu Sans" w:hAnsi="DejaVu Sans" w:eastAsia="DejaVu Sans" w:cs="DejaVu Sans"/>
+                <w:i w:val="false"/>
+                <w:b w:val="false"/>
+                <w:u w:val="none"/>
+                <w:strike w:val="false"/>
+                <w:sz w:val="22"/>
+                <w:szCs w:val="22"/>
+                <w:color w:val="000000"/>
+              </w:rPr>
+            </w:pPr>
+            <w:r xmlns:w="http://schemas.openxmlformats.org/wordprocessingml/2006/main" xmlns:wp="http://schemas.openxmlformats.org/drawingml/2006/wordprocessingDrawing" xmlns:r="http://schemas.openxmlformats.org/officeDocument/2006/relationships" xmlns:w14="http://schemas.microsoft.com/office/word/2010/wordml">
+              <w:rPr>
+                <w:rFonts w:ascii="DejaVu Sans" w:hAnsi="DejaVu Sans" w:eastAsia="DejaVu Sans" w:cs="DejaVu Sans"/>
+                <w:i w:val="false"/>
+                <w:b w:val="false"/>
+                <w:u w:val="none"/>
+                <w:strike w:val="false"/>
+                <w:sz w:val="22"/>
+                <w:szCs w:val="22"/>
+                <w:color w:val="000000"/>
+              </w:rPr>
+              <w:t xml:space="preserve"/>
+            </w:r>
+          </w:p>
+        </w:tc>
+        <w:tc>
+          <w:tcPr>
+            <w:tcBorders>
+              <w:bottom w:val="none" w:sz="0" w:space="0" w:color="000000"/>
+              <w:top w:val="none" w:sz="0" w:space="0" w:color="000000"/>
+              <w:left w:val="none" w:sz="0" w:space="0" w:color="000000"/>
+              <w:right w:val="none" w:sz="0" w:space="0" w:color="000000"/>
+            </w:tcBorders>
+            <w:shd w:val="clear" w:color="auto" w:fill="FFFFFF"/>
+            <w:tcMar>
+              <w:top w:w="0" w:type="dxa"/>
+              <w:bottom w:w="0" w:type="dxa"/>
+              <w:left w:w="0" w:type="dxa"/>
+              <w:right w:w="0" w:type="dxa"/>
+            </w:tcMar>
+            <w:vAlign w:val="center"/>
+          </w:tcPr>
+          <w:p>
+            <w:pPr>
+              <w:jc w:val="center"/>
+              <w:pBdr>
+                <w:bottom w:val="none" w:sz="0" w:space="0" w:color="000000"/>
+                <w:top w:val="none" w:sz="0" w:space="0" w:color="000000"/>
+                <w:left w:val="none" w:sz="0" w:space="0" w:color="000000"/>
+                <w:right w:val="none" w:sz="0" w:space="0" w:color="000000"/>
+              </w:pBdr>
+              <w:spacing w:after="100" w:before="100" w:line="240"/>
+              <w:ind w:left="100" w:right="100" w:firstLine="0" w:firstLineChars="0"/>
+              <w:rPr>
+                <w:rFonts w:ascii="DejaVu Sans" w:hAnsi="DejaVu Sans" w:eastAsia="DejaVu Sans" w:cs="DejaVu Sans"/>
+                <w:i w:val="false"/>
+                <w:b w:val="false"/>
+                <w:u w:val="none"/>
+                <w:strike w:val="false"/>
+                <w:sz w:val="22"/>
+                <w:szCs w:val="22"/>
+                <w:color w:val="000000"/>
+              </w:rPr>
+            </w:pPr>
+            <w:r xmlns:w="http://schemas.openxmlformats.org/wordprocessingml/2006/main" xmlns:wp="http://schemas.openxmlformats.org/drawingml/2006/wordprocessingDrawing" xmlns:r="http://schemas.openxmlformats.org/officeDocument/2006/relationships" xmlns:w14="http://schemas.microsoft.com/office/word/2010/wordml">
+              <w:rPr>
+                <w:rFonts w:ascii="DejaVu Sans" w:hAnsi="DejaVu Sans" w:eastAsia="DejaVu Sans" w:cs="DejaVu Sans"/>
+                <w:i w:val="false"/>
+                <w:b w:val="false"/>
+                <w:u w:val="none"/>
+                <w:strike w:val="false"/>
+                <w:sz w:val="22"/>
+                <w:szCs w:val="22"/>
+                <w:color w:val="000000"/>
+              </w:rPr>
+              <w:t xml:space="preserve"/>
+            </w:r>
+          </w:p>
+        </w:tc>
+        <w:tc>
+          <w:tcPr>
+            <w:tcBorders>
+              <w:bottom w:val="none" w:sz="0" w:space="0" w:color="000000"/>
+              <w:top w:val="none" w:sz="0" w:space="0" w:color="000000"/>
+              <w:left w:val="none" w:sz="0" w:space="0" w:color="000000"/>
+              <w:right w:val="none" w:sz="0" w:space="0" w:color="000000"/>
+            </w:tcBorders>
+            <w:shd w:val="clear" w:color="auto" w:fill="FFFFFF"/>
+            <w:tcMar>
+              <w:top w:w="0" w:type="dxa"/>
+              <w:bottom w:w="0" w:type="dxa"/>
+              <w:left w:w="0" w:type="dxa"/>
+              <w:right w:w="0" w:type="dxa"/>
+            </w:tcMar>
+            <w:vAlign w:val="center"/>
+          </w:tcPr>
+          <w:p>
+            <w:pPr>
+              <w:jc w:val="center"/>
+              <w:pBdr>
+                <w:bottom w:val="none" w:sz="0" w:space="0" w:color="000000"/>
+                <w:top w:val="none" w:sz="0" w:space="0" w:color="000000"/>
+                <w:left w:val="none" w:sz="0" w:space="0" w:color="000000"/>
+                <w:right w:val="none" w:sz="0" w:space="0" w:color="000000"/>
+              </w:pBdr>
+              <w:spacing w:after="100" w:before="100" w:line="240"/>
+              <w:ind w:left="100" w:right="100" w:firstLine="0" w:firstLineChars="0"/>
+              <w:rPr>
+                <w:rFonts w:ascii="DejaVu Sans" w:hAnsi="DejaVu Sans" w:eastAsia="DejaVu Sans" w:cs="DejaVu Sans"/>
+                <w:i w:val="false"/>
+                <w:b w:val="false"/>
+                <w:u w:val="none"/>
+                <w:strike w:val="false"/>
+                <w:sz w:val="22"/>
+                <w:szCs w:val="22"/>
+                <w:color w:val="000000"/>
+              </w:rPr>
+            </w:pPr>
+            <w:r xmlns:w="http://schemas.openxmlformats.org/wordprocessingml/2006/main" xmlns:wp="http://schemas.openxmlformats.org/drawingml/2006/wordprocessingDrawing" xmlns:r="http://schemas.openxmlformats.org/officeDocument/2006/relationships" xmlns:w14="http://schemas.microsoft.com/office/word/2010/wordml">
+              <w:rPr>
+                <w:rFonts w:ascii="DejaVu Sans" w:hAnsi="DejaVu Sans" w:eastAsia="DejaVu Sans" w:cs="DejaVu Sans"/>
+                <w:i w:val="false"/>
+                <w:b w:val="false"/>
+                <w:u w:val="none"/>
+                <w:strike w:val="false"/>
+                <w:sz w:val="22"/>
+                <w:szCs w:val="22"/>
+                <w:color w:val="000000"/>
+              </w:rPr>
+              <w:t xml:space="preserve">(0.042)</w:t>
+            </w:r>
+          </w:p>
+        </w:tc>
+        <w:tc>
+          <w:tcPr>
+            <w:tcBorders>
+              <w:bottom w:val="none" w:sz="0" w:space="0" w:color="000000"/>
+              <w:top w:val="none" w:sz="0" w:space="0" w:color="000000"/>
+              <w:left w:val="none" w:sz="0" w:space="0" w:color="000000"/>
+              <w:right w:val="none" w:sz="0" w:space="0" w:color="000000"/>
+            </w:tcBorders>
+            <w:shd w:val="clear" w:color="auto" w:fill="FFFFFF"/>
+            <w:tcMar>
+              <w:top w:w="0" w:type="dxa"/>
+              <w:bottom w:w="0" w:type="dxa"/>
+              <w:left w:w="0" w:type="dxa"/>
+              <w:right w:w="0" w:type="dxa"/>
+            </w:tcMar>
+            <w:vAlign w:val="center"/>
+          </w:tcPr>
+          <w:p>
+            <w:pPr>
+              <w:jc w:val="center"/>
+              <w:pBdr>
+                <w:bottom w:val="none" w:sz="0" w:space="0" w:color="000000"/>
+                <w:top w:val="none" w:sz="0" w:space="0" w:color="000000"/>
+                <w:left w:val="none" w:sz="0" w:space="0" w:color="000000"/>
+                <w:right w:val="none" w:sz="0" w:space="0" w:color="000000"/>
+              </w:pBdr>
+              <w:spacing w:after="100" w:before="100" w:line="240"/>
+              <w:ind w:left="100" w:right="100" w:firstLine="0" w:firstLineChars="0"/>
+              <w:rPr>
+                <w:rFonts w:ascii="DejaVu Sans" w:hAnsi="DejaVu Sans" w:eastAsia="DejaVu Sans" w:cs="DejaVu Sans"/>
+                <w:i w:val="false"/>
+                <w:b w:val="false"/>
+                <w:u w:val="none"/>
+                <w:strike w:val="false"/>
+                <w:sz w:val="22"/>
+                <w:szCs w:val="22"/>
+                <w:color w:val="000000"/>
+              </w:rPr>
+            </w:pPr>
+            <w:r xmlns:w="http://schemas.openxmlformats.org/wordprocessingml/2006/main" xmlns:wp="http://schemas.openxmlformats.org/drawingml/2006/wordprocessingDrawing" xmlns:r="http://schemas.openxmlformats.org/officeDocument/2006/relationships" xmlns:w14="http://schemas.microsoft.com/office/word/2010/wordml">
+              <w:rPr>
+                <w:rFonts w:ascii="DejaVu Sans" w:hAnsi="DejaVu Sans" w:eastAsia="DejaVu Sans" w:cs="DejaVu Sans"/>
+                <w:i w:val="false"/>
+                <w:b w:val="false"/>
+                <w:u w:val="none"/>
+                <w:strike w:val="false"/>
+                <w:sz w:val="22"/>
+                <w:szCs w:val="22"/>
+                <w:color w:val="000000"/>
+              </w:rPr>
+              <w:t xml:space="preserve">(0.042)</w:t>
+            </w:r>
+          </w:p>
+        </w:tc>
+        <w:tc>
+          <w:tcPr>
+            <w:tcBorders>
+              <w:bottom w:val="none" w:sz="0" w:space="0" w:color="000000"/>
+              <w:top w:val="none" w:sz="0" w:space="0" w:color="000000"/>
+              <w:left w:val="none" w:sz="0" w:space="0" w:color="000000"/>
+              <w:right w:val="none" w:sz="0" w:space="0" w:color="000000"/>
+            </w:tcBorders>
+            <w:shd w:val="clear" w:color="auto" w:fill="FFFFFF"/>
+            <w:tcMar>
+              <w:top w:w="0" w:type="dxa"/>
+              <w:bottom w:w="0" w:type="dxa"/>
+              <w:left w:w="0" w:type="dxa"/>
+              <w:right w:w="0" w:type="dxa"/>
+            </w:tcMar>
+            <w:vAlign w:val="center"/>
+          </w:tcPr>
+          <w:p>
+            <w:pPr>
+              <w:jc w:val="center"/>
+              <w:pBdr>
+                <w:bottom w:val="none" w:sz="0" w:space="0" w:color="000000"/>
+                <w:top w:val="none" w:sz="0" w:space="0" w:color="000000"/>
+                <w:left w:val="none" w:sz="0" w:space="0" w:color="000000"/>
+                <w:right w:val="none" w:sz="0" w:space="0" w:color="000000"/>
+              </w:pBdr>
+              <w:spacing w:after="100" w:before="100" w:line="240"/>
+              <w:ind w:left="100" w:right="100" w:firstLine="0" w:firstLineChars="0"/>
+              <w:rPr>
+                <w:rFonts w:ascii="DejaVu Sans" w:hAnsi="DejaVu Sans" w:eastAsia="DejaVu Sans" w:cs="DejaVu Sans"/>
+                <w:i w:val="false"/>
+                <w:b w:val="false"/>
+                <w:u w:val="none"/>
+                <w:strike w:val="false"/>
+                <w:sz w:val="22"/>
+                <w:szCs w:val="22"/>
+                <w:color w:val="000000"/>
+              </w:rPr>
+            </w:pPr>
+            <w:r xmlns:w="http://schemas.openxmlformats.org/wordprocessingml/2006/main" xmlns:wp="http://schemas.openxmlformats.org/drawingml/2006/wordprocessingDrawing" xmlns:r="http://schemas.openxmlformats.org/officeDocument/2006/relationships" xmlns:w14="http://schemas.microsoft.com/office/word/2010/wordml">
+              <w:rPr>
+                <w:rFonts w:ascii="DejaVu Sans" w:hAnsi="DejaVu Sans" w:eastAsia="DejaVu Sans" w:cs="DejaVu Sans"/>
+                <w:i w:val="false"/>
+                <w:b w:val="false"/>
+                <w:u w:val="none"/>
+                <w:strike w:val="false"/>
+                <w:sz w:val="22"/>
+                <w:szCs w:val="22"/>
+                <w:color w:val="000000"/>
+              </w:rPr>
+              <w:t xml:space="preserve">(0.042)</w:t>
+            </w:r>
+          </w:p>
+        </w:tc>
+      </w:tr>
+      <w:tr>
+        <w:trPr>
+          <w:trHeight w:val="360" w:hRule="auto"/>
+        </w:trPr>
+        body11
+        <w:tc>
+          <w:tcPr>
+            <w:tcBorders>
+              <w:bottom w:val="none" w:sz="0" w:space="0" w:color="000000"/>
+              <w:top w:val="none" w:sz="0" w:space="0" w:color="000000"/>
+              <w:left w:val="none" w:sz="0" w:space="0" w:color="000000"/>
+              <w:right w:val="none" w:sz="0" w:space="0" w:color="000000"/>
+            </w:tcBorders>
+            <w:shd w:val="clear" w:color="auto" w:fill="FFFFFF"/>
+            <w:tcMar>
+              <w:top w:w="0" w:type="dxa"/>
+              <w:bottom w:w="0" w:type="dxa"/>
+              <w:left w:w="0" w:type="dxa"/>
+              <w:right w:w="0" w:type="dxa"/>
+            </w:tcMar>
+            <w:vAlign w:val="center"/>
+          </w:tcPr>
+          <w:p>
+            <w:pPr>
+              <w:jc w:val="left"/>
+              <w:pBdr>
+                <w:bottom w:val="none" w:sz="0" w:space="0" w:color="000000"/>
+                <w:top w:val="none" w:sz="0" w:space="0" w:color="000000"/>
+                <w:left w:val="none" w:sz="0" w:space="0" w:color="000000"/>
+                <w:right w:val="none" w:sz="0" w:space="0" w:color="000000"/>
+              </w:pBdr>
+              <w:spacing w:after="100" w:before="100" w:line="240"/>
+              <w:ind w:left="100" w:right="100" w:firstLine="0" w:firstLineChars="0"/>
+              <w:rPr>
+                <w:rFonts w:ascii="DejaVu Sans" w:hAnsi="DejaVu Sans" w:eastAsia="DejaVu Sans" w:cs="DejaVu Sans"/>
+                <w:i w:val="false"/>
+                <w:b w:val="false"/>
+                <w:u w:val="none"/>
+                <w:strike w:val="false"/>
+                <w:sz w:val="22"/>
+                <w:szCs w:val="22"/>
+                <w:color w:val="000000"/>
+              </w:rPr>
+            </w:pPr>
+            <w:r xmlns:w="http://schemas.openxmlformats.org/wordprocessingml/2006/main" xmlns:wp="http://schemas.openxmlformats.org/drawingml/2006/wordprocessingDrawing" xmlns:r="http://schemas.openxmlformats.org/officeDocument/2006/relationships" xmlns:w14="http://schemas.microsoft.com/office/word/2010/wordml">
+              <w:rPr>
+                <w:rFonts w:ascii="DejaVu Sans" w:hAnsi="DejaVu Sans" w:eastAsia="DejaVu Sans" w:cs="DejaVu Sans"/>
+                <w:i w:val="false"/>
+                <w:b w:val="false"/>
+                <w:u w:val="none"/>
+                <w:strike w:val="false"/>
+                <w:sz w:val="22"/>
+                <w:szCs w:val="22"/>
+                <w:color w:val="000000"/>
+              </w:rPr>
+              <w:t xml:space="preserve">Learning strategy</w:t>
+            </w:r>
+          </w:p>
+        </w:tc>
+        <w:tc>
+          <w:tcPr>
+            <w:tcBorders>
+              <w:bottom w:val="none" w:sz="0" w:space="0" w:color="000000"/>
+              <w:top w:val="none" w:sz="0" w:space="0" w:color="000000"/>
+              <w:left w:val="none" w:sz="0" w:space="0" w:color="000000"/>
+              <w:right w:val="none" w:sz="0" w:space="0" w:color="000000"/>
+            </w:tcBorders>
+            <w:shd w:val="clear" w:color="auto" w:fill="FFFFFF"/>
+            <w:tcMar>
+              <w:top w:w="0" w:type="dxa"/>
+              <w:bottom w:w="0" w:type="dxa"/>
+              <w:left w:w="0" w:type="dxa"/>
+              <w:right w:w="0" w:type="dxa"/>
+            </w:tcMar>
+            <w:vAlign w:val="center"/>
+          </w:tcPr>
+          <w:p>
+            <w:pPr>
+              <w:jc w:val="center"/>
+              <w:pBdr>
+                <w:bottom w:val="none" w:sz="0" w:space="0" w:color="000000"/>
+                <w:top w:val="none" w:sz="0" w:space="0" w:color="000000"/>
+                <w:left w:val="none" w:sz="0" w:space="0" w:color="000000"/>
+                <w:right w:val="none" w:sz="0" w:space="0" w:color="000000"/>
+              </w:pBdr>
+              <w:spacing w:after="100" w:before="100" w:line="240"/>
+              <w:ind w:left="100" w:right="100" w:firstLine="0" w:firstLineChars="0"/>
+              <w:rPr>
+                <w:rFonts w:ascii="DejaVu Sans" w:hAnsi="DejaVu Sans" w:eastAsia="DejaVu Sans" w:cs="DejaVu Sans"/>
+                <w:i w:val="false"/>
+                <w:b w:val="false"/>
+                <w:u w:val="none"/>
+                <w:strike w:val="false"/>
+                <w:sz w:val="22"/>
+                <w:szCs w:val="22"/>
+                <w:color w:val="000000"/>
+              </w:rPr>
+            </w:pPr>
+            <w:r xmlns:w="http://schemas.openxmlformats.org/wordprocessingml/2006/main" xmlns:wp="http://schemas.openxmlformats.org/drawingml/2006/wordprocessingDrawing" xmlns:r="http://schemas.openxmlformats.org/officeDocument/2006/relationships" xmlns:w14="http://schemas.microsoft.com/office/word/2010/wordml">
+              <w:rPr>
+                <w:rFonts w:ascii="DejaVu Sans" w:hAnsi="DejaVu Sans" w:eastAsia="DejaVu Sans" w:cs="DejaVu Sans"/>
+                <w:i w:val="false"/>
+                <w:b w:val="false"/>
+                <w:u w:val="none"/>
+                <w:strike w:val="false"/>
+                <w:sz w:val="22"/>
+                <w:szCs w:val="22"/>
+                <w:color w:val="000000"/>
+              </w:rPr>
+              <w:t xml:space="preserve"/>
+            </w:r>
+          </w:p>
+        </w:tc>
+        <w:tc>
+          <w:tcPr>
+            <w:tcBorders>
+              <w:bottom w:val="none" w:sz="0" w:space="0" w:color="000000"/>
+              <w:top w:val="none" w:sz="0" w:space="0" w:color="000000"/>
+              <w:left w:val="none" w:sz="0" w:space="0" w:color="000000"/>
+              <w:right w:val="none" w:sz="0" w:space="0" w:color="000000"/>
+            </w:tcBorders>
+            <w:shd w:val="clear" w:color="auto" w:fill="FFFFFF"/>
+            <w:tcMar>
+              <w:top w:w="0" w:type="dxa"/>
+              <w:bottom w:w="0" w:type="dxa"/>
+              <w:left w:w="0" w:type="dxa"/>
+              <w:right w:w="0" w:type="dxa"/>
+            </w:tcMar>
+            <w:vAlign w:val="center"/>
+          </w:tcPr>
+          <w:p>
+            <w:pPr>
+              <w:jc w:val="center"/>
+              <w:pBdr>
+                <w:bottom w:val="none" w:sz="0" w:space="0" w:color="000000"/>
+                <w:top w:val="none" w:sz="0" w:space="0" w:color="000000"/>
+                <w:left w:val="none" w:sz="0" w:space="0" w:color="000000"/>
+                <w:right w:val="none" w:sz="0" w:space="0" w:color="000000"/>
+              </w:pBdr>
+              <w:spacing w:after="100" w:before="100" w:line="240"/>
+              <w:ind w:left="100" w:right="100" w:firstLine="0" w:firstLineChars="0"/>
+              <w:rPr>
+                <w:rFonts w:ascii="DejaVu Sans" w:hAnsi="DejaVu Sans" w:eastAsia="DejaVu Sans" w:cs="DejaVu Sans"/>
+                <w:i w:val="false"/>
+                <w:b w:val="false"/>
+                <w:u w:val="none"/>
+                <w:strike w:val="false"/>
+                <w:sz w:val="22"/>
+                <w:szCs w:val="22"/>
+                <w:color w:val="000000"/>
+              </w:rPr>
+            </w:pPr>
+            <w:r xmlns:w="http://schemas.openxmlformats.org/wordprocessingml/2006/main" xmlns:wp="http://schemas.openxmlformats.org/drawingml/2006/wordprocessingDrawing" xmlns:r="http://schemas.openxmlformats.org/officeDocument/2006/relationships" xmlns:w14="http://schemas.microsoft.com/office/word/2010/wordml">
+              <w:rPr>
+                <w:rFonts w:ascii="DejaVu Sans" w:hAnsi="DejaVu Sans" w:eastAsia="DejaVu Sans" w:cs="DejaVu Sans"/>
+                <w:i w:val="false"/>
+                <w:b w:val="false"/>
+                <w:u w:val="none"/>
+                <w:strike w:val="false"/>
+                <w:sz w:val="22"/>
+                <w:szCs w:val="22"/>
+                <w:color w:val="000000"/>
+              </w:rPr>
+              <w:t xml:space="preserve">0.793</w:t>
+            </w:r>
+          </w:p>
+        </w:tc>
+        <w:tc>
+          <w:tcPr>
+            <w:tcBorders>
+              <w:bottom w:val="none" w:sz="0" w:space="0" w:color="000000"/>
+              <w:top w:val="none" w:sz="0" w:space="0" w:color="000000"/>
+              <w:left w:val="none" w:sz="0" w:space="0" w:color="000000"/>
+              <w:right w:val="none" w:sz="0" w:space="0" w:color="000000"/>
+            </w:tcBorders>
+            <w:shd w:val="clear" w:color="auto" w:fill="FFFFFF"/>
+            <w:tcMar>
+              <w:top w:w="0" w:type="dxa"/>
+              <w:bottom w:w="0" w:type="dxa"/>
+              <w:left w:w="0" w:type="dxa"/>
+              <w:right w:w="0" w:type="dxa"/>
+            </w:tcMar>
+            <w:vAlign w:val="center"/>
+          </w:tcPr>
+          <w:p>
+            <w:pPr>
+              <w:jc w:val="center"/>
+              <w:pBdr>
+                <w:bottom w:val="none" w:sz="0" w:space="0" w:color="000000"/>
+                <w:top w:val="none" w:sz="0" w:space="0" w:color="000000"/>
+                <w:left w:val="none" w:sz="0" w:space="0" w:color="000000"/>
+                <w:right w:val="none" w:sz="0" w:space="0" w:color="000000"/>
+              </w:pBdr>
+              <w:spacing w:after="100" w:before="100" w:line="240"/>
+              <w:ind w:left="100" w:right="100" w:firstLine="0" w:firstLineChars="0"/>
+              <w:rPr>
+                <w:rFonts w:ascii="DejaVu Sans" w:hAnsi="DejaVu Sans" w:eastAsia="DejaVu Sans" w:cs="DejaVu Sans"/>
+                <w:i w:val="false"/>
+                <w:b w:val="false"/>
+                <w:u w:val="none"/>
+                <w:strike w:val="false"/>
+                <w:sz w:val="22"/>
+                <w:szCs w:val="22"/>
+                <w:color w:val="000000"/>
+              </w:rPr>
+            </w:pPr>
+            <w:r xmlns:w="http://schemas.openxmlformats.org/wordprocessingml/2006/main" xmlns:wp="http://schemas.openxmlformats.org/drawingml/2006/wordprocessingDrawing" xmlns:r="http://schemas.openxmlformats.org/officeDocument/2006/relationships" xmlns:w14="http://schemas.microsoft.com/office/word/2010/wordml">
+              <w:rPr>
+                <w:rFonts w:ascii="DejaVu Sans" w:hAnsi="DejaVu Sans" w:eastAsia="DejaVu Sans" w:cs="DejaVu Sans"/>
+                <w:i w:val="false"/>
+                <w:b w:val="false"/>
+                <w:u w:val="none"/>
+                <w:strike w:val="false"/>
+                <w:sz w:val="22"/>
+                <w:szCs w:val="22"/>
+                <w:color w:val="000000"/>
+              </w:rPr>
+              <w:t xml:space="preserve">0.801</w:t>
+            </w:r>
+          </w:p>
+        </w:tc>
+        <w:tc>
+          <w:tcPr>
+            <w:tcBorders>
+              <w:bottom w:val="none" w:sz="0" w:space="0" w:color="000000"/>
+              <w:top w:val="none" w:sz="0" w:space="0" w:color="000000"/>
+              <w:left w:val="none" w:sz="0" w:space="0" w:color="000000"/>
+              <w:right w:val="none" w:sz="0" w:space="0" w:color="000000"/>
+            </w:tcBorders>
+            <w:shd w:val="clear" w:color="auto" w:fill="FFFFFF"/>
+            <w:tcMar>
+              <w:top w:w="0" w:type="dxa"/>
+              <w:bottom w:w="0" w:type="dxa"/>
+              <w:left w:w="0" w:type="dxa"/>
+              <w:right w:w="0" w:type="dxa"/>
+            </w:tcMar>
+            <w:vAlign w:val="center"/>
+          </w:tcPr>
+          <w:p>
+            <w:pPr>
+              <w:jc w:val="center"/>
+              <w:pBdr>
+                <w:bottom w:val="none" w:sz="0" w:space="0" w:color="000000"/>
+                <w:top w:val="none" w:sz="0" w:space="0" w:color="000000"/>
+                <w:left w:val="none" w:sz="0" w:space="0" w:color="000000"/>
+                <w:right w:val="none" w:sz="0" w:space="0" w:color="000000"/>
+              </w:pBdr>
+              <w:spacing w:after="100" w:before="100" w:line="240"/>
+              <w:ind w:left="100" w:right="100" w:firstLine="0" w:firstLineChars="0"/>
+              <w:rPr>
+                <w:rFonts w:ascii="DejaVu Sans" w:hAnsi="DejaVu Sans" w:eastAsia="DejaVu Sans" w:cs="DejaVu Sans"/>
+                <w:i w:val="false"/>
+                <w:b w:val="false"/>
+                <w:u w:val="none"/>
+                <w:strike w:val="false"/>
+                <w:sz w:val="22"/>
+                <w:szCs w:val="22"/>
+                <w:color w:val="000000"/>
+              </w:rPr>
+            </w:pPr>
+            <w:r xmlns:w="http://schemas.openxmlformats.org/wordprocessingml/2006/main" xmlns:wp="http://schemas.openxmlformats.org/drawingml/2006/wordprocessingDrawing" xmlns:r="http://schemas.openxmlformats.org/officeDocument/2006/relationships" xmlns:w14="http://schemas.microsoft.com/office/word/2010/wordml">
+              <w:rPr>
+                <w:rFonts w:ascii="DejaVu Sans" w:hAnsi="DejaVu Sans" w:eastAsia="DejaVu Sans" w:cs="DejaVu Sans"/>
+                <w:i w:val="false"/>
+                <w:b w:val="false"/>
+                <w:u w:val="none"/>
+                <w:strike w:val="false"/>
+                <w:sz w:val="22"/>
+                <w:szCs w:val="22"/>
+                <w:color w:val="000000"/>
+              </w:rPr>
+              <w:t xml:space="preserve">0.818</w:t>
+            </w:r>
+          </w:p>
+        </w:tc>
+      </w:tr>
+      <w:tr>
+        <w:trPr>
+          <w:trHeight w:val="360" w:hRule="auto"/>
+        </w:trPr>
+        body12
+        <w:tc>
+          <w:tcPr>
+            <w:tcBorders>
+              <w:bottom w:val="none" w:sz="0" w:space="0" w:color="000000"/>
+              <w:top w:val="none" w:sz="0" w:space="0" w:color="000000"/>
+              <w:left w:val="none" w:sz="0" w:space="0" w:color="000000"/>
+              <w:right w:val="none" w:sz="0" w:space="0" w:color="000000"/>
+            </w:tcBorders>
+            <w:shd w:val="clear" w:color="auto" w:fill="FFFFFF"/>
+            <w:tcMar>
+              <w:top w:w="0" w:type="dxa"/>
+              <w:bottom w:w="0" w:type="dxa"/>
+              <w:left w:w="0" w:type="dxa"/>
+              <w:right w:w="0" w:type="dxa"/>
+            </w:tcMar>
+            <w:vAlign w:val="center"/>
+          </w:tcPr>
+          <w:p>
+            <w:pPr>
+              <w:jc w:val="left"/>
+              <w:pBdr>
+                <w:bottom w:val="none" w:sz="0" w:space="0" w:color="000000"/>
+                <w:top w:val="none" w:sz="0" w:space="0" w:color="000000"/>
+                <w:left w:val="none" w:sz="0" w:space="0" w:color="000000"/>
+                <w:right w:val="none" w:sz="0" w:space="0" w:color="000000"/>
+              </w:pBdr>
+              <w:spacing w:after="100" w:before="100" w:line="240"/>
+              <w:ind w:left="100" w:right="100" w:firstLine="0" w:firstLineChars="0"/>
+              <w:rPr>
+                <w:rFonts w:ascii="DejaVu Sans" w:hAnsi="DejaVu Sans" w:eastAsia="DejaVu Sans" w:cs="DejaVu Sans"/>
+                <w:i w:val="false"/>
+                <w:b w:val="false"/>
+                <w:u w:val="none"/>
+                <w:strike w:val="false"/>
+                <w:sz w:val="22"/>
+                <w:szCs w:val="22"/>
+                <w:color w:val="000000"/>
+              </w:rPr>
+            </w:pPr>
+            <w:r xmlns:w="http://schemas.openxmlformats.org/wordprocessingml/2006/main" xmlns:wp="http://schemas.openxmlformats.org/drawingml/2006/wordprocessingDrawing" xmlns:r="http://schemas.openxmlformats.org/officeDocument/2006/relationships" xmlns:w14="http://schemas.microsoft.com/office/word/2010/wordml">
+              <w:rPr>
+                <w:rFonts w:ascii="DejaVu Sans" w:hAnsi="DejaVu Sans" w:eastAsia="DejaVu Sans" w:cs="DejaVu Sans"/>
+                <w:i w:val="false"/>
+                <w:b w:val="false"/>
+                <w:u w:val="none"/>
+                <w:strike w:val="false"/>
+                <w:sz w:val="22"/>
+                <w:szCs w:val="22"/>
+                <w:color w:val="000000"/>
+              </w:rPr>
+              <w:t xml:space="preserve"/>
+            </w:r>
+          </w:p>
+        </w:tc>
+        <w:tc>
+          <w:tcPr>
+            <w:tcBorders>
+              <w:bottom w:val="none" w:sz="0" w:space="0" w:color="000000"/>
+              <w:top w:val="none" w:sz="0" w:space="0" w:color="000000"/>
+              <w:left w:val="none" w:sz="0" w:space="0" w:color="000000"/>
+              <w:right w:val="none" w:sz="0" w:space="0" w:color="000000"/>
+            </w:tcBorders>
+            <w:shd w:val="clear" w:color="auto" w:fill="FFFFFF"/>
+            <w:tcMar>
+              <w:top w:w="0" w:type="dxa"/>
+              <w:bottom w:w="0" w:type="dxa"/>
+              <w:left w:w="0" w:type="dxa"/>
+              <w:right w:w="0" w:type="dxa"/>
+            </w:tcMar>
+            <w:vAlign w:val="center"/>
+          </w:tcPr>
+          <w:p>
+            <w:pPr>
+              <w:jc w:val="center"/>
+              <w:pBdr>
+                <w:bottom w:val="none" w:sz="0" w:space="0" w:color="000000"/>
+                <w:top w:val="none" w:sz="0" w:space="0" w:color="000000"/>
+                <w:left w:val="none" w:sz="0" w:space="0" w:color="000000"/>
+                <w:right w:val="none" w:sz="0" w:space="0" w:color="000000"/>
+              </w:pBdr>
+              <w:spacing w:after="100" w:before="100" w:line="240"/>
+              <w:ind w:left="100" w:right="100" w:firstLine="0" w:firstLineChars="0"/>
+              <w:rPr>
+                <w:rFonts w:ascii="DejaVu Sans" w:hAnsi="DejaVu Sans" w:eastAsia="DejaVu Sans" w:cs="DejaVu Sans"/>
+                <w:i w:val="false"/>
+                <w:b w:val="false"/>
+                <w:u w:val="none"/>
+                <w:strike w:val="false"/>
+                <w:sz w:val="22"/>
+                <w:szCs w:val="22"/>
+                <w:color w:val="000000"/>
+              </w:rPr>
+            </w:pPr>
+            <w:r xmlns:w="http://schemas.openxmlformats.org/wordprocessingml/2006/main" xmlns:wp="http://schemas.openxmlformats.org/drawingml/2006/wordprocessingDrawing" xmlns:r="http://schemas.openxmlformats.org/officeDocument/2006/relationships" xmlns:w14="http://schemas.microsoft.com/office/word/2010/wordml">
+              <w:rPr>
+                <w:rFonts w:ascii="DejaVu Sans" w:hAnsi="DejaVu Sans" w:eastAsia="DejaVu Sans" w:cs="DejaVu Sans"/>
+                <w:i w:val="false"/>
+                <w:b w:val="false"/>
+                <w:u w:val="none"/>
+                <w:strike w:val="false"/>
+                <w:sz w:val="22"/>
+                <w:szCs w:val="22"/>
+                <w:color w:val="000000"/>
+              </w:rPr>
+              <w:t xml:space="preserve"/>
+            </w:r>
+          </w:p>
+        </w:tc>
+        <w:tc>
+          <w:tcPr>
+            <w:tcBorders>
+              <w:bottom w:val="none" w:sz="0" w:space="0" w:color="000000"/>
+              <w:top w:val="none" w:sz="0" w:space="0" w:color="000000"/>
+              <w:left w:val="none" w:sz="0" w:space="0" w:color="000000"/>
+              <w:right w:val="none" w:sz="0" w:space="0" w:color="000000"/>
+            </w:tcBorders>
+            <w:shd w:val="clear" w:color="auto" w:fill="FFFFFF"/>
+            <w:tcMar>
+              <w:top w:w="0" w:type="dxa"/>
+              <w:bottom w:w="0" w:type="dxa"/>
+              <w:left w:w="0" w:type="dxa"/>
+              <w:right w:w="0" w:type="dxa"/>
+            </w:tcMar>
+            <w:vAlign w:val="center"/>
+          </w:tcPr>
+          <w:p>
+            <w:pPr>
+              <w:jc w:val="center"/>
+              <w:pBdr>
+                <w:bottom w:val="none" w:sz="0" w:space="0" w:color="000000"/>
+                <w:top w:val="none" w:sz="0" w:space="0" w:color="000000"/>
+                <w:left w:val="none" w:sz="0" w:space="0" w:color="000000"/>
+                <w:right w:val="none" w:sz="0" w:space="0" w:color="000000"/>
+              </w:pBdr>
+              <w:spacing w:after="100" w:before="100" w:line="240"/>
+              <w:ind w:left="100" w:right="100" w:firstLine="0" w:firstLineChars="0"/>
+              <w:rPr>
+                <w:rFonts w:ascii="DejaVu Sans" w:hAnsi="DejaVu Sans" w:eastAsia="DejaVu Sans" w:cs="DejaVu Sans"/>
+                <w:i w:val="false"/>
+                <w:b w:val="false"/>
+                <w:u w:val="none"/>
+                <w:strike w:val="false"/>
+                <w:sz w:val="22"/>
+                <w:szCs w:val="22"/>
+                <w:color w:val="000000"/>
+              </w:rPr>
+            </w:pPr>
+            <w:r xmlns:w="http://schemas.openxmlformats.org/wordprocessingml/2006/main" xmlns:wp="http://schemas.openxmlformats.org/drawingml/2006/wordprocessingDrawing" xmlns:r="http://schemas.openxmlformats.org/officeDocument/2006/relationships" xmlns:w14="http://schemas.microsoft.com/office/word/2010/wordml">
+              <w:rPr>
+                <w:rFonts w:ascii="DejaVu Sans" w:hAnsi="DejaVu Sans" w:eastAsia="DejaVu Sans" w:cs="DejaVu Sans"/>
+                <w:i w:val="false"/>
+                <w:b w:val="false"/>
+                <w:u w:val="none"/>
+                <w:strike w:val="false"/>
+                <w:sz w:val="22"/>
+                <w:szCs w:val="22"/>
+                <w:color w:val="000000"/>
+              </w:rPr>
+              <w:t xml:space="preserve">(0.042)</w:t>
+            </w:r>
+          </w:p>
+        </w:tc>
+        <w:tc>
+          <w:tcPr>
+            <w:tcBorders>
+              <w:bottom w:val="none" w:sz="0" w:space="0" w:color="000000"/>
+              <w:top w:val="none" w:sz="0" w:space="0" w:color="000000"/>
+              <w:left w:val="none" w:sz="0" w:space="0" w:color="000000"/>
+              <w:right w:val="none" w:sz="0" w:space="0" w:color="000000"/>
+            </w:tcBorders>
+            <w:shd w:val="clear" w:color="auto" w:fill="FFFFFF"/>
+            <w:tcMar>
+              <w:top w:w="0" w:type="dxa"/>
+              <w:bottom w:w="0" w:type="dxa"/>
+              <w:left w:w="0" w:type="dxa"/>
+              <w:right w:w="0" w:type="dxa"/>
+            </w:tcMar>
+            <w:vAlign w:val="center"/>
+          </w:tcPr>
+          <w:p>
+            <w:pPr>
+              <w:jc w:val="center"/>
+              <w:pBdr>
+                <w:bottom w:val="none" w:sz="0" w:space="0" w:color="000000"/>
+                <w:top w:val="none" w:sz="0" w:space="0" w:color="000000"/>
+                <w:left w:val="none" w:sz="0" w:space="0" w:color="000000"/>
+                <w:right w:val="none" w:sz="0" w:space="0" w:color="000000"/>
+              </w:pBdr>
+              <w:spacing w:after="100" w:before="100" w:line="240"/>
+              <w:ind w:left="100" w:right="100" w:firstLine="0" w:firstLineChars="0"/>
+              <w:rPr>
+                <w:rFonts w:ascii="DejaVu Sans" w:hAnsi="DejaVu Sans" w:eastAsia="DejaVu Sans" w:cs="DejaVu Sans"/>
+                <w:i w:val="false"/>
+                <w:b w:val="false"/>
+                <w:u w:val="none"/>
+                <w:strike w:val="false"/>
+                <w:sz w:val="22"/>
+                <w:szCs w:val="22"/>
+                <w:color w:val="000000"/>
+              </w:rPr>
+            </w:pPr>
+            <w:r xmlns:w="http://schemas.openxmlformats.org/wordprocessingml/2006/main" xmlns:wp="http://schemas.openxmlformats.org/drawingml/2006/wordprocessingDrawing" xmlns:r="http://schemas.openxmlformats.org/officeDocument/2006/relationships" xmlns:w14="http://schemas.microsoft.com/office/word/2010/wordml">
+              <w:rPr>
+                <w:rFonts w:ascii="DejaVu Sans" w:hAnsi="DejaVu Sans" w:eastAsia="DejaVu Sans" w:cs="DejaVu Sans"/>
+                <w:i w:val="false"/>
+                <w:b w:val="false"/>
+                <w:u w:val="none"/>
+                <w:strike w:val="false"/>
+                <w:sz w:val="22"/>
+                <w:szCs w:val="22"/>
+                <w:color w:val="000000"/>
+              </w:rPr>
+              <w:t xml:space="preserve">(0.042)</w:t>
+            </w:r>
+          </w:p>
+        </w:tc>
+        <w:tc>
+          <w:tcPr>
+            <w:tcBorders>
+              <w:bottom w:val="none" w:sz="0" w:space="0" w:color="000000"/>
+              <w:top w:val="none" w:sz="0" w:space="0" w:color="000000"/>
+              <w:left w:val="none" w:sz="0" w:space="0" w:color="000000"/>
+              <w:right w:val="none" w:sz="0" w:space="0" w:color="000000"/>
+            </w:tcBorders>
+            <w:shd w:val="clear" w:color="auto" w:fill="FFFFFF"/>
+            <w:tcMar>
+              <w:top w:w="0" w:type="dxa"/>
+              <w:bottom w:w="0" w:type="dxa"/>
+              <w:left w:w="0" w:type="dxa"/>
+              <w:right w:w="0" w:type="dxa"/>
+            </w:tcMar>
+            <w:vAlign w:val="center"/>
+          </w:tcPr>
+          <w:p>
+            <w:pPr>
+              <w:jc w:val="center"/>
+              <w:pBdr>
+                <w:bottom w:val="none" w:sz="0" w:space="0" w:color="000000"/>
+                <w:top w:val="none" w:sz="0" w:space="0" w:color="000000"/>
+                <w:left w:val="none" w:sz="0" w:space="0" w:color="000000"/>
+                <w:right w:val="none" w:sz="0" w:space="0" w:color="000000"/>
+              </w:pBdr>
+              <w:spacing w:after="100" w:before="100" w:line="240"/>
+              <w:ind w:left="100" w:right="100" w:firstLine="0" w:firstLineChars="0"/>
+              <w:rPr>
+                <w:rFonts w:ascii="DejaVu Sans" w:hAnsi="DejaVu Sans" w:eastAsia="DejaVu Sans" w:cs="DejaVu Sans"/>
+                <w:i w:val="false"/>
+                <w:b w:val="false"/>
+                <w:u w:val="none"/>
+                <w:strike w:val="false"/>
+                <w:sz w:val="22"/>
+                <w:szCs w:val="22"/>
+                <w:color w:val="000000"/>
+              </w:rPr>
+            </w:pPr>
+            <w:r xmlns:w="http://schemas.openxmlformats.org/wordprocessingml/2006/main" xmlns:wp="http://schemas.openxmlformats.org/drawingml/2006/wordprocessingDrawing" xmlns:r="http://schemas.openxmlformats.org/officeDocument/2006/relationships" xmlns:w14="http://schemas.microsoft.com/office/word/2010/wordml">
+              <w:rPr>
+                <w:rFonts w:ascii="DejaVu Sans" w:hAnsi="DejaVu Sans" w:eastAsia="DejaVu Sans" w:cs="DejaVu Sans"/>
+                <w:i w:val="false"/>
+                <w:b w:val="false"/>
+                <w:u w:val="none"/>
+                <w:strike w:val="false"/>
+                <w:sz w:val="22"/>
+                <w:szCs w:val="22"/>
+                <w:color w:val="000000"/>
+              </w:rPr>
+              <w:t xml:space="preserve">(0.042)</w:t>
+            </w:r>
+          </w:p>
+        </w:tc>
+      </w:tr>
+      <w:tr>
+        <w:trPr>
+          <w:trHeight w:val="360" w:hRule="auto"/>
+        </w:trPr>
+        body13
+        <w:tc>
+          <w:tcPr>
+            <w:tcBorders>
+              <w:bottom w:val="none" w:sz="0" w:space="0" w:color="000000"/>
+              <w:top w:val="none" w:sz="0" w:space="0" w:color="000000"/>
+              <w:left w:val="none" w:sz="0" w:space="0" w:color="000000"/>
+              <w:right w:val="none" w:sz="0" w:space="0" w:color="000000"/>
+            </w:tcBorders>
+            <w:shd w:val="clear" w:color="auto" w:fill="FFFFFF"/>
+            <w:tcMar>
+              <w:top w:w="0" w:type="dxa"/>
+              <w:bottom w:w="0" w:type="dxa"/>
+              <w:left w:w="0" w:type="dxa"/>
+              <w:right w:w="0" w:type="dxa"/>
+            </w:tcMar>
+            <w:vAlign w:val="center"/>
+          </w:tcPr>
+          <w:p>
+            <w:pPr>
+              <w:jc w:val="left"/>
+              <w:pBdr>
+                <w:bottom w:val="none" w:sz="0" w:space="0" w:color="000000"/>
+                <w:top w:val="none" w:sz="0" w:space="0" w:color="000000"/>
+                <w:left w:val="none" w:sz="0" w:space="0" w:color="000000"/>
+                <w:right w:val="none" w:sz="0" w:space="0" w:color="000000"/>
+              </w:pBdr>
+              <w:spacing w:after="100" w:before="100" w:line="240"/>
+              <w:ind w:left="100" w:right="100" w:firstLine="0" w:firstLineChars="0"/>
+              <w:rPr>
+                <w:rFonts w:ascii="DejaVu Sans" w:hAnsi="DejaVu Sans" w:eastAsia="DejaVu Sans" w:cs="DejaVu Sans"/>
+                <w:i w:val="false"/>
+                <w:b w:val="false"/>
+                <w:u w:val="none"/>
+                <w:strike w:val="false"/>
+                <w:sz w:val="22"/>
+                <w:szCs w:val="22"/>
+                <w:color w:val="000000"/>
+              </w:rPr>
+            </w:pPr>
+            <w:r xmlns:w="http://schemas.openxmlformats.org/wordprocessingml/2006/main" xmlns:wp="http://schemas.openxmlformats.org/drawingml/2006/wordprocessingDrawing" xmlns:r="http://schemas.openxmlformats.org/officeDocument/2006/relationships" xmlns:w14="http://schemas.microsoft.com/office/word/2010/wordml">
+              <w:rPr>
+                <w:rFonts w:ascii="DejaVu Sans" w:hAnsi="DejaVu Sans" w:eastAsia="DejaVu Sans" w:cs="DejaVu Sans"/>
+                <w:i w:val="false"/>
+                <w:b w:val="false"/>
+                <w:u w:val="none"/>
+                <w:strike w:val="false"/>
+                <w:sz w:val="22"/>
+                <w:szCs w:val="22"/>
+                <w:color w:val="000000"/>
+              </w:rPr>
+              <w:t xml:space="preserve">Master's</w:t>
+            </w:r>
+          </w:p>
+        </w:tc>
+        <w:tc>
+          <w:tcPr>
+            <w:tcBorders>
+              <w:bottom w:val="none" w:sz="0" w:space="0" w:color="000000"/>
+              <w:top w:val="none" w:sz="0" w:space="0" w:color="000000"/>
+              <w:left w:val="none" w:sz="0" w:space="0" w:color="000000"/>
+              <w:right w:val="none" w:sz="0" w:space="0" w:color="000000"/>
+            </w:tcBorders>
+            <w:shd w:val="clear" w:color="auto" w:fill="FFFFFF"/>
+            <w:tcMar>
+              <w:top w:w="0" w:type="dxa"/>
+              <w:bottom w:w="0" w:type="dxa"/>
+              <w:left w:w="0" w:type="dxa"/>
+              <w:right w:w="0" w:type="dxa"/>
+            </w:tcMar>
+            <w:vAlign w:val="center"/>
+          </w:tcPr>
+          <w:p>
+            <w:pPr>
+              <w:jc w:val="center"/>
+              <w:pBdr>
+                <w:bottom w:val="none" w:sz="0" w:space="0" w:color="000000"/>
+                <w:top w:val="none" w:sz="0" w:space="0" w:color="000000"/>
+                <w:left w:val="none" w:sz="0" w:space="0" w:color="000000"/>
+                <w:right w:val="none" w:sz="0" w:space="0" w:color="000000"/>
+              </w:pBdr>
+              <w:spacing w:after="100" w:before="100" w:line="240"/>
+              <w:ind w:left="100" w:right="100" w:firstLine="0" w:firstLineChars="0"/>
+              <w:rPr>
+                <w:rFonts w:ascii="DejaVu Sans" w:hAnsi="DejaVu Sans" w:eastAsia="DejaVu Sans" w:cs="DejaVu Sans"/>
+                <w:i w:val="false"/>
+                <w:b w:val="false"/>
+                <w:u w:val="none"/>
+                <w:strike w:val="false"/>
+                <w:sz w:val="22"/>
+                <w:szCs w:val="22"/>
+                <w:color w:val="000000"/>
+              </w:rPr>
+            </w:pPr>
+            <w:r xmlns:w="http://schemas.openxmlformats.org/wordprocessingml/2006/main" xmlns:wp="http://schemas.openxmlformats.org/drawingml/2006/wordprocessingDrawing" xmlns:r="http://schemas.openxmlformats.org/officeDocument/2006/relationships" xmlns:w14="http://schemas.microsoft.com/office/word/2010/wordml">
+              <w:rPr>
+                <w:rFonts w:ascii="DejaVu Sans" w:hAnsi="DejaVu Sans" w:eastAsia="DejaVu Sans" w:cs="DejaVu Sans"/>
+                <w:i w:val="false"/>
+                <w:b w:val="false"/>
+                <w:u w:val="none"/>
+                <w:strike w:val="false"/>
+                <w:sz w:val="22"/>
+                <w:szCs w:val="22"/>
+                <w:color w:val="000000"/>
+              </w:rPr>
+              <w:t xml:space="preserve"/>
+            </w:r>
+          </w:p>
+        </w:tc>
+        <w:tc>
+          <w:tcPr>
+            <w:tcBorders>
+              <w:bottom w:val="none" w:sz="0" w:space="0" w:color="000000"/>
+              <w:top w:val="none" w:sz="0" w:space="0" w:color="000000"/>
+              <w:left w:val="none" w:sz="0" w:space="0" w:color="000000"/>
+              <w:right w:val="none" w:sz="0" w:space="0" w:color="000000"/>
+            </w:tcBorders>
+            <w:shd w:val="clear" w:color="auto" w:fill="FFFFFF"/>
+            <w:tcMar>
+              <w:top w:w="0" w:type="dxa"/>
+              <w:bottom w:w="0" w:type="dxa"/>
+              <w:left w:w="0" w:type="dxa"/>
+              <w:right w:w="0" w:type="dxa"/>
+            </w:tcMar>
+            <w:vAlign w:val="center"/>
+          </w:tcPr>
+          <w:p>
+            <w:pPr>
+              <w:jc w:val="center"/>
+              <w:pBdr>
+                <w:bottom w:val="none" w:sz="0" w:space="0" w:color="000000"/>
+                <w:top w:val="none" w:sz="0" w:space="0" w:color="000000"/>
+                <w:left w:val="none" w:sz="0" w:space="0" w:color="000000"/>
+                <w:right w:val="none" w:sz="0" w:space="0" w:color="000000"/>
+              </w:pBdr>
+              <w:spacing w:after="100" w:before="100" w:line="240"/>
+              <w:ind w:left="100" w:right="100" w:firstLine="0" w:firstLineChars="0"/>
+              <w:rPr>
+                <w:rFonts w:ascii="DejaVu Sans" w:hAnsi="DejaVu Sans" w:eastAsia="DejaVu Sans" w:cs="DejaVu Sans"/>
+                <w:i w:val="false"/>
+                <w:b w:val="false"/>
+                <w:u w:val="none"/>
+                <w:strike w:val="false"/>
+                <w:sz w:val="22"/>
+                <w:szCs w:val="22"/>
+                <w:color w:val="000000"/>
+              </w:rPr>
+            </w:pPr>
+            <w:r xmlns:w="http://schemas.openxmlformats.org/wordprocessingml/2006/main" xmlns:wp="http://schemas.openxmlformats.org/drawingml/2006/wordprocessingDrawing" xmlns:r="http://schemas.openxmlformats.org/officeDocument/2006/relationships" xmlns:w14="http://schemas.microsoft.com/office/word/2010/wordml">
+              <w:rPr>
+                <w:rFonts w:ascii="DejaVu Sans" w:hAnsi="DejaVu Sans" w:eastAsia="DejaVu Sans" w:cs="DejaVu Sans"/>
+                <w:i w:val="false"/>
+                <w:b w:val="false"/>
+                <w:u w:val="none"/>
+                <w:strike w:val="false"/>
+                <w:sz w:val="22"/>
+                <w:szCs w:val="22"/>
+                <w:color w:val="000000"/>
+              </w:rPr>
+              <w:t xml:space="preserve"/>
+            </w:r>
+          </w:p>
+        </w:tc>
+        <w:tc>
+          <w:tcPr>
+            <w:tcBorders>
+              <w:bottom w:val="none" w:sz="0" w:space="0" w:color="000000"/>
+              <w:top w:val="none" w:sz="0" w:space="0" w:color="000000"/>
+              <w:left w:val="none" w:sz="0" w:space="0" w:color="000000"/>
+              <w:right w:val="none" w:sz="0" w:space="0" w:color="000000"/>
+            </w:tcBorders>
+            <w:shd w:val="clear" w:color="auto" w:fill="FFFFFF"/>
+            <w:tcMar>
+              <w:top w:w="0" w:type="dxa"/>
+              <w:bottom w:w="0" w:type="dxa"/>
+              <w:left w:w="0" w:type="dxa"/>
+              <w:right w:w="0" w:type="dxa"/>
+            </w:tcMar>
+            <w:vAlign w:val="center"/>
+          </w:tcPr>
+          <w:p>
+            <w:pPr>
+              <w:jc w:val="center"/>
+              <w:pBdr>
+                <w:bottom w:val="none" w:sz="0" w:space="0" w:color="000000"/>
+                <w:top w:val="none" w:sz="0" w:space="0" w:color="000000"/>
+                <w:left w:val="none" w:sz="0" w:space="0" w:color="000000"/>
+                <w:right w:val="none" w:sz="0" w:space="0" w:color="000000"/>
+              </w:pBdr>
+              <w:spacing w:after="100" w:before="100" w:line="240"/>
+              <w:ind w:left="100" w:right="100" w:firstLine="0" w:firstLineChars="0"/>
+              <w:rPr>
+                <w:rFonts w:ascii="DejaVu Sans" w:hAnsi="DejaVu Sans" w:eastAsia="DejaVu Sans" w:cs="DejaVu Sans"/>
+                <w:i w:val="false"/>
+                <w:b w:val="false"/>
+                <w:u w:val="none"/>
+                <w:strike w:val="false"/>
+                <w:sz w:val="22"/>
+                <w:szCs w:val="22"/>
+                <w:color w:val="000000"/>
+              </w:rPr>
+            </w:pPr>
+            <w:r xmlns:w="http://schemas.openxmlformats.org/wordprocessingml/2006/main" xmlns:wp="http://schemas.openxmlformats.org/drawingml/2006/wordprocessingDrawing" xmlns:r="http://schemas.openxmlformats.org/officeDocument/2006/relationships" xmlns:w14="http://schemas.microsoft.com/office/word/2010/wordml">
+              <w:rPr>
+                <w:rFonts w:ascii="DejaVu Sans" w:hAnsi="DejaVu Sans" w:eastAsia="DejaVu Sans" w:cs="DejaVu Sans"/>
+                <w:i w:val="false"/>
+                <w:b w:val="false"/>
+                <w:u w:val="none"/>
+                <w:strike w:val="false"/>
+                <w:sz w:val="22"/>
+                <w:szCs w:val="22"/>
+                <w:color w:val="000000"/>
+              </w:rPr>
+              <w:t xml:space="preserve">0.491</w:t>
+            </w:r>
+          </w:p>
+        </w:tc>
+        <w:tc>
+          <w:tcPr>
+            <w:tcBorders>
+              <w:bottom w:val="none" w:sz="0" w:space="0" w:color="000000"/>
+              <w:top w:val="none" w:sz="0" w:space="0" w:color="000000"/>
+              <w:left w:val="none" w:sz="0" w:space="0" w:color="000000"/>
+              <w:right w:val="none" w:sz="0" w:space="0" w:color="000000"/>
+            </w:tcBorders>
+            <w:shd w:val="clear" w:color="auto" w:fill="FFFFFF"/>
+            <w:tcMar>
+              <w:top w:w="0" w:type="dxa"/>
+              <w:bottom w:w="0" w:type="dxa"/>
+              <w:left w:w="0" w:type="dxa"/>
+              <w:right w:w="0" w:type="dxa"/>
+            </w:tcMar>
+            <w:vAlign w:val="center"/>
+          </w:tcPr>
+          <w:p>
+            <w:pPr>
+              <w:jc w:val="center"/>
+              <w:pBdr>
+                <w:bottom w:val="none" w:sz="0" w:space="0" w:color="000000"/>
+                <w:top w:val="none" w:sz="0" w:space="0" w:color="000000"/>
+                <w:left w:val="none" w:sz="0" w:space="0" w:color="000000"/>
+                <w:right w:val="none" w:sz="0" w:space="0" w:color="000000"/>
+              </w:pBdr>
+              <w:spacing w:after="100" w:before="100" w:line="240"/>
+              <w:ind w:left="100" w:right="100" w:firstLine="0" w:firstLineChars="0"/>
+              <w:rPr>
+                <w:rFonts w:ascii="DejaVu Sans" w:hAnsi="DejaVu Sans" w:eastAsia="DejaVu Sans" w:cs="DejaVu Sans"/>
+                <w:i w:val="false"/>
+                <w:b w:val="false"/>
+                <w:u w:val="none"/>
+                <w:strike w:val="false"/>
+                <w:sz w:val="22"/>
+                <w:szCs w:val="22"/>
+                <w:color w:val="000000"/>
+              </w:rPr>
+            </w:pPr>
+            <w:r xmlns:w="http://schemas.openxmlformats.org/wordprocessingml/2006/main" xmlns:wp="http://schemas.openxmlformats.org/drawingml/2006/wordprocessingDrawing" xmlns:r="http://schemas.openxmlformats.org/officeDocument/2006/relationships" xmlns:w14="http://schemas.microsoft.com/office/word/2010/wordml">
+              <w:rPr>
+                <w:rFonts w:ascii="DejaVu Sans" w:hAnsi="DejaVu Sans" w:eastAsia="DejaVu Sans" w:cs="DejaVu Sans"/>
+                <w:i w:val="false"/>
+                <w:b w:val="false"/>
+                <w:u w:val="none"/>
+                <w:strike w:val="false"/>
+                <w:sz w:val="22"/>
+                <w:szCs w:val="22"/>
+                <w:color w:val="000000"/>
+              </w:rPr>
+              <w:t xml:space="preserve">0.463</w:t>
+            </w:r>
+          </w:p>
+        </w:tc>
+      </w:tr>
+      <w:tr>
+        <w:trPr>
+          <w:trHeight w:val="360" w:hRule="auto"/>
+        </w:trPr>
+        body14
+        <w:tc>
+          <w:tcPr>
+            <w:tcBorders>
+              <w:bottom w:val="none" w:sz="0" w:space="0" w:color="000000"/>
+              <w:top w:val="none" w:sz="0" w:space="0" w:color="000000"/>
+              <w:left w:val="none" w:sz="0" w:space="0" w:color="000000"/>
+              <w:right w:val="none" w:sz="0" w:space="0" w:color="000000"/>
+            </w:tcBorders>
+            <w:shd w:val="clear" w:color="auto" w:fill="FFFFFF"/>
+            <w:tcMar>
+              <w:top w:w="0" w:type="dxa"/>
+              <w:bottom w:w="0" w:type="dxa"/>
+              <w:left w:w="0" w:type="dxa"/>
+              <w:right w:w="0" w:type="dxa"/>
+            </w:tcMar>
+            <w:vAlign w:val="center"/>
+          </w:tcPr>
+          <w:p>
+            <w:pPr>
+              <w:jc w:val="left"/>
+              <w:pBdr>
+                <w:bottom w:val="none" w:sz="0" w:space="0" w:color="000000"/>
+                <w:top w:val="none" w:sz="0" w:space="0" w:color="000000"/>
+                <w:left w:val="none" w:sz="0" w:space="0" w:color="000000"/>
+                <w:right w:val="none" w:sz="0" w:space="0" w:color="000000"/>
+              </w:pBdr>
+              <w:spacing w:after="100" w:before="100" w:line="240"/>
+              <w:ind w:left="100" w:right="100" w:firstLine="0" w:firstLineChars="0"/>
+              <w:rPr>
+                <w:rFonts w:ascii="DejaVu Sans" w:hAnsi="DejaVu Sans" w:eastAsia="DejaVu Sans" w:cs="DejaVu Sans"/>
+                <w:i w:val="false"/>
+                <w:b w:val="false"/>
+                <w:u w:val="none"/>
+                <w:strike w:val="false"/>
+                <w:sz w:val="22"/>
+                <w:szCs w:val="22"/>
+                <w:color w:val="000000"/>
+              </w:rPr>
+            </w:pPr>
+            <w:r xmlns:w="http://schemas.openxmlformats.org/wordprocessingml/2006/main" xmlns:wp="http://schemas.openxmlformats.org/drawingml/2006/wordprocessingDrawing" xmlns:r="http://schemas.openxmlformats.org/officeDocument/2006/relationships" xmlns:w14="http://schemas.microsoft.com/office/word/2010/wordml">
+              <w:rPr>
+                <w:rFonts w:ascii="DejaVu Sans" w:hAnsi="DejaVu Sans" w:eastAsia="DejaVu Sans" w:cs="DejaVu Sans"/>
+                <w:i w:val="false"/>
+                <w:b w:val="false"/>
+                <w:u w:val="none"/>
+                <w:strike w:val="false"/>
+                <w:sz w:val="22"/>
+                <w:szCs w:val="22"/>
+                <w:color w:val="000000"/>
+              </w:rPr>
+              <w:t xml:space="preserve"/>
+            </w:r>
+          </w:p>
+        </w:tc>
+        <w:tc>
+          <w:tcPr>
+            <w:tcBorders>
+              <w:bottom w:val="none" w:sz="0" w:space="0" w:color="000000"/>
+              <w:top w:val="none" w:sz="0" w:space="0" w:color="000000"/>
+              <w:left w:val="none" w:sz="0" w:space="0" w:color="000000"/>
+              <w:right w:val="none" w:sz="0" w:space="0" w:color="000000"/>
+            </w:tcBorders>
+            <w:shd w:val="clear" w:color="auto" w:fill="FFFFFF"/>
+            <w:tcMar>
+              <w:top w:w="0" w:type="dxa"/>
+              <w:bottom w:w="0" w:type="dxa"/>
+              <w:left w:w="0" w:type="dxa"/>
+              <w:right w:w="0" w:type="dxa"/>
+            </w:tcMar>
+            <w:vAlign w:val="center"/>
+          </w:tcPr>
+          <w:p>
+            <w:pPr>
+              <w:jc w:val="center"/>
+              <w:pBdr>
+                <w:bottom w:val="none" w:sz="0" w:space="0" w:color="000000"/>
+                <w:top w:val="none" w:sz="0" w:space="0" w:color="000000"/>
+                <w:left w:val="none" w:sz="0" w:space="0" w:color="000000"/>
+                <w:right w:val="none" w:sz="0" w:space="0" w:color="000000"/>
+              </w:pBdr>
+              <w:spacing w:after="100" w:before="100" w:line="240"/>
+              <w:ind w:left="100" w:right="100" w:firstLine="0" w:firstLineChars="0"/>
+              <w:rPr>
+                <w:rFonts w:ascii="DejaVu Sans" w:hAnsi="DejaVu Sans" w:eastAsia="DejaVu Sans" w:cs="DejaVu Sans"/>
+                <w:i w:val="false"/>
+                <w:b w:val="false"/>
+                <w:u w:val="none"/>
+                <w:strike w:val="false"/>
+                <w:sz w:val="22"/>
+                <w:szCs w:val="22"/>
+                <w:color w:val="000000"/>
+              </w:rPr>
+            </w:pPr>
+            <w:r xmlns:w="http://schemas.openxmlformats.org/wordprocessingml/2006/main" xmlns:wp="http://schemas.openxmlformats.org/drawingml/2006/wordprocessingDrawing" xmlns:r="http://schemas.openxmlformats.org/officeDocument/2006/relationships" xmlns:w14="http://schemas.microsoft.com/office/word/2010/wordml">
+              <w:rPr>
+                <w:rFonts w:ascii="DejaVu Sans" w:hAnsi="DejaVu Sans" w:eastAsia="DejaVu Sans" w:cs="DejaVu Sans"/>
+                <w:i w:val="false"/>
+                <w:b w:val="false"/>
+                <w:u w:val="none"/>
+                <w:strike w:val="false"/>
+                <w:sz w:val="22"/>
+                <w:szCs w:val="22"/>
+                <w:color w:val="000000"/>
+              </w:rPr>
+              <w:t xml:space="preserve"/>
+            </w:r>
+          </w:p>
+        </w:tc>
+        <w:tc>
+          <w:tcPr>
+            <w:tcBorders>
+              <w:bottom w:val="none" w:sz="0" w:space="0" w:color="000000"/>
+              <w:top w:val="none" w:sz="0" w:space="0" w:color="000000"/>
+              <w:left w:val="none" w:sz="0" w:space="0" w:color="000000"/>
+              <w:right w:val="none" w:sz="0" w:space="0" w:color="000000"/>
+            </w:tcBorders>
+            <w:shd w:val="clear" w:color="auto" w:fill="FFFFFF"/>
+            <w:tcMar>
+              <w:top w:w="0" w:type="dxa"/>
+              <w:bottom w:w="0" w:type="dxa"/>
+              <w:left w:w="0" w:type="dxa"/>
+              <w:right w:w="0" w:type="dxa"/>
+            </w:tcMar>
+            <w:vAlign w:val="center"/>
+          </w:tcPr>
+          <w:p>
+            <w:pPr>
+              <w:jc w:val="center"/>
+              <w:pBdr>
+                <w:bottom w:val="none" w:sz="0" w:space="0" w:color="000000"/>
+                <w:top w:val="none" w:sz="0" w:space="0" w:color="000000"/>
+                <w:left w:val="none" w:sz="0" w:space="0" w:color="000000"/>
+                <w:right w:val="none" w:sz="0" w:space="0" w:color="000000"/>
+              </w:pBdr>
+              <w:spacing w:after="100" w:before="100" w:line="240"/>
+              <w:ind w:left="100" w:right="100" w:firstLine="0" w:firstLineChars="0"/>
+              <w:rPr>
+                <w:rFonts w:ascii="DejaVu Sans" w:hAnsi="DejaVu Sans" w:eastAsia="DejaVu Sans" w:cs="DejaVu Sans"/>
+                <w:i w:val="false"/>
+                <w:b w:val="false"/>
+                <w:u w:val="none"/>
+                <w:strike w:val="false"/>
+                <w:sz w:val="22"/>
+                <w:szCs w:val="22"/>
+                <w:color w:val="000000"/>
+              </w:rPr>
+            </w:pPr>
+            <w:r xmlns:w="http://schemas.openxmlformats.org/wordprocessingml/2006/main" xmlns:wp="http://schemas.openxmlformats.org/drawingml/2006/wordprocessingDrawing" xmlns:r="http://schemas.openxmlformats.org/officeDocument/2006/relationships" xmlns:w14="http://schemas.microsoft.com/office/word/2010/wordml">
+              <w:rPr>
+                <w:rFonts w:ascii="DejaVu Sans" w:hAnsi="DejaVu Sans" w:eastAsia="DejaVu Sans" w:cs="DejaVu Sans"/>
+                <w:i w:val="false"/>
+                <w:b w:val="false"/>
+                <w:u w:val="none"/>
+                <w:strike w:val="false"/>
+                <w:sz w:val="22"/>
+                <w:szCs w:val="22"/>
+                <w:color w:val="000000"/>
+              </w:rPr>
+              <w:t xml:space="preserve"/>
+            </w:r>
+          </w:p>
+        </w:tc>
+        <w:tc>
+          <w:tcPr>
+            <w:tcBorders>
+              <w:bottom w:val="none" w:sz="0" w:space="0" w:color="000000"/>
+              <w:top w:val="none" w:sz="0" w:space="0" w:color="000000"/>
+              <w:left w:val="none" w:sz="0" w:space="0" w:color="000000"/>
+              <w:right w:val="none" w:sz="0" w:space="0" w:color="000000"/>
+            </w:tcBorders>
+            <w:shd w:val="clear" w:color="auto" w:fill="FFFFFF"/>
+            <w:tcMar>
+              <w:top w:w="0" w:type="dxa"/>
+              <w:bottom w:w="0" w:type="dxa"/>
+              <w:left w:w="0" w:type="dxa"/>
+              <w:right w:w="0" w:type="dxa"/>
+            </w:tcMar>
+            <w:vAlign w:val="center"/>
+          </w:tcPr>
+          <w:p>
+            <w:pPr>
+              <w:jc w:val="center"/>
+              <w:pBdr>
+                <w:bottom w:val="none" w:sz="0" w:space="0" w:color="000000"/>
+                <w:top w:val="none" w:sz="0" w:space="0" w:color="000000"/>
+                <w:left w:val="none" w:sz="0" w:space="0" w:color="000000"/>
+                <w:right w:val="none" w:sz="0" w:space="0" w:color="000000"/>
+              </w:pBdr>
+              <w:spacing w:after="100" w:before="100" w:line="240"/>
+              <w:ind w:left="100" w:right="100" w:firstLine="0" w:firstLineChars="0"/>
+              <w:rPr>
+                <w:rFonts w:ascii="DejaVu Sans" w:hAnsi="DejaVu Sans" w:eastAsia="DejaVu Sans" w:cs="DejaVu Sans"/>
+                <w:i w:val="false"/>
+                <w:b w:val="false"/>
+                <w:u w:val="none"/>
+                <w:strike w:val="false"/>
+                <w:sz w:val="22"/>
+                <w:szCs w:val="22"/>
+                <w:color w:val="000000"/>
+              </w:rPr>
+            </w:pPr>
+            <w:r xmlns:w="http://schemas.openxmlformats.org/wordprocessingml/2006/main" xmlns:wp="http://schemas.openxmlformats.org/drawingml/2006/wordprocessingDrawing" xmlns:r="http://schemas.openxmlformats.org/officeDocument/2006/relationships" xmlns:w14="http://schemas.microsoft.com/office/word/2010/wordml">
+              <w:rPr>
+                <w:rFonts w:ascii="DejaVu Sans" w:hAnsi="DejaVu Sans" w:eastAsia="DejaVu Sans" w:cs="DejaVu Sans"/>
+                <w:i w:val="false"/>
+                <w:b w:val="false"/>
+                <w:u w:val="none"/>
+                <w:strike w:val="false"/>
+                <w:sz w:val="22"/>
+                <w:szCs w:val="22"/>
+                <w:color w:val="000000"/>
+              </w:rPr>
+              <w:t xml:space="preserve">(0.035)</w:t>
+            </w:r>
+          </w:p>
+        </w:tc>
+        <w:tc>
+          <w:tcPr>
+            <w:tcBorders>
+              <w:bottom w:val="none" w:sz="0" w:space="0" w:color="000000"/>
+              <w:top w:val="none" w:sz="0" w:space="0" w:color="000000"/>
+              <w:left w:val="none" w:sz="0" w:space="0" w:color="000000"/>
+              <w:right w:val="none" w:sz="0" w:space="0" w:color="000000"/>
+            </w:tcBorders>
+            <w:shd w:val="clear" w:color="auto" w:fill="FFFFFF"/>
+            <w:tcMar>
+              <w:top w:w="0" w:type="dxa"/>
+              <w:bottom w:w="0" w:type="dxa"/>
+              <w:left w:w="0" w:type="dxa"/>
+              <w:right w:w="0" w:type="dxa"/>
+            </w:tcMar>
+            <w:vAlign w:val="center"/>
+          </w:tcPr>
+          <w:p>
+            <w:pPr>
+              <w:jc w:val="center"/>
+              <w:pBdr>
+                <w:bottom w:val="none" w:sz="0" w:space="0" w:color="000000"/>
+                <w:top w:val="none" w:sz="0" w:space="0" w:color="000000"/>
+                <w:left w:val="none" w:sz="0" w:space="0" w:color="000000"/>
+                <w:right w:val="none" w:sz="0" w:space="0" w:color="000000"/>
+              </w:pBdr>
+              <w:spacing w:after="100" w:before="100" w:line="240"/>
+              <w:ind w:left="100" w:right="100" w:firstLine="0" w:firstLineChars="0"/>
+              <w:rPr>
+                <w:rFonts w:ascii="DejaVu Sans" w:hAnsi="DejaVu Sans" w:eastAsia="DejaVu Sans" w:cs="DejaVu Sans"/>
+                <w:i w:val="false"/>
+                <w:b w:val="false"/>
+                <w:u w:val="none"/>
+                <w:strike w:val="false"/>
+                <w:sz w:val="22"/>
+                <w:szCs w:val="22"/>
+                <w:color w:val="000000"/>
+              </w:rPr>
+            </w:pPr>
+            <w:r xmlns:w="http://schemas.openxmlformats.org/wordprocessingml/2006/main" xmlns:wp="http://schemas.openxmlformats.org/drawingml/2006/wordprocessingDrawing" xmlns:r="http://schemas.openxmlformats.org/officeDocument/2006/relationships" xmlns:w14="http://schemas.microsoft.com/office/word/2010/wordml">
+              <w:rPr>
+                <w:rFonts w:ascii="DejaVu Sans" w:hAnsi="DejaVu Sans" w:eastAsia="DejaVu Sans" w:cs="DejaVu Sans"/>
+                <w:i w:val="false"/>
+                <w:b w:val="false"/>
+                <w:u w:val="none"/>
+                <w:strike w:val="false"/>
+                <w:sz w:val="22"/>
+                <w:szCs w:val="22"/>
+                <w:color w:val="000000"/>
+              </w:rPr>
+              <w:t xml:space="preserve">(0.035)</w:t>
+            </w:r>
+          </w:p>
+        </w:tc>
+      </w:tr>
+      <w:tr>
+        <w:trPr>
+          <w:trHeight w:val="360" w:hRule="auto"/>
+        </w:trPr>
+        body15
+        <w:tc>
+          <w:tcPr>
+            <w:tcBorders>
+              <w:bottom w:val="none" w:sz="0" w:space="0" w:color="000000"/>
+              <w:top w:val="none" w:sz="0" w:space="0" w:color="000000"/>
+              <w:left w:val="none" w:sz="0" w:space="0" w:color="000000"/>
+              <w:right w:val="none" w:sz="0" w:space="0" w:color="000000"/>
+            </w:tcBorders>
+            <w:shd w:val="clear" w:color="auto" w:fill="FFFFFF"/>
+            <w:tcMar>
+              <w:top w:w="0" w:type="dxa"/>
+              <w:bottom w:w="0" w:type="dxa"/>
+              <w:left w:w="0" w:type="dxa"/>
+              <w:right w:w="0" w:type="dxa"/>
+            </w:tcMar>
+            <w:vAlign w:val="center"/>
+          </w:tcPr>
+          <w:p>
+            <w:pPr>
+              <w:jc w:val="left"/>
+              <w:pBdr>
+                <w:bottom w:val="none" w:sz="0" w:space="0" w:color="000000"/>
+                <w:top w:val="none" w:sz="0" w:space="0" w:color="000000"/>
+                <w:left w:val="none" w:sz="0" w:space="0" w:color="000000"/>
+                <w:right w:val="none" w:sz="0" w:space="0" w:color="000000"/>
+              </w:pBdr>
+              <w:spacing w:after="100" w:before="100" w:line="240"/>
+              <w:ind w:left="100" w:right="100" w:firstLine="0" w:firstLineChars="0"/>
+              <w:rPr>
+                <w:rFonts w:ascii="DejaVu Sans" w:hAnsi="DejaVu Sans" w:eastAsia="DejaVu Sans" w:cs="DejaVu Sans"/>
+                <w:i w:val="false"/>
+                <w:b w:val="false"/>
+                <w:u w:val="none"/>
+                <w:strike w:val="false"/>
+                <w:sz w:val="22"/>
+                <w:szCs w:val="22"/>
+                <w:color w:val="000000"/>
+              </w:rPr>
+            </w:pPr>
+            <w:r xmlns:w="http://schemas.openxmlformats.org/wordprocessingml/2006/main" xmlns:wp="http://schemas.openxmlformats.org/drawingml/2006/wordprocessingDrawing" xmlns:r="http://schemas.openxmlformats.org/officeDocument/2006/relationships" xmlns:w14="http://schemas.microsoft.com/office/word/2010/wordml">
+              <w:rPr>
+                <w:rFonts w:ascii="DejaVu Sans" w:hAnsi="DejaVu Sans" w:eastAsia="DejaVu Sans" w:cs="DejaVu Sans"/>
+                <w:i w:val="false"/>
+                <w:b w:val="false"/>
+                <w:u w:val="none"/>
+                <w:strike w:val="false"/>
+                <w:sz w:val="22"/>
+                <w:szCs w:val="22"/>
+                <w:color w:val="000000"/>
+              </w:rPr>
+              <w:t xml:space="preserve">PhD</w:t>
+            </w:r>
+          </w:p>
+        </w:tc>
+        <w:tc>
+          <w:tcPr>
+            <w:tcBorders>
+              <w:bottom w:val="none" w:sz="0" w:space="0" w:color="000000"/>
+              <w:top w:val="none" w:sz="0" w:space="0" w:color="000000"/>
+              <w:left w:val="none" w:sz="0" w:space="0" w:color="000000"/>
+              <w:right w:val="none" w:sz="0" w:space="0" w:color="000000"/>
+            </w:tcBorders>
+            <w:shd w:val="clear" w:color="auto" w:fill="FFFFFF"/>
+            <w:tcMar>
+              <w:top w:w="0" w:type="dxa"/>
+              <w:bottom w:w="0" w:type="dxa"/>
+              <w:left w:w="0" w:type="dxa"/>
+              <w:right w:w="0" w:type="dxa"/>
+            </w:tcMar>
+            <w:vAlign w:val="center"/>
+          </w:tcPr>
+          <w:p>
+            <w:pPr>
+              <w:jc w:val="center"/>
+              <w:pBdr>
+                <w:bottom w:val="none" w:sz="0" w:space="0" w:color="000000"/>
+                <w:top w:val="none" w:sz="0" w:space="0" w:color="000000"/>
+                <w:left w:val="none" w:sz="0" w:space="0" w:color="000000"/>
+                <w:right w:val="none" w:sz="0" w:space="0" w:color="000000"/>
+              </w:pBdr>
+              <w:spacing w:after="100" w:before="100" w:line="240"/>
+              <w:ind w:left="100" w:right="100" w:firstLine="0" w:firstLineChars="0"/>
+              <w:rPr>
+                <w:rFonts w:ascii="DejaVu Sans" w:hAnsi="DejaVu Sans" w:eastAsia="DejaVu Sans" w:cs="DejaVu Sans"/>
+                <w:i w:val="false"/>
+                <w:b w:val="false"/>
+                <w:u w:val="none"/>
+                <w:strike w:val="false"/>
+                <w:sz w:val="22"/>
+                <w:szCs w:val="22"/>
+                <w:color w:val="000000"/>
+              </w:rPr>
+            </w:pPr>
+            <w:r xmlns:w="http://schemas.openxmlformats.org/wordprocessingml/2006/main" xmlns:wp="http://schemas.openxmlformats.org/drawingml/2006/wordprocessingDrawing" xmlns:r="http://schemas.openxmlformats.org/officeDocument/2006/relationships" xmlns:w14="http://schemas.microsoft.com/office/word/2010/wordml">
+              <w:rPr>
+                <w:rFonts w:ascii="DejaVu Sans" w:hAnsi="DejaVu Sans" w:eastAsia="DejaVu Sans" w:cs="DejaVu Sans"/>
+                <w:i w:val="false"/>
+                <w:b w:val="false"/>
+                <w:u w:val="none"/>
+                <w:strike w:val="false"/>
+                <w:sz w:val="22"/>
+                <w:szCs w:val="22"/>
+                <w:color w:val="000000"/>
+              </w:rPr>
+              <w:t xml:space="preserve"/>
+            </w:r>
+          </w:p>
+        </w:tc>
+        <w:tc>
+          <w:tcPr>
+            <w:tcBorders>
+              <w:bottom w:val="none" w:sz="0" w:space="0" w:color="000000"/>
+              <w:top w:val="none" w:sz="0" w:space="0" w:color="000000"/>
+              <w:left w:val="none" w:sz="0" w:space="0" w:color="000000"/>
+              <w:right w:val="none" w:sz="0" w:space="0" w:color="000000"/>
+            </w:tcBorders>
+            <w:shd w:val="clear" w:color="auto" w:fill="FFFFFF"/>
+            <w:tcMar>
+              <w:top w:w="0" w:type="dxa"/>
+              <w:bottom w:w="0" w:type="dxa"/>
+              <w:left w:w="0" w:type="dxa"/>
+              <w:right w:w="0" w:type="dxa"/>
+            </w:tcMar>
+            <w:vAlign w:val="center"/>
+          </w:tcPr>
+          <w:p>
+            <w:pPr>
+              <w:jc w:val="center"/>
+              <w:pBdr>
+                <w:bottom w:val="none" w:sz="0" w:space="0" w:color="000000"/>
+                <w:top w:val="none" w:sz="0" w:space="0" w:color="000000"/>
+                <w:left w:val="none" w:sz="0" w:space="0" w:color="000000"/>
+                <w:right w:val="none" w:sz="0" w:space="0" w:color="000000"/>
+              </w:pBdr>
+              <w:spacing w:after="100" w:before="100" w:line="240"/>
+              <w:ind w:left="100" w:right="100" w:firstLine="0" w:firstLineChars="0"/>
+              <w:rPr>
+                <w:rFonts w:ascii="DejaVu Sans" w:hAnsi="DejaVu Sans" w:eastAsia="DejaVu Sans" w:cs="DejaVu Sans"/>
+                <w:i w:val="false"/>
+                <w:b w:val="false"/>
+                <w:u w:val="none"/>
+                <w:strike w:val="false"/>
+                <w:sz w:val="22"/>
+                <w:szCs w:val="22"/>
+                <w:color w:val="000000"/>
+              </w:rPr>
+            </w:pPr>
+            <w:r xmlns:w="http://schemas.openxmlformats.org/wordprocessingml/2006/main" xmlns:wp="http://schemas.openxmlformats.org/drawingml/2006/wordprocessingDrawing" xmlns:r="http://schemas.openxmlformats.org/officeDocument/2006/relationships" xmlns:w14="http://schemas.microsoft.com/office/word/2010/wordml">
+              <w:rPr>
+                <w:rFonts w:ascii="DejaVu Sans" w:hAnsi="DejaVu Sans" w:eastAsia="DejaVu Sans" w:cs="DejaVu Sans"/>
+                <w:i w:val="false"/>
+                <w:b w:val="false"/>
+                <w:u w:val="none"/>
+                <w:strike w:val="false"/>
+                <w:sz w:val="22"/>
+                <w:szCs w:val="22"/>
+                <w:color w:val="000000"/>
+              </w:rPr>
+              <w:t xml:space="preserve"/>
+            </w:r>
+          </w:p>
+        </w:tc>
+        <w:tc>
+          <w:tcPr>
+            <w:tcBorders>
+              <w:bottom w:val="none" w:sz="0" w:space="0" w:color="000000"/>
+              <w:top w:val="none" w:sz="0" w:space="0" w:color="000000"/>
+              <w:left w:val="none" w:sz="0" w:space="0" w:color="000000"/>
+              <w:right w:val="none" w:sz="0" w:space="0" w:color="000000"/>
+            </w:tcBorders>
+            <w:shd w:val="clear" w:color="auto" w:fill="FFFFFF"/>
+            <w:tcMar>
+              <w:top w:w="0" w:type="dxa"/>
+              <w:bottom w:w="0" w:type="dxa"/>
+              <w:left w:w="0" w:type="dxa"/>
+              <w:right w:w="0" w:type="dxa"/>
+            </w:tcMar>
+            <w:vAlign w:val="center"/>
+          </w:tcPr>
+          <w:p>
+            <w:pPr>
+              <w:jc w:val="center"/>
+              <w:pBdr>
+                <w:bottom w:val="none" w:sz="0" w:space="0" w:color="000000"/>
+                <w:top w:val="none" w:sz="0" w:space="0" w:color="000000"/>
+                <w:left w:val="none" w:sz="0" w:space="0" w:color="000000"/>
+                <w:right w:val="none" w:sz="0" w:space="0" w:color="000000"/>
+              </w:pBdr>
+              <w:spacing w:after="100" w:before="100" w:line="240"/>
+              <w:ind w:left="100" w:right="100" w:firstLine="0" w:firstLineChars="0"/>
+              <w:rPr>
+                <w:rFonts w:ascii="DejaVu Sans" w:hAnsi="DejaVu Sans" w:eastAsia="DejaVu Sans" w:cs="DejaVu Sans"/>
+                <w:i w:val="false"/>
+                <w:b w:val="false"/>
+                <w:u w:val="none"/>
+                <w:strike w:val="false"/>
+                <w:sz w:val="22"/>
+                <w:szCs w:val="22"/>
+                <w:color w:val="000000"/>
+              </w:rPr>
+            </w:pPr>
+            <w:r xmlns:w="http://schemas.openxmlformats.org/wordprocessingml/2006/main" xmlns:wp="http://schemas.openxmlformats.org/drawingml/2006/wordprocessingDrawing" xmlns:r="http://schemas.openxmlformats.org/officeDocument/2006/relationships" xmlns:w14="http://schemas.microsoft.com/office/word/2010/wordml">
+              <w:rPr>
+                <w:rFonts w:ascii="DejaVu Sans" w:hAnsi="DejaVu Sans" w:eastAsia="DejaVu Sans" w:cs="DejaVu Sans"/>
+                <w:i w:val="false"/>
+                <w:b w:val="false"/>
+                <w:u w:val="none"/>
+                <w:strike w:val="false"/>
+                <w:sz w:val="22"/>
+                <w:szCs w:val="22"/>
+                <w:color w:val="000000"/>
+              </w:rPr>
+              <w:t xml:space="preserve">0.666</w:t>
+            </w:r>
+          </w:p>
+        </w:tc>
+        <w:tc>
+          <w:tcPr>
+            <w:tcBorders>
+              <w:bottom w:val="none" w:sz="0" w:space="0" w:color="000000"/>
+              <w:top w:val="none" w:sz="0" w:space="0" w:color="000000"/>
+              <w:left w:val="none" w:sz="0" w:space="0" w:color="000000"/>
+              <w:right w:val="none" w:sz="0" w:space="0" w:color="000000"/>
+            </w:tcBorders>
+            <w:shd w:val="clear" w:color="auto" w:fill="FFFFFF"/>
+            <w:tcMar>
+              <w:top w:w="0" w:type="dxa"/>
+              <w:bottom w:w="0" w:type="dxa"/>
+              <w:left w:w="0" w:type="dxa"/>
+              <w:right w:w="0" w:type="dxa"/>
+            </w:tcMar>
+            <w:vAlign w:val="center"/>
+          </w:tcPr>
+          <w:p>
+            <w:pPr>
+              <w:jc w:val="center"/>
+              <w:pBdr>
+                <w:bottom w:val="none" w:sz="0" w:space="0" w:color="000000"/>
+                <w:top w:val="none" w:sz="0" w:space="0" w:color="000000"/>
+                <w:left w:val="none" w:sz="0" w:space="0" w:color="000000"/>
+                <w:right w:val="none" w:sz="0" w:space="0" w:color="000000"/>
+              </w:pBdr>
+              <w:spacing w:after="100" w:before="100" w:line="240"/>
+              <w:ind w:left="100" w:right="100" w:firstLine="0" w:firstLineChars="0"/>
+              <w:rPr>
+                <w:rFonts w:ascii="DejaVu Sans" w:hAnsi="DejaVu Sans" w:eastAsia="DejaVu Sans" w:cs="DejaVu Sans"/>
+                <w:i w:val="false"/>
+                <w:b w:val="false"/>
+                <w:u w:val="none"/>
+                <w:strike w:val="false"/>
+                <w:sz w:val="22"/>
+                <w:szCs w:val="22"/>
+                <w:color w:val="000000"/>
+              </w:rPr>
+            </w:pPr>
+            <w:r xmlns:w="http://schemas.openxmlformats.org/wordprocessingml/2006/main" xmlns:wp="http://schemas.openxmlformats.org/drawingml/2006/wordprocessingDrawing" xmlns:r="http://schemas.openxmlformats.org/officeDocument/2006/relationships" xmlns:w14="http://schemas.microsoft.com/office/word/2010/wordml">
+              <w:rPr>
+                <w:rFonts w:ascii="DejaVu Sans" w:hAnsi="DejaVu Sans" w:eastAsia="DejaVu Sans" w:cs="DejaVu Sans"/>
+                <w:i w:val="false"/>
+                <w:b w:val="false"/>
+                <w:u w:val="none"/>
+                <w:strike w:val="false"/>
+                <w:sz w:val="22"/>
+                <w:szCs w:val="22"/>
+                <w:color w:val="000000"/>
+              </w:rPr>
+              <w:t xml:space="preserve">0.652</w:t>
+            </w:r>
+          </w:p>
+        </w:tc>
+      </w:tr>
+      <w:tr>
+        <w:trPr>
+          <w:trHeight w:val="360" w:hRule="auto"/>
+        </w:trPr>
+        body16
+        <w:tc>
+          <w:tcPr>
+            <w:tcBorders>
+              <w:bottom w:val="none" w:sz="0" w:space="0" w:color="000000"/>
+              <w:top w:val="none" w:sz="0" w:space="0" w:color="000000"/>
+              <w:left w:val="none" w:sz="0" w:space="0" w:color="000000"/>
+              <w:right w:val="none" w:sz="0" w:space="0" w:color="000000"/>
+            </w:tcBorders>
+            <w:shd w:val="clear" w:color="auto" w:fill="FFFFFF"/>
+            <w:tcMar>
+              <w:top w:w="0" w:type="dxa"/>
+              <w:bottom w:w="0" w:type="dxa"/>
+              <w:left w:w="0" w:type="dxa"/>
+              <w:right w:w="0" w:type="dxa"/>
+            </w:tcMar>
+            <w:vAlign w:val="center"/>
+          </w:tcPr>
+          <w:p>
+            <w:pPr>
+              <w:jc w:val="left"/>
+              <w:pBdr>
+                <w:bottom w:val="none" w:sz="0" w:space="0" w:color="000000"/>
+                <w:top w:val="none" w:sz="0" w:space="0" w:color="000000"/>
+                <w:left w:val="none" w:sz="0" w:space="0" w:color="000000"/>
+                <w:right w:val="none" w:sz="0" w:space="0" w:color="000000"/>
+              </w:pBdr>
+              <w:spacing w:after="100" w:before="100" w:line="240"/>
+              <w:ind w:left="100" w:right="100" w:firstLine="0" w:firstLineChars="0"/>
+              <w:rPr>
+                <w:rFonts w:ascii="DejaVu Sans" w:hAnsi="DejaVu Sans" w:eastAsia="DejaVu Sans" w:cs="DejaVu Sans"/>
+                <w:i w:val="false"/>
+                <w:b w:val="false"/>
+                <w:u w:val="none"/>
+                <w:strike w:val="false"/>
+                <w:sz w:val="22"/>
+                <w:szCs w:val="22"/>
+                <w:color w:val="000000"/>
+              </w:rPr>
+            </w:pPr>
+            <w:r xmlns:w="http://schemas.openxmlformats.org/wordprocessingml/2006/main" xmlns:wp="http://schemas.openxmlformats.org/drawingml/2006/wordprocessingDrawing" xmlns:r="http://schemas.openxmlformats.org/officeDocument/2006/relationships" xmlns:w14="http://schemas.microsoft.com/office/word/2010/wordml">
+              <w:rPr>
+                <w:rFonts w:ascii="DejaVu Sans" w:hAnsi="DejaVu Sans" w:eastAsia="DejaVu Sans" w:cs="DejaVu Sans"/>
+                <w:i w:val="false"/>
+                <w:b w:val="false"/>
+                <w:u w:val="none"/>
+                <w:strike w:val="false"/>
+                <w:sz w:val="22"/>
+                <w:szCs w:val="22"/>
+                <w:color w:val="000000"/>
+              </w:rPr>
+              <w:t xml:space="preserve"/>
+            </w:r>
+          </w:p>
+        </w:tc>
+        <w:tc>
+          <w:tcPr>
+            <w:tcBorders>
+              <w:bottom w:val="none" w:sz="0" w:space="0" w:color="000000"/>
+              <w:top w:val="none" w:sz="0" w:space="0" w:color="000000"/>
+              <w:left w:val="none" w:sz="0" w:space="0" w:color="000000"/>
+              <w:right w:val="none" w:sz="0" w:space="0" w:color="000000"/>
+            </w:tcBorders>
+            <w:shd w:val="clear" w:color="auto" w:fill="FFFFFF"/>
+            <w:tcMar>
+              <w:top w:w="0" w:type="dxa"/>
+              <w:bottom w:w="0" w:type="dxa"/>
+              <w:left w:w="0" w:type="dxa"/>
+              <w:right w:w="0" w:type="dxa"/>
+            </w:tcMar>
+            <w:vAlign w:val="center"/>
+          </w:tcPr>
+          <w:p>
+            <w:pPr>
+              <w:jc w:val="center"/>
+              <w:pBdr>
+                <w:bottom w:val="none" w:sz="0" w:space="0" w:color="000000"/>
+                <w:top w:val="none" w:sz="0" w:space="0" w:color="000000"/>
+                <w:left w:val="none" w:sz="0" w:space="0" w:color="000000"/>
+                <w:right w:val="none" w:sz="0" w:space="0" w:color="000000"/>
+              </w:pBdr>
+              <w:spacing w:after="100" w:before="100" w:line="240"/>
+              <w:ind w:left="100" w:right="100" w:firstLine="0" w:firstLineChars="0"/>
+              <w:rPr>
+                <w:rFonts w:ascii="DejaVu Sans" w:hAnsi="DejaVu Sans" w:eastAsia="DejaVu Sans" w:cs="DejaVu Sans"/>
+                <w:i w:val="false"/>
+                <w:b w:val="false"/>
+                <w:u w:val="none"/>
+                <w:strike w:val="false"/>
+                <w:sz w:val="22"/>
+                <w:szCs w:val="22"/>
+                <w:color w:val="000000"/>
+              </w:rPr>
+            </w:pPr>
+            <w:r xmlns:w="http://schemas.openxmlformats.org/wordprocessingml/2006/main" xmlns:wp="http://schemas.openxmlformats.org/drawingml/2006/wordprocessingDrawing" xmlns:r="http://schemas.openxmlformats.org/officeDocument/2006/relationships" xmlns:w14="http://schemas.microsoft.com/office/word/2010/wordml">
+              <w:rPr>
+                <w:rFonts w:ascii="DejaVu Sans" w:hAnsi="DejaVu Sans" w:eastAsia="DejaVu Sans" w:cs="DejaVu Sans"/>
+                <w:i w:val="false"/>
+                <w:b w:val="false"/>
+                <w:u w:val="none"/>
+                <w:strike w:val="false"/>
+                <w:sz w:val="22"/>
+                <w:szCs w:val="22"/>
+                <w:color w:val="000000"/>
+              </w:rPr>
+              <w:t xml:space="preserve"/>
+            </w:r>
+          </w:p>
+        </w:tc>
+        <w:tc>
+          <w:tcPr>
+            <w:tcBorders>
+              <w:bottom w:val="none" w:sz="0" w:space="0" w:color="000000"/>
+              <w:top w:val="none" w:sz="0" w:space="0" w:color="000000"/>
+              <w:left w:val="none" w:sz="0" w:space="0" w:color="000000"/>
+              <w:right w:val="none" w:sz="0" w:space="0" w:color="000000"/>
+            </w:tcBorders>
+            <w:shd w:val="clear" w:color="auto" w:fill="FFFFFF"/>
+            <w:tcMar>
+              <w:top w:w="0" w:type="dxa"/>
+              <w:bottom w:w="0" w:type="dxa"/>
+              <w:left w:w="0" w:type="dxa"/>
+              <w:right w:w="0" w:type="dxa"/>
+            </w:tcMar>
+            <w:vAlign w:val="center"/>
+          </w:tcPr>
+          <w:p>
+            <w:pPr>
+              <w:jc w:val="center"/>
+              <w:pBdr>
+                <w:bottom w:val="none" w:sz="0" w:space="0" w:color="000000"/>
+                <w:top w:val="none" w:sz="0" w:space="0" w:color="000000"/>
+                <w:left w:val="none" w:sz="0" w:space="0" w:color="000000"/>
+                <w:right w:val="none" w:sz="0" w:space="0" w:color="000000"/>
+              </w:pBdr>
+              <w:spacing w:after="100" w:before="100" w:line="240"/>
+              <w:ind w:left="100" w:right="100" w:firstLine="0" w:firstLineChars="0"/>
+              <w:rPr>
+                <w:rFonts w:ascii="DejaVu Sans" w:hAnsi="DejaVu Sans" w:eastAsia="DejaVu Sans" w:cs="DejaVu Sans"/>
+                <w:i w:val="false"/>
+                <w:b w:val="false"/>
+                <w:u w:val="none"/>
+                <w:strike w:val="false"/>
+                <w:sz w:val="22"/>
+                <w:szCs w:val="22"/>
+                <w:color w:val="000000"/>
+              </w:rPr>
+            </w:pPr>
+            <w:r xmlns:w="http://schemas.openxmlformats.org/wordprocessingml/2006/main" xmlns:wp="http://schemas.openxmlformats.org/drawingml/2006/wordprocessingDrawing" xmlns:r="http://schemas.openxmlformats.org/officeDocument/2006/relationships" xmlns:w14="http://schemas.microsoft.com/office/word/2010/wordml">
+              <w:rPr>
+                <w:rFonts w:ascii="DejaVu Sans" w:hAnsi="DejaVu Sans" w:eastAsia="DejaVu Sans" w:cs="DejaVu Sans"/>
+                <w:i w:val="false"/>
+                <w:b w:val="false"/>
+                <w:u w:val="none"/>
+                <w:strike w:val="false"/>
+                <w:sz w:val="22"/>
+                <w:szCs w:val="22"/>
+                <w:color w:val="000000"/>
+              </w:rPr>
+              <w:t xml:space="preserve"/>
+            </w:r>
+          </w:p>
+        </w:tc>
+        <w:tc>
+          <w:tcPr>
+            <w:tcBorders>
+              <w:bottom w:val="none" w:sz="0" w:space="0" w:color="000000"/>
+              <w:top w:val="none" w:sz="0" w:space="0" w:color="000000"/>
+              <w:left w:val="none" w:sz="0" w:space="0" w:color="000000"/>
+              <w:right w:val="none" w:sz="0" w:space="0" w:color="000000"/>
+            </w:tcBorders>
+            <w:shd w:val="clear" w:color="auto" w:fill="FFFFFF"/>
+            <w:tcMar>
+              <w:top w:w="0" w:type="dxa"/>
+              <w:bottom w:w="0" w:type="dxa"/>
+              <w:left w:w="0" w:type="dxa"/>
+              <w:right w:w="0" w:type="dxa"/>
+            </w:tcMar>
+            <w:vAlign w:val="center"/>
+          </w:tcPr>
+          <w:p>
+            <w:pPr>
+              <w:jc w:val="center"/>
+              <w:pBdr>
+                <w:bottom w:val="none" w:sz="0" w:space="0" w:color="000000"/>
+                <w:top w:val="none" w:sz="0" w:space="0" w:color="000000"/>
+                <w:left w:val="none" w:sz="0" w:space="0" w:color="000000"/>
+                <w:right w:val="none" w:sz="0" w:space="0" w:color="000000"/>
+              </w:pBdr>
+              <w:spacing w:after="100" w:before="100" w:line="240"/>
+              <w:ind w:left="100" w:right="100" w:firstLine="0" w:firstLineChars="0"/>
+              <w:rPr>
+                <w:rFonts w:ascii="DejaVu Sans" w:hAnsi="DejaVu Sans" w:eastAsia="DejaVu Sans" w:cs="DejaVu Sans"/>
+                <w:i w:val="false"/>
+                <w:b w:val="false"/>
+                <w:u w:val="none"/>
+                <w:strike w:val="false"/>
+                <w:sz w:val="22"/>
+                <w:szCs w:val="22"/>
+                <w:color w:val="000000"/>
+              </w:rPr>
+            </w:pPr>
+            <w:r xmlns:w="http://schemas.openxmlformats.org/wordprocessingml/2006/main" xmlns:wp="http://schemas.openxmlformats.org/drawingml/2006/wordprocessingDrawing" xmlns:r="http://schemas.openxmlformats.org/officeDocument/2006/relationships" xmlns:w14="http://schemas.microsoft.com/office/word/2010/wordml">
+              <w:rPr>
+                <w:rFonts w:ascii="DejaVu Sans" w:hAnsi="DejaVu Sans" w:eastAsia="DejaVu Sans" w:cs="DejaVu Sans"/>
+                <w:i w:val="false"/>
+                <w:b w:val="false"/>
+                <w:u w:val="none"/>
+                <w:strike w:val="false"/>
+                <w:sz w:val="22"/>
+                <w:szCs w:val="22"/>
+                <w:color w:val="000000"/>
+              </w:rPr>
+              <w:t xml:space="preserve">(0.037)</w:t>
+            </w:r>
+          </w:p>
+        </w:tc>
+        <w:tc>
+          <w:tcPr>
+            <w:tcBorders>
+              <w:bottom w:val="none" w:sz="0" w:space="0" w:color="000000"/>
+              <w:top w:val="none" w:sz="0" w:space="0" w:color="000000"/>
+              <w:left w:val="none" w:sz="0" w:space="0" w:color="000000"/>
+              <w:right w:val="none" w:sz="0" w:space="0" w:color="000000"/>
+            </w:tcBorders>
+            <w:shd w:val="clear" w:color="auto" w:fill="FFFFFF"/>
+            <w:tcMar>
+              <w:top w:w="0" w:type="dxa"/>
+              <w:bottom w:w="0" w:type="dxa"/>
+              <w:left w:w="0" w:type="dxa"/>
+              <w:right w:w="0" w:type="dxa"/>
+            </w:tcMar>
+            <w:vAlign w:val="center"/>
+          </w:tcPr>
+          <w:p>
+            <w:pPr>
+              <w:jc w:val="center"/>
+              <w:pBdr>
+                <w:bottom w:val="none" w:sz="0" w:space="0" w:color="000000"/>
+                <w:top w:val="none" w:sz="0" w:space="0" w:color="000000"/>
+                <w:left w:val="none" w:sz="0" w:space="0" w:color="000000"/>
+                <w:right w:val="none" w:sz="0" w:space="0" w:color="000000"/>
+              </w:pBdr>
+              <w:spacing w:after="100" w:before="100" w:line="240"/>
+              <w:ind w:left="100" w:right="100" w:firstLine="0" w:firstLineChars="0"/>
+              <w:rPr>
+                <w:rFonts w:ascii="DejaVu Sans" w:hAnsi="DejaVu Sans" w:eastAsia="DejaVu Sans" w:cs="DejaVu Sans"/>
+                <w:i w:val="false"/>
+                <w:b w:val="false"/>
+                <w:u w:val="none"/>
+                <w:strike w:val="false"/>
+                <w:sz w:val="22"/>
+                <w:szCs w:val="22"/>
+                <w:color w:val="000000"/>
+              </w:rPr>
+            </w:pPr>
+            <w:r xmlns:w="http://schemas.openxmlformats.org/wordprocessingml/2006/main" xmlns:wp="http://schemas.openxmlformats.org/drawingml/2006/wordprocessingDrawing" xmlns:r="http://schemas.openxmlformats.org/officeDocument/2006/relationships" xmlns:w14="http://schemas.microsoft.com/office/word/2010/wordml">
+              <w:rPr>
+                <w:rFonts w:ascii="DejaVu Sans" w:hAnsi="DejaVu Sans" w:eastAsia="DejaVu Sans" w:cs="DejaVu Sans"/>
+                <w:i w:val="false"/>
+                <w:b w:val="false"/>
+                <w:u w:val="none"/>
+                <w:strike w:val="false"/>
+                <w:sz w:val="22"/>
+                <w:szCs w:val="22"/>
+                <w:color w:val="000000"/>
+              </w:rPr>
+              <w:t xml:space="preserve">(0.038)</w:t>
+            </w:r>
+          </w:p>
+        </w:tc>
+      </w:tr>
+      <w:tr>
+        <w:trPr>
+          <w:trHeight w:val="360" w:hRule="auto"/>
+        </w:trPr>
+        body17
+        <w:tc>
+          <w:tcPr>
+            <w:tcBorders>
+              <w:bottom w:val="none" w:sz="0" w:space="0" w:color="000000"/>
+              <w:top w:val="none" w:sz="0" w:space="0" w:color="000000"/>
+              <w:left w:val="none" w:sz="0" w:space="0" w:color="000000"/>
+              <w:right w:val="none" w:sz="0" w:space="0" w:color="000000"/>
+            </w:tcBorders>
+            <w:shd w:val="clear" w:color="auto" w:fill="FFFFFF"/>
+            <w:tcMar>
+              <w:top w:w="0" w:type="dxa"/>
+              <w:bottom w:w="0" w:type="dxa"/>
+              <w:left w:w="0" w:type="dxa"/>
+              <w:right w:w="0" w:type="dxa"/>
+            </w:tcMar>
+            <w:vAlign w:val="center"/>
+          </w:tcPr>
+          <w:p>
+            <w:pPr>
+              <w:jc w:val="left"/>
+              <w:pBdr>
+                <w:bottom w:val="none" w:sz="0" w:space="0" w:color="000000"/>
+                <w:top w:val="none" w:sz="0" w:space="0" w:color="000000"/>
+                <w:left w:val="none" w:sz="0" w:space="0" w:color="000000"/>
+                <w:right w:val="none" w:sz="0" w:space="0" w:color="000000"/>
+              </w:pBdr>
+              <w:spacing w:after="100" w:before="100" w:line="240"/>
+              <w:ind w:left="100" w:right="100" w:firstLine="0" w:firstLineChars="0"/>
+              <w:rPr>
+                <w:rFonts w:ascii="DejaVu Sans" w:hAnsi="DejaVu Sans" w:eastAsia="DejaVu Sans" w:cs="DejaVu Sans"/>
+                <w:i w:val="false"/>
+                <w:b w:val="false"/>
+                <w:u w:val="none"/>
+                <w:strike w:val="false"/>
+                <w:sz w:val="22"/>
+                <w:szCs w:val="22"/>
+                <w:color w:val="000000"/>
+              </w:rPr>
+            </w:pPr>
+            <w:r xmlns:w="http://schemas.openxmlformats.org/wordprocessingml/2006/main" xmlns:wp="http://schemas.openxmlformats.org/drawingml/2006/wordprocessingDrawing" xmlns:r="http://schemas.openxmlformats.org/officeDocument/2006/relationships" xmlns:w14="http://schemas.microsoft.com/office/word/2010/wordml">
+              <w:rPr>
+                <w:rFonts w:ascii="DejaVu Sans" w:hAnsi="DejaVu Sans" w:eastAsia="DejaVu Sans" w:cs="DejaVu Sans"/>
+                <w:i w:val="false"/>
+                <w:b w:val="false"/>
+                <w:u w:val="none"/>
+                <w:strike w:val="false"/>
+                <w:sz w:val="22"/>
+                <w:szCs w:val="22"/>
+                <w:color w:val="000000"/>
+              </w:rPr>
+              <w:t xml:space="preserve">OECD membership</w:t>
+            </w:r>
+          </w:p>
+        </w:tc>
+        <w:tc>
+          <w:tcPr>
+            <w:tcBorders>
+              <w:bottom w:val="none" w:sz="0" w:space="0" w:color="000000"/>
+              <w:top w:val="none" w:sz="0" w:space="0" w:color="000000"/>
+              <w:left w:val="none" w:sz="0" w:space="0" w:color="000000"/>
+              <w:right w:val="none" w:sz="0" w:space="0" w:color="000000"/>
+            </w:tcBorders>
+            <w:shd w:val="clear" w:color="auto" w:fill="FFFFFF"/>
+            <w:tcMar>
+              <w:top w:w="0" w:type="dxa"/>
+              <w:bottom w:w="0" w:type="dxa"/>
+              <w:left w:w="0" w:type="dxa"/>
+              <w:right w:w="0" w:type="dxa"/>
+            </w:tcMar>
+            <w:vAlign w:val="center"/>
+          </w:tcPr>
+          <w:p>
+            <w:pPr>
+              <w:jc w:val="center"/>
+              <w:pBdr>
+                <w:bottom w:val="none" w:sz="0" w:space="0" w:color="000000"/>
+                <w:top w:val="none" w:sz="0" w:space="0" w:color="000000"/>
+                <w:left w:val="none" w:sz="0" w:space="0" w:color="000000"/>
+                <w:right w:val="none" w:sz="0" w:space="0" w:color="000000"/>
+              </w:pBdr>
+              <w:spacing w:after="100" w:before="100" w:line="240"/>
+              <w:ind w:left="100" w:right="100" w:firstLine="0" w:firstLineChars="0"/>
+              <w:rPr>
+                <w:rFonts w:ascii="DejaVu Sans" w:hAnsi="DejaVu Sans" w:eastAsia="DejaVu Sans" w:cs="DejaVu Sans"/>
+                <w:i w:val="false"/>
+                <w:b w:val="false"/>
+                <w:u w:val="none"/>
+                <w:strike w:val="false"/>
+                <w:sz w:val="22"/>
+                <w:szCs w:val="22"/>
+                <w:color w:val="000000"/>
+              </w:rPr>
+            </w:pPr>
+            <w:r xmlns:w="http://schemas.openxmlformats.org/wordprocessingml/2006/main" xmlns:wp="http://schemas.openxmlformats.org/drawingml/2006/wordprocessingDrawing" xmlns:r="http://schemas.openxmlformats.org/officeDocument/2006/relationships" xmlns:w14="http://schemas.microsoft.com/office/word/2010/wordml">
+              <w:rPr>
+                <w:rFonts w:ascii="DejaVu Sans" w:hAnsi="DejaVu Sans" w:eastAsia="DejaVu Sans" w:cs="DejaVu Sans"/>
+                <w:i w:val="false"/>
+                <w:b w:val="false"/>
+                <w:u w:val="none"/>
+                <w:strike w:val="false"/>
+                <w:sz w:val="22"/>
+                <w:szCs w:val="22"/>
+                <w:color w:val="000000"/>
+              </w:rPr>
+              <w:t xml:space="preserve"/>
+            </w:r>
+          </w:p>
+        </w:tc>
+        <w:tc>
+          <w:tcPr>
+            <w:tcBorders>
+              <w:bottom w:val="none" w:sz="0" w:space="0" w:color="000000"/>
+              <w:top w:val="none" w:sz="0" w:space="0" w:color="000000"/>
+              <w:left w:val="none" w:sz="0" w:space="0" w:color="000000"/>
+              <w:right w:val="none" w:sz="0" w:space="0" w:color="000000"/>
+            </w:tcBorders>
+            <w:shd w:val="clear" w:color="auto" w:fill="FFFFFF"/>
+            <w:tcMar>
+              <w:top w:w="0" w:type="dxa"/>
+              <w:bottom w:w="0" w:type="dxa"/>
+              <w:left w:w="0" w:type="dxa"/>
+              <w:right w:w="0" w:type="dxa"/>
+            </w:tcMar>
+            <w:vAlign w:val="center"/>
+          </w:tcPr>
+          <w:p>
+            <w:pPr>
+              <w:jc w:val="center"/>
+              <w:pBdr>
+                <w:bottom w:val="none" w:sz="0" w:space="0" w:color="000000"/>
+                <w:top w:val="none" w:sz="0" w:space="0" w:color="000000"/>
+                <w:left w:val="none" w:sz="0" w:space="0" w:color="000000"/>
+                <w:right w:val="none" w:sz="0" w:space="0" w:color="000000"/>
+              </w:pBdr>
+              <w:spacing w:after="100" w:before="100" w:line="240"/>
+              <w:ind w:left="100" w:right="100" w:firstLine="0" w:firstLineChars="0"/>
+              <w:rPr>
+                <w:rFonts w:ascii="DejaVu Sans" w:hAnsi="DejaVu Sans" w:eastAsia="DejaVu Sans" w:cs="DejaVu Sans"/>
+                <w:i w:val="false"/>
+                <w:b w:val="false"/>
+                <w:u w:val="none"/>
+                <w:strike w:val="false"/>
+                <w:sz w:val="22"/>
+                <w:szCs w:val="22"/>
+                <w:color w:val="000000"/>
+              </w:rPr>
+            </w:pPr>
+            <w:r xmlns:w="http://schemas.openxmlformats.org/wordprocessingml/2006/main" xmlns:wp="http://schemas.openxmlformats.org/drawingml/2006/wordprocessingDrawing" xmlns:r="http://schemas.openxmlformats.org/officeDocument/2006/relationships" xmlns:w14="http://schemas.microsoft.com/office/word/2010/wordml">
+              <w:rPr>
+                <w:rFonts w:ascii="DejaVu Sans" w:hAnsi="DejaVu Sans" w:eastAsia="DejaVu Sans" w:cs="DejaVu Sans"/>
+                <w:i w:val="false"/>
+                <w:b w:val="false"/>
+                <w:u w:val="none"/>
+                <w:strike w:val="false"/>
+                <w:sz w:val="22"/>
+                <w:szCs w:val="22"/>
+                <w:color w:val="000000"/>
+              </w:rPr>
+              <w:t xml:space="preserve"/>
+            </w:r>
+          </w:p>
+        </w:tc>
+        <w:tc>
+          <w:tcPr>
+            <w:tcBorders>
+              <w:bottom w:val="none" w:sz="0" w:space="0" w:color="000000"/>
+              <w:top w:val="none" w:sz="0" w:space="0" w:color="000000"/>
+              <w:left w:val="none" w:sz="0" w:space="0" w:color="000000"/>
+              <w:right w:val="none" w:sz="0" w:space="0" w:color="000000"/>
+            </w:tcBorders>
+            <w:shd w:val="clear" w:color="auto" w:fill="FFFFFF"/>
+            <w:tcMar>
+              <w:top w:w="0" w:type="dxa"/>
+              <w:bottom w:w="0" w:type="dxa"/>
+              <w:left w:w="0" w:type="dxa"/>
+              <w:right w:w="0" w:type="dxa"/>
+            </w:tcMar>
+            <w:vAlign w:val="center"/>
+          </w:tcPr>
+          <w:p>
+            <w:pPr>
+              <w:jc w:val="center"/>
+              <w:pBdr>
+                <w:bottom w:val="none" w:sz="0" w:space="0" w:color="000000"/>
+                <w:top w:val="none" w:sz="0" w:space="0" w:color="000000"/>
+                <w:left w:val="none" w:sz="0" w:space="0" w:color="000000"/>
+                <w:right w:val="none" w:sz="0" w:space="0" w:color="000000"/>
+              </w:pBdr>
+              <w:spacing w:after="100" w:before="100" w:line="240"/>
+              <w:ind w:left="100" w:right="100" w:firstLine="0" w:firstLineChars="0"/>
+              <w:rPr>
+                <w:rFonts w:ascii="DejaVu Sans" w:hAnsi="DejaVu Sans" w:eastAsia="DejaVu Sans" w:cs="DejaVu Sans"/>
+                <w:i w:val="false"/>
+                <w:b w:val="false"/>
+                <w:u w:val="none"/>
+                <w:strike w:val="false"/>
+                <w:sz w:val="22"/>
+                <w:szCs w:val="22"/>
+                <w:color w:val="000000"/>
+              </w:rPr>
+            </w:pPr>
+            <w:r xmlns:w="http://schemas.openxmlformats.org/wordprocessingml/2006/main" xmlns:wp="http://schemas.openxmlformats.org/drawingml/2006/wordprocessingDrawing" xmlns:r="http://schemas.openxmlformats.org/officeDocument/2006/relationships" xmlns:w14="http://schemas.microsoft.com/office/word/2010/wordml">
+              <w:rPr>
+                <w:rFonts w:ascii="DejaVu Sans" w:hAnsi="DejaVu Sans" w:eastAsia="DejaVu Sans" w:cs="DejaVu Sans"/>
+                <w:i w:val="false"/>
+                <w:b w:val="false"/>
+                <w:u w:val="none"/>
+                <w:strike w:val="false"/>
+                <w:sz w:val="22"/>
+                <w:szCs w:val="22"/>
+                <w:color w:val="000000"/>
+              </w:rPr>
+              <w:t xml:space="preserve"/>
+            </w:r>
+          </w:p>
+        </w:tc>
+        <w:tc>
+          <w:tcPr>
+            <w:tcBorders>
+              <w:bottom w:val="none" w:sz="0" w:space="0" w:color="000000"/>
+              <w:top w:val="none" w:sz="0" w:space="0" w:color="000000"/>
+              <w:left w:val="none" w:sz="0" w:space="0" w:color="000000"/>
+              <w:right w:val="none" w:sz="0" w:space="0" w:color="000000"/>
+            </w:tcBorders>
+            <w:shd w:val="clear" w:color="auto" w:fill="FFFFFF"/>
+            <w:tcMar>
+              <w:top w:w="0" w:type="dxa"/>
+              <w:bottom w:w="0" w:type="dxa"/>
+              <w:left w:w="0" w:type="dxa"/>
+              <w:right w:w="0" w:type="dxa"/>
+            </w:tcMar>
+            <w:vAlign w:val="center"/>
+          </w:tcPr>
+          <w:p>
+            <w:pPr>
+              <w:jc w:val="center"/>
+              <w:pBdr>
+                <w:bottom w:val="none" w:sz="0" w:space="0" w:color="000000"/>
+                <w:top w:val="none" w:sz="0" w:space="0" w:color="000000"/>
+                <w:left w:val="none" w:sz="0" w:space="0" w:color="000000"/>
+                <w:right w:val="none" w:sz="0" w:space="0" w:color="000000"/>
+              </w:pBdr>
+              <w:spacing w:after="100" w:before="100" w:line="240"/>
+              <w:ind w:left="100" w:right="100" w:firstLine="0" w:firstLineChars="0"/>
+              <w:rPr>
+                <w:rFonts w:ascii="DejaVu Sans" w:hAnsi="DejaVu Sans" w:eastAsia="DejaVu Sans" w:cs="DejaVu Sans"/>
+                <w:i w:val="false"/>
+                <w:b w:val="false"/>
+                <w:u w:val="none"/>
+                <w:strike w:val="false"/>
+                <w:sz w:val="22"/>
+                <w:szCs w:val="22"/>
+                <w:color w:val="000000"/>
+              </w:rPr>
+            </w:pPr>
+            <w:r xmlns:w="http://schemas.openxmlformats.org/wordprocessingml/2006/main" xmlns:wp="http://schemas.openxmlformats.org/drawingml/2006/wordprocessingDrawing" xmlns:r="http://schemas.openxmlformats.org/officeDocument/2006/relationships" xmlns:w14="http://schemas.microsoft.com/office/word/2010/wordml">
+              <w:rPr>
+                <w:rFonts w:ascii="DejaVu Sans" w:hAnsi="DejaVu Sans" w:eastAsia="DejaVu Sans" w:cs="DejaVu Sans"/>
+                <w:i w:val="false"/>
+                <w:b w:val="false"/>
+                <w:u w:val="none"/>
+                <w:strike w:val="false"/>
+                <w:sz w:val="22"/>
+                <w:szCs w:val="22"/>
+                <w:color w:val="000000"/>
+              </w:rPr>
+              <w:t xml:space="preserve">0.697</w:t>
+            </w:r>
+          </w:p>
+        </w:tc>
+      </w:tr>
+      <w:tr>
+        <w:trPr>
+          <w:trHeight w:val="360" w:hRule="auto"/>
+        </w:trPr>
+        body18
+        <w:tc>
+          <w:tcPr>
+            <w:tcBorders>
+              <w:bottom w:val="single" w:sz="12" w:space="0" w:color="666666"/>
+              <w:top w:val="none" w:sz="0" w:space="0" w:color="000000"/>
+              <w:left w:val="none" w:sz="0" w:space="0" w:color="000000"/>
+              <w:right w:val="none" w:sz="0" w:space="0" w:color="000000"/>
+            </w:tcBorders>
+            <w:shd w:val="clear" w:color="auto" w:fill="FFFFFF"/>
+            <w:tcMar>
+              <w:top w:w="0" w:type="dxa"/>
+              <w:bottom w:w="0" w:type="dxa"/>
+              <w:left w:w="0" w:type="dxa"/>
+              <w:right w:w="0" w:type="dxa"/>
+            </w:tcMar>
+            <w:vAlign w:val="center"/>
+          </w:tcPr>
+          <w:p>
+            <w:pPr>
+              <w:jc w:val="left"/>
+              <w:pBdr>
+                <w:bottom w:val="none" w:sz="0" w:space="0" w:color="000000"/>
+                <w:top w:val="none" w:sz="0" w:space="0" w:color="000000"/>
+                <w:left w:val="none" w:sz="0" w:space="0" w:color="000000"/>
+                <w:right w:val="none" w:sz="0" w:space="0" w:color="000000"/>
+              </w:pBdr>
+              <w:spacing w:after="100" w:before="100" w:line="240"/>
+              <w:ind w:left="100" w:right="100" w:firstLine="0" w:firstLineChars="0"/>
+              <w:rPr>
+                <w:rFonts w:ascii="DejaVu Sans" w:hAnsi="DejaVu Sans" w:eastAsia="DejaVu Sans" w:cs="DejaVu Sans"/>
+                <w:i w:val="false"/>
+                <w:b w:val="false"/>
+                <w:u w:val="none"/>
+                <w:strike w:val="false"/>
+                <w:sz w:val="22"/>
+                <w:szCs w:val="22"/>
+                <w:color w:val="000000"/>
+              </w:rPr>
+            </w:pPr>
+            <w:r xmlns:w="http://schemas.openxmlformats.org/wordprocessingml/2006/main" xmlns:wp="http://schemas.openxmlformats.org/drawingml/2006/wordprocessingDrawing" xmlns:r="http://schemas.openxmlformats.org/officeDocument/2006/relationships" xmlns:w14="http://schemas.microsoft.com/office/word/2010/wordml">
+              <w:rPr>
+                <w:rFonts w:ascii="DejaVu Sans" w:hAnsi="DejaVu Sans" w:eastAsia="DejaVu Sans" w:cs="DejaVu Sans"/>
+                <w:i w:val="false"/>
+                <w:b w:val="false"/>
+                <w:u w:val="none"/>
+                <w:strike w:val="false"/>
+                <w:sz w:val="22"/>
+                <w:szCs w:val="22"/>
+                <w:color w:val="000000"/>
+              </w:rPr>
+              <w:t xml:space="preserve"/>
+            </w:r>
+          </w:p>
+        </w:tc>
+        <w:tc>
+          <w:tcPr>
+            <w:tcBorders>
+              <w:bottom w:val="single" w:sz="12" w:space="0" w:color="666666"/>
+              <w:top w:val="none" w:sz="0" w:space="0" w:color="000000"/>
+              <w:left w:val="none" w:sz="0" w:space="0" w:color="000000"/>
+              <w:right w:val="none" w:sz="0" w:space="0" w:color="000000"/>
+            </w:tcBorders>
+            <w:shd w:val="clear" w:color="auto" w:fill="FFFFFF"/>
+            <w:tcMar>
+              <w:top w:w="0" w:type="dxa"/>
+              <w:bottom w:w="0" w:type="dxa"/>
+              <w:left w:w="0" w:type="dxa"/>
+              <w:right w:w="0" w:type="dxa"/>
+            </w:tcMar>
+            <w:vAlign w:val="center"/>
+          </w:tcPr>
+          <w:p>
+            <w:pPr>
+              <w:jc w:val="center"/>
+              <w:pBdr>
+                <w:bottom w:val="none" w:sz="0" w:space="0" w:color="000000"/>
+                <w:top w:val="none" w:sz="0" w:space="0" w:color="000000"/>
+                <w:left w:val="none" w:sz="0" w:space="0" w:color="000000"/>
+                <w:right w:val="none" w:sz="0" w:space="0" w:color="000000"/>
+              </w:pBdr>
+              <w:spacing w:after="100" w:before="100" w:line="240"/>
+              <w:ind w:left="100" w:right="100" w:firstLine="0" w:firstLineChars="0"/>
+              <w:rPr>
+                <w:rFonts w:ascii="DejaVu Sans" w:hAnsi="DejaVu Sans" w:eastAsia="DejaVu Sans" w:cs="DejaVu Sans"/>
+                <w:i w:val="false"/>
+                <w:b w:val="false"/>
+                <w:u w:val="none"/>
+                <w:strike w:val="false"/>
+                <w:sz w:val="22"/>
+                <w:szCs w:val="22"/>
+                <w:color w:val="000000"/>
+              </w:rPr>
+            </w:pPr>
+            <w:r xmlns:w="http://schemas.openxmlformats.org/wordprocessingml/2006/main" xmlns:wp="http://schemas.openxmlformats.org/drawingml/2006/wordprocessingDrawing" xmlns:r="http://schemas.openxmlformats.org/officeDocument/2006/relationships" xmlns:w14="http://schemas.microsoft.com/office/word/2010/wordml">
+              <w:rPr>
+                <w:rFonts w:ascii="DejaVu Sans" w:hAnsi="DejaVu Sans" w:eastAsia="DejaVu Sans" w:cs="DejaVu Sans"/>
+                <w:i w:val="false"/>
+                <w:b w:val="false"/>
+                <w:u w:val="none"/>
+                <w:strike w:val="false"/>
+                <w:sz w:val="22"/>
+                <w:szCs w:val="22"/>
+                <w:color w:val="000000"/>
+              </w:rPr>
+              <w:t xml:space="preserve"/>
+            </w:r>
+          </w:p>
+        </w:tc>
+        <w:tc>
+          <w:tcPr>
+            <w:tcBorders>
+              <w:bottom w:val="single" w:sz="12" w:space="0" w:color="666666"/>
+              <w:top w:val="none" w:sz="0" w:space="0" w:color="000000"/>
+              <w:left w:val="none" w:sz="0" w:space="0" w:color="000000"/>
+              <w:right w:val="none" w:sz="0" w:space="0" w:color="000000"/>
+            </w:tcBorders>
+            <w:shd w:val="clear" w:color="auto" w:fill="FFFFFF"/>
+            <w:tcMar>
+              <w:top w:w="0" w:type="dxa"/>
+              <w:bottom w:w="0" w:type="dxa"/>
+              <w:left w:w="0" w:type="dxa"/>
+              <w:right w:w="0" w:type="dxa"/>
+            </w:tcMar>
+            <w:vAlign w:val="center"/>
+          </w:tcPr>
+          <w:p>
+            <w:pPr>
+              <w:jc w:val="center"/>
+              <w:pBdr>
+                <w:bottom w:val="none" w:sz="0" w:space="0" w:color="000000"/>
+                <w:top w:val="none" w:sz="0" w:space="0" w:color="000000"/>
+                <w:left w:val="none" w:sz="0" w:space="0" w:color="000000"/>
+                <w:right w:val="none" w:sz="0" w:space="0" w:color="000000"/>
+              </w:pBdr>
+              <w:spacing w:after="100" w:before="100" w:line="240"/>
+              <w:ind w:left="100" w:right="100" w:firstLine="0" w:firstLineChars="0"/>
+              <w:rPr>
+                <w:rFonts w:ascii="DejaVu Sans" w:hAnsi="DejaVu Sans" w:eastAsia="DejaVu Sans" w:cs="DejaVu Sans"/>
+                <w:i w:val="false"/>
+                <w:b w:val="false"/>
+                <w:u w:val="none"/>
+                <w:strike w:val="false"/>
+                <w:sz w:val="22"/>
+                <w:szCs w:val="22"/>
+                <w:color w:val="000000"/>
+              </w:rPr>
+            </w:pPr>
+            <w:r xmlns:w="http://schemas.openxmlformats.org/wordprocessingml/2006/main" xmlns:wp="http://schemas.openxmlformats.org/drawingml/2006/wordprocessingDrawing" xmlns:r="http://schemas.openxmlformats.org/officeDocument/2006/relationships" xmlns:w14="http://schemas.microsoft.com/office/word/2010/wordml">
+              <w:rPr>
+                <w:rFonts w:ascii="DejaVu Sans" w:hAnsi="DejaVu Sans" w:eastAsia="DejaVu Sans" w:cs="DejaVu Sans"/>
+                <w:i w:val="false"/>
+                <w:b w:val="false"/>
+                <w:u w:val="none"/>
+                <w:strike w:val="false"/>
+                <w:sz w:val="22"/>
+                <w:szCs w:val="22"/>
+                <w:color w:val="000000"/>
+              </w:rPr>
+              <w:t xml:space="preserve"/>
+            </w:r>
+          </w:p>
+        </w:tc>
+        <w:tc>
+          <w:tcPr>
+            <w:tcBorders>
+              <w:bottom w:val="single" w:sz="12" w:space="0" w:color="666666"/>
+              <w:top w:val="none" w:sz="0" w:space="0" w:color="000000"/>
+              <w:left w:val="none" w:sz="0" w:space="0" w:color="000000"/>
+              <w:right w:val="none" w:sz="0" w:space="0" w:color="000000"/>
+            </w:tcBorders>
+            <w:shd w:val="clear" w:color="auto" w:fill="FFFFFF"/>
+            <w:tcMar>
+              <w:top w:w="0" w:type="dxa"/>
+              <w:bottom w:w="0" w:type="dxa"/>
+              <w:left w:w="0" w:type="dxa"/>
+              <w:right w:w="0" w:type="dxa"/>
+            </w:tcMar>
+            <w:vAlign w:val="center"/>
+          </w:tcPr>
+          <w:p>
+            <w:pPr>
+              <w:jc w:val="center"/>
+              <w:pBdr>
+                <w:bottom w:val="none" w:sz="0" w:space="0" w:color="000000"/>
+                <w:top w:val="none" w:sz="0" w:space="0" w:color="000000"/>
+                <w:left w:val="none" w:sz="0" w:space="0" w:color="000000"/>
+                <w:right w:val="none" w:sz="0" w:space="0" w:color="000000"/>
+              </w:pBdr>
+              <w:spacing w:after="100" w:before="100" w:line="240"/>
+              <w:ind w:left="100" w:right="100" w:firstLine="0" w:firstLineChars="0"/>
+              <w:rPr>
+                <w:rFonts w:ascii="DejaVu Sans" w:hAnsi="DejaVu Sans" w:eastAsia="DejaVu Sans" w:cs="DejaVu Sans"/>
+                <w:i w:val="false"/>
+                <w:b w:val="false"/>
+                <w:u w:val="none"/>
+                <w:strike w:val="false"/>
+                <w:sz w:val="22"/>
+                <w:szCs w:val="22"/>
+                <w:color w:val="000000"/>
+              </w:rPr>
+            </w:pPr>
+            <w:r xmlns:w="http://schemas.openxmlformats.org/wordprocessingml/2006/main" xmlns:wp="http://schemas.openxmlformats.org/drawingml/2006/wordprocessingDrawing" xmlns:r="http://schemas.openxmlformats.org/officeDocument/2006/relationships" xmlns:w14="http://schemas.microsoft.com/office/word/2010/wordml">
+              <w:rPr>
+                <w:rFonts w:ascii="DejaVu Sans" w:hAnsi="DejaVu Sans" w:eastAsia="DejaVu Sans" w:cs="DejaVu Sans"/>
+                <w:i w:val="false"/>
+                <w:b w:val="false"/>
+                <w:u w:val="none"/>
+                <w:strike w:val="false"/>
+                <w:sz w:val="22"/>
+                <w:szCs w:val="22"/>
+                <w:color w:val="000000"/>
+              </w:rPr>
+              <w:t xml:space="preserve"/>
+            </w:r>
+          </w:p>
+        </w:tc>
+        <w:tc>
+          <w:tcPr>
+            <w:tcBorders>
+              <w:bottom w:val="single" w:sz="12" w:space="0" w:color="666666"/>
+              <w:top w:val="none" w:sz="0" w:space="0" w:color="000000"/>
+              <w:left w:val="none" w:sz="0" w:space="0" w:color="000000"/>
+              <w:right w:val="none" w:sz="0" w:space="0" w:color="000000"/>
+            </w:tcBorders>
+            <w:shd w:val="clear" w:color="auto" w:fill="FFFFFF"/>
+            <w:tcMar>
+              <w:top w:w="0" w:type="dxa"/>
+              <w:bottom w:w="0" w:type="dxa"/>
+              <w:left w:w="0" w:type="dxa"/>
+              <w:right w:w="0" w:type="dxa"/>
+            </w:tcMar>
+            <w:vAlign w:val="center"/>
+          </w:tcPr>
+          <w:p>
+            <w:pPr>
+              <w:jc w:val="center"/>
+              <w:pBdr>
+                <w:bottom w:val="none" w:sz="0" w:space="0" w:color="000000"/>
+                <w:top w:val="none" w:sz="0" w:space="0" w:color="000000"/>
+                <w:left w:val="none" w:sz="0" w:space="0" w:color="000000"/>
+                <w:right w:val="none" w:sz="0" w:space="0" w:color="000000"/>
+              </w:pBdr>
+              <w:spacing w:after="100" w:before="100" w:line="240"/>
+              <w:ind w:left="100" w:right="100" w:firstLine="0" w:firstLineChars="0"/>
+              <w:rPr>
+                <w:rFonts w:ascii="DejaVu Sans" w:hAnsi="DejaVu Sans" w:eastAsia="DejaVu Sans" w:cs="DejaVu Sans"/>
+                <w:i w:val="false"/>
+                <w:b w:val="false"/>
+                <w:u w:val="none"/>
+                <w:strike w:val="false"/>
+                <w:sz w:val="22"/>
+                <w:szCs w:val="22"/>
+                <w:color w:val="000000"/>
+              </w:rPr>
+            </w:pPr>
+            <w:r xmlns:w="http://schemas.openxmlformats.org/wordprocessingml/2006/main" xmlns:wp="http://schemas.openxmlformats.org/drawingml/2006/wordprocessingDrawing" xmlns:r="http://schemas.openxmlformats.org/officeDocument/2006/relationships" xmlns:w14="http://schemas.microsoft.com/office/word/2010/wordml">
+              <w:rPr>
+                <w:rFonts w:ascii="DejaVu Sans" w:hAnsi="DejaVu Sans" w:eastAsia="DejaVu Sans" w:cs="DejaVu Sans"/>
+                <w:i w:val="false"/>
+                <w:b w:val="false"/>
+                <w:u w:val="none"/>
+                <w:strike w:val="false"/>
+                <w:sz w:val="22"/>
+                <w:szCs w:val="22"/>
+                <w:color w:val="000000"/>
+              </w:rPr>
+              <w:t xml:space="preserve">(0.028)</w:t>
+            </w:r>
+          </w:p>
+        </w:tc>
+      </w:tr>
+    </w:tbl>
+    <w:bookmarkStart w:id="138" w:name="refs"/>
+    <w:bookmarkStart w:id="48" w:name="ref-Aguillo2008"/>
     <w:p>
       <w:pPr>
         <w:pStyle w:val="Bibliography"/>
@@ -5064,7 +10341,7 @@
       <w:r>
         <w:t xml:space="preserve"> </w:t>
       </w:r>
-      <w:hyperlink r:id="rId46">
+      <w:hyperlink r:id="rId47">
         <w:r>
           <w:rPr>
             <w:rStyle w:val="Hyperlink"/>
@@ -5073,8 +10350,8 @@
         </w:r>
       </w:hyperlink>
     </w:p>
-    <w:bookmarkEnd w:id="47"/>
-    <w:bookmarkStart w:id="49" w:name="ref-alabdulkareem2018"/>
+    <w:bookmarkEnd w:id="48"/>
+    <w:bookmarkStart w:id="50" w:name="ref-alabdulkareem2018"/>
     <w:p>
       <w:pPr>
         <w:pStyle w:val="Bibliography"/>
@@ -5111,7 +10388,7 @@
       <w:r>
         <w:t xml:space="preserve"> </w:t>
       </w:r>
-      <w:hyperlink r:id="rId48">
+      <w:hyperlink r:id="rId49">
         <w:r>
           <w:rPr>
             <w:rStyle w:val="Hyperlink"/>
@@ -5120,8 +10397,8 @@
         </w:r>
       </w:hyperlink>
     </w:p>
-    <w:bookmarkEnd w:id="49"/>
-    <w:bookmarkStart w:id="51" w:name="ref-Amaral2002"/>
+    <w:bookmarkEnd w:id="50"/>
+    <w:bookmarkStart w:id="52" w:name="ref-Amaral2002"/>
     <w:p>
       <w:pPr>
         <w:pStyle w:val="Bibliography"/>
@@ -5148,7 +10425,7 @@
       <w:r>
         <w:t xml:space="preserve"> </w:t>
       </w:r>
-      <w:hyperlink r:id="rId50">
+      <w:hyperlink r:id="rId51">
         <w:r>
           <w:rPr>
             <w:rStyle w:val="Hyperlink"/>
@@ -5157,8 +10434,8 @@
         </w:r>
       </w:hyperlink>
     </w:p>
-    <w:bookmarkEnd w:id="51"/>
-    <w:bookmarkStart w:id="53" w:name="ref-Aufiero2024"/>
+    <w:bookmarkEnd w:id="52"/>
+    <w:bookmarkStart w:id="54" w:name="ref-Aufiero2024"/>
     <w:p>
       <w:pPr>
         <w:pStyle w:val="Bibliography"/>
@@ -5195,7 +10472,7 @@
       <w:r>
         <w:t xml:space="preserve"> </w:t>
       </w:r>
-      <w:hyperlink r:id="rId52">
+      <w:hyperlink r:id="rId53">
         <w:r>
           <w:rPr>
             <w:rStyle w:val="Hyperlink"/>
@@ -5204,8 +10481,8 @@
         </w:r>
       </w:hyperlink>
     </w:p>
-    <w:bookmarkEnd w:id="53"/>
-    <w:bookmarkStart w:id="55" w:name="ref-Benoit2018"/>
+    <w:bookmarkEnd w:id="54"/>
+    <w:bookmarkStart w:id="56" w:name="ref-Benoit2018"/>
     <w:p>
       <w:pPr>
         <w:pStyle w:val="Bibliography"/>
@@ -5251,7 +10528,7 @@
       <w:r>
         <w:t xml:space="preserve"> </w:t>
       </w:r>
-      <w:hyperlink r:id="rId54">
+      <w:hyperlink r:id="rId55">
         <w:r>
           <w:rPr>
             <w:rStyle w:val="Hyperlink"/>
@@ -5260,8 +10537,8 @@
         </w:r>
       </w:hyperlink>
     </w:p>
-    <w:bookmarkEnd w:id="55"/>
-    <w:bookmarkStart w:id="56" w:name="ref-Borgatti1997"/>
+    <w:bookmarkEnd w:id="56"/>
+    <w:bookmarkStart w:id="57" w:name="ref-Borgatti1997"/>
     <w:p>
       <w:pPr>
         <w:pStyle w:val="Bibliography"/>
@@ -5296,8 +10573,8 @@
         <w:t xml:space="preserve">, 243–269.</w:t>
       </w:r>
     </w:p>
-    <w:bookmarkEnd w:id="56"/>
-    <w:bookmarkStart w:id="58" w:name="ref-Borner2018"/>
+    <w:bookmarkEnd w:id="57"/>
+    <w:bookmarkStart w:id="59" w:name="ref-Borner2018"/>
     <w:p>
       <w:pPr>
         <w:pStyle w:val="Bibliography"/>
@@ -5334,7 +10611,7 @@
       <w:r>
         <w:t xml:space="preserve"> </w:t>
       </w:r>
-      <w:hyperlink r:id="rId57">
+      <w:hyperlink r:id="rId58">
         <w:r>
           <w:rPr>
             <w:rStyle w:val="Hyperlink"/>
@@ -5343,8 +10620,8 @@
         </w:r>
       </w:hyperlink>
     </w:p>
-    <w:bookmarkEnd w:id="58"/>
-    <w:bookmarkStart w:id="60" w:name="ref-Boshkoska2025"/>
+    <w:bookmarkEnd w:id="59"/>
+    <w:bookmarkStart w:id="61" w:name="ref-Boshkoska2025"/>
     <w:p>
       <w:pPr>
         <w:pStyle w:val="Bibliography"/>
@@ -5381,7 +10658,7 @@
       <w:r>
         <w:t xml:space="preserve"> </w:t>
       </w:r>
-      <w:hyperlink r:id="rId59">
+      <w:hyperlink r:id="rId60">
         <w:r>
           <w:rPr>
             <w:rStyle w:val="Hyperlink"/>
@@ -5390,8 +10667,8 @@
         </w:r>
       </w:hyperlink>
     </w:p>
-    <w:bookmarkEnd w:id="60"/>
-    <w:bookmarkStart w:id="62" w:name="ref-Butts2008"/>
+    <w:bookmarkEnd w:id="61"/>
+    <w:bookmarkStart w:id="63" w:name="ref-Butts2008"/>
     <w:p>
       <w:pPr>
         <w:pStyle w:val="Bibliography"/>
@@ -5437,7 +10714,7 @@
       <w:r>
         <w:t xml:space="preserve"> </w:t>
       </w:r>
-      <w:hyperlink r:id="rId61">
+      <w:hyperlink r:id="rId62">
         <w:r>
           <w:rPr>
             <w:rStyle w:val="Hyperlink"/>
@@ -5446,8 +10723,8 @@
         </w:r>
       </w:hyperlink>
     </w:p>
-    <w:bookmarkEnd w:id="62"/>
-    <w:bookmarkStart w:id="63" w:name="ref-Cramer2018"/>
+    <w:bookmarkEnd w:id="63"/>
+    <w:bookmarkStart w:id="64" w:name="ref-Cramer2018"/>
     <w:p>
       <w:pPr>
         <w:pStyle w:val="Bibliography"/>
@@ -5469,8 +10746,8 @@
         <w:t xml:space="preserve">. Springer.</w:t>
       </w:r>
     </w:p>
-    <w:bookmarkEnd w:id="63"/>
-    <w:bookmarkStart w:id="64" w:name="ref-Cranmer2021"/>
+    <w:bookmarkEnd w:id="64"/>
+    <w:bookmarkStart w:id="65" w:name="ref-Cranmer2021"/>
     <w:p>
       <w:pPr>
         <w:pStyle w:val="Bibliography"/>
@@ -5492,8 +10769,8 @@
         <w:t xml:space="preserve">. Cambridge University Press.</w:t>
       </w:r>
     </w:p>
-    <w:bookmarkEnd w:id="64"/>
-    <w:bookmarkStart w:id="65" w:name="ref-Csardi2006"/>
+    <w:bookmarkEnd w:id="65"/>
+    <w:bookmarkStart w:id="66" w:name="ref-Csardi2006"/>
     <w:p>
       <w:pPr>
         <w:pStyle w:val="Bibliography"/>
@@ -5537,8 +10814,8 @@
         <w:t xml:space="preserve">, 1–9.</w:t>
       </w:r>
     </w:p>
-    <w:bookmarkEnd w:id="65"/>
-    <w:bookmarkStart w:id="67" w:name="ref-Dakduk2025"/>
+    <w:bookmarkEnd w:id="66"/>
+    <w:bookmarkStart w:id="68" w:name="ref-Dakduk2025"/>
     <w:p>
       <w:pPr>
         <w:pStyle w:val="Bibliography"/>
@@ -5575,7 +10852,7 @@
       <w:r>
         <w:t xml:space="preserve"> </w:t>
       </w:r>
-      <w:hyperlink r:id="rId66">
+      <w:hyperlink r:id="rId67">
         <w:r>
           <w:rPr>
             <w:rStyle w:val="Hyperlink"/>
@@ -5584,8 +10861,8 @@
         </w:r>
       </w:hyperlink>
     </w:p>
-    <w:bookmarkEnd w:id="67"/>
-    <w:bookmarkStart w:id="69" w:name="ref-Delosrios2021"/>
+    <w:bookmarkEnd w:id="68"/>
+    <w:bookmarkStart w:id="70" w:name="ref-Delosrios2021"/>
     <w:p>
       <w:pPr>
         <w:pStyle w:val="Bibliography"/>
@@ -5622,7 +10899,7 @@
       <w:r>
         <w:t xml:space="preserve"> </w:t>
       </w:r>
-      <w:hyperlink r:id="rId68">
+      <w:hyperlink r:id="rId69">
         <w:r>
           <w:rPr>
             <w:rStyle w:val="Hyperlink"/>
@@ -5631,8 +10908,8 @@
         </w:r>
       </w:hyperlink>
     </w:p>
-    <w:bookmarkEnd w:id="69"/>
-    <w:bookmarkStart w:id="71" w:name="ref-echeverria2022"/>
+    <w:bookmarkEnd w:id="70"/>
+    <w:bookmarkStart w:id="72" w:name="ref-echeverria2022"/>
     <w:p>
       <w:pPr>
         <w:pStyle w:val="Bibliography"/>
@@ -5678,7 +10955,7 @@
       <w:r>
         <w:t xml:space="preserve"> </w:t>
       </w:r>
-      <w:hyperlink r:id="rId70">
+      <w:hyperlink r:id="rId71">
         <w:r>
           <w:rPr>
             <w:rStyle w:val="Hyperlink"/>
@@ -5687,8 +10964,8 @@
         </w:r>
       </w:hyperlink>
     </w:p>
-    <w:bookmarkEnd w:id="71"/>
-    <w:bookmarkStart w:id="73" w:name="ref-Essien2024"/>
+    <w:bookmarkEnd w:id="72"/>
+    <w:bookmarkStart w:id="74" w:name="ref-Essien2024"/>
     <w:p>
       <w:pPr>
         <w:pStyle w:val="Bibliography"/>
@@ -5734,7 +11011,7 @@
       <w:r>
         <w:t xml:space="preserve"> </w:t>
       </w:r>
-      <w:hyperlink r:id="rId72">
+      <w:hyperlink r:id="rId73">
         <w:r>
           <w:rPr>
             <w:rStyle w:val="Hyperlink"/>
@@ -5743,8 +11020,8 @@
         </w:r>
       </w:hyperlink>
     </w:p>
-    <w:bookmarkEnd w:id="73"/>
-    <w:bookmarkStart w:id="75" w:name="ref-Extance2023"/>
+    <w:bookmarkEnd w:id="74"/>
+    <w:bookmarkStart w:id="76" w:name="ref-Extance2023"/>
     <w:p>
       <w:pPr>
         <w:pStyle w:val="Bibliography"/>
@@ -5790,7 +11067,7 @@
       <w:r>
         <w:t xml:space="preserve"> </w:t>
       </w:r>
-      <w:hyperlink r:id="rId74">
+      <w:hyperlink r:id="rId75">
         <w:r>
           <w:rPr>
             <w:rStyle w:val="Hyperlink"/>
@@ -5799,8 +11076,8 @@
         </w:r>
       </w:hyperlink>
     </w:p>
-    <w:bookmarkEnd w:id="75"/>
-    <w:bookmarkStart w:id="77" w:name="ref-Fisher2025"/>
+    <w:bookmarkEnd w:id="76"/>
+    <w:bookmarkStart w:id="78" w:name="ref-Fisher2025"/>
     <w:p>
       <w:pPr>
         <w:pStyle w:val="Bibliography"/>
@@ -5837,7 +11114,7 @@
       <w:r>
         <w:t xml:space="preserve"> </w:t>
       </w:r>
-      <w:hyperlink r:id="rId76">
+      <w:hyperlink r:id="rId77">
         <w:r>
           <w:rPr>
             <w:rStyle w:val="Hyperlink"/>
@@ -5846,8 +11123,8 @@
         </w:r>
       </w:hyperlink>
     </w:p>
-    <w:bookmarkEnd w:id="77"/>
-    <w:bookmarkStart w:id="78" w:name="ref-Fuller2022"/>
+    <w:bookmarkEnd w:id="78"/>
+    <w:bookmarkStart w:id="79" w:name="ref-Fuller2022"/>
     <w:p>
       <w:pPr>
         <w:pStyle w:val="Bibliography"/>
@@ -5891,8 +11168,8 @@
         <w:t xml:space="preserve">, 1–6.</w:t>
       </w:r>
     </w:p>
-    <w:bookmarkEnd w:id="78"/>
-    <w:bookmarkStart w:id="80" w:name="ref-Gadar2018"/>
+    <w:bookmarkEnd w:id="79"/>
+    <w:bookmarkStart w:id="81" w:name="ref-Gadar2018"/>
     <w:p>
       <w:pPr>
         <w:pStyle w:val="Bibliography"/>
@@ -5929,7 +11206,7 @@
       <w:r>
         <w:t xml:space="preserve"> </w:t>
       </w:r>
-      <w:hyperlink r:id="rId79">
+      <w:hyperlink r:id="rId80">
         <w:r>
           <w:rPr>
             <w:rStyle w:val="Hyperlink"/>
@@ -5938,8 +11215,8 @@
         </w:r>
       </w:hyperlink>
     </w:p>
-    <w:bookmarkEnd w:id="80"/>
-    <w:bookmarkStart w:id="82" w:name="ref-garcia-chitiva2024"/>
+    <w:bookmarkEnd w:id="81"/>
+    <w:bookmarkStart w:id="83" w:name="ref-garcia-chitiva2024"/>
     <w:p>
       <w:pPr>
         <w:pStyle w:val="Bibliography"/>
@@ -5976,7 +11253,7 @@
       <w:r>
         <w:t xml:space="preserve"> </w:t>
       </w:r>
-      <w:hyperlink r:id="rId81">
+      <w:hyperlink r:id="rId82">
         <w:r>
           <w:rPr>
             <w:rStyle w:val="Hyperlink"/>
@@ -5985,8 +11262,8 @@
         </w:r>
       </w:hyperlink>
     </w:p>
-    <w:bookmarkEnd w:id="82"/>
-    <w:bookmarkStart w:id="83" w:name="ref-Garciachitiva2024"/>
+    <w:bookmarkEnd w:id="83"/>
+    <w:bookmarkStart w:id="84" w:name="ref-Garciachitiva2024"/>
     <w:p>
       <w:pPr>
         <w:pStyle w:val="Bibliography"/>
@@ -6023,7 +11300,7 @@
       <w:r>
         <w:t xml:space="preserve"> </w:t>
       </w:r>
-      <w:hyperlink r:id="rId81">
+      <w:hyperlink r:id="rId82">
         <w:r>
           <w:rPr>
             <w:rStyle w:val="Hyperlink"/>
@@ -6032,8 +11309,8 @@
         </w:r>
       </w:hyperlink>
     </w:p>
-    <w:bookmarkEnd w:id="83"/>
-    <w:bookmarkStart w:id="85" w:name="ref-Garcia-Chitiva2025"/>
+    <w:bookmarkEnd w:id="84"/>
+    <w:bookmarkStart w:id="86" w:name="ref-Garcia-Chitiva2025"/>
     <w:p>
       <w:pPr>
         <w:pStyle w:val="Bibliography"/>
@@ -6070,7 +11347,7 @@
       <w:r>
         <w:t xml:space="preserve"> </w:t>
       </w:r>
-      <w:hyperlink r:id="rId84">
+      <w:hyperlink r:id="rId85">
         <w:r>
           <w:rPr>
             <w:rStyle w:val="Hyperlink"/>
@@ -6079,8 +11356,8 @@
         </w:r>
       </w:hyperlink>
     </w:p>
-    <w:bookmarkEnd w:id="85"/>
-    <w:bookmarkStart w:id="86" w:name="ref-Gera2018"/>
+    <w:bookmarkEnd w:id="86"/>
+    <w:bookmarkStart w:id="87" w:name="ref-Gera2018"/>
     <w:p>
       <w:pPr>
         <w:pStyle w:val="Bibliography"/>
@@ -6114,8 +11391,8 @@
         <w:t xml:space="preserve">(pp. 23–44). Springer.</w:t>
       </w:r>
     </w:p>
-    <w:bookmarkEnd w:id="86"/>
-    <w:bookmarkStart w:id="88" w:name="ref-Guzman2013"/>
+    <w:bookmarkEnd w:id="87"/>
+    <w:bookmarkStart w:id="89" w:name="ref-Guzman2013"/>
     <w:p>
       <w:pPr>
         <w:pStyle w:val="Bibliography"/>
@@ -6152,7 +11429,7 @@
       <w:r>
         <w:t xml:space="preserve"> </w:t>
       </w:r>
-      <w:hyperlink r:id="rId87">
+      <w:hyperlink r:id="rId88">
         <w:r>
           <w:rPr>
             <w:rStyle w:val="Hyperlink"/>
@@ -6161,8 +11438,8 @@
         </w:r>
       </w:hyperlink>
     </w:p>
-    <w:bookmarkEnd w:id="88"/>
-    <w:bookmarkStart w:id="90" w:name="ref-Guzman2023"/>
+    <w:bookmarkEnd w:id="89"/>
+    <w:bookmarkStart w:id="91" w:name="ref-Guzman2023"/>
     <w:p>
       <w:pPr>
         <w:pStyle w:val="Bibliography"/>
@@ -6208,7 +11485,7 @@
       <w:r>
         <w:t xml:space="preserve"> </w:t>
       </w:r>
-      <w:hyperlink r:id="rId89">
+      <w:hyperlink r:id="rId90">
         <w:r>
           <w:rPr>
             <w:rStyle w:val="Hyperlink"/>
@@ -6217,8 +11494,8 @@
         </w:r>
       </w:hyperlink>
     </w:p>
-    <w:bookmarkEnd w:id="90"/>
-    <w:bookmarkStart w:id="92" w:name="ref-Hidalgo2009"/>
+    <w:bookmarkEnd w:id="91"/>
+    <w:bookmarkStart w:id="93" w:name="ref-Hidalgo2009"/>
     <w:p>
       <w:pPr>
         <w:pStyle w:val="Bibliography"/>
@@ -6255,7 +11532,7 @@
       <w:r>
         <w:t xml:space="preserve"> </w:t>
       </w:r>
-      <w:hyperlink r:id="rId91">
+      <w:hyperlink r:id="rId92">
         <w:r>
           <w:rPr>
             <w:rStyle w:val="Hyperlink"/>
@@ -6264,8 +11541,8 @@
         </w:r>
       </w:hyperlink>
     </w:p>
-    <w:bookmarkEnd w:id="92"/>
-    <w:bookmarkStart w:id="93" w:name="ref-Hite2001"/>
+    <w:bookmarkEnd w:id="93"/>
+    <w:bookmarkStart w:id="94" w:name="ref-Hite2001"/>
     <w:p>
       <w:pPr>
         <w:pStyle w:val="Bibliography"/>
@@ -6300,8 +11577,8 @@
         <w:t xml:space="preserve">(1), 26–55.</w:t>
       </w:r>
     </w:p>
-    <w:bookmarkEnd w:id="93"/>
-    <w:bookmarkStart w:id="95" w:name="ref-Javadian2024"/>
+    <w:bookmarkEnd w:id="94"/>
+    <w:bookmarkStart w:id="96" w:name="ref-Javadian2024"/>
     <w:p>
       <w:pPr>
         <w:pStyle w:val="Bibliography"/>
@@ -6338,7 +11615,7 @@
       <w:r>
         <w:t xml:space="preserve"> </w:t>
       </w:r>
-      <w:hyperlink r:id="rId94">
+      <w:hyperlink r:id="rId95">
         <w:r>
           <w:rPr>
             <w:rStyle w:val="Hyperlink"/>
@@ -6347,8 +11624,8 @@
         </w:r>
       </w:hyperlink>
     </w:p>
-    <w:bookmarkEnd w:id="95"/>
-    <w:bookmarkStart w:id="96" w:name="ref-Kertesz2018"/>
+    <w:bookmarkEnd w:id="96"/>
+    <w:bookmarkStart w:id="97" w:name="ref-Kertesz2018"/>
     <w:p>
       <w:pPr>
         <w:pStyle w:val="Bibliography"/>
@@ -6382,8 +11659,8 @@
         <w:t xml:space="preserve">(pp. 87–97). Springer.</w:t>
       </w:r>
     </w:p>
-    <w:bookmarkEnd w:id="96"/>
-    <w:bookmarkStart w:id="98" w:name="ref-Kevork2022"/>
+    <w:bookmarkEnd w:id="97"/>
+    <w:bookmarkStart w:id="99" w:name="ref-Kevork2022"/>
     <w:p>
       <w:pPr>
         <w:pStyle w:val="Bibliography"/>
@@ -6420,7 +11697,7 @@
       <w:r>
         <w:t xml:space="preserve"> </w:t>
       </w:r>
-      <w:hyperlink r:id="rId97">
+      <w:hyperlink r:id="rId98">
         <w:r>
           <w:rPr>
             <w:rStyle w:val="Hyperlink"/>
@@ -6429,8 +11706,8 @@
         </w:r>
       </w:hyperlink>
     </w:p>
-    <w:bookmarkEnd w:id="98"/>
-    <w:bookmarkStart w:id="100" w:name="ref-Krivitsky2023b"/>
+    <w:bookmarkEnd w:id="99"/>
+    <w:bookmarkStart w:id="101" w:name="ref-Krivitsky2023b"/>
     <w:p>
       <w:pPr>
         <w:pStyle w:val="Bibliography"/>
@@ -6467,7 +11744,7 @@
       <w:r>
         <w:t xml:space="preserve"> </w:t>
       </w:r>
-      <w:hyperlink r:id="rId99">
+      <w:hyperlink r:id="rId100">
         <w:r>
           <w:rPr>
             <w:rStyle w:val="Hyperlink"/>
@@ -6476,8 +11753,8 @@
         </w:r>
       </w:hyperlink>
     </w:p>
-    <w:bookmarkEnd w:id="100"/>
-    <w:bookmarkStart w:id="102" w:name="ref-Laverde2019"/>
+    <w:bookmarkEnd w:id="101"/>
+    <w:bookmarkStart w:id="103" w:name="ref-Laverde2019"/>
     <w:p>
       <w:pPr>
         <w:pStyle w:val="Bibliography"/>
@@ -6523,7 +11800,7 @@
       <w:r>
         <w:t xml:space="preserve"> </w:t>
       </w:r>
-      <w:hyperlink r:id="rId101">
+      <w:hyperlink r:id="rId102">
         <w:r>
           <w:rPr>
             <w:rStyle w:val="Hyperlink"/>
@@ -6532,8 +11809,8 @@
         </w:r>
       </w:hyperlink>
     </w:p>
-    <w:bookmarkEnd w:id="102"/>
-    <w:bookmarkStart w:id="103" w:name="ref-Luke2015"/>
+    <w:bookmarkEnd w:id="103"/>
+    <w:bookmarkStart w:id="104" w:name="ref-Luke2015"/>
     <w:p>
       <w:pPr>
         <w:pStyle w:val="Bibliography"/>
@@ -6555,8 +11832,8 @@
         <w:t xml:space="preserve">. Springer.</w:t>
       </w:r>
     </w:p>
-    <w:bookmarkEnd w:id="103"/>
-    <w:bookmarkStart w:id="104" w:name="ref-Lusher2013"/>
+    <w:bookmarkEnd w:id="104"/>
+    <w:bookmarkStart w:id="105" w:name="ref-Lusher2013"/>
     <w:p>
       <w:pPr>
         <w:pStyle w:val="Bibliography"/>
@@ -6578,8 +11855,8 @@
         <w:t xml:space="preserve">. Cambridge University Press.</w:t>
       </w:r>
     </w:p>
-    <w:bookmarkEnd w:id="104"/>
-    <w:bookmarkStart w:id="106" w:name="ref-Marchionni2019"/>
+    <w:bookmarkEnd w:id="105"/>
+    <w:bookmarkStart w:id="107" w:name="ref-Marchionni2019"/>
     <w:p>
       <w:pPr>
         <w:pStyle w:val="Bibliography"/>
@@ -6616,7 +11893,7 @@
       <w:r>
         <w:t xml:space="preserve"> </w:t>
       </w:r>
-      <w:hyperlink r:id="rId105">
+      <w:hyperlink r:id="rId106">
         <w:r>
           <w:rPr>
             <w:rStyle w:val="Hyperlink"/>
@@ -6625,8 +11902,8 @@
         </w:r>
       </w:hyperlink>
     </w:p>
-    <w:bookmarkEnd w:id="106"/>
-    <w:bookmarkStart w:id="108" w:name="ref-Martinez2015"/>
+    <w:bookmarkEnd w:id="107"/>
+    <w:bookmarkStart w:id="109" w:name="ref-Martinez2015"/>
     <w:p>
       <w:pPr>
         <w:pStyle w:val="Bibliography"/>
@@ -6672,7 +11949,7 @@
       <w:r>
         <w:t xml:space="preserve"> </w:t>
       </w:r>
-      <w:hyperlink r:id="rId107">
+      <w:hyperlink r:id="rId108">
         <w:r>
           <w:rPr>
             <w:rStyle w:val="Hyperlink"/>
@@ -6681,8 +11958,8 @@
         </w:r>
       </w:hyperlink>
     </w:p>
-    <w:bookmarkEnd w:id="108"/>
-    <w:bookmarkStart w:id="110" w:name="ref-Medina2019"/>
+    <w:bookmarkEnd w:id="109"/>
+    <w:bookmarkStart w:id="111" w:name="ref-Medina2019"/>
     <w:p>
       <w:pPr>
         <w:pStyle w:val="Bibliography"/>
@@ -6719,7 +11996,7 @@
       <w:r>
         <w:t xml:space="preserve"> </w:t>
       </w:r>
-      <w:hyperlink r:id="rId109">
+      <w:hyperlink r:id="rId110">
         <w:r>
           <w:rPr>
             <w:rStyle w:val="Hyperlink"/>
@@ -6728,8 +12005,8 @@
         </w:r>
       </w:hyperlink>
     </w:p>
-    <w:bookmarkEnd w:id="110"/>
-    <w:bookmarkStart w:id="112" w:name="ref-Mendoza2020"/>
+    <w:bookmarkEnd w:id="111"/>
+    <w:bookmarkStart w:id="113" w:name="ref-Mendoza2020"/>
     <w:p>
       <w:pPr>
         <w:pStyle w:val="Bibliography"/>
@@ -6775,7 +12052,7 @@
       <w:r>
         <w:t xml:space="preserve"> </w:t>
       </w:r>
-      <w:hyperlink r:id="rId111">
+      <w:hyperlink r:id="rId112">
         <w:r>
           <w:rPr>
             <w:rStyle w:val="Hyperlink"/>
@@ -6784,8 +12061,8 @@
         </w:r>
       </w:hyperlink>
     </w:p>
-    <w:bookmarkEnd w:id="112"/>
-    <w:bookmarkStart w:id="114" w:name="ref-Milian2018"/>
+    <w:bookmarkEnd w:id="113"/>
+    <w:bookmarkStart w:id="115" w:name="ref-Milian2018"/>
     <w:p>
       <w:pPr>
         <w:pStyle w:val="Bibliography"/>
@@ -6834,7 +12111,7 @@
       <w:r>
         <w:t xml:space="preserve"> </w:t>
       </w:r>
-      <w:hyperlink r:id="rId113">
+      <w:hyperlink r:id="rId114">
         <w:r>
           <w:rPr>
             <w:rStyle w:val="Hyperlink"/>
@@ -6843,8 +12120,8 @@
         </w:r>
       </w:hyperlink>
     </w:p>
-    <w:bookmarkEnd w:id="114"/>
-    <w:bookmarkStart w:id="116" w:name="ref-ONET2022"/>
+    <w:bookmarkEnd w:id="115"/>
+    <w:bookmarkStart w:id="117" w:name="ref-ONET2022"/>
     <w:p>
       <w:pPr>
         <w:pStyle w:val="Bibliography"/>
@@ -6868,7 +12145,7 @@
       <w:r>
         <w:t xml:space="preserve"> </w:t>
       </w:r>
-      <w:hyperlink r:id="rId115">
+      <w:hyperlink r:id="rId116">
         <w:r>
           <w:rPr>
             <w:rStyle w:val="Hyperlink"/>
@@ -6877,8 +12154,8 @@
         </w:r>
       </w:hyperlink>
     </w:p>
-    <w:bookmarkEnd w:id="116"/>
-    <w:bookmarkStart w:id="118" w:name="ref-Opsahl2013"/>
+    <w:bookmarkEnd w:id="117"/>
+    <w:bookmarkStart w:id="119" w:name="ref-Opsahl2013"/>
     <w:p>
       <w:pPr>
         <w:pStyle w:val="Bibliography"/>
@@ -6915,7 +12192,7 @@
       <w:r>
         <w:t xml:space="preserve"> </w:t>
       </w:r>
-      <w:hyperlink r:id="rId117">
+      <w:hyperlink r:id="rId118">
         <w:r>
           <w:rPr>
             <w:rStyle w:val="Hyperlink"/>
@@ -6924,8 +12201,8 @@
         </w:r>
       </w:hyperlink>
     </w:p>
-    <w:bookmarkEnd w:id="118"/>
-    <w:bookmarkStart w:id="119" w:name="ref-Panagakou2018"/>
+    <w:bookmarkEnd w:id="119"/>
+    <w:bookmarkStart w:id="120" w:name="ref-Panagakou2018"/>
     <w:p>
       <w:pPr>
         <w:pStyle w:val="Bibliography"/>
@@ -6959,8 +12236,8 @@
         <w:t xml:space="preserve">(pp. 71–85). Springer.</w:t>
       </w:r>
     </w:p>
-    <w:bookmarkEnd w:id="119"/>
-    <w:bookmarkStart w:id="120" w:name="ref-Peterson2001"/>
+    <w:bookmarkEnd w:id="120"/>
+    <w:bookmarkStart w:id="121" w:name="ref-Peterson2001"/>
     <w:p>
       <w:pPr>
         <w:pStyle w:val="Bibliography"/>
@@ -7004,8 +12281,8 @@
         <w:t xml:space="preserve">(2), 451–492.</w:t>
       </w:r>
     </w:p>
-    <w:bookmarkEnd w:id="120"/>
-    <w:bookmarkStart w:id="122" w:name="ref-pizarro2017"/>
+    <w:bookmarkEnd w:id="121"/>
+    <w:bookmarkStart w:id="123" w:name="ref-pizarro2017"/>
     <w:p>
       <w:pPr>
         <w:pStyle w:val="Bibliography"/>
@@ -7051,7 +12328,7 @@
       <w:r>
         <w:t xml:space="preserve"> </w:t>
       </w:r>
-      <w:hyperlink r:id="rId121">
+      <w:hyperlink r:id="rId122">
         <w:r>
           <w:rPr>
             <w:rStyle w:val="Hyperlink"/>
@@ -7060,8 +12337,8 @@
         </w:r>
       </w:hyperlink>
     </w:p>
-    <w:bookmarkEnd w:id="122"/>
-    <w:bookmarkStart w:id="123" w:name="ref-Porter2018"/>
+    <w:bookmarkEnd w:id="123"/>
+    <w:bookmarkStart w:id="124" w:name="ref-Porter2018"/>
     <w:p>
       <w:pPr>
         <w:pStyle w:val="Bibliography"/>
@@ -7095,8 +12372,8 @@
         <w:t xml:space="preserve">(pp. 3–44). Springer.</w:t>
       </w:r>
     </w:p>
-    <w:bookmarkEnd w:id="123"/>
-    <w:bookmarkStart w:id="124" w:name="ref-Sayama2018"/>
+    <w:bookmarkEnd w:id="124"/>
+    <w:bookmarkStart w:id="125" w:name="ref-Sayama2018"/>
     <w:p>
       <w:pPr>
         <w:pStyle w:val="Bibliography"/>
@@ -7121,8 +12398,8 @@
         <w:t xml:space="preserve">(pp. 101–116). Springer.</w:t>
       </w:r>
     </w:p>
-    <w:bookmarkEnd w:id="124"/>
-    <w:bookmarkStart w:id="125" w:name="ref-Scheerens2020"/>
+    <w:bookmarkEnd w:id="125"/>
+    <w:bookmarkStart w:id="126" w:name="ref-Scheerens2020"/>
     <w:p>
       <w:pPr>
         <w:pStyle w:val="Bibliography"/>
@@ -7144,8 +12421,8 @@
         <w:t xml:space="preserve">. Springer.</w:t>
       </w:r>
     </w:p>
-    <w:bookmarkEnd w:id="125"/>
-    <w:bookmarkStart w:id="127" w:name="ref-Torres2002"/>
+    <w:bookmarkEnd w:id="126"/>
+    <w:bookmarkStart w:id="128" w:name="ref-Torres2002"/>
     <w:p>
       <w:pPr>
         <w:pStyle w:val="Bibliography"/>
@@ -7191,7 +12468,7 @@
       <w:r>
         <w:t xml:space="preserve"> </w:t>
       </w:r>
-      <w:hyperlink r:id="rId126">
+      <w:hyperlink r:id="rId127">
         <w:r>
           <w:rPr>
             <w:rStyle w:val="Hyperlink"/>
@@ -7200,8 +12477,8 @@
         </w:r>
       </w:hyperlink>
     </w:p>
-    <w:bookmarkEnd w:id="127"/>
-    <w:bookmarkStart w:id="129" w:name="ref-Udartseva2024106"/>
+    <w:bookmarkEnd w:id="128"/>
+    <w:bookmarkStart w:id="130" w:name="ref-Udartseva2024106"/>
     <w:p>
       <w:pPr>
         <w:pStyle w:val="Bibliography"/>
@@ -7238,7 +12515,7 @@
       <w:r>
         <w:t xml:space="preserve"> </w:t>
       </w:r>
-      <w:hyperlink r:id="rId128">
+      <w:hyperlink r:id="rId129">
         <w:r>
           <w:rPr>
             <w:rStyle w:val="Hyperlink"/>
@@ -7247,8 +12524,8 @@
         </w:r>
       </w:hyperlink>
     </w:p>
-    <w:bookmarkEnd w:id="129"/>
-    <w:bookmarkStart w:id="131" w:name="ref-Vista2020"/>
+    <w:bookmarkEnd w:id="130"/>
+    <w:bookmarkStart w:id="132" w:name="ref-Vista2020"/>
     <w:p>
       <w:pPr>
         <w:pStyle w:val="Bibliography"/>
@@ -7294,7 +12571,7 @@
       <w:r>
         <w:t xml:space="preserve"> </w:t>
       </w:r>
-      <w:hyperlink r:id="rId130">
+      <w:hyperlink r:id="rId131">
         <w:r>
           <w:rPr>
             <w:rStyle w:val="Hyperlink"/>
@@ -7303,8 +12580,8 @@
         </w:r>
       </w:hyperlink>
     </w:p>
-    <w:bookmarkEnd w:id="131"/>
-    <w:bookmarkStart w:id="133" w:name="ref-Wang2013"/>
+    <w:bookmarkEnd w:id="132"/>
+    <w:bookmarkStart w:id="134" w:name="ref-Wang2013"/>
     <w:p>
       <w:pPr>
         <w:pStyle w:val="Bibliography"/>
@@ -7341,7 +12618,7 @@
       <w:r>
         <w:t xml:space="preserve"> </w:t>
       </w:r>
-      <w:hyperlink r:id="rId132">
+      <w:hyperlink r:id="rId133">
         <w:r>
           <w:rPr>
             <w:rStyle w:val="Hyperlink"/>
@@ -7350,8 +12627,8 @@
         </w:r>
       </w:hyperlink>
     </w:p>
-    <w:bookmarkEnd w:id="133"/>
-    <w:bookmarkStart w:id="135" w:name="ref-Wang2009"/>
+    <w:bookmarkEnd w:id="134"/>
+    <w:bookmarkStart w:id="136" w:name="ref-Wang2009"/>
     <w:p>
       <w:pPr>
         <w:pStyle w:val="Bibliography"/>
@@ -7388,7 +12665,7 @@
       <w:r>
         <w:t xml:space="preserve"> </w:t>
       </w:r>
-      <w:hyperlink r:id="rId134">
+      <w:hyperlink r:id="rId135">
         <w:r>
           <w:rPr>
             <w:rStyle w:val="Hyperlink"/>
@@ -7397,8 +12674,8 @@
         </w:r>
       </w:hyperlink>
     </w:p>
-    <w:bookmarkEnd w:id="135"/>
-    <w:bookmarkStart w:id="136" w:name="ref-Yin2009"/>
+    <w:bookmarkEnd w:id="136"/>
+    <w:bookmarkStart w:id="137" w:name="ref-Yin2009"/>
     <w:p>
       <w:pPr>
         <w:pStyle w:val="Bibliography"/>
@@ -7427,10 +12704,10 @@
         <w:t xml:space="preserve">. Sage.</w:t>
       </w:r>
     </w:p>
-    <w:bookmarkEnd w:id="136"/>
     <w:bookmarkEnd w:id="137"/>
     <w:bookmarkEnd w:id="138"/>
     <w:bookmarkEnd w:id="139"/>
+    <w:bookmarkEnd w:id="140"/>
     <w:sectPr>
       <w:footnotePr>
         <w:numRestart w:val="eachSect"/>

--- a/OtroManuscrito.docx
+++ b/OtroManuscrito.docx
@@ -10025,7 +10025,7 @@
         <w:tc>
           <w:tcPr>
             <w:tcBorders>
-              <w:bottom w:val="single" w:sz="12" w:space="0" w:color="666666"/>
+              <w:bottom w:val="single" w:sz="6" w:space="0" w:color="666666"/>
               <w:top w:val="none" w:sz="0" w:space="0" w:color="000000"/>
               <w:left w:val="none" w:sz="0" w:space="0" w:color="000000"/>
               <w:right w:val="none" w:sz="0" w:space="0" w:color="000000"/>
@@ -10076,6 +10076,780 @@
             </w:r>
           </w:p>
         </w:tc>
+        <w:tc>
+          <w:tcPr>
+            <w:tcBorders>
+              <w:bottom w:val="single" w:sz="6" w:space="0" w:color="666666"/>
+              <w:top w:val="none" w:sz="0" w:space="0" w:color="000000"/>
+              <w:left w:val="none" w:sz="0" w:space="0" w:color="000000"/>
+              <w:right w:val="none" w:sz="0" w:space="0" w:color="000000"/>
+            </w:tcBorders>
+            <w:shd w:val="clear" w:color="auto" w:fill="FFFFFF"/>
+            <w:tcMar>
+              <w:top w:w="0" w:type="dxa"/>
+              <w:bottom w:w="0" w:type="dxa"/>
+              <w:left w:w="0" w:type="dxa"/>
+              <w:right w:w="0" w:type="dxa"/>
+            </w:tcMar>
+            <w:vAlign w:val="center"/>
+          </w:tcPr>
+          <w:p>
+            <w:pPr>
+              <w:jc w:val="center"/>
+              <w:pBdr>
+                <w:bottom w:val="none" w:sz="0" w:space="0" w:color="000000"/>
+                <w:top w:val="none" w:sz="0" w:space="0" w:color="000000"/>
+                <w:left w:val="none" w:sz="0" w:space="0" w:color="000000"/>
+                <w:right w:val="none" w:sz="0" w:space="0" w:color="000000"/>
+              </w:pBdr>
+              <w:spacing w:after="100" w:before="100" w:line="240"/>
+              <w:ind w:left="100" w:right="100" w:firstLine="0" w:firstLineChars="0"/>
+              <w:rPr>
+                <w:rFonts w:ascii="DejaVu Sans" w:hAnsi="DejaVu Sans" w:eastAsia="DejaVu Sans" w:cs="DejaVu Sans"/>
+                <w:i w:val="false"/>
+                <w:b w:val="false"/>
+                <w:u w:val="none"/>
+                <w:strike w:val="false"/>
+                <w:sz w:val="22"/>
+                <w:szCs w:val="22"/>
+                <w:color w:val="000000"/>
+              </w:rPr>
+            </w:pPr>
+            <w:r xmlns:w="http://schemas.openxmlformats.org/wordprocessingml/2006/main" xmlns:wp="http://schemas.openxmlformats.org/drawingml/2006/wordprocessingDrawing" xmlns:r="http://schemas.openxmlformats.org/officeDocument/2006/relationships" xmlns:w14="http://schemas.microsoft.com/office/word/2010/wordml">
+              <w:rPr>
+                <w:rFonts w:ascii="DejaVu Sans" w:hAnsi="DejaVu Sans" w:eastAsia="DejaVu Sans" w:cs="DejaVu Sans"/>
+                <w:i w:val="false"/>
+                <w:b w:val="false"/>
+                <w:u w:val="none"/>
+                <w:strike w:val="false"/>
+                <w:sz w:val="22"/>
+                <w:szCs w:val="22"/>
+                <w:color w:val="000000"/>
+              </w:rPr>
+              <w:t xml:space="preserve"/>
+            </w:r>
+          </w:p>
+        </w:tc>
+        <w:tc>
+          <w:tcPr>
+            <w:tcBorders>
+              <w:bottom w:val="single" w:sz="6" w:space="0" w:color="666666"/>
+              <w:top w:val="none" w:sz="0" w:space="0" w:color="000000"/>
+              <w:left w:val="none" w:sz="0" w:space="0" w:color="000000"/>
+              <w:right w:val="none" w:sz="0" w:space="0" w:color="000000"/>
+            </w:tcBorders>
+            <w:shd w:val="clear" w:color="auto" w:fill="FFFFFF"/>
+            <w:tcMar>
+              <w:top w:w="0" w:type="dxa"/>
+              <w:bottom w:w="0" w:type="dxa"/>
+              <w:left w:w="0" w:type="dxa"/>
+              <w:right w:w="0" w:type="dxa"/>
+            </w:tcMar>
+            <w:vAlign w:val="center"/>
+          </w:tcPr>
+          <w:p>
+            <w:pPr>
+              <w:jc w:val="center"/>
+              <w:pBdr>
+                <w:bottom w:val="none" w:sz="0" w:space="0" w:color="000000"/>
+                <w:top w:val="none" w:sz="0" w:space="0" w:color="000000"/>
+                <w:left w:val="none" w:sz="0" w:space="0" w:color="000000"/>
+                <w:right w:val="none" w:sz="0" w:space="0" w:color="000000"/>
+              </w:pBdr>
+              <w:spacing w:after="100" w:before="100" w:line="240"/>
+              <w:ind w:left="100" w:right="100" w:firstLine="0" w:firstLineChars="0"/>
+              <w:rPr>
+                <w:rFonts w:ascii="DejaVu Sans" w:hAnsi="DejaVu Sans" w:eastAsia="DejaVu Sans" w:cs="DejaVu Sans"/>
+                <w:i w:val="false"/>
+                <w:b w:val="false"/>
+                <w:u w:val="none"/>
+                <w:strike w:val="false"/>
+                <w:sz w:val="22"/>
+                <w:szCs w:val="22"/>
+                <w:color w:val="000000"/>
+              </w:rPr>
+            </w:pPr>
+            <w:r xmlns:w="http://schemas.openxmlformats.org/wordprocessingml/2006/main" xmlns:wp="http://schemas.openxmlformats.org/drawingml/2006/wordprocessingDrawing" xmlns:r="http://schemas.openxmlformats.org/officeDocument/2006/relationships" xmlns:w14="http://schemas.microsoft.com/office/word/2010/wordml">
+              <w:rPr>
+                <w:rFonts w:ascii="DejaVu Sans" w:hAnsi="DejaVu Sans" w:eastAsia="DejaVu Sans" w:cs="DejaVu Sans"/>
+                <w:i w:val="false"/>
+                <w:b w:val="false"/>
+                <w:u w:val="none"/>
+                <w:strike w:val="false"/>
+                <w:sz w:val="22"/>
+                <w:szCs w:val="22"/>
+                <w:color w:val="000000"/>
+              </w:rPr>
+              <w:t xml:space="preserve"/>
+            </w:r>
+          </w:p>
+        </w:tc>
+        <w:tc>
+          <w:tcPr>
+            <w:tcBorders>
+              <w:bottom w:val="single" w:sz="6" w:space="0" w:color="666666"/>
+              <w:top w:val="none" w:sz="0" w:space="0" w:color="000000"/>
+              <w:left w:val="none" w:sz="0" w:space="0" w:color="000000"/>
+              <w:right w:val="none" w:sz="0" w:space="0" w:color="000000"/>
+            </w:tcBorders>
+            <w:shd w:val="clear" w:color="auto" w:fill="FFFFFF"/>
+            <w:tcMar>
+              <w:top w:w="0" w:type="dxa"/>
+              <w:bottom w:w="0" w:type="dxa"/>
+              <w:left w:w="0" w:type="dxa"/>
+              <w:right w:w="0" w:type="dxa"/>
+            </w:tcMar>
+            <w:vAlign w:val="center"/>
+          </w:tcPr>
+          <w:p>
+            <w:pPr>
+              <w:jc w:val="center"/>
+              <w:pBdr>
+                <w:bottom w:val="none" w:sz="0" w:space="0" w:color="000000"/>
+                <w:top w:val="none" w:sz="0" w:space="0" w:color="000000"/>
+                <w:left w:val="none" w:sz="0" w:space="0" w:color="000000"/>
+                <w:right w:val="none" w:sz="0" w:space="0" w:color="000000"/>
+              </w:pBdr>
+              <w:spacing w:after="100" w:before="100" w:line="240"/>
+              <w:ind w:left="100" w:right="100" w:firstLine="0" w:firstLineChars="0"/>
+              <w:rPr>
+                <w:rFonts w:ascii="DejaVu Sans" w:hAnsi="DejaVu Sans" w:eastAsia="DejaVu Sans" w:cs="DejaVu Sans"/>
+                <w:i w:val="false"/>
+                <w:b w:val="false"/>
+                <w:u w:val="none"/>
+                <w:strike w:val="false"/>
+                <w:sz w:val="22"/>
+                <w:szCs w:val="22"/>
+                <w:color w:val="000000"/>
+              </w:rPr>
+            </w:pPr>
+            <w:r xmlns:w="http://schemas.openxmlformats.org/wordprocessingml/2006/main" xmlns:wp="http://schemas.openxmlformats.org/drawingml/2006/wordprocessingDrawing" xmlns:r="http://schemas.openxmlformats.org/officeDocument/2006/relationships" xmlns:w14="http://schemas.microsoft.com/office/word/2010/wordml">
+              <w:rPr>
+                <w:rFonts w:ascii="DejaVu Sans" w:hAnsi="DejaVu Sans" w:eastAsia="DejaVu Sans" w:cs="DejaVu Sans"/>
+                <w:i w:val="false"/>
+                <w:b w:val="false"/>
+                <w:u w:val="none"/>
+                <w:strike w:val="false"/>
+                <w:sz w:val="22"/>
+                <w:szCs w:val="22"/>
+                <w:color w:val="000000"/>
+              </w:rPr>
+              <w:t xml:space="preserve"/>
+            </w:r>
+          </w:p>
+        </w:tc>
+        <w:tc>
+          <w:tcPr>
+            <w:tcBorders>
+              <w:bottom w:val="single" w:sz="6" w:space="0" w:color="666666"/>
+              <w:top w:val="none" w:sz="0" w:space="0" w:color="000000"/>
+              <w:left w:val="none" w:sz="0" w:space="0" w:color="000000"/>
+              <w:right w:val="none" w:sz="0" w:space="0" w:color="000000"/>
+            </w:tcBorders>
+            <w:shd w:val="clear" w:color="auto" w:fill="FFFFFF"/>
+            <w:tcMar>
+              <w:top w:w="0" w:type="dxa"/>
+              <w:bottom w:w="0" w:type="dxa"/>
+              <w:left w:w="0" w:type="dxa"/>
+              <w:right w:w="0" w:type="dxa"/>
+            </w:tcMar>
+            <w:vAlign w:val="center"/>
+          </w:tcPr>
+          <w:p>
+            <w:pPr>
+              <w:jc w:val="center"/>
+              <w:pBdr>
+                <w:bottom w:val="none" w:sz="0" w:space="0" w:color="000000"/>
+                <w:top w:val="none" w:sz="0" w:space="0" w:color="000000"/>
+                <w:left w:val="none" w:sz="0" w:space="0" w:color="000000"/>
+                <w:right w:val="none" w:sz="0" w:space="0" w:color="000000"/>
+              </w:pBdr>
+              <w:spacing w:after="100" w:before="100" w:line="240"/>
+              <w:ind w:left="100" w:right="100" w:firstLine="0" w:firstLineChars="0"/>
+              <w:rPr>
+                <w:rFonts w:ascii="DejaVu Sans" w:hAnsi="DejaVu Sans" w:eastAsia="DejaVu Sans" w:cs="DejaVu Sans"/>
+                <w:i w:val="false"/>
+                <w:b w:val="false"/>
+                <w:u w:val="none"/>
+                <w:strike w:val="false"/>
+                <w:sz w:val="22"/>
+                <w:szCs w:val="22"/>
+                <w:color w:val="000000"/>
+              </w:rPr>
+            </w:pPr>
+            <w:r xmlns:w="http://schemas.openxmlformats.org/wordprocessingml/2006/main" xmlns:wp="http://schemas.openxmlformats.org/drawingml/2006/wordprocessingDrawing" xmlns:r="http://schemas.openxmlformats.org/officeDocument/2006/relationships" xmlns:w14="http://schemas.microsoft.com/office/word/2010/wordml">
+              <w:rPr>
+                <w:rFonts w:ascii="DejaVu Sans" w:hAnsi="DejaVu Sans" w:eastAsia="DejaVu Sans" w:cs="DejaVu Sans"/>
+                <w:i w:val="false"/>
+                <w:b w:val="false"/>
+                <w:u w:val="none"/>
+                <w:strike w:val="false"/>
+                <w:sz w:val="22"/>
+                <w:szCs w:val="22"/>
+                <w:color w:val="000000"/>
+              </w:rPr>
+              <w:t xml:space="preserve">(0.028)</w:t>
+            </w:r>
+          </w:p>
+        </w:tc>
+      </w:tr>
+      <w:tr>
+        <w:trPr>
+          <w:trHeight w:val="360" w:hRule="auto"/>
+        </w:trPr>
+        body19
+        <w:tc>
+          <w:tcPr>
+            <w:tcBorders>
+              <w:bottom w:val="none" w:sz="0" w:space="0" w:color="000000"/>
+              <w:top w:val="single" w:sz="6" w:space="0" w:color="666666"/>
+              <w:left w:val="none" w:sz="0" w:space="0" w:color="000000"/>
+              <w:right w:val="none" w:sz="0" w:space="0" w:color="000000"/>
+            </w:tcBorders>
+            <w:shd w:val="clear" w:color="auto" w:fill="FFFFFF"/>
+            <w:tcMar>
+              <w:top w:w="0" w:type="dxa"/>
+              <w:bottom w:w="0" w:type="dxa"/>
+              <w:left w:w="0" w:type="dxa"/>
+              <w:right w:w="0" w:type="dxa"/>
+            </w:tcMar>
+            <w:vAlign w:val="center"/>
+          </w:tcPr>
+          <w:p>
+            <w:pPr>
+              <w:jc w:val="left"/>
+              <w:pBdr>
+                <w:bottom w:val="none" w:sz="0" w:space="0" w:color="000000"/>
+                <w:top w:val="none" w:sz="0" w:space="0" w:color="000000"/>
+                <w:left w:val="none" w:sz="0" w:space="0" w:color="000000"/>
+                <w:right w:val="none" w:sz="0" w:space="0" w:color="000000"/>
+              </w:pBdr>
+              <w:spacing w:after="100" w:before="100" w:line="240"/>
+              <w:ind w:left="100" w:right="100" w:firstLine="0" w:firstLineChars="0"/>
+              <w:rPr>
+                <w:rFonts w:ascii="DejaVu Sans" w:hAnsi="DejaVu Sans" w:eastAsia="DejaVu Sans" w:cs="DejaVu Sans"/>
+                <w:i w:val="false"/>
+                <w:b w:val="false"/>
+                <w:u w:val="none"/>
+                <w:strike w:val="false"/>
+                <w:sz w:val="22"/>
+                <w:szCs w:val="22"/>
+                <w:color w:val="000000"/>
+              </w:rPr>
+            </w:pPr>
+            <w:r xmlns:w="http://schemas.openxmlformats.org/wordprocessingml/2006/main" xmlns:wp="http://schemas.openxmlformats.org/drawingml/2006/wordprocessingDrawing" xmlns:r="http://schemas.openxmlformats.org/officeDocument/2006/relationships" xmlns:w14="http://schemas.microsoft.com/office/word/2010/wordml">
+              <w:rPr>
+                <w:rFonts w:ascii="DejaVu Sans" w:hAnsi="DejaVu Sans" w:eastAsia="DejaVu Sans" w:cs="DejaVu Sans"/>
+                <w:i w:val="false"/>
+                <w:b w:val="false"/>
+                <w:u w:val="none"/>
+                <w:strike w:val="false"/>
+                <w:sz w:val="22"/>
+                <w:szCs w:val="22"/>
+                <w:color w:val="000000"/>
+              </w:rPr>
+              <w:t xml:space="preserve">Num.Obs.</w:t>
+            </w:r>
+          </w:p>
+        </w:tc>
+        <w:tc>
+          <w:tcPr>
+            <w:tcBorders>
+              <w:bottom w:val="none" w:sz="0" w:space="0" w:color="000000"/>
+              <w:top w:val="single" w:sz="6" w:space="0" w:color="666666"/>
+              <w:left w:val="none" w:sz="0" w:space="0" w:color="000000"/>
+              <w:right w:val="none" w:sz="0" w:space="0" w:color="000000"/>
+            </w:tcBorders>
+            <w:shd w:val="clear" w:color="auto" w:fill="FFFFFF"/>
+            <w:tcMar>
+              <w:top w:w="0" w:type="dxa"/>
+              <w:bottom w:w="0" w:type="dxa"/>
+              <w:left w:w="0" w:type="dxa"/>
+              <w:right w:w="0" w:type="dxa"/>
+            </w:tcMar>
+            <w:vAlign w:val="center"/>
+          </w:tcPr>
+          <w:p>
+            <w:pPr>
+              <w:jc w:val="center"/>
+              <w:pBdr>
+                <w:bottom w:val="none" w:sz="0" w:space="0" w:color="000000"/>
+                <w:top w:val="none" w:sz="0" w:space="0" w:color="000000"/>
+                <w:left w:val="none" w:sz="0" w:space="0" w:color="000000"/>
+                <w:right w:val="none" w:sz="0" w:space="0" w:color="000000"/>
+              </w:pBdr>
+              <w:spacing w:after="100" w:before="100" w:line="240"/>
+              <w:ind w:left="100" w:right="100" w:firstLine="0" w:firstLineChars="0"/>
+              <w:rPr>
+                <w:rFonts w:ascii="DejaVu Sans" w:hAnsi="DejaVu Sans" w:eastAsia="DejaVu Sans" w:cs="DejaVu Sans"/>
+                <w:i w:val="false"/>
+                <w:b w:val="false"/>
+                <w:u w:val="none"/>
+                <w:strike w:val="false"/>
+                <w:sz w:val="22"/>
+                <w:szCs w:val="22"/>
+                <w:color w:val="000000"/>
+              </w:rPr>
+            </w:pPr>
+            <w:r xmlns:w="http://schemas.openxmlformats.org/wordprocessingml/2006/main" xmlns:wp="http://schemas.openxmlformats.org/drawingml/2006/wordprocessingDrawing" xmlns:r="http://schemas.openxmlformats.org/officeDocument/2006/relationships" xmlns:w14="http://schemas.microsoft.com/office/word/2010/wordml">
+              <w:rPr>
+                <w:rFonts w:ascii="DejaVu Sans" w:hAnsi="DejaVu Sans" w:eastAsia="DejaVu Sans" w:cs="DejaVu Sans"/>
+                <w:i w:val="false"/>
+                <w:b w:val="false"/>
+                <w:u w:val="none"/>
+                <w:strike w:val="false"/>
+                <w:sz w:val="22"/>
+                <w:szCs w:val="22"/>
+                <w:color w:val="000000"/>
+              </w:rPr>
+              <w:t xml:space="preserve">36340</w:t>
+            </w:r>
+          </w:p>
+        </w:tc>
+        <w:tc>
+          <w:tcPr>
+            <w:tcBorders>
+              <w:bottom w:val="none" w:sz="0" w:space="0" w:color="000000"/>
+              <w:top w:val="single" w:sz="6" w:space="0" w:color="666666"/>
+              <w:left w:val="none" w:sz="0" w:space="0" w:color="000000"/>
+              <w:right w:val="none" w:sz="0" w:space="0" w:color="000000"/>
+            </w:tcBorders>
+            <w:shd w:val="clear" w:color="auto" w:fill="FFFFFF"/>
+            <w:tcMar>
+              <w:top w:w="0" w:type="dxa"/>
+              <w:bottom w:w="0" w:type="dxa"/>
+              <w:left w:w="0" w:type="dxa"/>
+              <w:right w:w="0" w:type="dxa"/>
+            </w:tcMar>
+            <w:vAlign w:val="center"/>
+          </w:tcPr>
+          <w:p>
+            <w:pPr>
+              <w:jc w:val="center"/>
+              <w:pBdr>
+                <w:bottom w:val="none" w:sz="0" w:space="0" w:color="000000"/>
+                <w:top w:val="none" w:sz="0" w:space="0" w:color="000000"/>
+                <w:left w:val="none" w:sz="0" w:space="0" w:color="000000"/>
+                <w:right w:val="none" w:sz="0" w:space="0" w:color="000000"/>
+              </w:pBdr>
+              <w:spacing w:after="100" w:before="100" w:line="240"/>
+              <w:ind w:left="100" w:right="100" w:firstLine="0" w:firstLineChars="0"/>
+              <w:rPr>
+                <w:rFonts w:ascii="DejaVu Sans" w:hAnsi="DejaVu Sans" w:eastAsia="DejaVu Sans" w:cs="DejaVu Sans"/>
+                <w:i w:val="false"/>
+                <w:b w:val="false"/>
+                <w:u w:val="none"/>
+                <w:strike w:val="false"/>
+                <w:sz w:val="22"/>
+                <w:szCs w:val="22"/>
+                <w:color w:val="000000"/>
+              </w:rPr>
+            </w:pPr>
+            <w:r xmlns:w="http://schemas.openxmlformats.org/wordprocessingml/2006/main" xmlns:wp="http://schemas.openxmlformats.org/drawingml/2006/wordprocessingDrawing" xmlns:r="http://schemas.openxmlformats.org/officeDocument/2006/relationships" xmlns:w14="http://schemas.microsoft.com/office/word/2010/wordml">
+              <w:rPr>
+                <w:rFonts w:ascii="DejaVu Sans" w:hAnsi="DejaVu Sans" w:eastAsia="DejaVu Sans" w:cs="DejaVu Sans"/>
+                <w:i w:val="false"/>
+                <w:b w:val="false"/>
+                <w:u w:val="none"/>
+                <w:strike w:val="false"/>
+                <w:sz w:val="22"/>
+                <w:szCs w:val="22"/>
+                <w:color w:val="000000"/>
+              </w:rPr>
+              <w:t xml:space="preserve">36340</w:t>
+            </w:r>
+          </w:p>
+        </w:tc>
+        <w:tc>
+          <w:tcPr>
+            <w:tcBorders>
+              <w:bottom w:val="none" w:sz="0" w:space="0" w:color="000000"/>
+              <w:top w:val="single" w:sz="6" w:space="0" w:color="666666"/>
+              <w:left w:val="none" w:sz="0" w:space="0" w:color="000000"/>
+              <w:right w:val="none" w:sz="0" w:space="0" w:color="000000"/>
+            </w:tcBorders>
+            <w:shd w:val="clear" w:color="auto" w:fill="FFFFFF"/>
+            <w:tcMar>
+              <w:top w:w="0" w:type="dxa"/>
+              <w:bottom w:w="0" w:type="dxa"/>
+              <w:left w:w="0" w:type="dxa"/>
+              <w:right w:w="0" w:type="dxa"/>
+            </w:tcMar>
+            <w:vAlign w:val="center"/>
+          </w:tcPr>
+          <w:p>
+            <w:pPr>
+              <w:jc w:val="center"/>
+              <w:pBdr>
+                <w:bottom w:val="none" w:sz="0" w:space="0" w:color="000000"/>
+                <w:top w:val="none" w:sz="0" w:space="0" w:color="000000"/>
+                <w:left w:val="none" w:sz="0" w:space="0" w:color="000000"/>
+                <w:right w:val="none" w:sz="0" w:space="0" w:color="000000"/>
+              </w:pBdr>
+              <w:spacing w:after="100" w:before="100" w:line="240"/>
+              <w:ind w:left="100" w:right="100" w:firstLine="0" w:firstLineChars="0"/>
+              <w:rPr>
+                <w:rFonts w:ascii="DejaVu Sans" w:hAnsi="DejaVu Sans" w:eastAsia="DejaVu Sans" w:cs="DejaVu Sans"/>
+                <w:i w:val="false"/>
+                <w:b w:val="false"/>
+                <w:u w:val="none"/>
+                <w:strike w:val="false"/>
+                <w:sz w:val="22"/>
+                <w:szCs w:val="22"/>
+                <w:color w:val="000000"/>
+              </w:rPr>
+            </w:pPr>
+            <w:r xmlns:w="http://schemas.openxmlformats.org/wordprocessingml/2006/main" xmlns:wp="http://schemas.openxmlformats.org/drawingml/2006/wordprocessingDrawing" xmlns:r="http://schemas.openxmlformats.org/officeDocument/2006/relationships" xmlns:w14="http://schemas.microsoft.com/office/word/2010/wordml">
+              <w:rPr>
+                <w:rFonts w:ascii="DejaVu Sans" w:hAnsi="DejaVu Sans" w:eastAsia="DejaVu Sans" w:cs="DejaVu Sans"/>
+                <w:i w:val="false"/>
+                <w:b w:val="false"/>
+                <w:u w:val="none"/>
+                <w:strike w:val="false"/>
+                <w:sz w:val="22"/>
+                <w:szCs w:val="22"/>
+                <w:color w:val="000000"/>
+              </w:rPr>
+              <w:t xml:space="preserve">36340</w:t>
+            </w:r>
+          </w:p>
+        </w:tc>
+        <w:tc>
+          <w:tcPr>
+            <w:tcBorders>
+              <w:bottom w:val="none" w:sz="0" w:space="0" w:color="000000"/>
+              <w:top w:val="single" w:sz="6" w:space="0" w:color="666666"/>
+              <w:left w:val="none" w:sz="0" w:space="0" w:color="000000"/>
+              <w:right w:val="none" w:sz="0" w:space="0" w:color="000000"/>
+            </w:tcBorders>
+            <w:shd w:val="clear" w:color="auto" w:fill="FFFFFF"/>
+            <w:tcMar>
+              <w:top w:w="0" w:type="dxa"/>
+              <w:bottom w:w="0" w:type="dxa"/>
+              <w:left w:w="0" w:type="dxa"/>
+              <w:right w:w="0" w:type="dxa"/>
+            </w:tcMar>
+            <w:vAlign w:val="center"/>
+          </w:tcPr>
+          <w:p>
+            <w:pPr>
+              <w:jc w:val="center"/>
+              <w:pBdr>
+                <w:bottom w:val="none" w:sz="0" w:space="0" w:color="000000"/>
+                <w:top w:val="none" w:sz="0" w:space="0" w:color="000000"/>
+                <w:left w:val="none" w:sz="0" w:space="0" w:color="000000"/>
+                <w:right w:val="none" w:sz="0" w:space="0" w:color="000000"/>
+              </w:pBdr>
+              <w:spacing w:after="100" w:before="100" w:line="240"/>
+              <w:ind w:left="100" w:right="100" w:firstLine="0" w:firstLineChars="0"/>
+              <w:rPr>
+                <w:rFonts w:ascii="DejaVu Sans" w:hAnsi="DejaVu Sans" w:eastAsia="DejaVu Sans" w:cs="DejaVu Sans"/>
+                <w:i w:val="false"/>
+                <w:b w:val="false"/>
+                <w:u w:val="none"/>
+                <w:strike w:val="false"/>
+                <w:sz w:val="22"/>
+                <w:szCs w:val="22"/>
+                <w:color w:val="000000"/>
+              </w:rPr>
+            </w:pPr>
+            <w:r xmlns:w="http://schemas.openxmlformats.org/wordprocessingml/2006/main" xmlns:wp="http://schemas.openxmlformats.org/drawingml/2006/wordprocessingDrawing" xmlns:r="http://schemas.openxmlformats.org/officeDocument/2006/relationships" xmlns:w14="http://schemas.microsoft.com/office/word/2010/wordml">
+              <w:rPr>
+                <w:rFonts w:ascii="DejaVu Sans" w:hAnsi="DejaVu Sans" w:eastAsia="DejaVu Sans" w:cs="DejaVu Sans"/>
+                <w:i w:val="false"/>
+                <w:b w:val="false"/>
+                <w:u w:val="none"/>
+                <w:strike w:val="false"/>
+                <w:sz w:val="22"/>
+                <w:szCs w:val="22"/>
+                <w:color w:val="000000"/>
+              </w:rPr>
+              <w:t xml:space="preserve">36340</w:t>
+            </w:r>
+          </w:p>
+        </w:tc>
+      </w:tr>
+      <w:tr>
+        <w:trPr>
+          <w:trHeight w:val="360" w:hRule="auto"/>
+        </w:trPr>
+        body20
+        <w:tc>
+          <w:tcPr>
+            <w:tcBorders>
+              <w:bottom w:val="none" w:sz="0" w:space="0" w:color="000000"/>
+              <w:top w:val="none" w:sz="0" w:space="0" w:color="000000"/>
+              <w:left w:val="none" w:sz="0" w:space="0" w:color="000000"/>
+              <w:right w:val="none" w:sz="0" w:space="0" w:color="000000"/>
+            </w:tcBorders>
+            <w:shd w:val="clear" w:color="auto" w:fill="FFFFFF"/>
+            <w:tcMar>
+              <w:top w:w="0" w:type="dxa"/>
+              <w:bottom w:w="0" w:type="dxa"/>
+              <w:left w:w="0" w:type="dxa"/>
+              <w:right w:w="0" w:type="dxa"/>
+            </w:tcMar>
+            <w:vAlign w:val="center"/>
+          </w:tcPr>
+          <w:p>
+            <w:pPr>
+              <w:jc w:val="left"/>
+              <w:pBdr>
+                <w:bottom w:val="none" w:sz="0" w:space="0" w:color="000000"/>
+                <w:top w:val="none" w:sz="0" w:space="0" w:color="000000"/>
+                <w:left w:val="none" w:sz="0" w:space="0" w:color="000000"/>
+                <w:right w:val="none" w:sz="0" w:space="0" w:color="000000"/>
+              </w:pBdr>
+              <w:spacing w:after="100" w:before="100" w:line="240"/>
+              <w:ind w:left="100" w:right="100" w:firstLine="0" w:firstLineChars="0"/>
+              <w:rPr>
+                <w:rFonts w:ascii="DejaVu Sans" w:hAnsi="DejaVu Sans" w:eastAsia="DejaVu Sans" w:cs="DejaVu Sans"/>
+                <w:i w:val="false"/>
+                <w:b w:val="false"/>
+                <w:u w:val="none"/>
+                <w:strike w:val="false"/>
+                <w:sz w:val="22"/>
+                <w:szCs w:val="22"/>
+                <w:color w:val="000000"/>
+              </w:rPr>
+            </w:pPr>
+            <w:r xmlns:w="http://schemas.openxmlformats.org/wordprocessingml/2006/main" xmlns:wp="http://schemas.openxmlformats.org/drawingml/2006/wordprocessingDrawing" xmlns:r="http://schemas.openxmlformats.org/officeDocument/2006/relationships" xmlns:w14="http://schemas.microsoft.com/office/word/2010/wordml">
+              <w:rPr>
+                <w:rFonts w:ascii="DejaVu Sans" w:hAnsi="DejaVu Sans" w:eastAsia="DejaVu Sans" w:cs="DejaVu Sans"/>
+                <w:i w:val="false"/>
+                <w:b w:val="false"/>
+                <w:u w:val="none"/>
+                <w:strike w:val="false"/>
+                <w:sz w:val="22"/>
+                <w:szCs w:val="22"/>
+                <w:color w:val="000000"/>
+              </w:rPr>
+              <w:t xml:space="preserve">AIC</w:t>
+            </w:r>
+          </w:p>
+        </w:tc>
+        <w:tc>
+          <w:tcPr>
+            <w:tcBorders>
+              <w:bottom w:val="none" w:sz="0" w:space="0" w:color="000000"/>
+              <w:top w:val="none" w:sz="0" w:space="0" w:color="000000"/>
+              <w:left w:val="none" w:sz="0" w:space="0" w:color="000000"/>
+              <w:right w:val="none" w:sz="0" w:space="0" w:color="000000"/>
+            </w:tcBorders>
+            <w:shd w:val="clear" w:color="auto" w:fill="FFFFFF"/>
+            <w:tcMar>
+              <w:top w:w="0" w:type="dxa"/>
+              <w:bottom w:w="0" w:type="dxa"/>
+              <w:left w:w="0" w:type="dxa"/>
+              <w:right w:w="0" w:type="dxa"/>
+            </w:tcMar>
+            <w:vAlign w:val="center"/>
+          </w:tcPr>
+          <w:p>
+            <w:pPr>
+              <w:jc w:val="center"/>
+              <w:pBdr>
+                <w:bottom w:val="none" w:sz="0" w:space="0" w:color="000000"/>
+                <w:top w:val="none" w:sz="0" w:space="0" w:color="000000"/>
+                <w:left w:val="none" w:sz="0" w:space="0" w:color="000000"/>
+                <w:right w:val="none" w:sz="0" w:space="0" w:color="000000"/>
+              </w:pBdr>
+              <w:spacing w:after="100" w:before="100" w:line="240"/>
+              <w:ind w:left="100" w:right="100" w:firstLine="0" w:firstLineChars="0"/>
+              <w:rPr>
+                <w:rFonts w:ascii="DejaVu Sans" w:hAnsi="DejaVu Sans" w:eastAsia="DejaVu Sans" w:cs="DejaVu Sans"/>
+                <w:i w:val="false"/>
+                <w:b w:val="false"/>
+                <w:u w:val="none"/>
+                <w:strike w:val="false"/>
+                <w:sz w:val="22"/>
+                <w:szCs w:val="22"/>
+                <w:color w:val="000000"/>
+              </w:rPr>
+            </w:pPr>
+            <w:r xmlns:w="http://schemas.openxmlformats.org/wordprocessingml/2006/main" xmlns:wp="http://schemas.openxmlformats.org/drawingml/2006/wordprocessingDrawing" xmlns:r="http://schemas.openxmlformats.org/officeDocument/2006/relationships" xmlns:w14="http://schemas.microsoft.com/office/word/2010/wordml">
+              <w:rPr>
+                <w:rFonts w:ascii="DejaVu Sans" w:hAnsi="DejaVu Sans" w:eastAsia="DejaVu Sans" w:cs="DejaVu Sans"/>
+                <w:i w:val="false"/>
+                <w:b w:val="false"/>
+                <w:u w:val="none"/>
+                <w:strike w:val="false"/>
+                <w:sz w:val="22"/>
+                <w:szCs w:val="22"/>
+                <w:color w:val="000000"/>
+              </w:rPr>
+              <w:t xml:space="preserve">42623.0</w:t>
+            </w:r>
+          </w:p>
+        </w:tc>
+        <w:tc>
+          <w:tcPr>
+            <w:tcBorders>
+              <w:bottom w:val="none" w:sz="0" w:space="0" w:color="000000"/>
+              <w:top w:val="none" w:sz="0" w:space="0" w:color="000000"/>
+              <w:left w:val="none" w:sz="0" w:space="0" w:color="000000"/>
+              <w:right w:val="none" w:sz="0" w:space="0" w:color="000000"/>
+            </w:tcBorders>
+            <w:shd w:val="clear" w:color="auto" w:fill="FFFFFF"/>
+            <w:tcMar>
+              <w:top w:w="0" w:type="dxa"/>
+              <w:bottom w:w="0" w:type="dxa"/>
+              <w:left w:w="0" w:type="dxa"/>
+              <w:right w:w="0" w:type="dxa"/>
+            </w:tcMar>
+            <w:vAlign w:val="center"/>
+          </w:tcPr>
+          <w:p>
+            <w:pPr>
+              <w:jc w:val="center"/>
+              <w:pBdr>
+                <w:bottom w:val="none" w:sz="0" w:space="0" w:color="000000"/>
+                <w:top w:val="none" w:sz="0" w:space="0" w:color="000000"/>
+                <w:left w:val="none" w:sz="0" w:space="0" w:color="000000"/>
+                <w:right w:val="none" w:sz="0" w:space="0" w:color="000000"/>
+              </w:pBdr>
+              <w:spacing w:after="100" w:before="100" w:line="240"/>
+              <w:ind w:left="100" w:right="100" w:firstLine="0" w:firstLineChars="0"/>
+              <w:rPr>
+                <w:rFonts w:ascii="DejaVu Sans" w:hAnsi="DejaVu Sans" w:eastAsia="DejaVu Sans" w:cs="DejaVu Sans"/>
+                <w:i w:val="false"/>
+                <w:b w:val="false"/>
+                <w:u w:val="none"/>
+                <w:strike w:val="false"/>
+                <w:sz w:val="22"/>
+                <w:szCs w:val="22"/>
+                <w:color w:val="000000"/>
+              </w:rPr>
+            </w:pPr>
+            <w:r xmlns:w="http://schemas.openxmlformats.org/wordprocessingml/2006/main" xmlns:wp="http://schemas.openxmlformats.org/drawingml/2006/wordprocessingDrawing" xmlns:r="http://schemas.openxmlformats.org/officeDocument/2006/relationships" xmlns:w14="http://schemas.microsoft.com/office/word/2010/wordml">
+              <w:rPr>
+                <w:rFonts w:ascii="DejaVu Sans" w:hAnsi="DejaVu Sans" w:eastAsia="DejaVu Sans" w:cs="DejaVu Sans"/>
+                <w:i w:val="false"/>
+                <w:b w:val="false"/>
+                <w:u w:val="none"/>
+                <w:strike w:val="false"/>
+                <w:sz w:val="22"/>
+                <w:szCs w:val="22"/>
+                <w:color w:val="000000"/>
+              </w:rPr>
+              <w:t xml:space="preserve">36421.0</w:t>
+            </w:r>
+          </w:p>
+        </w:tc>
+        <w:tc>
+          <w:tcPr>
+            <w:tcBorders>
+              <w:bottom w:val="none" w:sz="0" w:space="0" w:color="000000"/>
+              <w:top w:val="none" w:sz="0" w:space="0" w:color="000000"/>
+              <w:left w:val="none" w:sz="0" w:space="0" w:color="000000"/>
+              <w:right w:val="none" w:sz="0" w:space="0" w:color="000000"/>
+            </w:tcBorders>
+            <w:shd w:val="clear" w:color="auto" w:fill="FFFFFF"/>
+            <w:tcMar>
+              <w:top w:w="0" w:type="dxa"/>
+              <w:bottom w:w="0" w:type="dxa"/>
+              <w:left w:w="0" w:type="dxa"/>
+              <w:right w:w="0" w:type="dxa"/>
+            </w:tcMar>
+            <w:vAlign w:val="center"/>
+          </w:tcPr>
+          <w:p>
+            <w:pPr>
+              <w:jc w:val="center"/>
+              <w:pBdr>
+                <w:bottom w:val="none" w:sz="0" w:space="0" w:color="000000"/>
+                <w:top w:val="none" w:sz="0" w:space="0" w:color="000000"/>
+                <w:left w:val="none" w:sz="0" w:space="0" w:color="000000"/>
+                <w:right w:val="none" w:sz="0" w:space="0" w:color="000000"/>
+              </w:pBdr>
+              <w:spacing w:after="100" w:before="100" w:line="240"/>
+              <w:ind w:left="100" w:right="100" w:firstLine="0" w:firstLineChars="0"/>
+              <w:rPr>
+                <w:rFonts w:ascii="DejaVu Sans" w:hAnsi="DejaVu Sans" w:eastAsia="DejaVu Sans" w:cs="DejaVu Sans"/>
+                <w:i w:val="false"/>
+                <w:b w:val="false"/>
+                <w:u w:val="none"/>
+                <w:strike w:val="false"/>
+                <w:sz w:val="22"/>
+                <w:szCs w:val="22"/>
+                <w:color w:val="000000"/>
+              </w:rPr>
+            </w:pPr>
+            <w:r xmlns:w="http://schemas.openxmlformats.org/wordprocessingml/2006/main" xmlns:wp="http://schemas.openxmlformats.org/drawingml/2006/wordprocessingDrawing" xmlns:r="http://schemas.openxmlformats.org/officeDocument/2006/relationships" xmlns:w14="http://schemas.microsoft.com/office/word/2010/wordml">
+              <w:rPr>
+                <w:rFonts w:ascii="DejaVu Sans" w:hAnsi="DejaVu Sans" w:eastAsia="DejaVu Sans" w:cs="DejaVu Sans"/>
+                <w:i w:val="false"/>
+                <w:b w:val="false"/>
+                <w:u w:val="none"/>
+                <w:strike w:val="false"/>
+                <w:sz w:val="22"/>
+                <w:szCs w:val="22"/>
+                <w:color w:val="000000"/>
+              </w:rPr>
+              <w:t xml:space="preserve">36079.3</w:t>
+            </w:r>
+          </w:p>
+        </w:tc>
+        <w:tc>
+          <w:tcPr>
+            <w:tcBorders>
+              <w:bottom w:val="none" w:sz="0" w:space="0" w:color="000000"/>
+              <w:top w:val="none" w:sz="0" w:space="0" w:color="000000"/>
+              <w:left w:val="none" w:sz="0" w:space="0" w:color="000000"/>
+              <w:right w:val="none" w:sz="0" w:space="0" w:color="000000"/>
+            </w:tcBorders>
+            <w:shd w:val="clear" w:color="auto" w:fill="FFFFFF"/>
+            <w:tcMar>
+              <w:top w:w="0" w:type="dxa"/>
+              <w:bottom w:w="0" w:type="dxa"/>
+              <w:left w:w="0" w:type="dxa"/>
+              <w:right w:w="0" w:type="dxa"/>
+            </w:tcMar>
+            <w:vAlign w:val="center"/>
+          </w:tcPr>
+          <w:p>
+            <w:pPr>
+              <w:jc w:val="center"/>
+              <w:pBdr>
+                <w:bottom w:val="none" w:sz="0" w:space="0" w:color="000000"/>
+                <w:top w:val="none" w:sz="0" w:space="0" w:color="000000"/>
+                <w:left w:val="none" w:sz="0" w:space="0" w:color="000000"/>
+                <w:right w:val="none" w:sz="0" w:space="0" w:color="000000"/>
+              </w:pBdr>
+              <w:spacing w:after="100" w:before="100" w:line="240"/>
+              <w:ind w:left="100" w:right="100" w:firstLine="0" w:firstLineChars="0"/>
+              <w:rPr>
+                <w:rFonts w:ascii="DejaVu Sans" w:hAnsi="DejaVu Sans" w:eastAsia="DejaVu Sans" w:cs="DejaVu Sans"/>
+                <w:i w:val="false"/>
+                <w:b w:val="false"/>
+                <w:u w:val="none"/>
+                <w:strike w:val="false"/>
+                <w:sz w:val="22"/>
+                <w:szCs w:val="22"/>
+                <w:color w:val="000000"/>
+              </w:rPr>
+            </w:pPr>
+            <w:r xmlns:w="http://schemas.openxmlformats.org/wordprocessingml/2006/main" xmlns:wp="http://schemas.openxmlformats.org/drawingml/2006/wordprocessingDrawing" xmlns:r="http://schemas.openxmlformats.org/officeDocument/2006/relationships" xmlns:w14="http://schemas.microsoft.com/office/word/2010/wordml">
+              <w:rPr>
+                <w:rFonts w:ascii="DejaVu Sans" w:hAnsi="DejaVu Sans" w:eastAsia="DejaVu Sans" w:cs="DejaVu Sans"/>
+                <w:i w:val="false"/>
+                <w:b w:val="false"/>
+                <w:u w:val="none"/>
+                <w:strike w:val="false"/>
+                <w:sz w:val="22"/>
+                <w:szCs w:val="22"/>
+                <w:color w:val="000000"/>
+              </w:rPr>
+              <w:t xml:space="preserve">35449.8</w:t>
+            </w:r>
+          </w:p>
+        </w:tc>
+      </w:tr>
+      <w:tr>
+        <w:trPr>
+          <w:trHeight w:val="360" w:hRule="auto"/>
+        </w:trPr>
+        body21
         <w:tc>
           <w:tcPr>
             <w:tcBorders>
@@ -10095,7 +10869,7 @@
           </w:tcPr>
           <w:p>
             <w:pPr>
-              <w:jc w:val="center"/>
+              <w:jc w:val="left"/>
               <w:pBdr>
                 <w:bottom w:val="none" w:sz="0" w:space="0" w:color="000000"/>
                 <w:top w:val="none" w:sz="0" w:space="0" w:color="000000"/>
@@ -10126,7 +10900,7 @@
                 <w:szCs w:val="22"/>
                 <w:color w:val="000000"/>
               </w:rPr>
-              <w:t xml:space="preserve"/>
+              <w:t xml:space="preserve">BIC</w:t>
             </w:r>
           </w:p>
         </w:tc>
@@ -10180,7 +10954,7 @@
                 <w:szCs w:val="22"/>
                 <w:color w:val="000000"/>
               </w:rPr>
-              <w:t xml:space="preserve"/>
+              <w:t xml:space="preserve">42640.0</w:t>
             </w:r>
           </w:p>
         </w:tc>
@@ -10234,7 +11008,7 @@
                 <w:szCs w:val="22"/>
                 <w:color w:val="000000"/>
               </w:rPr>
-              <w:t xml:space="preserve"/>
+              <w:t xml:space="preserve">36480.5</w:t>
             </w:r>
           </w:p>
         </w:tc>
@@ -10288,7 +11062,61 @@
                 <w:szCs w:val="22"/>
                 <w:color w:val="000000"/>
               </w:rPr>
-              <w:t xml:space="preserve">(0.028)</w:t>
+              <w:t xml:space="preserve">36155.8</w:t>
+            </w:r>
+          </w:p>
+        </w:tc>
+        <w:tc>
+          <w:tcPr>
+            <w:tcBorders>
+              <w:bottom w:val="single" w:sz="12" w:space="0" w:color="666666"/>
+              <w:top w:val="none" w:sz="0" w:space="0" w:color="000000"/>
+              <w:left w:val="none" w:sz="0" w:space="0" w:color="000000"/>
+              <w:right w:val="none" w:sz="0" w:space="0" w:color="000000"/>
+            </w:tcBorders>
+            <w:shd w:val="clear" w:color="auto" w:fill="FFFFFF"/>
+            <w:tcMar>
+              <w:top w:w="0" w:type="dxa"/>
+              <w:bottom w:w="0" w:type="dxa"/>
+              <w:left w:w="0" w:type="dxa"/>
+              <w:right w:w="0" w:type="dxa"/>
+            </w:tcMar>
+            <w:vAlign w:val="center"/>
+          </w:tcPr>
+          <w:p>
+            <w:pPr>
+              <w:jc w:val="center"/>
+              <w:pBdr>
+                <w:bottom w:val="none" w:sz="0" w:space="0" w:color="000000"/>
+                <w:top w:val="none" w:sz="0" w:space="0" w:color="000000"/>
+                <w:left w:val="none" w:sz="0" w:space="0" w:color="000000"/>
+                <w:right w:val="none" w:sz="0" w:space="0" w:color="000000"/>
+              </w:pBdr>
+              <w:spacing w:after="100" w:before="100" w:line="240"/>
+              <w:ind w:left="100" w:right="100" w:firstLine="0" w:firstLineChars="0"/>
+              <w:rPr>
+                <w:rFonts w:ascii="DejaVu Sans" w:hAnsi="DejaVu Sans" w:eastAsia="DejaVu Sans" w:cs="DejaVu Sans"/>
+                <w:i w:val="false"/>
+                <w:b w:val="false"/>
+                <w:u w:val="none"/>
+                <w:strike w:val="false"/>
+                <w:sz w:val="22"/>
+                <w:szCs w:val="22"/>
+                <w:color w:val="000000"/>
+              </w:rPr>
+            </w:pPr>
+            <w:r xmlns:w="http://schemas.openxmlformats.org/wordprocessingml/2006/main" xmlns:wp="http://schemas.openxmlformats.org/drawingml/2006/wordprocessingDrawing" xmlns:r="http://schemas.openxmlformats.org/officeDocument/2006/relationships" xmlns:w14="http://schemas.microsoft.com/office/word/2010/wordml">
+              <w:rPr>
+                <w:rFonts w:ascii="DejaVu Sans" w:hAnsi="DejaVu Sans" w:eastAsia="DejaVu Sans" w:cs="DejaVu Sans"/>
+                <w:i w:val="false"/>
+                <w:b w:val="false"/>
+                <w:u w:val="none"/>
+                <w:strike w:val="false"/>
+                <w:sz w:val="22"/>
+                <w:szCs w:val="22"/>
+                <w:color w:val="000000"/>
+              </w:rPr>
+              <w:t xml:space="preserve">35534.8</w:t>
             </w:r>
           </w:p>
         </w:tc>

--- a/OtroManuscrito.docx
+++ b/OtroManuscrito.docx
@@ -3303,7 +3303,7 @@
     <w:bookmarkEnd w:id="35"/>
     <w:bookmarkEnd w:id="36"/>
     <w:bookmarkEnd w:id="37"/>
-    <w:bookmarkStart w:id="140" w:name="results"/>
+    <w:bookmarkStart w:id="48" w:name="results"/>
     <w:p>
       <w:pPr>
         <w:pStyle w:val="Heading1"/>
@@ -5018,7 +5018,7 @@
       </w:r>
     </w:p>
     <w:bookmarkEnd w:id="46"/>
-    <w:bookmarkStart w:id="139" w:name="inferential-network-analyses"/>
+    <w:bookmarkStart w:id="47" w:name="inferential-network-analyses"/>
     <w:p>
       <w:pPr>
         <w:pStyle w:val="Heading2"/>
@@ -11122,8 +11122,35 @@
         </w:tc>
       </w:tr>
     </w:tbl>
-    <w:bookmarkStart w:id="138" w:name="refs"/>
-    <w:bookmarkStart w:id="48" w:name="ref-Aguillo2008"/>
+    <w:p>
+      <w:pPr>
+        <w:pStyle w:val="BodyText"/>
+      </w:pPr>
+      <w:r>
+        <w:t xml:space="preserve">Results from Model 1 confirm our hypothesis of a negative and statistically significant effect for the network density term, indicating that observed connections between basic skills and programs occur much less frequently than would be expected by chance. Model 1 also demonstrates that brochure length acts as a significant confounding factor, positively associated with the inclusion of basic skills in program descriptions. Model 2 supports our expectation regarding the role of popular skills in forming ties with program brochures. Scientific reasoning (science) emerged as the most prominent skill, with a positive and statistically significant coefficient, confirming that it is consistently targeted across national academic offerings and ranks above all other skills. Model 2 also confirms the hierarchical order of importance among the remaining skills, with speaking ranking second, followed by reading comprehension, active listening, and learning strategies. Model 3 corroborates these findings and indicates that master’s and doctoral programs play a significant role in forming ties with basic skills, with estimates exceeding those for brochure length but remaining below those for the most popular skills. As in the previous two models, the estimate for the density term remains negative, increasing slightly. Finally, Model 4 corroborates our expectations regarding the role of OECD membership, with its statistical estimate slightly exceeding those for master’s and doctoral programs but remaining below the estimates for popular skills. Taken together, the results across all models reveal a consistent pattern linking basic skills with postgraduate programs. Scientific reasoning (science) stands out as the most targeted skill in the academic offerings of sampled countries, complemented by oral communication (speaking), reading comprehension, active listening, and learning strategies.</w:t>
+      </w:r>
+    </w:p>
+    <w:bookmarkEnd w:id="47"/>
+    <w:bookmarkEnd w:id="48"/>
+    <w:bookmarkStart w:id="141" w:name="discussion-and-conclusion"/>
+    <w:p>
+      <w:pPr>
+        <w:pStyle w:val="Heading1"/>
+      </w:pPr>
+      <w:r>
+        <w:t xml:space="preserve">Discussion and conclusion</w:t>
+      </w:r>
+    </w:p>
+    <w:p>
+      <w:pPr>
+        <w:pStyle w:val="FirstParagraph"/>
+      </w:pPr>
+      <w:r>
+        <w:t xml:space="preserve">The relevance of basic skills in higher education is well established for several reasons. Not only they are foundational capacities that facilitate learning and accelerate knowledge acquisition, but they provide the structural basis for developing more specialized competencies across diverse domains and jobs. Our goal in this case study was to analyze the emphasis on basic skills in 3,155 postgraduate programs from 481 universities across nine Latin American nations. The importance of basic skills in higher education Even though basic skills have been studied from different conceptual perspectives and methodological frameworks, our case study provides several contributions by addressing three research questions.</w:t>
+      </w:r>
+    </w:p>
+    <w:bookmarkStart w:id="140" w:name="refs"/>
+    <w:bookmarkStart w:id="50" w:name="ref-Aguillo2008"/>
     <w:p>
       <w:pPr>
         <w:pStyle w:val="Bibliography"/>
@@ -11169,7 +11196,7 @@
       <w:r>
         <w:t xml:space="preserve"> </w:t>
       </w:r>
-      <w:hyperlink r:id="rId47">
+      <w:hyperlink r:id="rId49">
         <w:r>
           <w:rPr>
             <w:rStyle w:val="Hyperlink"/>
@@ -11178,8 +11205,8 @@
         </w:r>
       </w:hyperlink>
     </w:p>
-    <w:bookmarkEnd w:id="48"/>
-    <w:bookmarkStart w:id="50" w:name="ref-alabdulkareem2018"/>
+    <w:bookmarkEnd w:id="50"/>
+    <w:bookmarkStart w:id="52" w:name="ref-alabdulkareem2018"/>
     <w:p>
       <w:pPr>
         <w:pStyle w:val="Bibliography"/>
@@ -11216,7 +11243,7 @@
       <w:r>
         <w:t xml:space="preserve"> </w:t>
       </w:r>
-      <w:hyperlink r:id="rId49">
+      <w:hyperlink r:id="rId51">
         <w:r>
           <w:rPr>
             <w:rStyle w:val="Hyperlink"/>
@@ -11225,8 +11252,8 @@
         </w:r>
       </w:hyperlink>
     </w:p>
-    <w:bookmarkEnd w:id="50"/>
-    <w:bookmarkStart w:id="52" w:name="ref-Amaral2002"/>
+    <w:bookmarkEnd w:id="52"/>
+    <w:bookmarkStart w:id="54" w:name="ref-Amaral2002"/>
     <w:p>
       <w:pPr>
         <w:pStyle w:val="Bibliography"/>
@@ -11253,7 +11280,7 @@
       <w:r>
         <w:t xml:space="preserve"> </w:t>
       </w:r>
-      <w:hyperlink r:id="rId51">
+      <w:hyperlink r:id="rId53">
         <w:r>
           <w:rPr>
             <w:rStyle w:val="Hyperlink"/>
@@ -11262,8 +11289,8 @@
         </w:r>
       </w:hyperlink>
     </w:p>
-    <w:bookmarkEnd w:id="52"/>
-    <w:bookmarkStart w:id="54" w:name="ref-Aufiero2024"/>
+    <w:bookmarkEnd w:id="54"/>
+    <w:bookmarkStart w:id="56" w:name="ref-Aufiero2024"/>
     <w:p>
       <w:pPr>
         <w:pStyle w:val="Bibliography"/>
@@ -11300,7 +11327,7 @@
       <w:r>
         <w:t xml:space="preserve"> </w:t>
       </w:r>
-      <w:hyperlink r:id="rId53">
+      <w:hyperlink r:id="rId55">
         <w:r>
           <w:rPr>
             <w:rStyle w:val="Hyperlink"/>
@@ -11309,8 +11336,8 @@
         </w:r>
       </w:hyperlink>
     </w:p>
-    <w:bookmarkEnd w:id="54"/>
-    <w:bookmarkStart w:id="56" w:name="ref-Benoit2018"/>
+    <w:bookmarkEnd w:id="56"/>
+    <w:bookmarkStart w:id="58" w:name="ref-Benoit2018"/>
     <w:p>
       <w:pPr>
         <w:pStyle w:val="Bibliography"/>
@@ -11356,7 +11383,7 @@
       <w:r>
         <w:t xml:space="preserve"> </w:t>
       </w:r>
-      <w:hyperlink r:id="rId55">
+      <w:hyperlink r:id="rId57">
         <w:r>
           <w:rPr>
             <w:rStyle w:val="Hyperlink"/>
@@ -11365,8 +11392,8 @@
         </w:r>
       </w:hyperlink>
     </w:p>
-    <w:bookmarkEnd w:id="56"/>
-    <w:bookmarkStart w:id="57" w:name="ref-Borgatti1997"/>
+    <w:bookmarkEnd w:id="58"/>
+    <w:bookmarkStart w:id="59" w:name="ref-Borgatti1997"/>
     <w:p>
       <w:pPr>
         <w:pStyle w:val="Bibliography"/>
@@ -11401,8 +11428,8 @@
         <w:t xml:space="preserve">, 243–269.</w:t>
       </w:r>
     </w:p>
-    <w:bookmarkEnd w:id="57"/>
-    <w:bookmarkStart w:id="59" w:name="ref-Borner2018"/>
+    <w:bookmarkEnd w:id="59"/>
+    <w:bookmarkStart w:id="61" w:name="ref-Borner2018"/>
     <w:p>
       <w:pPr>
         <w:pStyle w:val="Bibliography"/>
@@ -11439,7 +11466,7 @@
       <w:r>
         <w:t xml:space="preserve"> </w:t>
       </w:r>
-      <w:hyperlink r:id="rId58">
+      <w:hyperlink r:id="rId60">
         <w:r>
           <w:rPr>
             <w:rStyle w:val="Hyperlink"/>
@@ -11448,8 +11475,8 @@
         </w:r>
       </w:hyperlink>
     </w:p>
-    <w:bookmarkEnd w:id="59"/>
-    <w:bookmarkStart w:id="61" w:name="ref-Boshkoska2025"/>
+    <w:bookmarkEnd w:id="61"/>
+    <w:bookmarkStart w:id="63" w:name="ref-Boshkoska2025"/>
     <w:p>
       <w:pPr>
         <w:pStyle w:val="Bibliography"/>
@@ -11486,7 +11513,7 @@
       <w:r>
         <w:t xml:space="preserve"> </w:t>
       </w:r>
-      <w:hyperlink r:id="rId60">
+      <w:hyperlink r:id="rId62">
         <w:r>
           <w:rPr>
             <w:rStyle w:val="Hyperlink"/>
@@ -11495,8 +11522,8 @@
         </w:r>
       </w:hyperlink>
     </w:p>
-    <w:bookmarkEnd w:id="61"/>
-    <w:bookmarkStart w:id="63" w:name="ref-Butts2008"/>
+    <w:bookmarkEnd w:id="63"/>
+    <w:bookmarkStart w:id="65" w:name="ref-Butts2008"/>
     <w:p>
       <w:pPr>
         <w:pStyle w:val="Bibliography"/>
@@ -11542,7 +11569,7 @@
       <w:r>
         <w:t xml:space="preserve"> </w:t>
       </w:r>
-      <w:hyperlink r:id="rId62">
+      <w:hyperlink r:id="rId64">
         <w:r>
           <w:rPr>
             <w:rStyle w:val="Hyperlink"/>
@@ -11551,8 +11578,8 @@
         </w:r>
       </w:hyperlink>
     </w:p>
-    <w:bookmarkEnd w:id="63"/>
-    <w:bookmarkStart w:id="64" w:name="ref-Cramer2018"/>
+    <w:bookmarkEnd w:id="65"/>
+    <w:bookmarkStart w:id="66" w:name="ref-Cramer2018"/>
     <w:p>
       <w:pPr>
         <w:pStyle w:val="Bibliography"/>
@@ -11574,8 +11601,8 @@
         <w:t xml:space="preserve">. Springer.</w:t>
       </w:r>
     </w:p>
-    <w:bookmarkEnd w:id="64"/>
-    <w:bookmarkStart w:id="65" w:name="ref-Cranmer2021"/>
+    <w:bookmarkEnd w:id="66"/>
+    <w:bookmarkStart w:id="67" w:name="ref-Cranmer2021"/>
     <w:p>
       <w:pPr>
         <w:pStyle w:val="Bibliography"/>
@@ -11597,8 +11624,8 @@
         <w:t xml:space="preserve">. Cambridge University Press.</w:t>
       </w:r>
     </w:p>
-    <w:bookmarkEnd w:id="65"/>
-    <w:bookmarkStart w:id="66" w:name="ref-Csardi2006"/>
+    <w:bookmarkEnd w:id="67"/>
+    <w:bookmarkStart w:id="68" w:name="ref-Csardi2006"/>
     <w:p>
       <w:pPr>
         <w:pStyle w:val="Bibliography"/>
@@ -11642,8 +11669,8 @@
         <w:t xml:space="preserve">, 1–9.</w:t>
       </w:r>
     </w:p>
-    <w:bookmarkEnd w:id="66"/>
-    <w:bookmarkStart w:id="68" w:name="ref-Dakduk2025"/>
+    <w:bookmarkEnd w:id="68"/>
+    <w:bookmarkStart w:id="70" w:name="ref-Dakduk2025"/>
     <w:p>
       <w:pPr>
         <w:pStyle w:val="Bibliography"/>
@@ -11680,7 +11707,7 @@
       <w:r>
         <w:t xml:space="preserve"> </w:t>
       </w:r>
-      <w:hyperlink r:id="rId67">
+      <w:hyperlink r:id="rId69">
         <w:r>
           <w:rPr>
             <w:rStyle w:val="Hyperlink"/>
@@ -11689,8 +11716,8 @@
         </w:r>
       </w:hyperlink>
     </w:p>
-    <w:bookmarkEnd w:id="68"/>
-    <w:bookmarkStart w:id="70" w:name="ref-Delosrios2021"/>
+    <w:bookmarkEnd w:id="70"/>
+    <w:bookmarkStart w:id="72" w:name="ref-Delosrios2021"/>
     <w:p>
       <w:pPr>
         <w:pStyle w:val="Bibliography"/>
@@ -11727,7 +11754,7 @@
       <w:r>
         <w:t xml:space="preserve"> </w:t>
       </w:r>
-      <w:hyperlink r:id="rId69">
+      <w:hyperlink r:id="rId71">
         <w:r>
           <w:rPr>
             <w:rStyle w:val="Hyperlink"/>
@@ -11736,8 +11763,8 @@
         </w:r>
       </w:hyperlink>
     </w:p>
-    <w:bookmarkEnd w:id="70"/>
-    <w:bookmarkStart w:id="72" w:name="ref-echeverria2022"/>
+    <w:bookmarkEnd w:id="72"/>
+    <w:bookmarkStart w:id="74" w:name="ref-echeverria2022"/>
     <w:p>
       <w:pPr>
         <w:pStyle w:val="Bibliography"/>
@@ -11783,7 +11810,7 @@
       <w:r>
         <w:t xml:space="preserve"> </w:t>
       </w:r>
-      <w:hyperlink r:id="rId71">
+      <w:hyperlink r:id="rId73">
         <w:r>
           <w:rPr>
             <w:rStyle w:val="Hyperlink"/>
@@ -11792,8 +11819,8 @@
         </w:r>
       </w:hyperlink>
     </w:p>
-    <w:bookmarkEnd w:id="72"/>
-    <w:bookmarkStart w:id="74" w:name="ref-Essien2024"/>
+    <w:bookmarkEnd w:id="74"/>
+    <w:bookmarkStart w:id="76" w:name="ref-Essien2024"/>
     <w:p>
       <w:pPr>
         <w:pStyle w:val="Bibliography"/>
@@ -11839,7 +11866,7 @@
       <w:r>
         <w:t xml:space="preserve"> </w:t>
       </w:r>
-      <w:hyperlink r:id="rId73">
+      <w:hyperlink r:id="rId75">
         <w:r>
           <w:rPr>
             <w:rStyle w:val="Hyperlink"/>
@@ -11848,8 +11875,8 @@
         </w:r>
       </w:hyperlink>
     </w:p>
-    <w:bookmarkEnd w:id="74"/>
-    <w:bookmarkStart w:id="76" w:name="ref-Extance2023"/>
+    <w:bookmarkEnd w:id="76"/>
+    <w:bookmarkStart w:id="78" w:name="ref-Extance2023"/>
     <w:p>
       <w:pPr>
         <w:pStyle w:val="Bibliography"/>
@@ -11895,7 +11922,7 @@
       <w:r>
         <w:t xml:space="preserve"> </w:t>
       </w:r>
-      <w:hyperlink r:id="rId75">
+      <w:hyperlink r:id="rId77">
         <w:r>
           <w:rPr>
             <w:rStyle w:val="Hyperlink"/>
@@ -11904,8 +11931,8 @@
         </w:r>
       </w:hyperlink>
     </w:p>
-    <w:bookmarkEnd w:id="76"/>
-    <w:bookmarkStart w:id="78" w:name="ref-Fisher2025"/>
+    <w:bookmarkEnd w:id="78"/>
+    <w:bookmarkStart w:id="80" w:name="ref-Fisher2025"/>
     <w:p>
       <w:pPr>
         <w:pStyle w:val="Bibliography"/>
@@ -11942,7 +11969,7 @@
       <w:r>
         <w:t xml:space="preserve"> </w:t>
       </w:r>
-      <w:hyperlink r:id="rId77">
+      <w:hyperlink r:id="rId79">
         <w:r>
           <w:rPr>
             <w:rStyle w:val="Hyperlink"/>
@@ -11951,8 +11978,8 @@
         </w:r>
       </w:hyperlink>
     </w:p>
-    <w:bookmarkEnd w:id="78"/>
-    <w:bookmarkStart w:id="79" w:name="ref-Fuller2022"/>
+    <w:bookmarkEnd w:id="80"/>
+    <w:bookmarkStart w:id="81" w:name="ref-Fuller2022"/>
     <w:p>
       <w:pPr>
         <w:pStyle w:val="Bibliography"/>
@@ -11996,8 +12023,8 @@
         <w:t xml:space="preserve">, 1–6.</w:t>
       </w:r>
     </w:p>
-    <w:bookmarkEnd w:id="79"/>
-    <w:bookmarkStart w:id="81" w:name="ref-Gadar2018"/>
+    <w:bookmarkEnd w:id="81"/>
+    <w:bookmarkStart w:id="83" w:name="ref-Gadar2018"/>
     <w:p>
       <w:pPr>
         <w:pStyle w:val="Bibliography"/>
@@ -12034,7 +12061,7 @@
       <w:r>
         <w:t xml:space="preserve"> </w:t>
       </w:r>
-      <w:hyperlink r:id="rId80">
+      <w:hyperlink r:id="rId82">
         <w:r>
           <w:rPr>
             <w:rStyle w:val="Hyperlink"/>
@@ -12043,8 +12070,8 @@
         </w:r>
       </w:hyperlink>
     </w:p>
-    <w:bookmarkEnd w:id="81"/>
-    <w:bookmarkStart w:id="83" w:name="ref-garcia-chitiva2024"/>
+    <w:bookmarkEnd w:id="83"/>
+    <w:bookmarkStart w:id="85" w:name="ref-garcia-chitiva2024"/>
     <w:p>
       <w:pPr>
         <w:pStyle w:val="Bibliography"/>
@@ -12081,7 +12108,7 @@
       <w:r>
         <w:t xml:space="preserve"> </w:t>
       </w:r>
-      <w:hyperlink r:id="rId82">
+      <w:hyperlink r:id="rId84">
         <w:r>
           <w:rPr>
             <w:rStyle w:val="Hyperlink"/>
@@ -12090,8 +12117,8 @@
         </w:r>
       </w:hyperlink>
     </w:p>
-    <w:bookmarkEnd w:id="83"/>
-    <w:bookmarkStart w:id="84" w:name="ref-Garciachitiva2024"/>
+    <w:bookmarkEnd w:id="85"/>
+    <w:bookmarkStart w:id="86" w:name="ref-Garciachitiva2024"/>
     <w:p>
       <w:pPr>
         <w:pStyle w:val="Bibliography"/>
@@ -12128,7 +12155,7 @@
       <w:r>
         <w:t xml:space="preserve"> </w:t>
       </w:r>
-      <w:hyperlink r:id="rId82">
+      <w:hyperlink r:id="rId84">
         <w:r>
           <w:rPr>
             <w:rStyle w:val="Hyperlink"/>
@@ -12137,8 +12164,8 @@
         </w:r>
       </w:hyperlink>
     </w:p>
-    <w:bookmarkEnd w:id="84"/>
-    <w:bookmarkStart w:id="86" w:name="ref-Garcia-Chitiva2025"/>
+    <w:bookmarkEnd w:id="86"/>
+    <w:bookmarkStart w:id="88" w:name="ref-Garcia-Chitiva2025"/>
     <w:p>
       <w:pPr>
         <w:pStyle w:val="Bibliography"/>
@@ -12175,7 +12202,7 @@
       <w:r>
         <w:t xml:space="preserve"> </w:t>
       </w:r>
-      <w:hyperlink r:id="rId85">
+      <w:hyperlink r:id="rId87">
         <w:r>
           <w:rPr>
             <w:rStyle w:val="Hyperlink"/>
@@ -12184,8 +12211,8 @@
         </w:r>
       </w:hyperlink>
     </w:p>
-    <w:bookmarkEnd w:id="86"/>
-    <w:bookmarkStart w:id="87" w:name="ref-Gera2018"/>
+    <w:bookmarkEnd w:id="88"/>
+    <w:bookmarkStart w:id="89" w:name="ref-Gera2018"/>
     <w:p>
       <w:pPr>
         <w:pStyle w:val="Bibliography"/>
@@ -12219,8 +12246,8 @@
         <w:t xml:space="preserve">(pp. 23–44). Springer.</w:t>
       </w:r>
     </w:p>
-    <w:bookmarkEnd w:id="87"/>
-    <w:bookmarkStart w:id="89" w:name="ref-Guzman2013"/>
+    <w:bookmarkEnd w:id="89"/>
+    <w:bookmarkStart w:id="91" w:name="ref-Guzman2013"/>
     <w:p>
       <w:pPr>
         <w:pStyle w:val="Bibliography"/>
@@ -12257,7 +12284,7 @@
       <w:r>
         <w:t xml:space="preserve"> </w:t>
       </w:r>
-      <w:hyperlink r:id="rId88">
+      <w:hyperlink r:id="rId90">
         <w:r>
           <w:rPr>
             <w:rStyle w:val="Hyperlink"/>
@@ -12266,8 +12293,8 @@
         </w:r>
       </w:hyperlink>
     </w:p>
-    <w:bookmarkEnd w:id="89"/>
-    <w:bookmarkStart w:id="91" w:name="ref-Guzman2023"/>
+    <w:bookmarkEnd w:id="91"/>
+    <w:bookmarkStart w:id="93" w:name="ref-Guzman2023"/>
     <w:p>
       <w:pPr>
         <w:pStyle w:val="Bibliography"/>
@@ -12313,7 +12340,7 @@
       <w:r>
         <w:t xml:space="preserve"> </w:t>
       </w:r>
-      <w:hyperlink r:id="rId90">
+      <w:hyperlink r:id="rId92">
         <w:r>
           <w:rPr>
             <w:rStyle w:val="Hyperlink"/>
@@ -12322,8 +12349,8 @@
         </w:r>
       </w:hyperlink>
     </w:p>
-    <w:bookmarkEnd w:id="91"/>
-    <w:bookmarkStart w:id="93" w:name="ref-Hidalgo2009"/>
+    <w:bookmarkEnd w:id="93"/>
+    <w:bookmarkStart w:id="95" w:name="ref-Hidalgo2009"/>
     <w:p>
       <w:pPr>
         <w:pStyle w:val="Bibliography"/>
@@ -12360,7 +12387,7 @@
       <w:r>
         <w:t xml:space="preserve"> </w:t>
       </w:r>
-      <w:hyperlink r:id="rId92">
+      <w:hyperlink r:id="rId94">
         <w:r>
           <w:rPr>
             <w:rStyle w:val="Hyperlink"/>
@@ -12369,8 +12396,8 @@
         </w:r>
       </w:hyperlink>
     </w:p>
-    <w:bookmarkEnd w:id="93"/>
-    <w:bookmarkStart w:id="94" w:name="ref-Hite2001"/>
+    <w:bookmarkEnd w:id="95"/>
+    <w:bookmarkStart w:id="96" w:name="ref-Hite2001"/>
     <w:p>
       <w:pPr>
         <w:pStyle w:val="Bibliography"/>
@@ -12405,8 +12432,8 @@
         <w:t xml:space="preserve">(1), 26–55.</w:t>
       </w:r>
     </w:p>
-    <w:bookmarkEnd w:id="94"/>
-    <w:bookmarkStart w:id="96" w:name="ref-Javadian2024"/>
+    <w:bookmarkEnd w:id="96"/>
+    <w:bookmarkStart w:id="98" w:name="ref-Javadian2024"/>
     <w:p>
       <w:pPr>
         <w:pStyle w:val="Bibliography"/>
@@ -12443,7 +12470,7 @@
       <w:r>
         <w:t xml:space="preserve"> </w:t>
       </w:r>
-      <w:hyperlink r:id="rId95">
+      <w:hyperlink r:id="rId97">
         <w:r>
           <w:rPr>
             <w:rStyle w:val="Hyperlink"/>
@@ -12452,8 +12479,8 @@
         </w:r>
       </w:hyperlink>
     </w:p>
-    <w:bookmarkEnd w:id="96"/>
-    <w:bookmarkStart w:id="97" w:name="ref-Kertesz2018"/>
+    <w:bookmarkEnd w:id="98"/>
+    <w:bookmarkStart w:id="99" w:name="ref-Kertesz2018"/>
     <w:p>
       <w:pPr>
         <w:pStyle w:val="Bibliography"/>
@@ -12487,8 +12514,8 @@
         <w:t xml:space="preserve">(pp. 87–97). Springer.</w:t>
       </w:r>
     </w:p>
-    <w:bookmarkEnd w:id="97"/>
-    <w:bookmarkStart w:id="99" w:name="ref-Kevork2022"/>
+    <w:bookmarkEnd w:id="99"/>
+    <w:bookmarkStart w:id="101" w:name="ref-Kevork2022"/>
     <w:p>
       <w:pPr>
         <w:pStyle w:val="Bibliography"/>
@@ -12525,7 +12552,7 @@
       <w:r>
         <w:t xml:space="preserve"> </w:t>
       </w:r>
-      <w:hyperlink r:id="rId98">
+      <w:hyperlink r:id="rId100">
         <w:r>
           <w:rPr>
             <w:rStyle w:val="Hyperlink"/>
@@ -12534,8 +12561,8 @@
         </w:r>
       </w:hyperlink>
     </w:p>
-    <w:bookmarkEnd w:id="99"/>
-    <w:bookmarkStart w:id="101" w:name="ref-Krivitsky2023b"/>
+    <w:bookmarkEnd w:id="101"/>
+    <w:bookmarkStart w:id="103" w:name="ref-Krivitsky2023b"/>
     <w:p>
       <w:pPr>
         <w:pStyle w:val="Bibliography"/>
@@ -12572,7 +12599,7 @@
       <w:r>
         <w:t xml:space="preserve"> </w:t>
       </w:r>
-      <w:hyperlink r:id="rId100">
+      <w:hyperlink r:id="rId102">
         <w:r>
           <w:rPr>
             <w:rStyle w:val="Hyperlink"/>
@@ -12581,8 +12608,8 @@
         </w:r>
       </w:hyperlink>
     </w:p>
-    <w:bookmarkEnd w:id="101"/>
-    <w:bookmarkStart w:id="103" w:name="ref-Laverde2019"/>
+    <w:bookmarkEnd w:id="103"/>
+    <w:bookmarkStart w:id="105" w:name="ref-Laverde2019"/>
     <w:p>
       <w:pPr>
         <w:pStyle w:val="Bibliography"/>
@@ -12628,7 +12655,7 @@
       <w:r>
         <w:t xml:space="preserve"> </w:t>
       </w:r>
-      <w:hyperlink r:id="rId102">
+      <w:hyperlink r:id="rId104">
         <w:r>
           <w:rPr>
             <w:rStyle w:val="Hyperlink"/>
@@ -12637,8 +12664,8 @@
         </w:r>
       </w:hyperlink>
     </w:p>
-    <w:bookmarkEnd w:id="103"/>
-    <w:bookmarkStart w:id="104" w:name="ref-Luke2015"/>
+    <w:bookmarkEnd w:id="105"/>
+    <w:bookmarkStart w:id="106" w:name="ref-Luke2015"/>
     <w:p>
       <w:pPr>
         <w:pStyle w:val="Bibliography"/>
@@ -12660,8 +12687,8 @@
         <w:t xml:space="preserve">. Springer.</w:t>
       </w:r>
     </w:p>
-    <w:bookmarkEnd w:id="104"/>
-    <w:bookmarkStart w:id="105" w:name="ref-Lusher2013"/>
+    <w:bookmarkEnd w:id="106"/>
+    <w:bookmarkStart w:id="107" w:name="ref-Lusher2013"/>
     <w:p>
       <w:pPr>
         <w:pStyle w:val="Bibliography"/>
@@ -12683,8 +12710,8 @@
         <w:t xml:space="preserve">. Cambridge University Press.</w:t>
       </w:r>
     </w:p>
-    <w:bookmarkEnd w:id="105"/>
-    <w:bookmarkStart w:id="107" w:name="ref-Marchionni2019"/>
+    <w:bookmarkEnd w:id="107"/>
+    <w:bookmarkStart w:id="109" w:name="ref-Marchionni2019"/>
     <w:p>
       <w:pPr>
         <w:pStyle w:val="Bibliography"/>
@@ -12721,7 +12748,7 @@
       <w:r>
         <w:t xml:space="preserve"> </w:t>
       </w:r>
-      <w:hyperlink r:id="rId106">
+      <w:hyperlink r:id="rId108">
         <w:r>
           <w:rPr>
             <w:rStyle w:val="Hyperlink"/>
@@ -12730,8 +12757,8 @@
         </w:r>
       </w:hyperlink>
     </w:p>
-    <w:bookmarkEnd w:id="107"/>
-    <w:bookmarkStart w:id="109" w:name="ref-Martinez2015"/>
+    <w:bookmarkEnd w:id="109"/>
+    <w:bookmarkStart w:id="111" w:name="ref-Martinez2015"/>
     <w:p>
       <w:pPr>
         <w:pStyle w:val="Bibliography"/>
@@ -12777,7 +12804,7 @@
       <w:r>
         <w:t xml:space="preserve"> </w:t>
       </w:r>
-      <w:hyperlink r:id="rId108">
+      <w:hyperlink r:id="rId110">
         <w:r>
           <w:rPr>
             <w:rStyle w:val="Hyperlink"/>
@@ -12786,8 +12813,8 @@
         </w:r>
       </w:hyperlink>
     </w:p>
-    <w:bookmarkEnd w:id="109"/>
-    <w:bookmarkStart w:id="111" w:name="ref-Medina2019"/>
+    <w:bookmarkEnd w:id="111"/>
+    <w:bookmarkStart w:id="113" w:name="ref-Medina2019"/>
     <w:p>
       <w:pPr>
         <w:pStyle w:val="Bibliography"/>
@@ -12824,7 +12851,7 @@
       <w:r>
         <w:t xml:space="preserve"> </w:t>
       </w:r>
-      <w:hyperlink r:id="rId110">
+      <w:hyperlink r:id="rId112">
         <w:r>
           <w:rPr>
             <w:rStyle w:val="Hyperlink"/>
@@ -12833,8 +12860,8 @@
         </w:r>
       </w:hyperlink>
     </w:p>
-    <w:bookmarkEnd w:id="111"/>
-    <w:bookmarkStart w:id="113" w:name="ref-Mendoza2020"/>
+    <w:bookmarkEnd w:id="113"/>
+    <w:bookmarkStart w:id="115" w:name="ref-Mendoza2020"/>
     <w:p>
       <w:pPr>
         <w:pStyle w:val="Bibliography"/>
@@ -12880,7 +12907,7 @@
       <w:r>
         <w:t xml:space="preserve"> </w:t>
       </w:r>
-      <w:hyperlink r:id="rId112">
+      <w:hyperlink r:id="rId114">
         <w:r>
           <w:rPr>
             <w:rStyle w:val="Hyperlink"/>
@@ -12889,8 +12916,8 @@
         </w:r>
       </w:hyperlink>
     </w:p>
-    <w:bookmarkEnd w:id="113"/>
-    <w:bookmarkStart w:id="115" w:name="ref-Milian2018"/>
+    <w:bookmarkEnd w:id="115"/>
+    <w:bookmarkStart w:id="117" w:name="ref-Milian2018"/>
     <w:p>
       <w:pPr>
         <w:pStyle w:val="Bibliography"/>
@@ -12939,7 +12966,7 @@
       <w:r>
         <w:t xml:space="preserve"> </w:t>
       </w:r>
-      <w:hyperlink r:id="rId114">
+      <w:hyperlink r:id="rId116">
         <w:r>
           <w:rPr>
             <w:rStyle w:val="Hyperlink"/>
@@ -12948,8 +12975,8 @@
         </w:r>
       </w:hyperlink>
     </w:p>
-    <w:bookmarkEnd w:id="115"/>
-    <w:bookmarkStart w:id="117" w:name="ref-ONET2022"/>
+    <w:bookmarkEnd w:id="117"/>
+    <w:bookmarkStart w:id="119" w:name="ref-ONET2022"/>
     <w:p>
       <w:pPr>
         <w:pStyle w:val="Bibliography"/>
@@ -12973,7 +13000,7 @@
       <w:r>
         <w:t xml:space="preserve"> </w:t>
       </w:r>
-      <w:hyperlink r:id="rId116">
+      <w:hyperlink r:id="rId118">
         <w:r>
           <w:rPr>
             <w:rStyle w:val="Hyperlink"/>
@@ -12982,8 +13009,8 @@
         </w:r>
       </w:hyperlink>
     </w:p>
-    <w:bookmarkEnd w:id="117"/>
-    <w:bookmarkStart w:id="119" w:name="ref-Opsahl2013"/>
+    <w:bookmarkEnd w:id="119"/>
+    <w:bookmarkStart w:id="121" w:name="ref-Opsahl2013"/>
     <w:p>
       <w:pPr>
         <w:pStyle w:val="Bibliography"/>
@@ -13020,7 +13047,7 @@
       <w:r>
         <w:t xml:space="preserve"> </w:t>
       </w:r>
-      <w:hyperlink r:id="rId118">
+      <w:hyperlink r:id="rId120">
         <w:r>
           <w:rPr>
             <w:rStyle w:val="Hyperlink"/>
@@ -13029,8 +13056,8 @@
         </w:r>
       </w:hyperlink>
     </w:p>
-    <w:bookmarkEnd w:id="119"/>
-    <w:bookmarkStart w:id="120" w:name="ref-Panagakou2018"/>
+    <w:bookmarkEnd w:id="121"/>
+    <w:bookmarkStart w:id="122" w:name="ref-Panagakou2018"/>
     <w:p>
       <w:pPr>
         <w:pStyle w:val="Bibliography"/>
@@ -13064,8 +13091,8 @@
         <w:t xml:space="preserve">(pp. 71–85). Springer.</w:t>
       </w:r>
     </w:p>
-    <w:bookmarkEnd w:id="120"/>
-    <w:bookmarkStart w:id="121" w:name="ref-Peterson2001"/>
+    <w:bookmarkEnd w:id="122"/>
+    <w:bookmarkStart w:id="123" w:name="ref-Peterson2001"/>
     <w:p>
       <w:pPr>
         <w:pStyle w:val="Bibliography"/>
@@ -13109,8 +13136,8 @@
         <w:t xml:space="preserve">(2), 451–492.</w:t>
       </w:r>
     </w:p>
-    <w:bookmarkEnd w:id="121"/>
-    <w:bookmarkStart w:id="123" w:name="ref-pizarro2017"/>
+    <w:bookmarkEnd w:id="123"/>
+    <w:bookmarkStart w:id="125" w:name="ref-pizarro2017"/>
     <w:p>
       <w:pPr>
         <w:pStyle w:val="Bibliography"/>
@@ -13156,7 +13183,7 @@
       <w:r>
         <w:t xml:space="preserve"> </w:t>
       </w:r>
-      <w:hyperlink r:id="rId122">
+      <w:hyperlink r:id="rId124">
         <w:r>
           <w:rPr>
             <w:rStyle w:val="Hyperlink"/>
@@ -13165,8 +13192,8 @@
         </w:r>
       </w:hyperlink>
     </w:p>
-    <w:bookmarkEnd w:id="123"/>
-    <w:bookmarkStart w:id="124" w:name="ref-Porter2018"/>
+    <w:bookmarkEnd w:id="125"/>
+    <w:bookmarkStart w:id="126" w:name="ref-Porter2018"/>
     <w:p>
       <w:pPr>
         <w:pStyle w:val="Bibliography"/>
@@ -13200,8 +13227,8 @@
         <w:t xml:space="preserve">(pp. 3–44). Springer.</w:t>
       </w:r>
     </w:p>
-    <w:bookmarkEnd w:id="124"/>
-    <w:bookmarkStart w:id="125" w:name="ref-Sayama2018"/>
+    <w:bookmarkEnd w:id="126"/>
+    <w:bookmarkStart w:id="127" w:name="ref-Sayama2018"/>
     <w:p>
       <w:pPr>
         <w:pStyle w:val="Bibliography"/>
@@ -13226,8 +13253,8 @@
         <w:t xml:space="preserve">(pp. 101–116). Springer.</w:t>
       </w:r>
     </w:p>
-    <w:bookmarkEnd w:id="125"/>
-    <w:bookmarkStart w:id="126" w:name="ref-Scheerens2020"/>
+    <w:bookmarkEnd w:id="127"/>
+    <w:bookmarkStart w:id="128" w:name="ref-Scheerens2020"/>
     <w:p>
       <w:pPr>
         <w:pStyle w:val="Bibliography"/>
@@ -13249,8 +13276,8 @@
         <w:t xml:space="preserve">. Springer.</w:t>
       </w:r>
     </w:p>
-    <w:bookmarkEnd w:id="126"/>
-    <w:bookmarkStart w:id="128" w:name="ref-Torres2002"/>
+    <w:bookmarkEnd w:id="128"/>
+    <w:bookmarkStart w:id="130" w:name="ref-Torres2002"/>
     <w:p>
       <w:pPr>
         <w:pStyle w:val="Bibliography"/>
@@ -13296,7 +13323,7 @@
       <w:r>
         <w:t xml:space="preserve"> </w:t>
       </w:r>
-      <w:hyperlink r:id="rId127">
+      <w:hyperlink r:id="rId129">
         <w:r>
           <w:rPr>
             <w:rStyle w:val="Hyperlink"/>
@@ -13305,8 +13332,8 @@
         </w:r>
       </w:hyperlink>
     </w:p>
-    <w:bookmarkEnd w:id="128"/>
-    <w:bookmarkStart w:id="130" w:name="ref-Udartseva2024106"/>
+    <w:bookmarkEnd w:id="130"/>
+    <w:bookmarkStart w:id="132" w:name="ref-Udartseva2024106"/>
     <w:p>
       <w:pPr>
         <w:pStyle w:val="Bibliography"/>
@@ -13343,7 +13370,7 @@
       <w:r>
         <w:t xml:space="preserve"> </w:t>
       </w:r>
-      <w:hyperlink r:id="rId129">
+      <w:hyperlink r:id="rId131">
         <w:r>
           <w:rPr>
             <w:rStyle w:val="Hyperlink"/>
@@ -13352,8 +13379,8 @@
         </w:r>
       </w:hyperlink>
     </w:p>
-    <w:bookmarkEnd w:id="130"/>
-    <w:bookmarkStart w:id="132" w:name="ref-Vista2020"/>
+    <w:bookmarkEnd w:id="132"/>
+    <w:bookmarkStart w:id="134" w:name="ref-Vista2020"/>
     <w:p>
       <w:pPr>
         <w:pStyle w:val="Bibliography"/>
@@ -13399,7 +13426,7 @@
       <w:r>
         <w:t xml:space="preserve"> </w:t>
       </w:r>
-      <w:hyperlink r:id="rId131">
+      <w:hyperlink r:id="rId133">
         <w:r>
           <w:rPr>
             <w:rStyle w:val="Hyperlink"/>
@@ -13408,8 +13435,8 @@
         </w:r>
       </w:hyperlink>
     </w:p>
-    <w:bookmarkEnd w:id="132"/>
-    <w:bookmarkStart w:id="134" w:name="ref-Wang2013"/>
+    <w:bookmarkEnd w:id="134"/>
+    <w:bookmarkStart w:id="136" w:name="ref-Wang2013"/>
     <w:p>
       <w:pPr>
         <w:pStyle w:val="Bibliography"/>
@@ -13446,7 +13473,7 @@
       <w:r>
         <w:t xml:space="preserve"> </w:t>
       </w:r>
-      <w:hyperlink r:id="rId133">
+      <w:hyperlink r:id="rId135">
         <w:r>
           <w:rPr>
             <w:rStyle w:val="Hyperlink"/>
@@ -13455,8 +13482,8 @@
         </w:r>
       </w:hyperlink>
     </w:p>
-    <w:bookmarkEnd w:id="134"/>
-    <w:bookmarkStart w:id="136" w:name="ref-Wang2009"/>
+    <w:bookmarkEnd w:id="136"/>
+    <w:bookmarkStart w:id="138" w:name="ref-Wang2009"/>
     <w:p>
       <w:pPr>
         <w:pStyle w:val="Bibliography"/>
@@ -13493,7 +13520,7 @@
       <w:r>
         <w:t xml:space="preserve"> </w:t>
       </w:r>
-      <w:hyperlink r:id="rId135">
+      <w:hyperlink r:id="rId137">
         <w:r>
           <w:rPr>
             <w:rStyle w:val="Hyperlink"/>
@@ -13502,8 +13529,8 @@
         </w:r>
       </w:hyperlink>
     </w:p>
-    <w:bookmarkEnd w:id="136"/>
-    <w:bookmarkStart w:id="137" w:name="ref-Yin2009"/>
+    <w:bookmarkEnd w:id="138"/>
+    <w:bookmarkStart w:id="139" w:name="ref-Yin2009"/>
     <w:p>
       <w:pPr>
         <w:pStyle w:val="Bibliography"/>
@@ -13532,10 +13559,9 @@
         <w:t xml:space="preserve">. Sage.</w:t>
       </w:r>
     </w:p>
-    <w:bookmarkEnd w:id="137"/>
-    <w:bookmarkEnd w:id="138"/>
     <w:bookmarkEnd w:id="139"/>
     <w:bookmarkEnd w:id="140"/>
+    <w:bookmarkEnd w:id="141"/>
     <w:sectPr>
       <w:footnotePr>
         <w:numRestart w:val="eachSect"/>

--- a/OtroManuscrito.docx
+++ b/OtroManuscrito.docx
@@ -1364,7 +1364,16 @@
         </w:numPr>
       </w:pPr>
       <w:r>
-        <w:t xml:space="preserve">This question examines whether statistically significant differences exist in the ranking of basic skills among Latin American countries. We test for cross-national variation using inferential network models, based on the idea that educational systems change the skills they focus on depending on their missions and policies.</w:t>
+        <w:t xml:space="preserve">This question examines whether statistically significant differences exist in the ranking of basic skills among Latin American countries. We test for cross-national variation using inferential network models, based on the idea that educational systems change the skills they focus on depending on their missions and policies. To our knowledge, this research question remains neglected in previous works</w:t>
+      </w:r>
+      <w:r>
+        <w:t xml:space="preserve"> </w:t>
+      </w:r>
+      <w:r>
+        <w:t xml:space="preserve">(Aufiero et al., 2024; Gadár &amp; Abonyi, 2018; Garcia-Chitiva &amp; Correa, 2024)</w:t>
+      </w:r>
+      <w:r>
+        <w:t xml:space="preserve">.</w:t>
       </w:r>
     </w:p>
     <w:p>
@@ -11132,7 +11141,7 @@
     </w:p>
     <w:bookmarkEnd w:id="47"/>
     <w:bookmarkEnd w:id="48"/>
-    <w:bookmarkStart w:id="141" w:name="discussion-and-conclusion"/>
+    <w:bookmarkStart w:id="142" w:name="discussion-and-conclusion"/>
     <w:p>
       <w:pPr>
         <w:pStyle w:val="Heading1"/>
@@ -11146,10 +11155,99 @@
         <w:pStyle w:val="FirstParagraph"/>
       </w:pPr>
       <w:r>
-        <w:t xml:space="preserve">The relevance of basic skills in higher education is well established for several reasons. Not only they are foundational capacities that facilitate learning and accelerate knowledge acquisition, but they provide the structural basis for developing more specialized competencies across diverse domains and jobs. Our goal in this case study was to analyze the emphasis on basic skills in 3,155 postgraduate programs from 481 universities across nine Latin American nations. The importance of basic skills in higher education Even though basic skills have been studied from different conceptual perspectives and methodological frameworks, our case study provides several contributions by addressing three research questions.</w:t>
+        <w:t xml:space="preserve">Basic skills are essential in higher education. Not only they are foundational capacities that facilitate learning and accelerate knowledge acquisition, but they provide the structural basis for developing more specialized competencies across diverse domains and jobs. Our goal in this case study was to analyze the emphasis on basic skills in 3,155 postgraduate programs from 481 universities across nine Latin American nations. Our case study provides several contributions by addressing three research questions. We discuss the contributions of our work along with these research question immediately.</w:t>
       </w:r>
     </w:p>
-    <w:bookmarkStart w:id="140" w:name="refs"/>
+    <w:p>
+      <w:pPr>
+        <w:pStyle w:val="BodyText"/>
+      </w:pPr>
+      <w:r>
+        <w:t xml:space="preserve">In the first place, we ask how the emphasis on basic skills varies across Latin American nations. This research question addresses an empirical gap in the literature on science education. While previous research has primarily examined the relevance of basic skills within individual countries</w:t>
+      </w:r>
+      <w:r>
+        <w:t xml:space="preserve"> </w:t>
+      </w:r>
+      <w:r>
+        <w:t xml:space="preserve">(Gadár &amp; Abonyi, 2018; García-Chitiva &amp; Correa, 2024; Vista, 2020)</w:t>
+      </w:r>
+      <w:r>
+        <w:t xml:space="preserve">, cross-country comparisons remain limited. Our approach is a cross-case synthesis</w:t>
+      </w:r>
+      <w:r>
+        <w:t xml:space="preserve"> </w:t>
+      </w:r>
+      <w:r>
+        <w:t xml:space="preserve">(Yin, 2018)</w:t>
+      </w:r>
+      <w:r>
+        <w:t xml:space="preserve"> </w:t>
+      </w:r>
+      <w:r>
+        <w:t xml:space="preserve">that relies on bipartite network modeling to achieve this objective. To our knowledge, this constitutes the first study of its kind in the existing literature. Further studies can benefit from this case study by replicating our workflow, which paves the way for sampling other countries. To facilitate replication, we adhered to best practices in open science and reproducible research</w:t>
+      </w:r>
+      <w:r>
+        <w:t xml:space="preserve"> </w:t>
+      </w:r>
+      <w:r>
+        <w:t xml:space="preserve">(Gandrud, 2018)</w:t>
+      </w:r>
+      <w:r>
+        <w:t xml:space="preserve">. Accordingly, raw, pre-processed, and cleaned datasets, along with the computational code used for analysis, are available in a public GitHub repository.</w:t>
+      </w:r>
+    </w:p>
+    <w:p>
+      <w:pPr>
+        <w:pStyle w:val="BodyText"/>
+      </w:pPr>
+      <w:r>
+        <w:t xml:space="preserve">Our second research question examines the five most central basic skills within the Latin American academic offering. Conceptually, all basic skills hold equal importance in higher education. However, from an empirical perspective, analyzing their centrality provides a rigorous approach to identifying which skills are most prominent and which are less emphasized. Previous studies in Latin American countries have suggested that skills such as critical thinking and communication are less emphasized than others</w:t>
+      </w:r>
+      <w:r>
+        <w:t xml:space="preserve"> </w:t>
+      </w:r>
+      <w:r>
+        <w:t xml:space="preserve">(García-Chitiva &amp; Correa, 2024)</w:t>
+      </w:r>
+      <w:r>
+        <w:t xml:space="preserve">. From this perspective, our findings carry significant contextual implications for higher education institutions in the region. Specifically, we identified scientific reasoning (science), oral communication (speaking), reading comprehension, active listening, and learning strategies as the five most central basic skills. This emphasis occurs within an international context where Latin American universities contribute to a continuous outflow of scientists and professionals to developed countries, resulting in a strategic loss of human capital for emerging economies in the region</w:t>
+      </w:r>
+      <w:r>
+        <w:t xml:space="preserve"> </w:t>
+      </w:r>
+      <w:r>
+        <w:t xml:space="preserve">(Echeverría-King et al., 2022)</w:t>
+      </w:r>
+      <w:r>
+        <w:t xml:space="preserve">.</w:t>
+      </w:r>
+    </w:p>
+    <w:p>
+      <w:pPr>
+        <w:pStyle w:val="BodyText"/>
+      </w:pPr>
+      <w:r>
+        <w:t xml:space="preserve">Our third research question evaluates possible significant differences in the ranking of basic skills across Latin American countries. The idea that the ranking of basic skills can vary as a function of other covariates such as the program level (i.e., specialization, master’s, or doctorates) or the OECD membership holds important implications for higher education institutions in the region. Our results showed that master’s and doctorates are, indeed, important factors associated with basic skills learning. Here, it is important to remember that these type of programs represent an extension of formal education for professionals and as such implies a significant investment of time, money, and resources for professionals who pursue a graduate degree. Given the wide variety of graduate programs for professionals in the region, universities can benefit from our case study to identify possible ways to increase the added value of their academic offering. Our results also showed that the academic offering of OECD members works as another significant factor that connects basic skills with programs. Here, the inter-institutional cooperation between universities in the region can increase the education quality of their graduates by promoting international internships, shared research projects, and enjoy the benefits of job opportunities in the region.</w:t>
+      </w:r>
+    </w:p>
+    <w:p>
+      <w:pPr>
+        <w:pStyle w:val="BodyText"/>
+      </w:pPr>
+      <w:r>
+        <w:t xml:space="preserve">Our case study is not free of limitations. Given that our case study relies on quantitative analyses of texts, future studies can benefit from using large language models (LLMs) as an analytic resource that tackles the semantic value and orientation of program brochures towards basic skills training. The use of LLMs in combination with data sets such as those provided by O*NET is in an early stage</w:t>
+      </w:r>
+      <w:r>
+        <w:t xml:space="preserve"> </w:t>
+      </w:r>
+      <w:r>
+        <w:t xml:space="preserve">(Javadian Sabet et al., 2024)</w:t>
+      </w:r>
+      <w:r>
+        <w:t xml:space="preserve">.</w:t>
+      </w:r>
+    </w:p>
+    <w:bookmarkStart w:id="141" w:name="refs"/>
     <w:bookmarkStart w:id="50" w:name="ref-Aguillo2008"/>
     <w:p>
       <w:pPr>
@@ -12071,7 +12169,30 @@
       </w:hyperlink>
     </w:p>
     <w:bookmarkEnd w:id="83"/>
-    <w:bookmarkStart w:id="85" w:name="ref-garcia-chitiva2024"/>
+    <w:bookmarkStart w:id="84" w:name="ref-Gandrud2018"/>
+    <w:p>
+      <w:pPr>
+        <w:pStyle w:val="Bibliography"/>
+      </w:pPr>
+      <w:r>
+        <w:t xml:space="preserve">Gandrud, C. (2018).</w:t>
+      </w:r>
+      <w:r>
+        <w:t xml:space="preserve"> </w:t>
+      </w:r>
+      <w:r>
+        <w:rPr>
+          <w:i/>
+          <w:iCs/>
+        </w:rPr>
+        <w:t xml:space="preserve">Reproducible research with R and R studio</w:t>
+      </w:r>
+      <w:r>
+        <w:t xml:space="preserve">. Chapman; Hall/CRC.</w:t>
+      </w:r>
+    </w:p>
+    <w:bookmarkEnd w:id="84"/>
+    <w:bookmarkStart w:id="86" w:name="ref-garcia-chitiva2024"/>
     <w:p>
       <w:pPr>
         <w:pStyle w:val="Bibliography"/>
@@ -12108,54 +12229,7 @@
       <w:r>
         <w:t xml:space="preserve"> </w:t>
       </w:r>
-      <w:hyperlink r:id="rId84">
-        <w:r>
-          <w:rPr>
-            <w:rStyle w:val="Hyperlink"/>
-          </w:rPr>
-          <w:t xml:space="preserve">https://doi.org/10.1080/03075079.2023.2254799</w:t>
-        </w:r>
-      </w:hyperlink>
-    </w:p>
-    <w:bookmarkEnd w:id="85"/>
-    <w:bookmarkStart w:id="86" w:name="ref-Garciachitiva2024"/>
-    <w:p>
-      <w:pPr>
-        <w:pStyle w:val="Bibliography"/>
-      </w:pPr>
-      <w:r>
-        <w:t xml:space="preserve">García-Chitiva, M. d. P., &amp; Correa, J. C. (2024). Soft skills centrality in graduate studies offerings.</w:t>
-      </w:r>
-      <w:r>
-        <w:t xml:space="preserve"> </w:t>
-      </w:r>
-      <w:r>
-        <w:rPr>
-          <w:i/>
-          <w:iCs/>
-        </w:rPr>
-        <w:t xml:space="preserve">Studies in Higher Education</w:t>
-      </w:r>
-      <w:r>
-        <w:t xml:space="preserve">,</w:t>
-      </w:r>
-      <w:r>
-        <w:t xml:space="preserve"> </w:t>
-      </w:r>
-      <w:r>
-        <w:rPr>
-          <w:i/>
-          <w:iCs/>
-        </w:rPr>
-        <w:t xml:space="preserve">49</w:t>
-      </w:r>
-      <w:r>
-        <w:t xml:space="preserve">(6), 956–980.</w:t>
-      </w:r>
-      <w:r>
-        <w:t xml:space="preserve"> </w:t>
-      </w:r>
-      <w:hyperlink r:id="rId84">
+      <w:hyperlink r:id="rId85">
         <w:r>
           <w:rPr>
             <w:rStyle w:val="Hyperlink"/>
@@ -12165,7 +12239,54 @@
       </w:hyperlink>
     </w:p>
     <w:bookmarkEnd w:id="86"/>
-    <w:bookmarkStart w:id="88" w:name="ref-Garcia-Chitiva2025"/>
+    <w:bookmarkStart w:id="87" w:name="ref-Garciachitiva2024"/>
+    <w:p>
+      <w:pPr>
+        <w:pStyle w:val="Bibliography"/>
+      </w:pPr>
+      <w:r>
+        <w:t xml:space="preserve">García-Chitiva, M. d. P., &amp; Correa, J. C. (2024). Soft skills centrality in graduate studies offerings.</w:t>
+      </w:r>
+      <w:r>
+        <w:t xml:space="preserve"> </w:t>
+      </w:r>
+      <w:r>
+        <w:rPr>
+          <w:i/>
+          <w:iCs/>
+        </w:rPr>
+        <w:t xml:space="preserve">Studies in Higher Education</w:t>
+      </w:r>
+      <w:r>
+        <w:t xml:space="preserve">,</w:t>
+      </w:r>
+      <w:r>
+        <w:t xml:space="preserve"> </w:t>
+      </w:r>
+      <w:r>
+        <w:rPr>
+          <w:i/>
+          <w:iCs/>
+        </w:rPr>
+        <w:t xml:space="preserve">49</w:t>
+      </w:r>
+      <w:r>
+        <w:t xml:space="preserve">(6), 956–980.</w:t>
+      </w:r>
+      <w:r>
+        <w:t xml:space="preserve"> </w:t>
+      </w:r>
+      <w:hyperlink r:id="rId85">
+        <w:r>
+          <w:rPr>
+            <w:rStyle w:val="Hyperlink"/>
+          </w:rPr>
+          <w:t xml:space="preserve">https://doi.org/10.1080/03075079.2023.2254799</w:t>
+        </w:r>
+      </w:hyperlink>
+    </w:p>
+    <w:bookmarkEnd w:id="87"/>
+    <w:bookmarkStart w:id="89" w:name="ref-Garcia-Chitiva2025"/>
     <w:p>
       <w:pPr>
         <w:pStyle w:val="Bibliography"/>
@@ -12202,7 +12323,7 @@
       <w:r>
         <w:t xml:space="preserve"> </w:t>
       </w:r>
-      <w:hyperlink r:id="rId87">
+      <w:hyperlink r:id="rId88">
         <w:r>
           <w:rPr>
             <w:rStyle w:val="Hyperlink"/>
@@ -12211,8 +12332,8 @@
         </w:r>
       </w:hyperlink>
     </w:p>
-    <w:bookmarkEnd w:id="88"/>
-    <w:bookmarkStart w:id="89" w:name="ref-Gera2018"/>
+    <w:bookmarkEnd w:id="89"/>
+    <w:bookmarkStart w:id="90" w:name="ref-Gera2018"/>
     <w:p>
       <w:pPr>
         <w:pStyle w:val="Bibliography"/>
@@ -12246,8 +12367,8 @@
         <w:t xml:space="preserve">(pp. 23–44). Springer.</w:t>
       </w:r>
     </w:p>
-    <w:bookmarkEnd w:id="89"/>
-    <w:bookmarkStart w:id="91" w:name="ref-Guzman2013"/>
+    <w:bookmarkEnd w:id="90"/>
+    <w:bookmarkStart w:id="92" w:name="ref-Guzman2013"/>
     <w:p>
       <w:pPr>
         <w:pStyle w:val="Bibliography"/>
@@ -12284,7 +12405,7 @@
       <w:r>
         <w:t xml:space="preserve"> </w:t>
       </w:r>
-      <w:hyperlink r:id="rId90">
+      <w:hyperlink r:id="rId91">
         <w:r>
           <w:rPr>
             <w:rStyle w:val="Hyperlink"/>
@@ -12293,8 +12414,8 @@
         </w:r>
       </w:hyperlink>
     </w:p>
-    <w:bookmarkEnd w:id="91"/>
-    <w:bookmarkStart w:id="93" w:name="ref-Guzman2023"/>
+    <w:bookmarkEnd w:id="92"/>
+    <w:bookmarkStart w:id="94" w:name="ref-Guzman2023"/>
     <w:p>
       <w:pPr>
         <w:pStyle w:val="Bibliography"/>
@@ -12340,7 +12461,7 @@
       <w:r>
         <w:t xml:space="preserve"> </w:t>
       </w:r>
-      <w:hyperlink r:id="rId92">
+      <w:hyperlink r:id="rId93">
         <w:r>
           <w:rPr>
             <w:rStyle w:val="Hyperlink"/>
@@ -12349,8 +12470,8 @@
         </w:r>
       </w:hyperlink>
     </w:p>
-    <w:bookmarkEnd w:id="93"/>
-    <w:bookmarkStart w:id="95" w:name="ref-Hidalgo2009"/>
+    <w:bookmarkEnd w:id="94"/>
+    <w:bookmarkStart w:id="96" w:name="ref-Hidalgo2009"/>
     <w:p>
       <w:pPr>
         <w:pStyle w:val="Bibliography"/>
@@ -12387,7 +12508,7 @@
       <w:r>
         <w:t xml:space="preserve"> </w:t>
       </w:r>
-      <w:hyperlink r:id="rId94">
+      <w:hyperlink r:id="rId95">
         <w:r>
           <w:rPr>
             <w:rStyle w:val="Hyperlink"/>
@@ -12396,8 +12517,8 @@
         </w:r>
       </w:hyperlink>
     </w:p>
-    <w:bookmarkEnd w:id="95"/>
-    <w:bookmarkStart w:id="96" w:name="ref-Hite2001"/>
+    <w:bookmarkEnd w:id="96"/>
+    <w:bookmarkStart w:id="97" w:name="ref-Hite2001"/>
     <w:p>
       <w:pPr>
         <w:pStyle w:val="Bibliography"/>
@@ -12432,8 +12553,8 @@
         <w:t xml:space="preserve">(1), 26–55.</w:t>
       </w:r>
     </w:p>
-    <w:bookmarkEnd w:id="96"/>
-    <w:bookmarkStart w:id="98" w:name="ref-Javadian2024"/>
+    <w:bookmarkEnd w:id="97"/>
+    <w:bookmarkStart w:id="99" w:name="ref-Javadian2024"/>
     <w:p>
       <w:pPr>
         <w:pStyle w:val="Bibliography"/>
@@ -12470,7 +12591,7 @@
       <w:r>
         <w:t xml:space="preserve"> </w:t>
       </w:r>
-      <w:hyperlink r:id="rId97">
+      <w:hyperlink r:id="rId98">
         <w:r>
           <w:rPr>
             <w:rStyle w:val="Hyperlink"/>
@@ -12479,8 +12600,8 @@
         </w:r>
       </w:hyperlink>
     </w:p>
-    <w:bookmarkEnd w:id="98"/>
-    <w:bookmarkStart w:id="99" w:name="ref-Kertesz2018"/>
+    <w:bookmarkEnd w:id="99"/>
+    <w:bookmarkStart w:id="100" w:name="ref-Kertesz2018"/>
     <w:p>
       <w:pPr>
         <w:pStyle w:val="Bibliography"/>
@@ -12514,8 +12635,8 @@
         <w:t xml:space="preserve">(pp. 87–97). Springer.</w:t>
       </w:r>
     </w:p>
-    <w:bookmarkEnd w:id="99"/>
-    <w:bookmarkStart w:id="101" w:name="ref-Kevork2022"/>
+    <w:bookmarkEnd w:id="100"/>
+    <w:bookmarkStart w:id="102" w:name="ref-Kevork2022"/>
     <w:p>
       <w:pPr>
         <w:pStyle w:val="Bibliography"/>
@@ -12552,7 +12673,7 @@
       <w:r>
         <w:t xml:space="preserve"> </w:t>
       </w:r>
-      <w:hyperlink r:id="rId100">
+      <w:hyperlink r:id="rId101">
         <w:r>
           <w:rPr>
             <w:rStyle w:val="Hyperlink"/>
@@ -12561,8 +12682,8 @@
         </w:r>
       </w:hyperlink>
     </w:p>
-    <w:bookmarkEnd w:id="101"/>
-    <w:bookmarkStart w:id="103" w:name="ref-Krivitsky2023b"/>
+    <w:bookmarkEnd w:id="102"/>
+    <w:bookmarkStart w:id="104" w:name="ref-Krivitsky2023b"/>
     <w:p>
       <w:pPr>
         <w:pStyle w:val="Bibliography"/>
@@ -12599,7 +12720,7 @@
       <w:r>
         <w:t xml:space="preserve"> </w:t>
       </w:r>
-      <w:hyperlink r:id="rId102">
+      <w:hyperlink r:id="rId103">
         <w:r>
           <w:rPr>
             <w:rStyle w:val="Hyperlink"/>
@@ -12608,8 +12729,8 @@
         </w:r>
       </w:hyperlink>
     </w:p>
-    <w:bookmarkEnd w:id="103"/>
-    <w:bookmarkStart w:id="105" w:name="ref-Laverde2019"/>
+    <w:bookmarkEnd w:id="104"/>
+    <w:bookmarkStart w:id="106" w:name="ref-Laverde2019"/>
     <w:p>
       <w:pPr>
         <w:pStyle w:val="Bibliography"/>
@@ -12655,7 +12776,7 @@
       <w:r>
         <w:t xml:space="preserve"> </w:t>
       </w:r>
-      <w:hyperlink r:id="rId104">
+      <w:hyperlink r:id="rId105">
         <w:r>
           <w:rPr>
             <w:rStyle w:val="Hyperlink"/>
@@ -12664,8 +12785,8 @@
         </w:r>
       </w:hyperlink>
     </w:p>
-    <w:bookmarkEnd w:id="105"/>
-    <w:bookmarkStart w:id="106" w:name="ref-Luke2015"/>
+    <w:bookmarkEnd w:id="106"/>
+    <w:bookmarkStart w:id="107" w:name="ref-Luke2015"/>
     <w:p>
       <w:pPr>
         <w:pStyle w:val="Bibliography"/>
@@ -12687,8 +12808,8 @@
         <w:t xml:space="preserve">. Springer.</w:t>
       </w:r>
     </w:p>
-    <w:bookmarkEnd w:id="106"/>
-    <w:bookmarkStart w:id="107" w:name="ref-Lusher2013"/>
+    <w:bookmarkEnd w:id="107"/>
+    <w:bookmarkStart w:id="108" w:name="ref-Lusher2013"/>
     <w:p>
       <w:pPr>
         <w:pStyle w:val="Bibliography"/>
@@ -12710,8 +12831,8 @@
         <w:t xml:space="preserve">. Cambridge University Press.</w:t>
       </w:r>
     </w:p>
-    <w:bookmarkEnd w:id="107"/>
-    <w:bookmarkStart w:id="109" w:name="ref-Marchionni2019"/>
+    <w:bookmarkEnd w:id="108"/>
+    <w:bookmarkStart w:id="110" w:name="ref-Marchionni2019"/>
     <w:p>
       <w:pPr>
         <w:pStyle w:val="Bibliography"/>
@@ -12748,7 +12869,7 @@
       <w:r>
         <w:t xml:space="preserve"> </w:t>
       </w:r>
-      <w:hyperlink r:id="rId108">
+      <w:hyperlink r:id="rId109">
         <w:r>
           <w:rPr>
             <w:rStyle w:val="Hyperlink"/>
@@ -12757,8 +12878,8 @@
         </w:r>
       </w:hyperlink>
     </w:p>
-    <w:bookmarkEnd w:id="109"/>
-    <w:bookmarkStart w:id="111" w:name="ref-Martinez2015"/>
+    <w:bookmarkEnd w:id="110"/>
+    <w:bookmarkStart w:id="112" w:name="ref-Martinez2015"/>
     <w:p>
       <w:pPr>
         <w:pStyle w:val="Bibliography"/>
@@ -12804,7 +12925,7 @@
       <w:r>
         <w:t xml:space="preserve"> </w:t>
       </w:r>
-      <w:hyperlink r:id="rId110">
+      <w:hyperlink r:id="rId111">
         <w:r>
           <w:rPr>
             <w:rStyle w:val="Hyperlink"/>
@@ -12813,8 +12934,8 @@
         </w:r>
       </w:hyperlink>
     </w:p>
-    <w:bookmarkEnd w:id="111"/>
-    <w:bookmarkStart w:id="113" w:name="ref-Medina2019"/>
+    <w:bookmarkEnd w:id="112"/>
+    <w:bookmarkStart w:id="114" w:name="ref-Medina2019"/>
     <w:p>
       <w:pPr>
         <w:pStyle w:val="Bibliography"/>
@@ -12851,7 +12972,7 @@
       <w:r>
         <w:t xml:space="preserve"> </w:t>
       </w:r>
-      <w:hyperlink r:id="rId112">
+      <w:hyperlink r:id="rId113">
         <w:r>
           <w:rPr>
             <w:rStyle w:val="Hyperlink"/>
@@ -12860,8 +12981,8 @@
         </w:r>
       </w:hyperlink>
     </w:p>
-    <w:bookmarkEnd w:id="113"/>
-    <w:bookmarkStart w:id="115" w:name="ref-Mendoza2020"/>
+    <w:bookmarkEnd w:id="114"/>
+    <w:bookmarkStart w:id="116" w:name="ref-Mendoza2020"/>
     <w:p>
       <w:pPr>
         <w:pStyle w:val="Bibliography"/>
@@ -12907,7 +13028,7 @@
       <w:r>
         <w:t xml:space="preserve"> </w:t>
       </w:r>
-      <w:hyperlink r:id="rId114">
+      <w:hyperlink r:id="rId115">
         <w:r>
           <w:rPr>
             <w:rStyle w:val="Hyperlink"/>
@@ -12916,8 +13037,8 @@
         </w:r>
       </w:hyperlink>
     </w:p>
-    <w:bookmarkEnd w:id="115"/>
-    <w:bookmarkStart w:id="117" w:name="ref-Milian2018"/>
+    <w:bookmarkEnd w:id="116"/>
+    <w:bookmarkStart w:id="118" w:name="ref-Milian2018"/>
     <w:p>
       <w:pPr>
         <w:pStyle w:val="Bibliography"/>
@@ -12966,7 +13087,7 @@
       <w:r>
         <w:t xml:space="preserve"> </w:t>
       </w:r>
-      <w:hyperlink r:id="rId116">
+      <w:hyperlink r:id="rId117">
         <w:r>
           <w:rPr>
             <w:rStyle w:val="Hyperlink"/>
@@ -12975,8 +13096,8 @@
         </w:r>
       </w:hyperlink>
     </w:p>
-    <w:bookmarkEnd w:id="117"/>
-    <w:bookmarkStart w:id="119" w:name="ref-ONET2022"/>
+    <w:bookmarkEnd w:id="118"/>
+    <w:bookmarkStart w:id="120" w:name="ref-ONET2022"/>
     <w:p>
       <w:pPr>
         <w:pStyle w:val="Bibliography"/>
@@ -13000,7 +13121,7 @@
       <w:r>
         <w:t xml:space="preserve"> </w:t>
       </w:r>
-      <w:hyperlink r:id="rId118">
+      <w:hyperlink r:id="rId119">
         <w:r>
           <w:rPr>
             <w:rStyle w:val="Hyperlink"/>
@@ -13009,8 +13130,8 @@
         </w:r>
       </w:hyperlink>
     </w:p>
-    <w:bookmarkEnd w:id="119"/>
-    <w:bookmarkStart w:id="121" w:name="ref-Opsahl2013"/>
+    <w:bookmarkEnd w:id="120"/>
+    <w:bookmarkStart w:id="122" w:name="ref-Opsahl2013"/>
     <w:p>
       <w:pPr>
         <w:pStyle w:val="Bibliography"/>
@@ -13047,7 +13168,7 @@
       <w:r>
         <w:t xml:space="preserve"> </w:t>
       </w:r>
-      <w:hyperlink r:id="rId120">
+      <w:hyperlink r:id="rId121">
         <w:r>
           <w:rPr>
             <w:rStyle w:val="Hyperlink"/>
@@ -13056,8 +13177,8 @@
         </w:r>
       </w:hyperlink>
     </w:p>
-    <w:bookmarkEnd w:id="121"/>
-    <w:bookmarkStart w:id="122" w:name="ref-Panagakou2018"/>
+    <w:bookmarkEnd w:id="122"/>
+    <w:bookmarkStart w:id="123" w:name="ref-Panagakou2018"/>
     <w:p>
       <w:pPr>
         <w:pStyle w:val="Bibliography"/>
@@ -13091,8 +13212,8 @@
         <w:t xml:space="preserve">(pp. 71–85). Springer.</w:t>
       </w:r>
     </w:p>
-    <w:bookmarkEnd w:id="122"/>
-    <w:bookmarkStart w:id="123" w:name="ref-Peterson2001"/>
+    <w:bookmarkEnd w:id="123"/>
+    <w:bookmarkStart w:id="124" w:name="ref-Peterson2001"/>
     <w:p>
       <w:pPr>
         <w:pStyle w:val="Bibliography"/>
@@ -13136,8 +13257,8 @@
         <w:t xml:space="preserve">(2), 451–492.</w:t>
       </w:r>
     </w:p>
-    <w:bookmarkEnd w:id="123"/>
-    <w:bookmarkStart w:id="125" w:name="ref-pizarro2017"/>
+    <w:bookmarkEnd w:id="124"/>
+    <w:bookmarkStart w:id="126" w:name="ref-pizarro2017"/>
     <w:p>
       <w:pPr>
         <w:pStyle w:val="Bibliography"/>
@@ -13183,7 +13304,7 @@
       <w:r>
         <w:t xml:space="preserve"> </w:t>
       </w:r>
-      <w:hyperlink r:id="rId124">
+      <w:hyperlink r:id="rId125">
         <w:r>
           <w:rPr>
             <w:rStyle w:val="Hyperlink"/>
@@ -13192,8 +13313,8 @@
         </w:r>
       </w:hyperlink>
     </w:p>
-    <w:bookmarkEnd w:id="125"/>
-    <w:bookmarkStart w:id="126" w:name="ref-Porter2018"/>
+    <w:bookmarkEnd w:id="126"/>
+    <w:bookmarkStart w:id="127" w:name="ref-Porter2018"/>
     <w:p>
       <w:pPr>
         <w:pStyle w:val="Bibliography"/>
@@ -13227,8 +13348,8 @@
         <w:t xml:space="preserve">(pp. 3–44). Springer.</w:t>
       </w:r>
     </w:p>
-    <w:bookmarkEnd w:id="126"/>
-    <w:bookmarkStart w:id="127" w:name="ref-Sayama2018"/>
+    <w:bookmarkEnd w:id="127"/>
+    <w:bookmarkStart w:id="128" w:name="ref-Sayama2018"/>
     <w:p>
       <w:pPr>
         <w:pStyle w:val="Bibliography"/>
@@ -13253,8 +13374,8 @@
         <w:t xml:space="preserve">(pp. 101–116). Springer.</w:t>
       </w:r>
     </w:p>
-    <w:bookmarkEnd w:id="127"/>
-    <w:bookmarkStart w:id="128" w:name="ref-Scheerens2020"/>
+    <w:bookmarkEnd w:id="128"/>
+    <w:bookmarkStart w:id="129" w:name="ref-Scheerens2020"/>
     <w:p>
       <w:pPr>
         <w:pStyle w:val="Bibliography"/>
@@ -13276,8 +13397,8 @@
         <w:t xml:space="preserve">. Springer.</w:t>
       </w:r>
     </w:p>
-    <w:bookmarkEnd w:id="128"/>
-    <w:bookmarkStart w:id="130" w:name="ref-Torres2002"/>
+    <w:bookmarkEnd w:id="129"/>
+    <w:bookmarkStart w:id="131" w:name="ref-Torres2002"/>
     <w:p>
       <w:pPr>
         <w:pStyle w:val="Bibliography"/>
@@ -13323,7 +13444,7 @@
       <w:r>
         <w:t xml:space="preserve"> </w:t>
       </w:r>
-      <w:hyperlink r:id="rId129">
+      <w:hyperlink r:id="rId130">
         <w:r>
           <w:rPr>
             <w:rStyle w:val="Hyperlink"/>
@@ -13332,8 +13453,8 @@
         </w:r>
       </w:hyperlink>
     </w:p>
-    <w:bookmarkEnd w:id="130"/>
-    <w:bookmarkStart w:id="132" w:name="ref-Udartseva2024106"/>
+    <w:bookmarkEnd w:id="131"/>
+    <w:bookmarkStart w:id="133" w:name="ref-Udartseva2024106"/>
     <w:p>
       <w:pPr>
         <w:pStyle w:val="Bibliography"/>
@@ -13370,7 +13491,7 @@
       <w:r>
         <w:t xml:space="preserve"> </w:t>
       </w:r>
-      <w:hyperlink r:id="rId131">
+      <w:hyperlink r:id="rId132">
         <w:r>
           <w:rPr>
             <w:rStyle w:val="Hyperlink"/>
@@ -13379,8 +13500,8 @@
         </w:r>
       </w:hyperlink>
     </w:p>
-    <w:bookmarkEnd w:id="132"/>
-    <w:bookmarkStart w:id="134" w:name="ref-Vista2020"/>
+    <w:bookmarkEnd w:id="133"/>
+    <w:bookmarkStart w:id="135" w:name="ref-Vista2020"/>
     <w:p>
       <w:pPr>
         <w:pStyle w:val="Bibliography"/>
@@ -13426,7 +13547,7 @@
       <w:r>
         <w:t xml:space="preserve"> </w:t>
       </w:r>
-      <w:hyperlink r:id="rId133">
+      <w:hyperlink r:id="rId134">
         <w:r>
           <w:rPr>
             <w:rStyle w:val="Hyperlink"/>
@@ -13435,8 +13556,8 @@
         </w:r>
       </w:hyperlink>
     </w:p>
-    <w:bookmarkEnd w:id="134"/>
-    <w:bookmarkStart w:id="136" w:name="ref-Wang2013"/>
+    <w:bookmarkEnd w:id="135"/>
+    <w:bookmarkStart w:id="137" w:name="ref-Wang2013"/>
     <w:p>
       <w:pPr>
         <w:pStyle w:val="Bibliography"/>
@@ -13473,7 +13594,7 @@
       <w:r>
         <w:t xml:space="preserve"> </w:t>
       </w:r>
-      <w:hyperlink r:id="rId135">
+      <w:hyperlink r:id="rId136">
         <w:r>
           <w:rPr>
             <w:rStyle w:val="Hyperlink"/>
@@ -13482,8 +13603,8 @@
         </w:r>
       </w:hyperlink>
     </w:p>
-    <w:bookmarkEnd w:id="136"/>
-    <w:bookmarkStart w:id="138" w:name="ref-Wang2009"/>
+    <w:bookmarkEnd w:id="137"/>
+    <w:bookmarkStart w:id="139" w:name="ref-Wang2009"/>
     <w:p>
       <w:pPr>
         <w:pStyle w:val="Bibliography"/>
@@ -13520,7 +13641,7 @@
       <w:r>
         <w:t xml:space="preserve"> </w:t>
       </w:r>
-      <w:hyperlink r:id="rId137">
+      <w:hyperlink r:id="rId138">
         <w:r>
           <w:rPr>
             <w:rStyle w:val="Hyperlink"/>
@@ -13529,8 +13650,8 @@
         </w:r>
       </w:hyperlink>
     </w:p>
-    <w:bookmarkEnd w:id="138"/>
-    <w:bookmarkStart w:id="139" w:name="ref-Yin2009"/>
+    <w:bookmarkEnd w:id="139"/>
+    <w:bookmarkStart w:id="140" w:name="ref-Yin2009"/>
     <w:p>
       <w:pPr>
         <w:pStyle w:val="Bibliography"/>
@@ -13559,9 +13680,9 @@
         <w:t xml:space="preserve">. Sage.</w:t>
       </w:r>
     </w:p>
-    <w:bookmarkEnd w:id="139"/>
     <w:bookmarkEnd w:id="140"/>
     <w:bookmarkEnd w:id="141"/>
+    <w:bookmarkEnd w:id="142"/>
     <w:sectPr>
       <w:footnotePr>
         <w:numRestart w:val="eachSect"/>
